--- a/ai/docs/Persona_Intake_시험지.docx
+++ b/ai/docs/Persona_Intake_시험지.docx
@@ -220,7 +220,18 @@
           <w:color w:val="6E6E6E"/>
           <w:sz w:val="17"/>
         </w:rPr>
-        <w:t>예: 할머니 / 엄마 / 아빠 / 여보 / (이름) · 본인 페르소나면 건너뜁니다</w:t>
+        <w:t>예: 할머니 / 엄마 / 아빠 / 여보 / (이름)</w:t>
+      </w:r>
+      <w:r>
+        <w:br/>
+      </w:r>
+      <w:r>
+        <w:rPr>
+          <w:b w:val="0"/>
+          <w:color w:val="6E6E6E"/>
+          <w:sz w:val="17"/>
+        </w:rPr>
+        <w:t>본인 페르소나면 건너뜁니다</w:t>
       </w:r>
     </w:p>
     <w:p>
@@ -345,7 +356,18 @@
           <w:color w:val="6E6E6E"/>
           <w:sz w:val="17"/>
         </w:rPr>
-        <w:t>예: "2015년쯤" / "분당 살던 말년" / "칠순 무렵" · 돌아가신 경우 "지금 이 모습"은 고를 수 없어요</w:t>
+        <w:t>예: "2015년쯤" / "분당 살던 말년" / "칠순 무렵"</w:t>
+      </w:r>
+      <w:r>
+        <w:br/>
+      </w:r>
+      <w:r>
+        <w:rPr>
+          <w:b w:val="0"/>
+          <w:color w:val="6E6E6E"/>
+          <w:sz w:val="17"/>
+        </w:rPr>
+        <w:t>돌아가신 경우 "지금 이 모습"은 고를 수 없어요</w:t>
       </w:r>
     </w:p>
     <w:p>
@@ -467,7 +489,18 @@
           <w:color w:val="6E6E6E"/>
           <w:sz w:val="17"/>
         </w:rPr>
-        <w:t>예: 준혁이 / 우리 딸 / 종서야 / ○○님 · 나를 부르는 호칭 하나만</w:t>
+        <w:t>예: 준혁이 / 우리 딸 / 종서야 / ○○님</w:t>
+      </w:r>
+      <w:r>
+        <w:br/>
+      </w:r>
+      <w:r>
+        <w:rPr>
+          <w:b w:val="0"/>
+          <w:color w:val="6E6E6E"/>
+          <w:sz w:val="17"/>
+        </w:rPr>
+        <w:t>나를 부르는 호칭 하나만 적어주세요</w:t>
       </w:r>
     </w:p>
     <w:p>
@@ -1956,7 +1989,18 @@
           <w:color w:val="6E6E6E"/>
           <w:sz w:val="17"/>
         </w:rPr>
-        <w:t>시·군 단위로. 정확한 날짜는 선택</w:t>
+        <w:t>가이드: 고향은 시·군 단위로</w:t>
+      </w:r>
+      <w:r>
+        <w:br/>
+      </w:r>
+      <w:r>
+        <w:rPr>
+          <w:b w:val="0"/>
+          <w:color w:val="6E6E6E"/>
+          <w:sz w:val="17"/>
+        </w:rPr>
+        <w:t>정확한 날짜는 선택이에요</w:t>
       </w:r>
     </w:p>
     <w:p>
@@ -2118,7 +2162,18 @@
           <w:color w:val="6E6E6E"/>
           <w:sz w:val="17"/>
         </w:rPr>
-        <w:t>모르는 연도는 비우고 "모름"에 체크. 메모 예: "아빠가 자란 곳"</w:t>
+        <w:t>예: 메모에 "아빠가 자란 곳"</w:t>
+      </w:r>
+      <w:r>
+        <w:br/>
+      </w:r>
+      <w:r>
+        <w:rPr>
+          <w:b w:val="0"/>
+          <w:color w:val="6E6E6E"/>
+          <w:sz w:val="17"/>
+        </w:rPr>
+        <w:t>모르는 연도는 비우고 "모름"에 체크해주세요</w:t>
       </w:r>
     </w:p>
     <w:tbl>
@@ -3174,7 +3229,18 @@
           <w:color w:val="6E6E6E"/>
           <w:sz w:val="17"/>
         </w:rPr>
-        <w:t>실제 그대로. 예: "준혁이니?"</w:t>
+        <w:t>예: "준혁이니?"</w:t>
+      </w:r>
+      <w:r>
+        <w:br/>
+      </w:r>
+      <w:r>
+        <w:rPr>
+          <w:b w:val="0"/>
+          <w:color w:val="6E6E6E"/>
+          <w:sz w:val="17"/>
+        </w:rPr>
+        <w:t>실제 하시던 말 그대로 적어주세요</w:t>
       </w:r>
     </w:p>
     <w:p>
@@ -3849,7 +3915,18 @@
           <w:color w:val="6E6E6E"/>
           <w:sz w:val="17"/>
         </w:rPr>
-        <w:t>예: "가족 화목" / "정직" · 단어나 구 단위로</w:t>
+        <w:t>예: "가족 화목" / "정직"</w:t>
+      </w:r>
+      <w:r>
+        <w:br/>
+      </w:r>
+      <w:r>
+        <w:rPr>
+          <w:b w:val="0"/>
+          <w:color w:val="6E6E6E"/>
+          <w:sz w:val="17"/>
+        </w:rPr>
+        <w:t>단어나 구 단위로 적어주세요</w:t>
       </w:r>
     </w:p>
     <w:p>
@@ -4871,7 +4948,18 @@
           <w:color w:val="6E6E6E"/>
           <w:sz w:val="17"/>
         </w:rPr>
-        <w:t>한 줄에 하나씩. 나열하지 말아주세요</w:t>
+        <w:t>가이드: 한 줄에 음식 하나씩</w:t>
+      </w:r>
+      <w:r>
+        <w:br/>
+      </w:r>
+      <w:r>
+        <w:rPr>
+          <w:b w:val="0"/>
+          <w:color w:val="6E6E6E"/>
+          <w:sz w:val="17"/>
+        </w:rPr>
+        <w:t>한 칸에 여러 개를 나열하지 말아주세요</w:t>
       </w:r>
     </w:p>
     <w:tbl>
@@ -6013,7 +6101,18 @@
           <w:color w:val="6E6E6E"/>
           <w:sz w:val="17"/>
         </w:rPr>
-        <w:t>식사·휴식·병원 권유까지만. 약이나 치료 조언은 하지 않아요</w:t>
+        <w:t>식사·휴식·병원 권유까지만 적어주세요</w:t>
+      </w:r>
+      <w:r>
+        <w:br/>
+      </w:r>
+      <w:r>
+        <w:rPr>
+          <w:b w:val="0"/>
+          <w:color w:val="6E6E6E"/>
+          <w:sz w:val="17"/>
+        </w:rPr>
+        <w:t>약이나 치료에 대한 조언은 하지 않아요</w:t>
       </w:r>
     </w:p>
     <w:p>
@@ -6252,7 +6351,18 @@
           <w:color w:val="6E6E6E"/>
           <w:sz w:val="17"/>
         </w:rPr>
-        <w:t>예: "그건 내가 잘 모르겠구나" · "기억 안 나" 계열은 쓸 수 없어요</w:t>
+        <w:t>예: "그건 내가 잘 모르겠구나"</w:t>
+      </w:r>
+      <w:r>
+        <w:br/>
+      </w:r>
+      <w:r>
+        <w:rPr>
+          <w:b w:val="0"/>
+          <w:color w:val="6E6E6E"/>
+          <w:sz w:val="17"/>
+        </w:rPr>
+        <w:t>"기억 안 나" 계열은 쓸 수 없어요</w:t>
       </w:r>
     </w:p>
     <w:p>

--- a/ai/docs/Persona_Intake_시험지.docx
+++ b/ai/docs/Persona_Intake_시험지.docx
@@ -138,7 +138,7 @@
           <w:color w:val="6E6E6E"/>
           <w:sz w:val="17"/>
         </w:rPr>
-        <w:t>"손자"처럼 나 → 그분 방향으로는 적지 않아요. 그분이 나에게 무엇인지로 적어주세요</w:t>
+        <w:t>가이드: "손자"처럼 나 → 그분 방향으로는 적지 않아요. 그분이 나에게 무엇인지로 적어주세요</w:t>
       </w:r>
     </w:p>
     <w:p>
@@ -231,7 +231,7 @@
           <w:color w:val="6E6E6E"/>
           <w:sz w:val="17"/>
         </w:rPr>
-        <w:t>본인 페르소나면 건너뜁니다</w:t>
+        <w:t>가이드: 본인 페르소나면 건너뜁니다</w:t>
       </w:r>
     </w:p>
     <w:p>
@@ -367,7 +367,7 @@
           <w:color w:val="6E6E6E"/>
           <w:sz w:val="17"/>
         </w:rPr>
-        <w:t>돌아가신 경우 "지금 이 모습"은 고를 수 없어요</w:t>
+        <w:t>가이드: 돌아가신 경우 "지금 이 모습"은 고를 수 없어요</w:t>
       </w:r>
     </w:p>
     <w:p>
@@ -435,7 +435,7 @@
           <w:color w:val="6E6E6E"/>
           <w:sz w:val="17"/>
         </w:rPr>
-        <w:t>답하지 않아도 괜찮아요</w:t>
+        <w:t>가이드: 답하지 않아도 괜찮아요</w:t>
       </w:r>
     </w:p>
     <w:p>
@@ -500,7 +500,7 @@
           <w:color w:val="6E6E6E"/>
           <w:sz w:val="17"/>
         </w:rPr>
-        <w:t>나를 부르는 호칭 하나만 적어주세요</w:t>
+        <w:t>가이드: 나를 부르는 호칭 하나만 적어주세요</w:t>
       </w:r>
     </w:p>
     <w:p>
@@ -883,7 +883,7 @@
           <w:color w:val="6E6E6E"/>
           <w:sz w:val="17"/>
         </w:rPr>
-        <w:t>여기서는 태도만 골라주세요. 무슨 말로 안심시키는지는 뒤에서 따로 여쭤봐요</w:t>
+        <w:t>가이드: 여기서는 태도만 골라주세요. 무슨 말로 안심시키는지는 뒤에서 따로 여쭤봐요</w:t>
       </w:r>
     </w:p>
     <w:p>
@@ -1146,7 +1146,177 @@
           <w:color w:val="6E6E6E"/>
           <w:sz w:val="17"/>
         </w:rPr>
-        <w:t>가이드: 성격 · 사람을 대하는 방식 · 주변 사람이 느끼는 인상, 이 세 가지를 한 문장씩.</w:t>
+        <w:t>가이드: 성격 · 사람을 대하는 방식 · 주변 사람이 느끼는 인상, 이 세 가지를 한 문장씩. 학교나 직업 같은 이력은 여기 쓰지 않아도 돼요</w:t>
+      </w:r>
+    </w:p>
+    <w:p>
+      <w:pPr>
+        <w:spacing w:before="0" w:after="60" w:line="312" w:lineRule="auto"/>
+        <w:ind w:left="227"/>
+      </w:pPr>
+      <w:r>
+        <w:rPr>
+          <w:b w:val="0"/>
+          <w:color w:val="1A1A1A"/>
+          <w:sz w:val="20"/>
+        </w:rPr>
+        <w:t>답:</w:t>
+      </w:r>
+    </w:p>
+    <w:p>
+      <w:pPr>
+        <w:spacing w:before="260" w:after="120" w:line="300" w:lineRule="auto"/>
+        <w:ind w:left="113" w:right="113"/>
+        <w:shd w:val="clear" w:fill="F1F5F9"/>
+      </w:pPr>
+      <w:r>
+        <w:rPr>
+          <w:b/>
+          <w:sz w:val="21"/>
+        </w:rPr>
+        <w:t xml:space="preserve">C6-a  </w:t>
+      </w:r>
+      <w:r>
+        <w:rPr>
+          <w:b/>
+          <w:color w:val="1A1A1A"/>
+          <w:sz w:val="21"/>
+        </w:rPr>
+        <w:t>사랑하는 사람에게 마음을 어떻게 표현하셨어요?</w:t>
+      </w:r>
+      <w:r>
+        <w:rPr>
+          <w:color w:val="6E6E6E"/>
+          <w:sz w:val="17"/>
+        </w:rPr>
+        <w:t xml:space="preserve">   최대 3개</w:t>
+      </w:r>
+    </w:p>
+    <w:p>
+      <w:pPr>
+        <w:spacing w:before="0" w:after="60" w:line="312" w:lineRule="auto"/>
+        <w:ind w:left="340"/>
+      </w:pPr>
+      <w:r>
+        <w:rPr>
+          <w:b w:val="0"/>
+          <w:color w:val="1A1A1A"/>
+          <w:sz w:val="20"/>
+        </w:rPr>
+        <w:t>□ ① "사랑한다", "고맙다" 같은 말로 직접</w:t>
+      </w:r>
+    </w:p>
+    <w:p>
+      <w:pPr>
+        <w:spacing w:before="0" w:after="60" w:line="312" w:lineRule="auto"/>
+        <w:ind w:left="340"/>
+      </w:pPr>
+      <w:r>
+        <w:rPr>
+          <w:b w:val="0"/>
+          <w:color w:val="1A1A1A"/>
+          <w:sz w:val="20"/>
+        </w:rPr>
+        <w:t>□ ② 음식·밥을 챙겨서</w:t>
+      </w:r>
+    </w:p>
+    <w:p>
+      <w:pPr>
+        <w:spacing w:before="0" w:after="60" w:line="312" w:lineRule="auto"/>
+        <w:ind w:left="340"/>
+      </w:pPr>
+      <w:r>
+        <w:rPr>
+          <w:b w:val="0"/>
+          <w:color w:val="1A1A1A"/>
+          <w:sz w:val="20"/>
+        </w:rPr>
+        <w:t>□ ③ 용돈·선물·물건을 챙겨서</w:t>
+      </w:r>
+    </w:p>
+    <w:p>
+      <w:pPr>
+        <w:spacing w:before="0" w:after="60" w:line="312" w:lineRule="auto"/>
+        <w:ind w:left="340"/>
+      </w:pPr>
+      <w:r>
+        <w:rPr>
+          <w:b w:val="0"/>
+          <w:color w:val="1A1A1A"/>
+          <w:sz w:val="20"/>
+        </w:rPr>
+        <w:t>□ ④ 건강·안부를 걱정하는 말로</w:t>
+      </w:r>
+    </w:p>
+    <w:p>
+      <w:pPr>
+        <w:spacing w:before="0" w:after="60" w:line="312" w:lineRule="auto"/>
+        <w:ind w:left="340"/>
+      </w:pPr>
+      <w:r>
+        <w:rPr>
+          <w:b w:val="0"/>
+          <w:color w:val="1A1A1A"/>
+          <w:sz w:val="20"/>
+        </w:rPr>
+        <w:t>□ ⑤ 함께 시간을 보내고 일상 이야기를 나누며</w:t>
+      </w:r>
+    </w:p>
+    <w:p>
+      <w:pPr>
+        <w:spacing w:before="0" w:after="60" w:line="312" w:lineRule="auto"/>
+        <w:ind w:left="340"/>
+      </w:pPr>
+      <w:r>
+        <w:rPr>
+          <w:b w:val="0"/>
+          <w:color w:val="1A1A1A"/>
+          <w:sz w:val="20"/>
+        </w:rPr>
+        <w:t>□ ⑥ 잘 표현하지 않는 편</w:t>
+      </w:r>
+    </w:p>
+    <w:p>
+      <w:pPr>
+        <w:spacing w:before="0" w:after="60" w:line="312" w:lineRule="auto"/>
+        <w:ind w:left="340"/>
+      </w:pPr>
+      <w:r>
+        <w:rPr>
+          <w:b w:val="0"/>
+          <w:color w:val="1A1A1A"/>
+          <w:sz w:val="20"/>
+        </w:rPr>
+        <w:t>□ ⑦ 직접 입력 ____________________</w:t>
+      </w:r>
+    </w:p>
+    <w:p>
+      <w:pPr>
+        <w:spacing w:before="260" w:after="120" w:line="300" w:lineRule="auto"/>
+        <w:ind w:left="113" w:right="113"/>
+        <w:shd w:val="clear" w:fill="F1F5F9"/>
+      </w:pPr>
+      <w:r>
+        <w:rPr>
+          <w:b/>
+          <w:sz w:val="21"/>
+        </w:rPr>
+        <w:t xml:space="preserve">C6-b  </w:t>
+      </w:r>
+      <w:r>
+        <w:rPr>
+          <w:b/>
+          <w:color w:val="1A1A1A"/>
+          <w:sz w:val="21"/>
+        </w:rPr>
+        <w:t>그렇게 표현했던 장면 하나를 들려주세요.</w:t>
+      </w:r>
+      <w:r>
+        <w:rPr>
+          <w:color w:val="6E6E6E"/>
+          <w:sz w:val="17"/>
+        </w:rPr>
+        <w:t xml:space="preserve">   서술 1~3문장 · 200자 · 선택</w:t>
       </w:r>
       <w:r>
         <w:br/>
@@ -1157,7 +1327,7 @@
           <w:color w:val="6E6E6E"/>
           <w:sz w:val="17"/>
         </w:rPr>
-        <w:t>학교나 직업 같은 이력은 여기 쓰지 않아도 돼요</w:t>
+        <w:t>예: "매운 걸 못 먹는 손주를 위해 김치를 따로 안 맵게 담그셨어요."</w:t>
       </w:r>
     </w:p>
     <w:p>
@@ -1185,7 +1355,7 @@
           <w:b/>
           <w:sz w:val="21"/>
         </w:rPr>
-        <w:t xml:space="preserve">C6-a  </w:t>
+        <w:t xml:space="preserve">C7  </w:t>
       </w:r>
       <w:r>
         <w:rPr>
@@ -1193,141 +1363,14 @@
           <w:color w:val="1A1A1A"/>
           <w:sz w:val="21"/>
         </w:rPr>
-        <w:t>사랑하는 사람에게 마음을 어떻게 표현하셨어요?</w:t>
+        <w:t>그분이 자주 하시던 말이나 입버릇을 한 줄에 하나씩 적어주세요. 실제 표현 그대로요.</w:t>
       </w:r>
       <w:r>
         <w:rPr>
           <w:color w:val="6E6E6E"/>
           <w:sz w:val="17"/>
         </w:rPr>
-        <w:t xml:space="preserve">   최대 3개</w:t>
-      </w:r>
-    </w:p>
-    <w:p>
-      <w:pPr>
-        <w:spacing w:before="0" w:after="60" w:line="312" w:lineRule="auto"/>
-        <w:ind w:left="340"/>
-      </w:pPr>
-      <w:r>
-        <w:rPr>
-          <w:b w:val="0"/>
-          <w:color w:val="1A1A1A"/>
-          <w:sz w:val="20"/>
-        </w:rPr>
-        <w:t>□ ① "사랑한다", "고맙다" 같은 말로 직접</w:t>
-      </w:r>
-    </w:p>
-    <w:p>
-      <w:pPr>
-        <w:spacing w:before="0" w:after="60" w:line="312" w:lineRule="auto"/>
-        <w:ind w:left="340"/>
-      </w:pPr>
-      <w:r>
-        <w:rPr>
-          <w:b w:val="0"/>
-          <w:color w:val="1A1A1A"/>
-          <w:sz w:val="20"/>
-        </w:rPr>
-        <w:t>□ ② 음식·밥을 챙겨서</w:t>
-      </w:r>
-    </w:p>
-    <w:p>
-      <w:pPr>
-        <w:spacing w:before="0" w:after="60" w:line="312" w:lineRule="auto"/>
-        <w:ind w:left="340"/>
-      </w:pPr>
-      <w:r>
-        <w:rPr>
-          <w:b w:val="0"/>
-          <w:color w:val="1A1A1A"/>
-          <w:sz w:val="20"/>
-        </w:rPr>
-        <w:t>□ ③ 용돈·선물·물건을 챙겨서</w:t>
-      </w:r>
-    </w:p>
-    <w:p>
-      <w:pPr>
-        <w:spacing w:before="0" w:after="60" w:line="312" w:lineRule="auto"/>
-        <w:ind w:left="340"/>
-      </w:pPr>
-      <w:r>
-        <w:rPr>
-          <w:b w:val="0"/>
-          <w:color w:val="1A1A1A"/>
-          <w:sz w:val="20"/>
-        </w:rPr>
-        <w:t>□ ④ 건강·안부를 걱정하는 말로</w:t>
-      </w:r>
-    </w:p>
-    <w:p>
-      <w:pPr>
-        <w:spacing w:before="0" w:after="60" w:line="312" w:lineRule="auto"/>
-        <w:ind w:left="340"/>
-      </w:pPr>
-      <w:r>
-        <w:rPr>
-          <w:b w:val="0"/>
-          <w:color w:val="1A1A1A"/>
-          <w:sz w:val="20"/>
-        </w:rPr>
-        <w:t>□ ⑤ 함께 시간을 보내고 일상 이야기를 나누며</w:t>
-      </w:r>
-    </w:p>
-    <w:p>
-      <w:pPr>
-        <w:spacing w:before="0" w:after="60" w:line="312" w:lineRule="auto"/>
-        <w:ind w:left="340"/>
-      </w:pPr>
-      <w:r>
-        <w:rPr>
-          <w:b w:val="0"/>
-          <w:color w:val="1A1A1A"/>
-          <w:sz w:val="20"/>
-        </w:rPr>
-        <w:t>□ ⑥ 잘 표현하지 않는 편</w:t>
-      </w:r>
-    </w:p>
-    <w:p>
-      <w:pPr>
-        <w:spacing w:before="0" w:after="60" w:line="312" w:lineRule="auto"/>
-        <w:ind w:left="340"/>
-      </w:pPr>
-      <w:r>
-        <w:rPr>
-          <w:b w:val="0"/>
-          <w:color w:val="1A1A1A"/>
-          <w:sz w:val="20"/>
-        </w:rPr>
-        <w:t>□ ⑦ 직접 입력 ____________________</w:t>
-      </w:r>
-    </w:p>
-    <w:p>
-      <w:pPr>
-        <w:spacing w:before="260" w:after="120" w:line="300" w:lineRule="auto"/>
-        <w:ind w:left="113" w:right="113"/>
-        <w:shd w:val="clear" w:fill="F1F5F9"/>
-      </w:pPr>
-      <w:r>
-        <w:rPr>
-          <w:b/>
-          <w:sz w:val="21"/>
-        </w:rPr>
-        <w:t xml:space="preserve">C6-b  </w:t>
-      </w:r>
-      <w:r>
-        <w:rPr>
-          <w:b/>
-          <w:color w:val="1A1A1A"/>
-          <w:sz w:val="21"/>
-        </w:rPr>
-        <w:t>그렇게 표현했던 장면 하나를 들려주세요.</w:t>
-      </w:r>
-      <w:r>
-        <w:rPr>
-          <w:color w:val="6E6E6E"/>
-          <w:sz w:val="17"/>
-        </w:rPr>
-        <w:t xml:space="preserve">   서술 1~3문장 · 200자 · 선택</w:t>
+        <w:t xml:space="preserve">   표 3~10행</w:t>
       </w:r>
       <w:r>
         <w:br/>
@@ -1338,50 +1381,7 @@
           <w:color w:val="6E6E6E"/>
           <w:sz w:val="17"/>
         </w:rPr>
-        <w:t>예: "매운 걸 못 먹는 손주를 위해 김치를 따로 안 맵게 담그셨어요."</w:t>
-      </w:r>
-    </w:p>
-    <w:p>
-      <w:pPr>
-        <w:spacing w:before="0" w:after="60" w:line="312" w:lineRule="auto"/>
-        <w:ind w:left="227"/>
-      </w:pPr>
-      <w:r>
-        <w:rPr>
-          <w:b w:val="0"/>
-          <w:color w:val="1A1A1A"/>
-          <w:sz w:val="20"/>
-        </w:rPr>
-        <w:t>답:</w:t>
-      </w:r>
-    </w:p>
-    <w:p>
-      <w:pPr>
-        <w:spacing w:before="260" w:after="120" w:line="300" w:lineRule="auto"/>
-        <w:ind w:left="113" w:right="113"/>
-        <w:shd w:val="clear" w:fill="F1F5F9"/>
-      </w:pPr>
-      <w:r>
-        <w:rPr>
-          <w:b/>
-          <w:sz w:val="21"/>
-        </w:rPr>
-        <w:t xml:space="preserve">C7  </w:t>
-      </w:r>
-      <w:r>
-        <w:rPr>
-          <w:b/>
-          <w:color w:val="1A1A1A"/>
-          <w:sz w:val="21"/>
-        </w:rPr>
-        <w:t>그분이 자주 하시던 말이나 입버릇을 한 줄에 하나씩 적어주세요. 실제 표현 그대로요.</w:t>
-      </w:r>
-      <w:r>
-        <w:rPr>
-          <w:color w:val="6E6E6E"/>
-          <w:sz w:val="17"/>
-        </w:rPr>
-        <w:t xml:space="preserve">   표 3~10행</w:t>
+        <w:t>가이드: 한 칸에 여러 개를 나열하지 말고 한 줄에 하나씩</w:t>
       </w:r>
       <w:r>
         <w:br/>
@@ -1439,17 +1439,6 @@
           <w:sz w:val="17"/>
         </w:rPr>
         <w:t xml:space="preserve"> — 직접 들음 / 가족 전언 / 그랬을 것 같음</w:t>
-      </w:r>
-      <w:r>
-        <w:br/>
-      </w:r>
-      <w:r>
-        <w:rPr>
-          <w:b w:val="0"/>
-          <w:color w:val="6E6E6E"/>
-          <w:sz w:val="17"/>
-        </w:rPr>
-        <w:t>한 칸에 여러 개를 나열하지 말고 한 줄에 하나씩</w:t>
       </w:r>
     </w:p>
     <w:tbl>
@@ -1872,18 +1861,7 @@
           <w:color w:val="6E6E6E"/>
           <w:sz w:val="17"/>
         </w:rPr>
-        <w:t>"내가 진짜 할머니라고 말하지 않기"처럼 모든 페르소나에 공통으로 적용되는 규칙은 적지 않아도 돼요.</w:t>
-      </w:r>
-      <w:r>
-        <w:br/>
-      </w:r>
-      <w:r>
-        <w:rPr>
-          <w:b w:val="0"/>
-          <w:color w:val="6E6E6E"/>
-          <w:sz w:val="17"/>
-        </w:rPr>
-        <w:t>말투(유행어·영어 등)는 뒤에서 따로 물어요</w:t>
+        <w:t>가이드: "내가 진짜 할머니라고 말하지 않기"처럼 모든 페르소나에 공통으로 적용되는 규칙은 적지 않아도 돼요. 말투(유행어·영어 등)는 뒤에서 따로 물어요</w:t>
       </w:r>
     </w:p>
     <w:tbl>
@@ -1989,7 +1967,50 @@
           <w:color w:val="6E6E6E"/>
           <w:sz w:val="17"/>
         </w:rPr>
-        <w:t>가이드: 고향은 시·군 단위로</w:t>
+        <w:t>가이드: 고향은 시·군 단위로. 정확한 날짜는 선택이에요</w:t>
+      </w:r>
+    </w:p>
+    <w:p>
+      <w:pPr>
+        <w:spacing w:before="0" w:after="60" w:line="312" w:lineRule="auto"/>
+        <w:ind w:left="227"/>
+      </w:pPr>
+      <w:r>
+        <w:rPr>
+          <w:b w:val="0"/>
+          <w:color w:val="1A1A1A"/>
+          <w:sz w:val="20"/>
+        </w:rPr>
+        <w:t>연도: ______  □ 음력  □ 양력  □ 모름   고향: ____________________</w:t>
+      </w:r>
+    </w:p>
+    <w:p>
+      <w:pPr>
+        <w:spacing w:before="260" w:after="120" w:line="300" w:lineRule="auto"/>
+        <w:ind w:left="113" w:right="113"/>
+        <w:shd w:val="clear" w:fill="F1F5F9"/>
+      </w:pPr>
+      <w:r>
+        <w:rPr>
+          <w:b/>
+          <w:sz w:val="21"/>
+        </w:rPr>
+        <w:t xml:space="preserve">M1-01b  </w:t>
+      </w:r>
+      <w:r>
+        <w:rPr>
+          <w:b/>
+          <w:color w:val="1A1A1A"/>
+          <w:sz w:val="21"/>
+        </w:rPr>
+        <w:t>고향은 어떤 곳이었나요?</w:t>
+      </w:r>
+      <w:r>
+        <w:rPr>
+          <w:color w:val="6E6E6E"/>
+          <w:sz w:val="17"/>
+        </w:rPr>
+        <w:t xml:space="preserve">   서술 1~3문장 · 선택</w:t>
       </w:r>
       <w:r>
         <w:br/>
@@ -2000,7 +2021,7 @@
           <w:color w:val="6E6E6E"/>
           <w:sz w:val="17"/>
         </w:rPr>
-        <w:t>정확한 날짜는 선택이에요</w:t>
+        <w:t>가이드: 풍경·집·동네 사람 중 떠오르는 것</w:t>
       </w:r>
     </w:p>
     <w:p>
@@ -2014,7 +2035,7 @@
           <w:color w:val="1A1A1A"/>
           <w:sz w:val="20"/>
         </w:rPr>
-        <w:t>연도: ______  □ 음력  □ 양력  □ 모름   고향: ____________________</w:t>
+        <w:t>답:</w:t>
       </w:r>
     </w:p>
     <w:p>
@@ -2028,7 +2049,7 @@
           <w:b/>
           <w:sz w:val="21"/>
         </w:rPr>
-        <w:t xml:space="preserve">M1-01b  </w:t>
+        <w:t xml:space="preserve">M1-02  </w:t>
       </w:r>
       <w:r>
         <w:rPr>
@@ -2036,14 +2057,14 @@
           <w:color w:val="1A1A1A"/>
           <w:sz w:val="21"/>
         </w:rPr>
-        <w:t>고향은 어떤 곳이었나요?</w:t>
+        <w:t>자란 동네와 그때 살던 집을 떠올리면 어떤 장면이 먼저 떠오르나요?</w:t>
       </w:r>
       <w:r>
         <w:rPr>
           <w:color w:val="6E6E6E"/>
           <w:sz w:val="17"/>
         </w:rPr>
-        <w:t xml:space="preserve">   서술 1~3문장 · 선택</w:t>
+        <w:t xml:space="preserve">   서술 2~4문장</w:t>
       </w:r>
       <w:r>
         <w:br/>
@@ -2054,7 +2075,7 @@
           <w:color w:val="6E6E6E"/>
           <w:sz w:val="17"/>
         </w:rPr>
-        <w:t>가이드: 풍경·집·동네 사람 중 떠오르는 것</w:t>
+        <w:t>가이드: 장면 하나를 그림처럼. 누가 있었고, 무엇을 하고 있었는지</w:t>
       </w:r>
     </w:p>
     <w:p>
@@ -2082,7 +2103,7 @@
           <w:b/>
           <w:sz w:val="21"/>
         </w:rPr>
-        <w:t xml:space="preserve">M1-02  </w:t>
+        <w:t xml:space="preserve">M1-03  </w:t>
       </w:r>
       <w:r>
         <w:rPr>
@@ -2090,14 +2111,14 @@
           <w:color w:val="1A1A1A"/>
           <w:sz w:val="21"/>
         </w:rPr>
-        <w:t>자란 동네와 그때 살던 집을 떠올리면 어떤 장면이 먼저 떠오르나요?</w:t>
+        <w:t>지금까지 살아온 곳들을 순서대로 적어주세요.</w:t>
       </w:r>
       <w:r>
         <w:rPr>
           <w:color w:val="6E6E6E"/>
           <w:sz w:val="17"/>
         </w:rPr>
-        <w:t xml:space="preserve">   서술 2~4문장</w:t>
+        <w:t xml:space="preserve">   표 1~8행</w:t>
       </w:r>
       <w:r>
         <w:br/>
@@ -2108,50 +2129,7 @@
           <w:color w:val="6E6E6E"/>
           <w:sz w:val="17"/>
         </w:rPr>
-        <w:t>가이드: 장면 하나를 그림처럼. 누가 있었고, 무엇을 하고 있었는지</w:t>
-      </w:r>
-    </w:p>
-    <w:p>
-      <w:pPr>
-        <w:spacing w:before="0" w:after="60" w:line="312" w:lineRule="auto"/>
-        <w:ind w:left="227"/>
-      </w:pPr>
-      <w:r>
-        <w:rPr>
-          <w:b w:val="0"/>
-          <w:color w:val="1A1A1A"/>
-          <w:sz w:val="20"/>
-        </w:rPr>
-        <w:t>답:</w:t>
-      </w:r>
-    </w:p>
-    <w:p>
-      <w:pPr>
-        <w:spacing w:before="260" w:after="120" w:line="300" w:lineRule="auto"/>
-        <w:ind w:left="113" w:right="113"/>
-        <w:shd w:val="clear" w:fill="F1F5F9"/>
-      </w:pPr>
-      <w:r>
-        <w:rPr>
-          <w:b/>
-          <w:sz w:val="21"/>
-        </w:rPr>
-        <w:t xml:space="preserve">M1-03  </w:t>
-      </w:r>
-      <w:r>
-        <w:rPr>
-          <w:b/>
-          <w:color w:val="1A1A1A"/>
-          <w:sz w:val="21"/>
-        </w:rPr>
-        <w:t>지금까지 살아온 곳들을 순서대로 적어주세요.</w:t>
-      </w:r>
-      <w:r>
-        <w:rPr>
-          <w:color w:val="6E6E6E"/>
-          <w:sz w:val="17"/>
-        </w:rPr>
-        <w:t xml:space="preserve">   표 1~8행</w:t>
+        <w:t>예: 메모에 "아빠가 자란 곳"</w:t>
       </w:r>
       <w:r>
         <w:br/>
@@ -2162,18 +2140,7 @@
           <w:color w:val="6E6E6E"/>
           <w:sz w:val="17"/>
         </w:rPr>
-        <w:t>예: 메모에 "아빠가 자란 곳"</w:t>
-      </w:r>
-      <w:r>
-        <w:br/>
-      </w:r>
-      <w:r>
-        <w:rPr>
-          <w:b w:val="0"/>
-          <w:color w:val="6E6E6E"/>
-          <w:sz w:val="17"/>
-        </w:rPr>
-        <w:t>모르는 연도는 비우고 "모름"에 체크해주세요</w:t>
+        <w:t>가이드: 모르는 연도는 비우고 "모름"에 체크해주세요</w:t>
       </w:r>
     </w:p>
     <w:tbl>
@@ -2473,7 +2440,7 @@
           <w:color w:val="6E6E6E"/>
           <w:sz w:val="17"/>
         </w:rPr>
-        <w:t>죽음에 대한 생각은 여기 쓰지 않아요</w:t>
+        <w:t>가이드: 죽음에 대한 생각은 여기 쓰지 않아요</w:t>
       </w:r>
     </w:p>
     <w:p>
@@ -3161,7 +3128,7 @@
           <w:color w:val="6E6E6E"/>
           <w:sz w:val="17"/>
         </w:rPr>
-        <w:t>이름만 말해도 새 카드가 생겨요</w:t>
+        <w:t>안내: 이름만 말해도 새 카드가 생겨요</w:t>
       </w:r>
     </w:p>
     <w:p>
@@ -3240,7 +3207,7 @@
           <w:color w:val="6E6E6E"/>
           <w:sz w:val="17"/>
         </w:rPr>
-        <w:t>실제 하시던 말 그대로 적어주세요</w:t>
+        <w:t>가이드: 실제 하시던 말 그대로 적어주세요</w:t>
       </w:r>
     </w:p>
     <w:p>
@@ -3926,7 +3893,7 @@
           <w:color w:val="6E6E6E"/>
           <w:sz w:val="17"/>
         </w:rPr>
-        <w:t>단어나 구 단위로 적어주세요</w:t>
+        <w:t>가이드: 단어나 구 단위로 적어주세요</w:t>
       </w:r>
     </w:p>
     <w:p>
@@ -4332,7 +4299,92 @@
           <w:color w:val="6E6E6E"/>
           <w:sz w:val="17"/>
         </w:rPr>
-        <w:t>가이드: 본인이 실제로 한 말이나 태도만. 말하고 싶지 않으면 건너뛰기</w:t>
+        <w:t>가이드: 본인이 실제로 한 말이나 태도만. 말하고 싶지 않으면 건너뛰기. 여기는 그분의 생각을 적는 칸이에요</w:t>
+      </w:r>
+    </w:p>
+    <w:p>
+      <w:pPr>
+        <w:spacing w:before="0" w:after="60" w:line="312" w:lineRule="auto"/>
+        <w:ind w:left="227"/>
+      </w:pPr>
+      <w:r>
+        <w:rPr>
+          <w:b w:val="0"/>
+          <w:color w:val="1A1A1A"/>
+          <w:sz w:val="20"/>
+        </w:rPr>
+        <w:t>답:</w:t>
+      </w:r>
+    </w:p>
+    <w:p>
+      <w:pPr>
+        <w:spacing w:before="0" w:after="60" w:line="312" w:lineRule="auto"/>
+        <w:ind w:left="227"/>
+      </w:pPr>
+      <w:r>
+        <w:rPr>
+          <w:b w:val="0"/>
+          <w:color w:val="1A1A1A"/>
+          <w:sz w:val="20"/>
+        </w:rPr>
+        <w:t>사용 범위: □ 자유  □ 물으면만  □ 회상 참고만(발화 금지)</w:t>
+      </w:r>
+    </w:p>
+    <w:p>
+      <w:pPr>
+        <w:spacing w:before="320" w:after="120" w:line="312" w:lineRule="auto"/>
+        <w:ind w:left="0"/>
+      </w:pPr>
+      <w:r>
+        <w:rPr>
+          <w:b/>
+          <w:color w:val="1F4E79"/>
+          <w:sz w:val="24"/>
+        </w:rPr>
+        <w:t>M5. 인생 이야기 — 장면 카드</w:t>
+      </w:r>
+    </w:p>
+    <w:p>
+      <w:pPr>
+        <w:spacing w:before="0" w:after="120" w:line="312" w:lineRule="auto"/>
+        <w:ind w:left="0"/>
+      </w:pPr>
+      <w:r>
+        <w:rPr>
+          <w:b w:val="0"/>
+          <w:color w:val="6E6E6E"/>
+          <w:sz w:val="18"/>
+        </w:rPr>
+        <w:t>"~에 대해 알려주세요"가 아니라 "~했던 장면 하나를 들려주세요". 각 답은 M7 카드 한 장으로 저장됩니다.</w:t>
+      </w:r>
+    </w:p>
+    <w:p>
+      <w:pPr>
+        <w:spacing w:before="260" w:after="120" w:line="300" w:lineRule="auto"/>
+        <w:ind w:left="113" w:right="113"/>
+        <w:shd w:val="clear" w:fill="F1F5F9"/>
+      </w:pPr>
+      <w:r>
+        <w:rPr>
+          <w:b/>
+          <w:sz w:val="21"/>
+        </w:rPr>
+        <w:t xml:space="preserve">M5-01  </w:t>
+      </w:r>
+      <w:r>
+        <w:rPr>
+          <w:b/>
+          <w:color w:val="1A1A1A"/>
+          <w:sz w:val="21"/>
+        </w:rPr>
+        <w:t>어린 시절 살던 집을 떠올려보세요. 어떤 장면이 보이나요?</w:t>
+      </w:r>
+      <w:r>
+        <w:rPr>
+          <w:color w:val="6E6E6E"/>
+          <w:sz w:val="17"/>
+        </w:rPr>
+        <w:t xml:space="preserve">   서술 2~5문장</w:t>
       </w:r>
       <w:r>
         <w:br/>
@@ -4343,7 +4395,7 @@
           <w:color w:val="6E6E6E"/>
           <w:sz w:val="17"/>
         </w:rPr>
-        <w:t>여기는 그분의 생각을 적는 칸이에요</w:t>
+        <w:t>가이드: 방·마당·소리·냄새·누가 있었는지</w:t>
       </w:r>
     </w:p>
     <w:p>
@@ -4362,6 +4414,46 @@
     </w:p>
     <w:p>
       <w:pPr>
+        <w:spacing w:before="260" w:after="120" w:line="300" w:lineRule="auto"/>
+        <w:ind w:left="113" w:right="113"/>
+        <w:shd w:val="clear" w:fill="F1F5F9"/>
+      </w:pPr>
+      <w:r>
+        <w:rPr>
+          <w:b/>
+          <w:sz w:val="21"/>
+        </w:rPr>
+        <w:t xml:space="preserve">M5-02  </w:t>
+      </w:r>
+      <w:r>
+        <w:rPr>
+          <w:b/>
+          <w:color w:val="1A1A1A"/>
+          <w:sz w:val="21"/>
+        </w:rPr>
+        <w:t>학창 시절이나 청년 시절 이야기 하나</w:t>
+      </w:r>
+      <w:r>
+        <w:rPr>
+          <w:color w:val="6E6E6E"/>
+          <w:sz w:val="17"/>
+        </w:rPr>
+        <w:t xml:space="preserve">   서술 2~5문장</w:t>
+      </w:r>
+      <w:r>
+        <w:br/>
+      </w:r>
+      <w:r>
+        <w:rPr>
+          <w:b w:val="0"/>
+          <w:color w:val="6E6E6E"/>
+          <w:sz w:val="17"/>
+        </w:rPr>
+        <w:t>가이드: 한 사건을 골라 처음부터 끝까지</w:t>
+      </w:r>
+    </w:p>
+    <w:p>
+      <w:pPr>
         <w:spacing w:before="0" w:after="60" w:line="312" w:lineRule="auto"/>
         <w:ind w:left="227"/>
       </w:pPr>
@@ -4371,7 +4463,394 @@
           <w:color w:val="1A1A1A"/>
           <w:sz w:val="20"/>
         </w:rPr>
+        <w:t>답:</w:t>
+      </w:r>
+    </w:p>
+    <w:p>
+      <w:pPr>
+        <w:spacing w:before="260" w:after="120" w:line="300" w:lineRule="auto"/>
+        <w:ind w:left="113" w:right="113"/>
+        <w:shd w:val="clear" w:fill="F1F5F9"/>
+      </w:pPr>
+      <w:r>
+        <w:rPr>
+          <w:b/>
+          <w:sz w:val="21"/>
+        </w:rPr>
+        <w:t xml:space="preserve">M5-03  </w:t>
+      </w:r>
+      <w:r>
+        <w:rPr>
+          <w:b/>
+          <w:color w:val="1A1A1A"/>
+          <w:sz w:val="21"/>
+        </w:rPr>
+        <w:t>(배우자가 있다면) 처음 만났을 때 이야기</w:t>
+      </w:r>
+      <w:r>
+        <w:rPr>
+          <w:color w:val="6E6E6E"/>
+          <w:sz w:val="17"/>
+        </w:rPr>
+        <w:t xml:space="preserve">   서술</w:t>
+      </w:r>
+      <w:r>
+        <w:br/>
+      </w:r>
+      <w:r>
+        <w:rPr>
+          <w:b w:val="0"/>
+          <w:color w:val="6E6E6E"/>
+          <w:sz w:val="17"/>
+        </w:rPr>
+        <w:t>가이드: 어디서·어떻게·첫인상. 해당 없으면 건너뛰기</w:t>
+      </w:r>
+    </w:p>
+    <w:p>
+      <w:pPr>
+        <w:spacing w:before="0" w:after="60" w:line="312" w:lineRule="auto"/>
+        <w:ind w:left="227"/>
+      </w:pPr>
+      <w:r>
+        <w:rPr>
+          <w:b w:val="0"/>
+          <w:color w:val="1A1A1A"/>
+          <w:sz w:val="20"/>
+        </w:rPr>
+        <w:t>답:</w:t>
+      </w:r>
+    </w:p>
+    <w:p>
+      <w:pPr>
+        <w:spacing w:before="260" w:after="120" w:line="300" w:lineRule="auto"/>
+        <w:ind w:left="113" w:right="113"/>
+        <w:shd w:val="clear" w:fill="F1F5F9"/>
+      </w:pPr>
+      <w:r>
+        <w:rPr>
+          <w:b/>
+          <w:sz w:val="21"/>
+        </w:rPr>
+        <w:t xml:space="preserve">M5-04  </w:t>
+      </w:r>
+      <w:r>
+        <w:rPr>
+          <w:b/>
+          <w:color w:val="1A1A1A"/>
+          <w:sz w:val="21"/>
+        </w:rPr>
+        <w:t>(자녀가 있다면) 자녀가 어릴 때 기억나는 장면 하나</w:t>
+      </w:r>
+      <w:r>
+        <w:rPr>
+          <w:color w:val="6E6E6E"/>
+          <w:sz w:val="17"/>
+        </w:rPr>
+        <w:t xml:space="preserve">   서술</w:t>
+      </w:r>
+    </w:p>
+    <w:p>
+      <w:pPr>
+        <w:spacing w:before="0" w:after="60" w:line="312" w:lineRule="auto"/>
+        <w:ind w:left="227"/>
+      </w:pPr>
+      <w:r>
+        <w:rPr>
+          <w:b w:val="0"/>
+          <w:color w:val="1A1A1A"/>
+          <w:sz w:val="20"/>
+        </w:rPr>
+        <w:t>답:</w:t>
+      </w:r>
+    </w:p>
+    <w:p>
+      <w:pPr>
+        <w:spacing w:before="260" w:after="120" w:line="300" w:lineRule="auto"/>
+        <w:ind w:left="113" w:right="113"/>
+        <w:shd w:val="clear" w:fill="F1F5F9"/>
+      </w:pPr>
+      <w:r>
+        <w:rPr>
+          <w:b/>
+          <w:sz w:val="21"/>
+        </w:rPr>
+        <w:t xml:space="preserve">M5-05  </w:t>
+      </w:r>
+      <w:r>
+        <w:rPr>
+          <w:b/>
+          <w:color w:val="1A1A1A"/>
+          <w:sz w:val="21"/>
+        </w:rPr>
+        <w:t>일이나 살림에서 가장 애썼던 시절</w:t>
+      </w:r>
+      <w:r>
+        <w:rPr>
+          <w:color w:val="6E6E6E"/>
+          <w:sz w:val="17"/>
+        </w:rPr>
+        <w:t xml:space="preserve">   서술 2~5문장</w:t>
+      </w:r>
+      <w:r>
+        <w:br/>
+      </w:r>
+      <w:r>
+        <w:rPr>
+          <w:b w:val="0"/>
+          <w:color w:val="6E6E6E"/>
+          <w:sz w:val="17"/>
+        </w:rPr>
+        <w:t>가이드: 언제·무엇 때문에·어떻게 버텼는지</w:t>
+      </w:r>
+    </w:p>
+    <w:p>
+      <w:pPr>
+        <w:spacing w:before="0" w:after="60" w:line="312" w:lineRule="auto"/>
+        <w:ind w:left="227"/>
+      </w:pPr>
+      <w:r>
+        <w:rPr>
+          <w:b w:val="0"/>
+          <w:color w:val="1A1A1A"/>
+          <w:sz w:val="20"/>
+        </w:rPr>
+        <w:t>답:</w:t>
+      </w:r>
+    </w:p>
+    <w:p>
+      <w:pPr>
+        <w:spacing w:before="260" w:after="120" w:line="300" w:lineRule="auto"/>
+        <w:ind w:left="113" w:right="113"/>
+        <w:shd w:val="clear" w:fill="F1F5F9"/>
+      </w:pPr>
+      <w:r>
+        <w:rPr>
+          <w:b/>
+          <w:sz w:val="21"/>
+        </w:rPr>
+        <w:t xml:space="preserve">M5-06  </w:t>
+      </w:r>
+      <w:r>
+        <w:rPr>
+          <w:b/>
+          <w:color w:val="1A1A1A"/>
+          <w:sz w:val="21"/>
+        </w:rPr>
+        <w:t>가장 행복해 보였던 때는 언제였나요? 그때의 장면 하나</w:t>
+      </w:r>
+      <w:r>
+        <w:rPr>
+          <w:color w:val="6E6E6E"/>
+          <w:sz w:val="17"/>
+        </w:rPr>
+        <w:t xml:space="preserve">   서술</w:t>
+      </w:r>
+      <w:r>
+        <w:br/>
+      </w:r>
+      <w:r>
+        <w:rPr>
+          <w:b w:val="0"/>
+          <w:color w:val="6E6E6E"/>
+          <w:sz w:val="17"/>
+        </w:rPr>
+        <w:t>예: "손주들이 태어났을 때" — 한 장면으로</w:t>
+      </w:r>
+    </w:p>
+    <w:p>
+      <w:pPr>
+        <w:spacing w:before="0" w:after="60" w:line="312" w:lineRule="auto"/>
+        <w:ind w:left="227"/>
+      </w:pPr>
+      <w:r>
+        <w:rPr>
+          <w:b w:val="0"/>
+          <w:color w:val="1A1A1A"/>
+          <w:sz w:val="20"/>
+        </w:rPr>
+        <w:t>답:</w:t>
+      </w:r>
+    </w:p>
+    <w:p>
+      <w:pPr>
+        <w:spacing w:before="260" w:after="120" w:line="300" w:lineRule="auto"/>
+        <w:ind w:left="113" w:right="113"/>
+        <w:shd w:val="clear" w:fill="F1F5F9"/>
+      </w:pPr>
+      <w:r>
+        <w:rPr>
+          <w:b/>
+          <w:sz w:val="21"/>
+        </w:rPr>
+        <w:t xml:space="preserve">M5-07  </w:t>
+      </w:r>
+      <w:r>
+        <w:rPr>
+          <w:b/>
+          <w:color w:val="1A1A1A"/>
+          <w:sz w:val="21"/>
+        </w:rPr>
+        <w:t>힘들었던 시기가 있었나요? 말하고 싶은 만큼만요.</w:t>
+      </w:r>
+      <w:r>
+        <w:rPr>
+          <w:color w:val="6E6E6E"/>
+          <w:sz w:val="17"/>
+        </w:rPr>
+        <w:t xml:space="preserve">   하나 선택 → 서술</w:t>
+      </w:r>
+    </w:p>
+    <w:p>
+      <w:pPr>
+        <w:spacing w:before="0" w:after="60" w:line="312" w:lineRule="auto"/>
+        <w:ind w:left="340"/>
+      </w:pPr>
+      <w:r>
+        <w:rPr>
+          <w:b w:val="0"/>
+          <w:color w:val="1A1A1A"/>
+          <w:sz w:val="20"/>
+        </w:rPr>
+        <w:t>□ 말하겠다 → 서술:</w:t>
+      </w:r>
+    </w:p>
+    <w:p>
+      <w:pPr>
+        <w:spacing w:before="0" w:after="60" w:line="312" w:lineRule="auto"/>
+        <w:ind w:left="340"/>
+      </w:pPr>
+      <w:r>
+        <w:rPr>
+          <w:b w:val="0"/>
+          <w:color w:val="1A1A1A"/>
+          <w:sz w:val="20"/>
+        </w:rPr>
+        <w:t>□ 모른다</w:t>
+      </w:r>
+    </w:p>
+    <w:p>
+      <w:pPr>
+        <w:spacing w:before="0" w:after="60" w:line="312" w:lineRule="auto"/>
+        <w:ind w:left="340"/>
+      </w:pPr>
+      <w:r>
+        <w:rPr>
+          <w:b w:val="0"/>
+          <w:color w:val="1A1A1A"/>
+          <w:sz w:val="20"/>
+        </w:rPr>
+        <w:t>□ 말하고 싶지 않다</w:t>
+      </w:r>
+    </w:p>
+    <w:p>
+      <w:pPr>
+        <w:spacing w:before="0" w:after="60" w:line="312" w:lineRule="auto"/>
+        <w:ind w:left="227"/>
+      </w:pPr>
+      <w:r>
+        <w:rPr>
+          <w:b w:val="0"/>
+          <w:color w:val="1A1A1A"/>
+          <w:sz w:val="20"/>
+        </w:rPr>
         <w:t>사용 범위: □ 자유  □ 물으면만  □ 회상 참고만(발화 금지)</w:t>
+      </w:r>
+    </w:p>
+    <w:p>
+      <w:pPr>
+        <w:spacing w:before="260" w:after="120" w:line="300" w:lineRule="auto"/>
+        <w:ind w:left="113" w:right="113"/>
+        <w:shd w:val="clear" w:fill="F1F5F9"/>
+      </w:pPr>
+      <w:r>
+        <w:rPr>
+          <w:b/>
+          <w:sz w:val="21"/>
+        </w:rPr>
+        <w:t xml:space="preserve">M5-08  </w:t>
+      </w:r>
+      <w:r>
+        <w:rPr>
+          <w:b/>
+          <w:color w:val="1A1A1A"/>
+          <w:sz w:val="21"/>
+        </w:rPr>
+        <w:t>말년의 하루는 어떻게 흘러갔나요?</w:t>
+      </w:r>
+      <w:r>
+        <w:rPr>
+          <w:color w:val="6E6E6E"/>
+          <w:sz w:val="17"/>
+        </w:rPr>
+        <w:t xml:space="preserve">   서술 3~5문장</w:t>
+      </w:r>
+      <w:r>
+        <w:br/>
+      </w:r>
+      <w:r>
+        <w:rPr>
+          <w:b w:val="0"/>
+          <w:color w:val="6E6E6E"/>
+          <w:sz w:val="17"/>
+        </w:rPr>
+        <w:t>가이드: 아침 → 낮 → 저녁 순으로 자주 하던 일과 있던 장소</w:t>
+      </w:r>
+    </w:p>
+    <w:p>
+      <w:pPr>
+        <w:spacing w:before="0" w:after="60" w:line="312" w:lineRule="auto"/>
+        <w:ind w:left="227"/>
+      </w:pPr>
+      <w:r>
+        <w:rPr>
+          <w:b w:val="0"/>
+          <w:color w:val="1A1A1A"/>
+          <w:sz w:val="20"/>
+        </w:rPr>
+        <w:t>답:</w:t>
+      </w:r>
+    </w:p>
+    <w:p>
+      <w:pPr>
+        <w:spacing w:before="260" w:after="120" w:line="300" w:lineRule="auto"/>
+        <w:ind w:left="113" w:right="113"/>
+        <w:shd w:val="clear" w:fill="F1F5F9"/>
+      </w:pPr>
+      <w:r>
+        <w:rPr>
+          <w:b/>
+          <w:sz w:val="21"/>
+        </w:rPr>
+        <w:t xml:space="preserve">M5-OE  </w:t>
+      </w:r>
+      <w:r>
+        <w:rPr>
+          <w:b/>
+          <w:color w:val="1A1A1A"/>
+          <w:sz w:val="21"/>
+        </w:rPr>
+        <w:t>더 남기고 싶은 시절이나 장면이 있나요?</w:t>
+      </w:r>
+      <w:r>
+        <w:rPr>
+          <w:color w:val="6E6E6E"/>
+          <w:sz w:val="17"/>
+        </w:rPr>
+        <w:t xml:space="preserve">   서술</w:t>
+      </w:r>
+    </w:p>
+    <w:p>
+      <w:pPr>
+        <w:spacing w:before="0" w:after="60" w:line="312" w:lineRule="auto"/>
+        <w:ind w:left="227"/>
+      </w:pPr>
+      <w:r>
+        <w:rPr>
+          <w:b w:val="0"/>
+          <w:color w:val="1A1A1A"/>
+          <w:sz w:val="20"/>
+        </w:rPr>
+        <w:t>답:</w:t>
       </w:r>
     </w:p>
     <w:p>
@@ -4385,21 +4864,7 @@
           <w:color w:val="1F4E79"/>
           <w:sz w:val="24"/>
         </w:rPr>
-        <w:t>M5. 인생 이야기 — 장면 카드</w:t>
-      </w:r>
-    </w:p>
-    <w:p>
-      <w:pPr>
-        <w:spacing w:before="0" w:after="120" w:line="312" w:lineRule="auto"/>
-        <w:ind w:left="0"/>
-      </w:pPr>
-      <w:r>
-        <w:rPr>
-          <w:b w:val="0"/>
-          <w:color w:val="6E6E6E"/>
-          <w:sz w:val="18"/>
-        </w:rPr>
-        <w:t>"~에 대해 알려주세요"가 아니라 "~했던 장면 하나를 들려주세요". 각 답은 M7 카드 한 장으로 저장됩니다.</w:t>
+        <w:t>M6. 감각·일상 기억</w:t>
       </w:r>
     </w:p>
     <w:p>
@@ -4413,7 +4878,7 @@
           <w:b/>
           <w:sz w:val="21"/>
         </w:rPr>
-        <w:t xml:space="preserve">M5-01  </w:t>
+        <w:t xml:space="preserve">M6-01  </w:t>
       </w:r>
       <w:r>
         <w:rPr>
@@ -4421,14 +4886,14 @@
           <w:color w:val="1A1A1A"/>
           <w:sz w:val="21"/>
         </w:rPr>
-        <w:t>어린 시절 살던 집을 떠올려보세요. 어떤 장면이 보이나요?</w:t>
+        <w:t>대표 음식이 있다면?</w:t>
       </w:r>
       <w:r>
         <w:rPr>
           <w:color w:val="6E6E6E"/>
           <w:sz w:val="17"/>
         </w:rPr>
-        <w:t xml:space="preserve">   서술 2~5문장</w:t>
+        <w:t xml:space="preserve">   표 0~10행</w:t>
       </w:r>
       <w:r>
         <w:br/>
@@ -4439,527 +4904,7 @@
           <w:color w:val="6E6E6E"/>
           <w:sz w:val="17"/>
         </w:rPr>
-        <w:t>가이드: 방·마당·소리·냄새·누가 있었는지</w:t>
-      </w:r>
-    </w:p>
-    <w:p>
-      <w:pPr>
-        <w:spacing w:before="0" w:after="60" w:line="312" w:lineRule="auto"/>
-        <w:ind w:left="227"/>
-      </w:pPr>
-      <w:r>
-        <w:rPr>
-          <w:b w:val="0"/>
-          <w:color w:val="1A1A1A"/>
-          <w:sz w:val="20"/>
-        </w:rPr>
-        <w:t>답:</w:t>
-      </w:r>
-    </w:p>
-    <w:p>
-      <w:pPr>
-        <w:spacing w:before="260" w:after="120" w:line="300" w:lineRule="auto"/>
-        <w:ind w:left="113" w:right="113"/>
-        <w:shd w:val="clear" w:fill="F1F5F9"/>
-      </w:pPr>
-      <w:r>
-        <w:rPr>
-          <w:b/>
-          <w:sz w:val="21"/>
-        </w:rPr>
-        <w:t xml:space="preserve">M5-02  </w:t>
-      </w:r>
-      <w:r>
-        <w:rPr>
-          <w:b/>
-          <w:color w:val="1A1A1A"/>
-          <w:sz w:val="21"/>
-        </w:rPr>
-        <w:t>학창 시절이나 청년 시절 이야기 하나</w:t>
-      </w:r>
-      <w:r>
-        <w:rPr>
-          <w:color w:val="6E6E6E"/>
-          <w:sz w:val="17"/>
-        </w:rPr>
-        <w:t xml:space="preserve">   서술 2~5문장</w:t>
-      </w:r>
-      <w:r>
-        <w:br/>
-      </w:r>
-      <w:r>
-        <w:rPr>
-          <w:b w:val="0"/>
-          <w:color w:val="6E6E6E"/>
-          <w:sz w:val="17"/>
-        </w:rPr>
-        <w:t>가이드: 한 사건을 골라 처음부터 끝까지</w:t>
-      </w:r>
-    </w:p>
-    <w:p>
-      <w:pPr>
-        <w:spacing w:before="0" w:after="60" w:line="312" w:lineRule="auto"/>
-        <w:ind w:left="227"/>
-      </w:pPr>
-      <w:r>
-        <w:rPr>
-          <w:b w:val="0"/>
-          <w:color w:val="1A1A1A"/>
-          <w:sz w:val="20"/>
-        </w:rPr>
-        <w:t>답:</w:t>
-      </w:r>
-    </w:p>
-    <w:p>
-      <w:pPr>
-        <w:spacing w:before="260" w:after="120" w:line="300" w:lineRule="auto"/>
-        <w:ind w:left="113" w:right="113"/>
-        <w:shd w:val="clear" w:fill="F1F5F9"/>
-      </w:pPr>
-      <w:r>
-        <w:rPr>
-          <w:b/>
-          <w:sz w:val="21"/>
-        </w:rPr>
-        <w:t xml:space="preserve">M5-03  </w:t>
-      </w:r>
-      <w:r>
-        <w:rPr>
-          <w:b/>
-          <w:color w:val="1A1A1A"/>
-          <w:sz w:val="21"/>
-        </w:rPr>
-        <w:t>(배우자가 있다면) 처음 만났을 때 이야기</w:t>
-      </w:r>
-      <w:r>
-        <w:rPr>
-          <w:color w:val="6E6E6E"/>
-          <w:sz w:val="17"/>
-        </w:rPr>
-        <w:t xml:space="preserve">   서술</w:t>
-      </w:r>
-      <w:r>
-        <w:br/>
-      </w:r>
-      <w:r>
-        <w:rPr>
-          <w:b w:val="0"/>
-          <w:color w:val="6E6E6E"/>
-          <w:sz w:val="17"/>
-        </w:rPr>
-        <w:t>가이드: 어디서·어떻게·첫인상. 해당 없으면 건너뛰기</w:t>
-      </w:r>
-    </w:p>
-    <w:p>
-      <w:pPr>
-        <w:spacing w:before="0" w:after="60" w:line="312" w:lineRule="auto"/>
-        <w:ind w:left="227"/>
-      </w:pPr>
-      <w:r>
-        <w:rPr>
-          <w:b w:val="0"/>
-          <w:color w:val="1A1A1A"/>
-          <w:sz w:val="20"/>
-        </w:rPr>
-        <w:t>답:</w:t>
-      </w:r>
-    </w:p>
-    <w:p>
-      <w:pPr>
-        <w:spacing w:before="260" w:after="120" w:line="300" w:lineRule="auto"/>
-        <w:ind w:left="113" w:right="113"/>
-        <w:shd w:val="clear" w:fill="F1F5F9"/>
-      </w:pPr>
-      <w:r>
-        <w:rPr>
-          <w:b/>
-          <w:sz w:val="21"/>
-        </w:rPr>
-        <w:t xml:space="preserve">M5-04  </w:t>
-      </w:r>
-      <w:r>
-        <w:rPr>
-          <w:b/>
-          <w:color w:val="1A1A1A"/>
-          <w:sz w:val="21"/>
-        </w:rPr>
-        <w:t>(자녀가 있다면) 자녀가 어릴 때 기억나는 장면 하나</w:t>
-      </w:r>
-      <w:r>
-        <w:rPr>
-          <w:color w:val="6E6E6E"/>
-          <w:sz w:val="17"/>
-        </w:rPr>
-        <w:t xml:space="preserve">   서술</w:t>
-      </w:r>
-    </w:p>
-    <w:p>
-      <w:pPr>
-        <w:spacing w:before="0" w:after="60" w:line="312" w:lineRule="auto"/>
-        <w:ind w:left="227"/>
-      </w:pPr>
-      <w:r>
-        <w:rPr>
-          <w:b w:val="0"/>
-          <w:color w:val="1A1A1A"/>
-          <w:sz w:val="20"/>
-        </w:rPr>
-        <w:t>답:</w:t>
-      </w:r>
-    </w:p>
-    <w:p>
-      <w:pPr>
-        <w:spacing w:before="260" w:after="120" w:line="300" w:lineRule="auto"/>
-        <w:ind w:left="113" w:right="113"/>
-        <w:shd w:val="clear" w:fill="F1F5F9"/>
-      </w:pPr>
-      <w:r>
-        <w:rPr>
-          <w:b/>
-          <w:sz w:val="21"/>
-        </w:rPr>
-        <w:t xml:space="preserve">M5-05  </w:t>
-      </w:r>
-      <w:r>
-        <w:rPr>
-          <w:b/>
-          <w:color w:val="1A1A1A"/>
-          <w:sz w:val="21"/>
-        </w:rPr>
-        <w:t>일이나 살림에서 가장 애썼던 시절</w:t>
-      </w:r>
-      <w:r>
-        <w:rPr>
-          <w:color w:val="6E6E6E"/>
-          <w:sz w:val="17"/>
-        </w:rPr>
-        <w:t xml:space="preserve">   서술 2~5문장</w:t>
-      </w:r>
-      <w:r>
-        <w:br/>
-      </w:r>
-      <w:r>
-        <w:rPr>
-          <w:b w:val="0"/>
-          <w:color w:val="6E6E6E"/>
-          <w:sz w:val="17"/>
-        </w:rPr>
-        <w:t>가이드: 언제·무엇 때문에·어떻게 버텼는지</w:t>
-      </w:r>
-    </w:p>
-    <w:p>
-      <w:pPr>
-        <w:spacing w:before="0" w:after="60" w:line="312" w:lineRule="auto"/>
-        <w:ind w:left="227"/>
-      </w:pPr>
-      <w:r>
-        <w:rPr>
-          <w:b w:val="0"/>
-          <w:color w:val="1A1A1A"/>
-          <w:sz w:val="20"/>
-        </w:rPr>
-        <w:t>답:</w:t>
-      </w:r>
-    </w:p>
-    <w:p>
-      <w:pPr>
-        <w:spacing w:before="260" w:after="120" w:line="300" w:lineRule="auto"/>
-        <w:ind w:left="113" w:right="113"/>
-        <w:shd w:val="clear" w:fill="F1F5F9"/>
-      </w:pPr>
-      <w:r>
-        <w:rPr>
-          <w:b/>
-          <w:sz w:val="21"/>
-        </w:rPr>
-        <w:t xml:space="preserve">M5-06  </w:t>
-      </w:r>
-      <w:r>
-        <w:rPr>
-          <w:b/>
-          <w:color w:val="1A1A1A"/>
-          <w:sz w:val="21"/>
-        </w:rPr>
-        <w:t>가장 행복해 보였던 때는 언제였나요? 그때의 장면 하나</w:t>
-      </w:r>
-      <w:r>
-        <w:rPr>
-          <w:color w:val="6E6E6E"/>
-          <w:sz w:val="17"/>
-        </w:rPr>
-        <w:t xml:space="preserve">   서술</w:t>
-      </w:r>
-      <w:r>
-        <w:br/>
-      </w:r>
-      <w:r>
-        <w:rPr>
-          <w:b w:val="0"/>
-          <w:color w:val="6E6E6E"/>
-          <w:sz w:val="17"/>
-        </w:rPr>
-        <w:t>예: "손주들이 태어났을 때" — 한 장면으로</w:t>
-      </w:r>
-    </w:p>
-    <w:p>
-      <w:pPr>
-        <w:spacing w:before="0" w:after="60" w:line="312" w:lineRule="auto"/>
-        <w:ind w:left="227"/>
-      </w:pPr>
-      <w:r>
-        <w:rPr>
-          <w:b w:val="0"/>
-          <w:color w:val="1A1A1A"/>
-          <w:sz w:val="20"/>
-        </w:rPr>
-        <w:t>답:</w:t>
-      </w:r>
-    </w:p>
-    <w:p>
-      <w:pPr>
-        <w:spacing w:before="260" w:after="120" w:line="300" w:lineRule="auto"/>
-        <w:ind w:left="113" w:right="113"/>
-        <w:shd w:val="clear" w:fill="F1F5F9"/>
-      </w:pPr>
-      <w:r>
-        <w:rPr>
-          <w:b/>
-          <w:sz w:val="21"/>
-        </w:rPr>
-        <w:t xml:space="preserve">M5-07  </w:t>
-      </w:r>
-      <w:r>
-        <w:rPr>
-          <w:b/>
-          <w:color w:val="1A1A1A"/>
-          <w:sz w:val="21"/>
-        </w:rPr>
-        <w:t>힘들었던 시기가 있었나요? 말하고 싶은 만큼만요.</w:t>
-      </w:r>
-      <w:r>
-        <w:rPr>
-          <w:color w:val="6E6E6E"/>
-          <w:sz w:val="17"/>
-        </w:rPr>
-        <w:t xml:space="preserve">   하나 선택 → 서술</w:t>
-      </w:r>
-    </w:p>
-    <w:p>
-      <w:pPr>
-        <w:spacing w:before="0" w:after="60" w:line="312" w:lineRule="auto"/>
-        <w:ind w:left="340"/>
-      </w:pPr>
-      <w:r>
-        <w:rPr>
-          <w:b w:val="0"/>
-          <w:color w:val="1A1A1A"/>
-          <w:sz w:val="20"/>
-        </w:rPr>
-        <w:t>□ 말하겠다 → 서술:</w:t>
-      </w:r>
-    </w:p>
-    <w:p>
-      <w:pPr>
-        <w:spacing w:before="0" w:after="60" w:line="312" w:lineRule="auto"/>
-        <w:ind w:left="340"/>
-      </w:pPr>
-      <w:r>
-        <w:rPr>
-          <w:b w:val="0"/>
-          <w:color w:val="1A1A1A"/>
-          <w:sz w:val="20"/>
-        </w:rPr>
-        <w:t>□ 모른다</w:t>
-      </w:r>
-    </w:p>
-    <w:p>
-      <w:pPr>
-        <w:spacing w:before="0" w:after="60" w:line="312" w:lineRule="auto"/>
-        <w:ind w:left="340"/>
-      </w:pPr>
-      <w:r>
-        <w:rPr>
-          <w:b w:val="0"/>
-          <w:color w:val="1A1A1A"/>
-          <w:sz w:val="20"/>
-        </w:rPr>
-        <w:t>□ 말하고 싶지 않다</w:t>
-      </w:r>
-    </w:p>
-    <w:p>
-      <w:pPr>
-        <w:spacing w:before="0" w:after="60" w:line="312" w:lineRule="auto"/>
-        <w:ind w:left="227"/>
-      </w:pPr>
-      <w:r>
-        <w:rPr>
-          <w:b w:val="0"/>
-          <w:color w:val="1A1A1A"/>
-          <w:sz w:val="20"/>
-        </w:rPr>
-        <w:t>사용 범위: □ 자유  □ 물으면만  □ 회상 참고만(발화 금지)</w:t>
-      </w:r>
-    </w:p>
-    <w:p>
-      <w:pPr>
-        <w:spacing w:before="260" w:after="120" w:line="300" w:lineRule="auto"/>
-        <w:ind w:left="113" w:right="113"/>
-        <w:shd w:val="clear" w:fill="F1F5F9"/>
-      </w:pPr>
-      <w:r>
-        <w:rPr>
-          <w:b/>
-          <w:sz w:val="21"/>
-        </w:rPr>
-        <w:t xml:space="preserve">M5-08  </w:t>
-      </w:r>
-      <w:r>
-        <w:rPr>
-          <w:b/>
-          <w:color w:val="1A1A1A"/>
-          <w:sz w:val="21"/>
-        </w:rPr>
-        <w:t>말년의 하루는 어떻게 흘러갔나요?</w:t>
-      </w:r>
-      <w:r>
-        <w:rPr>
-          <w:color w:val="6E6E6E"/>
-          <w:sz w:val="17"/>
-        </w:rPr>
-        <w:t xml:space="preserve">   서술 3~5문장</w:t>
-      </w:r>
-      <w:r>
-        <w:br/>
-      </w:r>
-      <w:r>
-        <w:rPr>
-          <w:b w:val="0"/>
-          <w:color w:val="6E6E6E"/>
-          <w:sz w:val="17"/>
-        </w:rPr>
-        <w:t>가이드: 아침 → 낮 → 저녁 순으로 자주 하던 일과 있던 장소</w:t>
-      </w:r>
-    </w:p>
-    <w:p>
-      <w:pPr>
-        <w:spacing w:before="0" w:after="60" w:line="312" w:lineRule="auto"/>
-        <w:ind w:left="227"/>
-      </w:pPr>
-      <w:r>
-        <w:rPr>
-          <w:b w:val="0"/>
-          <w:color w:val="1A1A1A"/>
-          <w:sz w:val="20"/>
-        </w:rPr>
-        <w:t>답:</w:t>
-      </w:r>
-    </w:p>
-    <w:p>
-      <w:pPr>
-        <w:spacing w:before="260" w:after="120" w:line="300" w:lineRule="auto"/>
-        <w:ind w:left="113" w:right="113"/>
-        <w:shd w:val="clear" w:fill="F1F5F9"/>
-      </w:pPr>
-      <w:r>
-        <w:rPr>
-          <w:b/>
-          <w:sz w:val="21"/>
-        </w:rPr>
-        <w:t xml:space="preserve">M5-OE  </w:t>
-      </w:r>
-      <w:r>
-        <w:rPr>
-          <w:b/>
-          <w:color w:val="1A1A1A"/>
-          <w:sz w:val="21"/>
-        </w:rPr>
-        <w:t>더 남기고 싶은 시절이나 장면이 있나요?</w:t>
-      </w:r>
-      <w:r>
-        <w:rPr>
-          <w:color w:val="6E6E6E"/>
-          <w:sz w:val="17"/>
-        </w:rPr>
-        <w:t xml:space="preserve">   서술</w:t>
-      </w:r>
-    </w:p>
-    <w:p>
-      <w:pPr>
-        <w:spacing w:before="0" w:after="60" w:line="312" w:lineRule="auto"/>
-        <w:ind w:left="227"/>
-      </w:pPr>
-      <w:r>
-        <w:rPr>
-          <w:b w:val="0"/>
-          <w:color w:val="1A1A1A"/>
-          <w:sz w:val="20"/>
-        </w:rPr>
-        <w:t>답:</w:t>
-      </w:r>
-    </w:p>
-    <w:p>
-      <w:pPr>
-        <w:spacing w:before="320" w:after="120" w:line="312" w:lineRule="auto"/>
-        <w:ind w:left="0"/>
-      </w:pPr>
-      <w:r>
-        <w:rPr>
-          <w:b/>
-          <w:color w:val="1F4E79"/>
-          <w:sz w:val="24"/>
-        </w:rPr>
-        <w:t>M6. 감각·일상 기억</w:t>
-      </w:r>
-    </w:p>
-    <w:p>
-      <w:pPr>
-        <w:spacing w:before="260" w:after="120" w:line="300" w:lineRule="auto"/>
-        <w:ind w:left="113" w:right="113"/>
-        <w:shd w:val="clear" w:fill="F1F5F9"/>
-      </w:pPr>
-      <w:r>
-        <w:rPr>
-          <w:b/>
-          <w:sz w:val="21"/>
-        </w:rPr>
-        <w:t xml:space="preserve">M6-01  </w:t>
-      </w:r>
-      <w:r>
-        <w:rPr>
-          <w:b/>
-          <w:color w:val="1A1A1A"/>
-          <w:sz w:val="21"/>
-        </w:rPr>
-        <w:t>대표 음식이 있다면?</w:t>
-      </w:r>
-      <w:r>
-        <w:rPr>
-          <w:color w:val="6E6E6E"/>
-          <w:sz w:val="17"/>
-        </w:rPr>
-        <w:t xml:space="preserve">   표 0~10행</w:t>
-      </w:r>
-      <w:r>
-        <w:br/>
-      </w:r>
-      <w:r>
-        <w:rPr>
-          <w:b w:val="0"/>
-          <w:color w:val="6E6E6E"/>
-          <w:sz w:val="17"/>
-        </w:rPr>
-        <w:t>가이드: 한 줄에 음식 하나씩</w:t>
-      </w:r>
-      <w:r>
-        <w:br/>
-      </w:r>
-      <w:r>
-        <w:rPr>
-          <w:b w:val="0"/>
-          <w:color w:val="6E6E6E"/>
-          <w:sz w:val="17"/>
-        </w:rPr>
-        <w:t>한 칸에 여러 개를 나열하지 말아주세요</w:t>
+        <w:t>가이드: 한 줄에 음식 하나씩. 한 칸에 여러 개를 나열하지 말아주세요</w:t>
       </w:r>
     </w:p>
     <w:tbl>
@@ -6101,7 +6046,235 @@
           <w:color w:val="6E6E6E"/>
           <w:sz w:val="17"/>
         </w:rPr>
-        <w:t>식사·휴식·병원 권유까지만 적어주세요</w:t>
+        <w:t>가이드: 식사·휴식·병원 권유까지만 적어주세요. 약이나 치료에 대한 조언은 하지 않아요</w:t>
+      </w:r>
+    </w:p>
+    <w:p>
+      <w:pPr>
+        <w:spacing w:before="0" w:after="60" w:line="312" w:lineRule="auto"/>
+        <w:ind w:left="227"/>
+      </w:pPr>
+      <w:r>
+        <w:rPr>
+          <w:b w:val="0"/>
+          <w:color w:val="1A1A1A"/>
+          <w:sz w:val="20"/>
+        </w:rPr>
+        <w:t>□ 크게 걱정하며 밥·쉬라고 챙긴다  □ 병원 가라고 재촉한다  □ 담담하게 괜찮을 거라 한다  □ 직접 입력</w:t>
+      </w:r>
+    </w:p>
+    <w:p>
+      <w:pPr>
+        <w:spacing w:before="0" w:after="60" w:line="312" w:lineRule="auto"/>
+        <w:ind w:left="227"/>
+      </w:pPr>
+      <w:r>
+        <w:rPr>
+          <w:b w:val="0"/>
+          <w:color w:val="1A1A1A"/>
+          <w:sz w:val="20"/>
+        </w:rPr>
+        <w:t>말 한 줄: " ____________________ "</w:t>
+      </w:r>
+    </w:p>
+    <w:p>
+      <w:pPr>
+        <w:spacing w:before="260" w:after="120" w:line="300" w:lineRule="auto"/>
+        <w:ind w:left="113" w:right="113"/>
+        <w:shd w:val="clear" w:fill="F1F5F9"/>
+      </w:pPr>
+      <w:r>
+        <w:rPr>
+          <w:b/>
+          <w:sz w:val="21"/>
+        </w:rPr>
+        <w:t xml:space="preserve">M8-05  </w:t>
+      </w:r>
+      <w:r>
+        <w:rPr>
+          <w:b/>
+          <w:color w:val="1A1A1A"/>
+          <w:sz w:val="21"/>
+        </w:rPr>
+        <w:t>가족끼리 다퉜다는 걸 알면</w:t>
+      </w:r>
+    </w:p>
+    <w:p>
+      <w:pPr>
+        <w:spacing w:before="0" w:after="60" w:line="312" w:lineRule="auto"/>
+        <w:ind w:left="227"/>
+      </w:pPr>
+      <w:r>
+        <w:rPr>
+          <w:b w:val="0"/>
+          <w:color w:val="1A1A1A"/>
+          <w:sz w:val="20"/>
+        </w:rPr>
+        <w:t>□ 싸우지 말라고 양쪽 다독인다  □ 한쪽 편을 든다  □ 모른 척 넘어간다</w:t>
+      </w:r>
+    </w:p>
+    <w:p>
+      <w:pPr>
+        <w:spacing w:before="0" w:after="60" w:line="312" w:lineRule="auto"/>
+        <w:ind w:left="227"/>
+      </w:pPr>
+      <w:r>
+        <w:rPr>
+          <w:b w:val="0"/>
+          <w:color w:val="1A1A1A"/>
+          <w:sz w:val="20"/>
+        </w:rPr>
+        <w:t>□ 이유를 차분히 묻는다  □ 직접 입력</w:t>
+      </w:r>
+    </w:p>
+    <w:p>
+      <w:pPr>
+        <w:spacing w:before="0" w:after="60" w:line="312" w:lineRule="auto"/>
+        <w:ind w:left="227"/>
+      </w:pPr>
+      <w:r>
+        <w:rPr>
+          <w:b w:val="0"/>
+          <w:color w:val="1A1A1A"/>
+          <w:sz w:val="20"/>
+        </w:rPr>
+        <w:t>말 한 줄: " ____________________ "</w:t>
+      </w:r>
+    </w:p>
+    <w:p>
+      <w:pPr>
+        <w:spacing w:before="260" w:after="120" w:line="300" w:lineRule="auto"/>
+        <w:ind w:left="113" w:right="113"/>
+        <w:shd w:val="clear" w:fill="F1F5F9"/>
+      </w:pPr>
+      <w:r>
+        <w:rPr>
+          <w:b/>
+          <w:sz w:val="21"/>
+        </w:rPr>
+        <w:t xml:space="preserve">M8-06  </w:t>
+      </w:r>
+      <w:r>
+        <w:rPr>
+          <w:b/>
+          <w:color w:val="1A1A1A"/>
+          <w:sz w:val="21"/>
+        </w:rPr>
+        <w:t>공부나 일 걱정을 털어놓으면</w:t>
+      </w:r>
+    </w:p>
+    <w:p>
+      <w:pPr>
+        <w:spacing w:before="0" w:after="60" w:line="312" w:lineRule="auto"/>
+        <w:ind w:left="227"/>
+      </w:pPr>
+      <w:r>
+        <w:rPr>
+          <w:b w:val="0"/>
+          <w:color w:val="1A1A1A"/>
+          <w:sz w:val="20"/>
+        </w:rPr>
+        <w:t>□ 걱정 말라고 안심시킨다  □ 열심히 하라고 독려한다  □ 구체적으로 조언한다</w:t>
+      </w:r>
+    </w:p>
+    <w:p>
+      <w:pPr>
+        <w:spacing w:before="0" w:after="60" w:line="312" w:lineRule="auto"/>
+        <w:ind w:left="227"/>
+      </w:pPr>
+      <w:r>
+        <w:rPr>
+          <w:b w:val="0"/>
+          <w:color w:val="1A1A1A"/>
+          <w:sz w:val="20"/>
+        </w:rPr>
+        <w:t>□ 건강부터 챙기라고 한다  □ 직접 입력</w:t>
+      </w:r>
+    </w:p>
+    <w:p>
+      <w:pPr>
+        <w:spacing w:before="0" w:after="60" w:line="312" w:lineRule="auto"/>
+        <w:ind w:left="227"/>
+      </w:pPr>
+      <w:r>
+        <w:rPr>
+          <w:b w:val="0"/>
+          <w:color w:val="1A1A1A"/>
+          <w:sz w:val="20"/>
+        </w:rPr>
+        <w:t>말 한 줄: " ____________________ "</w:t>
+      </w:r>
+    </w:p>
+    <w:p>
+      <w:pPr>
+        <w:spacing w:before="260" w:after="120" w:line="300" w:lineRule="auto"/>
+        <w:ind w:left="113" w:right="113"/>
+        <w:shd w:val="clear" w:fill="F1F5F9"/>
+      </w:pPr>
+      <w:r>
+        <w:rPr>
+          <w:b/>
+          <w:sz w:val="21"/>
+        </w:rPr>
+        <w:t xml:space="preserve">M8-07  </w:t>
+      </w:r>
+      <w:r>
+        <w:rPr>
+          <w:b/>
+          <w:color w:val="1A1A1A"/>
+          <w:sz w:val="21"/>
+        </w:rPr>
+        <w:t>결혼이나 연애 고민을 이야기하면</w:t>
+      </w:r>
+    </w:p>
+    <w:p>
+      <w:pPr>
+        <w:spacing w:before="0" w:after="60" w:line="312" w:lineRule="auto"/>
+        <w:ind w:left="227"/>
+      </w:pPr>
+      <w:r>
+        <w:rPr>
+          <w:b w:val="0"/>
+          <w:color w:val="1A1A1A"/>
+          <w:sz w:val="20"/>
+        </w:rPr>
+        <w:t>□ 믿고 잘하라고 한다  □ 신중하라고 한다  □ 캐묻지 않고 응원한다  □ 직접 입력</w:t>
+      </w:r>
+    </w:p>
+    <w:p>
+      <w:pPr>
+        <w:spacing w:before="0" w:after="60" w:line="312" w:lineRule="auto"/>
+        <w:ind w:left="227"/>
+      </w:pPr>
+      <w:r>
+        <w:rPr>
+          <w:b w:val="0"/>
+          <w:color w:val="1A1A1A"/>
+          <w:sz w:val="20"/>
+        </w:rPr>
+        <w:t>말 한 줄: " ____________________ "</w:t>
+      </w:r>
+    </w:p>
+    <w:p>
+      <w:pPr>
+        <w:spacing w:before="260" w:after="120" w:line="300" w:lineRule="auto"/>
+        <w:ind w:left="113" w:right="113"/>
+        <w:shd w:val="clear" w:fill="F1F5F9"/>
+      </w:pPr>
+      <w:r>
+        <w:rPr>
+          <w:b/>
+          <w:sz w:val="21"/>
+        </w:rPr>
+        <w:t xml:space="preserve">M8-08  </w:t>
+      </w:r>
+      <w:r>
+        <w:rPr>
+          <w:b/>
+          <w:color w:val="1A1A1A"/>
+          <w:sz w:val="21"/>
+        </w:rPr>
+        <w:t>모르는 것을 물으면</w:t>
       </w:r>
       <w:r>
         <w:br/>
@@ -6112,7 +6285,18 @@
           <w:color w:val="6E6E6E"/>
           <w:sz w:val="17"/>
         </w:rPr>
-        <w:t>약이나 치료에 대한 조언은 하지 않아요</w:t>
+        <w:t>예: "그건 내가 잘 모르겠구나"</w:t>
+      </w:r>
+      <w:r>
+        <w:br/>
+      </w:r>
+      <w:r>
+        <w:rPr>
+          <w:b w:val="0"/>
+          <w:color w:val="6E6E6E"/>
+          <w:sz w:val="17"/>
+        </w:rPr>
+        <w:t>가이드: "기억 안 나" 계열은 쓸 수 없어요</w:t>
       </w:r>
     </w:p>
     <w:p>
@@ -6126,21 +6310,7 @@
           <w:color w:val="1A1A1A"/>
           <w:sz w:val="20"/>
         </w:rPr>
-        <w:t>□ 크게 걱정하며 밥·쉬라고 챙긴다  □ 병원 가라고 재촉한다  □ 담담하게 괜찮을 거라 한다  □ 직접 입력</w:t>
-      </w:r>
-    </w:p>
-    <w:p>
-      <w:pPr>
-        <w:spacing w:before="0" w:after="60" w:line="312" w:lineRule="auto"/>
-        <w:ind w:left="227"/>
-      </w:pPr>
-      <w:r>
-        <w:rPr>
-          <w:b w:val="0"/>
-          <w:color w:val="1A1A1A"/>
-          <w:sz w:val="20"/>
-        </w:rPr>
-        <w:t>말 한 줄: " ____________________ "</w:t>
+        <w:t>그분다운 "모르겠다" 표현: " ____________________ "</w:t>
       </w:r>
     </w:p>
     <w:p>
@@ -6154,7 +6324,7 @@
           <w:b/>
           <w:sz w:val="21"/>
         </w:rPr>
-        <w:t xml:space="preserve">M8-05  </w:t>
+        <w:t xml:space="preserve">M8-09  </w:t>
       </w:r>
       <w:r>
         <w:rPr>
@@ -6162,185 +6332,7 @@
           <w:color w:val="1A1A1A"/>
           <w:sz w:val="21"/>
         </w:rPr>
-        <w:t>가족끼리 다퉜다는 걸 알면</w:t>
-      </w:r>
-    </w:p>
-    <w:p>
-      <w:pPr>
-        <w:spacing w:before="0" w:after="60" w:line="312" w:lineRule="auto"/>
-        <w:ind w:left="227"/>
-      </w:pPr>
-      <w:r>
-        <w:rPr>
-          <w:b w:val="0"/>
-          <w:color w:val="1A1A1A"/>
-          <w:sz w:val="20"/>
-        </w:rPr>
-        <w:t>□ 싸우지 말라고 양쪽 다독인다  □ 한쪽 편을 든다  □ 모른 척 넘어간다</w:t>
-      </w:r>
-    </w:p>
-    <w:p>
-      <w:pPr>
-        <w:spacing w:before="0" w:after="60" w:line="312" w:lineRule="auto"/>
-        <w:ind w:left="227"/>
-      </w:pPr>
-      <w:r>
-        <w:rPr>
-          <w:b w:val="0"/>
-          <w:color w:val="1A1A1A"/>
-          <w:sz w:val="20"/>
-        </w:rPr>
-        <w:t>□ 이유를 차분히 묻는다  □ 직접 입력</w:t>
-      </w:r>
-    </w:p>
-    <w:p>
-      <w:pPr>
-        <w:spacing w:before="0" w:after="60" w:line="312" w:lineRule="auto"/>
-        <w:ind w:left="227"/>
-      </w:pPr>
-      <w:r>
-        <w:rPr>
-          <w:b w:val="0"/>
-          <w:color w:val="1A1A1A"/>
-          <w:sz w:val="20"/>
-        </w:rPr>
-        <w:t>말 한 줄: " ____________________ "</w:t>
-      </w:r>
-    </w:p>
-    <w:p>
-      <w:pPr>
-        <w:spacing w:before="260" w:after="120" w:line="300" w:lineRule="auto"/>
-        <w:ind w:left="113" w:right="113"/>
-        <w:shd w:val="clear" w:fill="F1F5F9"/>
-      </w:pPr>
-      <w:r>
-        <w:rPr>
-          <w:b/>
-          <w:sz w:val="21"/>
-        </w:rPr>
-        <w:t xml:space="preserve">M8-06  </w:t>
-      </w:r>
-      <w:r>
-        <w:rPr>
-          <w:b/>
-          <w:color w:val="1A1A1A"/>
-          <w:sz w:val="21"/>
-        </w:rPr>
-        <w:t>공부나 일 걱정을 털어놓으면</w:t>
-      </w:r>
-    </w:p>
-    <w:p>
-      <w:pPr>
-        <w:spacing w:before="0" w:after="60" w:line="312" w:lineRule="auto"/>
-        <w:ind w:left="227"/>
-      </w:pPr>
-      <w:r>
-        <w:rPr>
-          <w:b w:val="0"/>
-          <w:color w:val="1A1A1A"/>
-          <w:sz w:val="20"/>
-        </w:rPr>
-        <w:t>□ 걱정 말라고 안심시킨다  □ 열심히 하라고 독려한다  □ 구체적으로 조언한다</w:t>
-      </w:r>
-    </w:p>
-    <w:p>
-      <w:pPr>
-        <w:spacing w:before="0" w:after="60" w:line="312" w:lineRule="auto"/>
-        <w:ind w:left="227"/>
-      </w:pPr>
-      <w:r>
-        <w:rPr>
-          <w:b w:val="0"/>
-          <w:color w:val="1A1A1A"/>
-          <w:sz w:val="20"/>
-        </w:rPr>
-        <w:t>□ 건강부터 챙기라고 한다  □ 직접 입력</w:t>
-      </w:r>
-    </w:p>
-    <w:p>
-      <w:pPr>
-        <w:spacing w:before="0" w:after="60" w:line="312" w:lineRule="auto"/>
-        <w:ind w:left="227"/>
-      </w:pPr>
-      <w:r>
-        <w:rPr>
-          <w:b w:val="0"/>
-          <w:color w:val="1A1A1A"/>
-          <w:sz w:val="20"/>
-        </w:rPr>
-        <w:t>말 한 줄: " ____________________ "</w:t>
-      </w:r>
-    </w:p>
-    <w:p>
-      <w:pPr>
-        <w:spacing w:before="260" w:after="120" w:line="300" w:lineRule="auto"/>
-        <w:ind w:left="113" w:right="113"/>
-        <w:shd w:val="clear" w:fill="F1F5F9"/>
-      </w:pPr>
-      <w:r>
-        <w:rPr>
-          <w:b/>
-          <w:sz w:val="21"/>
-        </w:rPr>
-        <w:t xml:space="preserve">M8-07  </w:t>
-      </w:r>
-      <w:r>
-        <w:rPr>
-          <w:b/>
-          <w:color w:val="1A1A1A"/>
-          <w:sz w:val="21"/>
-        </w:rPr>
-        <w:t>결혼이나 연애 고민을 이야기하면</w:t>
-      </w:r>
-    </w:p>
-    <w:p>
-      <w:pPr>
-        <w:spacing w:before="0" w:after="60" w:line="312" w:lineRule="auto"/>
-        <w:ind w:left="227"/>
-      </w:pPr>
-      <w:r>
-        <w:rPr>
-          <w:b w:val="0"/>
-          <w:color w:val="1A1A1A"/>
-          <w:sz w:val="20"/>
-        </w:rPr>
-        <w:t>□ 믿고 잘하라고 한다  □ 신중하라고 한다  □ 캐묻지 않고 응원한다  □ 직접 입력</w:t>
-      </w:r>
-    </w:p>
-    <w:p>
-      <w:pPr>
-        <w:spacing w:before="0" w:after="60" w:line="312" w:lineRule="auto"/>
-        <w:ind w:left="227"/>
-      </w:pPr>
-      <w:r>
-        <w:rPr>
-          <w:b w:val="0"/>
-          <w:color w:val="1A1A1A"/>
-          <w:sz w:val="20"/>
-        </w:rPr>
-        <w:t>말 한 줄: " ____________________ "</w:t>
-      </w:r>
-    </w:p>
-    <w:p>
-      <w:pPr>
-        <w:spacing w:before="260" w:after="120" w:line="300" w:lineRule="auto"/>
-        <w:ind w:left="113" w:right="113"/>
-        <w:shd w:val="clear" w:fill="F1F5F9"/>
-      </w:pPr>
-      <w:r>
-        <w:rPr>
-          <w:b/>
-          <w:sz w:val="21"/>
-        </w:rPr>
-        <w:t xml:space="preserve">M8-08  </w:t>
-      </w:r>
-      <w:r>
-        <w:rPr>
-          <w:b/>
-          <w:color w:val="1A1A1A"/>
-          <w:sz w:val="21"/>
-        </w:rPr>
-        <w:t>모르는 것을 물으면</w:t>
+        <w:t>돈·상속·정치 같은 주제를 물으면</w:t>
       </w:r>
       <w:r>
         <w:br/>
@@ -6351,65 +6343,7 @@
           <w:color w:val="6E6E6E"/>
           <w:sz w:val="17"/>
         </w:rPr>
-        <w:t>예: "그건 내가 잘 모르겠구나"</w:t>
-      </w:r>
-      <w:r>
-        <w:br/>
-      </w:r>
-      <w:r>
-        <w:rPr>
-          <w:b w:val="0"/>
-          <w:color w:val="6E6E6E"/>
-          <w:sz w:val="17"/>
-        </w:rPr>
-        <w:t>"기억 안 나" 계열은 쓸 수 없어요</w:t>
-      </w:r>
-    </w:p>
-    <w:p>
-      <w:pPr>
-        <w:spacing w:before="0" w:after="60" w:line="312" w:lineRule="auto"/>
-        <w:ind w:left="227"/>
-      </w:pPr>
-      <w:r>
-        <w:rPr>
-          <w:b w:val="0"/>
-          <w:color w:val="1A1A1A"/>
-          <w:sz w:val="20"/>
-        </w:rPr>
-        <w:t>그분다운 "모르겠다" 표현: " ____________________ "</w:t>
-      </w:r>
-    </w:p>
-    <w:p>
-      <w:pPr>
-        <w:spacing w:before="260" w:after="120" w:line="300" w:lineRule="auto"/>
-        <w:ind w:left="113" w:right="113"/>
-        <w:shd w:val="clear" w:fill="F1F5F9"/>
-      </w:pPr>
-      <w:r>
-        <w:rPr>
-          <w:b/>
-          <w:sz w:val="21"/>
-        </w:rPr>
-        <w:t xml:space="preserve">M8-09  </w:t>
-      </w:r>
-      <w:r>
-        <w:rPr>
-          <w:b/>
-          <w:color w:val="1A1A1A"/>
-          <w:sz w:val="21"/>
-        </w:rPr>
-        <w:t>돈·상속·정치 같은 주제를 물으면</w:t>
-      </w:r>
-      <w:r>
-        <w:br/>
-      </w:r>
-      <w:r>
-        <w:rPr>
-          <w:b w:val="0"/>
-          <w:color w:val="6E6E6E"/>
-          <w:sz w:val="17"/>
-        </w:rPr>
-        <w:t>여기는 "그럴 때 뭐라고 하는지"만 적어주세요</w:t>
+        <w:t>가이드: 여기는 "그럴 때 뭐라고 하는지"만 적어주세요</w:t>
       </w:r>
     </w:p>
     <w:p>
@@ -7444,7 +7378,106 @@
           <w:color w:val="6E6E6E"/>
           <w:sz w:val="17"/>
         </w:rPr>
-        <w:t>페르소나가 자기 일을 알고 있어야, 가족이 그때 이야기를 꺼냈을 때 답할 수 있어요.</w:t>
+        <w:t>안내: 페르소나가 자기 일을 알고 있어야, 가족이 그때 이야기를 꺼냈을 때 답할 수 있어요. "말하고 싶지 않음"을 고르면 페르소나는 "그 얘기는 하지 말자"로만 답합니다</w:t>
+      </w:r>
+    </w:p>
+    <w:p>
+      <w:pPr>
+        <w:spacing w:before="0" w:after="60" w:line="312" w:lineRule="auto"/>
+        <w:ind w:left="340"/>
+      </w:pPr>
+      <w:r>
+        <w:rPr>
+          <w:b w:val="0"/>
+          <w:color w:val="1A1A1A"/>
+          <w:sz w:val="20"/>
+        </w:rPr>
+        <w:t>□ 오래 투병하시다가</w:t>
+      </w:r>
+    </w:p>
+    <w:p>
+      <w:pPr>
+        <w:spacing w:before="0" w:after="60" w:line="312" w:lineRule="auto"/>
+        <w:ind w:left="340"/>
+      </w:pPr>
+      <w:r>
+        <w:rPr>
+          <w:b w:val="0"/>
+          <w:color w:val="1A1A1A"/>
+          <w:sz w:val="20"/>
+        </w:rPr>
+        <w:t>□ 수술·치료 중에</w:t>
+      </w:r>
+    </w:p>
+    <w:p>
+      <w:pPr>
+        <w:spacing w:before="0" w:after="60" w:line="312" w:lineRule="auto"/>
+        <w:ind w:left="340"/>
+      </w:pPr>
+      <w:r>
+        <w:rPr>
+          <w:b w:val="0"/>
+          <w:color w:val="1A1A1A"/>
+          <w:sz w:val="20"/>
+        </w:rPr>
+        <w:t>□ 갑작스럽게 (사고·급성 질환)</w:t>
+      </w:r>
+    </w:p>
+    <w:p>
+      <w:pPr>
+        <w:spacing w:before="0" w:after="60" w:line="312" w:lineRule="auto"/>
+        <w:ind w:left="340"/>
+      </w:pPr>
+      <w:r>
+        <w:rPr>
+          <w:b w:val="0"/>
+          <w:color w:val="1A1A1A"/>
+          <w:sz w:val="20"/>
+        </w:rPr>
+        <w:t>□ 노환으로 편안하게</w:t>
+      </w:r>
+    </w:p>
+    <w:p>
+      <w:pPr>
+        <w:spacing w:before="0" w:after="60" w:line="312" w:lineRule="auto"/>
+        <w:ind w:left="340"/>
+      </w:pPr>
+      <w:r>
+        <w:rPr>
+          <w:b w:val="0"/>
+          <w:color w:val="1A1A1A"/>
+          <w:sz w:val="20"/>
+        </w:rPr>
+        <w:t>□ 말하고 싶지 않음</w:t>
+      </w:r>
+    </w:p>
+    <w:p>
+      <w:pPr>
+        <w:spacing w:before="260" w:after="120" w:line="300" w:lineRule="auto"/>
+        <w:ind w:left="113" w:right="113"/>
+        <w:shd w:val="clear" w:fill="F1F5F9"/>
+      </w:pPr>
+      <w:r>
+        <w:rPr>
+          <w:b/>
+          <w:sz w:val="21"/>
+        </w:rPr>
+        <w:t xml:space="preserve">T1-02b  </w:t>
+      </w:r>
+      <w:r>
+        <w:rPr>
+          <w:b/>
+          <w:color w:val="1A1A1A"/>
+          <w:sz w:val="21"/>
+        </w:rPr>
+        <w:t>마지막 시기에 곁에 있었던 가족과, 있지 못했던 가족은요?</w:t>
+      </w:r>
+      <w:r>
+        <w:rPr>
+          <w:color w:val="6E6E6E"/>
+          <w:sz w:val="17"/>
+        </w:rPr>
+        <w:t xml:space="preserve">   표 0~10행</w:t>
       </w:r>
       <w:r>
         <w:br/>
@@ -7455,117 +7488,7 @@
           <w:color w:val="6E6E6E"/>
           <w:sz w:val="17"/>
         </w:rPr>
-        <w:t>"말하고 싶지 않음"을 고르면 페르소나는 "그 얘기는 하지 말자"로만 답합니다</w:t>
-      </w:r>
-    </w:p>
-    <w:p>
-      <w:pPr>
-        <w:spacing w:before="0" w:after="60" w:line="312" w:lineRule="auto"/>
-        <w:ind w:left="340"/>
-      </w:pPr>
-      <w:r>
-        <w:rPr>
-          <w:b w:val="0"/>
-          <w:color w:val="1A1A1A"/>
-          <w:sz w:val="20"/>
-        </w:rPr>
-        <w:t>□ 오래 투병하시다가</w:t>
-      </w:r>
-    </w:p>
-    <w:p>
-      <w:pPr>
-        <w:spacing w:before="0" w:after="60" w:line="312" w:lineRule="auto"/>
-        <w:ind w:left="340"/>
-      </w:pPr>
-      <w:r>
-        <w:rPr>
-          <w:b w:val="0"/>
-          <w:color w:val="1A1A1A"/>
-          <w:sz w:val="20"/>
-        </w:rPr>
-        <w:t>□ 수술·치료 중에</w:t>
-      </w:r>
-    </w:p>
-    <w:p>
-      <w:pPr>
-        <w:spacing w:before="0" w:after="60" w:line="312" w:lineRule="auto"/>
-        <w:ind w:left="340"/>
-      </w:pPr>
-      <w:r>
-        <w:rPr>
-          <w:b w:val="0"/>
-          <w:color w:val="1A1A1A"/>
-          <w:sz w:val="20"/>
-        </w:rPr>
-        <w:t>□ 갑작스럽게 (사고·급성 질환)</w:t>
-      </w:r>
-    </w:p>
-    <w:p>
-      <w:pPr>
-        <w:spacing w:before="0" w:after="60" w:line="312" w:lineRule="auto"/>
-        <w:ind w:left="340"/>
-      </w:pPr>
-      <w:r>
-        <w:rPr>
-          <w:b w:val="0"/>
-          <w:color w:val="1A1A1A"/>
-          <w:sz w:val="20"/>
-        </w:rPr>
-        <w:t>□ 노환으로 편안하게</w:t>
-      </w:r>
-    </w:p>
-    <w:p>
-      <w:pPr>
-        <w:spacing w:before="0" w:after="60" w:line="312" w:lineRule="auto"/>
-        <w:ind w:left="340"/>
-      </w:pPr>
-      <w:r>
-        <w:rPr>
-          <w:b w:val="0"/>
-          <w:color w:val="1A1A1A"/>
-          <w:sz w:val="20"/>
-        </w:rPr>
-        <w:t>□ 말하고 싶지 않음</w:t>
-      </w:r>
-    </w:p>
-    <w:p>
-      <w:pPr>
-        <w:spacing w:before="260" w:after="120" w:line="300" w:lineRule="auto"/>
-        <w:ind w:left="113" w:right="113"/>
-        <w:shd w:val="clear" w:fill="F1F5F9"/>
-      </w:pPr>
-      <w:r>
-        <w:rPr>
-          <w:b/>
-          <w:sz w:val="21"/>
-        </w:rPr>
-        <w:t xml:space="preserve">T1-02b  </w:t>
-      </w:r>
-      <w:r>
-        <w:rPr>
-          <w:b/>
-          <w:color w:val="1A1A1A"/>
-          <w:sz w:val="21"/>
-        </w:rPr>
-        <w:t>마지막 시기에 곁에 있었던 가족과, 있지 못했던 가족은요?</w:t>
-      </w:r>
-      <w:r>
-        <w:rPr>
-          <w:color w:val="6E6E6E"/>
-          <w:sz w:val="17"/>
-        </w:rPr>
-        <w:t xml:space="preserve">   표 0~10행</w:t>
-      </w:r>
-      <w:r>
-        <w:br/>
-      </w:r>
-      <w:r>
-        <w:rPr>
-          <w:b w:val="0"/>
-          <w:color w:val="6E6E6E"/>
-          <w:sz w:val="17"/>
-        </w:rPr>
-        <w:t>곁에 못 있던 가족이 미안함을 말하면 페르소나가 그 사실을 알고 받아줍니다</w:t>
+        <w:t>안내: 곁에 못 있던 가족이 미안함을 말하면 페르소나가 그 사실을 알고 받아줍니다</w:t>
       </w:r>
     </w:p>
     <w:tbl>
@@ -7678,18 +7601,7 @@
           <w:color w:val="6E6E6E"/>
           <w:sz w:val="17"/>
         </w:rPr>
-        <w:t>가이드: 마지막으로 나눈 대화, 그분이 남긴 말, 가족이 해드린 것.</w:t>
-      </w:r>
-      <w:r>
-        <w:br/>
-      </w:r>
-      <w:r>
-        <w:rPr>
-          <w:b w:val="0"/>
-          <w:color w:val="6E6E6E"/>
-          <w:sz w:val="17"/>
-        </w:rPr>
-        <w:t>의료 세부는 쓰지 않아도 돼요</w:t>
+        <w:t>가이드: 마지막으로 나눈 대화, 그분이 남긴 말, 가족이 해드린 것. 의료 세부는 쓰지 않아도 돼요</w:t>
       </w:r>
     </w:p>
     <w:p>
@@ -8765,7 +8677,7 @@
           <w:color w:val="6E6E6E"/>
           <w:sz w:val="17"/>
         </w:rPr>
-        <w:t>돌아가신 분의 페르소나는 가족 검수를 통과해야 완성됩니다.</w:t>
+        <w:t>안내: 돌아가신 분의 페르소나는 가족 검수를 통과해야 완성됩니다</w:t>
       </w:r>
     </w:p>
     <w:sectPr>

--- a/ai/docs/Persona_Intake_시험지.docx
+++ b/ai/docs/Persona_Intake_시험지.docx
@@ -128,17 +128,6 @@
           <w:sz w:val="17"/>
         </w:rPr>
         <w:t xml:space="preserve">   하나 선택</w:t>
-      </w:r>
-      <w:r>
-        <w:br/>
-      </w:r>
-      <w:r>
-        <w:rPr>
-          <w:b w:val="0"/>
-          <w:color w:val="6E6E6E"/>
-          <w:sz w:val="17"/>
-        </w:rPr>
-        <w:t>가이드: "손자"처럼 나 → 그분 방향으로는 적지 않아요. 그분이 나에게 무엇인지로 적어주세요</w:t>
       </w:r>
     </w:p>
     <w:p>

--- a/ai/docs/Persona_Intake_시험지.docx
+++ b/ai/docs/Persona_Intake_시험지.docx
@@ -169,7 +169,7 @@
           <w:color w:val="1A1A1A"/>
           <w:sz w:val="20"/>
         </w:rPr>
-        <w:t>□ 직접 입력 ____________</w:t>
+        <w:t>□ 직접 입력 → ____________________</w:t>
       </w:r>
     </w:p>
     <w:p>
@@ -832,7 +832,7 @@
           <w:color w:val="1A1A1A"/>
           <w:sz w:val="20"/>
         </w:rPr>
-        <w:t>□ ⑤ 직접 입력 ____________________</w:t>
+        <w:t>□ ⑤ 직접 입력 → ____________________</w:t>
       </w:r>
     </w:p>
     <w:p>
@@ -942,7 +942,7 @@
           <w:color w:val="1A1A1A"/>
           <w:sz w:val="20"/>
         </w:rPr>
-        <w:t>□ ⑤ 직접 입력 ____________________</w:t>
+        <w:t>□ ⑤ 직접 입력 → ____________________</w:t>
       </w:r>
     </w:p>
     <w:p>
@@ -1041,7 +1041,7 @@
           <w:color w:val="1A1A1A"/>
           <w:sz w:val="20"/>
         </w:rPr>
-        <w:t>□ ⑤ 직접 입력 ____________________</w:t>
+        <w:t>□ ⑤ 직접 입력 → ____________________</w:t>
       </w:r>
     </w:p>
     <w:p>
@@ -1276,7 +1276,7 @@
           <w:color w:val="1A1A1A"/>
           <w:sz w:val="20"/>
         </w:rPr>
-        <w:t>□ ⑦ 직접 입력 ____________________</w:t>
+        <w:t>□ ⑦ 직접 입력 → ____________________</w:t>
       </w:r>
     </w:p>
     <w:p>
@@ -1810,7 +1810,7 @@
           <w:color w:val="1A1A1A"/>
           <w:sz w:val="20"/>
         </w:rPr>
-        <w:t>□ ⑧ 특정 사람 이야기를 먼저 꺼내기 → 누구: ____________</w:t>
+        <w:t>□ ⑧ 특정 사람 이야기를 먼저 꺼내기 → 누구: ____________________</w:t>
       </w:r>
     </w:p>
     <w:p>
@@ -1879,6 +1879,30 @@
               </w:rPr>
               <w:t>규칙</w:t>
             </w:r>
+          </w:p>
+        </w:tc>
+      </w:tr>
+      <w:tr>
+        <w:tc>
+          <w:tcPr>
+            <w:tcW w:type="dxa" w:w="9746"/>
+          </w:tcPr>
+          <w:p>
+            <w:pPr>
+              <w:spacing w:after="60"/>
+            </w:pPr>
+          </w:p>
+        </w:tc>
+      </w:tr>
+      <w:tr>
+        <w:tc>
+          <w:tcPr>
+            <w:tcW w:type="dxa" w:w="9746"/>
+          </w:tcPr>
+          <w:p>
+            <w:pPr>
+              <w:spacing w:after="60"/>
+            </w:pPr>
           </w:p>
         </w:tc>
       </w:tr>
@@ -2218,6 +2242,48 @@
           </w:p>
         </w:tc>
       </w:tr>
+      <w:tr>
+        <w:tc>
+          <w:tcPr>
+            <w:tcW w:type="dxa" w:w="2436"/>
+          </w:tcPr>
+          <w:p>
+            <w:pPr>
+              <w:spacing w:after="60"/>
+            </w:pPr>
+          </w:p>
+        </w:tc>
+        <w:tc>
+          <w:tcPr>
+            <w:tcW w:type="dxa" w:w="2436"/>
+          </w:tcPr>
+          <w:p>
+            <w:pPr>
+              <w:spacing w:after="60"/>
+            </w:pPr>
+          </w:p>
+        </w:tc>
+        <w:tc>
+          <w:tcPr>
+            <w:tcW w:type="dxa" w:w="2436"/>
+          </w:tcPr>
+          <w:p>
+            <w:pPr>
+              <w:spacing w:after="60"/>
+            </w:pPr>
+          </w:p>
+        </w:tc>
+        <w:tc>
+          <w:tcPr>
+            <w:tcW w:type="dxa" w:w="2436"/>
+          </w:tcPr>
+          <w:p>
+            <w:pPr>
+              <w:spacing w:after="60"/>
+            </w:pPr>
+          </w:p>
+        </w:tc>
+      </w:tr>
     </w:tbl>
     <w:p>
       <w:pPr>
@@ -2375,7 +2441,7 @@
           <w:color w:val="1A1A1A"/>
           <w:sz w:val="20"/>
         </w:rPr>
-        <w:t>□ 집안의 어른·결정권자  □ 막내·귀염둥이  □ 직접 입력 ____________</w:t>
+        <w:t>□ 집안의 어른·결정권자  □ 막내·귀염둥이  □ 직접 입력 → ____________________</w:t>
       </w:r>
     </w:p>
     <w:p>
@@ -2559,6 +2625,17 @@
         </w:rPr>
         <w:t xml:space="preserve">   단답 15자</w:t>
       </w:r>
+      <w:r>
+        <w:br/>
+      </w:r>
+      <w:r>
+        <w:rPr>
+          <w:b w:val="0"/>
+          <w:color w:val="6E6E6E"/>
+          <w:sz w:val="17"/>
+        </w:rPr>
+        <w:t>예: "종서야" / "여보" / "우리 딸"</w:t>
+      </w:r>
     </w:p>
     <w:p>
       <w:pPr>
@@ -2571,7 +2648,7 @@
           <w:color w:val="1A1A1A"/>
           <w:sz w:val="20"/>
         </w:rPr>
-        <w:t>답: ____________  &gt; 예: "종서야" / "여보" / "우리 딸"</w:t>
+        <w:t>답: ____________</w:t>
       </w:r>
     </w:p>
     <w:p>
@@ -2602,6 +2679,17 @@
         </w:rPr>
         <w:t xml:space="preserve">   단답 15자</w:t>
       </w:r>
+      <w:r>
+        <w:br/>
+      </w:r>
+      <w:r>
+        <w:rPr>
+          <w:b w:val="0"/>
+          <w:color w:val="6E6E6E"/>
+          <w:sz w:val="17"/>
+        </w:rPr>
+        <w:t>예: "엄마" / "할머니"</w:t>
+      </w:r>
     </w:p>
     <w:p>
       <w:pPr>
@@ -2614,7 +2702,7 @@
           <w:color w:val="1A1A1A"/>
           <w:sz w:val="20"/>
         </w:rPr>
-        <w:t>답: ____________  &gt; 예: "엄마" / "할머니"</w:t>
+        <w:t>답: ____________</w:t>
       </w:r>
     </w:p>
     <w:p>
@@ -2824,7 +2912,7 @@
           <w:color w:val="1A1A1A"/>
           <w:sz w:val="20"/>
         </w:rPr>
-        <w:t>□ 걱정하지 않음  □ 직접 입력 ____________</w:t>
+        <w:t>□ 걱정하지 않음  □ 직접 입력 → ____________________</w:t>
       </w:r>
     </w:p>
     <w:p>
@@ -2991,7 +3079,7 @@
           <w:color w:val="1A1A1A"/>
           <w:sz w:val="20"/>
         </w:rPr>
-        <w:t>□ 직접 입력 ____________________</w:t>
+        <w:t>□ 직접 입력 → ____________________</w:t>
       </w:r>
     </w:p>
     <w:p>
@@ -3363,7 +3451,7 @@
           <w:color w:val="1A1A1A"/>
           <w:sz w:val="20"/>
         </w:rPr>
-        <w:t>□ ⑤ 직접 입력 ____________________</w:t>
+        <w:t>□ ⑤ 직접 입력 → ____________________</w:t>
       </w:r>
     </w:p>
     <w:p>
@@ -3584,7 +3672,7 @@
           <w:color w:val="1A1A1A"/>
           <w:sz w:val="20"/>
         </w:rPr>
-        <w:t>□ 없음(표준어)  □ 약간(고향 억양)  □ 뚜렷함 → 지역: __________</w:t>
+        <w:t>□ 없음(표준어)  □ 약간(고향 억양)  □ 뚜렷함 → 지역: ____________________</w:t>
       </w:r>
     </w:p>
     <w:p>
@@ -3715,6 +3803,18 @@
           </w:p>
         </w:tc>
       </w:tr>
+      <w:tr>
+        <w:tc>
+          <w:tcPr>
+            <w:tcW w:type="dxa" w:w="9746"/>
+          </w:tcPr>
+          <w:p>
+            <w:pPr>
+              <w:spacing w:after="60"/>
+            </w:pPr>
+          </w:p>
+        </w:tc>
+      </w:tr>
     </w:tbl>
     <w:p>
       <w:pPr>
@@ -3817,7 +3917,7 @@
           <w:color w:val="1A1A1A"/>
           <w:sz w:val="20"/>
         </w:rPr>
-        <w:t>□ 직접 입력 (최대 2) ____________________</w:t>
+        <w:t>□ 직접 입력 → ____________________ (최대 2)</w:t>
       </w:r>
     </w:p>
     <w:p>
@@ -4194,7 +4294,7 @@
           <w:color w:val="1A1A1A"/>
           <w:sz w:val="20"/>
         </w:rPr>
-        <w:t>□ 직접 입력 ____________________</w:t>
+        <w:t>□ 직접 입력 → ____________________</w:t>
       </w:r>
     </w:p>
     <w:p>
@@ -4944,6 +5044,28 @@
           </w:p>
         </w:tc>
       </w:tr>
+      <w:tr>
+        <w:tc>
+          <w:tcPr>
+            <w:tcW w:type="dxa" w:w="4873"/>
+          </w:tcPr>
+          <w:p>
+            <w:pPr>
+              <w:spacing w:after="60"/>
+            </w:pPr>
+          </w:p>
+        </w:tc>
+        <w:tc>
+          <w:tcPr>
+            <w:tcW w:type="dxa" w:w="4873"/>
+          </w:tcPr>
+          <w:p>
+            <w:pPr>
+              <w:spacing w:after="60"/>
+            </w:pPr>
+          </w:p>
+        </w:tc>
+      </w:tr>
     </w:tbl>
     <w:p>
       <w:pPr>
@@ -5058,7 +5180,7 @@
           <w:color w:val="1A1A1A"/>
           <w:sz w:val="20"/>
         </w:rPr>
-        <w:t>□ 직접 입력 ____________</w:t>
+        <w:t>□ 직접 입력 → ____________________</w:t>
       </w:r>
     </w:p>
     <w:p>
@@ -5163,6 +5285,28 @@
           </w:p>
         </w:tc>
       </w:tr>
+      <w:tr>
+        <w:tc>
+          <w:tcPr>
+            <w:tcW w:type="dxa" w:w="4873"/>
+          </w:tcPr>
+          <w:p>
+            <w:pPr>
+              <w:spacing w:after="60"/>
+            </w:pPr>
+          </w:p>
+        </w:tc>
+        <w:tc>
+          <w:tcPr>
+            <w:tcW w:type="dxa" w:w="4873"/>
+          </w:tcPr>
+          <w:p>
+            <w:pPr>
+              <w:spacing w:after="60"/>
+            </w:pPr>
+          </w:p>
+        </w:tc>
+      </w:tr>
     </w:tbl>
     <w:p>
       <w:pPr>
@@ -5246,6 +5390,28 @@
           </w:p>
         </w:tc>
       </w:tr>
+      <w:tr>
+        <w:tc>
+          <w:tcPr>
+            <w:tcW w:type="dxa" w:w="4873"/>
+          </w:tcPr>
+          <w:p>
+            <w:pPr>
+              <w:spacing w:after="60"/>
+            </w:pPr>
+          </w:p>
+        </w:tc>
+        <w:tc>
+          <w:tcPr>
+            <w:tcW w:type="dxa" w:w="4873"/>
+          </w:tcPr>
+          <w:p>
+            <w:pPr>
+              <w:spacing w:after="60"/>
+            </w:pPr>
+          </w:p>
+        </w:tc>
+      </w:tr>
     </w:tbl>
     <w:p>
       <w:pPr>
@@ -5380,6 +5546,28 @@
               </w:rPr>
               <w:t>어떻게·얼마나</w:t>
             </w:r>
+          </w:p>
+        </w:tc>
+      </w:tr>
+      <w:tr>
+        <w:tc>
+          <w:tcPr>
+            <w:tcW w:type="dxa" w:w="4873"/>
+          </w:tcPr>
+          <w:p>
+            <w:pPr>
+              <w:spacing w:after="60"/>
+            </w:pPr>
+          </w:p>
+        </w:tc>
+        <w:tc>
+          <w:tcPr>
+            <w:tcW w:type="dxa" w:w="4873"/>
+          </w:tcPr>
+          <w:p>
+            <w:pPr>
+              <w:spacing w:after="60"/>
+            </w:pPr>
           </w:p>
         </w:tc>
       </w:tr>
@@ -7327,7 +7515,7 @@
           <w:color w:val="1A1A1A"/>
           <w:sz w:val="20"/>
         </w:rPr>
-        <w:t>□ 연도: ______  □ 연도+월: ______  □ 말하지 않음</w:t>
+        <w:t>□ 연도 → ______  □ 연도+월 → ______  □ 말하지 않음</w:t>
       </w:r>
     </w:p>
     <w:p>
@@ -7544,6 +7732,38 @@
               </w:rPr>
               <w:t>메모</w:t>
             </w:r>
+          </w:p>
+        </w:tc>
+      </w:tr>
+      <w:tr>
+        <w:tc>
+          <w:tcPr>
+            <w:tcW w:type="dxa" w:w="3249"/>
+          </w:tcPr>
+          <w:p>
+            <w:pPr>
+              <w:spacing w:after="60"/>
+            </w:pPr>
+          </w:p>
+        </w:tc>
+        <w:tc>
+          <w:tcPr>
+            <w:tcW w:type="dxa" w:w="3249"/>
+          </w:tcPr>
+          <w:p>
+            <w:pPr>
+              <w:spacing w:after="60"/>
+            </w:pPr>
+          </w:p>
+        </w:tc>
+        <w:tc>
+          <w:tcPr>
+            <w:tcW w:type="dxa" w:w="3249"/>
+          </w:tcPr>
+          <w:p>
+            <w:pPr>
+              <w:spacing w:after="60"/>
+            </w:pPr>
           </w:p>
         </w:tc>
       </w:tr>
@@ -7943,6 +8163,18 @@
           </w:p>
         </w:tc>
       </w:tr>
+      <w:tr>
+        <w:tc>
+          <w:tcPr>
+            <w:tcW w:type="dxa" w:w="9746"/>
+          </w:tcPr>
+          <w:p>
+            <w:pPr>
+              <w:spacing w:after="60"/>
+            </w:pPr>
+          </w:p>
+        </w:tc>
+      </w:tr>
     </w:tbl>
     <w:p>
       <w:pPr>
@@ -8032,7 +8264,7 @@
           <w:color w:val="1A1A1A"/>
           <w:sz w:val="20"/>
         </w:rPr>
-        <w:t>□ 위로  □ 웃음  □ 그리움보다 평온  □ 용기  □ 직접 입력 ____________</w:t>
+        <w:t>□ 위로  □ 웃음  □ 그리움보다 평온  □ 용기  □ 직접 입력 → ____________________</w:t>
       </w:r>
     </w:p>
     <w:p>
@@ -8282,7 +8514,7 @@
           <w:color w:val="1A1A1A"/>
           <w:sz w:val="20"/>
         </w:rPr>
-        <w:t>□ 직접 입력 ____________</w:t>
+        <w:t>□ 직접 입력 → ____________________</w:t>
       </w:r>
     </w:p>
     <w:p>

--- a/ai/docs/Persona_Intake_시험지.docx
+++ b/ai/docs/Persona_Intake_시험지.docx
@@ -384,7 +384,7 @@
           <w:color w:val="1A1A1A"/>
           <w:sz w:val="20"/>
         </w:rPr>
-        <w:t>□ 특정 시기 → 시기: ____________________</w:t>
+        <w:t>□ 특정 시기 → ____________________</w:t>
       </w:r>
     </w:p>
     <w:p>

--- a/ai/docs/Persona_Intake_시험지.docx
+++ b/ai/docs/Persona_Intake_시험지.docx
@@ -98,7 +98,7 @@
           <w:color w:val="1A1A1A"/>
           <w:sz w:val="20"/>
         </w:rPr>
-        <w:t>답: ____________________</w:t>
+        <w:t>____________________</w:t>
       </w:r>
     </w:p>
     <w:p>
@@ -234,7 +234,7 @@
           <w:color w:val="1A1A1A"/>
           <w:sz w:val="20"/>
         </w:rPr>
-        <w:t>답: ____________________</w:t>
+        <w:t>____________________</w:t>
       </w:r>
     </w:p>
     <w:p>
@@ -438,7 +438,21 @@
           <w:color w:val="1A1A1A"/>
           <w:sz w:val="20"/>
         </w:rPr>
-        <w:t>답:</w:t>
+        <w:t>____________________________________________________</w:t>
+      </w:r>
+    </w:p>
+    <w:p>
+      <w:pPr>
+        <w:spacing w:before="0" w:after="60" w:line="312" w:lineRule="auto"/>
+        <w:ind w:left="227"/>
+      </w:pPr>
+      <w:r>
+        <w:rPr>
+          <w:b w:val="0"/>
+          <w:color w:val="1A1A1A"/>
+          <w:sz w:val="20"/>
+        </w:rPr>
+        <w:t>____________________________________________________</w:t>
       </w:r>
     </w:p>
     <w:p>
@@ -503,7 +517,7 @@
           <w:color w:val="1A1A1A"/>
           <w:sz w:val="20"/>
         </w:rPr>
-        <w:t>답: ____________________</w:t>
+        <w:t>____________________</w:t>
       </w:r>
     </w:p>
     <w:p>
@@ -1095,7 +1109,7 @@
           <w:color w:val="1A1A1A"/>
           <w:sz w:val="20"/>
         </w:rPr>
-        <w:t>답: ____________________</w:t>
+        <w:t>____________________</w:t>
       </w:r>
     </w:p>
     <w:p>
@@ -1149,7 +1163,21 @@
           <w:color w:val="1A1A1A"/>
           <w:sz w:val="20"/>
         </w:rPr>
-        <w:t>답:</w:t>
+        <w:t>____________________________________________________</w:t>
+      </w:r>
+    </w:p>
+    <w:p>
+      <w:pPr>
+        <w:spacing w:before="0" w:after="60" w:line="312" w:lineRule="auto"/>
+        <w:ind w:left="227"/>
+      </w:pPr>
+      <w:r>
+        <w:rPr>
+          <w:b w:val="0"/>
+          <w:color w:val="1A1A1A"/>
+          <w:sz w:val="20"/>
+        </w:rPr>
+        <w:t>____________________________________________________</w:t>
       </w:r>
     </w:p>
     <w:p>
@@ -1330,7 +1358,21 @@
           <w:color w:val="1A1A1A"/>
           <w:sz w:val="20"/>
         </w:rPr>
-        <w:t>답:</w:t>
+        <w:t>____________________________________________________</w:t>
+      </w:r>
+    </w:p>
+    <w:p>
+      <w:pPr>
+        <w:spacing w:before="0" w:after="60" w:line="312" w:lineRule="auto"/>
+        <w:ind w:left="227"/>
+      </w:pPr>
+      <w:r>
+        <w:rPr>
+          <w:b w:val="0"/>
+          <w:color w:val="1A1A1A"/>
+          <w:sz w:val="20"/>
+        </w:rPr>
+        <w:t>____________________________________________________</w:t>
       </w:r>
     </w:p>
     <w:p>
@@ -2048,7 +2090,21 @@
           <w:color w:val="1A1A1A"/>
           <w:sz w:val="20"/>
         </w:rPr>
-        <w:t>답:</w:t>
+        <w:t>____________________________________________________</w:t>
+      </w:r>
+    </w:p>
+    <w:p>
+      <w:pPr>
+        <w:spacing w:before="0" w:after="60" w:line="312" w:lineRule="auto"/>
+        <w:ind w:left="227"/>
+      </w:pPr>
+      <w:r>
+        <w:rPr>
+          <w:b w:val="0"/>
+          <w:color w:val="1A1A1A"/>
+          <w:sz w:val="20"/>
+        </w:rPr>
+        <w:t>____________________________________________________</w:t>
       </w:r>
     </w:p>
     <w:p>
@@ -2102,7 +2158,21 @@
           <w:color w:val="1A1A1A"/>
           <w:sz w:val="20"/>
         </w:rPr>
-        <w:t>답:</w:t>
+        <w:t>____________________________________________________</w:t>
+      </w:r>
+    </w:p>
+    <w:p>
+      <w:pPr>
+        <w:spacing w:before="0" w:after="60" w:line="312" w:lineRule="auto"/>
+        <w:ind w:left="227"/>
+      </w:pPr>
+      <w:r>
+        <w:rPr>
+          <w:b w:val="0"/>
+          <w:color w:val="1A1A1A"/>
+          <w:sz w:val="20"/>
+        </w:rPr>
+        <w:t>____________________________________________________</w:t>
       </w:r>
     </w:p>
     <w:p>
@@ -2384,7 +2454,21 @@
           <w:color w:val="1A1A1A"/>
           <w:sz w:val="20"/>
         </w:rPr>
-        <w:t>답:</w:t>
+        <w:t>____________________________________________________</w:t>
+      </w:r>
+    </w:p>
+    <w:p>
+      <w:pPr>
+        <w:spacing w:before="0" w:after="60" w:line="312" w:lineRule="auto"/>
+        <w:ind w:left="227"/>
+      </w:pPr>
+      <w:r>
+        <w:rPr>
+          <w:b w:val="0"/>
+          <w:color w:val="1A1A1A"/>
+          <w:sz w:val="20"/>
+        </w:rPr>
+        <w:t>____________________________________________________</w:t>
       </w:r>
     </w:p>
     <w:p>
@@ -2648,7 +2732,7 @@
           <w:color w:val="1A1A1A"/>
           <w:sz w:val="20"/>
         </w:rPr>
-        <w:t>답: ____________</w:t>
+        <w:t>____________</w:t>
       </w:r>
     </w:p>
     <w:p>
@@ -2702,7 +2786,7 @@
           <w:color w:val="1A1A1A"/>
           <w:sz w:val="20"/>
         </w:rPr>
-        <w:t>답: ____________</w:t>
+        <w:t>____________</w:t>
       </w:r>
     </w:p>
     <w:p>
@@ -2966,7 +3050,21 @@
           <w:color w:val="1A1A1A"/>
           <w:sz w:val="20"/>
         </w:rPr>
-        <w:t>답:</w:t>
+        <w:t>____________________________________________________</w:t>
+      </w:r>
+    </w:p>
+    <w:p>
+      <w:pPr>
+        <w:spacing w:before="0" w:after="60" w:line="312" w:lineRule="auto"/>
+        <w:ind w:left="227"/>
+      </w:pPr>
+      <w:r>
+        <w:rPr>
+          <w:b w:val="0"/>
+          <w:color w:val="1A1A1A"/>
+          <w:sz w:val="20"/>
+        </w:rPr>
+        <w:t>____________________________________________________</w:t>
       </w:r>
     </w:p>
     <w:p>
@@ -3219,7 +3317,21 @@
           <w:color w:val="1A1A1A"/>
           <w:sz w:val="20"/>
         </w:rPr>
-        <w:t>답:</w:t>
+        <w:t>____________________________________________________</w:t>
+      </w:r>
+    </w:p>
+    <w:p>
+      <w:pPr>
+        <w:spacing w:before="0" w:after="60" w:line="312" w:lineRule="auto"/>
+        <w:ind w:left="227"/>
+      </w:pPr>
+      <w:r>
+        <w:rPr>
+          <w:b w:val="0"/>
+          <w:color w:val="1A1A1A"/>
+          <w:sz w:val="20"/>
+        </w:rPr>
+        <w:t>____________________________________________________</w:t>
       </w:r>
     </w:p>
     <w:p>
@@ -3298,7 +3410,7 @@
           <w:color w:val="1A1A1A"/>
           <w:sz w:val="20"/>
         </w:rPr>
-        <w:t>답: " ____________________ "   출처: □ 직접 들음  □ 가족 전언  □ 그랬을 것 같음</w:t>
+        <w:t>" ____________________ "   출처: □ 직접 들음  □ 가족 전언  □ 그랬을 것 같음</w:t>
       </w:r>
     </w:p>
     <w:p>
@@ -3352,7 +3464,7 @@
           <w:color w:val="1A1A1A"/>
           <w:sz w:val="20"/>
         </w:rPr>
-        <w:t>답: " ____________________ "   출처: □ 직접 들음  □ 가족 전언  □ 그랬을 것 같음</w:t>
+        <w:t>" ____________________ "   출처: □ 직접 들음  □ 가족 전언  □ 그랬을 것 같음</w:t>
       </w:r>
     </w:p>
     <w:p>
@@ -4348,7 +4460,21 @@
           <w:color w:val="1A1A1A"/>
           <w:sz w:val="20"/>
         </w:rPr>
-        <w:t>답:</w:t>
+        <w:t>____________________________________________________</w:t>
+      </w:r>
+    </w:p>
+    <w:p>
+      <w:pPr>
+        <w:spacing w:before="0" w:after="60" w:line="312" w:lineRule="auto"/>
+        <w:ind w:left="227"/>
+      </w:pPr>
+      <w:r>
+        <w:rPr>
+          <w:b w:val="0"/>
+          <w:color w:val="1A1A1A"/>
+          <w:sz w:val="20"/>
+        </w:rPr>
+        <w:t>____________________________________________________</w:t>
       </w:r>
     </w:p>
     <w:p>
@@ -4402,7 +4528,7 @@
           <w:color w:val="1A1A1A"/>
           <w:sz w:val="20"/>
         </w:rPr>
-        <w:t>답:</w:t>
+        <w:t>____________________________________________________</w:t>
       </w:r>
     </w:p>
     <w:p>
@@ -4416,6 +4542,20 @@
           <w:color w:val="1A1A1A"/>
           <w:sz w:val="20"/>
         </w:rPr>
+        <w:t>____________________________________________________</w:t>
+      </w:r>
+    </w:p>
+    <w:p>
+      <w:pPr>
+        <w:spacing w:before="0" w:after="60" w:line="312" w:lineRule="auto"/>
+        <w:ind w:left="227"/>
+      </w:pPr>
+      <w:r>
+        <w:rPr>
+          <w:b w:val="0"/>
+          <w:color w:val="1A1A1A"/>
+          <w:sz w:val="20"/>
+        </w:rPr>
         <w:t>사용 범위: □ 자유  □ 물으면만  □ 회상 참고만(발화 금지)</w:t>
       </w:r>
     </w:p>
@@ -4498,7 +4638,21 @@
           <w:color w:val="1A1A1A"/>
           <w:sz w:val="20"/>
         </w:rPr>
-        <w:t>답:</w:t>
+        <w:t>____________________________________________________</w:t>
+      </w:r>
+    </w:p>
+    <w:p>
+      <w:pPr>
+        <w:spacing w:before="0" w:after="60" w:line="312" w:lineRule="auto"/>
+        <w:ind w:left="227"/>
+      </w:pPr>
+      <w:r>
+        <w:rPr>
+          <w:b w:val="0"/>
+          <w:color w:val="1A1A1A"/>
+          <w:sz w:val="20"/>
+        </w:rPr>
+        <w:t>____________________________________________________</w:t>
       </w:r>
     </w:p>
     <w:p>
@@ -4552,7 +4706,21 @@
           <w:color w:val="1A1A1A"/>
           <w:sz w:val="20"/>
         </w:rPr>
-        <w:t>답:</w:t>
+        <w:t>____________________________________________________</w:t>
+      </w:r>
+    </w:p>
+    <w:p>
+      <w:pPr>
+        <w:spacing w:before="0" w:after="60" w:line="312" w:lineRule="auto"/>
+        <w:ind w:left="227"/>
+      </w:pPr>
+      <w:r>
+        <w:rPr>
+          <w:b w:val="0"/>
+          <w:color w:val="1A1A1A"/>
+          <w:sz w:val="20"/>
+        </w:rPr>
+        <w:t>____________________________________________________</w:t>
       </w:r>
     </w:p>
     <w:p>
@@ -4606,7 +4774,21 @@
           <w:color w:val="1A1A1A"/>
           <w:sz w:val="20"/>
         </w:rPr>
-        <w:t>답:</w:t>
+        <w:t>____________________________________________________</w:t>
+      </w:r>
+    </w:p>
+    <w:p>
+      <w:pPr>
+        <w:spacing w:before="0" w:after="60" w:line="312" w:lineRule="auto"/>
+        <w:ind w:left="227"/>
+      </w:pPr>
+      <w:r>
+        <w:rPr>
+          <w:b w:val="0"/>
+          <w:color w:val="1A1A1A"/>
+          <w:sz w:val="20"/>
+        </w:rPr>
+        <w:t>____________________________________________________</w:t>
       </w:r>
     </w:p>
     <w:p>
@@ -4649,7 +4831,21 @@
           <w:color w:val="1A1A1A"/>
           <w:sz w:val="20"/>
         </w:rPr>
-        <w:t>답:</w:t>
+        <w:t>____________________________________________________</w:t>
+      </w:r>
+    </w:p>
+    <w:p>
+      <w:pPr>
+        <w:spacing w:before="0" w:after="60" w:line="312" w:lineRule="auto"/>
+        <w:ind w:left="227"/>
+      </w:pPr>
+      <w:r>
+        <w:rPr>
+          <w:b w:val="0"/>
+          <w:color w:val="1A1A1A"/>
+          <w:sz w:val="20"/>
+        </w:rPr>
+        <w:t>____________________________________________________</w:t>
       </w:r>
     </w:p>
     <w:p>
@@ -4703,7 +4899,21 @@
           <w:color w:val="1A1A1A"/>
           <w:sz w:val="20"/>
         </w:rPr>
-        <w:t>답:</w:t>
+        <w:t>____________________________________________________</w:t>
+      </w:r>
+    </w:p>
+    <w:p>
+      <w:pPr>
+        <w:spacing w:before="0" w:after="60" w:line="312" w:lineRule="auto"/>
+        <w:ind w:left="227"/>
+      </w:pPr>
+      <w:r>
+        <w:rPr>
+          <w:b w:val="0"/>
+          <w:color w:val="1A1A1A"/>
+          <w:sz w:val="20"/>
+        </w:rPr>
+        <w:t>____________________________________________________</w:t>
       </w:r>
     </w:p>
     <w:p>
@@ -4757,7 +4967,21 @@
           <w:color w:val="1A1A1A"/>
           <w:sz w:val="20"/>
         </w:rPr>
-        <w:t>답:</w:t>
+        <w:t>____________________________________________________</w:t>
+      </w:r>
+    </w:p>
+    <w:p>
+      <w:pPr>
+        <w:spacing w:before="0" w:after="60" w:line="312" w:lineRule="auto"/>
+        <w:ind w:left="227"/>
+      </w:pPr>
+      <w:r>
+        <w:rPr>
+          <w:b w:val="0"/>
+          <w:color w:val="1A1A1A"/>
+          <w:sz w:val="20"/>
+        </w:rPr>
+        <w:t>____________________________________________________</w:t>
       </w:r>
     </w:p>
     <w:p>
@@ -4896,7 +5120,21 @@
           <w:color w:val="1A1A1A"/>
           <w:sz w:val="20"/>
         </w:rPr>
-        <w:t>답:</w:t>
+        <w:t>____________________________________________________</w:t>
+      </w:r>
+    </w:p>
+    <w:p>
+      <w:pPr>
+        <w:spacing w:before="0" w:after="60" w:line="312" w:lineRule="auto"/>
+        <w:ind w:left="227"/>
+      </w:pPr>
+      <w:r>
+        <w:rPr>
+          <w:b w:val="0"/>
+          <w:color w:val="1A1A1A"/>
+          <w:sz w:val="20"/>
+        </w:rPr>
+        <w:t>____________________________________________________</w:t>
       </w:r>
     </w:p>
     <w:p>
@@ -4939,7 +5177,21 @@
           <w:color w:val="1A1A1A"/>
           <w:sz w:val="20"/>
         </w:rPr>
-        <w:t>답:</w:t>
+        <w:t>____________________________________________________</w:t>
+      </w:r>
+    </w:p>
+    <w:p>
+      <w:pPr>
+        <w:spacing w:before="0" w:after="60" w:line="312" w:lineRule="auto"/>
+        <w:ind w:left="227"/>
+      </w:pPr>
+      <w:r>
+        <w:rPr>
+          <w:b w:val="0"/>
+          <w:color w:val="1A1A1A"/>
+          <w:sz w:val="20"/>
+        </w:rPr>
+        <w:t>____________________________________________________</w:t>
       </w:r>
     </w:p>
     <w:p>
@@ -5123,7 +5375,21 @@
           <w:color w:val="1A1A1A"/>
           <w:sz w:val="20"/>
         </w:rPr>
-        <w:t>답:</w:t>
+        <w:t>____________________________________________________</w:t>
+      </w:r>
+    </w:p>
+    <w:p>
+      <w:pPr>
+        <w:spacing w:before="0" w:after="60" w:line="312" w:lineRule="auto"/>
+        <w:ind w:left="227"/>
+      </w:pPr>
+      <w:r>
+        <w:rPr>
+          <w:b w:val="0"/>
+          <w:color w:val="1A1A1A"/>
+          <w:sz w:val="20"/>
+        </w:rPr>
+        <w:t>____________________________________________________</w:t>
       </w:r>
     </w:p>
     <w:p>
@@ -7824,7 +8090,21 @@
           <w:color w:val="1A1A1A"/>
           <w:sz w:val="20"/>
         </w:rPr>
-        <w:t>답:</w:t>
+        <w:t>____________________________________________________</w:t>
+      </w:r>
+    </w:p>
+    <w:p>
+      <w:pPr>
+        <w:spacing w:before="0" w:after="60" w:line="312" w:lineRule="auto"/>
+        <w:ind w:left="227"/>
+      </w:pPr>
+      <w:r>
+        <w:rPr>
+          <w:b w:val="0"/>
+          <w:color w:val="1A1A1A"/>
+          <w:sz w:val="20"/>
+        </w:rPr>
+        <w:t>____________________________________________________</w:t>
       </w:r>
     </w:p>
     <w:p>
@@ -8221,7 +8501,21 @@
           <w:color w:val="1A1A1A"/>
           <w:sz w:val="20"/>
         </w:rPr>
-        <w:t>답:</w:t>
+        <w:t>____________________________________________________</w:t>
+      </w:r>
+    </w:p>
+    <w:p>
+      <w:pPr>
+        <w:spacing w:before="0" w:after="60" w:line="312" w:lineRule="auto"/>
+        <w:ind w:left="227"/>
+      </w:pPr>
+      <w:r>
+        <w:rPr>
+          <w:b w:val="0"/>
+          <w:color w:val="1A1A1A"/>
+          <w:sz w:val="20"/>
+        </w:rPr>
+        <w:t>____________________________________________________</w:t>
       </w:r>
     </w:p>
     <w:p>
@@ -8557,7 +8851,7 @@
           <w:color w:val="1A1A1A"/>
           <w:sz w:val="20"/>
         </w:rPr>
-        <w:t>답: ____________________</w:t>
+        <w:t>____________________</w:t>
       </w:r>
     </w:p>
     <w:p>
@@ -8614,7 +8908,21 @@
           <w:color w:val="1A1A1A"/>
           <w:sz w:val="20"/>
         </w:rPr>
-        <w:t>답:</w:t>
+        <w:t>____________________________________________________</w:t>
+      </w:r>
+    </w:p>
+    <w:p>
+      <w:pPr>
+        <w:spacing w:before="0" w:after="60" w:line="312" w:lineRule="auto"/>
+        <w:ind w:left="227"/>
+      </w:pPr>
+      <w:r>
+        <w:rPr>
+          <w:b w:val="0"/>
+          <w:color w:val="1A1A1A"/>
+          <w:sz w:val="20"/>
+        </w:rPr>
+        <w:t>____________________________________________________</w:t>
       </w:r>
     </w:p>
     <w:p>

--- a/ai/docs/Persona_Intake_시험지.docx
+++ b/ai/docs/Persona_Intake_시험지.docx
@@ -4657,6 +4657,34 @@
     </w:p>
     <w:p>
       <w:pPr>
+        <w:spacing w:before="0" w:after="60" w:line="312" w:lineRule="auto"/>
+        <w:ind w:left="227"/>
+      </w:pPr>
+      <w:r>
+        <w:rPr>
+          <w:b w:val="0"/>
+          <w:color w:val="1A1A1A"/>
+          <w:sz w:val="20"/>
+        </w:rPr>
+        <w:t>시기: ______   감정: ______   확실성: □ 확실  □ 대략  □ 추정</w:t>
+      </w:r>
+    </w:p>
+    <w:p>
+      <w:pPr>
+        <w:spacing w:before="0" w:after="60" w:line="312" w:lineRule="auto"/>
+        <w:ind w:left="227"/>
+      </w:pPr>
+      <w:r>
+        <w:rPr>
+          <w:b w:val="0"/>
+          <w:color w:val="1A1A1A"/>
+          <w:sz w:val="20"/>
+        </w:rPr>
+        <w:t>사용 범위: □ 자유  □ 물으면만  □ 회상 참고만(발화 금지)</w:t>
+      </w:r>
+    </w:p>
+    <w:p>
+      <w:pPr>
         <w:spacing w:before="260" w:after="120" w:line="300" w:lineRule="auto"/>
         <w:ind w:left="113" w:right="113"/>
         <w:shd w:val="clear" w:fill="F1F5F9"/>
@@ -4725,6 +4753,34 @@
     </w:p>
     <w:p>
       <w:pPr>
+        <w:spacing w:before="0" w:after="60" w:line="312" w:lineRule="auto"/>
+        <w:ind w:left="227"/>
+      </w:pPr>
+      <w:r>
+        <w:rPr>
+          <w:b w:val="0"/>
+          <w:color w:val="1A1A1A"/>
+          <w:sz w:val="20"/>
+        </w:rPr>
+        <w:t>시기: ______   감정: ______   확실성: □ 확실  □ 대략  □ 추정</w:t>
+      </w:r>
+    </w:p>
+    <w:p>
+      <w:pPr>
+        <w:spacing w:before="0" w:after="60" w:line="312" w:lineRule="auto"/>
+        <w:ind w:left="227"/>
+      </w:pPr>
+      <w:r>
+        <w:rPr>
+          <w:b w:val="0"/>
+          <w:color w:val="1A1A1A"/>
+          <w:sz w:val="20"/>
+        </w:rPr>
+        <w:t>사용 범위: □ 자유  □ 물으면만  □ 회상 참고만(발화 금지)</w:t>
+      </w:r>
+    </w:p>
+    <w:p>
+      <w:pPr>
         <w:spacing w:before="260" w:after="120" w:line="300" w:lineRule="auto"/>
         <w:ind w:left="113" w:right="113"/>
         <w:shd w:val="clear" w:fill="F1F5F9"/>
@@ -4793,6 +4849,34 @@
     </w:p>
     <w:p>
       <w:pPr>
+        <w:spacing w:before="0" w:after="60" w:line="312" w:lineRule="auto"/>
+        <w:ind w:left="227"/>
+      </w:pPr>
+      <w:r>
+        <w:rPr>
+          <w:b w:val="0"/>
+          <w:color w:val="1A1A1A"/>
+          <w:sz w:val="20"/>
+        </w:rPr>
+        <w:t>시기: ______   감정: ______   확실성: □ 확실  □ 대략  □ 추정</w:t>
+      </w:r>
+    </w:p>
+    <w:p>
+      <w:pPr>
+        <w:spacing w:before="0" w:after="60" w:line="312" w:lineRule="auto"/>
+        <w:ind w:left="227"/>
+      </w:pPr>
+      <w:r>
+        <w:rPr>
+          <w:b w:val="0"/>
+          <w:color w:val="1A1A1A"/>
+          <w:sz w:val="20"/>
+        </w:rPr>
+        <w:t>사용 범위: □ 자유  □ 물으면만  □ 회상 참고만(발화 금지)</w:t>
+      </w:r>
+    </w:p>
+    <w:p>
+      <w:pPr>
         <w:spacing w:before="260" w:after="120" w:line="300" w:lineRule="auto"/>
         <w:ind w:left="113" w:right="113"/>
         <w:shd w:val="clear" w:fill="F1F5F9"/>
@@ -4850,6 +4934,34 @@
     </w:p>
     <w:p>
       <w:pPr>
+        <w:spacing w:before="0" w:after="60" w:line="312" w:lineRule="auto"/>
+        <w:ind w:left="227"/>
+      </w:pPr>
+      <w:r>
+        <w:rPr>
+          <w:b w:val="0"/>
+          <w:color w:val="1A1A1A"/>
+          <w:sz w:val="20"/>
+        </w:rPr>
+        <w:t>시기: ______   감정: ______   확실성: □ 확실  □ 대략  □ 추정</w:t>
+      </w:r>
+    </w:p>
+    <w:p>
+      <w:pPr>
+        <w:spacing w:before="0" w:after="60" w:line="312" w:lineRule="auto"/>
+        <w:ind w:left="227"/>
+      </w:pPr>
+      <w:r>
+        <w:rPr>
+          <w:b w:val="0"/>
+          <w:color w:val="1A1A1A"/>
+          <w:sz w:val="20"/>
+        </w:rPr>
+        <w:t>사용 범위: □ 자유  □ 물으면만  □ 회상 참고만(발화 금지)</w:t>
+      </w:r>
+    </w:p>
+    <w:p>
+      <w:pPr>
         <w:spacing w:before="260" w:after="120" w:line="300" w:lineRule="auto"/>
         <w:ind w:left="113" w:right="113"/>
         <w:shd w:val="clear" w:fill="F1F5F9"/>
@@ -4918,6 +5030,34 @@
     </w:p>
     <w:p>
       <w:pPr>
+        <w:spacing w:before="0" w:after="60" w:line="312" w:lineRule="auto"/>
+        <w:ind w:left="227"/>
+      </w:pPr>
+      <w:r>
+        <w:rPr>
+          <w:b w:val="0"/>
+          <w:color w:val="1A1A1A"/>
+          <w:sz w:val="20"/>
+        </w:rPr>
+        <w:t>시기: ______   감정: ______   확실성: □ 확실  □ 대략  □ 추정</w:t>
+      </w:r>
+    </w:p>
+    <w:p>
+      <w:pPr>
+        <w:spacing w:before="0" w:after="60" w:line="312" w:lineRule="auto"/>
+        <w:ind w:left="227"/>
+      </w:pPr>
+      <w:r>
+        <w:rPr>
+          <w:b w:val="0"/>
+          <w:color w:val="1A1A1A"/>
+          <w:sz w:val="20"/>
+        </w:rPr>
+        <w:t>사용 범위: □ 자유  □ 물으면만  □ 회상 참고만(발화 금지)</w:t>
+      </w:r>
+    </w:p>
+    <w:p>
+      <w:pPr>
         <w:spacing w:before="260" w:after="120" w:line="300" w:lineRule="auto"/>
         <w:ind w:left="113" w:right="113"/>
         <w:shd w:val="clear" w:fill="F1F5F9"/>
@@ -4986,6 +5126,34 @@
     </w:p>
     <w:p>
       <w:pPr>
+        <w:spacing w:before="0" w:after="60" w:line="312" w:lineRule="auto"/>
+        <w:ind w:left="227"/>
+      </w:pPr>
+      <w:r>
+        <w:rPr>
+          <w:b w:val="0"/>
+          <w:color w:val="1A1A1A"/>
+          <w:sz w:val="20"/>
+        </w:rPr>
+        <w:t>시기: ______   감정: ______   확실성: □ 확실  □ 대략  □ 추정</w:t>
+      </w:r>
+    </w:p>
+    <w:p>
+      <w:pPr>
+        <w:spacing w:before="0" w:after="60" w:line="312" w:lineRule="auto"/>
+        <w:ind w:left="227"/>
+      </w:pPr>
+      <w:r>
+        <w:rPr>
+          <w:b w:val="0"/>
+          <w:color w:val="1A1A1A"/>
+          <w:sz w:val="20"/>
+        </w:rPr>
+        <w:t>사용 범위: □ 자유  □ 물으면만  □ 회상 참고만(발화 금지)</w:t>
+      </w:r>
+    </w:p>
+    <w:p>
+      <w:pPr>
         <w:spacing w:before="260" w:after="120" w:line="300" w:lineRule="auto"/>
         <w:ind w:left="113" w:right="113"/>
         <w:shd w:val="clear" w:fill="F1F5F9"/>
@@ -5139,6 +5307,34 @@
     </w:p>
     <w:p>
       <w:pPr>
+        <w:spacing w:before="0" w:after="60" w:line="312" w:lineRule="auto"/>
+        <w:ind w:left="227"/>
+      </w:pPr>
+      <w:r>
+        <w:rPr>
+          <w:b w:val="0"/>
+          <w:color w:val="1A1A1A"/>
+          <w:sz w:val="20"/>
+        </w:rPr>
+        <w:t>시기: ______   감정: ______   확실성: □ 확실  □ 대략  □ 추정</w:t>
+      </w:r>
+    </w:p>
+    <w:p>
+      <w:pPr>
+        <w:spacing w:before="0" w:after="60" w:line="312" w:lineRule="auto"/>
+        <w:ind w:left="227"/>
+      </w:pPr>
+      <w:r>
+        <w:rPr>
+          <w:b w:val="0"/>
+          <w:color w:val="1A1A1A"/>
+          <w:sz w:val="20"/>
+        </w:rPr>
+        <w:t>사용 범위: □ 자유  □ 물으면만  □ 회상 참고만(발화 금지)</w:t>
+      </w:r>
+    </w:p>
+    <w:p>
+      <w:pPr>
         <w:spacing w:before="260" w:after="120" w:line="300" w:lineRule="auto"/>
         <w:ind w:left="113" w:right="113"/>
         <w:shd w:val="clear" w:fill="F1F5F9"/>
@@ -5192,6 +5388,34 @@
           <w:sz w:val="20"/>
         </w:rPr>
         <w:t>____________________________________________________</w:t>
+      </w:r>
+    </w:p>
+    <w:p>
+      <w:pPr>
+        <w:spacing w:before="0" w:after="60" w:line="312" w:lineRule="auto"/>
+        <w:ind w:left="227"/>
+      </w:pPr>
+      <w:r>
+        <w:rPr>
+          <w:b w:val="0"/>
+          <w:color w:val="1A1A1A"/>
+          <w:sz w:val="20"/>
+        </w:rPr>
+        <w:t>시기: ______   감정: ______   확실성: □ 확실  □ 대략  □ 추정</w:t>
+      </w:r>
+    </w:p>
+    <w:p>
+      <w:pPr>
+        <w:spacing w:before="0" w:after="60" w:line="312" w:lineRule="auto"/>
+        <w:ind w:left="227"/>
+      </w:pPr>
+      <w:r>
+        <w:rPr>
+          <w:b w:val="0"/>
+          <w:color w:val="1A1A1A"/>
+          <w:sz w:val="20"/>
+        </w:rPr>
+        <w:t>사용 범위: □ 자유  □ 물으면만  □ 회상 참고만(발화 금지)</w:t>
       </w:r>
     </w:p>
     <w:p>

--- a/ai/docs/Persona_Intake_시험지.docx
+++ b/ai/docs/Persona_Intake_시험지.docx
@@ -474,14 +474,14 @@
           <w:color w:val="1A1A1A"/>
           <w:sz w:val="21"/>
         </w:rPr>
-        <w:t>페르소나가 나를 뭐라고 불러야 하나요?</w:t>
+        <w:t>이 페르소나와 누가 대화하나요?</w:t>
       </w:r>
       <w:r>
         <w:rPr>
           <w:color w:val="6E6E6E"/>
           <w:sz w:val="17"/>
         </w:rPr>
-        <w:t xml:space="preserve">   단답 15자</w:t>
+        <w:t xml:space="preserve">   하나 선택</w:t>
       </w:r>
       <w:r>
         <w:br/>
@@ -492,7 +492,78 @@
           <w:color w:val="6E6E6E"/>
           <w:sz w:val="17"/>
         </w:rPr>
-        <w:t>예: 준혁이 / 우리 딸 / 종서야 / ○○님</w:t>
+        <w:t>가이드: 공개를 고르시면 건강·상속·가족 갈등 같은 민감한 주제가 기본으로 금지됩니다. 주제마다 다시 정할 수 있어요</w:t>
+      </w:r>
+    </w:p>
+    <w:p>
+      <w:pPr>
+        <w:spacing w:before="0" w:after="60" w:line="312" w:lineRule="auto"/>
+        <w:ind w:left="340"/>
+      </w:pPr>
+      <w:r>
+        <w:rPr>
+          <w:b w:val="0"/>
+          <w:color w:val="1A1A1A"/>
+          <w:sz w:val="20"/>
+        </w:rPr>
+        <w:t>□ 나만</w:t>
+      </w:r>
+    </w:p>
+    <w:p>
+      <w:pPr>
+        <w:spacing w:before="0" w:after="60" w:line="312" w:lineRule="auto"/>
+        <w:ind w:left="340"/>
+      </w:pPr>
+      <w:r>
+        <w:rPr>
+          <w:b w:val="0"/>
+          <w:color w:val="1A1A1A"/>
+          <w:sz w:val="20"/>
+        </w:rPr>
+        <w:t>□ 나와 내가 초대한 사람만</w:t>
+      </w:r>
+    </w:p>
+    <w:p>
+      <w:pPr>
+        <w:spacing w:before="0" w:after="60" w:line="312" w:lineRule="auto"/>
+        <w:ind w:left="340"/>
+      </w:pPr>
+      <w:r>
+        <w:rPr>
+          <w:b w:val="0"/>
+          <w:color w:val="1A1A1A"/>
+          <w:sz w:val="20"/>
+        </w:rPr>
+        <w:t>□ 공개 (불특정 다수)</w:t>
+      </w:r>
+    </w:p>
+    <w:p>
+      <w:pPr>
+        <w:spacing w:before="260" w:after="120" w:line="300" w:lineRule="auto"/>
+        <w:ind w:left="113" w:right="113"/>
+        <w:shd w:val="clear" w:fill="F1F5F9"/>
+      </w:pPr>
+      <w:r>
+        <w:rPr>
+          <w:b/>
+          <w:sz w:val="21"/>
+        </w:rPr>
+        <w:t xml:space="preserve">P1-07  </w:t>
+      </w:r>
+      <w:r>
+        <w:rPr>
+          <w:b/>
+          <w:color w:val="1A1A1A"/>
+          <w:sz w:val="21"/>
+        </w:rPr>
+        <w:t>페르소나가 [나를 / 방문자를] 뭐라고 부를까요?</w:t>
+      </w:r>
+      <w:r>
+        <w:rPr>
+          <w:color w:val="6E6E6E"/>
+          <w:sz w:val="17"/>
+        </w:rPr>
+        <w:t xml:space="preserve">   단답 15자</w:t>
       </w:r>
       <w:r>
         <w:br/>
@@ -503,7 +574,18 @@
           <w:color w:val="6E6E6E"/>
           <w:sz w:val="17"/>
         </w:rPr>
-        <w:t>가이드: 나를 부르는 호칭 하나만 적어주세요</w:t>
+        <w:t>예: 준혁이 / 우리 딸 / ○○님</w:t>
+      </w:r>
+      <w:r>
+        <w:br/>
+      </w:r>
+      <w:r>
+        <w:rPr>
+          <w:b w:val="0"/>
+          <w:color w:val="6E6E6E"/>
+          <w:sz w:val="17"/>
+        </w:rPr>
+        <w:t>가이드: 한 명분만 적어주세요. 다른 가족은 M2 에서 한 명씩 물어요</w:t>
       </w:r>
     </w:p>
     <w:p>
@@ -531,7 +613,75 @@
           <w:b/>
           <w:sz w:val="21"/>
         </w:rPr>
-        <w:t xml:space="preserve">P1-07  </w:t>
+        <w:t xml:space="preserve">P1-07b  </w:t>
+      </w:r>
+      <w:r>
+        <w:rPr>
+          <w:b/>
+          <w:color w:val="1A1A1A"/>
+          <w:sz w:val="21"/>
+        </w:rPr>
+        <w:t>(공개를 고르셨다면) 방문자를 어떤 느낌으로 대했으면 하나요?</w:t>
+      </w:r>
+      <w:r>
+        <w:rPr>
+          <w:color w:val="6E6E6E"/>
+          <w:sz w:val="17"/>
+        </w:rPr>
+        <w:t xml:space="preserve">   서술 1~2문장 · 선택</w:t>
+      </w:r>
+      <w:r>
+        <w:br/>
+      </w:r>
+      <w:r>
+        <w:rPr>
+          <w:b w:val="0"/>
+          <w:color w:val="6E6E6E"/>
+          <w:sz w:val="17"/>
+        </w:rPr>
+        <w:t>예: "정중하지만 딱딱하지 않게, 편안하게 설명해주는 느낌"</w:t>
+      </w:r>
+    </w:p>
+    <w:p>
+      <w:pPr>
+        <w:spacing w:before="0" w:after="60" w:line="312" w:lineRule="auto"/>
+        <w:ind w:left="227"/>
+      </w:pPr>
+      <w:r>
+        <w:rPr>
+          <w:b w:val="0"/>
+          <w:color w:val="1A1A1A"/>
+          <w:sz w:val="20"/>
+        </w:rPr>
+        <w:t>____________________________________________________</w:t>
+      </w:r>
+    </w:p>
+    <w:p>
+      <w:pPr>
+        <w:spacing w:before="0" w:after="60" w:line="312" w:lineRule="auto"/>
+        <w:ind w:left="227"/>
+      </w:pPr>
+      <w:r>
+        <w:rPr>
+          <w:b w:val="0"/>
+          <w:color w:val="1A1A1A"/>
+          <w:sz w:val="20"/>
+        </w:rPr>
+        <w:t>____________________________________________________</w:t>
+      </w:r>
+    </w:p>
+    <w:p>
+      <w:pPr>
+        <w:spacing w:before="260" w:after="120" w:line="300" w:lineRule="auto"/>
+        <w:ind w:left="113" w:right="113"/>
+        <w:shd w:val="clear" w:fill="F1F5F9"/>
+      </w:pPr>
+      <w:r>
+        <w:rPr>
+          <w:b/>
+          <w:sz w:val="21"/>
+        </w:rPr>
+        <w:t xml:space="preserve">P1-08  </w:t>
       </w:r>
       <w:r>
         <w:rPr>
@@ -3264,6 +3414,60 @@
           <w:sz w:val="20"/>
         </w:rPr>
         <w:t>□ 아주 가까움  □ 보통  □ 소원함  □ 모름</w:t>
+      </w:r>
+    </w:p>
+    <w:p>
+      <w:pPr>
+        <w:spacing w:before="260" w:after="120" w:line="300" w:lineRule="auto"/>
+        <w:ind w:left="113" w:right="113"/>
+        <w:shd w:val="clear" w:fill="F1F5F9"/>
+      </w:pPr>
+      <w:r>
+        <w:rPr>
+          <w:b/>
+          <w:sz w:val="21"/>
+        </w:rPr>
+        <w:t xml:space="preserve">M2-08  </w:t>
+      </w:r>
+      <w:r>
+        <w:rPr>
+          <w:b/>
+          <w:color w:val="1A1A1A"/>
+          <w:sz w:val="21"/>
+        </w:rPr>
+        <w:t>이 사람도 페르소나와 대화하나요?</w:t>
+      </w:r>
+      <w:r>
+        <w:rPr>
+          <w:color w:val="6E6E6E"/>
+          <w:sz w:val="17"/>
+        </w:rPr>
+        <w:t xml:space="preserve">   예 / 아니요</w:t>
+      </w:r>
+      <w:r>
+        <w:br/>
+      </w:r>
+      <w:r>
+        <w:rPr>
+          <w:b w:val="0"/>
+          <w:color w:val="6E6E6E"/>
+          <w:sz w:val="17"/>
+        </w:rPr>
+        <w:t>가이드: 대화하는 분에게는 페르소나가 호칭과 말투를 맞춰요. 대화하지 않아도 페르소나가 이야기 속에서 언급할 수 있으니 등록해두세요</w:t>
+      </w:r>
+    </w:p>
+    <w:p>
+      <w:pPr>
+        <w:spacing w:before="0" w:after="60" w:line="312" w:lineRule="auto"/>
+        <w:ind w:left="227"/>
+      </w:pPr>
+      <w:r>
+        <w:rPr>
+          <w:b w:val="0"/>
+          <w:color w:val="1A1A1A"/>
+          <w:sz w:val="20"/>
+        </w:rPr>
+        <w:t>□ 예  □ 아니요</w:t>
       </w:r>
     </w:p>
     <w:p>
@@ -7706,91 +7910,6 @@
       <w:pPr>
         <w:spacing w:after="40"/>
       </w:pPr>
-    </w:p>
-    <w:p>
-      <w:pPr>
-        <w:spacing w:before="260" w:after="120" w:line="300" w:lineRule="auto"/>
-        <w:ind w:left="113" w:right="113"/>
-        <w:shd w:val="clear" w:fill="F1F5F9"/>
-      </w:pPr>
-      <w:r>
-        <w:rPr>
-          <w:b/>
-          <w:sz w:val="21"/>
-        </w:rPr>
-        <w:t xml:space="preserve">M9-02  </w:t>
-      </w:r>
-      <w:r>
-        <w:rPr>
-          <w:b/>
-          <w:color w:val="1A1A1A"/>
-          <w:sz w:val="21"/>
-        </w:rPr>
-        <w:t>이 페르소나와 누가 대화할 수 있나요?</w:t>
-      </w:r>
-      <w:r>
-        <w:rPr>
-          <w:color w:val="6E6E6E"/>
-          <w:sz w:val="17"/>
-        </w:rPr>
-        <w:t xml:space="preserve">   하나 선택</w:t>
-      </w:r>
-    </w:p>
-    <w:p>
-      <w:pPr>
-        <w:spacing w:before="0" w:after="60" w:line="312" w:lineRule="auto"/>
-        <w:ind w:left="340"/>
-      </w:pPr>
-      <w:r>
-        <w:rPr>
-          <w:b w:val="0"/>
-          <w:color w:val="1A1A1A"/>
-          <w:sz w:val="20"/>
-        </w:rPr>
-        <w:t>□ 나만</w:t>
-      </w:r>
-    </w:p>
-    <w:p>
-      <w:pPr>
-        <w:spacing w:before="0" w:after="60" w:line="312" w:lineRule="auto"/>
-        <w:ind w:left="340"/>
-      </w:pPr>
-      <w:r>
-        <w:rPr>
-          <w:b w:val="0"/>
-          <w:color w:val="1A1A1A"/>
-          <w:sz w:val="20"/>
-        </w:rPr>
-        <w:t>□ 내가 초대한 가족만</w:t>
-      </w:r>
-    </w:p>
-    <w:p>
-      <w:pPr>
-        <w:spacing w:before="0" w:after="60" w:line="312" w:lineRule="auto"/>
-        <w:ind w:left="340"/>
-      </w:pPr>
-      <w:r>
-        <w:rPr>
-          <w:b w:val="0"/>
-          <w:color w:val="1A1A1A"/>
-          <w:sz w:val="20"/>
-        </w:rPr>
-        <w:t>□ 가족 + 내가 지정한 외부인</w:t>
-      </w:r>
-    </w:p>
-    <w:p>
-      <w:pPr>
-        <w:spacing w:before="0" w:after="60" w:line="312" w:lineRule="auto"/>
-        <w:ind w:left="340"/>
-      </w:pPr>
-      <w:r>
-        <w:rPr>
-          <w:b w:val="0"/>
-          <w:color w:val="1A1A1A"/>
-          <w:sz w:val="20"/>
-        </w:rPr>
-        <w:t>□ 공개 (데모·링크)</w:t>
-      </w:r>
     </w:p>
     <w:p>
       <w:pPr>

--- a/ai/docs/Persona_Intake_시험지.docx
+++ b/ai/docs/Persona_Intake_시험지.docx
@@ -191,7 +191,7 @@
           <w:color w:val="1A1A1A"/>
           <w:sz w:val="21"/>
         </w:rPr>
-        <w:t>내가 그분을 부르는 호칭은요?</w:t>
+        <w:t>(P1-02에서 "본인"이 아니라면) 내가 그분을 부르는 호칭은요?</w:t>
       </w:r>
       <w:r>
         <w:rPr>
@@ -211,6 +211,120 @@
         </w:rPr>
         <w:t>예: 할머니 / 엄마 / 아빠 / 여보 / (이름)</w:t>
       </w:r>
+    </w:p>
+    <w:p>
+      <w:pPr>
+        <w:spacing w:before="0" w:after="60" w:line="312" w:lineRule="auto"/>
+        <w:ind w:left="227"/>
+      </w:pPr>
+      <w:r>
+        <w:rPr>
+          <w:b w:val="0"/>
+          <w:color w:val="1A1A1A"/>
+          <w:sz w:val="20"/>
+        </w:rPr>
+        <w:t>____________________</w:t>
+      </w:r>
+    </w:p>
+    <w:p>
+      <w:pPr>
+        <w:spacing w:before="260" w:after="120" w:line="300" w:lineRule="auto"/>
+        <w:ind w:left="113" w:right="113"/>
+        <w:shd w:val="clear" w:fill="F1F5F9"/>
+      </w:pPr>
+      <w:r>
+        <w:rPr>
+          <w:b/>
+          <w:sz w:val="21"/>
+        </w:rPr>
+        <w:t xml:space="preserve">P1-04  </w:t>
+      </w:r>
+      <w:r>
+        <w:rPr>
+          <w:b/>
+          <w:color w:val="1A1A1A"/>
+          <w:sz w:val="21"/>
+        </w:rPr>
+        <w:t>그분과 지금 대화할 수 있나요?</w:t>
+      </w:r>
+      <w:r>
+        <w:rPr>
+          <w:color w:val="6E6E6E"/>
+          <w:sz w:val="17"/>
+        </w:rPr>
+        <w:t xml:space="preserve">   하나 선택</w:t>
+      </w:r>
+    </w:p>
+    <w:p>
+      <w:pPr>
+        <w:spacing w:before="0" w:after="60" w:line="312" w:lineRule="auto"/>
+        <w:ind w:left="340"/>
+      </w:pPr>
+      <w:r>
+        <w:rPr>
+          <w:b w:val="0"/>
+          <w:color w:val="1A1A1A"/>
+          <w:sz w:val="20"/>
+        </w:rPr>
+        <w:t>□ 예, 대화할 수 있어요</w:t>
+      </w:r>
+    </w:p>
+    <w:p>
+      <w:pPr>
+        <w:spacing w:before="0" w:after="60" w:line="312" w:lineRule="auto"/>
+        <w:ind w:left="340"/>
+      </w:pPr>
+      <w:r>
+        <w:rPr>
+          <w:b w:val="0"/>
+          <w:color w:val="1A1A1A"/>
+          <w:sz w:val="20"/>
+        </w:rPr>
+        <w:t>□ 아니요, 돌아가셨어요</w:t>
+      </w:r>
+    </w:p>
+    <w:p>
+      <w:pPr>
+        <w:spacing w:before="0" w:after="60" w:line="312" w:lineRule="auto"/>
+        <w:ind w:left="340"/>
+      </w:pPr>
+      <w:r>
+        <w:rPr>
+          <w:b w:val="0"/>
+          <w:color w:val="1A1A1A"/>
+          <w:sz w:val="20"/>
+        </w:rPr>
+        <w:t>□ 아니요, 대화가 어려우세요 (치매 등)</w:t>
+      </w:r>
+    </w:p>
+    <w:p>
+      <w:pPr>
+        <w:spacing w:before="260" w:after="120" w:line="300" w:lineRule="auto"/>
+        <w:ind w:left="113" w:right="113"/>
+        <w:shd w:val="clear" w:fill="F1F5F9"/>
+      </w:pPr>
+      <w:r>
+        <w:rPr>
+          <w:b/>
+          <w:sz w:val="21"/>
+        </w:rPr>
+        <w:t xml:space="preserve">P1-05  </w:t>
+      </w:r>
+      <w:r>
+        <w:rPr>
+          <w:b/>
+          <w:color w:val="1A1A1A"/>
+          <w:sz w:val="21"/>
+        </w:rPr>
+        <w:t>어느 때의 모습을 남기고 싶나요?</w:t>
+      </w:r>
+      <w:r>
+        <w:rPr>
+          <w:color w:val="6E6E6E"/>
+          <w:sz w:val="17"/>
+        </w:rPr>
+        <w:t xml:space="preserve">   하나 선택 + 단답 30자</w:t>
+      </w:r>
       <w:r>
         <w:br/>
       </w:r>
@@ -220,13 +334,24 @@
           <w:color w:val="6E6E6E"/>
           <w:sz w:val="17"/>
         </w:rPr>
-        <w:t>가이드: 본인 페르소나면 건너뜁니다</w:t>
+        <w:t>예: "2015년쯤" / "분당 살던 말년" / "칠순 무렵"</w:t>
+      </w:r>
+      <w:r>
+        <w:br/>
+      </w:r>
+      <w:r>
+        <w:rPr>
+          <w:b w:val="0"/>
+          <w:color w:val="6E6E6E"/>
+          <w:sz w:val="17"/>
+        </w:rPr>
+        <w:t>가이드: 돌아가신 경우 "지금 이 모습"은 고를 수 없어요</w:t>
       </w:r>
     </w:p>
     <w:p>
       <w:pPr>
         <w:spacing w:before="0" w:after="60" w:line="312" w:lineRule="auto"/>
-        <w:ind w:left="227"/>
+        <w:ind w:left="340"/>
       </w:pPr>
       <w:r>
         <w:rPr>
@@ -234,7 +359,21 @@
           <w:color w:val="1A1A1A"/>
           <w:sz w:val="20"/>
         </w:rPr>
-        <w:t>____________________</w:t>
+        <w:t>□ 지금 이 모습</w:t>
+      </w:r>
+    </w:p>
+    <w:p>
+      <w:pPr>
+        <w:spacing w:before="0" w:after="60" w:line="312" w:lineRule="auto"/>
+        <w:ind w:left="340"/>
+      </w:pPr>
+      <w:r>
+        <w:rPr>
+          <w:b w:val="0"/>
+          <w:color w:val="1A1A1A"/>
+          <w:sz w:val="20"/>
+        </w:rPr>
+        <w:t>□ 특정 시기 → ____________________</w:t>
       </w:r>
     </w:p>
     <w:p>
@@ -248,7 +387,7 @@
           <w:b/>
           <w:sz w:val="21"/>
         </w:rPr>
-        <w:t xml:space="preserve">P1-04  </w:t>
+        <w:t xml:space="preserve">P1-05b  </w:t>
       </w:r>
       <w:r>
         <w:rPr>
@@ -256,20 +395,31 @@
           <w:color w:val="1A1A1A"/>
           <w:sz w:val="21"/>
         </w:rPr>
-        <w:t>그분과 지금 대화할 수 있나요?</w:t>
+        <w:t>왜 이 시점인가요?</w:t>
       </w:r>
       <w:r>
         <w:rPr>
           <w:color w:val="6E6E6E"/>
           <w:sz w:val="17"/>
         </w:rPr>
-        <w:t xml:space="preserve">   하나 선택</w:t>
+        <w:t xml:space="preserve">   서술 · 선택</w:t>
+      </w:r>
+      <w:r>
+        <w:br/>
+      </w:r>
+      <w:r>
+        <w:rPr>
+          <w:b w:val="0"/>
+          <w:color w:val="6E6E6E"/>
+          <w:sz w:val="17"/>
+        </w:rPr>
+        <w:t>가이드: 답하지 않아도 괜찮아요</w:t>
       </w:r>
     </w:p>
     <w:p>
       <w:pPr>
         <w:spacing w:before="0" w:after="60" w:line="312" w:lineRule="auto"/>
-        <w:ind w:left="340"/>
+        <w:ind w:left="227"/>
       </w:pPr>
       <w:r>
         <w:rPr>
@@ -277,13 +427,13 @@
           <w:color w:val="1A1A1A"/>
           <w:sz w:val="20"/>
         </w:rPr>
-        <w:t>□ 예, 대화할 수 있어요</w:t>
+        <w:t>____________________________________________________</w:t>
       </w:r>
     </w:p>
     <w:p>
       <w:pPr>
         <w:spacing w:before="0" w:after="60" w:line="312" w:lineRule="auto"/>
-        <w:ind w:left="340"/>
+        <w:ind w:left="227"/>
       </w:pPr>
       <w:r>
         <w:rPr>
@@ -291,21 +441,7 @@
           <w:color w:val="1A1A1A"/>
           <w:sz w:val="20"/>
         </w:rPr>
-        <w:t>□ 아니요, 돌아가셨어요</w:t>
-      </w:r>
-    </w:p>
-    <w:p>
-      <w:pPr>
-        <w:spacing w:before="0" w:after="60" w:line="312" w:lineRule="auto"/>
-        <w:ind w:left="340"/>
-      </w:pPr>
-      <w:r>
-        <w:rPr>
-          <w:b w:val="0"/>
-          <w:color w:val="1A1A1A"/>
-          <w:sz w:val="20"/>
-        </w:rPr>
-        <w:t>□ 아니요, 대화가 어려우세요 (치매 등)</w:t>
+        <w:t>____________________________________________________</w:t>
       </w:r>
     </w:p>
     <w:p>
@@ -319,7 +455,7 @@
           <w:b/>
           <w:sz w:val="21"/>
         </w:rPr>
-        <w:t xml:space="preserve">P1-05  </w:t>
+        <w:t xml:space="preserve">P1-06  </w:t>
       </w:r>
       <w:r>
         <w:rPr>
@@ -327,14 +463,14 @@
           <w:color w:val="1A1A1A"/>
           <w:sz w:val="21"/>
         </w:rPr>
-        <w:t>어느 때의 모습을 남기고 싶나요?</w:t>
+        <w:t>이 페르소나와 누가 대화하나요?</w:t>
       </w:r>
       <w:r>
         <w:rPr>
           <w:color w:val="6E6E6E"/>
           <w:sz w:val="17"/>
         </w:rPr>
-        <w:t xml:space="preserve">   하나 선택 + 단답 30자</w:t>
+        <w:t xml:space="preserve">   하나 선택</w:t>
       </w:r>
       <w:r>
         <w:br/>
@@ -345,7 +481,78 @@
           <w:color w:val="6E6E6E"/>
           <w:sz w:val="17"/>
         </w:rPr>
-        <w:t>예: "2015년쯤" / "분당 살던 말년" / "칠순 무렵"</w:t>
+        <w:t>가이드: 공개를 고르시면 건강·상속·가족 갈등 같은 민감한 주제가 기본으로 금지됩니다. 주제마다 다시 정할 수 있어요</w:t>
+      </w:r>
+    </w:p>
+    <w:p>
+      <w:pPr>
+        <w:spacing w:before="0" w:after="60" w:line="312" w:lineRule="auto"/>
+        <w:ind w:left="340"/>
+      </w:pPr>
+      <w:r>
+        <w:rPr>
+          <w:b w:val="0"/>
+          <w:color w:val="1A1A1A"/>
+          <w:sz w:val="20"/>
+        </w:rPr>
+        <w:t>□ 나만</w:t>
+      </w:r>
+    </w:p>
+    <w:p>
+      <w:pPr>
+        <w:spacing w:before="0" w:after="60" w:line="312" w:lineRule="auto"/>
+        <w:ind w:left="340"/>
+      </w:pPr>
+      <w:r>
+        <w:rPr>
+          <w:b w:val="0"/>
+          <w:color w:val="1A1A1A"/>
+          <w:sz w:val="20"/>
+        </w:rPr>
+        <w:t>□ 나와 내가 초대한 사람만</w:t>
+      </w:r>
+    </w:p>
+    <w:p>
+      <w:pPr>
+        <w:spacing w:before="0" w:after="60" w:line="312" w:lineRule="auto"/>
+        <w:ind w:left="340"/>
+      </w:pPr>
+      <w:r>
+        <w:rPr>
+          <w:b w:val="0"/>
+          <w:color w:val="1A1A1A"/>
+          <w:sz w:val="20"/>
+        </w:rPr>
+        <w:t>□ 공개 (불특정 다수)</w:t>
+      </w:r>
+    </w:p>
+    <w:p>
+      <w:pPr>
+        <w:spacing w:before="260" w:after="120" w:line="300" w:lineRule="auto"/>
+        <w:ind w:left="113" w:right="113"/>
+        <w:shd w:val="clear" w:fill="F1F5F9"/>
+      </w:pPr>
+      <w:r>
+        <w:rPr>
+          <w:b/>
+          <w:sz w:val="21"/>
+        </w:rPr>
+        <w:t xml:space="preserve">P1-07A  </w:t>
+      </w:r>
+      <w:r>
+        <w:rPr>
+          <w:b/>
+          <w:color w:val="1A1A1A"/>
+          <w:sz w:val="21"/>
+        </w:rPr>
+        <w:t>(P1-06에서 "나만" 또는 "나와 내가 초대한 사람만"을 고르셨다면) 페르소나가 나를 뭐라고 부를까요?</w:t>
+      </w:r>
+      <w:r>
+        <w:rPr>
+          <w:color w:val="6E6E6E"/>
+          <w:sz w:val="17"/>
+        </w:rPr>
+        <w:t xml:space="preserve">   단답 15자</w:t>
       </w:r>
       <w:r>
         <w:br/>
@@ -356,13 +563,24 @@
           <w:color w:val="6E6E6E"/>
           <w:sz w:val="17"/>
         </w:rPr>
-        <w:t>가이드: 돌아가신 경우 "지금 이 모습"은 고를 수 없어요</w:t>
+        <w:t>예: 준혁이 / 우리 딸 / 종서야</w:t>
+      </w:r>
+      <w:r>
+        <w:br/>
+      </w:r>
+      <w:r>
+        <w:rPr>
+          <w:b w:val="0"/>
+          <w:color w:val="6E6E6E"/>
+          <w:sz w:val="17"/>
+        </w:rPr>
+        <w:t>가이드: 나 한 명분만 적어주세요. 다른 가족은 M2 에서 한 명씩 물어요</w:t>
       </w:r>
     </w:p>
     <w:p>
       <w:pPr>
         <w:spacing w:before="0" w:after="60" w:line="312" w:lineRule="auto"/>
-        <w:ind w:left="340"/>
+        <w:ind w:left="227"/>
       </w:pPr>
       <w:r>
         <w:rPr>
@@ -370,21 +588,7 @@
           <w:color w:val="1A1A1A"/>
           <w:sz w:val="20"/>
         </w:rPr>
-        <w:t>□ 지금 이 모습</w:t>
-      </w:r>
-    </w:p>
-    <w:p>
-      <w:pPr>
-        <w:spacing w:before="0" w:after="60" w:line="312" w:lineRule="auto"/>
-        <w:ind w:left="340"/>
-      </w:pPr>
-      <w:r>
-        <w:rPr>
-          <w:b w:val="0"/>
-          <w:color w:val="1A1A1A"/>
-          <w:sz w:val="20"/>
-        </w:rPr>
-        <w:t>□ 특정 시기 → ____________________</w:t>
+        <w:t>____________________</w:t>
       </w:r>
     </w:p>
     <w:p>
@@ -398,7 +602,7 @@
           <w:b/>
           <w:sz w:val="21"/>
         </w:rPr>
-        <w:t xml:space="preserve">P1-05b  </w:t>
+        <w:t xml:space="preserve">P1-07B  </w:t>
       </w:r>
       <w:r>
         <w:rPr>
@@ -406,14 +610,14 @@
           <w:color w:val="1A1A1A"/>
           <w:sz w:val="21"/>
         </w:rPr>
-        <w:t>왜 이 시점인가요?</w:t>
+        <w:t>(P1-06에서 "공개"를 고르셨다면) 페르소나가 방문자를 뭐라고 부를까요?</w:t>
       </w:r>
       <w:r>
         <w:rPr>
           <w:color w:val="6E6E6E"/>
           <w:sz w:val="17"/>
         </w:rPr>
-        <w:t xml:space="preserve">   서술 · 선택</w:t>
+        <w:t xml:space="preserve">   단답 15자</w:t>
       </w:r>
       <w:r>
         <w:br/>
@@ -424,7 +628,7 @@
           <w:color w:val="6E6E6E"/>
           <w:sz w:val="17"/>
         </w:rPr>
-        <w:t>가이드: 답하지 않아도 괜찮아요</w:t>
+        <w:t>예: ○○님 / 손님</w:t>
       </w:r>
     </w:p>
     <w:p>
@@ -438,21 +642,7 @@
           <w:color w:val="1A1A1A"/>
           <w:sz w:val="20"/>
         </w:rPr>
-        <w:t>____________________________________________________</w:t>
-      </w:r>
-    </w:p>
-    <w:p>
-      <w:pPr>
-        <w:spacing w:before="0" w:after="60" w:line="312" w:lineRule="auto"/>
-        <w:ind w:left="227"/>
-      </w:pPr>
-      <w:r>
-        <w:rPr>
-          <w:b w:val="0"/>
-          <w:color w:val="1A1A1A"/>
-          <w:sz w:val="20"/>
-        </w:rPr>
-        <w:t>____________________________________________________</w:t>
+        <w:t>____________________</w:t>
       </w:r>
     </w:p>
     <w:p>
@@ -466,7 +656,7 @@
           <w:b/>
           <w:sz w:val="21"/>
         </w:rPr>
-        <w:t xml:space="preserve">P1-06  </w:t>
+        <w:t xml:space="preserve">P1-07C  </w:t>
       </w:r>
       <w:r>
         <w:rPr>
@@ -474,14 +664,14 @@
           <w:color w:val="1A1A1A"/>
           <w:sz w:val="21"/>
         </w:rPr>
-        <w:t>이 페르소나와 누가 대화하나요?</w:t>
+        <w:t>(P1-06에서 "공개"를 고르셨다면) 방문자를 어떤 느낌으로 대했으면 하나요?</w:t>
       </w:r>
       <w:r>
         <w:rPr>
           <w:color w:val="6E6E6E"/>
           <w:sz w:val="17"/>
         </w:rPr>
-        <w:t xml:space="preserve">   하나 선택</w:t>
+        <w:t xml:space="preserve">   서술 1~2문장 · 선택</w:t>
       </w:r>
       <w:r>
         <w:br/>
@@ -492,13 +682,13 @@
           <w:color w:val="6E6E6E"/>
           <w:sz w:val="17"/>
         </w:rPr>
-        <w:t>가이드: 공개를 고르시면 건강·상속·가족 갈등 같은 민감한 주제가 기본으로 금지됩니다. 주제마다 다시 정할 수 있어요</w:t>
+        <w:t>예: "정중하지만 딱딱하지 않게, 편안하게 설명해주는 느낌"</w:t>
       </w:r>
     </w:p>
     <w:p>
       <w:pPr>
         <w:spacing w:before="0" w:after="60" w:line="312" w:lineRule="auto"/>
-        <w:ind w:left="340"/>
+        <w:ind w:left="227"/>
       </w:pPr>
       <w:r>
         <w:rPr>
@@ -506,13 +696,13 @@
           <w:color w:val="1A1A1A"/>
           <w:sz w:val="20"/>
         </w:rPr>
-        <w:t>□ 나만</w:t>
+        <w:t>____________________________________________________</w:t>
       </w:r>
     </w:p>
     <w:p>
       <w:pPr>
         <w:spacing w:before="0" w:after="60" w:line="312" w:lineRule="auto"/>
-        <w:ind w:left="340"/>
+        <w:ind w:left="227"/>
       </w:pPr>
       <w:r>
         <w:rPr>
@@ -520,21 +710,7 @@
           <w:color w:val="1A1A1A"/>
           <w:sz w:val="20"/>
         </w:rPr>
-        <w:t>□ 나와 내가 초대한 사람만</w:t>
-      </w:r>
-    </w:p>
-    <w:p>
-      <w:pPr>
-        <w:spacing w:before="0" w:after="60" w:line="312" w:lineRule="auto"/>
-        <w:ind w:left="340"/>
-      </w:pPr>
-      <w:r>
-        <w:rPr>
-          <w:b w:val="0"/>
-          <w:color w:val="1A1A1A"/>
-          <w:sz w:val="20"/>
-        </w:rPr>
-        <w:t>□ 공개 (불특정 다수)</w:t>
+        <w:t>____________________________________________________</w:t>
       </w:r>
     </w:p>
     <w:p>
@@ -548,7 +724,7 @@
           <w:b/>
           <w:sz w:val="21"/>
         </w:rPr>
-        <w:t xml:space="preserve">P1-07  </w:t>
+        <w:t xml:space="preserve">P1-08  </w:t>
       </w:r>
       <w:r>
         <w:rPr>
@@ -556,140 +732,7 @@
           <w:color w:val="1A1A1A"/>
           <w:sz w:val="21"/>
         </w:rPr>
-        <w:t>페르소나가 [나를 / 방문자를] 뭐라고 부를까요?</w:t>
-      </w:r>
-      <w:r>
-        <w:rPr>
-          <w:color w:val="6E6E6E"/>
-          <w:sz w:val="17"/>
-        </w:rPr>
-        <w:t xml:space="preserve">   단답 15자</w:t>
-      </w:r>
-      <w:r>
-        <w:br/>
-      </w:r>
-      <w:r>
-        <w:rPr>
-          <w:b w:val="0"/>
-          <w:color w:val="6E6E6E"/>
-          <w:sz w:val="17"/>
-        </w:rPr>
-        <w:t>예: 준혁이 / 우리 딸 / ○○님</w:t>
-      </w:r>
-      <w:r>
-        <w:br/>
-      </w:r>
-      <w:r>
-        <w:rPr>
-          <w:b w:val="0"/>
-          <w:color w:val="6E6E6E"/>
-          <w:sz w:val="17"/>
-        </w:rPr>
-        <w:t>가이드: 한 명분만 적어주세요. 다른 가족은 M2 에서 한 명씩 물어요</w:t>
-      </w:r>
-    </w:p>
-    <w:p>
-      <w:pPr>
-        <w:spacing w:before="0" w:after="60" w:line="312" w:lineRule="auto"/>
-        <w:ind w:left="227"/>
-      </w:pPr>
-      <w:r>
-        <w:rPr>
-          <w:b w:val="0"/>
-          <w:color w:val="1A1A1A"/>
-          <w:sz w:val="20"/>
-        </w:rPr>
-        <w:t>____________________</w:t>
-      </w:r>
-    </w:p>
-    <w:p>
-      <w:pPr>
-        <w:spacing w:before="260" w:after="120" w:line="300" w:lineRule="auto"/>
-        <w:ind w:left="113" w:right="113"/>
-        <w:shd w:val="clear" w:fill="F1F5F9"/>
-      </w:pPr>
-      <w:r>
-        <w:rPr>
-          <w:b/>
-          <w:sz w:val="21"/>
-        </w:rPr>
-        <w:t xml:space="preserve">P1-07b  </w:t>
-      </w:r>
-      <w:r>
-        <w:rPr>
-          <w:b/>
-          <w:color w:val="1A1A1A"/>
-          <w:sz w:val="21"/>
-        </w:rPr>
-        <w:t>(공개를 고르셨다면) 방문자를 어떤 느낌으로 대했으면 하나요?</w:t>
-      </w:r>
-      <w:r>
-        <w:rPr>
-          <w:color w:val="6E6E6E"/>
-          <w:sz w:val="17"/>
-        </w:rPr>
-        <w:t xml:space="preserve">   서술 1~2문장 · 선택</w:t>
-      </w:r>
-      <w:r>
-        <w:br/>
-      </w:r>
-      <w:r>
-        <w:rPr>
-          <w:b w:val="0"/>
-          <w:color w:val="6E6E6E"/>
-          <w:sz w:val="17"/>
-        </w:rPr>
-        <w:t>예: "정중하지만 딱딱하지 않게, 편안하게 설명해주는 느낌"</w:t>
-      </w:r>
-    </w:p>
-    <w:p>
-      <w:pPr>
-        <w:spacing w:before="0" w:after="60" w:line="312" w:lineRule="auto"/>
-        <w:ind w:left="227"/>
-      </w:pPr>
-      <w:r>
-        <w:rPr>
-          <w:b w:val="0"/>
-          <w:color w:val="1A1A1A"/>
-          <w:sz w:val="20"/>
-        </w:rPr>
-        <w:t>____________________________________________________</w:t>
-      </w:r>
-    </w:p>
-    <w:p>
-      <w:pPr>
-        <w:spacing w:before="0" w:after="60" w:line="312" w:lineRule="auto"/>
-        <w:ind w:left="227"/>
-      </w:pPr>
-      <w:r>
-        <w:rPr>
-          <w:b w:val="0"/>
-          <w:color w:val="1A1A1A"/>
-          <w:sz w:val="20"/>
-        </w:rPr>
-        <w:t>____________________________________________________</w:t>
-      </w:r>
-    </w:p>
-    <w:p>
-      <w:pPr>
-        <w:spacing w:before="260" w:after="120" w:line="300" w:lineRule="auto"/>
-        <w:ind w:left="113" w:right="113"/>
-        <w:shd w:val="clear" w:fill="F1F5F9"/>
-      </w:pPr>
-      <w:r>
-        <w:rPr>
-          <w:b/>
-          <w:sz w:val="21"/>
-        </w:rPr>
-        <w:t xml:space="preserve">P1-08  </w:t>
-      </w:r>
-      <w:r>
-        <w:rPr>
-          <w:b/>
-          <w:color w:val="1A1A1A"/>
-          <w:sz w:val="21"/>
-        </w:rPr>
-        <w:t>(타인 작성 시) 함께 답해주실 분이 있나요?</w:t>
+        <w:t>(P1-02에서 "본인"이 아니라면) 함께 답해주실 분이 있나요?</w:t>
       </w:r>
       <w:r>
         <w:rPr>
@@ -5002,7 +5045,7 @@
           <w:color w:val="1A1A1A"/>
           <w:sz w:val="21"/>
         </w:rPr>
-        <w:t>(배우자가 있다면) 처음 만났을 때 이야기</w:t>
+        <w:t>(배우자가 있다면) 배우자와 처음 만났을 때 이야기</w:t>
       </w:r>
       <w:r>
         <w:rPr>
@@ -5367,7 +5410,7 @@
           <w:b/>
           <w:sz w:val="21"/>
         </w:rPr>
-        <w:t xml:space="preserve">M5-07  </w:t>
+        <w:t xml:space="preserve">M5-07A  </w:t>
       </w:r>
       <w:r>
         <w:rPr>
@@ -5382,7 +5425,7 @@
           <w:color w:val="6E6E6E"/>
           <w:sz w:val="17"/>
         </w:rPr>
-        <w:t xml:space="preserve">   하나 선택 → 서술</w:t>
+        <w:t xml:space="preserve">   하나 선택</w:t>
       </w:r>
     </w:p>
     <w:p>
@@ -5396,7 +5439,7 @@
           <w:color w:val="1A1A1A"/>
           <w:sz w:val="20"/>
         </w:rPr>
-        <w:t>□ 말하겠다 → 서술:</w:t>
+        <w:t>□ 말하겠다</w:t>
       </w:r>
     </w:p>
     <w:p>
@@ -5425,6 +5468,63 @@
           <w:sz w:val="20"/>
         </w:rPr>
         <w:t>□ 말하고 싶지 않다</w:t>
+      </w:r>
+    </w:p>
+    <w:p>
+      <w:pPr>
+        <w:spacing w:before="260" w:after="120" w:line="300" w:lineRule="auto"/>
+        <w:ind w:left="113" w:right="113"/>
+        <w:shd w:val="clear" w:fill="F1F5F9"/>
+      </w:pPr>
+      <w:r>
+        <w:rPr>
+          <w:b/>
+          <w:sz w:val="21"/>
+        </w:rPr>
+        <w:t xml:space="preserve">M5-07B  </w:t>
+      </w:r>
+      <w:r>
+        <w:rPr>
+          <w:b/>
+          <w:color w:val="1A1A1A"/>
+          <w:sz w:val="21"/>
+        </w:rPr>
+        <w:t>(M5-07A에서 "말하겠다"를 고르셨다면) 어떤 시기였나요?</w:t>
+      </w:r>
+      <w:r>
+        <w:rPr>
+          <w:color w:val="6E6E6E"/>
+          <w:sz w:val="17"/>
+        </w:rPr>
+        <w:t xml:space="preserve">   서술</w:t>
+      </w:r>
+    </w:p>
+    <w:p>
+      <w:pPr>
+        <w:spacing w:before="0" w:after="60" w:line="312" w:lineRule="auto"/>
+        <w:ind w:left="227"/>
+      </w:pPr>
+      <w:r>
+        <w:rPr>
+          <w:b w:val="0"/>
+          <w:color w:val="1A1A1A"/>
+          <w:sz w:val="20"/>
+        </w:rPr>
+        <w:t>____________________________________________________</w:t>
+      </w:r>
+    </w:p>
+    <w:p>
+      <w:pPr>
+        <w:spacing w:before="0" w:after="60" w:line="312" w:lineRule="auto"/>
+        <w:ind w:left="227"/>
+      </w:pPr>
+      <w:r>
+        <w:rPr>
+          <w:b w:val="0"/>
+          <w:color w:val="1A1A1A"/>
+          <w:sz w:val="20"/>
+        </w:rPr>
+        <w:t>____________________________________________________</w:t>
       </w:r>
     </w:p>
     <w:p>
@@ -7930,7 +8030,7 @@
           <w:color w:val="1A1A1A"/>
           <w:sz w:val="21"/>
         </w:rPr>
-        <w:t>(본인 작성 시) 내가 지정한 금기는 나중에 가족이 요청해도 바뀌지 않습니다. 확인하셨나요?</w:t>
+        <w:t>(P1-02에서 "본인"을 고르셨다면) 내가 지정한 금기는 나중에 가족이 요청해도 바뀌지 않습니다. 확인하셨나요?</w:t>
       </w:r>
     </w:p>
     <w:p>

--- a/ai/docs/Persona_Intake_시험지.docx
+++ b/ai/docs/Persona_Intake_시험지.docx
@@ -81,10 +81,66 @@
       <w:r>
         <w:rPr>
           <w:b w:val="0"/>
+          <w:color w:val="B03A2B"/>
+          <w:sz w:val="17"/>
+        </w:rPr>
+        <w:t>예: 신금자 / 이준혁</w:t>
+      </w:r>
+    </w:p>
+    <w:tbl>
+      <w:tblPr>
+        <w:tblStyle w:val="TableGrid"/>
+        <w:tblW w:type="auto" w:w="0"/>
+        <w:tblLook w:firstColumn="1" w:firstRow="1" w:lastColumn="0" w:lastRow="0" w:noHBand="0" w:noVBand="1" w:val="04A0"/>
+      </w:tblPr>
+      <w:tblGrid>
+        <w:gridCol w:w="9746"/>
+      </w:tblGrid>
+      <w:tr>
+        <w:tc>
+          <w:tcPr>
+            <w:tcW w:type="dxa" w:w="9746"/>
+          </w:tcPr>
+          <w:p>
+            <w:pPr>
+              <w:spacing w:before="40" w:after="40" w:line="312" w:lineRule="auto"/>
+            </w:pPr>
+          </w:p>
+        </w:tc>
+      </w:tr>
+    </w:tbl>
+    <w:p>
+      <w:pPr>
+        <w:spacing w:after="40"/>
+      </w:pPr>
+    </w:p>
+    <w:p>
+      <w:pPr>
+        <w:spacing w:before="260" w:after="120" w:line="300" w:lineRule="auto"/>
+        <w:ind w:left="113" w:right="113"/>
+        <w:shd w:val="clear" w:fill="F1F5F9"/>
+      </w:pPr>
+      <w:r>
+        <w:rPr>
+          <w:b/>
+          <w:sz w:val="21"/>
+        </w:rPr>
+        <w:t xml:space="preserve">P1-02  </w:t>
+      </w:r>
+      <w:r>
+        <w:rPr>
+          <w:b/>
+          <w:color w:val="1A1A1A"/>
+          <w:sz w:val="21"/>
+        </w:rPr>
+        <w:t>그분은 나에게 어떤 분인가요? — "그분은 나의 ＿＿＿"</w:t>
+      </w:r>
+      <w:r>
+        <w:rPr>
           <w:color w:val="6E6E6E"/>
           <w:sz w:val="17"/>
         </w:rPr>
-        <w:t>예: 신금자 / 이준혁</w:t>
+        <w:t xml:space="preserve">   하나 선택</w:t>
       </w:r>
     </w:p>
     <w:p>
@@ -98,7 +154,35 @@
           <w:color w:val="1A1A1A"/>
           <w:sz w:val="20"/>
         </w:rPr>
-        <w:t>____________________</w:t>
+        <w:t>□ 본인(나 자신)  □ 어머니  □ 아버지  □ 할머니  □ 할아버지  □ 외할머니  □ 외할아버지</w:t>
+      </w:r>
+    </w:p>
+    <w:p>
+      <w:pPr>
+        <w:spacing w:before="0" w:after="60" w:line="312" w:lineRule="auto"/>
+        <w:ind w:left="227"/>
+      </w:pPr>
+      <w:r>
+        <w:rPr>
+          <w:b w:val="0"/>
+          <w:color w:val="1A1A1A"/>
+          <w:sz w:val="20"/>
+        </w:rPr>
+        <w:t>□ 배우자  □ 아들  □ 딸  □ 형·오빠  □ 누나·언니  □ 남동생  □ 여동생  □ 친구  □ 스승</w:t>
+      </w:r>
+    </w:p>
+    <w:p>
+      <w:pPr>
+        <w:spacing w:before="0" w:after="60" w:line="312" w:lineRule="auto"/>
+        <w:ind w:left="227"/>
+      </w:pPr>
+      <w:r>
+        <w:rPr>
+          <w:b w:val="0"/>
+          <w:color w:val="1A1A1A"/>
+          <w:sz w:val="20"/>
+        </w:rPr>
+        <w:t>□ 직접 입력 → ____________________</w:t>
       </w:r>
     </w:p>
     <w:p>
@@ -112,7 +196,7 @@
           <w:b/>
           <w:sz w:val="21"/>
         </w:rPr>
-        <w:t xml:space="preserve">P1-02  </w:t>
+        <w:t xml:space="preserve">P1-03  </w:t>
       </w:r>
       <w:r>
         <w:rPr>
@@ -120,20 +204,87 @@
           <w:color w:val="1A1A1A"/>
           <w:sz w:val="21"/>
         </w:rPr>
-        <w:t>그분은 나에게 어떤 분인가요? — "그분은 나의 ＿＿＿"</w:t>
+        <w:t>(P1-02에서 "본인"이 아니라면) 내가 그분을 부르는 호칭은요?</w:t>
       </w:r>
       <w:r>
         <w:rPr>
           <w:color w:val="6E6E6E"/>
           <w:sz w:val="17"/>
         </w:rPr>
+        <w:t xml:space="preserve">   단답 15자</w:t>
+      </w:r>
+      <w:r>
+        <w:br/>
+      </w:r>
+      <w:r>
+        <w:rPr>
+          <w:b w:val="0"/>
+          <w:color w:val="B03A2B"/>
+          <w:sz w:val="17"/>
+        </w:rPr>
+        <w:t>예: 할머니 / 엄마 / 아빠 / 여보 / (이름)</w:t>
+      </w:r>
+    </w:p>
+    <w:tbl>
+      <w:tblPr>
+        <w:tblStyle w:val="TableGrid"/>
+        <w:tblW w:type="auto" w:w="0"/>
+        <w:tblLook w:firstColumn="1" w:firstRow="1" w:lastColumn="0" w:lastRow="0" w:noHBand="0" w:noVBand="1" w:val="04A0"/>
+      </w:tblPr>
+      <w:tblGrid>
+        <w:gridCol w:w="9746"/>
+      </w:tblGrid>
+      <w:tr>
+        <w:tc>
+          <w:tcPr>
+            <w:tcW w:type="dxa" w:w="9746"/>
+          </w:tcPr>
+          <w:p>
+            <w:pPr>
+              <w:spacing w:before="40" w:after="40" w:line="312" w:lineRule="auto"/>
+            </w:pPr>
+          </w:p>
+        </w:tc>
+      </w:tr>
+    </w:tbl>
+    <w:p>
+      <w:pPr>
+        <w:spacing w:after="40"/>
+      </w:pPr>
+    </w:p>
+    <w:p>
+      <w:pPr>
+        <w:spacing w:before="260" w:after="120" w:line="300" w:lineRule="auto"/>
+        <w:ind w:left="113" w:right="113"/>
+        <w:shd w:val="clear" w:fill="F1F5F9"/>
+      </w:pPr>
+      <w:r>
+        <w:rPr>
+          <w:b/>
+          <w:sz w:val="21"/>
+        </w:rPr>
+        <w:t xml:space="preserve">P1-04  </w:t>
+      </w:r>
+      <w:r>
+        <w:rPr>
+          <w:b/>
+          <w:color w:val="1A1A1A"/>
+          <w:sz w:val="21"/>
+        </w:rPr>
+        <w:t>그분과 지금 대화할 수 있나요?</w:t>
+      </w:r>
+      <w:r>
+        <w:rPr>
+          <w:color w:val="6E6E6E"/>
+          <w:sz w:val="17"/>
+        </w:rPr>
         <w:t xml:space="preserve">   하나 선택</w:t>
       </w:r>
     </w:p>
     <w:p>
       <w:pPr>
         <w:spacing w:before="0" w:after="60" w:line="312" w:lineRule="auto"/>
-        <w:ind w:left="227"/>
+        <w:ind w:left="340"/>
       </w:pPr>
       <w:r>
         <w:rPr>
@@ -141,13 +292,13 @@
           <w:color w:val="1A1A1A"/>
           <w:sz w:val="20"/>
         </w:rPr>
-        <w:t>□ 본인(나 자신)  □ 어머니  □ 아버지  □ 할머니  □ 할아버지  □ 외할머니  □ 외할아버지</w:t>
+        <w:t>□ 예, 대화할 수 있어요</w:t>
       </w:r>
     </w:p>
     <w:p>
       <w:pPr>
         <w:spacing w:before="0" w:after="60" w:line="312" w:lineRule="auto"/>
-        <w:ind w:left="227"/>
+        <w:ind w:left="340"/>
       </w:pPr>
       <w:r>
         <w:rPr>
@@ -155,13 +306,13 @@
           <w:color w:val="1A1A1A"/>
           <w:sz w:val="20"/>
         </w:rPr>
-        <w:t>□ 배우자  □ 아들  □ 딸  □ 형·오빠  □ 누나·언니  □ 남동생  □ 여동생  □ 친구  □ 스승</w:t>
+        <w:t>□ 아니요, 돌아가셨어요</w:t>
       </w:r>
     </w:p>
     <w:p>
       <w:pPr>
         <w:spacing w:before="0" w:after="60" w:line="312" w:lineRule="auto"/>
-        <w:ind w:left="227"/>
+        <w:ind w:left="340"/>
       </w:pPr>
       <w:r>
         <w:rPr>
@@ -169,7 +320,7 @@
           <w:color w:val="1A1A1A"/>
           <w:sz w:val="20"/>
         </w:rPr>
-        <w:t>□ 직접 입력 → ____________________</w:t>
+        <w:t>□ 아니요, 대화가 어려우세요 (치매 등)</w:t>
       </w:r>
     </w:p>
     <w:p>
@@ -183,7 +334,7 @@
           <w:b/>
           <w:sz w:val="21"/>
         </w:rPr>
-        <w:t xml:space="preserve">P1-03  </w:t>
+        <w:t xml:space="preserve">P1-05  </w:t>
       </w:r>
       <w:r>
         <w:rPr>
@@ -191,14 +342,25 @@
           <w:color w:val="1A1A1A"/>
           <w:sz w:val="21"/>
         </w:rPr>
-        <w:t>(P1-02에서 "본인"이 아니라면) 내가 그분을 부르는 호칭은요?</w:t>
+        <w:t>어느 때의 모습을 남기고 싶나요?</w:t>
       </w:r>
       <w:r>
         <w:rPr>
           <w:color w:val="6E6E6E"/>
           <w:sz w:val="17"/>
         </w:rPr>
-        <w:t xml:space="preserve">   단답 15자</w:t>
+        <w:t xml:space="preserve">   하나 선택 + 단답 30자</w:t>
+      </w:r>
+      <w:r>
+        <w:br/>
+      </w:r>
+      <w:r>
+        <w:rPr>
+          <w:b w:val="0"/>
+          <w:color w:val="B03A2B"/>
+          <w:sz w:val="17"/>
+        </w:rPr>
+        <w:t>예: "2015년쯤" / "분당 살던 말년" / "칠순 무렵"</w:t>
       </w:r>
       <w:r>
         <w:br/>
@@ -209,13 +371,13 @@
           <w:color w:val="6E6E6E"/>
           <w:sz w:val="17"/>
         </w:rPr>
-        <w:t>예: 할머니 / 엄마 / 아빠 / 여보 / (이름)</w:t>
+        <w:t>가이드: 돌아가신 경우 "지금 이 모습"은 고를 수 없어요</w:t>
       </w:r>
     </w:p>
     <w:p>
       <w:pPr>
         <w:spacing w:before="0" w:after="60" w:line="312" w:lineRule="auto"/>
-        <w:ind w:left="227"/>
+        <w:ind w:left="340"/>
       </w:pPr>
       <w:r>
         <w:rPr>
@@ -223,7 +385,21 @@
           <w:color w:val="1A1A1A"/>
           <w:sz w:val="20"/>
         </w:rPr>
-        <w:t>____________________</w:t>
+        <w:t>□ 지금 이 모습</w:t>
+      </w:r>
+    </w:p>
+    <w:p>
+      <w:pPr>
+        <w:spacing w:before="0" w:after="60" w:line="312" w:lineRule="auto"/>
+        <w:ind w:left="340"/>
+      </w:pPr>
+      <w:r>
+        <w:rPr>
+          <w:b w:val="0"/>
+          <w:color w:val="1A1A1A"/>
+          <w:sz w:val="20"/>
+        </w:rPr>
+        <w:t>□ 특정 시기 → ____________________</w:t>
       </w:r>
     </w:p>
     <w:p>
@@ -237,7 +413,7 @@
           <w:b/>
           <w:sz w:val="21"/>
         </w:rPr>
-        <w:t xml:space="preserve">P1-04  </w:t>
+        <w:t xml:space="preserve">P1-05b  </w:t>
       </w:r>
       <w:r>
         <w:rPr>
@@ -245,14 +421,97 @@
           <w:color w:val="1A1A1A"/>
           <w:sz w:val="21"/>
         </w:rPr>
-        <w:t>그분과 지금 대화할 수 있나요?</w:t>
+        <w:t>왜 이 시점인가요?</w:t>
       </w:r>
       <w:r>
         <w:rPr>
           <w:color w:val="6E6E6E"/>
           <w:sz w:val="17"/>
         </w:rPr>
+        <w:t xml:space="preserve">   서술 · 선택</w:t>
+      </w:r>
+      <w:r>
+        <w:br/>
+      </w:r>
+      <w:r>
+        <w:rPr>
+          <w:b w:val="0"/>
+          <w:color w:val="6E6E6E"/>
+          <w:sz w:val="17"/>
+        </w:rPr>
+        <w:t>가이드: 답하지 않아도 괜찮아요</w:t>
+      </w:r>
+    </w:p>
+    <w:tbl>
+      <w:tblPr>
+        <w:tblStyle w:val="TableGrid"/>
+        <w:tblW w:type="auto" w:w="0"/>
+        <w:tblLook w:firstColumn="1" w:firstRow="1" w:lastColumn="0" w:lastRow="0" w:noHBand="0" w:noVBand="1" w:val="04A0"/>
+      </w:tblPr>
+      <w:tblGrid>
+        <w:gridCol w:w="9746"/>
+      </w:tblGrid>
+      <w:tr>
+        <w:tc>
+          <w:tcPr>
+            <w:tcW w:type="dxa" w:w="9746"/>
+          </w:tcPr>
+          <w:p>
+            <w:pPr>
+              <w:spacing w:before="40" w:after="40" w:line="312" w:lineRule="auto"/>
+            </w:pPr>
+          </w:p>
+          <w:p>
+            <w:pPr>
+              <w:spacing w:after="40" w:line="312" w:lineRule="auto"/>
+            </w:pPr>
+          </w:p>
+        </w:tc>
+      </w:tr>
+    </w:tbl>
+    <w:p>
+      <w:pPr>
+        <w:spacing w:after="40"/>
+      </w:pPr>
+    </w:p>
+    <w:p>
+      <w:pPr>
+        <w:spacing w:before="260" w:after="120" w:line="300" w:lineRule="auto"/>
+        <w:ind w:left="113" w:right="113"/>
+        <w:shd w:val="clear" w:fill="F1F5F9"/>
+      </w:pPr>
+      <w:r>
+        <w:rPr>
+          <w:b/>
+          <w:sz w:val="21"/>
+        </w:rPr>
+        <w:t xml:space="preserve">P1-06  </w:t>
+      </w:r>
+      <w:r>
+        <w:rPr>
+          <w:b/>
+          <w:color w:val="1A1A1A"/>
+          <w:sz w:val="21"/>
+        </w:rPr>
+        <w:t>이 페르소나와 누가 대화하나요?</w:t>
+      </w:r>
+      <w:r>
+        <w:rPr>
+          <w:color w:val="6E6E6E"/>
+          <w:sz w:val="17"/>
+        </w:rPr>
         <w:t xml:space="preserve">   하나 선택</w:t>
+      </w:r>
+      <w:r>
+        <w:br/>
+      </w:r>
+      <w:r>
+        <w:rPr>
+          <w:b w:val="0"/>
+          <w:color w:val="6E6E6E"/>
+          <w:sz w:val="17"/>
+        </w:rPr>
+        <w:t>가이드: 공개를 고르시면 건강·상속·가족 갈등 같은 민감한 주제가 기본으로 금지됩니다. 주제마다 다시 정할 수 있어요</w:t>
       </w:r>
     </w:p>
     <w:p>
@@ -266,7 +525,7 @@
           <w:color w:val="1A1A1A"/>
           <w:sz w:val="20"/>
         </w:rPr>
-        <w:t>□ 예, 대화할 수 있어요</w:t>
+        <w:t>□ 나만</w:t>
       </w:r>
     </w:p>
     <w:p>
@@ -280,7 +539,7 @@
           <w:color w:val="1A1A1A"/>
           <w:sz w:val="20"/>
         </w:rPr>
-        <w:t>□ 아니요, 돌아가셨어요</w:t>
+        <w:t>□ 나와 내가 초대한 사람만</w:t>
       </w:r>
     </w:p>
     <w:p>
@@ -294,7 +553,7 @@
           <w:color w:val="1A1A1A"/>
           <w:sz w:val="20"/>
         </w:rPr>
-        <w:t>□ 아니요, 대화가 어려우세요 (치매 등)</w:t>
+        <w:t>□ 공개 (불특정 다수)</w:t>
       </w:r>
     </w:p>
     <w:p>
@@ -308,7 +567,7 @@
           <w:b/>
           <w:sz w:val="21"/>
         </w:rPr>
-        <w:t xml:space="preserve">P1-05  </w:t>
+        <w:t xml:space="preserve">P1-07A  </w:t>
       </w:r>
       <w:r>
         <w:rPr>
@@ -316,14 +575,25 @@
           <w:color w:val="1A1A1A"/>
           <w:sz w:val="21"/>
         </w:rPr>
-        <w:t>어느 때의 모습을 남기고 싶나요?</w:t>
+        <w:t>(P1-06에서 "나만" 또는 "나와 내가 초대한 사람만"을 고르셨다면) 페르소나가 나를 뭐라고 부를까요?</w:t>
       </w:r>
       <w:r>
         <w:rPr>
           <w:color w:val="6E6E6E"/>
           <w:sz w:val="17"/>
         </w:rPr>
-        <w:t xml:space="preserve">   하나 선택 + 단답 30자</w:t>
+        <w:t xml:space="preserve">   단답 15자</w:t>
+      </w:r>
+      <w:r>
+        <w:br/>
+      </w:r>
+      <w:r>
+        <w:rPr>
+          <w:b w:val="0"/>
+          <w:color w:val="B03A2B"/>
+          <w:sz w:val="17"/>
+        </w:rPr>
+        <w:t>예: 준혁이 / 우리 딸 / 종서야</w:t>
       </w:r>
       <w:r>
         <w:br/>
@@ -334,47 +604,35 @@
           <w:color w:val="6E6E6E"/>
           <w:sz w:val="17"/>
         </w:rPr>
-        <w:t>예: "2015년쯤" / "분당 살던 말년" / "칠순 무렵"</w:t>
-      </w:r>
-      <w:r>
-        <w:br/>
-      </w:r>
-      <w:r>
-        <w:rPr>
-          <w:b w:val="0"/>
-          <w:color w:val="6E6E6E"/>
-          <w:sz w:val="17"/>
-        </w:rPr>
-        <w:t>가이드: 돌아가신 경우 "지금 이 모습"은 고를 수 없어요</w:t>
-      </w:r>
-    </w:p>
-    <w:p>
-      <w:pPr>
-        <w:spacing w:before="0" w:after="60" w:line="312" w:lineRule="auto"/>
-        <w:ind w:left="340"/>
-      </w:pPr>
-      <w:r>
-        <w:rPr>
-          <w:b w:val="0"/>
-          <w:color w:val="1A1A1A"/>
-          <w:sz w:val="20"/>
-        </w:rPr>
-        <w:t>□ 지금 이 모습</w:t>
-      </w:r>
-    </w:p>
-    <w:p>
-      <w:pPr>
-        <w:spacing w:before="0" w:after="60" w:line="312" w:lineRule="auto"/>
-        <w:ind w:left="340"/>
-      </w:pPr>
-      <w:r>
-        <w:rPr>
-          <w:b w:val="0"/>
-          <w:color w:val="1A1A1A"/>
-          <w:sz w:val="20"/>
-        </w:rPr>
-        <w:t>□ 특정 시기 → ____________________</w:t>
-      </w:r>
+        <w:t>가이드: 나 한 명분만 적어주세요. 다른 가족은 M2 에서 한 명씩 물어요</w:t>
+      </w:r>
+    </w:p>
+    <w:tbl>
+      <w:tblPr>
+        <w:tblStyle w:val="TableGrid"/>
+        <w:tblW w:type="auto" w:w="0"/>
+        <w:tblLook w:firstColumn="1" w:firstRow="1" w:lastColumn="0" w:lastRow="0" w:noHBand="0" w:noVBand="1" w:val="04A0"/>
+      </w:tblPr>
+      <w:tblGrid>
+        <w:gridCol w:w="9746"/>
+      </w:tblGrid>
+      <w:tr>
+        <w:tc>
+          <w:tcPr>
+            <w:tcW w:type="dxa" w:w="9746"/>
+          </w:tcPr>
+          <w:p>
+            <w:pPr>
+              <w:spacing w:before="40" w:after="40" w:line="312" w:lineRule="auto"/>
+            </w:pPr>
+          </w:p>
+        </w:tc>
+      </w:tr>
+    </w:tbl>
+    <w:p>
+      <w:pPr>
+        <w:spacing w:after="40"/>
+      </w:pPr>
     </w:p>
     <w:p>
       <w:pPr>
@@ -387,7 +645,7 @@
           <w:b/>
           <w:sz w:val="21"/>
         </w:rPr>
-        <w:t xml:space="preserve">P1-05b  </w:t>
+        <w:t xml:space="preserve">P1-07B  </w:t>
       </w:r>
       <w:r>
         <w:rPr>
@@ -395,14 +653,14 @@
           <w:color w:val="1A1A1A"/>
           <w:sz w:val="21"/>
         </w:rPr>
-        <w:t>왜 이 시점인가요?</w:t>
+        <w:t>(P1-06에서 "공개"를 고르셨다면) 페르소나가 방문자를 뭐라고 부를까요?</w:t>
       </w:r>
       <w:r>
         <w:rPr>
           <w:color w:val="6E6E6E"/>
           <w:sz w:val="17"/>
         </w:rPr>
-        <w:t xml:space="preserve">   서술 · 선택</w:t>
+        <w:t xml:space="preserve">   단답 15자</w:t>
       </w:r>
       <w:r>
         <w:br/>
@@ -410,39 +668,38 @@
       <w:r>
         <w:rPr>
           <w:b w:val="0"/>
-          <w:color w:val="6E6E6E"/>
+          <w:color w:val="B03A2B"/>
           <w:sz w:val="17"/>
         </w:rPr>
-        <w:t>가이드: 답하지 않아도 괜찮아요</w:t>
-      </w:r>
-    </w:p>
-    <w:p>
-      <w:pPr>
-        <w:spacing w:before="0" w:after="60" w:line="312" w:lineRule="auto"/>
-        <w:ind w:left="227"/>
-      </w:pPr>
-      <w:r>
-        <w:rPr>
-          <w:b w:val="0"/>
-          <w:color w:val="1A1A1A"/>
-          <w:sz w:val="20"/>
-        </w:rPr>
-        <w:t>____________________________________________________</w:t>
-      </w:r>
-    </w:p>
-    <w:p>
-      <w:pPr>
-        <w:spacing w:before="0" w:after="60" w:line="312" w:lineRule="auto"/>
-        <w:ind w:left="227"/>
-      </w:pPr>
-      <w:r>
-        <w:rPr>
-          <w:b w:val="0"/>
-          <w:color w:val="1A1A1A"/>
-          <w:sz w:val="20"/>
-        </w:rPr>
-        <w:t>____________________________________________________</w:t>
-      </w:r>
+        <w:t>예: ○○님 / 손님</w:t>
+      </w:r>
+    </w:p>
+    <w:tbl>
+      <w:tblPr>
+        <w:tblStyle w:val="TableGrid"/>
+        <w:tblW w:type="auto" w:w="0"/>
+        <w:tblLook w:firstColumn="1" w:firstRow="1" w:lastColumn="0" w:lastRow="0" w:noHBand="0" w:noVBand="1" w:val="04A0"/>
+      </w:tblPr>
+      <w:tblGrid>
+        <w:gridCol w:w="9746"/>
+      </w:tblGrid>
+      <w:tr>
+        <w:tc>
+          <w:tcPr>
+            <w:tcW w:type="dxa" w:w="9746"/>
+          </w:tcPr>
+          <w:p>
+            <w:pPr>
+              <w:spacing w:before="40" w:after="40" w:line="312" w:lineRule="auto"/>
+            </w:pPr>
+          </w:p>
+        </w:tc>
+      </w:tr>
+    </w:tbl>
+    <w:p>
+      <w:pPr>
+        <w:spacing w:after="40"/>
+      </w:pPr>
     </w:p>
     <w:p>
       <w:pPr>
@@ -455,7 +712,7 @@
           <w:b/>
           <w:sz w:val="21"/>
         </w:rPr>
-        <w:t xml:space="preserve">P1-06  </w:t>
+        <w:t xml:space="preserve">P1-07C  </w:t>
       </w:r>
       <w:r>
         <w:rPr>
@@ -463,14 +720,14 @@
           <w:color w:val="1A1A1A"/>
           <w:sz w:val="21"/>
         </w:rPr>
-        <w:t>이 페르소나와 누가 대화하나요?</w:t>
+        <w:t>(P1-06에서 "공개"를 고르셨다면) 방문자를 어떤 느낌으로 대했으면 하나요?</w:t>
       </w:r>
       <w:r>
         <w:rPr>
           <w:color w:val="6E6E6E"/>
           <w:sz w:val="17"/>
         </w:rPr>
-        <w:t xml:space="preserve">   하나 선택</w:t>
+        <w:t xml:space="preserve">   서술 1~2문장 · 선택</w:t>
       </w:r>
       <w:r>
         <w:br/>
@@ -478,240 +735,43 @@
       <w:r>
         <w:rPr>
           <w:b w:val="0"/>
-          <w:color w:val="6E6E6E"/>
+          <w:color w:val="B03A2B"/>
           <w:sz w:val="17"/>
         </w:rPr>
-        <w:t>가이드: 공개를 고르시면 건강·상속·가족 갈등 같은 민감한 주제가 기본으로 금지됩니다. 주제마다 다시 정할 수 있어요</w:t>
-      </w:r>
-    </w:p>
-    <w:p>
-      <w:pPr>
-        <w:spacing w:before="0" w:after="60" w:line="312" w:lineRule="auto"/>
-        <w:ind w:left="340"/>
-      </w:pPr>
-      <w:r>
-        <w:rPr>
-          <w:b w:val="0"/>
-          <w:color w:val="1A1A1A"/>
-          <w:sz w:val="20"/>
-        </w:rPr>
-        <w:t>□ 나만</w:t>
-      </w:r>
-    </w:p>
-    <w:p>
-      <w:pPr>
-        <w:spacing w:before="0" w:after="60" w:line="312" w:lineRule="auto"/>
-        <w:ind w:left="340"/>
-      </w:pPr>
-      <w:r>
-        <w:rPr>
-          <w:b w:val="0"/>
-          <w:color w:val="1A1A1A"/>
-          <w:sz w:val="20"/>
-        </w:rPr>
-        <w:t>□ 나와 내가 초대한 사람만</w:t>
-      </w:r>
-    </w:p>
-    <w:p>
-      <w:pPr>
-        <w:spacing w:before="0" w:after="60" w:line="312" w:lineRule="auto"/>
-        <w:ind w:left="340"/>
-      </w:pPr>
-      <w:r>
-        <w:rPr>
-          <w:b w:val="0"/>
-          <w:color w:val="1A1A1A"/>
-          <w:sz w:val="20"/>
-        </w:rPr>
-        <w:t>□ 공개 (불특정 다수)</w:t>
-      </w:r>
-    </w:p>
-    <w:p>
-      <w:pPr>
-        <w:spacing w:before="260" w:after="120" w:line="300" w:lineRule="auto"/>
-        <w:ind w:left="113" w:right="113"/>
-        <w:shd w:val="clear" w:fill="F1F5F9"/>
-      </w:pPr>
-      <w:r>
-        <w:rPr>
-          <w:b/>
-          <w:sz w:val="21"/>
-        </w:rPr>
-        <w:t xml:space="preserve">P1-07A  </w:t>
-      </w:r>
-      <w:r>
-        <w:rPr>
-          <w:b/>
-          <w:color w:val="1A1A1A"/>
-          <w:sz w:val="21"/>
-        </w:rPr>
-        <w:t>(P1-06에서 "나만" 또는 "나와 내가 초대한 사람만"을 고르셨다면) 페르소나가 나를 뭐라고 부를까요?</w:t>
-      </w:r>
-      <w:r>
-        <w:rPr>
-          <w:color w:val="6E6E6E"/>
-          <w:sz w:val="17"/>
-        </w:rPr>
-        <w:t xml:space="preserve">   단답 15자</w:t>
-      </w:r>
-      <w:r>
-        <w:br/>
-      </w:r>
-      <w:r>
-        <w:rPr>
-          <w:b w:val="0"/>
-          <w:color w:val="6E6E6E"/>
-          <w:sz w:val="17"/>
-        </w:rPr>
-        <w:t>예: 준혁이 / 우리 딸 / 종서야</w:t>
-      </w:r>
-      <w:r>
-        <w:br/>
-      </w:r>
-      <w:r>
-        <w:rPr>
-          <w:b w:val="0"/>
-          <w:color w:val="6E6E6E"/>
-          <w:sz w:val="17"/>
-        </w:rPr>
-        <w:t>가이드: 나 한 명분만 적어주세요. 다른 가족은 M2 에서 한 명씩 물어요</w:t>
-      </w:r>
-    </w:p>
-    <w:p>
-      <w:pPr>
-        <w:spacing w:before="0" w:after="60" w:line="312" w:lineRule="auto"/>
-        <w:ind w:left="227"/>
-      </w:pPr>
-      <w:r>
-        <w:rPr>
-          <w:b w:val="0"/>
-          <w:color w:val="1A1A1A"/>
-          <w:sz w:val="20"/>
-        </w:rPr>
-        <w:t>____________________</w:t>
-      </w:r>
-    </w:p>
-    <w:p>
-      <w:pPr>
-        <w:spacing w:before="260" w:after="120" w:line="300" w:lineRule="auto"/>
-        <w:ind w:left="113" w:right="113"/>
-        <w:shd w:val="clear" w:fill="F1F5F9"/>
-      </w:pPr>
-      <w:r>
-        <w:rPr>
-          <w:b/>
-          <w:sz w:val="21"/>
-        </w:rPr>
-        <w:t xml:space="preserve">P1-07B  </w:t>
-      </w:r>
-      <w:r>
-        <w:rPr>
-          <w:b/>
-          <w:color w:val="1A1A1A"/>
-          <w:sz w:val="21"/>
-        </w:rPr>
-        <w:t>(P1-06에서 "공개"를 고르셨다면) 페르소나가 방문자를 뭐라고 부를까요?</w:t>
-      </w:r>
-      <w:r>
-        <w:rPr>
-          <w:color w:val="6E6E6E"/>
-          <w:sz w:val="17"/>
-        </w:rPr>
-        <w:t xml:space="preserve">   단답 15자</w:t>
-      </w:r>
-      <w:r>
-        <w:br/>
-      </w:r>
-      <w:r>
-        <w:rPr>
-          <w:b w:val="0"/>
-          <w:color w:val="6E6E6E"/>
-          <w:sz w:val="17"/>
-        </w:rPr>
-        <w:t>예: ○○님 / 손님</w:t>
-      </w:r>
-    </w:p>
-    <w:p>
-      <w:pPr>
-        <w:spacing w:before="0" w:after="60" w:line="312" w:lineRule="auto"/>
-        <w:ind w:left="227"/>
-      </w:pPr>
-      <w:r>
-        <w:rPr>
-          <w:b w:val="0"/>
-          <w:color w:val="1A1A1A"/>
-          <w:sz w:val="20"/>
-        </w:rPr>
-        <w:t>____________________</w:t>
-      </w:r>
-    </w:p>
-    <w:p>
-      <w:pPr>
-        <w:spacing w:before="260" w:after="120" w:line="300" w:lineRule="auto"/>
-        <w:ind w:left="113" w:right="113"/>
-        <w:shd w:val="clear" w:fill="F1F5F9"/>
-      </w:pPr>
-      <w:r>
-        <w:rPr>
-          <w:b/>
-          <w:sz w:val="21"/>
-        </w:rPr>
-        <w:t xml:space="preserve">P1-07C  </w:t>
-      </w:r>
-      <w:r>
-        <w:rPr>
-          <w:b/>
-          <w:color w:val="1A1A1A"/>
-          <w:sz w:val="21"/>
-        </w:rPr>
-        <w:t>(P1-06에서 "공개"를 고르셨다면) 방문자를 어떤 느낌으로 대했으면 하나요?</w:t>
-      </w:r>
-      <w:r>
-        <w:rPr>
-          <w:color w:val="6E6E6E"/>
-          <w:sz w:val="17"/>
-        </w:rPr>
-        <w:t xml:space="preserve">   서술 1~2문장 · 선택</w:t>
-      </w:r>
-      <w:r>
-        <w:br/>
-      </w:r>
-      <w:r>
-        <w:rPr>
-          <w:b w:val="0"/>
-          <w:color w:val="6E6E6E"/>
-          <w:sz w:val="17"/>
-        </w:rPr>
         <w:t>예: "정중하지만 딱딱하지 않게, 편안하게 설명해주는 느낌"</w:t>
       </w:r>
     </w:p>
-    <w:p>
-      <w:pPr>
-        <w:spacing w:before="0" w:after="60" w:line="312" w:lineRule="auto"/>
-        <w:ind w:left="227"/>
-      </w:pPr>
-      <w:r>
-        <w:rPr>
-          <w:b w:val="0"/>
-          <w:color w:val="1A1A1A"/>
-          <w:sz w:val="20"/>
-        </w:rPr>
-        <w:t>____________________________________________________</w:t>
-      </w:r>
-    </w:p>
-    <w:p>
-      <w:pPr>
-        <w:spacing w:before="0" w:after="60" w:line="312" w:lineRule="auto"/>
-        <w:ind w:left="227"/>
-      </w:pPr>
-      <w:r>
-        <w:rPr>
-          <w:b w:val="0"/>
-          <w:color w:val="1A1A1A"/>
-          <w:sz w:val="20"/>
-        </w:rPr>
-        <w:t>____________________________________________________</w:t>
-      </w:r>
+    <w:tbl>
+      <w:tblPr>
+        <w:tblStyle w:val="TableGrid"/>
+        <w:tblW w:type="auto" w:w="0"/>
+        <w:tblLook w:firstColumn="1" w:firstRow="1" w:lastColumn="0" w:lastRow="0" w:noHBand="0" w:noVBand="1" w:val="04A0"/>
+      </w:tblPr>
+      <w:tblGrid>
+        <w:gridCol w:w="9746"/>
+      </w:tblGrid>
+      <w:tr>
+        <w:tc>
+          <w:tcPr>
+            <w:tcW w:type="dxa" w:w="9746"/>
+          </w:tcPr>
+          <w:p>
+            <w:pPr>
+              <w:spacing w:before="40" w:after="40" w:line="312" w:lineRule="auto"/>
+            </w:pPr>
+          </w:p>
+          <w:p>
+            <w:pPr>
+              <w:spacing w:after="40" w:line="312" w:lineRule="auto"/>
+            </w:pPr>
+          </w:p>
+        </w:tc>
+      </w:tr>
+    </w:tbl>
+    <w:p>
+      <w:pPr>
+        <w:spacing w:after="40"/>
+      </w:pPr>
     </w:p>
     <w:p>
       <w:pPr>
@@ -1285,16 +1345,144 @@
       <w:r>
         <w:rPr>
           <w:b w:val="0"/>
+          <w:color w:val="B03A2B"/>
+          <w:sz w:val="17"/>
+        </w:rPr>
+        <w:t>예: "본인이 힘들어도 가족을 위해 희생하며 사랑으로 살아오신 분"</w:t>
+      </w:r>
+    </w:p>
+    <w:tbl>
+      <w:tblPr>
+        <w:tblStyle w:val="TableGrid"/>
+        <w:tblW w:type="auto" w:w="0"/>
+        <w:tblLook w:firstColumn="1" w:firstRow="1" w:lastColumn="0" w:lastRow="0" w:noHBand="0" w:noVBand="1" w:val="04A0"/>
+      </w:tblPr>
+      <w:tblGrid>
+        <w:gridCol w:w="9746"/>
+      </w:tblGrid>
+      <w:tr>
+        <w:tc>
+          <w:tcPr>
+            <w:tcW w:type="dxa" w:w="9746"/>
+          </w:tcPr>
+          <w:p>
+            <w:pPr>
+              <w:spacing w:before="40" w:after="40" w:line="312" w:lineRule="auto"/>
+            </w:pPr>
+          </w:p>
+        </w:tc>
+      </w:tr>
+    </w:tbl>
+    <w:p>
+      <w:pPr>
+        <w:spacing w:after="40"/>
+      </w:pPr>
+    </w:p>
+    <w:p>
+      <w:pPr>
+        <w:spacing w:before="260" w:after="120" w:line="300" w:lineRule="auto"/>
+        <w:ind w:left="113" w:right="113"/>
+        <w:shd w:val="clear" w:fill="F1F5F9"/>
+      </w:pPr>
+      <w:r>
+        <w:rPr>
+          <w:b/>
+          <w:sz w:val="21"/>
+        </w:rPr>
+        <w:t xml:space="preserve">C5-b  </w:t>
+      </w:r>
+      <w:r>
+        <w:rPr>
+          <w:b/>
+          <w:color w:val="1A1A1A"/>
+          <w:sz w:val="21"/>
+        </w:rPr>
+        <w:t>처음 만난 사람에게 그분을 소개한다면, 어떤 사람이라고 말하겠어요?</w:t>
+      </w:r>
+      <w:r>
+        <w:rPr>
           <w:color w:val="6E6E6E"/>
           <w:sz w:val="17"/>
         </w:rPr>
-        <w:t>예: "본인이 힘들어도 가족을 위해 희생하며 사랑으로 살아오신 분"</w:t>
+        <w:t xml:space="preserve">   서술 2~5문장 · 300자</w:t>
+      </w:r>
+      <w:r>
+        <w:br/>
+      </w:r>
+      <w:r>
+        <w:rPr>
+          <w:b w:val="0"/>
+          <w:color w:val="6E6E6E"/>
+          <w:sz w:val="17"/>
+        </w:rPr>
+        <w:t>가이드: 성격 · 사람을 대하는 방식 · 주변 사람이 느끼는 인상, 이 세 가지를 한 문장씩. 학교나 직업 같은 이력은 여기 쓰지 않아도 돼요</w:t>
+      </w:r>
+    </w:p>
+    <w:tbl>
+      <w:tblPr>
+        <w:tblStyle w:val="TableGrid"/>
+        <w:tblW w:type="auto" w:w="0"/>
+        <w:tblLook w:firstColumn="1" w:firstRow="1" w:lastColumn="0" w:lastRow="0" w:noHBand="0" w:noVBand="1" w:val="04A0"/>
+      </w:tblPr>
+      <w:tblGrid>
+        <w:gridCol w:w="9746"/>
+      </w:tblGrid>
+      <w:tr>
+        <w:tc>
+          <w:tcPr>
+            <w:tcW w:type="dxa" w:w="9746"/>
+          </w:tcPr>
+          <w:p>
+            <w:pPr>
+              <w:spacing w:before="40" w:after="40" w:line="312" w:lineRule="auto"/>
+            </w:pPr>
+          </w:p>
+          <w:p>
+            <w:pPr>
+              <w:spacing w:after="40" w:line="312" w:lineRule="auto"/>
+            </w:pPr>
+          </w:p>
+        </w:tc>
+      </w:tr>
+    </w:tbl>
+    <w:p>
+      <w:pPr>
+        <w:spacing w:after="40"/>
+      </w:pPr>
+    </w:p>
+    <w:p>
+      <w:pPr>
+        <w:spacing w:before="260" w:after="120" w:line="300" w:lineRule="auto"/>
+        <w:ind w:left="113" w:right="113"/>
+        <w:shd w:val="clear" w:fill="F1F5F9"/>
+      </w:pPr>
+      <w:r>
+        <w:rPr>
+          <w:b/>
+          <w:sz w:val="21"/>
+        </w:rPr>
+        <w:t xml:space="preserve">C6-a  </w:t>
+      </w:r>
+      <w:r>
+        <w:rPr>
+          <w:b/>
+          <w:color w:val="1A1A1A"/>
+          <w:sz w:val="21"/>
+        </w:rPr>
+        <w:t>사랑하는 사람에게 마음을 어떻게 표현하셨어요?</w:t>
+      </w:r>
+      <w:r>
+        <w:rPr>
+          <w:color w:val="6E6E6E"/>
+          <w:sz w:val="17"/>
+        </w:rPr>
+        <w:t xml:space="preserve">   최대 3개</w:t>
       </w:r>
     </w:p>
     <w:p>
       <w:pPr>
         <w:spacing w:before="0" w:after="60" w:line="312" w:lineRule="auto"/>
-        <w:ind w:left="227"/>
+        <w:ind w:left="340"/>
       </w:pPr>
       <w:r>
         <w:rPr>
@@ -1302,7 +1490,91 @@
           <w:color w:val="1A1A1A"/>
           <w:sz w:val="20"/>
         </w:rPr>
-        <w:t>____________________</w:t>
+        <w:t>□ ① "사랑한다", "고맙다" 같은 말로 직접</w:t>
+      </w:r>
+    </w:p>
+    <w:p>
+      <w:pPr>
+        <w:spacing w:before="0" w:after="60" w:line="312" w:lineRule="auto"/>
+        <w:ind w:left="340"/>
+      </w:pPr>
+      <w:r>
+        <w:rPr>
+          <w:b w:val="0"/>
+          <w:color w:val="1A1A1A"/>
+          <w:sz w:val="20"/>
+        </w:rPr>
+        <w:t>□ ② 음식·밥을 챙겨서</w:t>
+      </w:r>
+    </w:p>
+    <w:p>
+      <w:pPr>
+        <w:spacing w:before="0" w:after="60" w:line="312" w:lineRule="auto"/>
+        <w:ind w:left="340"/>
+      </w:pPr>
+      <w:r>
+        <w:rPr>
+          <w:b w:val="0"/>
+          <w:color w:val="1A1A1A"/>
+          <w:sz w:val="20"/>
+        </w:rPr>
+        <w:t>□ ③ 용돈·선물·물건을 챙겨서</w:t>
+      </w:r>
+    </w:p>
+    <w:p>
+      <w:pPr>
+        <w:spacing w:before="0" w:after="60" w:line="312" w:lineRule="auto"/>
+        <w:ind w:left="340"/>
+      </w:pPr>
+      <w:r>
+        <w:rPr>
+          <w:b w:val="0"/>
+          <w:color w:val="1A1A1A"/>
+          <w:sz w:val="20"/>
+        </w:rPr>
+        <w:t>□ ④ 건강·안부를 걱정하는 말로</w:t>
+      </w:r>
+    </w:p>
+    <w:p>
+      <w:pPr>
+        <w:spacing w:before="0" w:after="60" w:line="312" w:lineRule="auto"/>
+        <w:ind w:left="340"/>
+      </w:pPr>
+      <w:r>
+        <w:rPr>
+          <w:b w:val="0"/>
+          <w:color w:val="1A1A1A"/>
+          <w:sz w:val="20"/>
+        </w:rPr>
+        <w:t>□ ⑤ 함께 시간을 보내고 일상 이야기를 나누며</w:t>
+      </w:r>
+    </w:p>
+    <w:p>
+      <w:pPr>
+        <w:spacing w:before="0" w:after="60" w:line="312" w:lineRule="auto"/>
+        <w:ind w:left="340"/>
+      </w:pPr>
+      <w:r>
+        <w:rPr>
+          <w:b w:val="0"/>
+          <w:color w:val="1A1A1A"/>
+          <w:sz w:val="20"/>
+        </w:rPr>
+        <w:t>□ ⑥ 잘 표현하지 않는 편</w:t>
+      </w:r>
+    </w:p>
+    <w:p>
+      <w:pPr>
+        <w:spacing w:before="0" w:after="60" w:line="312" w:lineRule="auto"/>
+        <w:ind w:left="340"/>
+      </w:pPr>
+      <w:r>
+        <w:rPr>
+          <w:b w:val="0"/>
+          <w:color w:val="1A1A1A"/>
+          <w:sz w:val="20"/>
+        </w:rPr>
+        <w:t>□ ⑦ 직접 입력 → ____________________</w:t>
       </w:r>
     </w:p>
     <w:p>
@@ -1316,7 +1588,7 @@
           <w:b/>
           <w:sz w:val="21"/>
         </w:rPr>
-        <w:t xml:space="preserve">C5-b  </w:t>
+        <w:t xml:space="preserve">C6-b  </w:t>
       </w:r>
       <w:r>
         <w:rPr>
@@ -1324,14 +1596,14 @@
           <w:color w:val="1A1A1A"/>
           <w:sz w:val="21"/>
         </w:rPr>
-        <w:t>처음 만난 사람에게 그분을 소개한다면, 어떤 사람이라고 말하겠어요?</w:t>
+        <w:t>그렇게 표현했던 장면 하나를 들려주세요.</w:t>
       </w:r>
       <w:r>
         <w:rPr>
           <w:color w:val="6E6E6E"/>
           <w:sz w:val="17"/>
         </w:rPr>
-        <w:t xml:space="preserve">   서술 2~5문장 · 300자</w:t>
+        <w:t xml:space="preserve">   서술 1~3문장 · 200자 · 선택</w:t>
       </w:r>
       <w:r>
         <w:br/>
@@ -1339,234 +1611,43 @@
       <w:r>
         <w:rPr>
           <w:b w:val="0"/>
-          <w:color w:val="6E6E6E"/>
+          <w:color w:val="B03A2B"/>
           <w:sz w:val="17"/>
         </w:rPr>
-        <w:t>가이드: 성격 · 사람을 대하는 방식 · 주변 사람이 느끼는 인상, 이 세 가지를 한 문장씩. 학교나 직업 같은 이력은 여기 쓰지 않아도 돼요</w:t>
-      </w:r>
-    </w:p>
-    <w:p>
-      <w:pPr>
-        <w:spacing w:before="0" w:after="60" w:line="312" w:lineRule="auto"/>
-        <w:ind w:left="227"/>
-      </w:pPr>
-      <w:r>
-        <w:rPr>
-          <w:b w:val="0"/>
-          <w:color w:val="1A1A1A"/>
-          <w:sz w:val="20"/>
-        </w:rPr>
-        <w:t>____________________________________________________</w:t>
-      </w:r>
-    </w:p>
-    <w:p>
-      <w:pPr>
-        <w:spacing w:before="0" w:after="60" w:line="312" w:lineRule="auto"/>
-        <w:ind w:left="227"/>
-      </w:pPr>
-      <w:r>
-        <w:rPr>
-          <w:b w:val="0"/>
-          <w:color w:val="1A1A1A"/>
-          <w:sz w:val="20"/>
-        </w:rPr>
-        <w:t>____________________________________________________</w:t>
-      </w:r>
-    </w:p>
-    <w:p>
-      <w:pPr>
-        <w:spacing w:before="260" w:after="120" w:line="300" w:lineRule="auto"/>
-        <w:ind w:left="113" w:right="113"/>
-        <w:shd w:val="clear" w:fill="F1F5F9"/>
-      </w:pPr>
-      <w:r>
-        <w:rPr>
-          <w:b/>
-          <w:sz w:val="21"/>
-        </w:rPr>
-        <w:t xml:space="preserve">C6-a  </w:t>
-      </w:r>
-      <w:r>
-        <w:rPr>
-          <w:b/>
-          <w:color w:val="1A1A1A"/>
-          <w:sz w:val="21"/>
-        </w:rPr>
-        <w:t>사랑하는 사람에게 마음을 어떻게 표현하셨어요?</w:t>
-      </w:r>
-      <w:r>
-        <w:rPr>
-          <w:color w:val="6E6E6E"/>
-          <w:sz w:val="17"/>
-        </w:rPr>
-        <w:t xml:space="preserve">   최대 3개</w:t>
-      </w:r>
-    </w:p>
-    <w:p>
-      <w:pPr>
-        <w:spacing w:before="0" w:after="60" w:line="312" w:lineRule="auto"/>
-        <w:ind w:left="340"/>
-      </w:pPr>
-      <w:r>
-        <w:rPr>
-          <w:b w:val="0"/>
-          <w:color w:val="1A1A1A"/>
-          <w:sz w:val="20"/>
-        </w:rPr>
-        <w:t>□ ① "사랑한다", "고맙다" 같은 말로 직접</w:t>
-      </w:r>
-    </w:p>
-    <w:p>
-      <w:pPr>
-        <w:spacing w:before="0" w:after="60" w:line="312" w:lineRule="auto"/>
-        <w:ind w:left="340"/>
-      </w:pPr>
-      <w:r>
-        <w:rPr>
-          <w:b w:val="0"/>
-          <w:color w:val="1A1A1A"/>
-          <w:sz w:val="20"/>
-        </w:rPr>
-        <w:t>□ ② 음식·밥을 챙겨서</w:t>
-      </w:r>
-    </w:p>
-    <w:p>
-      <w:pPr>
-        <w:spacing w:before="0" w:after="60" w:line="312" w:lineRule="auto"/>
-        <w:ind w:left="340"/>
-      </w:pPr>
-      <w:r>
-        <w:rPr>
-          <w:b w:val="0"/>
-          <w:color w:val="1A1A1A"/>
-          <w:sz w:val="20"/>
-        </w:rPr>
-        <w:t>□ ③ 용돈·선물·물건을 챙겨서</w:t>
-      </w:r>
-    </w:p>
-    <w:p>
-      <w:pPr>
-        <w:spacing w:before="0" w:after="60" w:line="312" w:lineRule="auto"/>
-        <w:ind w:left="340"/>
-      </w:pPr>
-      <w:r>
-        <w:rPr>
-          <w:b w:val="0"/>
-          <w:color w:val="1A1A1A"/>
-          <w:sz w:val="20"/>
-        </w:rPr>
-        <w:t>□ ④ 건강·안부를 걱정하는 말로</w:t>
-      </w:r>
-    </w:p>
-    <w:p>
-      <w:pPr>
-        <w:spacing w:before="0" w:after="60" w:line="312" w:lineRule="auto"/>
-        <w:ind w:left="340"/>
-      </w:pPr>
-      <w:r>
-        <w:rPr>
-          <w:b w:val="0"/>
-          <w:color w:val="1A1A1A"/>
-          <w:sz w:val="20"/>
-        </w:rPr>
-        <w:t>□ ⑤ 함께 시간을 보내고 일상 이야기를 나누며</w:t>
-      </w:r>
-    </w:p>
-    <w:p>
-      <w:pPr>
-        <w:spacing w:before="0" w:after="60" w:line="312" w:lineRule="auto"/>
-        <w:ind w:left="340"/>
-      </w:pPr>
-      <w:r>
-        <w:rPr>
-          <w:b w:val="0"/>
-          <w:color w:val="1A1A1A"/>
-          <w:sz w:val="20"/>
-        </w:rPr>
-        <w:t>□ ⑥ 잘 표현하지 않는 편</w:t>
-      </w:r>
-    </w:p>
-    <w:p>
-      <w:pPr>
-        <w:spacing w:before="0" w:after="60" w:line="312" w:lineRule="auto"/>
-        <w:ind w:left="340"/>
-      </w:pPr>
-      <w:r>
-        <w:rPr>
-          <w:b w:val="0"/>
-          <w:color w:val="1A1A1A"/>
-          <w:sz w:val="20"/>
-        </w:rPr>
-        <w:t>□ ⑦ 직접 입력 → ____________________</w:t>
-      </w:r>
-    </w:p>
-    <w:p>
-      <w:pPr>
-        <w:spacing w:before="260" w:after="120" w:line="300" w:lineRule="auto"/>
-        <w:ind w:left="113" w:right="113"/>
-        <w:shd w:val="clear" w:fill="F1F5F9"/>
-      </w:pPr>
-      <w:r>
-        <w:rPr>
-          <w:b/>
-          <w:sz w:val="21"/>
-        </w:rPr>
-        <w:t xml:space="preserve">C6-b  </w:t>
-      </w:r>
-      <w:r>
-        <w:rPr>
-          <w:b/>
-          <w:color w:val="1A1A1A"/>
-          <w:sz w:val="21"/>
-        </w:rPr>
-        <w:t>그렇게 표현했던 장면 하나를 들려주세요.</w:t>
-      </w:r>
-      <w:r>
-        <w:rPr>
-          <w:color w:val="6E6E6E"/>
-          <w:sz w:val="17"/>
-        </w:rPr>
-        <w:t xml:space="preserve">   서술 1~3문장 · 200자 · 선택</w:t>
-      </w:r>
-      <w:r>
-        <w:br/>
-      </w:r>
-      <w:r>
-        <w:rPr>
-          <w:b w:val="0"/>
-          <w:color w:val="6E6E6E"/>
-          <w:sz w:val="17"/>
-        </w:rPr>
         <w:t>예: "매운 걸 못 먹는 손주를 위해 김치를 따로 안 맵게 담그셨어요."</w:t>
       </w:r>
     </w:p>
-    <w:p>
-      <w:pPr>
-        <w:spacing w:before="0" w:after="60" w:line="312" w:lineRule="auto"/>
-        <w:ind w:left="227"/>
-      </w:pPr>
-      <w:r>
-        <w:rPr>
-          <w:b w:val="0"/>
-          <w:color w:val="1A1A1A"/>
-          <w:sz w:val="20"/>
-        </w:rPr>
-        <w:t>____________________________________________________</w:t>
-      </w:r>
-    </w:p>
-    <w:p>
-      <w:pPr>
-        <w:spacing w:before="0" w:after="60" w:line="312" w:lineRule="auto"/>
-        <w:ind w:left="227"/>
-      </w:pPr>
-      <w:r>
-        <w:rPr>
-          <w:b w:val="0"/>
-          <w:color w:val="1A1A1A"/>
-          <w:sz w:val="20"/>
-        </w:rPr>
-        <w:t>____________________________________________________</w:t>
-      </w:r>
+    <w:tbl>
+      <w:tblPr>
+        <w:tblStyle w:val="TableGrid"/>
+        <w:tblW w:type="auto" w:w="0"/>
+        <w:tblLook w:firstColumn="1" w:firstRow="1" w:lastColumn="0" w:lastRow="0" w:noHBand="0" w:noVBand="1" w:val="04A0"/>
+      </w:tblPr>
+      <w:tblGrid>
+        <w:gridCol w:w="9746"/>
+      </w:tblGrid>
+      <w:tr>
+        <w:tc>
+          <w:tcPr>
+            <w:tcW w:type="dxa" w:w="9746"/>
+          </w:tcPr>
+          <w:p>
+            <w:pPr>
+              <w:spacing w:before="40" w:after="40" w:line="312" w:lineRule="auto"/>
+            </w:pPr>
+          </w:p>
+          <w:p>
+            <w:pPr>
+              <w:spacing w:after="40" w:line="312" w:lineRule="auto"/>
+            </w:pPr>
+          </w:p>
+        </w:tc>
+      </w:tr>
+    </w:tbl>
+    <w:p>
+      <w:pPr>
+        <w:spacing w:after="40"/>
+      </w:pPr>
     </w:p>
     <w:p>
       <w:pPr>
@@ -2272,33 +2353,37 @@
         <w:t>가이드: 풍경·집·동네 사람 중 떠오르는 것</w:t>
       </w:r>
     </w:p>
-    <w:p>
-      <w:pPr>
-        <w:spacing w:before="0" w:after="60" w:line="312" w:lineRule="auto"/>
-        <w:ind w:left="227"/>
-      </w:pPr>
-      <w:r>
-        <w:rPr>
-          <w:b w:val="0"/>
-          <w:color w:val="1A1A1A"/>
-          <w:sz w:val="20"/>
-        </w:rPr>
-        <w:t>____________________________________________________</w:t>
-      </w:r>
-    </w:p>
-    <w:p>
-      <w:pPr>
-        <w:spacing w:before="0" w:after="60" w:line="312" w:lineRule="auto"/>
-        <w:ind w:left="227"/>
-      </w:pPr>
-      <w:r>
-        <w:rPr>
-          <w:b w:val="0"/>
-          <w:color w:val="1A1A1A"/>
-          <w:sz w:val="20"/>
-        </w:rPr>
-        <w:t>____________________________________________________</w:t>
-      </w:r>
+    <w:tbl>
+      <w:tblPr>
+        <w:tblStyle w:val="TableGrid"/>
+        <w:tblW w:type="auto" w:w="0"/>
+        <w:tblLook w:firstColumn="1" w:firstRow="1" w:lastColumn="0" w:lastRow="0" w:noHBand="0" w:noVBand="1" w:val="04A0"/>
+      </w:tblPr>
+      <w:tblGrid>
+        <w:gridCol w:w="9746"/>
+      </w:tblGrid>
+      <w:tr>
+        <w:tc>
+          <w:tcPr>
+            <w:tcW w:type="dxa" w:w="9746"/>
+          </w:tcPr>
+          <w:p>
+            <w:pPr>
+              <w:spacing w:before="40" w:after="40" w:line="312" w:lineRule="auto"/>
+            </w:pPr>
+          </w:p>
+          <w:p>
+            <w:pPr>
+              <w:spacing w:after="40" w:line="312" w:lineRule="auto"/>
+            </w:pPr>
+          </w:p>
+        </w:tc>
+      </w:tr>
+    </w:tbl>
+    <w:p>
+      <w:pPr>
+        <w:spacing w:after="40"/>
+      </w:pPr>
     </w:p>
     <w:p>
       <w:pPr>
@@ -2340,33 +2425,37 @@
         <w:t>가이드: 장면 하나를 그림처럼. 누가 있었고, 무엇을 하고 있었는지</w:t>
       </w:r>
     </w:p>
-    <w:p>
-      <w:pPr>
-        <w:spacing w:before="0" w:after="60" w:line="312" w:lineRule="auto"/>
-        <w:ind w:left="227"/>
-      </w:pPr>
-      <w:r>
-        <w:rPr>
-          <w:b w:val="0"/>
-          <w:color w:val="1A1A1A"/>
-          <w:sz w:val="20"/>
-        </w:rPr>
-        <w:t>____________________________________________________</w:t>
-      </w:r>
-    </w:p>
-    <w:p>
-      <w:pPr>
-        <w:spacing w:before="0" w:after="60" w:line="312" w:lineRule="auto"/>
-        <w:ind w:left="227"/>
-      </w:pPr>
-      <w:r>
-        <w:rPr>
-          <w:b w:val="0"/>
-          <w:color w:val="1A1A1A"/>
-          <w:sz w:val="20"/>
-        </w:rPr>
-        <w:t>____________________________________________________</w:t>
-      </w:r>
+    <w:tbl>
+      <w:tblPr>
+        <w:tblStyle w:val="TableGrid"/>
+        <w:tblW w:type="auto" w:w="0"/>
+        <w:tblLook w:firstColumn="1" w:firstRow="1" w:lastColumn="0" w:lastRow="0" w:noHBand="0" w:noVBand="1" w:val="04A0"/>
+      </w:tblPr>
+      <w:tblGrid>
+        <w:gridCol w:w="9746"/>
+      </w:tblGrid>
+      <w:tr>
+        <w:tc>
+          <w:tcPr>
+            <w:tcW w:type="dxa" w:w="9746"/>
+          </w:tcPr>
+          <w:p>
+            <w:pPr>
+              <w:spacing w:before="40" w:after="40" w:line="312" w:lineRule="auto"/>
+            </w:pPr>
+          </w:p>
+          <w:p>
+            <w:pPr>
+              <w:spacing w:after="40" w:line="312" w:lineRule="auto"/>
+            </w:pPr>
+          </w:p>
+        </w:tc>
+      </w:tr>
+    </w:tbl>
+    <w:p>
+      <w:pPr>
+        <w:spacing w:after="40"/>
+      </w:pPr>
     </w:p>
     <w:p>
       <w:pPr>
@@ -2402,7 +2491,7 @@
       <w:r>
         <w:rPr>
           <w:b w:val="0"/>
-          <w:color w:val="6E6E6E"/>
+          <w:color w:val="B03A2B"/>
           <w:sz w:val="17"/>
         </w:rPr>
         <w:t>예: 메모에 "아빠가 자란 곳"</w:t>
@@ -2636,6 +2725,67 @@
         <w:t>가이드: 주로 한 일 → 언제부터 언제까지 → 그 일에 대해 어떻게 말했는지</w:t>
       </w:r>
     </w:p>
+    <w:tbl>
+      <w:tblPr>
+        <w:tblStyle w:val="TableGrid"/>
+        <w:tblW w:type="auto" w:w="0"/>
+        <w:tblLook w:firstColumn="1" w:firstRow="1" w:lastColumn="0" w:lastRow="0" w:noHBand="0" w:noVBand="1" w:val="04A0"/>
+      </w:tblPr>
+      <w:tblGrid>
+        <w:gridCol w:w="9746"/>
+      </w:tblGrid>
+      <w:tr>
+        <w:tc>
+          <w:tcPr>
+            <w:tcW w:type="dxa" w:w="9746"/>
+          </w:tcPr>
+          <w:p>
+            <w:pPr>
+              <w:spacing w:before="40" w:after="40" w:line="312" w:lineRule="auto"/>
+            </w:pPr>
+          </w:p>
+          <w:p>
+            <w:pPr>
+              <w:spacing w:after="40" w:line="312" w:lineRule="auto"/>
+            </w:pPr>
+          </w:p>
+        </w:tc>
+      </w:tr>
+    </w:tbl>
+    <w:p>
+      <w:pPr>
+        <w:spacing w:after="40"/>
+      </w:pPr>
+    </w:p>
+    <w:p>
+      <w:pPr>
+        <w:spacing w:before="260" w:after="120" w:line="300" w:lineRule="auto"/>
+        <w:ind w:left="113" w:right="113"/>
+        <w:shd w:val="clear" w:fill="F1F5F9"/>
+      </w:pPr>
+      <w:r>
+        <w:rPr>
+          <w:b/>
+          <w:sz w:val="21"/>
+        </w:rPr>
+        <w:t xml:space="preserve">M1-05  </w:t>
+      </w:r>
+      <w:r>
+        <w:rPr>
+          <w:b/>
+          <w:color w:val="1A1A1A"/>
+          <w:sz w:val="21"/>
+        </w:rPr>
+        <w:t>가족 안에서 그분은 어떤 역할이었나요?</w:t>
+      </w:r>
+      <w:r>
+        <w:rPr>
+          <w:color w:val="6E6E6E"/>
+          <w:sz w:val="17"/>
+        </w:rPr>
+        <w:t xml:space="preserve">   최대 3개</w:t>
+      </w:r>
+    </w:p>
     <w:p>
       <w:pPr>
         <w:spacing w:before="0" w:after="60" w:line="312" w:lineRule="auto"/>
@@ -2647,7 +2797,7 @@
           <w:color w:val="1A1A1A"/>
           <w:sz w:val="20"/>
         </w:rPr>
-        <w:t>____________________________________________________</w:t>
+        <w:t>□ 집안 살림을 도맡음  □ 생계를 책임짐  □ 가족을 챙기고 돌봄  □ 갈등을 중재함</w:t>
       </w:r>
     </w:p>
     <w:p>
@@ -2661,7 +2811,21 @@
           <w:color w:val="1A1A1A"/>
           <w:sz w:val="20"/>
         </w:rPr>
-        <w:t>____________________________________________________</w:t>
+        <w:t>□ 집안의 어른·결정권자  □ 막내·귀염둥이  □ 직접 입력 → ____________________</w:t>
+      </w:r>
+    </w:p>
+    <w:p>
+      <w:pPr>
+        <w:spacing w:before="0" w:after="60" w:line="312" w:lineRule="auto"/>
+        <w:ind w:left="227"/>
+      </w:pPr>
+      <w:r>
+        <w:rPr>
+          <w:b w:val="0"/>
+          <w:color w:val="1A1A1A"/>
+          <w:sz w:val="20"/>
+        </w:rPr>
+        <w:t>서술 (선택, 1~2문장):</w:t>
       </w:r>
     </w:p>
     <w:p>
@@ -2675,7 +2839,7 @@
           <w:b/>
           <w:sz w:val="21"/>
         </w:rPr>
-        <w:t xml:space="preserve">M1-05  </w:t>
+        <w:t xml:space="preserve">M1-06  </w:t>
       </w:r>
       <w:r>
         <w:rPr>
@@ -2683,14 +2847,25 @@
           <w:color w:val="1A1A1A"/>
           <w:sz w:val="21"/>
         </w:rPr>
-        <w:t>가족 안에서 그분은 어떤 역할이었나요?</w:t>
+        <w:t>종교나 신앙이 있으셨나요?</w:t>
       </w:r>
       <w:r>
         <w:rPr>
           <w:color w:val="6E6E6E"/>
           <w:sz w:val="17"/>
         </w:rPr>
-        <w:t xml:space="preserve">   최대 3개</w:t>
+        <w:t xml:space="preserve">   하나 선택 + 서술</w:t>
+      </w:r>
+      <w:r>
+        <w:br/>
+      </w:r>
+      <w:r>
+        <w:rPr>
+          <w:b w:val="0"/>
+          <w:color w:val="6E6E6E"/>
+          <w:sz w:val="17"/>
+        </w:rPr>
+        <w:t>가이드: 죽음에 대한 생각은 여기 쓰지 않아요</w:t>
       </w:r>
     </w:p>
     <w:p>
@@ -2704,7 +2879,7 @@
           <w:color w:val="1A1A1A"/>
           <w:sz w:val="20"/>
         </w:rPr>
-        <w:t>□ 집안 살림을 도맡음  □ 생계를 책임짐  □ 가족을 챙기고 돌봄  □ 갈등을 중재함</w:t>
+        <w:t>□ 없음  □ 기독교  □ 천주교  □ 불교  □ 기타  □ 모름</w:t>
       </w:r>
     </w:p>
     <w:p>
@@ -2718,7 +2893,64 @@
           <w:color w:val="1A1A1A"/>
           <w:sz w:val="20"/>
         </w:rPr>
-        <w:t>□ 집안의 어른·결정권자  □ 막내·귀염둥이  □ 직접 입력 → ____________________</w:t>
+        <w:t>서술 (선택, 1~2문장): 기도하거나 마음을 의지하던 습관, 바뀐 계기</w:t>
+      </w:r>
+    </w:p>
+    <w:p>
+      <w:pPr>
+        <w:spacing w:before="320" w:after="120" w:line="312" w:lineRule="auto"/>
+        <w:ind w:left="0"/>
+      </w:pPr>
+      <w:r>
+        <w:rPr>
+          <w:b/>
+          <w:color w:val="1F4E79"/>
+          <w:sz w:val="24"/>
+        </w:rPr>
+        <w:t>M2. 가족·관계 지도 — 인물 1명 = 카드 1장 (0~10장)</w:t>
+      </w:r>
+    </w:p>
+    <w:p>
+      <w:pPr>
+        <w:spacing w:before="0" w:after="120" w:line="312" w:lineRule="auto"/>
+        <w:ind w:left="0"/>
+      </w:pPr>
+      <w:r>
+        <w:rPr>
+          <w:b w:val="0"/>
+          <w:color w:val="6E6E6E"/>
+          <w:sz w:val="18"/>
+        </w:rPr>
+        <w:t>가족을 아예 적지 않아도 괜찮아요. 그러면 페르소나는 가족 신상을 말하지 않습니다.</w:t>
+      </w:r>
+    </w:p>
+    <w:p>
+      <w:pPr>
+        <w:spacing w:before="260" w:after="120" w:line="300" w:lineRule="auto"/>
+        <w:ind w:left="113" w:right="113"/>
+        <w:shd w:val="clear" w:fill="F1F5F9"/>
+      </w:pPr>
+      <w:r>
+        <w:rPr>
+          <w:b/>
+          <w:sz w:val="21"/>
+        </w:rPr>
+        <w:t xml:space="preserve">M2-00  </w:t>
+      </w:r>
+      <w:r>
+        <w:rPr>
+          <w:b/>
+          <w:color w:val="1A1A1A"/>
+          <w:sz w:val="21"/>
+        </w:rPr>
+        <w:t>이 사람은 누구인가요?</w:t>
+      </w:r>
+      <w:r>
+        <w:rPr>
+          <w:color w:val="6E6E6E"/>
+          <w:sz w:val="17"/>
+        </w:rPr>
+        <w:t xml:space="preserve">   단답 15자 + 하나 선택</w:t>
       </w:r>
     </w:p>
     <w:p>
@@ -2732,7 +2964,7 @@
           <w:color w:val="1A1A1A"/>
           <w:sz w:val="20"/>
         </w:rPr>
-        <w:t>서술 (선택, 1~2문장):</w:t>
+        <w:t>이름(또는 가족 내 호칭): ____________  관계: 이 사람은 그분의 ____________</w:t>
       </w:r>
     </w:p>
     <w:p>
@@ -2746,7 +2978,7 @@
           <w:b/>
           <w:sz w:val="21"/>
         </w:rPr>
-        <w:t xml:space="preserve">M1-06  </w:t>
+        <w:t xml:space="preserve">M2-01a  </w:t>
       </w:r>
       <w:r>
         <w:rPr>
@@ -2754,14 +2986,14 @@
           <w:color w:val="1A1A1A"/>
           <w:sz w:val="21"/>
         </w:rPr>
-        <w:t>종교나 신앙이 있으셨나요?</w:t>
+        <w:t>그분이 이 사람을 부르는 호칭</w:t>
       </w:r>
       <w:r>
         <w:rPr>
           <w:color w:val="6E6E6E"/>
           <w:sz w:val="17"/>
         </w:rPr>
-        <w:t xml:space="preserve">   하나 선택 + 서술</w:t>
+        <w:t xml:space="preserve">   단답 15자</w:t>
       </w:r>
       <w:r>
         <w:br/>
@@ -2769,67 +3001,38 @@
       <w:r>
         <w:rPr>
           <w:b w:val="0"/>
-          <w:color w:val="6E6E6E"/>
+          <w:color w:val="B03A2B"/>
           <w:sz w:val="17"/>
         </w:rPr>
-        <w:t>가이드: 죽음에 대한 생각은 여기 쓰지 않아요</w:t>
-      </w:r>
-    </w:p>
-    <w:p>
-      <w:pPr>
-        <w:spacing w:before="0" w:after="60" w:line="312" w:lineRule="auto"/>
-        <w:ind w:left="227"/>
-      </w:pPr>
-      <w:r>
-        <w:rPr>
-          <w:b w:val="0"/>
-          <w:color w:val="1A1A1A"/>
-          <w:sz w:val="20"/>
-        </w:rPr>
-        <w:t>□ 없음  □ 기독교  □ 천주교  □ 불교  □ 기타  □ 모름</w:t>
-      </w:r>
-    </w:p>
-    <w:p>
-      <w:pPr>
-        <w:spacing w:before="0" w:after="60" w:line="312" w:lineRule="auto"/>
-        <w:ind w:left="227"/>
-      </w:pPr>
-      <w:r>
-        <w:rPr>
-          <w:b w:val="0"/>
-          <w:color w:val="1A1A1A"/>
-          <w:sz w:val="20"/>
-        </w:rPr>
-        <w:t>서술 (선택, 1~2문장): 기도하거나 마음을 의지하던 습관, 바뀐 계기</w:t>
-      </w:r>
-    </w:p>
-    <w:p>
-      <w:pPr>
-        <w:spacing w:before="320" w:after="120" w:line="312" w:lineRule="auto"/>
-        <w:ind w:left="0"/>
-      </w:pPr>
-      <w:r>
-        <w:rPr>
-          <w:b/>
-          <w:color w:val="1F4E79"/>
-          <w:sz w:val="24"/>
-        </w:rPr>
-        <w:t>M2. 가족·관계 지도 — 인물 1명 = 카드 1장 (0~10장)</w:t>
-      </w:r>
-    </w:p>
-    <w:p>
-      <w:pPr>
-        <w:spacing w:before="0" w:after="120" w:line="312" w:lineRule="auto"/>
-        <w:ind w:left="0"/>
-      </w:pPr>
-      <w:r>
-        <w:rPr>
-          <w:b w:val="0"/>
-          <w:color w:val="6E6E6E"/>
-          <w:sz w:val="18"/>
-        </w:rPr>
-        <w:t>가족을 아예 적지 않아도 괜찮아요. 그러면 페르소나는 가족 신상을 말하지 않습니다.</w:t>
-      </w:r>
+        <w:t>예: "종서야" / "여보" / "우리 딸"</w:t>
+      </w:r>
+    </w:p>
+    <w:tbl>
+      <w:tblPr>
+        <w:tblStyle w:val="TableGrid"/>
+        <w:tblW w:type="auto" w:w="0"/>
+        <w:tblLook w:firstColumn="1" w:firstRow="1" w:lastColumn="0" w:lastRow="0" w:noHBand="0" w:noVBand="1" w:val="04A0"/>
+      </w:tblPr>
+      <w:tblGrid>
+        <w:gridCol w:w="9746"/>
+      </w:tblGrid>
+      <w:tr>
+        <w:tc>
+          <w:tcPr>
+            <w:tcW w:type="dxa" w:w="9746"/>
+          </w:tcPr>
+          <w:p>
+            <w:pPr>
+              <w:spacing w:before="40" w:after="40" w:line="312" w:lineRule="auto"/>
+            </w:pPr>
+          </w:p>
+        </w:tc>
+      </w:tr>
+    </w:tbl>
+    <w:p>
+      <w:pPr>
+        <w:spacing w:after="40"/>
+      </w:pPr>
     </w:p>
     <w:p>
       <w:pPr>
@@ -2842,7 +3045,7 @@
           <w:b/>
           <w:sz w:val="21"/>
         </w:rPr>
-        <w:t xml:space="preserve">M2-00  </w:t>
+        <w:t xml:space="preserve">M2-01b  </w:t>
       </w:r>
       <w:r>
         <w:rPr>
@@ -2850,29 +3053,53 @@
           <w:color w:val="1A1A1A"/>
           <w:sz w:val="21"/>
         </w:rPr>
-        <w:t>이 사람은 누구인가요?</w:t>
+        <w:t>이 사람이 그분을 부르는 호칭</w:t>
       </w:r>
       <w:r>
         <w:rPr>
           <w:color w:val="6E6E6E"/>
           <w:sz w:val="17"/>
         </w:rPr>
-        <w:t xml:space="preserve">   단답 15자 + 하나 선택</w:t>
-      </w:r>
-    </w:p>
-    <w:p>
-      <w:pPr>
-        <w:spacing w:before="0" w:after="60" w:line="312" w:lineRule="auto"/>
-        <w:ind w:left="227"/>
-      </w:pPr>
+        <w:t xml:space="preserve">   단답 15자</w:t>
+      </w:r>
+      <w:r>
+        <w:br/>
+      </w:r>
       <w:r>
         <w:rPr>
           <w:b w:val="0"/>
-          <w:color w:val="1A1A1A"/>
-          <w:sz w:val="20"/>
-        </w:rPr>
-        <w:t>이름(또는 가족 내 호칭): ____________  관계: 이 사람은 그분의 ____________</w:t>
-      </w:r>
+          <w:color w:val="B03A2B"/>
+          <w:sz w:val="17"/>
+        </w:rPr>
+        <w:t>예: "엄마" / "할머니"</w:t>
+      </w:r>
+    </w:p>
+    <w:tbl>
+      <w:tblPr>
+        <w:tblStyle w:val="TableGrid"/>
+        <w:tblW w:type="auto" w:w="0"/>
+        <w:tblLook w:firstColumn="1" w:firstRow="1" w:lastColumn="0" w:lastRow="0" w:noHBand="0" w:noVBand="1" w:val="04A0"/>
+      </w:tblPr>
+      <w:tblGrid>
+        <w:gridCol w:w="9746"/>
+      </w:tblGrid>
+      <w:tr>
+        <w:tc>
+          <w:tcPr>
+            <w:tcW w:type="dxa" w:w="9746"/>
+          </w:tcPr>
+          <w:p>
+            <w:pPr>
+              <w:spacing w:before="40" w:after="40" w:line="312" w:lineRule="auto"/>
+            </w:pPr>
+          </w:p>
+        </w:tc>
+      </w:tr>
+    </w:tbl>
+    <w:p>
+      <w:pPr>
+        <w:spacing w:after="40"/>
+      </w:pPr>
     </w:p>
     <w:p>
       <w:pPr>
@@ -2885,7 +3112,7 @@
           <w:b/>
           <w:sz w:val="21"/>
         </w:rPr>
-        <w:t xml:space="preserve">M2-01a  </w:t>
+        <w:t xml:space="preserve">M2-02  </w:t>
       </w:r>
       <w:r>
         <w:rPr>
@@ -2893,14 +3120,14 @@
           <w:color w:val="1A1A1A"/>
           <w:sz w:val="21"/>
         </w:rPr>
-        <w:t>그분이 이 사람을 부르는 호칭</w:t>
+        <w:t>이 사람에게 자주 하시던 말</w:t>
       </w:r>
       <w:r>
         <w:rPr>
           <w:color w:val="6E6E6E"/>
           <w:sz w:val="17"/>
         </w:rPr>
-        <w:t xml:space="preserve">   단답 15자</w:t>
+        <w:t xml:space="preserve">   표 0~5행</w:t>
       </w:r>
       <w:r>
         <w:br/>
@@ -2908,115 +3135,7 @@
       <w:r>
         <w:rPr>
           <w:b w:val="0"/>
-          <w:color w:val="6E6E6E"/>
-          <w:sz w:val="17"/>
-        </w:rPr>
-        <w:t>예: "종서야" / "여보" / "우리 딸"</w:t>
-      </w:r>
-    </w:p>
-    <w:p>
-      <w:pPr>
-        <w:spacing w:before="0" w:after="60" w:line="312" w:lineRule="auto"/>
-        <w:ind w:left="227"/>
-      </w:pPr>
-      <w:r>
-        <w:rPr>
-          <w:b w:val="0"/>
-          <w:color w:val="1A1A1A"/>
-          <w:sz w:val="20"/>
-        </w:rPr>
-        <w:t>____________</w:t>
-      </w:r>
-    </w:p>
-    <w:p>
-      <w:pPr>
-        <w:spacing w:before="260" w:after="120" w:line="300" w:lineRule="auto"/>
-        <w:ind w:left="113" w:right="113"/>
-        <w:shd w:val="clear" w:fill="F1F5F9"/>
-      </w:pPr>
-      <w:r>
-        <w:rPr>
-          <w:b/>
-          <w:sz w:val="21"/>
-        </w:rPr>
-        <w:t xml:space="preserve">M2-01b  </w:t>
-      </w:r>
-      <w:r>
-        <w:rPr>
-          <w:b/>
-          <w:color w:val="1A1A1A"/>
-          <w:sz w:val="21"/>
-        </w:rPr>
-        <w:t>이 사람이 그분을 부르는 호칭</w:t>
-      </w:r>
-      <w:r>
-        <w:rPr>
-          <w:color w:val="6E6E6E"/>
-          <w:sz w:val="17"/>
-        </w:rPr>
-        <w:t xml:space="preserve">   단답 15자</w:t>
-      </w:r>
-      <w:r>
-        <w:br/>
-      </w:r>
-      <w:r>
-        <w:rPr>
-          <w:b w:val="0"/>
-          <w:color w:val="6E6E6E"/>
-          <w:sz w:val="17"/>
-        </w:rPr>
-        <w:t>예: "엄마" / "할머니"</w:t>
-      </w:r>
-    </w:p>
-    <w:p>
-      <w:pPr>
-        <w:spacing w:before="0" w:after="60" w:line="312" w:lineRule="auto"/>
-        <w:ind w:left="227"/>
-      </w:pPr>
-      <w:r>
-        <w:rPr>
-          <w:b w:val="0"/>
-          <w:color w:val="1A1A1A"/>
-          <w:sz w:val="20"/>
-        </w:rPr>
-        <w:t>____________</w:t>
-      </w:r>
-    </w:p>
-    <w:p>
-      <w:pPr>
-        <w:spacing w:before="260" w:after="120" w:line="300" w:lineRule="auto"/>
-        <w:ind w:left="113" w:right="113"/>
-        <w:shd w:val="clear" w:fill="F1F5F9"/>
-      </w:pPr>
-      <w:r>
-        <w:rPr>
-          <w:b/>
-          <w:sz w:val="21"/>
-        </w:rPr>
-        <w:t xml:space="preserve">M2-02  </w:t>
-      </w:r>
-      <w:r>
-        <w:rPr>
-          <w:b/>
-          <w:color w:val="1A1A1A"/>
-          <w:sz w:val="21"/>
-        </w:rPr>
-        <w:t>이 사람에게 자주 하시던 말</w:t>
-      </w:r>
-      <w:r>
-        <w:rPr>
-          <w:color w:val="6E6E6E"/>
-          <w:sz w:val="17"/>
-        </w:rPr>
-        <w:t xml:space="preserve">   표 0~5행</w:t>
-      </w:r>
-      <w:r>
-        <w:br/>
-      </w:r>
-      <w:r>
-        <w:rPr>
-          <w:b w:val="0"/>
-          <w:color w:val="6E6E6E"/>
+          <w:color w:val="B03A2B"/>
           <w:sz w:val="17"/>
         </w:rPr>
         <w:t>예: 아빠에게 "담배 끊어라"</w:t>
@@ -3232,10 +3351,71 @@
         <w:t>가이드: 언제·어디서·무슨 일·그때 기분</w:t>
       </w:r>
     </w:p>
+    <w:tbl>
+      <w:tblPr>
+        <w:tblStyle w:val="TableGrid"/>
+        <w:tblW w:type="auto" w:w="0"/>
+        <w:tblLook w:firstColumn="1" w:firstRow="1" w:lastColumn="0" w:lastRow="0" w:noHBand="0" w:noVBand="1" w:val="04A0"/>
+      </w:tblPr>
+      <w:tblGrid>
+        <w:gridCol w:w="9746"/>
+      </w:tblGrid>
+      <w:tr>
+        <w:tc>
+          <w:tcPr>
+            <w:tcW w:type="dxa" w:w="9746"/>
+          </w:tcPr>
+          <w:p>
+            <w:pPr>
+              <w:spacing w:before="40" w:after="40" w:line="312" w:lineRule="auto"/>
+            </w:pPr>
+          </w:p>
+          <w:p>
+            <w:pPr>
+              <w:spacing w:after="40" w:line="312" w:lineRule="auto"/>
+            </w:pPr>
+          </w:p>
+        </w:tc>
+      </w:tr>
+    </w:tbl>
+    <w:p>
+      <w:pPr>
+        <w:spacing w:after="40"/>
+      </w:pPr>
+    </w:p>
+    <w:p>
+      <w:pPr>
+        <w:spacing w:before="260" w:after="120" w:line="300" w:lineRule="auto"/>
+        <w:ind w:left="113" w:right="113"/>
+        <w:shd w:val="clear" w:fill="F1F5F9"/>
+      </w:pPr>
+      <w:r>
+        <w:rPr>
+          <w:b/>
+          <w:sz w:val="21"/>
+        </w:rPr>
+        <w:t xml:space="preserve">M2-05  </w:t>
+      </w:r>
+      <w:r>
+        <w:rPr>
+          <w:b/>
+          <w:color w:val="1A1A1A"/>
+          <w:sz w:val="21"/>
+        </w:rPr>
+        <w:t>이 사람과 대화할 때 그분은 어떤 톤인가요?</w:t>
+      </w:r>
+      <w:r>
+        <w:rPr>
+          <w:color w:val="6E6E6E"/>
+          <w:sz w:val="17"/>
+        </w:rPr>
+        <w:t xml:space="preserve">   하나 선택</w:t>
+      </w:r>
+    </w:p>
     <w:p>
       <w:pPr>
         <w:spacing w:before="0" w:after="60" w:line="312" w:lineRule="auto"/>
-        <w:ind w:left="227"/>
+        <w:ind w:left="340"/>
       </w:pPr>
       <w:r>
         <w:rPr>
@@ -3243,13 +3423,13 @@
           <w:color w:val="1A1A1A"/>
           <w:sz w:val="20"/>
         </w:rPr>
-        <w:t>____________________________________________________</w:t>
+        <w:t>□ 다른 가족과 같음</w:t>
       </w:r>
     </w:p>
     <w:p>
       <w:pPr>
         <w:spacing w:before="0" w:after="60" w:line="312" w:lineRule="auto"/>
-        <w:ind w:left="227"/>
+        <w:ind w:left="340"/>
       </w:pPr>
       <w:r>
         <w:rPr>
@@ -3257,7 +3437,63 @@
           <w:color w:val="1A1A1A"/>
           <w:sz w:val="20"/>
         </w:rPr>
-        <w:t>____________________________________________________</w:t>
+        <w:t>□ 더 다정하고 살가움</w:t>
+      </w:r>
+    </w:p>
+    <w:p>
+      <w:pPr>
+        <w:spacing w:before="0" w:after="60" w:line="312" w:lineRule="auto"/>
+        <w:ind w:left="340"/>
+      </w:pPr>
+      <w:r>
+        <w:rPr>
+          <w:b w:val="0"/>
+          <w:color w:val="1A1A1A"/>
+          <w:sz w:val="20"/>
+        </w:rPr>
+        <w:t>□ 더 걱정하고 잔소리함</w:t>
+      </w:r>
+    </w:p>
+    <w:p>
+      <w:pPr>
+        <w:spacing w:before="0" w:after="60" w:line="312" w:lineRule="auto"/>
+        <w:ind w:left="340"/>
+      </w:pPr>
+      <w:r>
+        <w:rPr>
+          <w:b w:val="0"/>
+          <w:color w:val="1A1A1A"/>
+          <w:sz w:val="20"/>
+        </w:rPr>
+        <w:t>□ 더 존중하고 조심스러움</w:t>
+      </w:r>
+    </w:p>
+    <w:p>
+      <w:pPr>
+        <w:spacing w:before="0" w:after="60" w:line="312" w:lineRule="auto"/>
+        <w:ind w:left="340"/>
+      </w:pPr>
+      <w:r>
+        <w:rPr>
+          <w:b w:val="0"/>
+          <w:color w:val="1A1A1A"/>
+          <w:sz w:val="20"/>
+        </w:rPr>
+        <w:t>□ 더 장난스러움</w:t>
+      </w:r>
+    </w:p>
+    <w:p>
+      <w:pPr>
+        <w:spacing w:before="0" w:after="60" w:line="312" w:lineRule="auto"/>
+        <w:ind w:left="340"/>
+      </w:pPr>
+      <w:r>
+        <w:rPr>
+          <w:b w:val="0"/>
+          <w:color w:val="1A1A1A"/>
+          <w:sz w:val="20"/>
+        </w:rPr>
+        <w:t>□ 직접 입력 → ____________________</w:t>
       </w:r>
     </w:p>
     <w:p>
@@ -3271,7 +3507,7 @@
           <w:b/>
           <w:sz w:val="21"/>
         </w:rPr>
-        <w:t xml:space="preserve">M2-05  </w:t>
+        <w:t xml:space="preserve">M2-06  </w:t>
       </w:r>
       <w:r>
         <w:rPr>
@@ -3279,20 +3515,20 @@
           <w:color w:val="1A1A1A"/>
           <w:sz w:val="21"/>
         </w:rPr>
-        <w:t>이 사람과 대화할 때 그분은 어떤 톤인가요?</w:t>
+        <w:t>이 사람 이야기는 페르소나가 먼저 꺼내지 않게 할까요?</w:t>
       </w:r>
       <w:r>
         <w:rPr>
           <w:color w:val="6E6E6E"/>
           <w:sz w:val="17"/>
         </w:rPr>
-        <w:t xml:space="preserve">   하나 선택</w:t>
+        <w:t xml:space="preserve">   예 / 아니요</w:t>
       </w:r>
     </w:p>
     <w:p>
       <w:pPr>
         <w:spacing w:before="0" w:after="60" w:line="312" w:lineRule="auto"/>
-        <w:ind w:left="340"/>
+        <w:ind w:left="227"/>
       </w:pPr>
       <w:r>
         <w:rPr>
@@ -3300,13 +3536,42 @@
           <w:color w:val="1A1A1A"/>
           <w:sz w:val="20"/>
         </w:rPr>
-        <w:t>□ 다른 가족과 같음</w:t>
+        <w:t>□ 예  □ 아니요</w:t>
+      </w:r>
+    </w:p>
+    <w:p>
+      <w:pPr>
+        <w:spacing w:before="260" w:after="120" w:line="300" w:lineRule="auto"/>
+        <w:ind w:left="113" w:right="113"/>
+        <w:shd w:val="clear" w:fill="F1F5F9"/>
+      </w:pPr>
+      <w:r>
+        <w:rPr>
+          <w:b/>
+          <w:sz w:val="21"/>
+        </w:rPr>
+        <w:t xml:space="preserve">M2-07  </w:t>
+      </w:r>
+      <w:r>
+        <w:rPr>
+          <w:b/>
+          <w:color w:val="1A1A1A"/>
+          <w:sz w:val="21"/>
+        </w:rPr>
+        <w:t>그분과 이 사람은 얼마나 가까운가요?</w:t>
+      </w:r>
+      <w:r>
+        <w:rPr>
+          <w:color w:val="6E6E6E"/>
+          <w:sz w:val="17"/>
+        </w:rPr>
+        <w:t xml:space="preserve">   하나 선택</w:t>
       </w:r>
     </w:p>
     <w:p>
       <w:pPr>
         <w:spacing w:before="0" w:after="60" w:line="312" w:lineRule="auto"/>
-        <w:ind w:left="340"/>
+        <w:ind w:left="227"/>
       </w:pPr>
       <w:r>
         <w:rPr>
@@ -3314,13 +3579,53 @@
           <w:color w:val="1A1A1A"/>
           <w:sz w:val="20"/>
         </w:rPr>
-        <w:t>□ 더 다정하고 살가움</w:t>
+        <w:t>□ 아주 가까움  □ 보통  □ 소원함  □ 모름</w:t>
+      </w:r>
+    </w:p>
+    <w:p>
+      <w:pPr>
+        <w:spacing w:before="260" w:after="120" w:line="300" w:lineRule="auto"/>
+        <w:ind w:left="113" w:right="113"/>
+        <w:shd w:val="clear" w:fill="F1F5F9"/>
+      </w:pPr>
+      <w:r>
+        <w:rPr>
+          <w:b/>
+          <w:sz w:val="21"/>
+        </w:rPr>
+        <w:t xml:space="preserve">M2-08  </w:t>
+      </w:r>
+      <w:r>
+        <w:rPr>
+          <w:b/>
+          <w:color w:val="1A1A1A"/>
+          <w:sz w:val="21"/>
+        </w:rPr>
+        <w:t>이 사람도 페르소나와 대화하나요?</w:t>
+      </w:r>
+      <w:r>
+        <w:rPr>
+          <w:color w:val="6E6E6E"/>
+          <w:sz w:val="17"/>
+        </w:rPr>
+        <w:t xml:space="preserve">   예 / 아니요</w:t>
+      </w:r>
+      <w:r>
+        <w:br/>
+      </w:r>
+      <w:r>
+        <w:rPr>
+          <w:b w:val="0"/>
+          <w:color w:val="6E6E6E"/>
+          <w:sz w:val="17"/>
+        </w:rPr>
+        <w:t>가이드: 대화하는 분에게는 페르소나가 호칭과 말투를 맞춰요. 대화하지 않아도 페르소나가 이야기 속에서 언급할 수 있으니 등록해두세요</w:t>
       </w:r>
     </w:p>
     <w:p>
       <w:pPr>
         <w:spacing w:before="0" w:after="60" w:line="312" w:lineRule="auto"/>
-        <w:ind w:left="340"/>
+        <w:ind w:left="227"/>
       </w:pPr>
       <w:r>
         <w:rPr>
@@ -3328,13 +3633,150 @@
           <w:color w:val="1A1A1A"/>
           <w:sz w:val="20"/>
         </w:rPr>
-        <w:t>□ 더 걱정하고 잔소리함</w:t>
+        <w:t>□ 예  □ 아니요</w:t>
+      </w:r>
+    </w:p>
+    <w:p>
+      <w:pPr>
+        <w:spacing w:before="260" w:after="120" w:line="300" w:lineRule="auto"/>
+        <w:ind w:left="113" w:right="113"/>
+        <w:shd w:val="clear" w:fill="F1F5F9"/>
+      </w:pPr>
+      <w:r>
+        <w:rPr>
+          <w:b/>
+          <w:sz w:val="21"/>
+        </w:rPr>
+        <w:t xml:space="preserve">M2-OE  </w:t>
+      </w:r>
+      <w:r>
+        <w:rPr>
+          <w:b/>
+          <w:color w:val="1A1A1A"/>
+          <w:sz w:val="21"/>
+        </w:rPr>
+        <w:t>관계 지도에 더 추가하고 싶은 사람이 있나요?</w:t>
+      </w:r>
+      <w:r>
+        <w:rPr>
+          <w:color w:val="6E6E6E"/>
+          <w:sz w:val="17"/>
+        </w:rPr>
+        <w:t xml:space="preserve">   서술</w:t>
+      </w:r>
+      <w:r>
+        <w:br/>
+      </w:r>
+      <w:r>
+        <w:rPr>
+          <w:b w:val="0"/>
+          <w:color w:val="6E6E6E"/>
+          <w:sz w:val="17"/>
+        </w:rPr>
+        <w:t>안내: 이름만 말해도 새 카드가 생겨요</w:t>
+      </w:r>
+    </w:p>
+    <w:tbl>
+      <w:tblPr>
+        <w:tblStyle w:val="TableGrid"/>
+        <w:tblW w:type="auto" w:w="0"/>
+        <w:tblLook w:firstColumn="1" w:firstRow="1" w:lastColumn="0" w:lastRow="0" w:noHBand="0" w:noVBand="1" w:val="04A0"/>
+      </w:tblPr>
+      <w:tblGrid>
+        <w:gridCol w:w="9746"/>
+      </w:tblGrid>
+      <w:tr>
+        <w:tc>
+          <w:tcPr>
+            <w:tcW w:type="dxa" w:w="9746"/>
+          </w:tcPr>
+          <w:p>
+            <w:pPr>
+              <w:spacing w:before="40" w:after="40" w:line="312" w:lineRule="auto"/>
+            </w:pPr>
+          </w:p>
+          <w:p>
+            <w:pPr>
+              <w:spacing w:after="40" w:line="312" w:lineRule="auto"/>
+            </w:pPr>
+          </w:p>
+        </w:tc>
+      </w:tr>
+    </w:tbl>
+    <w:p>
+      <w:pPr>
+        <w:spacing w:after="40"/>
+      </w:pPr>
+    </w:p>
+    <w:p>
+      <w:pPr>
+        <w:spacing w:before="320" w:after="120" w:line="312" w:lineRule="auto"/>
+        <w:ind w:left="0"/>
+      </w:pPr>
+      <w:r>
+        <w:rPr>
+          <w:b/>
+          <w:color w:val="1F4E79"/>
+          <w:sz w:val="24"/>
+        </w:rPr>
+        <w:t>M3. 말투·표현 사전</w:t>
+      </w:r>
+    </w:p>
+    <w:p>
+      <w:pPr>
+        <w:spacing w:before="260" w:after="120" w:line="300" w:lineRule="auto"/>
+        <w:ind w:left="113" w:right="113"/>
+        <w:shd w:val="clear" w:fill="F1F5F9"/>
+      </w:pPr>
+      <w:r>
+        <w:rPr>
+          <w:b/>
+          <w:sz w:val="21"/>
+        </w:rPr>
+        <w:t xml:space="preserve">M3-01  </w:t>
+      </w:r>
+      <w:r>
+        <w:rPr>
+          <w:b/>
+          <w:color w:val="1A1A1A"/>
+          <w:sz w:val="21"/>
+        </w:rPr>
+        <w:t>전화를 받으면 첫마디를 뭐라고 하셨나요?</w:t>
+      </w:r>
+      <w:r>
+        <w:rPr>
+          <w:color w:val="6E6E6E"/>
+          <w:sz w:val="17"/>
+        </w:rPr>
+        <w:t xml:space="preserve">   단답 30자</w:t>
+      </w:r>
+      <w:r>
+        <w:br/>
+      </w:r>
+      <w:r>
+        <w:rPr>
+          <w:b w:val="0"/>
+          <w:color w:val="B03A2B"/>
+          <w:sz w:val="17"/>
+        </w:rPr>
+        <w:t>예: "준혁이니?"</w:t>
+      </w:r>
+      <w:r>
+        <w:br/>
+      </w:r>
+      <w:r>
+        <w:rPr>
+          <w:b w:val="0"/>
+          <w:color w:val="6E6E6E"/>
+          <w:sz w:val="17"/>
+        </w:rPr>
+        <w:t>가이드: 실제 하시던 말 그대로 적어주세요</w:t>
       </w:r>
     </w:p>
     <w:p>
       <w:pPr>
         <w:spacing w:before="0" w:after="60" w:line="312" w:lineRule="auto"/>
-        <w:ind w:left="340"/>
+        <w:ind w:left="227"/>
       </w:pPr>
       <w:r>
         <w:rPr>
@@ -3342,35 +3784,7 @@
           <w:color w:val="1A1A1A"/>
           <w:sz w:val="20"/>
         </w:rPr>
-        <w:t>□ 더 존중하고 조심스러움</w:t>
-      </w:r>
-    </w:p>
-    <w:p>
-      <w:pPr>
-        <w:spacing w:before="0" w:after="60" w:line="312" w:lineRule="auto"/>
-        <w:ind w:left="340"/>
-      </w:pPr>
-      <w:r>
-        <w:rPr>
-          <w:b w:val="0"/>
-          <w:color w:val="1A1A1A"/>
-          <w:sz w:val="20"/>
-        </w:rPr>
-        <w:t>□ 더 장난스러움</w:t>
-      </w:r>
-    </w:p>
-    <w:p>
-      <w:pPr>
-        <w:spacing w:before="0" w:after="60" w:line="312" w:lineRule="auto"/>
-        <w:ind w:left="340"/>
-      </w:pPr>
-      <w:r>
-        <w:rPr>
-          <w:b w:val="0"/>
-          <w:color w:val="1A1A1A"/>
-          <w:sz w:val="20"/>
-        </w:rPr>
-        <w:t>□ 직접 입력 → ____________________</w:t>
+        <w:t>" ____________________ "   출처: □ 직접 들음  □ 가족 전언  □ 그랬을 것 같음</w:t>
       </w:r>
     </w:p>
     <w:p>
@@ -3384,7 +3798,7 @@
           <w:b/>
           <w:sz w:val="21"/>
         </w:rPr>
-        <w:t xml:space="preserve">M2-06  </w:t>
+        <w:t xml:space="preserve">M3-02  </w:t>
       </w:r>
       <w:r>
         <w:rPr>
@@ -3392,309 +3806,22 @@
           <w:color w:val="1A1A1A"/>
           <w:sz w:val="21"/>
         </w:rPr>
-        <w:t>이 사람 이야기는 페르소나가 먼저 꺼내지 않게 할까요?</w:t>
+        <w:t>전화를 끊을 때 마지막 말은요?</w:t>
       </w:r>
       <w:r>
         <w:rPr>
           <w:color w:val="6E6E6E"/>
           <w:sz w:val="17"/>
         </w:rPr>
-        <w:t xml:space="preserve">   예 / 아니요</w:t>
-      </w:r>
-    </w:p>
-    <w:p>
-      <w:pPr>
-        <w:spacing w:before="0" w:after="60" w:line="312" w:lineRule="auto"/>
-        <w:ind w:left="227"/>
-      </w:pPr>
+        <w:t xml:space="preserve">   단답 30자</w:t>
+      </w:r>
+      <w:r>
+        <w:br/>
+      </w:r>
       <w:r>
         <w:rPr>
           <w:b w:val="0"/>
-          <w:color w:val="1A1A1A"/>
-          <w:sz w:val="20"/>
-        </w:rPr>
-        <w:t>□ 예  □ 아니요</w:t>
-      </w:r>
-    </w:p>
-    <w:p>
-      <w:pPr>
-        <w:spacing w:before="260" w:after="120" w:line="300" w:lineRule="auto"/>
-        <w:ind w:left="113" w:right="113"/>
-        <w:shd w:val="clear" w:fill="F1F5F9"/>
-      </w:pPr>
-      <w:r>
-        <w:rPr>
-          <w:b/>
-          <w:sz w:val="21"/>
-        </w:rPr>
-        <w:t xml:space="preserve">M2-07  </w:t>
-      </w:r>
-      <w:r>
-        <w:rPr>
-          <w:b/>
-          <w:color w:val="1A1A1A"/>
-          <w:sz w:val="21"/>
-        </w:rPr>
-        <w:t>그분과 이 사람은 얼마나 가까운가요?</w:t>
-      </w:r>
-      <w:r>
-        <w:rPr>
-          <w:color w:val="6E6E6E"/>
-          <w:sz w:val="17"/>
-        </w:rPr>
-        <w:t xml:space="preserve">   하나 선택</w:t>
-      </w:r>
-    </w:p>
-    <w:p>
-      <w:pPr>
-        <w:spacing w:before="0" w:after="60" w:line="312" w:lineRule="auto"/>
-        <w:ind w:left="227"/>
-      </w:pPr>
-      <w:r>
-        <w:rPr>
-          <w:b w:val="0"/>
-          <w:color w:val="1A1A1A"/>
-          <w:sz w:val="20"/>
-        </w:rPr>
-        <w:t>□ 아주 가까움  □ 보통  □ 소원함  □ 모름</w:t>
-      </w:r>
-    </w:p>
-    <w:p>
-      <w:pPr>
-        <w:spacing w:before="260" w:after="120" w:line="300" w:lineRule="auto"/>
-        <w:ind w:left="113" w:right="113"/>
-        <w:shd w:val="clear" w:fill="F1F5F9"/>
-      </w:pPr>
-      <w:r>
-        <w:rPr>
-          <w:b/>
-          <w:sz w:val="21"/>
-        </w:rPr>
-        <w:t xml:space="preserve">M2-08  </w:t>
-      </w:r>
-      <w:r>
-        <w:rPr>
-          <w:b/>
-          <w:color w:val="1A1A1A"/>
-          <w:sz w:val="21"/>
-        </w:rPr>
-        <w:t>이 사람도 페르소나와 대화하나요?</w:t>
-      </w:r>
-      <w:r>
-        <w:rPr>
-          <w:color w:val="6E6E6E"/>
-          <w:sz w:val="17"/>
-        </w:rPr>
-        <w:t xml:space="preserve">   예 / 아니요</w:t>
-      </w:r>
-      <w:r>
-        <w:br/>
-      </w:r>
-      <w:r>
-        <w:rPr>
-          <w:b w:val="0"/>
-          <w:color w:val="6E6E6E"/>
-          <w:sz w:val="17"/>
-        </w:rPr>
-        <w:t>가이드: 대화하는 분에게는 페르소나가 호칭과 말투를 맞춰요. 대화하지 않아도 페르소나가 이야기 속에서 언급할 수 있으니 등록해두세요</w:t>
-      </w:r>
-    </w:p>
-    <w:p>
-      <w:pPr>
-        <w:spacing w:before="0" w:after="60" w:line="312" w:lineRule="auto"/>
-        <w:ind w:left="227"/>
-      </w:pPr>
-      <w:r>
-        <w:rPr>
-          <w:b w:val="0"/>
-          <w:color w:val="1A1A1A"/>
-          <w:sz w:val="20"/>
-        </w:rPr>
-        <w:t>□ 예  □ 아니요</w:t>
-      </w:r>
-    </w:p>
-    <w:p>
-      <w:pPr>
-        <w:spacing w:before="260" w:after="120" w:line="300" w:lineRule="auto"/>
-        <w:ind w:left="113" w:right="113"/>
-        <w:shd w:val="clear" w:fill="F1F5F9"/>
-      </w:pPr>
-      <w:r>
-        <w:rPr>
-          <w:b/>
-          <w:sz w:val="21"/>
-        </w:rPr>
-        <w:t xml:space="preserve">M2-OE  </w:t>
-      </w:r>
-      <w:r>
-        <w:rPr>
-          <w:b/>
-          <w:color w:val="1A1A1A"/>
-          <w:sz w:val="21"/>
-        </w:rPr>
-        <w:t>관계 지도에 더 추가하고 싶은 사람이 있나요?</w:t>
-      </w:r>
-      <w:r>
-        <w:rPr>
-          <w:color w:val="6E6E6E"/>
-          <w:sz w:val="17"/>
-        </w:rPr>
-        <w:t xml:space="preserve">   서술</w:t>
-      </w:r>
-      <w:r>
-        <w:br/>
-      </w:r>
-      <w:r>
-        <w:rPr>
-          <w:b w:val="0"/>
-          <w:color w:val="6E6E6E"/>
-          <w:sz w:val="17"/>
-        </w:rPr>
-        <w:t>안내: 이름만 말해도 새 카드가 생겨요</w:t>
-      </w:r>
-    </w:p>
-    <w:p>
-      <w:pPr>
-        <w:spacing w:before="0" w:after="60" w:line="312" w:lineRule="auto"/>
-        <w:ind w:left="227"/>
-      </w:pPr>
-      <w:r>
-        <w:rPr>
-          <w:b w:val="0"/>
-          <w:color w:val="1A1A1A"/>
-          <w:sz w:val="20"/>
-        </w:rPr>
-        <w:t>____________________________________________________</w:t>
-      </w:r>
-    </w:p>
-    <w:p>
-      <w:pPr>
-        <w:spacing w:before="0" w:after="60" w:line="312" w:lineRule="auto"/>
-        <w:ind w:left="227"/>
-      </w:pPr>
-      <w:r>
-        <w:rPr>
-          <w:b w:val="0"/>
-          <w:color w:val="1A1A1A"/>
-          <w:sz w:val="20"/>
-        </w:rPr>
-        <w:t>____________________________________________________</w:t>
-      </w:r>
-    </w:p>
-    <w:p>
-      <w:pPr>
-        <w:spacing w:before="320" w:after="120" w:line="312" w:lineRule="auto"/>
-        <w:ind w:left="0"/>
-      </w:pPr>
-      <w:r>
-        <w:rPr>
-          <w:b/>
-          <w:color w:val="1F4E79"/>
-          <w:sz w:val="24"/>
-        </w:rPr>
-        <w:t>M3. 말투·표현 사전</w:t>
-      </w:r>
-    </w:p>
-    <w:p>
-      <w:pPr>
-        <w:spacing w:before="260" w:after="120" w:line="300" w:lineRule="auto"/>
-        <w:ind w:left="113" w:right="113"/>
-        <w:shd w:val="clear" w:fill="F1F5F9"/>
-      </w:pPr>
-      <w:r>
-        <w:rPr>
-          <w:b/>
-          <w:sz w:val="21"/>
-        </w:rPr>
-        <w:t xml:space="preserve">M3-01  </w:t>
-      </w:r>
-      <w:r>
-        <w:rPr>
-          <w:b/>
-          <w:color w:val="1A1A1A"/>
-          <w:sz w:val="21"/>
-        </w:rPr>
-        <w:t>전화를 받으면 첫마디를 뭐라고 하셨나요?</w:t>
-      </w:r>
-      <w:r>
-        <w:rPr>
-          <w:color w:val="6E6E6E"/>
-          <w:sz w:val="17"/>
-        </w:rPr>
-        <w:t xml:space="preserve">   단답 30자</w:t>
-      </w:r>
-      <w:r>
-        <w:br/>
-      </w:r>
-      <w:r>
-        <w:rPr>
-          <w:b w:val="0"/>
-          <w:color w:val="6E6E6E"/>
-          <w:sz w:val="17"/>
-        </w:rPr>
-        <w:t>예: "준혁이니?"</w:t>
-      </w:r>
-      <w:r>
-        <w:br/>
-      </w:r>
-      <w:r>
-        <w:rPr>
-          <w:b w:val="0"/>
-          <w:color w:val="6E6E6E"/>
-          <w:sz w:val="17"/>
-        </w:rPr>
-        <w:t>가이드: 실제 하시던 말 그대로 적어주세요</w:t>
-      </w:r>
-    </w:p>
-    <w:p>
-      <w:pPr>
-        <w:spacing w:before="0" w:after="60" w:line="312" w:lineRule="auto"/>
-        <w:ind w:left="227"/>
-      </w:pPr>
-      <w:r>
-        <w:rPr>
-          <w:b w:val="0"/>
-          <w:color w:val="1A1A1A"/>
-          <w:sz w:val="20"/>
-        </w:rPr>
-        <w:t>" ____________________ "   출처: □ 직접 들음  □ 가족 전언  □ 그랬을 것 같음</w:t>
-      </w:r>
-    </w:p>
-    <w:p>
-      <w:pPr>
-        <w:spacing w:before="260" w:after="120" w:line="300" w:lineRule="auto"/>
-        <w:ind w:left="113" w:right="113"/>
-        <w:shd w:val="clear" w:fill="F1F5F9"/>
-      </w:pPr>
-      <w:r>
-        <w:rPr>
-          <w:b/>
-          <w:sz w:val="21"/>
-        </w:rPr>
-        <w:t xml:space="preserve">M3-02  </w:t>
-      </w:r>
-      <w:r>
-        <w:rPr>
-          <w:b/>
-          <w:color w:val="1A1A1A"/>
-          <w:sz w:val="21"/>
-        </w:rPr>
-        <w:t>전화를 끊을 때 마지막 말은요?</w:t>
-      </w:r>
-      <w:r>
-        <w:rPr>
-          <w:color w:val="6E6E6E"/>
-          <w:sz w:val="17"/>
-        </w:rPr>
-        <w:t xml:space="preserve">   단답 30자</w:t>
-      </w:r>
-      <w:r>
-        <w:br/>
-      </w:r>
-      <w:r>
-        <w:rPr>
-          <w:b w:val="0"/>
-          <w:color w:val="6E6E6E"/>
+          <w:color w:val="B03A2B"/>
           <w:sz w:val="17"/>
         </w:rPr>
         <w:t>예: "많이 많이 사랑해" / "쉬어라"</w:t>
@@ -3916,7 +4043,7 @@
       <w:r>
         <w:rPr>
           <w:b w:val="0"/>
-          <w:color w:val="6E6E6E"/>
+          <w:color w:val="B03A2B"/>
           <w:sz w:val="17"/>
         </w:rPr>
         <w:t>예: "아유" / "정말" / "굉장히"</w:t>
@@ -4327,7 +4454,7 @@
       <w:r>
         <w:rPr>
           <w:b w:val="0"/>
-          <w:color w:val="6E6E6E"/>
+          <w:color w:val="B03A2B"/>
           <w:sz w:val="17"/>
         </w:rPr>
         <w:t>예: "가족 화목" / "정직"</w:t>
@@ -4696,6 +4823,110 @@
         <w:t>가이드: 실제 하던 말 하나 + 지키던 행동 하나</w:t>
       </w:r>
     </w:p>
+    <w:tbl>
+      <w:tblPr>
+        <w:tblStyle w:val="TableGrid"/>
+        <w:tblW w:type="auto" w:w="0"/>
+        <w:tblLook w:firstColumn="1" w:firstRow="1" w:lastColumn="0" w:lastRow="0" w:noHBand="0" w:noVBand="1" w:val="04A0"/>
+      </w:tblPr>
+      <w:tblGrid>
+        <w:gridCol w:w="9746"/>
+      </w:tblGrid>
+      <w:tr>
+        <w:tc>
+          <w:tcPr>
+            <w:tcW w:type="dxa" w:w="9746"/>
+          </w:tcPr>
+          <w:p>
+            <w:pPr>
+              <w:spacing w:before="40" w:after="40" w:line="312" w:lineRule="auto"/>
+            </w:pPr>
+          </w:p>
+          <w:p>
+            <w:pPr>
+              <w:spacing w:after="40" w:line="312" w:lineRule="auto"/>
+            </w:pPr>
+          </w:p>
+        </w:tc>
+      </w:tr>
+    </w:tbl>
+    <w:p>
+      <w:pPr>
+        <w:spacing w:after="40"/>
+      </w:pPr>
+    </w:p>
+    <w:p>
+      <w:pPr>
+        <w:spacing w:before="260" w:after="120" w:line="300" w:lineRule="auto"/>
+        <w:ind w:left="113" w:right="113"/>
+        <w:shd w:val="clear" w:fill="F1F5F9"/>
+      </w:pPr>
+      <w:r>
+        <w:rPr>
+          <w:b/>
+          <w:sz w:val="21"/>
+        </w:rPr>
+        <w:t xml:space="preserve">M4-07  </w:t>
+      </w:r>
+      <w:r>
+        <w:rPr>
+          <w:b/>
+          <w:color w:val="1A1A1A"/>
+          <w:sz w:val="21"/>
+        </w:rPr>
+        <w:t>신앙이나 죽음에 대해 그분은 어떻게 말하셨나요?</w:t>
+      </w:r>
+      <w:r>
+        <w:rPr>
+          <w:color w:val="6E6E6E"/>
+          <w:sz w:val="17"/>
+        </w:rPr>
+        <w:t xml:space="preserve">   서술 1~3문장</w:t>
+      </w:r>
+      <w:r>
+        <w:br/>
+      </w:r>
+      <w:r>
+        <w:rPr>
+          <w:b w:val="0"/>
+          <w:color w:val="6E6E6E"/>
+          <w:sz w:val="17"/>
+        </w:rPr>
+        <w:t>가이드: 본인이 실제로 한 말이나 태도만. 말하고 싶지 않으면 건너뛰기. 여기는 그분의 생각을 적는 칸이에요</w:t>
+      </w:r>
+    </w:p>
+    <w:tbl>
+      <w:tblPr>
+        <w:tblStyle w:val="TableGrid"/>
+        <w:tblW w:type="auto" w:w="0"/>
+        <w:tblLook w:firstColumn="1" w:firstRow="1" w:lastColumn="0" w:lastRow="0" w:noHBand="0" w:noVBand="1" w:val="04A0"/>
+      </w:tblPr>
+      <w:tblGrid>
+        <w:gridCol w:w="9746"/>
+      </w:tblGrid>
+      <w:tr>
+        <w:tc>
+          <w:tcPr>
+            <w:tcW w:type="dxa" w:w="9746"/>
+          </w:tcPr>
+          <w:p>
+            <w:pPr>
+              <w:spacing w:before="40" w:after="40" w:line="312" w:lineRule="auto"/>
+            </w:pPr>
+          </w:p>
+          <w:p>
+            <w:pPr>
+              <w:spacing w:after="40" w:line="312" w:lineRule="auto"/>
+            </w:pPr>
+          </w:p>
+        </w:tc>
+      </w:tr>
+    </w:tbl>
+    <w:p>
+      <w:pPr>
+        <w:spacing w:after="40"/>
+      </w:pPr>
+    </w:p>
     <w:p>
       <w:pPr>
         <w:spacing w:before="0" w:after="60" w:line="312" w:lineRule="auto"/>
@@ -4707,8 +4938,108 @@
           <w:color w:val="1A1A1A"/>
           <w:sz w:val="20"/>
         </w:rPr>
-        <w:t>____________________________________________________</w:t>
-      </w:r>
+        <w:t>사용 범위: □ 자유  □ 물으면만  □ 회상 참고만(발화 금지)</w:t>
+      </w:r>
+    </w:p>
+    <w:p>
+      <w:pPr>
+        <w:spacing w:before="320" w:after="120" w:line="312" w:lineRule="auto"/>
+        <w:ind w:left="0"/>
+      </w:pPr>
+      <w:r>
+        <w:rPr>
+          <w:b/>
+          <w:color w:val="1F4E79"/>
+          <w:sz w:val="24"/>
+        </w:rPr>
+        <w:t>M5. 인생 이야기 — 장면 카드</w:t>
+      </w:r>
+    </w:p>
+    <w:p>
+      <w:pPr>
+        <w:spacing w:before="0" w:after="120" w:line="312" w:lineRule="auto"/>
+        <w:ind w:left="0"/>
+      </w:pPr>
+      <w:r>
+        <w:rPr>
+          <w:b w:val="0"/>
+          <w:color w:val="6E6E6E"/>
+          <w:sz w:val="18"/>
+        </w:rPr>
+        <w:t>"~에 대해 알려주세요"가 아니라 "~했던 장면 하나를 들려주세요". 각 답은 M7 카드 한 장으로 저장됩니다.</w:t>
+      </w:r>
+    </w:p>
+    <w:p>
+      <w:pPr>
+        <w:spacing w:before="260" w:after="120" w:line="300" w:lineRule="auto"/>
+        <w:ind w:left="113" w:right="113"/>
+        <w:shd w:val="clear" w:fill="F1F5F9"/>
+      </w:pPr>
+      <w:r>
+        <w:rPr>
+          <w:b/>
+          <w:sz w:val="21"/>
+        </w:rPr>
+        <w:t xml:space="preserve">M5-01  </w:t>
+      </w:r>
+      <w:r>
+        <w:rPr>
+          <w:b/>
+          <w:color w:val="1A1A1A"/>
+          <w:sz w:val="21"/>
+        </w:rPr>
+        <w:t>어린 시절 살던 집을 떠올려보세요. 어떤 장면이 보이나요?</w:t>
+      </w:r>
+      <w:r>
+        <w:rPr>
+          <w:color w:val="6E6E6E"/>
+          <w:sz w:val="17"/>
+        </w:rPr>
+        <w:t xml:space="preserve">   서술 2~5문장</w:t>
+      </w:r>
+      <w:r>
+        <w:br/>
+      </w:r>
+      <w:r>
+        <w:rPr>
+          <w:b w:val="0"/>
+          <w:color w:val="6E6E6E"/>
+          <w:sz w:val="17"/>
+        </w:rPr>
+        <w:t>가이드: 방·마당·소리·냄새·누가 있었는지</w:t>
+      </w:r>
+    </w:p>
+    <w:tbl>
+      <w:tblPr>
+        <w:tblStyle w:val="TableGrid"/>
+        <w:tblW w:type="auto" w:w="0"/>
+        <w:tblLook w:firstColumn="1" w:firstRow="1" w:lastColumn="0" w:lastRow="0" w:noHBand="0" w:noVBand="1" w:val="04A0"/>
+      </w:tblPr>
+      <w:tblGrid>
+        <w:gridCol w:w="9746"/>
+      </w:tblGrid>
+      <w:tr>
+        <w:tc>
+          <w:tcPr>
+            <w:tcW w:type="dxa" w:w="9746"/>
+          </w:tcPr>
+          <w:p>
+            <w:pPr>
+              <w:spacing w:before="40" w:after="40" w:line="312" w:lineRule="auto"/>
+            </w:pPr>
+          </w:p>
+          <w:p>
+            <w:pPr>
+              <w:spacing w:after="40" w:line="312" w:lineRule="auto"/>
+            </w:pPr>
+          </w:p>
+        </w:tc>
+      </w:tr>
+    </w:tbl>
+    <w:p>
+      <w:pPr>
+        <w:spacing w:after="40"/>
+      </w:pPr>
     </w:p>
     <w:p>
       <w:pPr>
@@ -4721,7 +5052,21 @@
           <w:color w:val="1A1A1A"/>
           <w:sz w:val="20"/>
         </w:rPr>
-        <w:t>____________________________________________________</w:t>
+        <w:t>시기: ______   감정: ______   확실성: □ 확실  □ 대략  □ 추정</w:t>
+      </w:r>
+    </w:p>
+    <w:p>
+      <w:pPr>
+        <w:spacing w:before="0" w:after="60" w:line="312" w:lineRule="auto"/>
+        <w:ind w:left="227"/>
+      </w:pPr>
+      <w:r>
+        <w:rPr>
+          <w:b w:val="0"/>
+          <w:color w:val="1A1A1A"/>
+          <w:sz w:val="20"/>
+        </w:rPr>
+        <w:t>사용 범위: □ 자유  □ 물으면만  □ 회상 참고만(발화 금지)</w:t>
       </w:r>
     </w:p>
     <w:p>
@@ -4735,7 +5080,7 @@
           <w:b/>
           <w:sz w:val="21"/>
         </w:rPr>
-        <w:t xml:space="preserve">M4-07  </w:t>
+        <w:t xml:space="preserve">M5-02  </w:t>
       </w:r>
       <w:r>
         <w:rPr>
@@ -4743,14 +5088,14 @@
           <w:color w:val="1A1A1A"/>
           <w:sz w:val="21"/>
         </w:rPr>
-        <w:t>신앙이나 죽음에 대해 그분은 어떻게 말하셨나요?</w:t>
+        <w:t>학창 시절이나 청년 시절 이야기 하나</w:t>
       </w:r>
       <w:r>
         <w:rPr>
           <w:color w:val="6E6E6E"/>
           <w:sz w:val="17"/>
         </w:rPr>
-        <w:t xml:space="preserve">   서술 1~3문장</w:t>
+        <w:t xml:space="preserve">   서술 2~5문장</w:t>
       </w:r>
       <w:r>
         <w:br/>
@@ -4761,8 +5106,40 @@
           <w:color w:val="6E6E6E"/>
           <w:sz w:val="17"/>
         </w:rPr>
-        <w:t>가이드: 본인이 실제로 한 말이나 태도만. 말하고 싶지 않으면 건너뛰기. 여기는 그분의 생각을 적는 칸이에요</w:t>
-      </w:r>
+        <w:t>가이드: 한 사건을 골라 처음부터 끝까지</w:t>
+      </w:r>
+    </w:p>
+    <w:tbl>
+      <w:tblPr>
+        <w:tblStyle w:val="TableGrid"/>
+        <w:tblW w:type="auto" w:w="0"/>
+        <w:tblLook w:firstColumn="1" w:firstRow="1" w:lastColumn="0" w:lastRow="0" w:noHBand="0" w:noVBand="1" w:val="04A0"/>
+      </w:tblPr>
+      <w:tblGrid>
+        <w:gridCol w:w="9746"/>
+      </w:tblGrid>
+      <w:tr>
+        <w:tc>
+          <w:tcPr>
+            <w:tcW w:type="dxa" w:w="9746"/>
+          </w:tcPr>
+          <w:p>
+            <w:pPr>
+              <w:spacing w:before="40" w:after="40" w:line="312" w:lineRule="auto"/>
+            </w:pPr>
+          </w:p>
+          <w:p>
+            <w:pPr>
+              <w:spacing w:after="40" w:line="312" w:lineRule="auto"/>
+            </w:pPr>
+          </w:p>
+        </w:tc>
+      </w:tr>
+    </w:tbl>
+    <w:p>
+      <w:pPr>
+        <w:spacing w:after="40"/>
+      </w:pPr>
     </w:p>
     <w:p>
       <w:pPr>
@@ -4775,7 +5152,7 @@
           <w:color w:val="1A1A1A"/>
           <w:sz w:val="20"/>
         </w:rPr>
-        <w:t>____________________________________________________</w:t>
+        <w:t>시기: ______   감정: ______   확실성: □ 확실  □ 대략  □ 추정</w:t>
       </w:r>
     </w:p>
     <w:p>
@@ -4789,8 +5166,80 @@
           <w:color w:val="1A1A1A"/>
           <w:sz w:val="20"/>
         </w:rPr>
-        <w:t>____________________________________________________</w:t>
-      </w:r>
+        <w:t>사용 범위: □ 자유  □ 물으면만  □ 회상 참고만(발화 금지)</w:t>
+      </w:r>
+    </w:p>
+    <w:p>
+      <w:pPr>
+        <w:spacing w:before="260" w:after="120" w:line="300" w:lineRule="auto"/>
+        <w:ind w:left="113" w:right="113"/>
+        <w:shd w:val="clear" w:fill="F1F5F9"/>
+      </w:pPr>
+      <w:r>
+        <w:rPr>
+          <w:b/>
+          <w:sz w:val="21"/>
+        </w:rPr>
+        <w:t xml:space="preserve">M5-03  </w:t>
+      </w:r>
+      <w:r>
+        <w:rPr>
+          <w:b/>
+          <w:color w:val="1A1A1A"/>
+          <w:sz w:val="21"/>
+        </w:rPr>
+        <w:t>(배우자가 있다면) 배우자와 처음 만났을 때 이야기</w:t>
+      </w:r>
+      <w:r>
+        <w:rPr>
+          <w:color w:val="6E6E6E"/>
+          <w:sz w:val="17"/>
+        </w:rPr>
+        <w:t xml:space="preserve">   서술</w:t>
+      </w:r>
+      <w:r>
+        <w:br/>
+      </w:r>
+      <w:r>
+        <w:rPr>
+          <w:b w:val="0"/>
+          <w:color w:val="6E6E6E"/>
+          <w:sz w:val="17"/>
+        </w:rPr>
+        <w:t>가이드: 어디서·어떻게·첫인상. 해당 없으면 건너뛰기</w:t>
+      </w:r>
+    </w:p>
+    <w:tbl>
+      <w:tblPr>
+        <w:tblStyle w:val="TableGrid"/>
+        <w:tblW w:type="auto" w:w="0"/>
+        <w:tblLook w:firstColumn="1" w:firstRow="1" w:lastColumn="0" w:lastRow="0" w:noHBand="0" w:noVBand="1" w:val="04A0"/>
+      </w:tblPr>
+      <w:tblGrid>
+        <w:gridCol w:w="9746"/>
+      </w:tblGrid>
+      <w:tr>
+        <w:tc>
+          <w:tcPr>
+            <w:tcW w:type="dxa" w:w="9746"/>
+          </w:tcPr>
+          <w:p>
+            <w:pPr>
+              <w:spacing w:before="40" w:after="40" w:line="312" w:lineRule="auto"/>
+            </w:pPr>
+          </w:p>
+          <w:p>
+            <w:pPr>
+              <w:spacing w:after="40" w:line="312" w:lineRule="auto"/>
+            </w:pPr>
+          </w:p>
+        </w:tc>
+      </w:tr>
+    </w:tbl>
+    <w:p>
+      <w:pPr>
+        <w:spacing w:after="40"/>
+      </w:pPr>
     </w:p>
     <w:p>
       <w:pPr>
@@ -4803,35 +5252,21 @@
           <w:color w:val="1A1A1A"/>
           <w:sz w:val="20"/>
         </w:rPr>
+        <w:t>시기: ______   감정: ______   확실성: □ 확실  □ 대략  □ 추정</w:t>
+      </w:r>
+    </w:p>
+    <w:p>
+      <w:pPr>
+        <w:spacing w:before="0" w:after="60" w:line="312" w:lineRule="auto"/>
+        <w:ind w:left="227"/>
+      </w:pPr>
+      <w:r>
+        <w:rPr>
+          <w:b w:val="0"/>
+          <w:color w:val="1A1A1A"/>
+          <w:sz w:val="20"/>
+        </w:rPr>
         <w:t>사용 범위: □ 자유  □ 물으면만  □ 회상 참고만(발화 금지)</w:t>
-      </w:r>
-    </w:p>
-    <w:p>
-      <w:pPr>
-        <w:spacing w:before="320" w:after="120" w:line="312" w:lineRule="auto"/>
-        <w:ind w:left="0"/>
-      </w:pPr>
-      <w:r>
-        <w:rPr>
-          <w:b/>
-          <w:color w:val="1F4E79"/>
-          <w:sz w:val="24"/>
-        </w:rPr>
-        <w:t>M5. 인생 이야기 — 장면 카드</w:t>
-      </w:r>
-    </w:p>
-    <w:p>
-      <w:pPr>
-        <w:spacing w:before="0" w:after="120" w:line="312" w:lineRule="auto"/>
-        <w:ind w:left="0"/>
-      </w:pPr>
-      <w:r>
-        <w:rPr>
-          <w:b w:val="0"/>
-          <w:color w:val="6E6E6E"/>
-          <w:sz w:val="18"/>
-        </w:rPr>
-        <w:t>"~에 대해 알려주세요"가 아니라 "~했던 장면 하나를 들려주세요". 각 답은 M7 카드 한 장으로 저장됩니다.</w:t>
       </w:r>
     </w:p>
     <w:p>
@@ -4845,7 +5280,7 @@
           <w:b/>
           <w:sz w:val="21"/>
         </w:rPr>
-        <w:t xml:space="preserve">M5-01  </w:t>
+        <w:t xml:space="preserve">M5-04  </w:t>
       </w:r>
       <w:r>
         <w:rPr>
@@ -4853,7 +5288,96 @@
           <w:color w:val="1A1A1A"/>
           <w:sz w:val="21"/>
         </w:rPr>
-        <w:t>어린 시절 살던 집을 떠올려보세요. 어떤 장면이 보이나요?</w:t>
+        <w:t>(자녀가 있다면) 자녀가 어릴 때 기억나는 장면 하나</w:t>
+      </w:r>
+      <w:r>
+        <w:rPr>
+          <w:color w:val="6E6E6E"/>
+          <w:sz w:val="17"/>
+        </w:rPr>
+        <w:t xml:space="preserve">   서술</w:t>
+      </w:r>
+    </w:p>
+    <w:tbl>
+      <w:tblPr>
+        <w:tblStyle w:val="TableGrid"/>
+        <w:tblW w:type="auto" w:w="0"/>
+        <w:tblLook w:firstColumn="1" w:firstRow="1" w:lastColumn="0" w:lastRow="0" w:noHBand="0" w:noVBand="1" w:val="04A0"/>
+      </w:tblPr>
+      <w:tblGrid>
+        <w:gridCol w:w="9746"/>
+      </w:tblGrid>
+      <w:tr>
+        <w:tc>
+          <w:tcPr>
+            <w:tcW w:type="dxa" w:w="9746"/>
+          </w:tcPr>
+          <w:p>
+            <w:pPr>
+              <w:spacing w:before="40" w:after="40" w:line="312" w:lineRule="auto"/>
+            </w:pPr>
+          </w:p>
+          <w:p>
+            <w:pPr>
+              <w:spacing w:after="40" w:line="312" w:lineRule="auto"/>
+            </w:pPr>
+          </w:p>
+        </w:tc>
+      </w:tr>
+    </w:tbl>
+    <w:p>
+      <w:pPr>
+        <w:spacing w:after="40"/>
+      </w:pPr>
+    </w:p>
+    <w:p>
+      <w:pPr>
+        <w:spacing w:before="0" w:after="60" w:line="312" w:lineRule="auto"/>
+        <w:ind w:left="227"/>
+      </w:pPr>
+      <w:r>
+        <w:rPr>
+          <w:b w:val="0"/>
+          <w:color w:val="1A1A1A"/>
+          <w:sz w:val="20"/>
+        </w:rPr>
+        <w:t>시기: ______   감정: ______   확실성: □ 확실  □ 대략  □ 추정</w:t>
+      </w:r>
+    </w:p>
+    <w:p>
+      <w:pPr>
+        <w:spacing w:before="0" w:after="60" w:line="312" w:lineRule="auto"/>
+        <w:ind w:left="227"/>
+      </w:pPr>
+      <w:r>
+        <w:rPr>
+          <w:b w:val="0"/>
+          <w:color w:val="1A1A1A"/>
+          <w:sz w:val="20"/>
+        </w:rPr>
+        <w:t>사용 범위: □ 자유  □ 물으면만  □ 회상 참고만(발화 금지)</w:t>
+      </w:r>
+    </w:p>
+    <w:p>
+      <w:pPr>
+        <w:spacing w:before="260" w:after="120" w:line="300" w:lineRule="auto"/>
+        <w:ind w:left="113" w:right="113"/>
+        <w:shd w:val="clear" w:fill="F1F5F9"/>
+      </w:pPr>
+      <w:r>
+        <w:rPr>
+          <w:b/>
+          <w:sz w:val="21"/>
+        </w:rPr>
+        <w:t xml:space="preserve">M5-05  </w:t>
+      </w:r>
+      <w:r>
+        <w:rPr>
+          <w:b/>
+          <w:color w:val="1A1A1A"/>
+          <w:sz w:val="21"/>
+        </w:rPr>
+        <w:t>일이나 살림에서 가장 애썼던 시절</w:t>
       </w:r>
       <w:r>
         <w:rPr>
@@ -4871,8 +5395,40 @@
           <w:color w:val="6E6E6E"/>
           <w:sz w:val="17"/>
         </w:rPr>
-        <w:t>가이드: 방·마당·소리·냄새·누가 있었는지</w:t>
-      </w:r>
+        <w:t>가이드: 언제·무엇 때문에·어떻게 버텼는지</w:t>
+      </w:r>
+    </w:p>
+    <w:tbl>
+      <w:tblPr>
+        <w:tblStyle w:val="TableGrid"/>
+        <w:tblW w:type="auto" w:w="0"/>
+        <w:tblLook w:firstColumn="1" w:firstRow="1" w:lastColumn="0" w:lastRow="0" w:noHBand="0" w:noVBand="1" w:val="04A0"/>
+      </w:tblPr>
+      <w:tblGrid>
+        <w:gridCol w:w="9746"/>
+      </w:tblGrid>
+      <w:tr>
+        <w:tc>
+          <w:tcPr>
+            <w:tcW w:type="dxa" w:w="9746"/>
+          </w:tcPr>
+          <w:p>
+            <w:pPr>
+              <w:spacing w:before="40" w:after="40" w:line="312" w:lineRule="auto"/>
+            </w:pPr>
+          </w:p>
+          <w:p>
+            <w:pPr>
+              <w:spacing w:after="40" w:line="312" w:lineRule="auto"/>
+            </w:pPr>
+          </w:p>
+        </w:tc>
+      </w:tr>
+    </w:tbl>
+    <w:p>
+      <w:pPr>
+        <w:spacing w:after="40"/>
+      </w:pPr>
     </w:p>
     <w:p>
       <w:pPr>
@@ -4885,7 +5441,7 @@
           <w:color w:val="1A1A1A"/>
           <w:sz w:val="20"/>
         </w:rPr>
-        <w:t>____________________________________________________</w:t>
+        <w:t>시기: ______   감정: ______   확실성: □ 확실  □ 대략  □ 추정</w:t>
       </w:r>
     </w:p>
     <w:p>
@@ -4899,8 +5455,80 @@
           <w:color w:val="1A1A1A"/>
           <w:sz w:val="20"/>
         </w:rPr>
-        <w:t>____________________________________________________</w:t>
-      </w:r>
+        <w:t>사용 범위: □ 자유  □ 물으면만  □ 회상 참고만(발화 금지)</w:t>
+      </w:r>
+    </w:p>
+    <w:p>
+      <w:pPr>
+        <w:spacing w:before="260" w:after="120" w:line="300" w:lineRule="auto"/>
+        <w:ind w:left="113" w:right="113"/>
+        <w:shd w:val="clear" w:fill="F1F5F9"/>
+      </w:pPr>
+      <w:r>
+        <w:rPr>
+          <w:b/>
+          <w:sz w:val="21"/>
+        </w:rPr>
+        <w:t xml:space="preserve">M5-06  </w:t>
+      </w:r>
+      <w:r>
+        <w:rPr>
+          <w:b/>
+          <w:color w:val="1A1A1A"/>
+          <w:sz w:val="21"/>
+        </w:rPr>
+        <w:t>가장 행복해 보였던 때는 언제였나요? 그때의 장면 하나</w:t>
+      </w:r>
+      <w:r>
+        <w:rPr>
+          <w:color w:val="6E6E6E"/>
+          <w:sz w:val="17"/>
+        </w:rPr>
+        <w:t xml:space="preserve">   서술</w:t>
+      </w:r>
+      <w:r>
+        <w:br/>
+      </w:r>
+      <w:r>
+        <w:rPr>
+          <w:b w:val="0"/>
+          <w:color w:val="B03A2B"/>
+          <w:sz w:val="17"/>
+        </w:rPr>
+        <w:t>예: "손주들이 태어났을 때" — 한 장면으로</w:t>
+      </w:r>
+    </w:p>
+    <w:tbl>
+      <w:tblPr>
+        <w:tblStyle w:val="TableGrid"/>
+        <w:tblW w:type="auto" w:w="0"/>
+        <w:tblLook w:firstColumn="1" w:firstRow="1" w:lastColumn="0" w:lastRow="0" w:noHBand="0" w:noVBand="1" w:val="04A0"/>
+      </w:tblPr>
+      <w:tblGrid>
+        <w:gridCol w:w="9746"/>
+      </w:tblGrid>
+      <w:tr>
+        <w:tc>
+          <w:tcPr>
+            <w:tcW w:type="dxa" w:w="9746"/>
+          </w:tcPr>
+          <w:p>
+            <w:pPr>
+              <w:spacing w:before="40" w:after="40" w:line="312" w:lineRule="auto"/>
+            </w:pPr>
+          </w:p>
+          <w:p>
+            <w:pPr>
+              <w:spacing w:after="40" w:line="312" w:lineRule="auto"/>
+            </w:pPr>
+          </w:p>
+        </w:tc>
+      </w:tr>
+    </w:tbl>
+    <w:p>
+      <w:pPr>
+        <w:spacing w:after="40"/>
+      </w:pPr>
     </w:p>
     <w:p>
       <w:pPr>
@@ -4941,7 +5569,7 @@
           <w:b/>
           <w:sz w:val="21"/>
         </w:rPr>
-        <w:t xml:space="preserve">M5-02  </w:t>
+        <w:t xml:space="preserve">M5-07A  </w:t>
       </w:r>
       <w:r>
         <w:rPr>
@@ -4949,14 +5577,160 @@
           <w:color w:val="1A1A1A"/>
           <w:sz w:val="21"/>
         </w:rPr>
-        <w:t>학창 시절이나 청년 시절 이야기 하나</w:t>
+        <w:t>힘들었던 시기가 있었나요? 말하고 싶은 만큼만요.</w:t>
       </w:r>
       <w:r>
         <w:rPr>
           <w:color w:val="6E6E6E"/>
           <w:sz w:val="17"/>
         </w:rPr>
-        <w:t xml:space="preserve">   서술 2~5문장</w:t>
+        <w:t xml:space="preserve">   하나 선택</w:t>
+      </w:r>
+    </w:p>
+    <w:p>
+      <w:pPr>
+        <w:spacing w:before="0" w:after="60" w:line="312" w:lineRule="auto"/>
+        <w:ind w:left="340"/>
+      </w:pPr>
+      <w:r>
+        <w:rPr>
+          <w:b w:val="0"/>
+          <w:color w:val="1A1A1A"/>
+          <w:sz w:val="20"/>
+        </w:rPr>
+        <w:t>□ 말하겠다</w:t>
+      </w:r>
+    </w:p>
+    <w:p>
+      <w:pPr>
+        <w:spacing w:before="0" w:after="60" w:line="312" w:lineRule="auto"/>
+        <w:ind w:left="340"/>
+      </w:pPr>
+      <w:r>
+        <w:rPr>
+          <w:b w:val="0"/>
+          <w:color w:val="1A1A1A"/>
+          <w:sz w:val="20"/>
+        </w:rPr>
+        <w:t>□ 모른다</w:t>
+      </w:r>
+    </w:p>
+    <w:p>
+      <w:pPr>
+        <w:spacing w:before="0" w:after="60" w:line="312" w:lineRule="auto"/>
+        <w:ind w:left="340"/>
+      </w:pPr>
+      <w:r>
+        <w:rPr>
+          <w:b w:val="0"/>
+          <w:color w:val="1A1A1A"/>
+          <w:sz w:val="20"/>
+        </w:rPr>
+        <w:t>□ 말하고 싶지 않다</w:t>
+      </w:r>
+    </w:p>
+    <w:p>
+      <w:pPr>
+        <w:spacing w:before="260" w:after="120" w:line="300" w:lineRule="auto"/>
+        <w:ind w:left="113" w:right="113"/>
+        <w:shd w:val="clear" w:fill="F1F5F9"/>
+      </w:pPr>
+      <w:r>
+        <w:rPr>
+          <w:b/>
+          <w:sz w:val="21"/>
+        </w:rPr>
+        <w:t xml:space="preserve">M5-07B  </w:t>
+      </w:r>
+      <w:r>
+        <w:rPr>
+          <w:b/>
+          <w:color w:val="1A1A1A"/>
+          <w:sz w:val="21"/>
+        </w:rPr>
+        <w:t>(M5-07A에서 "말하겠다"를 고르셨다면) 어떤 시기였나요?</w:t>
+      </w:r>
+      <w:r>
+        <w:rPr>
+          <w:color w:val="6E6E6E"/>
+          <w:sz w:val="17"/>
+        </w:rPr>
+        <w:t xml:space="preserve">   서술</w:t>
+      </w:r>
+    </w:p>
+    <w:tbl>
+      <w:tblPr>
+        <w:tblStyle w:val="TableGrid"/>
+        <w:tblW w:type="auto" w:w="0"/>
+        <w:tblLook w:firstColumn="1" w:firstRow="1" w:lastColumn="0" w:lastRow="0" w:noHBand="0" w:noVBand="1" w:val="04A0"/>
+      </w:tblPr>
+      <w:tblGrid>
+        <w:gridCol w:w="9746"/>
+      </w:tblGrid>
+      <w:tr>
+        <w:tc>
+          <w:tcPr>
+            <w:tcW w:type="dxa" w:w="9746"/>
+          </w:tcPr>
+          <w:p>
+            <w:pPr>
+              <w:spacing w:before="40" w:after="40" w:line="312" w:lineRule="auto"/>
+            </w:pPr>
+          </w:p>
+          <w:p>
+            <w:pPr>
+              <w:spacing w:after="40" w:line="312" w:lineRule="auto"/>
+            </w:pPr>
+          </w:p>
+        </w:tc>
+      </w:tr>
+    </w:tbl>
+    <w:p>
+      <w:pPr>
+        <w:spacing w:after="40"/>
+      </w:pPr>
+    </w:p>
+    <w:p>
+      <w:pPr>
+        <w:spacing w:before="0" w:after="60" w:line="312" w:lineRule="auto"/>
+        <w:ind w:left="227"/>
+      </w:pPr>
+      <w:r>
+        <w:rPr>
+          <w:b w:val="0"/>
+          <w:color w:val="1A1A1A"/>
+          <w:sz w:val="20"/>
+        </w:rPr>
+        <w:t>사용 범위: □ 자유  □ 물으면만  □ 회상 참고만(발화 금지)</w:t>
+      </w:r>
+    </w:p>
+    <w:p>
+      <w:pPr>
+        <w:spacing w:before="260" w:after="120" w:line="300" w:lineRule="auto"/>
+        <w:ind w:left="113" w:right="113"/>
+        <w:shd w:val="clear" w:fill="F1F5F9"/>
+      </w:pPr>
+      <w:r>
+        <w:rPr>
+          <w:b/>
+          <w:sz w:val="21"/>
+        </w:rPr>
+        <w:t xml:space="preserve">M5-08  </w:t>
+      </w:r>
+      <w:r>
+        <w:rPr>
+          <w:b/>
+          <w:color w:val="1A1A1A"/>
+          <w:sz w:val="21"/>
+        </w:rPr>
+        <w:t>말년의 하루는 어떻게 흘러갔나요?</w:t>
+      </w:r>
+      <w:r>
+        <w:rPr>
+          <w:color w:val="6E6E6E"/>
+          <w:sz w:val="17"/>
+        </w:rPr>
+        <w:t xml:space="preserve">   서술 3~5문장</w:t>
       </w:r>
       <w:r>
         <w:br/>
@@ -4967,8 +5741,40 @@
           <w:color w:val="6E6E6E"/>
           <w:sz w:val="17"/>
         </w:rPr>
-        <w:t>가이드: 한 사건을 골라 처음부터 끝까지</w:t>
-      </w:r>
+        <w:t>가이드: 아침 → 낮 → 저녁 순으로 자주 하던 일과 있던 장소</w:t>
+      </w:r>
+    </w:p>
+    <w:tbl>
+      <w:tblPr>
+        <w:tblStyle w:val="TableGrid"/>
+        <w:tblW w:type="auto" w:w="0"/>
+        <w:tblLook w:firstColumn="1" w:firstRow="1" w:lastColumn="0" w:lastRow="0" w:noHBand="0" w:noVBand="1" w:val="04A0"/>
+      </w:tblPr>
+      <w:tblGrid>
+        <w:gridCol w:w="9746"/>
+      </w:tblGrid>
+      <w:tr>
+        <w:tc>
+          <w:tcPr>
+            <w:tcW w:type="dxa" w:w="9746"/>
+          </w:tcPr>
+          <w:p>
+            <w:pPr>
+              <w:spacing w:before="40" w:after="40" w:line="312" w:lineRule="auto"/>
+            </w:pPr>
+          </w:p>
+          <w:p>
+            <w:pPr>
+              <w:spacing w:after="40" w:line="312" w:lineRule="auto"/>
+            </w:pPr>
+          </w:p>
+        </w:tc>
+      </w:tr>
+    </w:tbl>
+    <w:p>
+      <w:pPr>
+        <w:spacing w:after="40"/>
+      </w:pPr>
     </w:p>
     <w:p>
       <w:pPr>
@@ -4981,7 +5787,7 @@
           <w:color w:val="1A1A1A"/>
           <w:sz w:val="20"/>
         </w:rPr>
-        <w:t>____________________________________________________</w:t>
+        <w:t>시기: ______   감정: ______   확실성: □ 확실  □ 대략  □ 추정</w:t>
       </w:r>
     </w:p>
     <w:p>
@@ -4995,34 +5801,6 @@
           <w:color w:val="1A1A1A"/>
           <w:sz w:val="20"/>
         </w:rPr>
-        <w:t>____________________________________________________</w:t>
-      </w:r>
-    </w:p>
-    <w:p>
-      <w:pPr>
-        <w:spacing w:before="0" w:after="60" w:line="312" w:lineRule="auto"/>
-        <w:ind w:left="227"/>
-      </w:pPr>
-      <w:r>
-        <w:rPr>
-          <w:b w:val="0"/>
-          <w:color w:val="1A1A1A"/>
-          <w:sz w:val="20"/>
-        </w:rPr>
-        <w:t>시기: ______   감정: ______   확실성: □ 확실  □ 대략  □ 추정</w:t>
-      </w:r>
-    </w:p>
-    <w:p>
-      <w:pPr>
-        <w:spacing w:before="0" w:after="60" w:line="312" w:lineRule="auto"/>
-        <w:ind w:left="227"/>
-      </w:pPr>
-      <w:r>
-        <w:rPr>
-          <w:b w:val="0"/>
-          <w:color w:val="1A1A1A"/>
-          <w:sz w:val="20"/>
-        </w:rPr>
         <w:t>사용 범위: □ 자유  □ 물으면만  □ 회상 참고만(발화 금지)</w:t>
       </w:r>
     </w:p>
@@ -5037,7 +5815,7 @@
           <w:b/>
           <w:sz w:val="21"/>
         </w:rPr>
-        <w:t xml:space="preserve">M5-03  </w:t>
+        <w:t xml:space="preserve">M5-OE  </w:t>
       </w:r>
       <w:r>
         <w:rPr>
@@ -5045,7 +5823,7 @@
           <w:color w:val="1A1A1A"/>
           <w:sz w:val="21"/>
         </w:rPr>
-        <w:t>(배우자가 있다면) 배우자와 처음 만났을 때 이야기</w:t>
+        <w:t>더 남기고 싶은 시절이나 장면이 있나요?</w:t>
       </w:r>
       <w:r>
         <w:rPr>
@@ -5054,645 +5832,38 @@
         </w:rPr>
         <w:t xml:space="preserve">   서술</w:t>
       </w:r>
-      <w:r>
-        <w:br/>
-      </w:r>
-      <w:r>
-        <w:rPr>
-          <w:b w:val="0"/>
-          <w:color w:val="6E6E6E"/>
-          <w:sz w:val="17"/>
-        </w:rPr>
-        <w:t>가이드: 어디서·어떻게·첫인상. 해당 없으면 건너뛰기</w:t>
-      </w:r>
-    </w:p>
-    <w:p>
-      <w:pPr>
-        <w:spacing w:before="0" w:after="60" w:line="312" w:lineRule="auto"/>
-        <w:ind w:left="227"/>
-      </w:pPr>
-      <w:r>
-        <w:rPr>
-          <w:b w:val="0"/>
-          <w:color w:val="1A1A1A"/>
-          <w:sz w:val="20"/>
-        </w:rPr>
-        <w:t>____________________________________________________</w:t>
-      </w:r>
-    </w:p>
-    <w:p>
-      <w:pPr>
-        <w:spacing w:before="0" w:after="60" w:line="312" w:lineRule="auto"/>
-        <w:ind w:left="227"/>
-      </w:pPr>
-      <w:r>
-        <w:rPr>
-          <w:b w:val="0"/>
-          <w:color w:val="1A1A1A"/>
-          <w:sz w:val="20"/>
-        </w:rPr>
-        <w:t>____________________________________________________</w:t>
-      </w:r>
-    </w:p>
-    <w:p>
-      <w:pPr>
-        <w:spacing w:before="0" w:after="60" w:line="312" w:lineRule="auto"/>
-        <w:ind w:left="227"/>
-      </w:pPr>
-      <w:r>
-        <w:rPr>
-          <w:b w:val="0"/>
-          <w:color w:val="1A1A1A"/>
-          <w:sz w:val="20"/>
-        </w:rPr>
-        <w:t>시기: ______   감정: ______   확실성: □ 확실  □ 대략  □ 추정</w:t>
-      </w:r>
-    </w:p>
-    <w:p>
-      <w:pPr>
-        <w:spacing w:before="0" w:after="60" w:line="312" w:lineRule="auto"/>
-        <w:ind w:left="227"/>
-      </w:pPr>
-      <w:r>
-        <w:rPr>
-          <w:b w:val="0"/>
-          <w:color w:val="1A1A1A"/>
-          <w:sz w:val="20"/>
-        </w:rPr>
-        <w:t>사용 범위: □ 자유  □ 물으면만  □ 회상 참고만(발화 금지)</w:t>
-      </w:r>
-    </w:p>
-    <w:p>
-      <w:pPr>
-        <w:spacing w:before="260" w:after="120" w:line="300" w:lineRule="auto"/>
-        <w:ind w:left="113" w:right="113"/>
-        <w:shd w:val="clear" w:fill="F1F5F9"/>
-      </w:pPr>
-      <w:r>
-        <w:rPr>
-          <w:b/>
-          <w:sz w:val="21"/>
-        </w:rPr>
-        <w:t xml:space="preserve">M5-04  </w:t>
-      </w:r>
-      <w:r>
-        <w:rPr>
-          <w:b/>
-          <w:color w:val="1A1A1A"/>
-          <w:sz w:val="21"/>
-        </w:rPr>
-        <w:t>(자녀가 있다면) 자녀가 어릴 때 기억나는 장면 하나</w:t>
-      </w:r>
-      <w:r>
-        <w:rPr>
-          <w:color w:val="6E6E6E"/>
-          <w:sz w:val="17"/>
-        </w:rPr>
-        <w:t xml:space="preserve">   서술</w:t>
-      </w:r>
-    </w:p>
-    <w:p>
-      <w:pPr>
-        <w:spacing w:before="0" w:after="60" w:line="312" w:lineRule="auto"/>
-        <w:ind w:left="227"/>
-      </w:pPr>
-      <w:r>
-        <w:rPr>
-          <w:b w:val="0"/>
-          <w:color w:val="1A1A1A"/>
-          <w:sz w:val="20"/>
-        </w:rPr>
-        <w:t>____________________________________________________</w:t>
-      </w:r>
-    </w:p>
-    <w:p>
-      <w:pPr>
-        <w:spacing w:before="0" w:after="60" w:line="312" w:lineRule="auto"/>
-        <w:ind w:left="227"/>
-      </w:pPr>
-      <w:r>
-        <w:rPr>
-          <w:b w:val="0"/>
-          <w:color w:val="1A1A1A"/>
-          <w:sz w:val="20"/>
-        </w:rPr>
-        <w:t>____________________________________________________</w:t>
-      </w:r>
-    </w:p>
-    <w:p>
-      <w:pPr>
-        <w:spacing w:before="0" w:after="60" w:line="312" w:lineRule="auto"/>
-        <w:ind w:left="227"/>
-      </w:pPr>
-      <w:r>
-        <w:rPr>
-          <w:b w:val="0"/>
-          <w:color w:val="1A1A1A"/>
-          <w:sz w:val="20"/>
-        </w:rPr>
-        <w:t>시기: ______   감정: ______   확실성: □ 확실  □ 대략  □ 추정</w:t>
-      </w:r>
-    </w:p>
-    <w:p>
-      <w:pPr>
-        <w:spacing w:before="0" w:after="60" w:line="312" w:lineRule="auto"/>
-        <w:ind w:left="227"/>
-      </w:pPr>
-      <w:r>
-        <w:rPr>
-          <w:b w:val="0"/>
-          <w:color w:val="1A1A1A"/>
-          <w:sz w:val="20"/>
-        </w:rPr>
-        <w:t>사용 범위: □ 자유  □ 물으면만  □ 회상 참고만(발화 금지)</w:t>
-      </w:r>
-    </w:p>
-    <w:p>
-      <w:pPr>
-        <w:spacing w:before="260" w:after="120" w:line="300" w:lineRule="auto"/>
-        <w:ind w:left="113" w:right="113"/>
-        <w:shd w:val="clear" w:fill="F1F5F9"/>
-      </w:pPr>
-      <w:r>
-        <w:rPr>
-          <w:b/>
-          <w:sz w:val="21"/>
-        </w:rPr>
-        <w:t xml:space="preserve">M5-05  </w:t>
-      </w:r>
-      <w:r>
-        <w:rPr>
-          <w:b/>
-          <w:color w:val="1A1A1A"/>
-          <w:sz w:val="21"/>
-        </w:rPr>
-        <w:t>일이나 살림에서 가장 애썼던 시절</w:t>
-      </w:r>
-      <w:r>
-        <w:rPr>
-          <w:color w:val="6E6E6E"/>
-          <w:sz w:val="17"/>
-        </w:rPr>
-        <w:t xml:space="preserve">   서술 2~5문장</w:t>
-      </w:r>
-      <w:r>
-        <w:br/>
-      </w:r>
-      <w:r>
-        <w:rPr>
-          <w:b w:val="0"/>
-          <w:color w:val="6E6E6E"/>
-          <w:sz w:val="17"/>
-        </w:rPr>
-        <w:t>가이드: 언제·무엇 때문에·어떻게 버텼는지</w:t>
-      </w:r>
-    </w:p>
-    <w:p>
-      <w:pPr>
-        <w:spacing w:before="0" w:after="60" w:line="312" w:lineRule="auto"/>
-        <w:ind w:left="227"/>
-      </w:pPr>
-      <w:r>
-        <w:rPr>
-          <w:b w:val="0"/>
-          <w:color w:val="1A1A1A"/>
-          <w:sz w:val="20"/>
-        </w:rPr>
-        <w:t>____________________________________________________</w:t>
-      </w:r>
-    </w:p>
-    <w:p>
-      <w:pPr>
-        <w:spacing w:before="0" w:after="60" w:line="312" w:lineRule="auto"/>
-        <w:ind w:left="227"/>
-      </w:pPr>
-      <w:r>
-        <w:rPr>
-          <w:b w:val="0"/>
-          <w:color w:val="1A1A1A"/>
-          <w:sz w:val="20"/>
-        </w:rPr>
-        <w:t>____________________________________________________</w:t>
-      </w:r>
-    </w:p>
-    <w:p>
-      <w:pPr>
-        <w:spacing w:before="0" w:after="60" w:line="312" w:lineRule="auto"/>
-        <w:ind w:left="227"/>
-      </w:pPr>
-      <w:r>
-        <w:rPr>
-          <w:b w:val="0"/>
-          <w:color w:val="1A1A1A"/>
-          <w:sz w:val="20"/>
-        </w:rPr>
-        <w:t>시기: ______   감정: ______   확실성: □ 확실  □ 대략  □ 추정</w:t>
-      </w:r>
-    </w:p>
-    <w:p>
-      <w:pPr>
-        <w:spacing w:before="0" w:after="60" w:line="312" w:lineRule="auto"/>
-        <w:ind w:left="227"/>
-      </w:pPr>
-      <w:r>
-        <w:rPr>
-          <w:b w:val="0"/>
-          <w:color w:val="1A1A1A"/>
-          <w:sz w:val="20"/>
-        </w:rPr>
-        <w:t>사용 범위: □ 자유  □ 물으면만  □ 회상 참고만(발화 금지)</w:t>
-      </w:r>
-    </w:p>
-    <w:p>
-      <w:pPr>
-        <w:spacing w:before="260" w:after="120" w:line="300" w:lineRule="auto"/>
-        <w:ind w:left="113" w:right="113"/>
-        <w:shd w:val="clear" w:fill="F1F5F9"/>
-      </w:pPr>
-      <w:r>
-        <w:rPr>
-          <w:b/>
-          <w:sz w:val="21"/>
-        </w:rPr>
-        <w:t xml:space="preserve">M5-06  </w:t>
-      </w:r>
-      <w:r>
-        <w:rPr>
-          <w:b/>
-          <w:color w:val="1A1A1A"/>
-          <w:sz w:val="21"/>
-        </w:rPr>
-        <w:t>가장 행복해 보였던 때는 언제였나요? 그때의 장면 하나</w:t>
-      </w:r>
-      <w:r>
-        <w:rPr>
-          <w:color w:val="6E6E6E"/>
-          <w:sz w:val="17"/>
-        </w:rPr>
-        <w:t xml:space="preserve">   서술</w:t>
-      </w:r>
-      <w:r>
-        <w:br/>
-      </w:r>
-      <w:r>
-        <w:rPr>
-          <w:b w:val="0"/>
-          <w:color w:val="6E6E6E"/>
-          <w:sz w:val="17"/>
-        </w:rPr>
-        <w:t>예: "손주들이 태어났을 때" — 한 장면으로</w:t>
-      </w:r>
-    </w:p>
-    <w:p>
-      <w:pPr>
-        <w:spacing w:before="0" w:after="60" w:line="312" w:lineRule="auto"/>
-        <w:ind w:left="227"/>
-      </w:pPr>
-      <w:r>
-        <w:rPr>
-          <w:b w:val="0"/>
-          <w:color w:val="1A1A1A"/>
-          <w:sz w:val="20"/>
-        </w:rPr>
-        <w:t>____________________________________________________</w:t>
-      </w:r>
-    </w:p>
-    <w:p>
-      <w:pPr>
-        <w:spacing w:before="0" w:after="60" w:line="312" w:lineRule="auto"/>
-        <w:ind w:left="227"/>
-      </w:pPr>
-      <w:r>
-        <w:rPr>
-          <w:b w:val="0"/>
-          <w:color w:val="1A1A1A"/>
-          <w:sz w:val="20"/>
-        </w:rPr>
-        <w:t>____________________________________________________</w:t>
-      </w:r>
-    </w:p>
-    <w:p>
-      <w:pPr>
-        <w:spacing w:before="0" w:after="60" w:line="312" w:lineRule="auto"/>
-        <w:ind w:left="227"/>
-      </w:pPr>
-      <w:r>
-        <w:rPr>
-          <w:b w:val="0"/>
-          <w:color w:val="1A1A1A"/>
-          <w:sz w:val="20"/>
-        </w:rPr>
-        <w:t>시기: ______   감정: ______   확실성: □ 확실  □ 대략  □ 추정</w:t>
-      </w:r>
-    </w:p>
-    <w:p>
-      <w:pPr>
-        <w:spacing w:before="0" w:after="60" w:line="312" w:lineRule="auto"/>
-        <w:ind w:left="227"/>
-      </w:pPr>
-      <w:r>
-        <w:rPr>
-          <w:b w:val="0"/>
-          <w:color w:val="1A1A1A"/>
-          <w:sz w:val="20"/>
-        </w:rPr>
-        <w:t>사용 범위: □ 자유  □ 물으면만  □ 회상 참고만(발화 금지)</w:t>
-      </w:r>
-    </w:p>
-    <w:p>
-      <w:pPr>
-        <w:spacing w:before="260" w:after="120" w:line="300" w:lineRule="auto"/>
-        <w:ind w:left="113" w:right="113"/>
-        <w:shd w:val="clear" w:fill="F1F5F9"/>
-      </w:pPr>
-      <w:r>
-        <w:rPr>
-          <w:b/>
-          <w:sz w:val="21"/>
-        </w:rPr>
-        <w:t xml:space="preserve">M5-07A  </w:t>
-      </w:r>
-      <w:r>
-        <w:rPr>
-          <w:b/>
-          <w:color w:val="1A1A1A"/>
-          <w:sz w:val="21"/>
-        </w:rPr>
-        <w:t>힘들었던 시기가 있었나요? 말하고 싶은 만큼만요.</w:t>
-      </w:r>
-      <w:r>
-        <w:rPr>
-          <w:color w:val="6E6E6E"/>
-          <w:sz w:val="17"/>
-        </w:rPr>
-        <w:t xml:space="preserve">   하나 선택</w:t>
-      </w:r>
-    </w:p>
-    <w:p>
-      <w:pPr>
-        <w:spacing w:before="0" w:after="60" w:line="312" w:lineRule="auto"/>
-        <w:ind w:left="340"/>
-      </w:pPr>
-      <w:r>
-        <w:rPr>
-          <w:b w:val="0"/>
-          <w:color w:val="1A1A1A"/>
-          <w:sz w:val="20"/>
-        </w:rPr>
-        <w:t>□ 말하겠다</w:t>
-      </w:r>
-    </w:p>
-    <w:p>
-      <w:pPr>
-        <w:spacing w:before="0" w:after="60" w:line="312" w:lineRule="auto"/>
-        <w:ind w:left="340"/>
-      </w:pPr>
-      <w:r>
-        <w:rPr>
-          <w:b w:val="0"/>
-          <w:color w:val="1A1A1A"/>
-          <w:sz w:val="20"/>
-        </w:rPr>
-        <w:t>□ 모른다</w:t>
-      </w:r>
-    </w:p>
-    <w:p>
-      <w:pPr>
-        <w:spacing w:before="0" w:after="60" w:line="312" w:lineRule="auto"/>
-        <w:ind w:left="340"/>
-      </w:pPr>
-      <w:r>
-        <w:rPr>
-          <w:b w:val="0"/>
-          <w:color w:val="1A1A1A"/>
-          <w:sz w:val="20"/>
-        </w:rPr>
-        <w:t>□ 말하고 싶지 않다</w:t>
-      </w:r>
-    </w:p>
-    <w:p>
-      <w:pPr>
-        <w:spacing w:before="260" w:after="120" w:line="300" w:lineRule="auto"/>
-        <w:ind w:left="113" w:right="113"/>
-        <w:shd w:val="clear" w:fill="F1F5F9"/>
-      </w:pPr>
-      <w:r>
-        <w:rPr>
-          <w:b/>
-          <w:sz w:val="21"/>
-        </w:rPr>
-        <w:t xml:space="preserve">M5-07B  </w:t>
-      </w:r>
-      <w:r>
-        <w:rPr>
-          <w:b/>
-          <w:color w:val="1A1A1A"/>
-          <w:sz w:val="21"/>
-        </w:rPr>
-        <w:t>(M5-07A에서 "말하겠다"를 고르셨다면) 어떤 시기였나요?</w:t>
-      </w:r>
-      <w:r>
-        <w:rPr>
-          <w:color w:val="6E6E6E"/>
-          <w:sz w:val="17"/>
-        </w:rPr>
-        <w:t xml:space="preserve">   서술</w:t>
-      </w:r>
-    </w:p>
-    <w:p>
-      <w:pPr>
-        <w:spacing w:before="0" w:after="60" w:line="312" w:lineRule="auto"/>
-        <w:ind w:left="227"/>
-      </w:pPr>
-      <w:r>
-        <w:rPr>
-          <w:b w:val="0"/>
-          <w:color w:val="1A1A1A"/>
-          <w:sz w:val="20"/>
-        </w:rPr>
-        <w:t>____________________________________________________</w:t>
-      </w:r>
-    </w:p>
-    <w:p>
-      <w:pPr>
-        <w:spacing w:before="0" w:after="60" w:line="312" w:lineRule="auto"/>
-        <w:ind w:left="227"/>
-      </w:pPr>
-      <w:r>
-        <w:rPr>
-          <w:b w:val="0"/>
-          <w:color w:val="1A1A1A"/>
-          <w:sz w:val="20"/>
-        </w:rPr>
-        <w:t>____________________________________________________</w:t>
-      </w:r>
-    </w:p>
-    <w:p>
-      <w:pPr>
-        <w:spacing w:before="0" w:after="60" w:line="312" w:lineRule="auto"/>
-        <w:ind w:left="227"/>
-      </w:pPr>
-      <w:r>
-        <w:rPr>
-          <w:b w:val="0"/>
-          <w:color w:val="1A1A1A"/>
-          <w:sz w:val="20"/>
-        </w:rPr>
-        <w:t>사용 범위: □ 자유  □ 물으면만  □ 회상 참고만(발화 금지)</w:t>
-      </w:r>
-    </w:p>
-    <w:p>
-      <w:pPr>
-        <w:spacing w:before="260" w:after="120" w:line="300" w:lineRule="auto"/>
-        <w:ind w:left="113" w:right="113"/>
-        <w:shd w:val="clear" w:fill="F1F5F9"/>
-      </w:pPr>
-      <w:r>
-        <w:rPr>
-          <w:b/>
-          <w:sz w:val="21"/>
-        </w:rPr>
-        <w:t xml:space="preserve">M5-08  </w:t>
-      </w:r>
-      <w:r>
-        <w:rPr>
-          <w:b/>
-          <w:color w:val="1A1A1A"/>
-          <w:sz w:val="21"/>
-        </w:rPr>
-        <w:t>말년의 하루는 어떻게 흘러갔나요?</w:t>
-      </w:r>
-      <w:r>
-        <w:rPr>
-          <w:color w:val="6E6E6E"/>
-          <w:sz w:val="17"/>
-        </w:rPr>
-        <w:t xml:space="preserve">   서술 3~5문장</w:t>
-      </w:r>
-      <w:r>
-        <w:br/>
-      </w:r>
-      <w:r>
-        <w:rPr>
-          <w:b w:val="0"/>
-          <w:color w:val="6E6E6E"/>
-          <w:sz w:val="17"/>
-        </w:rPr>
-        <w:t>가이드: 아침 → 낮 → 저녁 순으로 자주 하던 일과 있던 장소</w:t>
-      </w:r>
-    </w:p>
-    <w:p>
-      <w:pPr>
-        <w:spacing w:before="0" w:after="60" w:line="312" w:lineRule="auto"/>
-        <w:ind w:left="227"/>
-      </w:pPr>
-      <w:r>
-        <w:rPr>
-          <w:b w:val="0"/>
-          <w:color w:val="1A1A1A"/>
-          <w:sz w:val="20"/>
-        </w:rPr>
-        <w:t>____________________________________________________</w:t>
-      </w:r>
-    </w:p>
-    <w:p>
-      <w:pPr>
-        <w:spacing w:before="0" w:after="60" w:line="312" w:lineRule="auto"/>
-        <w:ind w:left="227"/>
-      </w:pPr>
-      <w:r>
-        <w:rPr>
-          <w:b w:val="0"/>
-          <w:color w:val="1A1A1A"/>
-          <w:sz w:val="20"/>
-        </w:rPr>
-        <w:t>____________________________________________________</w:t>
-      </w:r>
-    </w:p>
-    <w:p>
-      <w:pPr>
-        <w:spacing w:before="0" w:after="60" w:line="312" w:lineRule="auto"/>
-        <w:ind w:left="227"/>
-      </w:pPr>
-      <w:r>
-        <w:rPr>
-          <w:b w:val="0"/>
-          <w:color w:val="1A1A1A"/>
-          <w:sz w:val="20"/>
-        </w:rPr>
-        <w:t>시기: ______   감정: ______   확실성: □ 확실  □ 대략  □ 추정</w:t>
-      </w:r>
-    </w:p>
-    <w:p>
-      <w:pPr>
-        <w:spacing w:before="0" w:after="60" w:line="312" w:lineRule="auto"/>
-        <w:ind w:left="227"/>
-      </w:pPr>
-      <w:r>
-        <w:rPr>
-          <w:b w:val="0"/>
-          <w:color w:val="1A1A1A"/>
-          <w:sz w:val="20"/>
-        </w:rPr>
-        <w:t>사용 범위: □ 자유  □ 물으면만  □ 회상 참고만(발화 금지)</w:t>
-      </w:r>
-    </w:p>
-    <w:p>
-      <w:pPr>
-        <w:spacing w:before="260" w:after="120" w:line="300" w:lineRule="auto"/>
-        <w:ind w:left="113" w:right="113"/>
-        <w:shd w:val="clear" w:fill="F1F5F9"/>
-      </w:pPr>
-      <w:r>
-        <w:rPr>
-          <w:b/>
-          <w:sz w:val="21"/>
-        </w:rPr>
-        <w:t xml:space="preserve">M5-OE  </w:t>
-      </w:r>
-      <w:r>
-        <w:rPr>
-          <w:b/>
-          <w:color w:val="1A1A1A"/>
-          <w:sz w:val="21"/>
-        </w:rPr>
-        <w:t>더 남기고 싶은 시절이나 장면이 있나요?</w:t>
-      </w:r>
-      <w:r>
-        <w:rPr>
-          <w:color w:val="6E6E6E"/>
-          <w:sz w:val="17"/>
-        </w:rPr>
-        <w:t xml:space="preserve">   서술</w:t>
-      </w:r>
-    </w:p>
-    <w:p>
-      <w:pPr>
-        <w:spacing w:before="0" w:after="60" w:line="312" w:lineRule="auto"/>
-        <w:ind w:left="227"/>
-      </w:pPr>
-      <w:r>
-        <w:rPr>
-          <w:b w:val="0"/>
-          <w:color w:val="1A1A1A"/>
-          <w:sz w:val="20"/>
-        </w:rPr>
-        <w:t>____________________________________________________</w:t>
-      </w:r>
-    </w:p>
-    <w:p>
-      <w:pPr>
-        <w:spacing w:before="0" w:after="60" w:line="312" w:lineRule="auto"/>
-        <w:ind w:left="227"/>
-      </w:pPr>
-      <w:r>
-        <w:rPr>
-          <w:b w:val="0"/>
-          <w:color w:val="1A1A1A"/>
-          <w:sz w:val="20"/>
-        </w:rPr>
-        <w:t>____________________________________________________</w:t>
-      </w:r>
+    </w:p>
+    <w:tbl>
+      <w:tblPr>
+        <w:tblStyle w:val="TableGrid"/>
+        <w:tblW w:type="auto" w:w="0"/>
+        <w:tblLook w:firstColumn="1" w:firstRow="1" w:lastColumn="0" w:lastRow="0" w:noHBand="0" w:noVBand="1" w:val="04A0"/>
+      </w:tblPr>
+      <w:tblGrid>
+        <w:gridCol w:w="9746"/>
+      </w:tblGrid>
+      <w:tr>
+        <w:tc>
+          <w:tcPr>
+            <w:tcW w:type="dxa" w:w="9746"/>
+          </w:tcPr>
+          <w:p>
+            <w:pPr>
+              <w:spacing w:before="40" w:after="40" w:line="312" w:lineRule="auto"/>
+            </w:pPr>
+          </w:p>
+          <w:p>
+            <w:pPr>
+              <w:spacing w:after="40" w:line="312" w:lineRule="auto"/>
+            </w:pPr>
+          </w:p>
+        </w:tc>
+      </w:tr>
+    </w:tbl>
+    <w:p>
+      <w:pPr>
+        <w:spacing w:after="40"/>
+      </w:pPr>
     </w:p>
     <w:p>
       <w:pPr>
@@ -5892,6 +6063,67 @@
         <w:t>가이드: 누구 취향에 맞춰 무엇을 어떻게 했는지 한 장면</w:t>
       </w:r>
     </w:p>
+    <w:tbl>
+      <w:tblPr>
+        <w:tblStyle w:val="TableGrid"/>
+        <w:tblW w:type="auto" w:w="0"/>
+        <w:tblLook w:firstColumn="1" w:firstRow="1" w:lastColumn="0" w:lastRow="0" w:noHBand="0" w:noVBand="1" w:val="04A0"/>
+      </w:tblPr>
+      <w:tblGrid>
+        <w:gridCol w:w="9746"/>
+      </w:tblGrid>
+      <w:tr>
+        <w:tc>
+          <w:tcPr>
+            <w:tcW w:type="dxa" w:w="9746"/>
+          </w:tcPr>
+          <w:p>
+            <w:pPr>
+              <w:spacing w:before="40" w:after="40" w:line="312" w:lineRule="auto"/>
+            </w:pPr>
+          </w:p>
+          <w:p>
+            <w:pPr>
+              <w:spacing w:after="40" w:line="312" w:lineRule="auto"/>
+            </w:pPr>
+          </w:p>
+        </w:tc>
+      </w:tr>
+    </w:tbl>
+    <w:p>
+      <w:pPr>
+        <w:spacing w:after="40"/>
+      </w:pPr>
+    </w:p>
+    <w:p>
+      <w:pPr>
+        <w:spacing w:before="260" w:after="120" w:line="300" w:lineRule="auto"/>
+        <w:ind w:left="113" w:right="113"/>
+        <w:shd w:val="clear" w:fill="F1F5F9"/>
+      </w:pPr>
+      <w:r>
+        <w:rPr>
+          <w:b/>
+          <w:sz w:val="21"/>
+        </w:rPr>
+        <w:t xml:space="preserve">M6-03  </w:t>
+      </w:r>
+      <w:r>
+        <w:rPr>
+          <w:b/>
+          <w:color w:val="1A1A1A"/>
+          <w:sz w:val="21"/>
+        </w:rPr>
+        <w:t>자주 주는 선물이나 챙김</w:t>
+      </w:r>
+      <w:r>
+        <w:rPr>
+          <w:color w:val="6E6E6E"/>
+          <w:sz w:val="17"/>
+        </w:rPr>
+        <w:t xml:space="preserve">   최대 3개</w:t>
+      </w:r>
+    </w:p>
     <w:p>
       <w:pPr>
         <w:spacing w:before="0" w:after="60" w:line="312" w:lineRule="auto"/>
@@ -5903,7 +6135,7 @@
           <w:color w:val="1A1A1A"/>
           <w:sz w:val="20"/>
         </w:rPr>
-        <w:t>____________________________________________________</w:t>
+        <w:t>□ 용돈  □ 간식·과일  □ 반찬·음식  □ 옷·생필품  □ 편지·문자  □ 없음</w:t>
       </w:r>
     </w:p>
     <w:p>
@@ -5917,7 +6149,21 @@
           <w:color w:val="1A1A1A"/>
           <w:sz w:val="20"/>
         </w:rPr>
-        <w:t>____________________________________________________</w:t>
+        <w:t>□ 직접 입력 → ____________________</w:t>
+      </w:r>
+    </w:p>
+    <w:p>
+      <w:pPr>
+        <w:spacing w:before="0" w:after="60" w:line="312" w:lineRule="auto"/>
+        <w:ind w:left="227"/>
+      </w:pPr>
+      <w:r>
+        <w:rPr>
+          <w:b w:val="0"/>
+          <w:color w:val="1A1A1A"/>
+          <w:sz w:val="20"/>
+        </w:rPr>
+        <w:t>장면 (선택):</w:t>
       </w:r>
     </w:p>
     <w:p>
@@ -5931,7 +6177,7 @@
           <w:b/>
           <w:sz w:val="21"/>
         </w:rPr>
-        <w:t xml:space="preserve">M6-03  </w:t>
+        <w:t xml:space="preserve">M6-04  </w:t>
       </w:r>
       <w:r>
         <w:rPr>
@@ -5939,93 +6185,22 @@
           <w:color w:val="1A1A1A"/>
           <w:sz w:val="21"/>
         </w:rPr>
-        <w:t>자주 주는 선물이나 챙김</w:t>
+        <w:t>자주 계시던 장소</w:t>
       </w:r>
       <w:r>
         <w:rPr>
           <w:color w:val="6E6E6E"/>
           <w:sz w:val="17"/>
         </w:rPr>
-        <w:t xml:space="preserve">   최대 3개</w:t>
-      </w:r>
-    </w:p>
-    <w:p>
-      <w:pPr>
-        <w:spacing w:before="0" w:after="60" w:line="312" w:lineRule="auto"/>
-        <w:ind w:left="227"/>
-      </w:pPr>
+        <w:t xml:space="preserve">   표 0~5행</w:t>
+      </w:r>
+      <w:r>
+        <w:br/>
+      </w:r>
       <w:r>
         <w:rPr>
           <w:b w:val="0"/>
-          <w:color w:val="1A1A1A"/>
-          <w:sz w:val="20"/>
-        </w:rPr>
-        <w:t>□ 용돈  □ 간식·과일  □ 반찬·음식  □ 옷·생필품  □ 편지·문자  □ 없음</w:t>
-      </w:r>
-    </w:p>
-    <w:p>
-      <w:pPr>
-        <w:spacing w:before="0" w:after="60" w:line="312" w:lineRule="auto"/>
-        <w:ind w:left="227"/>
-      </w:pPr>
-      <w:r>
-        <w:rPr>
-          <w:b w:val="0"/>
-          <w:color w:val="1A1A1A"/>
-          <w:sz w:val="20"/>
-        </w:rPr>
-        <w:t>□ 직접 입력 → ____________________</w:t>
-      </w:r>
-    </w:p>
-    <w:p>
-      <w:pPr>
-        <w:spacing w:before="0" w:after="60" w:line="312" w:lineRule="auto"/>
-        <w:ind w:left="227"/>
-      </w:pPr>
-      <w:r>
-        <w:rPr>
-          <w:b w:val="0"/>
-          <w:color w:val="1A1A1A"/>
-          <w:sz w:val="20"/>
-        </w:rPr>
-        <w:t>장면 (선택):</w:t>
-      </w:r>
-    </w:p>
-    <w:p>
-      <w:pPr>
-        <w:spacing w:before="260" w:after="120" w:line="300" w:lineRule="auto"/>
-        <w:ind w:left="113" w:right="113"/>
-        <w:shd w:val="clear" w:fill="F1F5F9"/>
-      </w:pPr>
-      <w:r>
-        <w:rPr>
-          <w:b/>
-          <w:sz w:val="21"/>
-        </w:rPr>
-        <w:t xml:space="preserve">M6-04  </w:t>
-      </w:r>
-      <w:r>
-        <w:rPr>
-          <w:b/>
-          <w:color w:val="1A1A1A"/>
-          <w:sz w:val="21"/>
-        </w:rPr>
-        <w:t>자주 계시던 장소</w:t>
-      </w:r>
-      <w:r>
-        <w:rPr>
-          <w:color w:val="6E6E6E"/>
-          <w:sz w:val="17"/>
-        </w:rPr>
-        <w:t xml:space="preserve">   표 0~5행</w:t>
-      </w:r>
-      <w:r>
-        <w:br/>
-      </w:r>
-      <w:r>
-        <w:rPr>
-          <w:b w:val="0"/>
-          <w:color w:val="6E6E6E"/>
+          <w:color w:val="B03A2B"/>
           <w:sz w:val="17"/>
         </w:rPr>
         <w:t>예: 부엌 — 요리 / 중앙공원 — 산책</w:t>
@@ -6289,7 +6464,7 @@
       <w:r>
         <w:rPr>
           <w:b w:val="0"/>
-          <w:color w:val="6E6E6E"/>
+          <w:color w:val="B03A2B"/>
           <w:sz w:val="17"/>
         </w:rPr>
         <w:t>예: UFC 시청 — 주말마다 / 요리 — 매일 / 드라마 — 저녁</w:t>
@@ -7253,7 +7428,7 @@
       <w:r>
         <w:rPr>
           <w:b w:val="0"/>
-          <w:color w:val="6E6E6E"/>
+          <w:color w:val="B03A2B"/>
           <w:sz w:val="17"/>
         </w:rPr>
         <w:t>예: "그건 내가 잘 모르겠구나"</w:t>
@@ -8522,33 +8697,37 @@
         <w:t>가이드: 마지막으로 나눈 대화, 그분이 남긴 말, 가족이 해드린 것. 의료 세부는 쓰지 않아도 돼요</w:t>
       </w:r>
     </w:p>
-    <w:p>
-      <w:pPr>
-        <w:spacing w:before="0" w:after="60" w:line="312" w:lineRule="auto"/>
-        <w:ind w:left="227"/>
-      </w:pPr>
-      <w:r>
-        <w:rPr>
-          <w:b w:val="0"/>
-          <w:color w:val="1A1A1A"/>
-          <w:sz w:val="20"/>
-        </w:rPr>
-        <w:t>____________________________________________________</w:t>
-      </w:r>
-    </w:p>
-    <w:p>
-      <w:pPr>
-        <w:spacing w:before="0" w:after="60" w:line="312" w:lineRule="auto"/>
-        <w:ind w:left="227"/>
-      </w:pPr>
-      <w:r>
-        <w:rPr>
-          <w:b w:val="0"/>
-          <w:color w:val="1A1A1A"/>
-          <w:sz w:val="20"/>
-        </w:rPr>
-        <w:t>____________________________________________________</w:t>
-      </w:r>
+    <w:tbl>
+      <w:tblPr>
+        <w:tblStyle w:val="TableGrid"/>
+        <w:tblW w:type="auto" w:w="0"/>
+        <w:tblLook w:firstColumn="1" w:firstRow="1" w:lastColumn="0" w:lastRow="0" w:noHBand="0" w:noVBand="1" w:val="04A0"/>
+      </w:tblPr>
+      <w:tblGrid>
+        <w:gridCol w:w="9746"/>
+      </w:tblGrid>
+      <w:tr>
+        <w:tc>
+          <w:tcPr>
+            <w:tcW w:type="dxa" w:w="9746"/>
+          </w:tcPr>
+          <w:p>
+            <w:pPr>
+              <w:spacing w:before="40" w:after="40" w:line="312" w:lineRule="auto"/>
+            </w:pPr>
+          </w:p>
+          <w:p>
+            <w:pPr>
+              <w:spacing w:after="40" w:line="312" w:lineRule="auto"/>
+            </w:pPr>
+          </w:p>
+        </w:tc>
+      </w:tr>
+    </w:tbl>
+    <w:p>
+      <w:pPr>
+        <w:spacing w:after="40"/>
+      </w:pPr>
     </w:p>
     <w:p>
       <w:pPr>
@@ -8933,6 +9112,67 @@
         <w:t xml:space="preserve">   서술 1~3문장</w:t>
       </w:r>
     </w:p>
+    <w:tbl>
+      <w:tblPr>
+        <w:tblStyle w:val="TableGrid"/>
+        <w:tblW w:type="auto" w:w="0"/>
+        <w:tblLook w:firstColumn="1" w:firstRow="1" w:lastColumn="0" w:lastRow="0" w:noHBand="0" w:noVBand="1" w:val="04A0"/>
+      </w:tblPr>
+      <w:tblGrid>
+        <w:gridCol w:w="9746"/>
+      </w:tblGrid>
+      <w:tr>
+        <w:tc>
+          <w:tcPr>
+            <w:tcW w:type="dxa" w:w="9746"/>
+          </w:tcPr>
+          <w:p>
+            <w:pPr>
+              <w:spacing w:before="40" w:after="40" w:line="312" w:lineRule="auto"/>
+            </w:pPr>
+          </w:p>
+          <w:p>
+            <w:pPr>
+              <w:spacing w:after="40" w:line="312" w:lineRule="auto"/>
+            </w:pPr>
+          </w:p>
+        </w:tc>
+      </w:tr>
+    </w:tbl>
+    <w:p>
+      <w:pPr>
+        <w:spacing w:after="40"/>
+      </w:pPr>
+    </w:p>
+    <w:p>
+      <w:pPr>
+        <w:spacing w:before="260" w:after="120" w:line="300" w:lineRule="auto"/>
+        <w:ind w:left="113" w:right="113"/>
+        <w:shd w:val="clear" w:fill="F1F5F9"/>
+      </w:pPr>
+      <w:r>
+        <w:rPr>
+          <w:b/>
+          <w:sz w:val="21"/>
+        </w:rPr>
+        <w:t xml:space="preserve">T2-04  </w:t>
+      </w:r>
+      <w:r>
+        <w:rPr>
+          <w:b/>
+          <w:color w:val="1A1A1A"/>
+          <w:sz w:val="21"/>
+        </w:rPr>
+        <w:t>가족이 나중에 내 목소리를 들을 때 무엇을 느꼈으면 하나요?</w:t>
+      </w:r>
+      <w:r>
+        <w:rPr>
+          <w:color w:val="6E6E6E"/>
+          <w:sz w:val="17"/>
+        </w:rPr>
+        <w:t xml:space="preserve">   하나 선택 + 서술</w:t>
+      </w:r>
+    </w:p>
     <w:p>
       <w:pPr>
         <w:spacing w:before="0" w:after="60" w:line="312" w:lineRule="auto"/>
@@ -8944,7 +9184,7 @@
           <w:color w:val="1A1A1A"/>
           <w:sz w:val="20"/>
         </w:rPr>
-        <w:t>____________________________________________________</w:t>
+        <w:t>□ 위로  □ 웃음  □ 그리움보다 평온  □ 용기  □ 직접 입력 → ____________________</w:t>
       </w:r>
     </w:p>
     <w:p>
@@ -8958,7 +9198,7 @@
           <w:color w:val="1A1A1A"/>
           <w:sz w:val="20"/>
         </w:rPr>
-        <w:t>____________________________________________________</w:t>
+        <w:t>이유 (선택, 1~2문장):</w:t>
       </w:r>
     </w:p>
     <w:p>
@@ -8972,7 +9212,7 @@
           <w:b/>
           <w:sz w:val="21"/>
         </w:rPr>
-        <w:t xml:space="preserve">T2-04  </w:t>
+        <w:t xml:space="preserve">T2-05  </w:t>
       </w:r>
       <w:r>
         <w:rPr>
@@ -8980,14 +9220,7 @@
           <w:color w:val="1A1A1A"/>
           <w:sz w:val="21"/>
         </w:rPr>
-        <w:t>가족이 나중에 내 목소리를 들을 때 무엇을 느꼈으면 하나요?</w:t>
-      </w:r>
-      <w:r>
-        <w:rPr>
-          <w:color w:val="6E6E6E"/>
-          <w:sz w:val="17"/>
-        </w:rPr>
-        <w:t xml:space="preserve">   하나 선택 + 서술</w:t>
+        <w:t>사후 사용 여부는 여기서 정하지 않아요. 별도 동의서에서만 정합니다.</w:t>
       </w:r>
     </w:p>
     <w:p>
@@ -9001,7 +9234,50 @@
           <w:color w:val="1A1A1A"/>
           <w:sz w:val="20"/>
         </w:rPr>
-        <w:t>□ 위로  □ 웃음  □ 그리움보다 평온  □ 용기  □ 직접 입력 → ____________________</w:t>
+        <w:t>□ 확인</w:t>
+      </w:r>
+    </w:p>
+    <w:p>
+      <w:pPr>
+        <w:spacing w:before="320" w:after="120" w:line="312" w:lineRule="auto"/>
+        <w:ind w:left="0"/>
+      </w:pPr>
+      <w:r>
+        <w:rPr>
+          <w:b/>
+          <w:color w:val="1F4E79"/>
+          <w:sz w:val="24"/>
+        </w:rPr>
+        <w:t>T3. 원거리 가족 (멀리 계시지만 대화 가능한 분)</w:t>
+      </w:r>
+    </w:p>
+    <w:p>
+      <w:pPr>
+        <w:spacing w:before="260" w:after="120" w:line="300" w:lineRule="auto"/>
+        <w:ind w:left="113" w:right="113"/>
+        <w:shd w:val="clear" w:fill="F1F5F9"/>
+      </w:pPr>
+      <w:r>
+        <w:rPr>
+          <w:b/>
+          <w:sz w:val="21"/>
+        </w:rPr>
+        <w:t xml:space="preserve">T3-01  </w:t>
+      </w:r>
+      <w:r>
+        <w:rPr>
+          <w:b/>
+          <w:color w:val="1A1A1A"/>
+          <w:sz w:val="21"/>
+        </w:rPr>
+        <w:t>그분께 어떤 질문부터 보낼까요?</w:t>
+      </w:r>
+      <w:r>
+        <w:rPr>
+          <w:color w:val="6E6E6E"/>
+          <w:sz w:val="17"/>
+        </w:rPr>
+        <w:t xml:space="preserve">   최대 5개</w:t>
       </w:r>
     </w:p>
     <w:p>
@@ -9015,7 +9291,7 @@
           <w:color w:val="1A1A1A"/>
           <w:sz w:val="20"/>
         </w:rPr>
-        <w:t>이유 (선택, 1~2문장):</w:t>
+        <w:t>문항 목록에서 선택 · 기본 추천: C5-b · C7 · M3-01 · M5-06 · M6-01</w:t>
       </w:r>
     </w:p>
     <w:p>
@@ -9029,7 +9305,7 @@
           <w:b/>
           <w:sz w:val="21"/>
         </w:rPr>
-        <w:t xml:space="preserve">T2-05  </w:t>
+        <w:t xml:space="preserve">T3-02  </w:t>
       </w:r>
       <w:r>
         <w:rPr>
@@ -9037,7 +9313,7 @@
           <w:color w:val="1A1A1A"/>
           <w:sz w:val="21"/>
         </w:rPr>
-        <w:t>사후 사용 여부는 여기서 정하지 않아요. 별도 동의서에서만 정합니다.</w:t>
+        <w:t>그분 본인의 동의 낭독이 필요해요. 링크의 첫 질문으로 보내드릴까요?</w:t>
       </w:r>
     </w:p>
     <w:p>
@@ -9051,7 +9327,43 @@
           <w:color w:val="1A1A1A"/>
           <w:sz w:val="20"/>
         </w:rPr>
-        <w:t>□ 확인</w:t>
+        <w:t>□ 예  □ 나중에</w:t>
+      </w:r>
+    </w:p>
+    <w:p>
+      <w:pPr>
+        <w:spacing w:before="260" w:after="120" w:line="300" w:lineRule="auto"/>
+        <w:ind w:left="113" w:right="113"/>
+        <w:shd w:val="clear" w:fill="F1F5F9"/>
+      </w:pPr>
+      <w:r>
+        <w:rPr>
+          <w:b/>
+          <w:sz w:val="21"/>
+        </w:rPr>
+        <w:t xml:space="preserve">T3-03  </w:t>
+      </w:r>
+      <w:r>
+        <w:rPr>
+          <w:b/>
+          <w:color w:val="1A1A1A"/>
+          <w:sz w:val="21"/>
+        </w:rPr>
+        <w:t>그분과 보통 얼마나 자주 통화하세요?</w:t>
+      </w:r>
+    </w:p>
+    <w:p>
+      <w:pPr>
+        <w:spacing w:before="0" w:after="60" w:line="312" w:lineRule="auto"/>
+        <w:ind w:left="227"/>
+      </w:pPr>
+      <w:r>
+        <w:rPr>
+          <w:b w:val="0"/>
+          <w:color w:val="1A1A1A"/>
+          <w:sz w:val="20"/>
+        </w:rPr>
+        <w:t>□ 거의 매일  □ 주 1~2회  □ 월 1~2회  □ 드물게</w:t>
       </w:r>
     </w:p>
     <w:p>
@@ -9065,7 +9377,7 @@
           <w:color w:val="1F4E79"/>
           <w:sz w:val="24"/>
         </w:rPr>
-        <w:t>T3. 원거리 가족 (멀리 계시지만 대화 가능한 분)</w:t>
+        <w:t>T4. 기념 시점</w:t>
       </w:r>
     </w:p>
     <w:p>
@@ -9079,7 +9391,7 @@
           <w:b/>
           <w:sz w:val="21"/>
         </w:rPr>
-        <w:t xml:space="preserve">T3-01  </w:t>
+        <w:t xml:space="preserve">T4-01  </w:t>
       </w:r>
       <w:r>
         <w:rPr>
@@ -9087,14 +9399,14 @@
           <w:color w:val="1A1A1A"/>
           <w:sz w:val="21"/>
         </w:rPr>
-        <w:t>그분께 어떤 질문부터 보낼까요?</w:t>
+        <w:t>이 시점을 남기려는 계기는?</w:t>
       </w:r>
       <w:r>
         <w:rPr>
           <w:color w:val="6E6E6E"/>
           <w:sz w:val="17"/>
         </w:rPr>
-        <w:t xml:space="preserve">   최대 5개</w:t>
+        <w:t xml:space="preserve">   하나 선택 + 단답 30자</w:t>
       </w:r>
     </w:p>
     <w:p>
@@ -9108,7 +9420,21 @@
           <w:color w:val="1A1A1A"/>
           <w:sz w:val="20"/>
         </w:rPr>
-        <w:t>문항 목록에서 선택 · 기본 추천: C5-b · C7 · M3-01 · M5-06 · M6-01</w:t>
+        <w:t>□ 생일·환갑·칠순  □ 결혼·출산  □ 입대·유학·이민  □ 졸업·취업  □ 투병 전후</w:t>
+      </w:r>
+    </w:p>
+    <w:p>
+      <w:pPr>
+        <w:spacing w:before="0" w:after="60" w:line="312" w:lineRule="auto"/>
+        <w:ind w:left="227"/>
+      </w:pPr>
+      <w:r>
+        <w:rPr>
+          <w:b w:val="0"/>
+          <w:color w:val="1A1A1A"/>
+          <w:sz w:val="20"/>
+        </w:rPr>
+        <w:t>□ 직접 입력 → ____________________</w:t>
       </w:r>
     </w:p>
     <w:p>
@@ -9122,7 +9448,7 @@
           <w:b/>
           <w:sz w:val="21"/>
         </w:rPr>
-        <w:t xml:space="preserve">T3-02  </w:t>
+        <w:t xml:space="preserve">T4-02  </w:t>
       </w:r>
       <w:r>
         <w:rPr>
@@ -9130,7 +9456,70 @@
           <w:color w:val="1A1A1A"/>
           <w:sz w:val="21"/>
         </w:rPr>
-        <w:t>그분 본인의 동의 낭독이 필요해요. 링크의 첫 질문으로 보내드릴까요?</w:t>
+        <w:t>지금의 그분을 대표하는 것 하나</w:t>
+      </w:r>
+      <w:r>
+        <w:rPr>
+          <w:color w:val="6E6E6E"/>
+          <w:sz w:val="17"/>
+        </w:rPr>
+        <w:t xml:space="preserve">   단답 40자</w:t>
+      </w:r>
+    </w:p>
+    <w:tbl>
+      <w:tblPr>
+        <w:tblStyle w:val="TableGrid"/>
+        <w:tblW w:type="auto" w:w="0"/>
+        <w:tblLook w:firstColumn="1" w:firstRow="1" w:lastColumn="0" w:lastRow="0" w:noHBand="0" w:noVBand="1" w:val="04A0"/>
+      </w:tblPr>
+      <w:tblGrid>
+        <w:gridCol w:w="9746"/>
+      </w:tblGrid>
+      <w:tr>
+        <w:tc>
+          <w:tcPr>
+            <w:tcW w:type="dxa" w:w="9746"/>
+          </w:tcPr>
+          <w:p>
+            <w:pPr>
+              <w:spacing w:before="40" w:after="40" w:line="312" w:lineRule="auto"/>
+            </w:pPr>
+          </w:p>
+        </w:tc>
+      </w:tr>
+    </w:tbl>
+    <w:p>
+      <w:pPr>
+        <w:spacing w:after="40"/>
+      </w:pPr>
+    </w:p>
+    <w:p>
+      <w:pPr>
+        <w:spacing w:before="260" w:after="120" w:line="300" w:lineRule="auto"/>
+        <w:ind w:left="113" w:right="113"/>
+        <w:shd w:val="clear" w:fill="F1F5F9"/>
+      </w:pPr>
+      <w:r>
+        <w:rPr>
+          <w:b/>
+          <w:sz w:val="21"/>
+        </w:rPr>
+        <w:t xml:space="preserve">T4-03  </w:t>
+      </w:r>
+      <w:r>
+        <w:rPr>
+          <w:b/>
+          <w:color w:val="1A1A1A"/>
+          <w:sz w:val="21"/>
+        </w:rPr>
+        <w:t>몇 년 뒤의 가족에게 지금의 그분이 해주고 싶은 말</w:t>
+      </w:r>
+      <w:r>
+        <w:rPr>
+          <w:color w:val="6E6E6E"/>
+          <w:sz w:val="17"/>
+        </w:rPr>
+        <w:t xml:space="preserve">   서술 1~3문장</w:t>
       </w:r>
     </w:p>
     <w:p>
@@ -9144,229 +9533,40 @@
           <w:color w:val="1A1A1A"/>
           <w:sz w:val="20"/>
         </w:rPr>
-        <w:t>□ 예  □ 나중에</w:t>
-      </w:r>
-    </w:p>
-    <w:p>
-      <w:pPr>
-        <w:spacing w:before="260" w:after="120" w:line="300" w:lineRule="auto"/>
-        <w:ind w:left="113" w:right="113"/>
-        <w:shd w:val="clear" w:fill="F1F5F9"/>
-      </w:pPr>
-      <w:r>
-        <w:rPr>
-          <w:b/>
-          <w:sz w:val="21"/>
-        </w:rPr>
-        <w:t xml:space="preserve">T3-03  </w:t>
-      </w:r>
-      <w:r>
-        <w:rPr>
-          <w:b/>
-          <w:color w:val="1A1A1A"/>
-          <w:sz w:val="21"/>
-        </w:rPr>
-        <w:t>그분과 보통 얼마나 자주 통화하세요?</w:t>
-      </w:r>
-    </w:p>
-    <w:p>
-      <w:pPr>
-        <w:spacing w:before="0" w:after="60" w:line="312" w:lineRule="auto"/>
-        <w:ind w:left="227"/>
-      </w:pPr>
-      <w:r>
-        <w:rPr>
-          <w:b w:val="0"/>
-          <w:color w:val="1A1A1A"/>
-          <w:sz w:val="20"/>
-        </w:rPr>
-        <w:t>□ 거의 매일  □ 주 1~2회  □ 월 1~2회  □ 드물게</w:t>
-      </w:r>
-    </w:p>
-    <w:p>
-      <w:pPr>
-        <w:spacing w:before="320" w:after="120" w:line="312" w:lineRule="auto"/>
-        <w:ind w:left="0"/>
-      </w:pPr>
-      <w:r>
-        <w:rPr>
-          <w:b/>
-          <w:color w:val="1F4E79"/>
-          <w:sz w:val="24"/>
-        </w:rPr>
-        <w:t>T4. 기념 시점</w:t>
-      </w:r>
-    </w:p>
-    <w:p>
-      <w:pPr>
-        <w:spacing w:before="260" w:after="120" w:line="300" w:lineRule="auto"/>
-        <w:ind w:left="113" w:right="113"/>
-        <w:shd w:val="clear" w:fill="F1F5F9"/>
-      </w:pPr>
-      <w:r>
-        <w:rPr>
-          <w:b/>
-          <w:sz w:val="21"/>
-        </w:rPr>
-        <w:t xml:space="preserve">T4-01  </w:t>
-      </w:r>
-      <w:r>
-        <w:rPr>
-          <w:b/>
-          <w:color w:val="1A1A1A"/>
-          <w:sz w:val="21"/>
-        </w:rPr>
-        <w:t>이 시점을 남기려는 계기는?</w:t>
-      </w:r>
-      <w:r>
-        <w:rPr>
-          <w:color w:val="6E6E6E"/>
-          <w:sz w:val="17"/>
-        </w:rPr>
-        <w:t xml:space="preserve">   하나 선택 + 단답 30자</w:t>
-      </w:r>
-    </w:p>
-    <w:p>
-      <w:pPr>
-        <w:spacing w:before="0" w:after="60" w:line="312" w:lineRule="auto"/>
-        <w:ind w:left="227"/>
-      </w:pPr>
-      <w:r>
-        <w:rPr>
-          <w:b w:val="0"/>
-          <w:color w:val="1A1A1A"/>
-          <w:sz w:val="20"/>
-        </w:rPr>
-        <w:t>□ 생일·환갑·칠순  □ 결혼·출산  □ 입대·유학·이민  □ 졸업·취업  □ 투병 전후</w:t>
-      </w:r>
-    </w:p>
-    <w:p>
-      <w:pPr>
-        <w:spacing w:before="0" w:after="60" w:line="312" w:lineRule="auto"/>
-        <w:ind w:left="227"/>
-      </w:pPr>
-      <w:r>
-        <w:rPr>
-          <w:b w:val="0"/>
-          <w:color w:val="1A1A1A"/>
-          <w:sz w:val="20"/>
-        </w:rPr>
-        <w:t>□ 직접 입력 → ____________________</w:t>
-      </w:r>
-    </w:p>
-    <w:p>
-      <w:pPr>
-        <w:spacing w:before="260" w:after="120" w:line="300" w:lineRule="auto"/>
-        <w:ind w:left="113" w:right="113"/>
-        <w:shd w:val="clear" w:fill="F1F5F9"/>
-      </w:pPr>
-      <w:r>
-        <w:rPr>
-          <w:b/>
-          <w:sz w:val="21"/>
-        </w:rPr>
-        <w:t xml:space="preserve">T4-02  </w:t>
-      </w:r>
-      <w:r>
-        <w:rPr>
-          <w:b/>
-          <w:color w:val="1A1A1A"/>
-          <w:sz w:val="21"/>
-        </w:rPr>
-        <w:t>지금의 그분을 대표하는 것 하나</w:t>
-      </w:r>
-      <w:r>
-        <w:rPr>
-          <w:color w:val="6E6E6E"/>
-          <w:sz w:val="17"/>
-        </w:rPr>
-        <w:t xml:space="preserve">   단답 40자</w:t>
-      </w:r>
-    </w:p>
-    <w:p>
-      <w:pPr>
-        <w:spacing w:before="0" w:after="60" w:line="312" w:lineRule="auto"/>
-        <w:ind w:left="227"/>
-      </w:pPr>
-      <w:r>
-        <w:rPr>
-          <w:b w:val="0"/>
-          <w:color w:val="1A1A1A"/>
-          <w:sz w:val="20"/>
-        </w:rPr>
-        <w:t>____________________</w:t>
-      </w:r>
-    </w:p>
-    <w:p>
-      <w:pPr>
-        <w:spacing w:before="260" w:after="120" w:line="300" w:lineRule="auto"/>
-        <w:ind w:left="113" w:right="113"/>
-        <w:shd w:val="clear" w:fill="F1F5F9"/>
-      </w:pPr>
-      <w:r>
-        <w:rPr>
-          <w:b/>
-          <w:sz w:val="21"/>
-        </w:rPr>
-        <w:t xml:space="preserve">T4-03  </w:t>
-      </w:r>
-      <w:r>
-        <w:rPr>
-          <w:b/>
-          <w:color w:val="1A1A1A"/>
-          <w:sz w:val="21"/>
-        </w:rPr>
-        <w:t>몇 년 뒤의 가족에게 지금의 그분이 해주고 싶은 말</w:t>
-      </w:r>
-      <w:r>
-        <w:rPr>
-          <w:color w:val="6E6E6E"/>
-          <w:sz w:val="17"/>
-        </w:rPr>
-        <w:t xml:space="preserve">   서술 1~3문장</w:t>
-      </w:r>
-    </w:p>
-    <w:p>
-      <w:pPr>
-        <w:spacing w:before="0" w:after="60" w:line="312" w:lineRule="auto"/>
-        <w:ind w:left="227"/>
-      </w:pPr>
-      <w:r>
-        <w:rPr>
-          <w:b w:val="0"/>
-          <w:color w:val="1A1A1A"/>
-          <w:sz w:val="20"/>
-        </w:rPr>
         <w:t>받는 사람: ____________</w:t>
       </w:r>
     </w:p>
-    <w:p>
-      <w:pPr>
-        <w:spacing w:before="0" w:after="60" w:line="312" w:lineRule="auto"/>
-        <w:ind w:left="227"/>
-      </w:pPr>
-      <w:r>
-        <w:rPr>
-          <w:b w:val="0"/>
-          <w:color w:val="1A1A1A"/>
-          <w:sz w:val="20"/>
-        </w:rPr>
-        <w:t>____________________________________________________</w:t>
-      </w:r>
-    </w:p>
-    <w:p>
-      <w:pPr>
-        <w:spacing w:before="0" w:after="60" w:line="312" w:lineRule="auto"/>
-        <w:ind w:left="227"/>
-      </w:pPr>
-      <w:r>
-        <w:rPr>
-          <w:b w:val="0"/>
-          <w:color w:val="1A1A1A"/>
-          <w:sz w:val="20"/>
-        </w:rPr>
-        <w:t>____________________________________________________</w:t>
-      </w:r>
+    <w:tbl>
+      <w:tblPr>
+        <w:tblStyle w:val="TableGrid"/>
+        <w:tblW w:type="auto" w:w="0"/>
+        <w:tblLook w:firstColumn="1" w:firstRow="1" w:lastColumn="0" w:lastRow="0" w:noHBand="0" w:noVBand="1" w:val="04A0"/>
+      </w:tblPr>
+      <w:tblGrid>
+        <w:gridCol w:w="9746"/>
+      </w:tblGrid>
+      <w:tr>
+        <w:tc>
+          <w:tcPr>
+            <w:tcW w:type="dxa" w:w="9746"/>
+          </w:tcPr>
+          <w:p>
+            <w:pPr>
+              <w:spacing w:before="40" w:after="40" w:line="312" w:lineRule="auto"/>
+            </w:pPr>
+          </w:p>
+          <w:p>
+            <w:pPr>
+              <w:spacing w:after="40" w:line="312" w:lineRule="auto"/>
+            </w:pPr>
+          </w:p>
+        </w:tc>
+      </w:tr>
+    </w:tbl>
+    <w:p>
+      <w:pPr>
+        <w:spacing w:after="40"/>
+      </w:pPr>
     </w:p>
     <w:p>
       <w:pPr>

--- a/ai/docs/Persona_Intake_시험지.docx
+++ b/ai/docs/Persona_Intake_시험지.docx
@@ -91,15 +91,16 @@
       <w:tblPr>
         <w:tblStyle w:val="TableGrid"/>
         <w:tblW w:type="auto" w:w="0"/>
+        <w:tblLayout w:type="fixed"/>
         <w:tblLook w:firstColumn="1" w:firstRow="1" w:lastColumn="0" w:lastRow="0" w:noHBand="0" w:noVBand="1" w:val="04A0"/>
       </w:tblPr>
       <w:tblGrid>
-        <w:gridCol w:w="9746"/>
+        <w:gridCol w:w="5556"/>
       </w:tblGrid>
       <w:tr>
         <w:tc>
           <w:tcPr>
-            <w:tcW w:type="dxa" w:w="9746"/>
+            <w:tcW w:type="dxa" w:w="5556"/>
           </w:tcPr>
           <w:p>
             <w:pPr>
@@ -229,15 +230,16 @@
       <w:tblPr>
         <w:tblStyle w:val="TableGrid"/>
         <w:tblW w:type="auto" w:w="0"/>
+        <w:tblLayout w:type="fixed"/>
         <w:tblLook w:firstColumn="1" w:firstRow="1" w:lastColumn="0" w:lastRow="0" w:noHBand="0" w:noVBand="1" w:val="04A0"/>
       </w:tblPr>
       <w:tblGrid>
-        <w:gridCol w:w="9746"/>
+        <w:gridCol w:w="4365"/>
       </w:tblGrid>
       <w:tr>
         <w:tc>
           <w:tcPr>
-            <w:tcW w:type="dxa" w:w="9746"/>
+            <w:tcW w:type="dxa" w:w="4365"/>
           </w:tcPr>
           <w:p>
             <w:pPr>
@@ -446,15 +448,16 @@
       <w:tblPr>
         <w:tblStyle w:val="TableGrid"/>
         <w:tblW w:type="auto" w:w="0"/>
+        <w:tblLayout w:type="fixed"/>
         <w:tblLook w:firstColumn="1" w:firstRow="1" w:lastColumn="0" w:lastRow="0" w:noHBand="0" w:noVBand="1" w:val="04A0"/>
       </w:tblPr>
       <w:tblGrid>
-        <w:gridCol w:w="9746"/>
+        <w:gridCol w:w="9978"/>
       </w:tblGrid>
       <w:tr>
         <w:tc>
           <w:tcPr>
-            <w:tcW w:type="dxa" w:w="9746"/>
+            <w:tcW w:type="dxa" w:w="9978"/>
           </w:tcPr>
           <w:p>
             <w:pPr>
@@ -611,15 +614,16 @@
       <w:tblPr>
         <w:tblStyle w:val="TableGrid"/>
         <w:tblW w:type="auto" w:w="0"/>
+        <w:tblLayout w:type="fixed"/>
         <w:tblLook w:firstColumn="1" w:firstRow="1" w:lastColumn="0" w:lastRow="0" w:noHBand="0" w:noVBand="1" w:val="04A0"/>
       </w:tblPr>
       <w:tblGrid>
-        <w:gridCol w:w="9746"/>
+        <w:gridCol w:w="4365"/>
       </w:tblGrid>
       <w:tr>
         <w:tc>
           <w:tcPr>
-            <w:tcW w:type="dxa" w:w="9746"/>
+            <w:tcW w:type="dxa" w:w="4365"/>
           </w:tcPr>
           <w:p>
             <w:pPr>
@@ -678,15 +682,16 @@
       <w:tblPr>
         <w:tblStyle w:val="TableGrid"/>
         <w:tblW w:type="auto" w:w="0"/>
+        <w:tblLayout w:type="fixed"/>
         <w:tblLook w:firstColumn="1" w:firstRow="1" w:lastColumn="0" w:lastRow="0" w:noHBand="0" w:noVBand="1" w:val="04A0"/>
       </w:tblPr>
       <w:tblGrid>
-        <w:gridCol w:w="9746"/>
+        <w:gridCol w:w="4365"/>
       </w:tblGrid>
       <w:tr>
         <w:tc>
           <w:tcPr>
-            <w:tcW w:type="dxa" w:w="9746"/>
+            <w:tcW w:type="dxa" w:w="4365"/>
           </w:tcPr>
           <w:p>
             <w:pPr>
@@ -745,15 +750,16 @@
       <w:tblPr>
         <w:tblStyle w:val="TableGrid"/>
         <w:tblW w:type="auto" w:w="0"/>
+        <w:tblLayout w:type="fixed"/>
         <w:tblLook w:firstColumn="1" w:firstRow="1" w:lastColumn="0" w:lastRow="0" w:noHBand="0" w:noVBand="1" w:val="04A0"/>
       </w:tblPr>
       <w:tblGrid>
-        <w:gridCol w:w="9746"/>
+        <w:gridCol w:w="9978"/>
       </w:tblGrid>
       <w:tr>
         <w:tc>
           <w:tcPr>
-            <w:tcW w:type="dxa" w:w="9746"/>
+            <w:tcW w:type="dxa" w:w="9978"/>
           </w:tcPr>
           <w:p>
             <w:pPr>
@@ -1355,15 +1361,16 @@
       <w:tblPr>
         <w:tblStyle w:val="TableGrid"/>
         <w:tblW w:type="auto" w:w="0"/>
+        <w:tblLayout w:type="fixed"/>
         <w:tblLook w:firstColumn="1" w:firstRow="1" w:lastColumn="0" w:lastRow="0" w:noHBand="0" w:noVBand="1" w:val="04A0"/>
       </w:tblPr>
       <w:tblGrid>
-        <w:gridCol w:w="9746"/>
+        <w:gridCol w:w="9978"/>
       </w:tblGrid>
       <w:tr>
         <w:tc>
           <w:tcPr>
-            <w:tcW w:type="dxa" w:w="9746"/>
+            <w:tcW w:type="dxa" w:w="9978"/>
           </w:tcPr>
           <w:p>
             <w:pPr>
@@ -1422,15 +1429,16 @@
       <w:tblPr>
         <w:tblStyle w:val="TableGrid"/>
         <w:tblW w:type="auto" w:w="0"/>
+        <w:tblLayout w:type="fixed"/>
         <w:tblLook w:firstColumn="1" w:firstRow="1" w:lastColumn="0" w:lastRow="0" w:noHBand="0" w:noVBand="1" w:val="04A0"/>
       </w:tblPr>
       <w:tblGrid>
-        <w:gridCol w:w="9746"/>
+        <w:gridCol w:w="9978"/>
       </w:tblGrid>
       <w:tr>
         <w:tc>
           <w:tcPr>
-            <w:tcW w:type="dxa" w:w="9746"/>
+            <w:tcW w:type="dxa" w:w="9978"/>
           </w:tcPr>
           <w:p>
             <w:pPr>
@@ -1621,15 +1629,16 @@
       <w:tblPr>
         <w:tblStyle w:val="TableGrid"/>
         <w:tblW w:type="auto" w:w="0"/>
+        <w:tblLayout w:type="fixed"/>
         <w:tblLook w:firstColumn="1" w:firstRow="1" w:lastColumn="0" w:lastRow="0" w:noHBand="0" w:noVBand="1" w:val="04A0"/>
       </w:tblPr>
       <w:tblGrid>
-        <w:gridCol w:w="9746"/>
+        <w:gridCol w:w="9978"/>
       </w:tblGrid>
       <w:tr>
         <w:tc>
           <w:tcPr>
-            <w:tcW w:type="dxa" w:w="9746"/>
+            <w:tcW w:type="dxa" w:w="9978"/>
           </w:tcPr>
           <w:p>
             <w:pPr>
@@ -2357,15 +2366,16 @@
       <w:tblPr>
         <w:tblStyle w:val="TableGrid"/>
         <w:tblW w:type="auto" w:w="0"/>
+        <w:tblLayout w:type="fixed"/>
         <w:tblLook w:firstColumn="1" w:firstRow="1" w:lastColumn="0" w:lastRow="0" w:noHBand="0" w:noVBand="1" w:val="04A0"/>
       </w:tblPr>
       <w:tblGrid>
-        <w:gridCol w:w="9746"/>
+        <w:gridCol w:w="9978"/>
       </w:tblGrid>
       <w:tr>
         <w:tc>
           <w:tcPr>
-            <w:tcW w:type="dxa" w:w="9746"/>
+            <w:tcW w:type="dxa" w:w="9978"/>
           </w:tcPr>
           <w:p>
             <w:pPr>
@@ -2429,15 +2439,16 @@
       <w:tblPr>
         <w:tblStyle w:val="TableGrid"/>
         <w:tblW w:type="auto" w:w="0"/>
+        <w:tblLayout w:type="fixed"/>
         <w:tblLook w:firstColumn="1" w:firstRow="1" w:lastColumn="0" w:lastRow="0" w:noHBand="0" w:noVBand="1" w:val="04A0"/>
       </w:tblPr>
       <w:tblGrid>
-        <w:gridCol w:w="9746"/>
+        <w:gridCol w:w="9978"/>
       </w:tblGrid>
       <w:tr>
         <w:tc>
           <w:tcPr>
-            <w:tcW w:type="dxa" w:w="9746"/>
+            <w:tcW w:type="dxa" w:w="9978"/>
           </w:tcPr>
           <w:p>
             <w:pPr>
@@ -2729,15 +2740,16 @@
       <w:tblPr>
         <w:tblStyle w:val="TableGrid"/>
         <w:tblW w:type="auto" w:w="0"/>
+        <w:tblLayout w:type="fixed"/>
         <w:tblLook w:firstColumn="1" w:firstRow="1" w:lastColumn="0" w:lastRow="0" w:noHBand="0" w:noVBand="1" w:val="04A0"/>
       </w:tblPr>
       <w:tblGrid>
-        <w:gridCol w:w="9746"/>
+        <w:gridCol w:w="9978"/>
       </w:tblGrid>
       <w:tr>
         <w:tc>
           <w:tcPr>
-            <w:tcW w:type="dxa" w:w="9746"/>
+            <w:tcW w:type="dxa" w:w="9978"/>
           </w:tcPr>
           <w:p>
             <w:pPr>
@@ -3011,15 +3023,16 @@
       <w:tblPr>
         <w:tblStyle w:val="TableGrid"/>
         <w:tblW w:type="auto" w:w="0"/>
+        <w:tblLayout w:type="fixed"/>
         <w:tblLook w:firstColumn="1" w:firstRow="1" w:lastColumn="0" w:lastRow="0" w:noHBand="0" w:noVBand="1" w:val="04A0"/>
       </w:tblPr>
       <w:tblGrid>
-        <w:gridCol w:w="9746"/>
+        <w:gridCol w:w="4365"/>
       </w:tblGrid>
       <w:tr>
         <w:tc>
           <w:tcPr>
-            <w:tcW w:type="dxa" w:w="9746"/>
+            <w:tcW w:type="dxa" w:w="4365"/>
           </w:tcPr>
           <w:p>
             <w:pPr>
@@ -3078,15 +3091,16 @@
       <w:tblPr>
         <w:tblStyle w:val="TableGrid"/>
         <w:tblW w:type="auto" w:w="0"/>
+        <w:tblLayout w:type="fixed"/>
         <w:tblLook w:firstColumn="1" w:firstRow="1" w:lastColumn="0" w:lastRow="0" w:noHBand="0" w:noVBand="1" w:val="04A0"/>
       </w:tblPr>
       <w:tblGrid>
-        <w:gridCol w:w="9746"/>
+        <w:gridCol w:w="4365"/>
       </w:tblGrid>
       <w:tr>
         <w:tc>
           <w:tcPr>
-            <w:tcW w:type="dxa" w:w="9746"/>
+            <w:tcW w:type="dxa" w:w="4365"/>
           </w:tcPr>
           <w:p>
             <w:pPr>
@@ -3355,15 +3369,16 @@
       <w:tblPr>
         <w:tblStyle w:val="TableGrid"/>
         <w:tblW w:type="auto" w:w="0"/>
+        <w:tblLayout w:type="fixed"/>
         <w:tblLook w:firstColumn="1" w:firstRow="1" w:lastColumn="0" w:lastRow="0" w:noHBand="0" w:noVBand="1" w:val="04A0"/>
       </w:tblPr>
       <w:tblGrid>
-        <w:gridCol w:w="9746"/>
+        <w:gridCol w:w="9978"/>
       </w:tblGrid>
       <w:tr>
         <w:tc>
           <w:tcPr>
-            <w:tcW w:type="dxa" w:w="9746"/>
+            <w:tcW w:type="dxa" w:w="9978"/>
           </w:tcPr>
           <w:p>
             <w:pPr>
@@ -3680,15 +3695,16 @@
       <w:tblPr>
         <w:tblStyle w:val="TableGrid"/>
         <w:tblW w:type="auto" w:w="0"/>
+        <w:tblLayout w:type="fixed"/>
         <w:tblLook w:firstColumn="1" w:firstRow="1" w:lastColumn="0" w:lastRow="0" w:noHBand="0" w:noVBand="1" w:val="04A0"/>
       </w:tblPr>
       <w:tblGrid>
-        <w:gridCol w:w="9746"/>
+        <w:gridCol w:w="9978"/>
       </w:tblGrid>
       <w:tr>
         <w:tc>
           <w:tcPr>
-            <w:tcW w:type="dxa" w:w="9746"/>
+            <w:tcW w:type="dxa" w:w="9978"/>
           </w:tcPr>
           <w:p>
             <w:pPr>
@@ -4827,15 +4843,16 @@
       <w:tblPr>
         <w:tblStyle w:val="TableGrid"/>
         <w:tblW w:type="auto" w:w="0"/>
+        <w:tblLayout w:type="fixed"/>
         <w:tblLook w:firstColumn="1" w:firstRow="1" w:lastColumn="0" w:lastRow="0" w:noHBand="0" w:noVBand="1" w:val="04A0"/>
       </w:tblPr>
       <w:tblGrid>
-        <w:gridCol w:w="9746"/>
+        <w:gridCol w:w="9978"/>
       </w:tblGrid>
       <w:tr>
         <w:tc>
           <w:tcPr>
-            <w:tcW w:type="dxa" w:w="9746"/>
+            <w:tcW w:type="dxa" w:w="9978"/>
           </w:tcPr>
           <w:p>
             <w:pPr>
@@ -4899,15 +4916,16 @@
       <w:tblPr>
         <w:tblStyle w:val="TableGrid"/>
         <w:tblW w:type="auto" w:w="0"/>
+        <w:tblLayout w:type="fixed"/>
         <w:tblLook w:firstColumn="1" w:firstRow="1" w:lastColumn="0" w:lastRow="0" w:noHBand="0" w:noVBand="1" w:val="04A0"/>
       </w:tblPr>
       <w:tblGrid>
-        <w:gridCol w:w="9746"/>
+        <w:gridCol w:w="9978"/>
       </w:tblGrid>
       <w:tr>
         <w:tc>
           <w:tcPr>
-            <w:tcW w:type="dxa" w:w="9746"/>
+            <w:tcW w:type="dxa" w:w="9978"/>
           </w:tcPr>
           <w:p>
             <w:pPr>
@@ -5013,15 +5031,16 @@
       <w:tblPr>
         <w:tblStyle w:val="TableGrid"/>
         <w:tblW w:type="auto" w:w="0"/>
+        <w:tblLayout w:type="fixed"/>
         <w:tblLook w:firstColumn="1" w:firstRow="1" w:lastColumn="0" w:lastRow="0" w:noHBand="0" w:noVBand="1" w:val="04A0"/>
       </w:tblPr>
       <w:tblGrid>
-        <w:gridCol w:w="9746"/>
+        <w:gridCol w:w="9978"/>
       </w:tblGrid>
       <w:tr>
         <w:tc>
           <w:tcPr>
-            <w:tcW w:type="dxa" w:w="9746"/>
+            <w:tcW w:type="dxa" w:w="9978"/>
           </w:tcPr>
           <w:p>
             <w:pPr>
@@ -5113,15 +5132,16 @@
       <w:tblPr>
         <w:tblStyle w:val="TableGrid"/>
         <w:tblW w:type="auto" w:w="0"/>
+        <w:tblLayout w:type="fixed"/>
         <w:tblLook w:firstColumn="1" w:firstRow="1" w:lastColumn="0" w:lastRow="0" w:noHBand="0" w:noVBand="1" w:val="04A0"/>
       </w:tblPr>
       <w:tblGrid>
-        <w:gridCol w:w="9746"/>
+        <w:gridCol w:w="9978"/>
       </w:tblGrid>
       <w:tr>
         <w:tc>
           <w:tcPr>
-            <w:tcW w:type="dxa" w:w="9746"/>
+            <w:tcW w:type="dxa" w:w="9978"/>
           </w:tcPr>
           <w:p>
             <w:pPr>
@@ -5213,15 +5233,16 @@
       <w:tblPr>
         <w:tblStyle w:val="TableGrid"/>
         <w:tblW w:type="auto" w:w="0"/>
+        <w:tblLayout w:type="fixed"/>
         <w:tblLook w:firstColumn="1" w:firstRow="1" w:lastColumn="0" w:lastRow="0" w:noHBand="0" w:noVBand="1" w:val="04A0"/>
       </w:tblPr>
       <w:tblGrid>
-        <w:gridCol w:w="9746"/>
+        <w:gridCol w:w="9978"/>
       </w:tblGrid>
       <w:tr>
         <w:tc>
           <w:tcPr>
-            <w:tcW w:type="dxa" w:w="9746"/>
+            <w:tcW w:type="dxa" w:w="9978"/>
           </w:tcPr>
           <w:p>
             <w:pPr>
@@ -5302,15 +5323,16 @@
       <w:tblPr>
         <w:tblStyle w:val="TableGrid"/>
         <w:tblW w:type="auto" w:w="0"/>
+        <w:tblLayout w:type="fixed"/>
         <w:tblLook w:firstColumn="1" w:firstRow="1" w:lastColumn="0" w:lastRow="0" w:noHBand="0" w:noVBand="1" w:val="04A0"/>
       </w:tblPr>
       <w:tblGrid>
-        <w:gridCol w:w="9746"/>
+        <w:gridCol w:w="9978"/>
       </w:tblGrid>
       <w:tr>
         <w:tc>
           <w:tcPr>
-            <w:tcW w:type="dxa" w:w="9746"/>
+            <w:tcW w:type="dxa" w:w="9978"/>
           </w:tcPr>
           <w:p>
             <w:pPr>
@@ -5402,15 +5424,16 @@
       <w:tblPr>
         <w:tblStyle w:val="TableGrid"/>
         <w:tblW w:type="auto" w:w="0"/>
+        <w:tblLayout w:type="fixed"/>
         <w:tblLook w:firstColumn="1" w:firstRow="1" w:lastColumn="0" w:lastRow="0" w:noHBand="0" w:noVBand="1" w:val="04A0"/>
       </w:tblPr>
       <w:tblGrid>
-        <w:gridCol w:w="9746"/>
+        <w:gridCol w:w="9978"/>
       </w:tblGrid>
       <w:tr>
         <w:tc>
           <w:tcPr>
-            <w:tcW w:type="dxa" w:w="9746"/>
+            <w:tcW w:type="dxa" w:w="9978"/>
           </w:tcPr>
           <w:p>
             <w:pPr>
@@ -5502,15 +5525,16 @@
       <w:tblPr>
         <w:tblStyle w:val="TableGrid"/>
         <w:tblW w:type="auto" w:w="0"/>
+        <w:tblLayout w:type="fixed"/>
         <w:tblLook w:firstColumn="1" w:firstRow="1" w:lastColumn="0" w:lastRow="0" w:noHBand="0" w:noVBand="1" w:val="04A0"/>
       </w:tblPr>
       <w:tblGrid>
-        <w:gridCol w:w="9746"/>
+        <w:gridCol w:w="9978"/>
       </w:tblGrid>
       <w:tr>
         <w:tc>
           <w:tcPr>
-            <w:tcW w:type="dxa" w:w="9746"/>
+            <w:tcW w:type="dxa" w:w="9978"/>
           </w:tcPr>
           <w:p>
             <w:pPr>
@@ -5662,15 +5686,16 @@
       <w:tblPr>
         <w:tblStyle w:val="TableGrid"/>
         <w:tblW w:type="auto" w:w="0"/>
+        <w:tblLayout w:type="fixed"/>
         <w:tblLook w:firstColumn="1" w:firstRow="1" w:lastColumn="0" w:lastRow="0" w:noHBand="0" w:noVBand="1" w:val="04A0"/>
       </w:tblPr>
       <w:tblGrid>
-        <w:gridCol w:w="9746"/>
+        <w:gridCol w:w="9978"/>
       </w:tblGrid>
       <w:tr>
         <w:tc>
           <w:tcPr>
-            <w:tcW w:type="dxa" w:w="9746"/>
+            <w:tcW w:type="dxa" w:w="9978"/>
           </w:tcPr>
           <w:p>
             <w:pPr>
@@ -5748,15 +5773,16 @@
       <w:tblPr>
         <w:tblStyle w:val="TableGrid"/>
         <w:tblW w:type="auto" w:w="0"/>
+        <w:tblLayout w:type="fixed"/>
         <w:tblLook w:firstColumn="1" w:firstRow="1" w:lastColumn="0" w:lastRow="0" w:noHBand="0" w:noVBand="1" w:val="04A0"/>
       </w:tblPr>
       <w:tblGrid>
-        <w:gridCol w:w="9746"/>
+        <w:gridCol w:w="9978"/>
       </w:tblGrid>
       <w:tr>
         <w:tc>
           <w:tcPr>
-            <w:tcW w:type="dxa" w:w="9746"/>
+            <w:tcW w:type="dxa" w:w="9978"/>
           </w:tcPr>
           <w:p>
             <w:pPr>
@@ -5837,15 +5863,16 @@
       <w:tblPr>
         <w:tblStyle w:val="TableGrid"/>
         <w:tblW w:type="auto" w:w="0"/>
+        <w:tblLayout w:type="fixed"/>
         <w:tblLook w:firstColumn="1" w:firstRow="1" w:lastColumn="0" w:lastRow="0" w:noHBand="0" w:noVBand="1" w:val="04A0"/>
       </w:tblPr>
       <w:tblGrid>
-        <w:gridCol w:w="9746"/>
+        <w:gridCol w:w="9978"/>
       </w:tblGrid>
       <w:tr>
         <w:tc>
           <w:tcPr>
-            <w:tcW w:type="dxa" w:w="9746"/>
+            <w:tcW w:type="dxa" w:w="9978"/>
           </w:tcPr>
           <w:p>
             <w:pPr>
@@ -6067,15 +6094,16 @@
       <w:tblPr>
         <w:tblStyle w:val="TableGrid"/>
         <w:tblW w:type="auto" w:w="0"/>
+        <w:tblLayout w:type="fixed"/>
         <w:tblLook w:firstColumn="1" w:firstRow="1" w:lastColumn="0" w:lastRow="0" w:noHBand="0" w:noVBand="1" w:val="04A0"/>
       </w:tblPr>
       <w:tblGrid>
-        <w:gridCol w:w="9746"/>
+        <w:gridCol w:w="9978"/>
       </w:tblGrid>
       <w:tr>
         <w:tc>
           <w:tcPr>
-            <w:tcW w:type="dxa" w:w="9746"/>
+            <w:tcW w:type="dxa" w:w="9978"/>
           </w:tcPr>
           <w:p>
             <w:pPr>
@@ -8701,15 +8729,16 @@
       <w:tblPr>
         <w:tblStyle w:val="TableGrid"/>
         <w:tblW w:type="auto" w:w="0"/>
+        <w:tblLayout w:type="fixed"/>
         <w:tblLook w:firstColumn="1" w:firstRow="1" w:lastColumn="0" w:lastRow="0" w:noHBand="0" w:noVBand="1" w:val="04A0"/>
       </w:tblPr>
       <w:tblGrid>
-        <w:gridCol w:w="9746"/>
+        <w:gridCol w:w="9978"/>
       </w:tblGrid>
       <w:tr>
         <w:tc>
           <w:tcPr>
-            <w:tcW w:type="dxa" w:w="9746"/>
+            <w:tcW w:type="dxa" w:w="9978"/>
           </w:tcPr>
           <w:p>
             <w:pPr>
@@ -9116,15 +9145,16 @@
       <w:tblPr>
         <w:tblStyle w:val="TableGrid"/>
         <w:tblW w:type="auto" w:w="0"/>
+        <w:tblLayout w:type="fixed"/>
         <w:tblLook w:firstColumn="1" w:firstRow="1" w:lastColumn="0" w:lastRow="0" w:noHBand="0" w:noVBand="1" w:val="04A0"/>
       </w:tblPr>
       <w:tblGrid>
-        <w:gridCol w:w="9746"/>
+        <w:gridCol w:w="9978"/>
       </w:tblGrid>
       <w:tr>
         <w:tc>
           <w:tcPr>
-            <w:tcW w:type="dxa" w:w="9746"/>
+            <w:tcW w:type="dxa" w:w="9978"/>
           </w:tcPr>
           <w:p>
             <w:pPr>
@@ -9470,15 +9500,16 @@
       <w:tblPr>
         <w:tblStyle w:val="TableGrid"/>
         <w:tblW w:type="auto" w:w="0"/>
+        <w:tblLayout w:type="fixed"/>
         <w:tblLook w:firstColumn="1" w:firstRow="1" w:lastColumn="0" w:lastRow="0" w:noHBand="0" w:noVBand="1" w:val="04A0"/>
       </w:tblPr>
       <w:tblGrid>
-        <w:gridCol w:w="9746"/>
+        <w:gridCol w:w="9978"/>
       </w:tblGrid>
       <w:tr>
         <w:tc>
           <w:tcPr>
-            <w:tcW w:type="dxa" w:w="9746"/>
+            <w:tcW w:type="dxa" w:w="9978"/>
           </w:tcPr>
           <w:p>
             <w:pPr>
@@ -9540,15 +9571,16 @@
       <w:tblPr>
         <w:tblStyle w:val="TableGrid"/>
         <w:tblW w:type="auto" w:w="0"/>
+        <w:tblLayout w:type="fixed"/>
         <w:tblLook w:firstColumn="1" w:firstRow="1" w:lastColumn="0" w:lastRow="0" w:noHBand="0" w:noVBand="1" w:val="04A0"/>
       </w:tblPr>
       <w:tblGrid>
-        <w:gridCol w:w="9746"/>
+        <w:gridCol w:w="9978"/>
       </w:tblGrid>
       <w:tr>
         <w:tc>
           <w:tcPr>
-            <w:tcW w:type="dxa" w:w="9746"/>
+            <w:tcW w:type="dxa" w:w="9978"/>
           </w:tcPr>
           <w:p>
             <w:pPr>

--- a/ai/docs/Persona_Intake_시험지.docx
+++ b/ai/docs/Persona_Intake_시험지.docx
@@ -95,12 +95,12 @@
         <w:tblLook w:firstColumn="1" w:firstRow="1" w:lastColumn="0" w:lastRow="0" w:noHBand="0" w:noVBand="1" w:val="04A0"/>
       </w:tblPr>
       <w:tblGrid>
-        <w:gridCol w:w="5556"/>
+        <w:gridCol w:w="9978"/>
       </w:tblGrid>
       <w:tr>
         <w:tc>
           <w:tcPr>
-            <w:tcW w:type="dxa" w:w="5556"/>
+            <w:tcW w:type="dxa" w:w="9978"/>
           </w:tcPr>
           <w:p>
             <w:pPr>
@@ -234,12 +234,12 @@
         <w:tblLook w:firstColumn="1" w:firstRow="1" w:lastColumn="0" w:lastRow="0" w:noHBand="0" w:noVBand="1" w:val="04A0"/>
       </w:tblPr>
       <w:tblGrid>
-        <w:gridCol w:w="4365"/>
+        <w:gridCol w:w="9978"/>
       </w:tblGrid>
       <w:tr>
         <w:tc>
           <w:tcPr>
-            <w:tcW w:type="dxa" w:w="4365"/>
+            <w:tcW w:type="dxa" w:w="9978"/>
           </w:tcPr>
           <w:p>
             <w:pPr>
@@ -618,12 +618,12 @@
         <w:tblLook w:firstColumn="1" w:firstRow="1" w:lastColumn="0" w:lastRow="0" w:noHBand="0" w:noVBand="1" w:val="04A0"/>
       </w:tblPr>
       <w:tblGrid>
-        <w:gridCol w:w="4365"/>
+        <w:gridCol w:w="9978"/>
       </w:tblGrid>
       <w:tr>
         <w:tc>
           <w:tcPr>
-            <w:tcW w:type="dxa" w:w="4365"/>
+            <w:tcW w:type="dxa" w:w="9978"/>
           </w:tcPr>
           <w:p>
             <w:pPr>
@@ -686,12 +686,12 @@
         <w:tblLook w:firstColumn="1" w:firstRow="1" w:lastColumn="0" w:lastRow="0" w:noHBand="0" w:noVBand="1" w:val="04A0"/>
       </w:tblPr>
       <w:tblGrid>
-        <w:gridCol w:w="4365"/>
+        <w:gridCol w:w="9978"/>
       </w:tblGrid>
       <w:tr>
         <w:tc>
           <w:tcPr>
-            <w:tcW w:type="dxa" w:w="4365"/>
+            <w:tcW w:type="dxa" w:w="9978"/>
           </w:tcPr>
           <w:p>
             <w:pPr>
@@ -3027,12 +3027,12 @@
         <w:tblLook w:firstColumn="1" w:firstRow="1" w:lastColumn="0" w:lastRow="0" w:noHBand="0" w:noVBand="1" w:val="04A0"/>
       </w:tblPr>
       <w:tblGrid>
-        <w:gridCol w:w="4365"/>
+        <w:gridCol w:w="9978"/>
       </w:tblGrid>
       <w:tr>
         <w:tc>
           <w:tcPr>
-            <w:tcW w:type="dxa" w:w="4365"/>
+            <w:tcW w:type="dxa" w:w="9978"/>
           </w:tcPr>
           <w:p>
             <w:pPr>
@@ -3095,12 +3095,12 @@
         <w:tblLook w:firstColumn="1" w:firstRow="1" w:lastColumn="0" w:lastRow="0" w:noHBand="0" w:noVBand="1" w:val="04A0"/>
       </w:tblPr>
       <w:tblGrid>
-        <w:gridCol w:w="4365"/>
+        <w:gridCol w:w="9978"/>
       </w:tblGrid>
       <w:tr>
         <w:tc>
           <w:tcPr>
-            <w:tcW w:type="dxa" w:w="4365"/>
+            <w:tcW w:type="dxa" w:w="9978"/>
           </w:tcPr>
           <w:p>
             <w:pPr>

--- a/ai/docs/Persona_Intake_시험지.docx
+++ b/ai/docs/Persona_Intake_시험지.docx
@@ -134,7 +134,7 @@
           <w:color w:val="1A1A1A"/>
           <w:sz w:val="21"/>
         </w:rPr>
-        <w:t>그분은 나에게 어떤 분인가요? — "그분은 나의 ＿＿＿"</w:t>
+        <w:t>그분은 나에게 어떤 분인가요? ("그분은 나의 ＿＿＿")</w:t>
       </w:r>
       <w:r>
         <w:rPr>
@@ -935,7 +935,7 @@
           <w:color w:val="1F4E79"/>
           <w:sz w:val="30"/>
         </w:rPr>
-        <w:t>PART 2. Core — 필수 8문항</w:t>
+        <w:t>PART 2. Core (필수 8문항)</w:t>
       </w:r>
     </w:p>
     <w:p>
@@ -1714,7 +1714,7 @@
           <w:color w:val="6E6E6E"/>
           <w:sz w:val="17"/>
         </w:rPr>
-        <w:t xml:space="preserve"> — 인사·안부 / 걱정·당부 / 기쁨·칭찬 / 위로 / 꾸중 / 작별·전화 끊을 때 / 습관성 추임새 / 기타</w:t>
+        <w:t>: 인사·안부 / 걱정·당부 / 기쁨·칭찬 / 위로 / 꾸중 / 작별·전화 끊을 때 / 습관성 추임새 / 기타</w:t>
       </w:r>
       <w:r>
         <w:br/>
@@ -1733,7 +1733,7 @@
           <w:color w:val="6E6E6E"/>
           <w:sz w:val="17"/>
         </w:rPr>
-        <w:t xml:space="preserve"> — M2에 적은 사람 중 하나 / 모두에게</w:t>
+        <w:t>: M2에 적은 사람 중 하나 / 모두에게</w:t>
       </w:r>
       <w:r>
         <w:br/>
@@ -1752,7 +1752,7 @@
           <w:color w:val="6E6E6E"/>
           <w:sz w:val="17"/>
         </w:rPr>
-        <w:t xml:space="preserve"> — 직접 들음 / 가족 전언 / 그랬을 것 같음</w:t>
+        <w:t>: 직접 들음 / 가족 전언 / 그랬을 것 같음</w:t>
       </w:r>
     </w:p>
     <w:tbl>
@@ -2919,7 +2919,7 @@
           <w:color w:val="1F4E79"/>
           <w:sz w:val="24"/>
         </w:rPr>
-        <w:t>M2. 가족·관계 지도 — 인물 1명 = 카드 1장 (0~10장)</w:t>
+        <w:t>M2. 가족·관계 지도 (인물 1명 = 카드 1장, 0~10장)</w:t>
       </w:r>
     </w:p>
     <w:p>
@@ -4970,7 +4970,7 @@
           <w:color w:val="1F4E79"/>
           <w:sz w:val="24"/>
         </w:rPr>
-        <w:t>M5. 인생 이야기 — 장면 카드</w:t>
+        <w:t>M5. 인생 이야기 (장면 카드)</w:t>
       </w:r>
     </w:p>
     <w:p>
@@ -5518,7 +5518,7 @@
           <w:color w:val="B03A2B"/>
           <w:sz w:val="17"/>
         </w:rPr>
-        <w:t>예: "손주들이 태어났을 때" — 한 장면으로</w:t>
+        <w:t>예: "손주들이 태어났을 때" (한 장면으로)</w:t>
       </w:r>
     </w:p>
     <w:tbl>
@@ -6231,7 +6231,7 @@
           <w:color w:val="B03A2B"/>
           <w:sz w:val="17"/>
         </w:rPr>
-        <w:t>예: 부엌 — 요리 / 중앙공원 — 산책</w:t>
+        <w:t>예: 부엌 → 요리 / 중앙공원 → 산책</w:t>
       </w:r>
     </w:p>
     <w:tbl>
@@ -6495,7 +6495,7 @@
           <w:color w:val="B03A2B"/>
           <w:sz w:val="17"/>
         </w:rPr>
-        <w:t>예: UFC 시청 — 주말마다 / 요리 — 매일 / 드라마 — 저녁</w:t>
+        <w:t>예: UFC 시청 → 주말마다 / 요리 → 매일 / 드라마 → 저녁</w:t>
       </w:r>
     </w:p>
     <w:tbl>
@@ -7550,24 +7550,38 @@
     </w:p>
     <w:p>
       <w:pPr>
+        <w:spacing w:before="260" w:after="120" w:line="300" w:lineRule="auto"/>
+        <w:ind w:left="113" w:right="113"/>
+        <w:shd w:val="clear" w:fill="F1F5F9"/>
+      </w:pPr>
+      <w:r>
+        <w:rPr>
+          <w:b/>
+          <w:sz w:val="21"/>
+        </w:rPr>
+        <w:t xml:space="preserve">M8-10  </w:t>
+      </w:r>
+      <w:r>
+        <w:rPr>
+          <w:b/>
+          <w:color w:val="1A1A1A"/>
+          <w:sz w:val="21"/>
+        </w:rPr>
+        <w:t>사용자가 미안함이나 죄책감을 말하면 ("그때 곁에 못 있어서 죄송해요", "더 잘해드릴걸")</w:t>
+      </w:r>
+    </w:p>
+    <w:p>
+      <w:pPr>
         <w:spacing w:before="0" w:after="60" w:line="312" w:lineRule="auto"/>
         <w:ind w:left="227"/>
       </w:pPr>
-      <w:r>
-        <w:rPr>
-          <w:b/>
-          <w:color w:val="1A1A1A"/>
-          <w:sz w:val="20"/>
-        </w:rPr>
-        <w:t>M8-10 · 사용자가 미안함이나 죄책감을 말하면</w:t>
-      </w:r>
       <w:r>
         <w:rPr>
           <w:b w:val="0"/>
           <w:color w:val="1A1A1A"/>
           <w:sz w:val="20"/>
         </w:rPr>
-        <w:t xml:space="preserve"> — "그때 곁에 못 있어서 죄송해요", "더 잘해드릴걸"</w:t>
+        <w:t>□ 괜찮다고 다독이고 미안해할 것 없다고 한다  □ 네가 해준 것으로 충분했다고 말한다</w:t>
       </w:r>
     </w:p>
     <w:p>
@@ -7581,7 +7595,7 @@
           <w:color w:val="1A1A1A"/>
           <w:sz w:val="20"/>
         </w:rPr>
-        <w:t>□ 괜찮다고 다독이고 미안해할 것 없다고 한다  □ 네가 해준 것으로 충분했다고 말한다</w:t>
+        <w:t>□ 그 얘기는 그만하자며 안부로 돌린다  □ 직접 입력</w:t>
       </w:r>
     </w:p>
     <w:p>
@@ -7595,7 +7609,50 @@
           <w:color w:val="1A1A1A"/>
           <w:sz w:val="20"/>
         </w:rPr>
-        <w:t>□ 그 얘기는 그만하자며 안부로 돌린다  □ 직접 입력</w:t>
+        <w:t>말 한 줄: " ____________________ "</w:t>
+      </w:r>
+    </w:p>
+    <w:p>
+      <w:pPr>
+        <w:spacing w:before="320" w:after="120" w:line="312" w:lineRule="auto"/>
+        <w:ind w:left="0"/>
+      </w:pPr>
+      <w:r>
+        <w:rPr>
+          <w:b/>
+          <w:color w:val="1F4E79"/>
+          <w:sz w:val="24"/>
+        </w:rPr>
+        <w:t>M9. 금기·접근 권한</w:t>
+      </w:r>
+    </w:p>
+    <w:p>
+      <w:pPr>
+        <w:spacing w:before="260" w:after="120" w:line="300" w:lineRule="auto"/>
+        <w:ind w:left="113" w:right="113"/>
+        <w:shd w:val="clear" w:fill="F1F5F9"/>
+      </w:pPr>
+      <w:r>
+        <w:rPr>
+          <w:b/>
+          <w:sz w:val="21"/>
+        </w:rPr>
+        <w:t xml:space="preserve">M9-01  </w:t>
+      </w:r>
+      <w:r>
+        <w:rPr>
+          <w:b/>
+          <w:color w:val="1A1A1A"/>
+          <w:sz w:val="21"/>
+        </w:rPr>
+        <w:t>주제마다 페르소나가 어디까지 말해도 되는지 정해주세요.</w:t>
+      </w:r>
+      <w:r>
+        <w:rPr>
+          <w:color w:val="6E6E6E"/>
+          <w:sz w:val="17"/>
+        </w:rPr>
+        <w:t xml:space="preserve">   주제별 등급 + 단서 60자</w:t>
       </w:r>
     </w:p>
     <w:p>
@@ -7609,64 +7666,7 @@
           <w:color w:val="1A1A1A"/>
           <w:sz w:val="20"/>
         </w:rPr>
-        <w:t>말 한 줄: " ____________________ "</w:t>
-      </w:r>
-    </w:p>
-    <w:p>
-      <w:pPr>
-        <w:spacing w:before="320" w:after="120" w:line="312" w:lineRule="auto"/>
-        <w:ind w:left="0"/>
-      </w:pPr>
-      <w:r>
-        <w:rPr>
-          <w:b/>
-          <w:color w:val="1F4E79"/>
-          <w:sz w:val="24"/>
-        </w:rPr>
-        <w:t>M9. 금기·접근 권한</w:t>
-      </w:r>
-    </w:p>
-    <w:p>
-      <w:pPr>
-        <w:spacing w:before="260" w:after="120" w:line="300" w:lineRule="auto"/>
-        <w:ind w:left="113" w:right="113"/>
-        <w:shd w:val="clear" w:fill="F1F5F9"/>
-      </w:pPr>
-      <w:r>
-        <w:rPr>
-          <w:b/>
-          <w:sz w:val="21"/>
-        </w:rPr>
-        <w:t xml:space="preserve">M9-01  </w:t>
-      </w:r>
-      <w:r>
-        <w:rPr>
-          <w:b/>
-          <w:color w:val="1A1A1A"/>
-          <w:sz w:val="21"/>
-        </w:rPr>
-        <w:t>주제마다 페르소나가 어디까지 말해도 되는지 정해주세요.</w:t>
-      </w:r>
-      <w:r>
-        <w:rPr>
-          <w:color w:val="6E6E6E"/>
-          <w:sz w:val="17"/>
-        </w:rPr>
-        <w:t xml:space="preserve">   주제별 등급 + 단서 60자</w:t>
-      </w:r>
-    </w:p>
-    <w:p>
-      <w:pPr>
-        <w:spacing w:before="0" w:after="60" w:line="312" w:lineRule="auto"/>
-        <w:ind w:left="227"/>
-      </w:pPr>
-      <w:r>
-        <w:rPr>
-          <w:b w:val="0"/>
-          <w:color w:val="1A1A1A"/>
-          <w:sz w:val="20"/>
-        </w:rPr>
-        <w:t xml:space="preserve">등급 — </w:t>
+        <w:t xml:space="preserve">등급: </w:t>
       </w:r>
       <w:r>
         <w:rPr>
@@ -9852,7 +9852,7 @@
           <w:color w:val="6E6E6E"/>
           <w:sz w:val="18"/>
         </w:rPr>
-        <w:t xml:space="preserve">동의서 상태와 결손 목록은 시스템이 기록합니다 — </w:t>
+        <w:t>동의서 상태와 결손 목록은 시스템이 기록합니다 (</w:t>
       </w:r>
       <w:r>
         <w:rPr>
@@ -9867,7 +9867,7 @@
           <w:color w:val="6E6E6E"/>
           <w:sz w:val="18"/>
         </w:rPr>
-        <w:t xml:space="preserve"> 참고.</w:t>
+        <w:t xml:space="preserve"> 참고).</w:t>
       </w:r>
     </w:p>
     <w:p>

--- a/ai/docs/Persona_Intake_시험지.docx
+++ b/ai/docs/Persona_Intake_시험지.docx
@@ -87,29 +87,21 @@
         <w:t>예: 신금자 / 이준혁</w:t>
       </w:r>
     </w:p>
-    <w:tbl>
-      <w:tblPr>
-        <w:tblStyle w:val="TableGrid"/>
-        <w:tblW w:type="auto" w:w="0"/>
-        <w:tblLayout w:type="fixed"/>
-        <w:tblLook w:firstColumn="1" w:firstRow="1" w:lastColumn="0" w:lastRow="0" w:noHBand="0" w:noVBand="1" w:val="04A0"/>
-      </w:tblPr>
-      <w:tblGrid>
-        <w:gridCol w:w="9978"/>
-      </w:tblGrid>
-      <w:tr>
-        <w:tc>
-          <w:tcPr>
-            <w:tcW w:type="dxa" w:w="9978"/>
-          </w:tcPr>
-          <w:p>
-            <w:pPr>
-              <w:spacing w:before="40" w:after="40" w:line="312" w:lineRule="auto"/>
-            </w:pPr>
-          </w:p>
-        </w:tc>
-      </w:tr>
-    </w:tbl>
+    <w:p>
+      <w:pPr>
+        <w:spacing w:before="40" w:after="40" w:line="336" w:lineRule="auto"/>
+        <w:ind w:left="283"/>
+        <w:pBdr>
+          <w:left w:val="single" w:sz="12" w:space="8" w:color="A6A6A6"/>
+        </w:pBdr>
+      </w:pPr>
+      <w:r>
+        <w:rPr>
+          <w:sz w:val="20"/>
+        </w:rPr>
+        <w:t xml:space="preserve"> </w:t>
+      </w:r>
+    </w:p>
     <w:p>
       <w:pPr>
         <w:spacing w:after="40"/>
@@ -147,7 +139,10 @@
     <w:p>
       <w:pPr>
         <w:spacing w:before="0" w:after="60" w:line="312" w:lineRule="auto"/>
-        <w:ind w:left="227"/>
+        <w:ind w:left="283"/>
+        <w:pBdr>
+          <w:left w:val="single" w:sz="12" w:space="8" w:color="A6A6A6"/>
+        </w:pBdr>
       </w:pPr>
       <w:r>
         <w:rPr>
@@ -161,7 +156,10 @@
     <w:p>
       <w:pPr>
         <w:spacing w:before="0" w:after="60" w:line="312" w:lineRule="auto"/>
-        <w:ind w:left="227"/>
+        <w:ind w:left="283"/>
+        <w:pBdr>
+          <w:left w:val="single" w:sz="12" w:space="8" w:color="A6A6A6"/>
+        </w:pBdr>
       </w:pPr>
       <w:r>
         <w:rPr>
@@ -175,7 +173,10 @@
     <w:p>
       <w:pPr>
         <w:spacing w:before="0" w:after="60" w:line="312" w:lineRule="auto"/>
-        <w:ind w:left="227"/>
+        <w:ind w:left="283"/>
+        <w:pBdr>
+          <w:left w:val="single" w:sz="12" w:space="8" w:color="A6A6A6"/>
+        </w:pBdr>
       </w:pPr>
       <w:r>
         <w:rPr>
@@ -226,29 +227,21 @@
         <w:t>예: 할머니 / 엄마 / 아빠 / 여보 / (이름)</w:t>
       </w:r>
     </w:p>
-    <w:tbl>
-      <w:tblPr>
-        <w:tblStyle w:val="TableGrid"/>
-        <w:tblW w:type="auto" w:w="0"/>
-        <w:tblLayout w:type="fixed"/>
-        <w:tblLook w:firstColumn="1" w:firstRow="1" w:lastColumn="0" w:lastRow="0" w:noHBand="0" w:noVBand="1" w:val="04A0"/>
-      </w:tblPr>
-      <w:tblGrid>
-        <w:gridCol w:w="9978"/>
-      </w:tblGrid>
-      <w:tr>
-        <w:tc>
-          <w:tcPr>
-            <w:tcW w:type="dxa" w:w="9978"/>
-          </w:tcPr>
-          <w:p>
-            <w:pPr>
-              <w:spacing w:before="40" w:after="40" w:line="312" w:lineRule="auto"/>
-            </w:pPr>
-          </w:p>
-        </w:tc>
-      </w:tr>
-    </w:tbl>
+    <w:p>
+      <w:pPr>
+        <w:spacing w:before="40" w:after="40" w:line="336" w:lineRule="auto"/>
+        <w:ind w:left="283"/>
+        <w:pBdr>
+          <w:left w:val="single" w:sz="12" w:space="8" w:color="A6A6A6"/>
+        </w:pBdr>
+      </w:pPr>
+      <w:r>
+        <w:rPr>
+          <w:sz w:val="20"/>
+        </w:rPr>
+        <w:t xml:space="preserve"> </w:t>
+      </w:r>
+    </w:p>
     <w:p>
       <w:pPr>
         <w:spacing w:after="40"/>
@@ -286,7 +279,10 @@
     <w:p>
       <w:pPr>
         <w:spacing w:before="0" w:after="60" w:line="312" w:lineRule="auto"/>
-        <w:ind w:left="340"/>
+        <w:ind w:left="283"/>
+        <w:pBdr>
+          <w:left w:val="single" w:sz="12" w:space="8" w:color="A6A6A6"/>
+        </w:pBdr>
       </w:pPr>
       <w:r>
         <w:rPr>
@@ -300,7 +296,10 @@
     <w:p>
       <w:pPr>
         <w:spacing w:before="0" w:after="60" w:line="312" w:lineRule="auto"/>
-        <w:ind w:left="340"/>
+        <w:ind w:left="283"/>
+        <w:pBdr>
+          <w:left w:val="single" w:sz="12" w:space="8" w:color="A6A6A6"/>
+        </w:pBdr>
       </w:pPr>
       <w:r>
         <w:rPr>
@@ -314,7 +313,10 @@
     <w:p>
       <w:pPr>
         <w:spacing w:before="0" w:after="60" w:line="312" w:lineRule="auto"/>
-        <w:ind w:left="340"/>
+        <w:ind w:left="283"/>
+        <w:pBdr>
+          <w:left w:val="single" w:sz="12" w:space="8" w:color="A6A6A6"/>
+        </w:pBdr>
       </w:pPr>
       <w:r>
         <w:rPr>
@@ -379,7 +381,10 @@
     <w:p>
       <w:pPr>
         <w:spacing w:before="0" w:after="60" w:line="312" w:lineRule="auto"/>
-        <w:ind w:left="340"/>
+        <w:ind w:left="283"/>
+        <w:pBdr>
+          <w:left w:val="single" w:sz="12" w:space="8" w:color="A6A6A6"/>
+        </w:pBdr>
       </w:pPr>
       <w:r>
         <w:rPr>
@@ -393,7 +398,10 @@
     <w:p>
       <w:pPr>
         <w:spacing w:before="0" w:after="60" w:line="312" w:lineRule="auto"/>
-        <w:ind w:left="340"/>
+        <w:ind w:left="283"/>
+        <w:pBdr>
+          <w:left w:val="single" w:sz="12" w:space="8" w:color="A6A6A6"/>
+        </w:pBdr>
       </w:pPr>
       <w:r>
         <w:rPr>
@@ -444,34 +452,36 @@
         <w:t>가이드: 답하지 않아도 괜찮아요</w:t>
       </w:r>
     </w:p>
-    <w:tbl>
-      <w:tblPr>
-        <w:tblStyle w:val="TableGrid"/>
-        <w:tblW w:type="auto" w:w="0"/>
-        <w:tblLayout w:type="fixed"/>
-        <w:tblLook w:firstColumn="1" w:firstRow="1" w:lastColumn="0" w:lastRow="0" w:noHBand="0" w:noVBand="1" w:val="04A0"/>
-      </w:tblPr>
-      <w:tblGrid>
-        <w:gridCol w:w="9978"/>
-      </w:tblGrid>
-      <w:tr>
-        <w:tc>
-          <w:tcPr>
-            <w:tcW w:type="dxa" w:w="9978"/>
-          </w:tcPr>
-          <w:p>
-            <w:pPr>
-              <w:spacing w:before="40" w:after="40" w:line="312" w:lineRule="auto"/>
-            </w:pPr>
-          </w:p>
-          <w:p>
-            <w:pPr>
-              <w:spacing w:after="40" w:line="312" w:lineRule="auto"/>
-            </w:pPr>
-          </w:p>
-        </w:tc>
-      </w:tr>
-    </w:tbl>
+    <w:p>
+      <w:pPr>
+        <w:spacing w:before="40" w:after="40" w:line="336" w:lineRule="auto"/>
+        <w:ind w:left="283"/>
+        <w:pBdr>
+          <w:left w:val="single" w:sz="12" w:space="8" w:color="A6A6A6"/>
+        </w:pBdr>
+      </w:pPr>
+      <w:r>
+        <w:rPr>
+          <w:sz w:val="20"/>
+        </w:rPr>
+        <w:t xml:space="preserve"> </w:t>
+      </w:r>
+    </w:p>
+    <w:p>
+      <w:pPr>
+        <w:spacing w:before="40" w:after="40" w:line="336" w:lineRule="auto"/>
+        <w:ind w:left="283"/>
+        <w:pBdr>
+          <w:left w:val="single" w:sz="12" w:space="8" w:color="A6A6A6"/>
+        </w:pBdr>
+      </w:pPr>
+      <w:r>
+        <w:rPr>
+          <w:sz w:val="20"/>
+        </w:rPr>
+        <w:t xml:space="preserve"> </w:t>
+      </w:r>
+    </w:p>
     <w:p>
       <w:pPr>
         <w:spacing w:after="40"/>
@@ -520,7 +530,10 @@
     <w:p>
       <w:pPr>
         <w:spacing w:before="0" w:after="60" w:line="312" w:lineRule="auto"/>
-        <w:ind w:left="340"/>
+        <w:ind w:left="283"/>
+        <w:pBdr>
+          <w:left w:val="single" w:sz="12" w:space="8" w:color="A6A6A6"/>
+        </w:pBdr>
       </w:pPr>
       <w:r>
         <w:rPr>
@@ -534,7 +547,10 @@
     <w:p>
       <w:pPr>
         <w:spacing w:before="0" w:after="60" w:line="312" w:lineRule="auto"/>
-        <w:ind w:left="340"/>
+        <w:ind w:left="283"/>
+        <w:pBdr>
+          <w:left w:val="single" w:sz="12" w:space="8" w:color="A6A6A6"/>
+        </w:pBdr>
       </w:pPr>
       <w:r>
         <w:rPr>
@@ -548,7 +564,10 @@
     <w:p>
       <w:pPr>
         <w:spacing w:before="0" w:after="60" w:line="312" w:lineRule="auto"/>
-        <w:ind w:left="340"/>
+        <w:ind w:left="283"/>
+        <w:pBdr>
+          <w:left w:val="single" w:sz="12" w:space="8" w:color="A6A6A6"/>
+        </w:pBdr>
       </w:pPr>
       <w:r>
         <w:rPr>
@@ -610,29 +629,21 @@
         <w:t>가이드: 나 한 명분만 적어주세요. 다른 가족은 M2 에서 한 명씩 물어요</w:t>
       </w:r>
     </w:p>
-    <w:tbl>
-      <w:tblPr>
-        <w:tblStyle w:val="TableGrid"/>
-        <w:tblW w:type="auto" w:w="0"/>
-        <w:tblLayout w:type="fixed"/>
-        <w:tblLook w:firstColumn="1" w:firstRow="1" w:lastColumn="0" w:lastRow="0" w:noHBand="0" w:noVBand="1" w:val="04A0"/>
-      </w:tblPr>
-      <w:tblGrid>
-        <w:gridCol w:w="9978"/>
-      </w:tblGrid>
-      <w:tr>
-        <w:tc>
-          <w:tcPr>
-            <w:tcW w:type="dxa" w:w="9978"/>
-          </w:tcPr>
-          <w:p>
-            <w:pPr>
-              <w:spacing w:before="40" w:after="40" w:line="312" w:lineRule="auto"/>
-            </w:pPr>
-          </w:p>
-        </w:tc>
-      </w:tr>
-    </w:tbl>
+    <w:p>
+      <w:pPr>
+        <w:spacing w:before="40" w:after="40" w:line="336" w:lineRule="auto"/>
+        <w:ind w:left="283"/>
+        <w:pBdr>
+          <w:left w:val="single" w:sz="12" w:space="8" w:color="A6A6A6"/>
+        </w:pBdr>
+      </w:pPr>
+      <w:r>
+        <w:rPr>
+          <w:sz w:val="20"/>
+        </w:rPr>
+        <w:t xml:space="preserve"> </w:t>
+      </w:r>
+    </w:p>
     <w:p>
       <w:pPr>
         <w:spacing w:after="40"/>
@@ -678,29 +689,21 @@
         <w:t>예: ○○님 / 손님</w:t>
       </w:r>
     </w:p>
-    <w:tbl>
-      <w:tblPr>
-        <w:tblStyle w:val="TableGrid"/>
-        <w:tblW w:type="auto" w:w="0"/>
-        <w:tblLayout w:type="fixed"/>
-        <w:tblLook w:firstColumn="1" w:firstRow="1" w:lastColumn="0" w:lastRow="0" w:noHBand="0" w:noVBand="1" w:val="04A0"/>
-      </w:tblPr>
-      <w:tblGrid>
-        <w:gridCol w:w="9978"/>
-      </w:tblGrid>
-      <w:tr>
-        <w:tc>
-          <w:tcPr>
-            <w:tcW w:type="dxa" w:w="9978"/>
-          </w:tcPr>
-          <w:p>
-            <w:pPr>
-              <w:spacing w:before="40" w:after="40" w:line="312" w:lineRule="auto"/>
-            </w:pPr>
-          </w:p>
-        </w:tc>
-      </w:tr>
-    </w:tbl>
+    <w:p>
+      <w:pPr>
+        <w:spacing w:before="40" w:after="40" w:line="336" w:lineRule="auto"/>
+        <w:ind w:left="283"/>
+        <w:pBdr>
+          <w:left w:val="single" w:sz="12" w:space="8" w:color="A6A6A6"/>
+        </w:pBdr>
+      </w:pPr>
+      <w:r>
+        <w:rPr>
+          <w:sz w:val="20"/>
+        </w:rPr>
+        <w:t xml:space="preserve"> </w:t>
+      </w:r>
+    </w:p>
     <w:p>
       <w:pPr>
         <w:spacing w:after="40"/>
@@ -746,34 +749,36 @@
         <w:t>예: "정중하지만 딱딱하지 않게, 편안하게 설명해주는 느낌"</w:t>
       </w:r>
     </w:p>
-    <w:tbl>
-      <w:tblPr>
-        <w:tblStyle w:val="TableGrid"/>
-        <w:tblW w:type="auto" w:w="0"/>
-        <w:tblLayout w:type="fixed"/>
-        <w:tblLook w:firstColumn="1" w:firstRow="1" w:lastColumn="0" w:lastRow="0" w:noHBand="0" w:noVBand="1" w:val="04A0"/>
-      </w:tblPr>
-      <w:tblGrid>
-        <w:gridCol w:w="9978"/>
-      </w:tblGrid>
-      <w:tr>
-        <w:tc>
-          <w:tcPr>
-            <w:tcW w:type="dxa" w:w="9978"/>
-          </w:tcPr>
-          <w:p>
-            <w:pPr>
-              <w:spacing w:before="40" w:after="40" w:line="312" w:lineRule="auto"/>
-            </w:pPr>
-          </w:p>
-          <w:p>
-            <w:pPr>
-              <w:spacing w:after="40" w:line="312" w:lineRule="auto"/>
-            </w:pPr>
-          </w:p>
-        </w:tc>
-      </w:tr>
-    </w:tbl>
+    <w:p>
+      <w:pPr>
+        <w:spacing w:before="40" w:after="40" w:line="336" w:lineRule="auto"/>
+        <w:ind w:left="283"/>
+        <w:pBdr>
+          <w:left w:val="single" w:sz="12" w:space="8" w:color="A6A6A6"/>
+        </w:pBdr>
+      </w:pPr>
+      <w:r>
+        <w:rPr>
+          <w:sz w:val="20"/>
+        </w:rPr>
+        <w:t xml:space="preserve"> </w:t>
+      </w:r>
+    </w:p>
+    <w:p>
+      <w:pPr>
+        <w:spacing w:before="40" w:after="40" w:line="336" w:lineRule="auto"/>
+        <w:ind w:left="283"/>
+        <w:pBdr>
+          <w:left w:val="single" w:sz="12" w:space="8" w:color="A6A6A6"/>
+        </w:pBdr>
+      </w:pPr>
+      <w:r>
+        <w:rPr>
+          <w:sz w:val="20"/>
+        </w:rPr>
+        <w:t xml:space="preserve"> </w:t>
+      </w:r>
+    </w:p>
     <w:p>
       <w:pPr>
         <w:spacing w:after="40"/>
@@ -970,7 +975,10 @@
     <w:p>
       <w:pPr>
         <w:spacing w:before="0" w:after="60" w:line="312" w:lineRule="auto"/>
-        <w:ind w:left="340"/>
+        <w:ind w:left="283"/>
+        <w:pBdr>
+          <w:left w:val="single" w:sz="12" w:space="8" w:color="A6A6A6"/>
+        </w:pBdr>
       </w:pPr>
       <w:r>
         <w:rPr>
@@ -984,7 +992,10 @@
     <w:p>
       <w:pPr>
         <w:spacing w:before="0" w:after="60" w:line="312" w:lineRule="auto"/>
-        <w:ind w:left="340"/>
+        <w:ind w:left="283"/>
+        <w:pBdr>
+          <w:left w:val="single" w:sz="12" w:space="8" w:color="A6A6A6"/>
+        </w:pBdr>
       </w:pPr>
       <w:r>
         <w:rPr>
@@ -998,7 +1009,10 @@
     <w:p>
       <w:pPr>
         <w:spacing w:before="0" w:after="60" w:line="312" w:lineRule="auto"/>
-        <w:ind w:left="340"/>
+        <w:ind w:left="283"/>
+        <w:pBdr>
+          <w:left w:val="single" w:sz="12" w:space="8" w:color="A6A6A6"/>
+        </w:pBdr>
       </w:pPr>
       <w:r>
         <w:rPr>
@@ -1041,7 +1055,10 @@
     <w:p>
       <w:pPr>
         <w:spacing w:before="0" w:after="60" w:line="312" w:lineRule="auto"/>
-        <w:ind w:left="340"/>
+        <w:ind w:left="283"/>
+        <w:pBdr>
+          <w:left w:val="single" w:sz="12" w:space="8" w:color="A6A6A6"/>
+        </w:pBdr>
       </w:pPr>
       <w:r>
         <w:rPr>
@@ -1055,7 +1072,10 @@
     <w:p>
       <w:pPr>
         <w:spacing w:before="0" w:after="60" w:line="312" w:lineRule="auto"/>
-        <w:ind w:left="340"/>
+        <w:ind w:left="283"/>
+        <w:pBdr>
+          <w:left w:val="single" w:sz="12" w:space="8" w:color="A6A6A6"/>
+        </w:pBdr>
       </w:pPr>
       <w:r>
         <w:rPr>
@@ -1069,7 +1089,10 @@
     <w:p>
       <w:pPr>
         <w:spacing w:before="0" w:after="60" w:line="312" w:lineRule="auto"/>
-        <w:ind w:left="340"/>
+        <w:ind w:left="283"/>
+        <w:pBdr>
+          <w:left w:val="single" w:sz="12" w:space="8" w:color="A6A6A6"/>
+        </w:pBdr>
       </w:pPr>
       <w:r>
         <w:rPr>
@@ -1083,7 +1106,10 @@
     <w:p>
       <w:pPr>
         <w:spacing w:before="0" w:after="60" w:line="312" w:lineRule="auto"/>
-        <w:ind w:left="340"/>
+        <w:ind w:left="283"/>
+        <w:pBdr>
+          <w:left w:val="single" w:sz="12" w:space="8" w:color="A6A6A6"/>
+        </w:pBdr>
       </w:pPr>
       <w:r>
         <w:rPr>
@@ -1097,7 +1123,10 @@
     <w:p>
       <w:pPr>
         <w:spacing w:before="0" w:after="60" w:line="312" w:lineRule="auto"/>
-        <w:ind w:left="340"/>
+        <w:ind w:left="283"/>
+        <w:pBdr>
+          <w:left w:val="single" w:sz="12" w:space="8" w:color="A6A6A6"/>
+        </w:pBdr>
       </w:pPr>
       <w:r>
         <w:rPr>
@@ -1151,7 +1180,10 @@
     <w:p>
       <w:pPr>
         <w:spacing w:before="0" w:after="60" w:line="312" w:lineRule="auto"/>
-        <w:ind w:left="340"/>
+        <w:ind w:left="283"/>
+        <w:pBdr>
+          <w:left w:val="single" w:sz="12" w:space="8" w:color="A6A6A6"/>
+        </w:pBdr>
       </w:pPr>
       <w:r>
         <w:rPr>
@@ -1165,7 +1197,10 @@
     <w:p>
       <w:pPr>
         <w:spacing w:before="0" w:after="60" w:line="312" w:lineRule="auto"/>
-        <w:ind w:left="340"/>
+        <w:ind w:left="283"/>
+        <w:pBdr>
+          <w:left w:val="single" w:sz="12" w:space="8" w:color="A6A6A6"/>
+        </w:pBdr>
       </w:pPr>
       <w:r>
         <w:rPr>
@@ -1179,7 +1214,10 @@
     <w:p>
       <w:pPr>
         <w:spacing w:before="0" w:after="60" w:line="312" w:lineRule="auto"/>
-        <w:ind w:left="340"/>
+        <w:ind w:left="283"/>
+        <w:pBdr>
+          <w:left w:val="single" w:sz="12" w:space="8" w:color="A6A6A6"/>
+        </w:pBdr>
       </w:pPr>
       <w:r>
         <w:rPr>
@@ -1193,7 +1231,10 @@
     <w:p>
       <w:pPr>
         <w:spacing w:before="0" w:after="60" w:line="312" w:lineRule="auto"/>
-        <w:ind w:left="340"/>
+        <w:ind w:left="283"/>
+        <w:pBdr>
+          <w:left w:val="single" w:sz="12" w:space="8" w:color="A6A6A6"/>
+        </w:pBdr>
       </w:pPr>
       <w:r>
         <w:rPr>
@@ -1207,7 +1248,10 @@
     <w:p>
       <w:pPr>
         <w:spacing w:before="0" w:after="60" w:line="312" w:lineRule="auto"/>
-        <w:ind w:left="340"/>
+        <w:ind w:left="283"/>
+        <w:pBdr>
+          <w:left w:val="single" w:sz="12" w:space="8" w:color="A6A6A6"/>
+        </w:pBdr>
       </w:pPr>
       <w:r>
         <w:rPr>
@@ -1250,7 +1294,10 @@
     <w:p>
       <w:pPr>
         <w:spacing w:before="0" w:after="60" w:line="312" w:lineRule="auto"/>
-        <w:ind w:left="340"/>
+        <w:ind w:left="283"/>
+        <w:pBdr>
+          <w:left w:val="single" w:sz="12" w:space="8" w:color="A6A6A6"/>
+        </w:pBdr>
       </w:pPr>
       <w:r>
         <w:rPr>
@@ -1264,7 +1311,10 @@
     <w:p>
       <w:pPr>
         <w:spacing w:before="0" w:after="60" w:line="312" w:lineRule="auto"/>
-        <w:ind w:left="340"/>
+        <w:ind w:left="283"/>
+        <w:pBdr>
+          <w:left w:val="single" w:sz="12" w:space="8" w:color="A6A6A6"/>
+        </w:pBdr>
       </w:pPr>
       <w:r>
         <w:rPr>
@@ -1278,7 +1328,10 @@
     <w:p>
       <w:pPr>
         <w:spacing w:before="0" w:after="60" w:line="312" w:lineRule="auto"/>
-        <w:ind w:left="340"/>
+        <w:ind w:left="283"/>
+        <w:pBdr>
+          <w:left w:val="single" w:sz="12" w:space="8" w:color="A6A6A6"/>
+        </w:pBdr>
       </w:pPr>
       <w:r>
         <w:rPr>
@@ -1292,7 +1345,10 @@
     <w:p>
       <w:pPr>
         <w:spacing w:before="0" w:after="60" w:line="312" w:lineRule="auto"/>
-        <w:ind w:left="340"/>
+        <w:ind w:left="283"/>
+        <w:pBdr>
+          <w:left w:val="single" w:sz="12" w:space="8" w:color="A6A6A6"/>
+        </w:pBdr>
       </w:pPr>
       <w:r>
         <w:rPr>
@@ -1306,7 +1362,10 @@
     <w:p>
       <w:pPr>
         <w:spacing w:before="0" w:after="60" w:line="312" w:lineRule="auto"/>
-        <w:ind w:left="340"/>
+        <w:ind w:left="283"/>
+        <w:pBdr>
+          <w:left w:val="single" w:sz="12" w:space="8" w:color="A6A6A6"/>
+        </w:pBdr>
       </w:pPr>
       <w:r>
         <w:rPr>
@@ -1357,29 +1416,21 @@
         <w:t>예: "본인이 힘들어도 가족을 위해 희생하며 사랑으로 살아오신 분"</w:t>
       </w:r>
     </w:p>
-    <w:tbl>
-      <w:tblPr>
-        <w:tblStyle w:val="TableGrid"/>
-        <w:tblW w:type="auto" w:w="0"/>
-        <w:tblLayout w:type="fixed"/>
-        <w:tblLook w:firstColumn="1" w:firstRow="1" w:lastColumn="0" w:lastRow="0" w:noHBand="0" w:noVBand="1" w:val="04A0"/>
-      </w:tblPr>
-      <w:tblGrid>
-        <w:gridCol w:w="9978"/>
-      </w:tblGrid>
-      <w:tr>
-        <w:tc>
-          <w:tcPr>
-            <w:tcW w:type="dxa" w:w="9978"/>
-          </w:tcPr>
-          <w:p>
-            <w:pPr>
-              <w:spacing w:before="40" w:after="40" w:line="312" w:lineRule="auto"/>
-            </w:pPr>
-          </w:p>
-        </w:tc>
-      </w:tr>
-    </w:tbl>
+    <w:p>
+      <w:pPr>
+        <w:spacing w:before="40" w:after="40" w:line="336" w:lineRule="auto"/>
+        <w:ind w:left="283"/>
+        <w:pBdr>
+          <w:left w:val="single" w:sz="12" w:space="8" w:color="A6A6A6"/>
+        </w:pBdr>
+      </w:pPr>
+      <w:r>
+        <w:rPr>
+          <w:sz w:val="20"/>
+        </w:rPr>
+        <w:t xml:space="preserve"> </w:t>
+      </w:r>
+    </w:p>
     <w:p>
       <w:pPr>
         <w:spacing w:after="40"/>
@@ -1425,34 +1476,36 @@
         <w:t>가이드: 성격 · 사람을 대하는 방식 · 주변 사람이 느끼는 인상, 이 세 가지를 한 문장씩. 학교나 직업 같은 이력은 여기 쓰지 않아도 돼요</w:t>
       </w:r>
     </w:p>
-    <w:tbl>
-      <w:tblPr>
-        <w:tblStyle w:val="TableGrid"/>
-        <w:tblW w:type="auto" w:w="0"/>
-        <w:tblLayout w:type="fixed"/>
-        <w:tblLook w:firstColumn="1" w:firstRow="1" w:lastColumn="0" w:lastRow="0" w:noHBand="0" w:noVBand="1" w:val="04A0"/>
-      </w:tblPr>
-      <w:tblGrid>
-        <w:gridCol w:w="9978"/>
-      </w:tblGrid>
-      <w:tr>
-        <w:tc>
-          <w:tcPr>
-            <w:tcW w:type="dxa" w:w="9978"/>
-          </w:tcPr>
-          <w:p>
-            <w:pPr>
-              <w:spacing w:before="40" w:after="40" w:line="312" w:lineRule="auto"/>
-            </w:pPr>
-          </w:p>
-          <w:p>
-            <w:pPr>
-              <w:spacing w:after="40" w:line="312" w:lineRule="auto"/>
-            </w:pPr>
-          </w:p>
-        </w:tc>
-      </w:tr>
-    </w:tbl>
+    <w:p>
+      <w:pPr>
+        <w:spacing w:before="40" w:after="40" w:line="336" w:lineRule="auto"/>
+        <w:ind w:left="283"/>
+        <w:pBdr>
+          <w:left w:val="single" w:sz="12" w:space="8" w:color="A6A6A6"/>
+        </w:pBdr>
+      </w:pPr>
+      <w:r>
+        <w:rPr>
+          <w:sz w:val="20"/>
+        </w:rPr>
+        <w:t xml:space="preserve"> </w:t>
+      </w:r>
+    </w:p>
+    <w:p>
+      <w:pPr>
+        <w:spacing w:before="40" w:after="40" w:line="336" w:lineRule="auto"/>
+        <w:ind w:left="283"/>
+        <w:pBdr>
+          <w:left w:val="single" w:sz="12" w:space="8" w:color="A6A6A6"/>
+        </w:pBdr>
+      </w:pPr>
+      <w:r>
+        <w:rPr>
+          <w:sz w:val="20"/>
+        </w:rPr>
+        <w:t xml:space="preserve"> </w:t>
+      </w:r>
+    </w:p>
     <w:p>
       <w:pPr>
         <w:spacing w:after="40"/>
@@ -1490,7 +1543,10 @@
     <w:p>
       <w:pPr>
         <w:spacing w:before="0" w:after="60" w:line="312" w:lineRule="auto"/>
-        <w:ind w:left="340"/>
+        <w:ind w:left="283"/>
+        <w:pBdr>
+          <w:left w:val="single" w:sz="12" w:space="8" w:color="A6A6A6"/>
+        </w:pBdr>
       </w:pPr>
       <w:r>
         <w:rPr>
@@ -1504,7 +1560,10 @@
     <w:p>
       <w:pPr>
         <w:spacing w:before="0" w:after="60" w:line="312" w:lineRule="auto"/>
-        <w:ind w:left="340"/>
+        <w:ind w:left="283"/>
+        <w:pBdr>
+          <w:left w:val="single" w:sz="12" w:space="8" w:color="A6A6A6"/>
+        </w:pBdr>
       </w:pPr>
       <w:r>
         <w:rPr>
@@ -1518,7 +1577,10 @@
     <w:p>
       <w:pPr>
         <w:spacing w:before="0" w:after="60" w:line="312" w:lineRule="auto"/>
-        <w:ind w:left="340"/>
+        <w:ind w:left="283"/>
+        <w:pBdr>
+          <w:left w:val="single" w:sz="12" w:space="8" w:color="A6A6A6"/>
+        </w:pBdr>
       </w:pPr>
       <w:r>
         <w:rPr>
@@ -1532,7 +1594,10 @@
     <w:p>
       <w:pPr>
         <w:spacing w:before="0" w:after="60" w:line="312" w:lineRule="auto"/>
-        <w:ind w:left="340"/>
+        <w:ind w:left="283"/>
+        <w:pBdr>
+          <w:left w:val="single" w:sz="12" w:space="8" w:color="A6A6A6"/>
+        </w:pBdr>
       </w:pPr>
       <w:r>
         <w:rPr>
@@ -1546,7 +1611,10 @@
     <w:p>
       <w:pPr>
         <w:spacing w:before="0" w:after="60" w:line="312" w:lineRule="auto"/>
-        <w:ind w:left="340"/>
+        <w:ind w:left="283"/>
+        <w:pBdr>
+          <w:left w:val="single" w:sz="12" w:space="8" w:color="A6A6A6"/>
+        </w:pBdr>
       </w:pPr>
       <w:r>
         <w:rPr>
@@ -1560,7 +1628,10 @@
     <w:p>
       <w:pPr>
         <w:spacing w:before="0" w:after="60" w:line="312" w:lineRule="auto"/>
-        <w:ind w:left="340"/>
+        <w:ind w:left="283"/>
+        <w:pBdr>
+          <w:left w:val="single" w:sz="12" w:space="8" w:color="A6A6A6"/>
+        </w:pBdr>
       </w:pPr>
       <w:r>
         <w:rPr>
@@ -1574,7 +1645,10 @@
     <w:p>
       <w:pPr>
         <w:spacing w:before="0" w:after="60" w:line="312" w:lineRule="auto"/>
-        <w:ind w:left="340"/>
+        <w:ind w:left="283"/>
+        <w:pBdr>
+          <w:left w:val="single" w:sz="12" w:space="8" w:color="A6A6A6"/>
+        </w:pBdr>
       </w:pPr>
       <w:r>
         <w:rPr>
@@ -1625,34 +1699,36 @@
         <w:t>예: "매운 걸 못 먹는 손주를 위해 김치를 따로 안 맵게 담그셨어요."</w:t>
       </w:r>
     </w:p>
-    <w:tbl>
-      <w:tblPr>
-        <w:tblStyle w:val="TableGrid"/>
-        <w:tblW w:type="auto" w:w="0"/>
-        <w:tblLayout w:type="fixed"/>
-        <w:tblLook w:firstColumn="1" w:firstRow="1" w:lastColumn="0" w:lastRow="0" w:noHBand="0" w:noVBand="1" w:val="04A0"/>
-      </w:tblPr>
-      <w:tblGrid>
-        <w:gridCol w:w="9978"/>
-      </w:tblGrid>
-      <w:tr>
-        <w:tc>
-          <w:tcPr>
-            <w:tcW w:type="dxa" w:w="9978"/>
-          </w:tcPr>
-          <w:p>
-            <w:pPr>
-              <w:spacing w:before="40" w:after="40" w:line="312" w:lineRule="auto"/>
-            </w:pPr>
-          </w:p>
-          <w:p>
-            <w:pPr>
-              <w:spacing w:after="40" w:line="312" w:lineRule="auto"/>
-            </w:pPr>
-          </w:p>
-        </w:tc>
-      </w:tr>
-    </w:tbl>
+    <w:p>
+      <w:pPr>
+        <w:spacing w:before="40" w:after="40" w:line="336" w:lineRule="auto"/>
+        <w:ind w:left="283"/>
+        <w:pBdr>
+          <w:left w:val="single" w:sz="12" w:space="8" w:color="A6A6A6"/>
+        </w:pBdr>
+      </w:pPr>
+      <w:r>
+        <w:rPr>
+          <w:sz w:val="20"/>
+        </w:rPr>
+        <w:t xml:space="preserve"> </w:t>
+      </w:r>
+    </w:p>
+    <w:p>
+      <w:pPr>
+        <w:spacing w:before="40" w:after="40" w:line="336" w:lineRule="auto"/>
+        <w:ind w:left="283"/>
+        <w:pBdr>
+          <w:left w:val="single" w:sz="12" w:space="8" w:color="A6A6A6"/>
+        </w:pBdr>
+      </w:pPr>
+      <w:r>
+        <w:rPr>
+          <w:sz w:val="20"/>
+        </w:rPr>
+        <w:t xml:space="preserve"> </w:t>
+      </w:r>
+    </w:p>
     <w:p>
       <w:pPr>
         <w:spacing w:after="40"/>
@@ -2029,7 +2105,10 @@
     <w:p>
       <w:pPr>
         <w:spacing w:before="0" w:after="60" w:line="312" w:lineRule="auto"/>
-        <w:ind w:left="340"/>
+        <w:ind w:left="283"/>
+        <w:pBdr>
+          <w:left w:val="single" w:sz="12" w:space="8" w:color="A6A6A6"/>
+        </w:pBdr>
       </w:pPr>
       <w:r>
         <w:rPr>
@@ -2043,7 +2122,10 @@
     <w:p>
       <w:pPr>
         <w:spacing w:before="0" w:after="60" w:line="312" w:lineRule="auto"/>
-        <w:ind w:left="340"/>
+        <w:ind w:left="283"/>
+        <w:pBdr>
+          <w:left w:val="single" w:sz="12" w:space="8" w:color="A6A6A6"/>
+        </w:pBdr>
       </w:pPr>
       <w:r>
         <w:rPr>
@@ -2057,7 +2139,10 @@
     <w:p>
       <w:pPr>
         <w:spacing w:before="0" w:after="60" w:line="312" w:lineRule="auto"/>
-        <w:ind w:left="340"/>
+        <w:ind w:left="283"/>
+        <w:pBdr>
+          <w:left w:val="single" w:sz="12" w:space="8" w:color="A6A6A6"/>
+        </w:pBdr>
       </w:pPr>
       <w:r>
         <w:rPr>
@@ -2071,7 +2156,10 @@
     <w:p>
       <w:pPr>
         <w:spacing w:before="0" w:after="60" w:line="312" w:lineRule="auto"/>
-        <w:ind w:left="340"/>
+        <w:ind w:left="283"/>
+        <w:pBdr>
+          <w:left w:val="single" w:sz="12" w:space="8" w:color="A6A6A6"/>
+        </w:pBdr>
       </w:pPr>
       <w:r>
         <w:rPr>
@@ -2085,7 +2173,10 @@
     <w:p>
       <w:pPr>
         <w:spacing w:before="0" w:after="60" w:line="312" w:lineRule="auto"/>
-        <w:ind w:left="340"/>
+        <w:ind w:left="283"/>
+        <w:pBdr>
+          <w:left w:val="single" w:sz="12" w:space="8" w:color="A6A6A6"/>
+        </w:pBdr>
       </w:pPr>
       <w:r>
         <w:rPr>
@@ -2099,7 +2190,10 @@
     <w:p>
       <w:pPr>
         <w:spacing w:before="0" w:after="60" w:line="312" w:lineRule="auto"/>
-        <w:ind w:left="340"/>
+        <w:ind w:left="283"/>
+        <w:pBdr>
+          <w:left w:val="single" w:sz="12" w:space="8" w:color="A6A6A6"/>
+        </w:pBdr>
       </w:pPr>
       <w:r>
         <w:rPr>
@@ -2113,7 +2207,10 @@
     <w:p>
       <w:pPr>
         <w:spacing w:before="0" w:after="60" w:line="312" w:lineRule="auto"/>
-        <w:ind w:left="340"/>
+        <w:ind w:left="283"/>
+        <w:pBdr>
+          <w:left w:val="single" w:sz="12" w:space="8" w:color="A6A6A6"/>
+        </w:pBdr>
       </w:pPr>
       <w:r>
         <w:rPr>
@@ -2127,7 +2224,10 @@
     <w:p>
       <w:pPr>
         <w:spacing w:before="0" w:after="60" w:line="312" w:lineRule="auto"/>
-        <w:ind w:left="340"/>
+        <w:ind w:left="283"/>
+        <w:pBdr>
+          <w:left w:val="single" w:sz="12" w:space="8" w:color="A6A6A6"/>
+        </w:pBdr>
       </w:pPr>
       <w:r>
         <w:rPr>
@@ -2311,7 +2411,10 @@
     <w:p>
       <w:pPr>
         <w:spacing w:before="0" w:after="60" w:line="312" w:lineRule="auto"/>
-        <w:ind w:left="227"/>
+        <w:ind w:left="283"/>
+        <w:pBdr>
+          <w:left w:val="single" w:sz="12" w:space="8" w:color="A6A6A6"/>
+        </w:pBdr>
       </w:pPr>
       <w:r>
         <w:rPr>
@@ -2362,34 +2465,36 @@
         <w:t>가이드: 풍경·집·동네 사람 중 떠오르는 것</w:t>
       </w:r>
     </w:p>
-    <w:tbl>
-      <w:tblPr>
-        <w:tblStyle w:val="TableGrid"/>
-        <w:tblW w:type="auto" w:w="0"/>
-        <w:tblLayout w:type="fixed"/>
-        <w:tblLook w:firstColumn="1" w:firstRow="1" w:lastColumn="0" w:lastRow="0" w:noHBand="0" w:noVBand="1" w:val="04A0"/>
-      </w:tblPr>
-      <w:tblGrid>
-        <w:gridCol w:w="9978"/>
-      </w:tblGrid>
-      <w:tr>
-        <w:tc>
-          <w:tcPr>
-            <w:tcW w:type="dxa" w:w="9978"/>
-          </w:tcPr>
-          <w:p>
-            <w:pPr>
-              <w:spacing w:before="40" w:after="40" w:line="312" w:lineRule="auto"/>
-            </w:pPr>
-          </w:p>
-          <w:p>
-            <w:pPr>
-              <w:spacing w:after="40" w:line="312" w:lineRule="auto"/>
-            </w:pPr>
-          </w:p>
-        </w:tc>
-      </w:tr>
-    </w:tbl>
+    <w:p>
+      <w:pPr>
+        <w:spacing w:before="40" w:after="40" w:line="336" w:lineRule="auto"/>
+        <w:ind w:left="283"/>
+        <w:pBdr>
+          <w:left w:val="single" w:sz="12" w:space="8" w:color="A6A6A6"/>
+        </w:pBdr>
+      </w:pPr>
+      <w:r>
+        <w:rPr>
+          <w:sz w:val="20"/>
+        </w:rPr>
+        <w:t xml:space="preserve"> </w:t>
+      </w:r>
+    </w:p>
+    <w:p>
+      <w:pPr>
+        <w:spacing w:before="40" w:after="40" w:line="336" w:lineRule="auto"/>
+        <w:ind w:left="283"/>
+        <w:pBdr>
+          <w:left w:val="single" w:sz="12" w:space="8" w:color="A6A6A6"/>
+        </w:pBdr>
+      </w:pPr>
+      <w:r>
+        <w:rPr>
+          <w:sz w:val="20"/>
+        </w:rPr>
+        <w:t xml:space="preserve"> </w:t>
+      </w:r>
+    </w:p>
     <w:p>
       <w:pPr>
         <w:spacing w:after="40"/>
@@ -2435,34 +2540,36 @@
         <w:t>가이드: 장면 하나를 그림처럼. 누가 있었고, 무엇을 하고 있었는지</w:t>
       </w:r>
     </w:p>
-    <w:tbl>
-      <w:tblPr>
-        <w:tblStyle w:val="TableGrid"/>
-        <w:tblW w:type="auto" w:w="0"/>
-        <w:tblLayout w:type="fixed"/>
-        <w:tblLook w:firstColumn="1" w:firstRow="1" w:lastColumn="0" w:lastRow="0" w:noHBand="0" w:noVBand="1" w:val="04A0"/>
-      </w:tblPr>
-      <w:tblGrid>
-        <w:gridCol w:w="9978"/>
-      </w:tblGrid>
-      <w:tr>
-        <w:tc>
-          <w:tcPr>
-            <w:tcW w:type="dxa" w:w="9978"/>
-          </w:tcPr>
-          <w:p>
-            <w:pPr>
-              <w:spacing w:before="40" w:after="40" w:line="312" w:lineRule="auto"/>
-            </w:pPr>
-          </w:p>
-          <w:p>
-            <w:pPr>
-              <w:spacing w:after="40" w:line="312" w:lineRule="auto"/>
-            </w:pPr>
-          </w:p>
-        </w:tc>
-      </w:tr>
-    </w:tbl>
+    <w:p>
+      <w:pPr>
+        <w:spacing w:before="40" w:after="40" w:line="336" w:lineRule="auto"/>
+        <w:ind w:left="283"/>
+        <w:pBdr>
+          <w:left w:val="single" w:sz="12" w:space="8" w:color="A6A6A6"/>
+        </w:pBdr>
+      </w:pPr>
+      <w:r>
+        <w:rPr>
+          <w:sz w:val="20"/>
+        </w:rPr>
+        <w:t xml:space="preserve"> </w:t>
+      </w:r>
+    </w:p>
+    <w:p>
+      <w:pPr>
+        <w:spacing w:before="40" w:after="40" w:line="336" w:lineRule="auto"/>
+        <w:ind w:left="283"/>
+        <w:pBdr>
+          <w:left w:val="single" w:sz="12" w:space="8" w:color="A6A6A6"/>
+        </w:pBdr>
+      </w:pPr>
+      <w:r>
+        <w:rPr>
+          <w:sz w:val="20"/>
+        </w:rPr>
+        <w:t xml:space="preserve"> </w:t>
+      </w:r>
+    </w:p>
     <w:p>
       <w:pPr>
         <w:spacing w:after="40"/>
@@ -2685,7 +2792,10 @@
     <w:p>
       <w:pPr>
         <w:spacing w:before="0" w:after="60" w:line="312" w:lineRule="auto"/>
-        <w:ind w:left="227"/>
+        <w:ind w:left="283"/>
+        <w:pBdr>
+          <w:left w:val="single" w:sz="12" w:space="8" w:color="A6A6A6"/>
+        </w:pBdr>
       </w:pPr>
       <w:r>
         <w:rPr>
@@ -2736,34 +2846,36 @@
         <w:t>가이드: 주로 한 일 → 언제부터 언제까지 → 그 일에 대해 어떻게 말했는지</w:t>
       </w:r>
     </w:p>
-    <w:tbl>
-      <w:tblPr>
-        <w:tblStyle w:val="TableGrid"/>
-        <w:tblW w:type="auto" w:w="0"/>
-        <w:tblLayout w:type="fixed"/>
-        <w:tblLook w:firstColumn="1" w:firstRow="1" w:lastColumn="0" w:lastRow="0" w:noHBand="0" w:noVBand="1" w:val="04A0"/>
-      </w:tblPr>
-      <w:tblGrid>
-        <w:gridCol w:w="9978"/>
-      </w:tblGrid>
-      <w:tr>
-        <w:tc>
-          <w:tcPr>
-            <w:tcW w:type="dxa" w:w="9978"/>
-          </w:tcPr>
-          <w:p>
-            <w:pPr>
-              <w:spacing w:before="40" w:after="40" w:line="312" w:lineRule="auto"/>
-            </w:pPr>
-          </w:p>
-          <w:p>
-            <w:pPr>
-              <w:spacing w:after="40" w:line="312" w:lineRule="auto"/>
-            </w:pPr>
-          </w:p>
-        </w:tc>
-      </w:tr>
-    </w:tbl>
+    <w:p>
+      <w:pPr>
+        <w:spacing w:before="40" w:after="40" w:line="336" w:lineRule="auto"/>
+        <w:ind w:left="283"/>
+        <w:pBdr>
+          <w:left w:val="single" w:sz="12" w:space="8" w:color="A6A6A6"/>
+        </w:pBdr>
+      </w:pPr>
+      <w:r>
+        <w:rPr>
+          <w:sz w:val="20"/>
+        </w:rPr>
+        <w:t xml:space="preserve"> </w:t>
+      </w:r>
+    </w:p>
+    <w:p>
+      <w:pPr>
+        <w:spacing w:before="40" w:after="40" w:line="336" w:lineRule="auto"/>
+        <w:ind w:left="283"/>
+        <w:pBdr>
+          <w:left w:val="single" w:sz="12" w:space="8" w:color="A6A6A6"/>
+        </w:pBdr>
+      </w:pPr>
+      <w:r>
+        <w:rPr>
+          <w:sz w:val="20"/>
+        </w:rPr>
+        <w:t xml:space="preserve"> </w:t>
+      </w:r>
+    </w:p>
     <w:p>
       <w:pPr>
         <w:spacing w:after="40"/>
@@ -2801,7 +2913,10 @@
     <w:p>
       <w:pPr>
         <w:spacing w:before="0" w:after="60" w:line="312" w:lineRule="auto"/>
-        <w:ind w:left="227"/>
+        <w:ind w:left="283"/>
+        <w:pBdr>
+          <w:left w:val="single" w:sz="12" w:space="8" w:color="A6A6A6"/>
+        </w:pBdr>
       </w:pPr>
       <w:r>
         <w:rPr>
@@ -2815,7 +2930,10 @@
     <w:p>
       <w:pPr>
         <w:spacing w:before="0" w:after="60" w:line="312" w:lineRule="auto"/>
-        <w:ind w:left="227"/>
+        <w:ind w:left="283"/>
+        <w:pBdr>
+          <w:left w:val="single" w:sz="12" w:space="8" w:color="A6A6A6"/>
+        </w:pBdr>
       </w:pPr>
       <w:r>
         <w:rPr>
@@ -2829,7 +2947,7 @@
     <w:p>
       <w:pPr>
         <w:spacing w:before="0" w:after="60" w:line="312" w:lineRule="auto"/>
-        <w:ind w:left="227"/>
+        <w:ind w:left="283"/>
       </w:pPr>
       <w:r>
         <w:rPr>
@@ -2883,7 +3001,10 @@
     <w:p>
       <w:pPr>
         <w:spacing w:before="0" w:after="60" w:line="312" w:lineRule="auto"/>
-        <w:ind w:left="227"/>
+        <w:ind w:left="283"/>
+        <w:pBdr>
+          <w:left w:val="single" w:sz="12" w:space="8" w:color="A6A6A6"/>
+        </w:pBdr>
       </w:pPr>
       <w:r>
         <w:rPr>
@@ -2897,7 +3018,7 @@
     <w:p>
       <w:pPr>
         <w:spacing w:before="0" w:after="60" w:line="312" w:lineRule="auto"/>
-        <w:ind w:left="227"/>
+        <w:ind w:left="283"/>
       </w:pPr>
       <w:r>
         <w:rPr>
@@ -2968,7 +3089,7 @@
     <w:p>
       <w:pPr>
         <w:spacing w:before="0" w:after="60" w:line="312" w:lineRule="auto"/>
-        <w:ind w:left="227"/>
+        <w:ind w:left="283"/>
       </w:pPr>
       <w:r>
         <w:rPr>
@@ -3019,29 +3140,21 @@
         <w:t>예: "종서야" / "여보" / "우리 딸"</w:t>
       </w:r>
     </w:p>
-    <w:tbl>
-      <w:tblPr>
-        <w:tblStyle w:val="TableGrid"/>
-        <w:tblW w:type="auto" w:w="0"/>
-        <w:tblLayout w:type="fixed"/>
-        <w:tblLook w:firstColumn="1" w:firstRow="1" w:lastColumn="0" w:lastRow="0" w:noHBand="0" w:noVBand="1" w:val="04A0"/>
-      </w:tblPr>
-      <w:tblGrid>
-        <w:gridCol w:w="9978"/>
-      </w:tblGrid>
-      <w:tr>
-        <w:tc>
-          <w:tcPr>
-            <w:tcW w:type="dxa" w:w="9978"/>
-          </w:tcPr>
-          <w:p>
-            <w:pPr>
-              <w:spacing w:before="40" w:after="40" w:line="312" w:lineRule="auto"/>
-            </w:pPr>
-          </w:p>
-        </w:tc>
-      </w:tr>
-    </w:tbl>
+    <w:p>
+      <w:pPr>
+        <w:spacing w:before="40" w:after="40" w:line="336" w:lineRule="auto"/>
+        <w:ind w:left="283"/>
+        <w:pBdr>
+          <w:left w:val="single" w:sz="12" w:space="8" w:color="A6A6A6"/>
+        </w:pBdr>
+      </w:pPr>
+      <w:r>
+        <w:rPr>
+          <w:sz w:val="20"/>
+        </w:rPr>
+        <w:t xml:space="preserve"> </w:t>
+      </w:r>
+    </w:p>
     <w:p>
       <w:pPr>
         <w:spacing w:after="40"/>
@@ -3087,29 +3200,21 @@
         <w:t>예: "엄마" / "할머니"</w:t>
       </w:r>
     </w:p>
-    <w:tbl>
-      <w:tblPr>
-        <w:tblStyle w:val="TableGrid"/>
-        <w:tblW w:type="auto" w:w="0"/>
-        <w:tblLayout w:type="fixed"/>
-        <w:tblLook w:firstColumn="1" w:firstRow="1" w:lastColumn="0" w:lastRow="0" w:noHBand="0" w:noVBand="1" w:val="04A0"/>
-      </w:tblPr>
-      <w:tblGrid>
-        <w:gridCol w:w="9978"/>
-      </w:tblGrid>
-      <w:tr>
-        <w:tc>
-          <w:tcPr>
-            <w:tcW w:type="dxa" w:w="9978"/>
-          </w:tcPr>
-          <w:p>
-            <w:pPr>
-              <w:spacing w:before="40" w:after="40" w:line="312" w:lineRule="auto"/>
-            </w:pPr>
-          </w:p>
-        </w:tc>
-      </w:tr>
-    </w:tbl>
+    <w:p>
+      <w:pPr>
+        <w:spacing w:before="40" w:after="40" w:line="336" w:lineRule="auto"/>
+        <w:ind w:left="283"/>
+        <w:pBdr>
+          <w:left w:val="single" w:sz="12" w:space="8" w:color="A6A6A6"/>
+        </w:pBdr>
+      </w:pPr>
+      <w:r>
+        <w:rPr>
+          <w:sz w:val="20"/>
+        </w:rPr>
+        <w:t xml:space="preserve"> </w:t>
+      </w:r>
+    </w:p>
     <w:p>
       <w:pPr>
         <w:spacing w:after="40"/>
@@ -3300,7 +3405,10 @@
     <w:p>
       <w:pPr>
         <w:spacing w:before="0" w:after="60" w:line="312" w:lineRule="auto"/>
-        <w:ind w:left="227"/>
+        <w:ind w:left="283"/>
+        <w:pBdr>
+          <w:left w:val="single" w:sz="12" w:space="8" w:color="A6A6A6"/>
+        </w:pBdr>
       </w:pPr>
       <w:r>
         <w:rPr>
@@ -3314,7 +3422,10 @@
     <w:p>
       <w:pPr>
         <w:spacing w:before="0" w:after="60" w:line="312" w:lineRule="auto"/>
-        <w:ind w:left="227"/>
+        <w:ind w:left="283"/>
+        <w:pBdr>
+          <w:left w:val="single" w:sz="12" w:space="8" w:color="A6A6A6"/>
+        </w:pBdr>
       </w:pPr>
       <w:r>
         <w:rPr>
@@ -3365,34 +3476,36 @@
         <w:t>가이드: 언제·어디서·무슨 일·그때 기분</w:t>
       </w:r>
     </w:p>
-    <w:tbl>
-      <w:tblPr>
-        <w:tblStyle w:val="TableGrid"/>
-        <w:tblW w:type="auto" w:w="0"/>
-        <w:tblLayout w:type="fixed"/>
-        <w:tblLook w:firstColumn="1" w:firstRow="1" w:lastColumn="0" w:lastRow="0" w:noHBand="0" w:noVBand="1" w:val="04A0"/>
-      </w:tblPr>
-      <w:tblGrid>
-        <w:gridCol w:w="9978"/>
-      </w:tblGrid>
-      <w:tr>
-        <w:tc>
-          <w:tcPr>
-            <w:tcW w:type="dxa" w:w="9978"/>
-          </w:tcPr>
-          <w:p>
-            <w:pPr>
-              <w:spacing w:before="40" w:after="40" w:line="312" w:lineRule="auto"/>
-            </w:pPr>
-          </w:p>
-          <w:p>
-            <w:pPr>
-              <w:spacing w:after="40" w:line="312" w:lineRule="auto"/>
-            </w:pPr>
-          </w:p>
-        </w:tc>
-      </w:tr>
-    </w:tbl>
+    <w:p>
+      <w:pPr>
+        <w:spacing w:before="40" w:after="40" w:line="336" w:lineRule="auto"/>
+        <w:ind w:left="283"/>
+        <w:pBdr>
+          <w:left w:val="single" w:sz="12" w:space="8" w:color="A6A6A6"/>
+        </w:pBdr>
+      </w:pPr>
+      <w:r>
+        <w:rPr>
+          <w:sz w:val="20"/>
+        </w:rPr>
+        <w:t xml:space="preserve"> </w:t>
+      </w:r>
+    </w:p>
+    <w:p>
+      <w:pPr>
+        <w:spacing w:before="40" w:after="40" w:line="336" w:lineRule="auto"/>
+        <w:ind w:left="283"/>
+        <w:pBdr>
+          <w:left w:val="single" w:sz="12" w:space="8" w:color="A6A6A6"/>
+        </w:pBdr>
+      </w:pPr>
+      <w:r>
+        <w:rPr>
+          <w:sz w:val="20"/>
+        </w:rPr>
+        <w:t xml:space="preserve"> </w:t>
+      </w:r>
+    </w:p>
     <w:p>
       <w:pPr>
         <w:spacing w:after="40"/>
@@ -3430,7 +3543,10 @@
     <w:p>
       <w:pPr>
         <w:spacing w:before="0" w:after="60" w:line="312" w:lineRule="auto"/>
-        <w:ind w:left="340"/>
+        <w:ind w:left="283"/>
+        <w:pBdr>
+          <w:left w:val="single" w:sz="12" w:space="8" w:color="A6A6A6"/>
+        </w:pBdr>
       </w:pPr>
       <w:r>
         <w:rPr>
@@ -3444,7 +3560,10 @@
     <w:p>
       <w:pPr>
         <w:spacing w:before="0" w:after="60" w:line="312" w:lineRule="auto"/>
-        <w:ind w:left="340"/>
+        <w:ind w:left="283"/>
+        <w:pBdr>
+          <w:left w:val="single" w:sz="12" w:space="8" w:color="A6A6A6"/>
+        </w:pBdr>
       </w:pPr>
       <w:r>
         <w:rPr>
@@ -3458,7 +3577,10 @@
     <w:p>
       <w:pPr>
         <w:spacing w:before="0" w:after="60" w:line="312" w:lineRule="auto"/>
-        <w:ind w:left="340"/>
+        <w:ind w:left="283"/>
+        <w:pBdr>
+          <w:left w:val="single" w:sz="12" w:space="8" w:color="A6A6A6"/>
+        </w:pBdr>
       </w:pPr>
       <w:r>
         <w:rPr>
@@ -3472,7 +3594,10 @@
     <w:p>
       <w:pPr>
         <w:spacing w:before="0" w:after="60" w:line="312" w:lineRule="auto"/>
-        <w:ind w:left="340"/>
+        <w:ind w:left="283"/>
+        <w:pBdr>
+          <w:left w:val="single" w:sz="12" w:space="8" w:color="A6A6A6"/>
+        </w:pBdr>
       </w:pPr>
       <w:r>
         <w:rPr>
@@ -3486,7 +3611,10 @@
     <w:p>
       <w:pPr>
         <w:spacing w:before="0" w:after="60" w:line="312" w:lineRule="auto"/>
-        <w:ind w:left="340"/>
+        <w:ind w:left="283"/>
+        <w:pBdr>
+          <w:left w:val="single" w:sz="12" w:space="8" w:color="A6A6A6"/>
+        </w:pBdr>
       </w:pPr>
       <w:r>
         <w:rPr>
@@ -3500,7 +3628,10 @@
     <w:p>
       <w:pPr>
         <w:spacing w:before="0" w:after="60" w:line="312" w:lineRule="auto"/>
-        <w:ind w:left="340"/>
+        <w:ind w:left="283"/>
+        <w:pBdr>
+          <w:left w:val="single" w:sz="12" w:space="8" w:color="A6A6A6"/>
+        </w:pBdr>
       </w:pPr>
       <w:r>
         <w:rPr>
@@ -3543,7 +3674,10 @@
     <w:p>
       <w:pPr>
         <w:spacing w:before="0" w:after="60" w:line="312" w:lineRule="auto"/>
-        <w:ind w:left="227"/>
+        <w:ind w:left="283"/>
+        <w:pBdr>
+          <w:left w:val="single" w:sz="12" w:space="8" w:color="A6A6A6"/>
+        </w:pBdr>
       </w:pPr>
       <w:r>
         <w:rPr>
@@ -3586,7 +3720,10 @@
     <w:p>
       <w:pPr>
         <w:spacing w:before="0" w:after="60" w:line="312" w:lineRule="auto"/>
-        <w:ind w:left="227"/>
+        <w:ind w:left="283"/>
+        <w:pBdr>
+          <w:left w:val="single" w:sz="12" w:space="8" w:color="A6A6A6"/>
+        </w:pBdr>
       </w:pPr>
       <w:r>
         <w:rPr>
@@ -3640,7 +3777,10 @@
     <w:p>
       <w:pPr>
         <w:spacing w:before="0" w:after="60" w:line="312" w:lineRule="auto"/>
-        <w:ind w:left="227"/>
+        <w:ind w:left="283"/>
+        <w:pBdr>
+          <w:left w:val="single" w:sz="12" w:space="8" w:color="A6A6A6"/>
+        </w:pBdr>
       </w:pPr>
       <w:r>
         <w:rPr>
@@ -3691,34 +3831,36 @@
         <w:t>안내: 이름만 말해도 새 카드가 생겨요</w:t>
       </w:r>
     </w:p>
-    <w:tbl>
-      <w:tblPr>
-        <w:tblStyle w:val="TableGrid"/>
-        <w:tblW w:type="auto" w:w="0"/>
-        <w:tblLayout w:type="fixed"/>
-        <w:tblLook w:firstColumn="1" w:firstRow="1" w:lastColumn="0" w:lastRow="0" w:noHBand="0" w:noVBand="1" w:val="04A0"/>
-      </w:tblPr>
-      <w:tblGrid>
-        <w:gridCol w:w="9978"/>
-      </w:tblGrid>
-      <w:tr>
-        <w:tc>
-          <w:tcPr>
-            <w:tcW w:type="dxa" w:w="9978"/>
-          </w:tcPr>
-          <w:p>
-            <w:pPr>
-              <w:spacing w:before="40" w:after="40" w:line="312" w:lineRule="auto"/>
-            </w:pPr>
-          </w:p>
-          <w:p>
-            <w:pPr>
-              <w:spacing w:after="40" w:line="312" w:lineRule="auto"/>
-            </w:pPr>
-          </w:p>
-        </w:tc>
-      </w:tr>
-    </w:tbl>
+    <w:p>
+      <w:pPr>
+        <w:spacing w:before="40" w:after="40" w:line="336" w:lineRule="auto"/>
+        <w:ind w:left="283"/>
+        <w:pBdr>
+          <w:left w:val="single" w:sz="12" w:space="8" w:color="A6A6A6"/>
+        </w:pBdr>
+      </w:pPr>
+      <w:r>
+        <w:rPr>
+          <w:sz w:val="20"/>
+        </w:rPr>
+        <w:t xml:space="preserve"> </w:t>
+      </w:r>
+    </w:p>
+    <w:p>
+      <w:pPr>
+        <w:spacing w:before="40" w:after="40" w:line="336" w:lineRule="auto"/>
+        <w:ind w:left="283"/>
+        <w:pBdr>
+          <w:left w:val="single" w:sz="12" w:space="8" w:color="A6A6A6"/>
+        </w:pBdr>
+      </w:pPr>
+      <w:r>
+        <w:rPr>
+          <w:sz w:val="20"/>
+        </w:rPr>
+        <w:t xml:space="preserve"> </w:t>
+      </w:r>
+    </w:p>
     <w:p>
       <w:pPr>
         <w:spacing w:after="40"/>
@@ -3792,7 +3934,10 @@
     <w:p>
       <w:pPr>
         <w:spacing w:before="0" w:after="60" w:line="312" w:lineRule="auto"/>
-        <w:ind w:left="227"/>
+        <w:ind w:left="283"/>
+        <w:pBdr>
+          <w:left w:val="single" w:sz="12" w:space="8" w:color="A6A6A6"/>
+        </w:pBdr>
       </w:pPr>
       <w:r>
         <w:rPr>
@@ -3846,7 +3991,10 @@
     <w:p>
       <w:pPr>
         <w:spacing w:before="0" w:after="60" w:line="312" w:lineRule="auto"/>
-        <w:ind w:left="227"/>
+        <w:ind w:left="283"/>
+        <w:pBdr>
+          <w:left w:val="single" w:sz="12" w:space="8" w:color="A6A6A6"/>
+        </w:pBdr>
       </w:pPr>
       <w:r>
         <w:rPr>
@@ -3889,7 +4037,10 @@
     <w:p>
       <w:pPr>
         <w:spacing w:before="0" w:after="60" w:line="312" w:lineRule="auto"/>
-        <w:ind w:left="340"/>
+        <w:ind w:left="283"/>
+        <w:pBdr>
+          <w:left w:val="single" w:sz="12" w:space="8" w:color="A6A6A6"/>
+        </w:pBdr>
       </w:pPr>
       <w:r>
         <w:rPr>
@@ -3903,7 +4054,10 @@
     <w:p>
       <w:pPr>
         <w:spacing w:before="0" w:after="60" w:line="312" w:lineRule="auto"/>
-        <w:ind w:left="340"/>
+        <w:ind w:left="283"/>
+        <w:pBdr>
+          <w:left w:val="single" w:sz="12" w:space="8" w:color="A6A6A6"/>
+        </w:pBdr>
       </w:pPr>
       <w:r>
         <w:rPr>
@@ -3917,7 +4071,10 @@
     <w:p>
       <w:pPr>
         <w:spacing w:before="0" w:after="60" w:line="312" w:lineRule="auto"/>
-        <w:ind w:left="340"/>
+        <w:ind w:left="283"/>
+        <w:pBdr>
+          <w:left w:val="single" w:sz="12" w:space="8" w:color="A6A6A6"/>
+        </w:pBdr>
       </w:pPr>
       <w:r>
         <w:rPr>
@@ -3931,7 +4088,10 @@
     <w:p>
       <w:pPr>
         <w:spacing w:before="0" w:after="60" w:line="312" w:lineRule="auto"/>
-        <w:ind w:left="340"/>
+        <w:ind w:left="283"/>
+        <w:pBdr>
+          <w:left w:val="single" w:sz="12" w:space="8" w:color="A6A6A6"/>
+        </w:pBdr>
       </w:pPr>
       <w:r>
         <w:rPr>
@@ -3945,7 +4105,10 @@
     <w:p>
       <w:pPr>
         <w:spacing w:before="0" w:after="60" w:line="312" w:lineRule="auto"/>
-        <w:ind w:left="340"/>
+        <w:ind w:left="283"/>
+        <w:pBdr>
+          <w:left w:val="single" w:sz="12" w:space="8" w:color="A6A6A6"/>
+        </w:pBdr>
       </w:pPr>
       <w:r>
         <w:rPr>
@@ -3959,7 +4122,7 @@
     <w:p>
       <w:pPr>
         <w:spacing w:before="0" w:after="60" w:line="312" w:lineRule="auto"/>
-        <w:ind w:left="227"/>
+        <w:ind w:left="283"/>
       </w:pPr>
       <w:r>
         <w:rPr>
@@ -4123,7 +4286,10 @@
     <w:p>
       <w:pPr>
         <w:spacing w:before="0" w:after="60" w:line="312" w:lineRule="auto"/>
-        <w:ind w:left="227"/>
+        <w:ind w:left="283"/>
+        <w:pBdr>
+          <w:left w:val="single" w:sz="12" w:space="8" w:color="A6A6A6"/>
+        </w:pBdr>
       </w:pPr>
       <w:r>
         <w:rPr>
@@ -4166,7 +4332,10 @@
     <w:p>
       <w:pPr>
         <w:spacing w:before="0" w:after="60" w:line="312" w:lineRule="auto"/>
-        <w:ind w:left="227"/>
+        <w:ind w:left="283"/>
+        <w:pBdr>
+          <w:left w:val="single" w:sz="12" w:space="8" w:color="A6A6A6"/>
+        </w:pBdr>
       </w:pPr>
       <w:r>
         <w:rPr>
@@ -4180,7 +4349,7 @@
     <w:p>
       <w:pPr>
         <w:spacing w:before="0" w:after="60" w:line="312" w:lineRule="auto"/>
-        <w:ind w:left="227"/>
+        <w:ind w:left="283"/>
       </w:pPr>
       <w:r>
         <w:rPr>
@@ -4223,7 +4392,10 @@
     <w:p>
       <w:pPr>
         <w:spacing w:before="0" w:after="60" w:line="312" w:lineRule="auto"/>
-        <w:ind w:left="227"/>
+        <w:ind w:left="283"/>
+        <w:pBdr>
+          <w:left w:val="single" w:sz="12" w:space="8" w:color="A6A6A6"/>
+        </w:pBdr>
       </w:pPr>
       <w:r>
         <w:rPr>
@@ -4237,7 +4409,10 @@
     <w:p>
       <w:pPr>
         <w:spacing w:before="0" w:after="60" w:line="312" w:lineRule="auto"/>
-        <w:ind w:left="227"/>
+        <w:ind w:left="283"/>
+        <w:pBdr>
+          <w:left w:val="single" w:sz="12" w:space="8" w:color="A6A6A6"/>
+        </w:pBdr>
       </w:pPr>
       <w:r>
         <w:rPr>
@@ -4251,7 +4426,10 @@
     <w:p>
       <w:pPr>
         <w:spacing w:before="0" w:after="60" w:line="312" w:lineRule="auto"/>
-        <w:ind w:left="227"/>
+        <w:ind w:left="283"/>
+        <w:pBdr>
+          <w:left w:val="single" w:sz="12" w:space="8" w:color="A6A6A6"/>
+        </w:pBdr>
       </w:pPr>
       <w:r>
         <w:rPr>
@@ -4265,7 +4443,7 @@
     <w:p>
       <w:pPr>
         <w:spacing w:before="0" w:after="60" w:line="312" w:lineRule="auto"/>
-        <w:ind w:left="227"/>
+        <w:ind w:left="283"/>
       </w:pPr>
       <w:r>
         <w:rPr>
@@ -4369,7 +4547,10 @@
     <w:p>
       <w:pPr>
         <w:spacing w:before="0" w:after="60" w:line="312" w:lineRule="auto"/>
-        <w:ind w:left="227"/>
+        <w:ind w:left="283"/>
+        <w:pBdr>
+          <w:left w:val="single" w:sz="12" w:space="8" w:color="A6A6A6"/>
+        </w:pBdr>
       </w:pPr>
       <w:r>
         <w:rPr>
@@ -4383,7 +4564,10 @@
     <w:p>
       <w:pPr>
         <w:spacing w:before="0" w:after="60" w:line="312" w:lineRule="auto"/>
-        <w:ind w:left="227"/>
+        <w:ind w:left="283"/>
+        <w:pBdr>
+          <w:left w:val="single" w:sz="12" w:space="8" w:color="A6A6A6"/>
+        </w:pBdr>
       </w:pPr>
       <w:r>
         <w:rPr>
@@ -4397,7 +4581,10 @@
     <w:p>
       <w:pPr>
         <w:spacing w:before="0" w:after="60" w:line="312" w:lineRule="auto"/>
-        <w:ind w:left="227"/>
+        <w:ind w:left="283"/>
+        <w:pBdr>
+          <w:left w:val="single" w:sz="12" w:space="8" w:color="A6A6A6"/>
+        </w:pBdr>
       </w:pPr>
       <w:r>
         <w:rPr>
@@ -4411,7 +4598,10 @@
     <w:p>
       <w:pPr>
         <w:spacing w:before="0" w:after="60" w:line="312" w:lineRule="auto"/>
-        <w:ind w:left="227"/>
+        <w:ind w:left="283"/>
+        <w:pBdr>
+          <w:left w:val="single" w:sz="12" w:space="8" w:color="A6A6A6"/>
+        </w:pBdr>
       </w:pPr>
       <w:r>
         <w:rPr>
@@ -4425,7 +4615,7 @@
     <w:p>
       <w:pPr>
         <w:spacing w:before="0" w:after="60" w:line="312" w:lineRule="auto"/>
-        <w:ind w:left="227"/>
+        <w:ind w:left="283"/>
       </w:pPr>
       <w:r>
         <w:rPr>
@@ -4490,7 +4680,7 @@
     <w:p>
       <w:pPr>
         <w:spacing w:before="0" w:after="60" w:line="312" w:lineRule="auto"/>
-        <w:ind w:left="227"/>
+        <w:ind w:left="283"/>
       </w:pPr>
       <w:r>
         <w:rPr>
@@ -4533,7 +4723,10 @@
     <w:p>
       <w:pPr>
         <w:spacing w:before="0" w:after="60" w:line="312" w:lineRule="auto"/>
-        <w:ind w:left="227"/>
+        <w:ind w:left="283"/>
+        <w:pBdr>
+          <w:left w:val="single" w:sz="12" w:space="8" w:color="A6A6A6"/>
+        </w:pBdr>
       </w:pPr>
       <w:r>
         <w:rPr>
@@ -4547,7 +4740,7 @@
     <w:p>
       <w:pPr>
         <w:spacing w:before="0" w:after="60" w:line="312" w:lineRule="auto"/>
-        <w:ind w:left="227"/>
+        <w:ind w:left="283"/>
       </w:pPr>
       <w:r>
         <w:rPr>
@@ -4732,7 +4925,10 @@
     <w:p>
       <w:pPr>
         <w:spacing w:before="0" w:after="60" w:line="312" w:lineRule="auto"/>
-        <w:ind w:left="340"/>
+        <w:ind w:left="283"/>
+        <w:pBdr>
+          <w:left w:val="single" w:sz="12" w:space="8" w:color="A6A6A6"/>
+        </w:pBdr>
       </w:pPr>
       <w:r>
         <w:rPr>
@@ -4746,7 +4942,10 @@
     <w:p>
       <w:pPr>
         <w:spacing w:before="0" w:after="60" w:line="312" w:lineRule="auto"/>
-        <w:ind w:left="340"/>
+        <w:ind w:left="283"/>
+        <w:pBdr>
+          <w:left w:val="single" w:sz="12" w:space="8" w:color="A6A6A6"/>
+        </w:pBdr>
       </w:pPr>
       <w:r>
         <w:rPr>
@@ -4760,7 +4959,10 @@
     <w:p>
       <w:pPr>
         <w:spacing w:before="0" w:after="60" w:line="312" w:lineRule="auto"/>
-        <w:ind w:left="340"/>
+        <w:ind w:left="283"/>
+        <w:pBdr>
+          <w:left w:val="single" w:sz="12" w:space="8" w:color="A6A6A6"/>
+        </w:pBdr>
       </w:pPr>
       <w:r>
         <w:rPr>
@@ -4774,7 +4976,10 @@
     <w:p>
       <w:pPr>
         <w:spacing w:before="0" w:after="60" w:line="312" w:lineRule="auto"/>
-        <w:ind w:left="340"/>
+        <w:ind w:left="283"/>
+        <w:pBdr>
+          <w:left w:val="single" w:sz="12" w:space="8" w:color="A6A6A6"/>
+        </w:pBdr>
       </w:pPr>
       <w:r>
         <w:rPr>
@@ -4788,7 +4993,10 @@
     <w:p>
       <w:pPr>
         <w:spacing w:before="0" w:after="60" w:line="312" w:lineRule="auto"/>
-        <w:ind w:left="340"/>
+        <w:ind w:left="283"/>
+        <w:pBdr>
+          <w:left w:val="single" w:sz="12" w:space="8" w:color="A6A6A6"/>
+        </w:pBdr>
       </w:pPr>
       <w:r>
         <w:rPr>
@@ -4839,34 +5047,36 @@
         <w:t>가이드: 실제 하던 말 하나 + 지키던 행동 하나</w:t>
       </w:r>
     </w:p>
-    <w:tbl>
-      <w:tblPr>
-        <w:tblStyle w:val="TableGrid"/>
-        <w:tblW w:type="auto" w:w="0"/>
-        <w:tblLayout w:type="fixed"/>
-        <w:tblLook w:firstColumn="1" w:firstRow="1" w:lastColumn="0" w:lastRow="0" w:noHBand="0" w:noVBand="1" w:val="04A0"/>
-      </w:tblPr>
-      <w:tblGrid>
-        <w:gridCol w:w="9978"/>
-      </w:tblGrid>
-      <w:tr>
-        <w:tc>
-          <w:tcPr>
-            <w:tcW w:type="dxa" w:w="9978"/>
-          </w:tcPr>
-          <w:p>
-            <w:pPr>
-              <w:spacing w:before="40" w:after="40" w:line="312" w:lineRule="auto"/>
-            </w:pPr>
-          </w:p>
-          <w:p>
-            <w:pPr>
-              <w:spacing w:after="40" w:line="312" w:lineRule="auto"/>
-            </w:pPr>
-          </w:p>
-        </w:tc>
-      </w:tr>
-    </w:tbl>
+    <w:p>
+      <w:pPr>
+        <w:spacing w:before="40" w:after="40" w:line="336" w:lineRule="auto"/>
+        <w:ind w:left="283"/>
+        <w:pBdr>
+          <w:left w:val="single" w:sz="12" w:space="8" w:color="A6A6A6"/>
+        </w:pBdr>
+      </w:pPr>
+      <w:r>
+        <w:rPr>
+          <w:sz w:val="20"/>
+        </w:rPr>
+        <w:t xml:space="preserve"> </w:t>
+      </w:r>
+    </w:p>
+    <w:p>
+      <w:pPr>
+        <w:spacing w:before="40" w:after="40" w:line="336" w:lineRule="auto"/>
+        <w:ind w:left="283"/>
+        <w:pBdr>
+          <w:left w:val="single" w:sz="12" w:space="8" w:color="A6A6A6"/>
+        </w:pBdr>
+      </w:pPr>
+      <w:r>
+        <w:rPr>
+          <w:sz w:val="20"/>
+        </w:rPr>
+        <w:t xml:space="preserve"> </w:t>
+      </w:r>
+    </w:p>
     <w:p>
       <w:pPr>
         <w:spacing w:after="40"/>
@@ -4912,34 +5122,36 @@
         <w:t>가이드: 본인이 실제로 한 말이나 태도만. 말하고 싶지 않으면 건너뛰기. 여기는 그분의 생각을 적는 칸이에요</w:t>
       </w:r>
     </w:p>
-    <w:tbl>
-      <w:tblPr>
-        <w:tblStyle w:val="TableGrid"/>
-        <w:tblW w:type="auto" w:w="0"/>
-        <w:tblLayout w:type="fixed"/>
-        <w:tblLook w:firstColumn="1" w:firstRow="1" w:lastColumn="0" w:lastRow="0" w:noHBand="0" w:noVBand="1" w:val="04A0"/>
-      </w:tblPr>
-      <w:tblGrid>
-        <w:gridCol w:w="9978"/>
-      </w:tblGrid>
-      <w:tr>
-        <w:tc>
-          <w:tcPr>
-            <w:tcW w:type="dxa" w:w="9978"/>
-          </w:tcPr>
-          <w:p>
-            <w:pPr>
-              <w:spacing w:before="40" w:after="40" w:line="312" w:lineRule="auto"/>
-            </w:pPr>
-          </w:p>
-          <w:p>
-            <w:pPr>
-              <w:spacing w:after="40" w:line="312" w:lineRule="auto"/>
-            </w:pPr>
-          </w:p>
-        </w:tc>
-      </w:tr>
-    </w:tbl>
+    <w:p>
+      <w:pPr>
+        <w:spacing w:before="40" w:after="40" w:line="336" w:lineRule="auto"/>
+        <w:ind w:left="283"/>
+        <w:pBdr>
+          <w:left w:val="single" w:sz="12" w:space="8" w:color="A6A6A6"/>
+        </w:pBdr>
+      </w:pPr>
+      <w:r>
+        <w:rPr>
+          <w:sz w:val="20"/>
+        </w:rPr>
+        <w:t xml:space="preserve"> </w:t>
+      </w:r>
+    </w:p>
+    <w:p>
+      <w:pPr>
+        <w:spacing w:before="40" w:after="40" w:line="336" w:lineRule="auto"/>
+        <w:ind w:left="283"/>
+        <w:pBdr>
+          <w:left w:val="single" w:sz="12" w:space="8" w:color="A6A6A6"/>
+        </w:pBdr>
+      </w:pPr>
+      <w:r>
+        <w:rPr>
+          <w:sz w:val="20"/>
+        </w:rPr>
+        <w:t xml:space="preserve"> </w:t>
+      </w:r>
+    </w:p>
     <w:p>
       <w:pPr>
         <w:spacing w:after="40"/>
@@ -4948,7 +5160,10 @@
     <w:p>
       <w:pPr>
         <w:spacing w:before="0" w:after="60" w:line="312" w:lineRule="auto"/>
-        <w:ind w:left="227"/>
+        <w:ind w:left="283"/>
+        <w:pBdr>
+          <w:left w:val="single" w:sz="12" w:space="8" w:color="A6A6A6"/>
+        </w:pBdr>
       </w:pPr>
       <w:r>
         <w:rPr>
@@ -5027,34 +5242,36 @@
         <w:t>가이드: 방·마당·소리·냄새·누가 있었는지</w:t>
       </w:r>
     </w:p>
-    <w:tbl>
-      <w:tblPr>
-        <w:tblStyle w:val="TableGrid"/>
-        <w:tblW w:type="auto" w:w="0"/>
-        <w:tblLayout w:type="fixed"/>
-        <w:tblLook w:firstColumn="1" w:firstRow="1" w:lastColumn="0" w:lastRow="0" w:noHBand="0" w:noVBand="1" w:val="04A0"/>
-      </w:tblPr>
-      <w:tblGrid>
-        <w:gridCol w:w="9978"/>
-      </w:tblGrid>
-      <w:tr>
-        <w:tc>
-          <w:tcPr>
-            <w:tcW w:type="dxa" w:w="9978"/>
-          </w:tcPr>
-          <w:p>
-            <w:pPr>
-              <w:spacing w:before="40" w:after="40" w:line="312" w:lineRule="auto"/>
-            </w:pPr>
-          </w:p>
-          <w:p>
-            <w:pPr>
-              <w:spacing w:after="40" w:line="312" w:lineRule="auto"/>
-            </w:pPr>
-          </w:p>
-        </w:tc>
-      </w:tr>
-    </w:tbl>
+    <w:p>
+      <w:pPr>
+        <w:spacing w:before="40" w:after="40" w:line="336" w:lineRule="auto"/>
+        <w:ind w:left="283"/>
+        <w:pBdr>
+          <w:left w:val="single" w:sz="12" w:space="8" w:color="A6A6A6"/>
+        </w:pBdr>
+      </w:pPr>
+      <w:r>
+        <w:rPr>
+          <w:sz w:val="20"/>
+        </w:rPr>
+        <w:t xml:space="preserve"> </w:t>
+      </w:r>
+    </w:p>
+    <w:p>
+      <w:pPr>
+        <w:spacing w:before="40" w:after="40" w:line="336" w:lineRule="auto"/>
+        <w:ind w:left="283"/>
+        <w:pBdr>
+          <w:left w:val="single" w:sz="12" w:space="8" w:color="A6A6A6"/>
+        </w:pBdr>
+      </w:pPr>
+      <w:r>
+        <w:rPr>
+          <w:sz w:val="20"/>
+        </w:rPr>
+        <w:t xml:space="preserve"> </w:t>
+      </w:r>
+    </w:p>
     <w:p>
       <w:pPr>
         <w:spacing w:after="40"/>
@@ -5063,7 +5280,10 @@
     <w:p>
       <w:pPr>
         <w:spacing w:before="0" w:after="60" w:line="312" w:lineRule="auto"/>
-        <w:ind w:left="227"/>
+        <w:ind w:left="283"/>
+        <w:pBdr>
+          <w:left w:val="single" w:sz="12" w:space="8" w:color="A6A6A6"/>
+        </w:pBdr>
       </w:pPr>
       <w:r>
         <w:rPr>
@@ -5077,7 +5297,10 @@
     <w:p>
       <w:pPr>
         <w:spacing w:before="0" w:after="60" w:line="312" w:lineRule="auto"/>
-        <w:ind w:left="227"/>
+        <w:ind w:left="283"/>
+        <w:pBdr>
+          <w:left w:val="single" w:sz="12" w:space="8" w:color="A6A6A6"/>
+        </w:pBdr>
       </w:pPr>
       <w:r>
         <w:rPr>
@@ -5128,34 +5351,36 @@
         <w:t>가이드: 한 사건을 골라 처음부터 끝까지</w:t>
       </w:r>
     </w:p>
-    <w:tbl>
-      <w:tblPr>
-        <w:tblStyle w:val="TableGrid"/>
-        <w:tblW w:type="auto" w:w="0"/>
-        <w:tblLayout w:type="fixed"/>
-        <w:tblLook w:firstColumn="1" w:firstRow="1" w:lastColumn="0" w:lastRow="0" w:noHBand="0" w:noVBand="1" w:val="04A0"/>
-      </w:tblPr>
-      <w:tblGrid>
-        <w:gridCol w:w="9978"/>
-      </w:tblGrid>
-      <w:tr>
-        <w:tc>
-          <w:tcPr>
-            <w:tcW w:type="dxa" w:w="9978"/>
-          </w:tcPr>
-          <w:p>
-            <w:pPr>
-              <w:spacing w:before="40" w:after="40" w:line="312" w:lineRule="auto"/>
-            </w:pPr>
-          </w:p>
-          <w:p>
-            <w:pPr>
-              <w:spacing w:after="40" w:line="312" w:lineRule="auto"/>
-            </w:pPr>
-          </w:p>
-        </w:tc>
-      </w:tr>
-    </w:tbl>
+    <w:p>
+      <w:pPr>
+        <w:spacing w:before="40" w:after="40" w:line="336" w:lineRule="auto"/>
+        <w:ind w:left="283"/>
+        <w:pBdr>
+          <w:left w:val="single" w:sz="12" w:space="8" w:color="A6A6A6"/>
+        </w:pBdr>
+      </w:pPr>
+      <w:r>
+        <w:rPr>
+          <w:sz w:val="20"/>
+        </w:rPr>
+        <w:t xml:space="preserve"> </w:t>
+      </w:r>
+    </w:p>
+    <w:p>
+      <w:pPr>
+        <w:spacing w:before="40" w:after="40" w:line="336" w:lineRule="auto"/>
+        <w:ind w:left="283"/>
+        <w:pBdr>
+          <w:left w:val="single" w:sz="12" w:space="8" w:color="A6A6A6"/>
+        </w:pBdr>
+      </w:pPr>
+      <w:r>
+        <w:rPr>
+          <w:sz w:val="20"/>
+        </w:rPr>
+        <w:t xml:space="preserve"> </w:t>
+      </w:r>
+    </w:p>
     <w:p>
       <w:pPr>
         <w:spacing w:after="40"/>
@@ -5164,7 +5389,10 @@
     <w:p>
       <w:pPr>
         <w:spacing w:before="0" w:after="60" w:line="312" w:lineRule="auto"/>
-        <w:ind w:left="227"/>
+        <w:ind w:left="283"/>
+        <w:pBdr>
+          <w:left w:val="single" w:sz="12" w:space="8" w:color="A6A6A6"/>
+        </w:pBdr>
       </w:pPr>
       <w:r>
         <w:rPr>
@@ -5178,7 +5406,10 @@
     <w:p>
       <w:pPr>
         <w:spacing w:before="0" w:after="60" w:line="312" w:lineRule="auto"/>
-        <w:ind w:left="227"/>
+        <w:ind w:left="283"/>
+        <w:pBdr>
+          <w:left w:val="single" w:sz="12" w:space="8" w:color="A6A6A6"/>
+        </w:pBdr>
       </w:pPr>
       <w:r>
         <w:rPr>
@@ -5229,34 +5460,36 @@
         <w:t>가이드: 어디서·어떻게·첫인상. 해당 없으면 건너뛰기</w:t>
       </w:r>
     </w:p>
-    <w:tbl>
-      <w:tblPr>
-        <w:tblStyle w:val="TableGrid"/>
-        <w:tblW w:type="auto" w:w="0"/>
-        <w:tblLayout w:type="fixed"/>
-        <w:tblLook w:firstColumn="1" w:firstRow="1" w:lastColumn="0" w:lastRow="0" w:noHBand="0" w:noVBand="1" w:val="04A0"/>
-      </w:tblPr>
-      <w:tblGrid>
-        <w:gridCol w:w="9978"/>
-      </w:tblGrid>
-      <w:tr>
-        <w:tc>
-          <w:tcPr>
-            <w:tcW w:type="dxa" w:w="9978"/>
-          </w:tcPr>
-          <w:p>
-            <w:pPr>
-              <w:spacing w:before="40" w:after="40" w:line="312" w:lineRule="auto"/>
-            </w:pPr>
-          </w:p>
-          <w:p>
-            <w:pPr>
-              <w:spacing w:after="40" w:line="312" w:lineRule="auto"/>
-            </w:pPr>
-          </w:p>
-        </w:tc>
-      </w:tr>
-    </w:tbl>
+    <w:p>
+      <w:pPr>
+        <w:spacing w:before="40" w:after="40" w:line="336" w:lineRule="auto"/>
+        <w:ind w:left="283"/>
+        <w:pBdr>
+          <w:left w:val="single" w:sz="12" w:space="8" w:color="A6A6A6"/>
+        </w:pBdr>
+      </w:pPr>
+      <w:r>
+        <w:rPr>
+          <w:sz w:val="20"/>
+        </w:rPr>
+        <w:t xml:space="preserve"> </w:t>
+      </w:r>
+    </w:p>
+    <w:p>
+      <w:pPr>
+        <w:spacing w:before="40" w:after="40" w:line="336" w:lineRule="auto"/>
+        <w:ind w:left="283"/>
+        <w:pBdr>
+          <w:left w:val="single" w:sz="12" w:space="8" w:color="A6A6A6"/>
+        </w:pBdr>
+      </w:pPr>
+      <w:r>
+        <w:rPr>
+          <w:sz w:val="20"/>
+        </w:rPr>
+        <w:t xml:space="preserve"> </w:t>
+      </w:r>
+    </w:p>
     <w:p>
       <w:pPr>
         <w:spacing w:after="40"/>
@@ -5265,7 +5498,10 @@
     <w:p>
       <w:pPr>
         <w:spacing w:before="0" w:after="60" w:line="312" w:lineRule="auto"/>
-        <w:ind w:left="227"/>
+        <w:ind w:left="283"/>
+        <w:pBdr>
+          <w:left w:val="single" w:sz="12" w:space="8" w:color="A6A6A6"/>
+        </w:pBdr>
       </w:pPr>
       <w:r>
         <w:rPr>
@@ -5279,7 +5515,10 @@
     <w:p>
       <w:pPr>
         <w:spacing w:before="0" w:after="60" w:line="312" w:lineRule="auto"/>
-        <w:ind w:left="227"/>
+        <w:ind w:left="283"/>
+        <w:pBdr>
+          <w:left w:val="single" w:sz="12" w:space="8" w:color="A6A6A6"/>
+        </w:pBdr>
       </w:pPr>
       <w:r>
         <w:rPr>
@@ -5319,34 +5558,36 @@
         <w:t xml:space="preserve">   서술</w:t>
       </w:r>
     </w:p>
-    <w:tbl>
-      <w:tblPr>
-        <w:tblStyle w:val="TableGrid"/>
-        <w:tblW w:type="auto" w:w="0"/>
-        <w:tblLayout w:type="fixed"/>
-        <w:tblLook w:firstColumn="1" w:firstRow="1" w:lastColumn="0" w:lastRow="0" w:noHBand="0" w:noVBand="1" w:val="04A0"/>
-      </w:tblPr>
-      <w:tblGrid>
-        <w:gridCol w:w="9978"/>
-      </w:tblGrid>
-      <w:tr>
-        <w:tc>
-          <w:tcPr>
-            <w:tcW w:type="dxa" w:w="9978"/>
-          </w:tcPr>
-          <w:p>
-            <w:pPr>
-              <w:spacing w:before="40" w:after="40" w:line="312" w:lineRule="auto"/>
-            </w:pPr>
-          </w:p>
-          <w:p>
-            <w:pPr>
-              <w:spacing w:after="40" w:line="312" w:lineRule="auto"/>
-            </w:pPr>
-          </w:p>
-        </w:tc>
-      </w:tr>
-    </w:tbl>
+    <w:p>
+      <w:pPr>
+        <w:spacing w:before="40" w:after="40" w:line="336" w:lineRule="auto"/>
+        <w:ind w:left="283"/>
+        <w:pBdr>
+          <w:left w:val="single" w:sz="12" w:space="8" w:color="A6A6A6"/>
+        </w:pBdr>
+      </w:pPr>
+      <w:r>
+        <w:rPr>
+          <w:sz w:val="20"/>
+        </w:rPr>
+        <w:t xml:space="preserve"> </w:t>
+      </w:r>
+    </w:p>
+    <w:p>
+      <w:pPr>
+        <w:spacing w:before="40" w:after="40" w:line="336" w:lineRule="auto"/>
+        <w:ind w:left="283"/>
+        <w:pBdr>
+          <w:left w:val="single" w:sz="12" w:space="8" w:color="A6A6A6"/>
+        </w:pBdr>
+      </w:pPr>
+      <w:r>
+        <w:rPr>
+          <w:sz w:val="20"/>
+        </w:rPr>
+        <w:t xml:space="preserve"> </w:t>
+      </w:r>
+    </w:p>
     <w:p>
       <w:pPr>
         <w:spacing w:after="40"/>
@@ -5355,7 +5596,10 @@
     <w:p>
       <w:pPr>
         <w:spacing w:before="0" w:after="60" w:line="312" w:lineRule="auto"/>
-        <w:ind w:left="227"/>
+        <w:ind w:left="283"/>
+        <w:pBdr>
+          <w:left w:val="single" w:sz="12" w:space="8" w:color="A6A6A6"/>
+        </w:pBdr>
       </w:pPr>
       <w:r>
         <w:rPr>
@@ -5369,7 +5613,10 @@
     <w:p>
       <w:pPr>
         <w:spacing w:before="0" w:after="60" w:line="312" w:lineRule="auto"/>
-        <w:ind w:left="227"/>
+        <w:ind w:left="283"/>
+        <w:pBdr>
+          <w:left w:val="single" w:sz="12" w:space="8" w:color="A6A6A6"/>
+        </w:pBdr>
       </w:pPr>
       <w:r>
         <w:rPr>
@@ -5420,34 +5667,36 @@
         <w:t>가이드: 언제·무엇 때문에·어떻게 버텼는지</w:t>
       </w:r>
     </w:p>
-    <w:tbl>
-      <w:tblPr>
-        <w:tblStyle w:val="TableGrid"/>
-        <w:tblW w:type="auto" w:w="0"/>
-        <w:tblLayout w:type="fixed"/>
-        <w:tblLook w:firstColumn="1" w:firstRow="1" w:lastColumn="0" w:lastRow="0" w:noHBand="0" w:noVBand="1" w:val="04A0"/>
-      </w:tblPr>
-      <w:tblGrid>
-        <w:gridCol w:w="9978"/>
-      </w:tblGrid>
-      <w:tr>
-        <w:tc>
-          <w:tcPr>
-            <w:tcW w:type="dxa" w:w="9978"/>
-          </w:tcPr>
-          <w:p>
-            <w:pPr>
-              <w:spacing w:before="40" w:after="40" w:line="312" w:lineRule="auto"/>
-            </w:pPr>
-          </w:p>
-          <w:p>
-            <w:pPr>
-              <w:spacing w:after="40" w:line="312" w:lineRule="auto"/>
-            </w:pPr>
-          </w:p>
-        </w:tc>
-      </w:tr>
-    </w:tbl>
+    <w:p>
+      <w:pPr>
+        <w:spacing w:before="40" w:after="40" w:line="336" w:lineRule="auto"/>
+        <w:ind w:left="283"/>
+        <w:pBdr>
+          <w:left w:val="single" w:sz="12" w:space="8" w:color="A6A6A6"/>
+        </w:pBdr>
+      </w:pPr>
+      <w:r>
+        <w:rPr>
+          <w:sz w:val="20"/>
+        </w:rPr>
+        <w:t xml:space="preserve"> </w:t>
+      </w:r>
+    </w:p>
+    <w:p>
+      <w:pPr>
+        <w:spacing w:before="40" w:after="40" w:line="336" w:lineRule="auto"/>
+        <w:ind w:left="283"/>
+        <w:pBdr>
+          <w:left w:val="single" w:sz="12" w:space="8" w:color="A6A6A6"/>
+        </w:pBdr>
+      </w:pPr>
+      <w:r>
+        <w:rPr>
+          <w:sz w:val="20"/>
+        </w:rPr>
+        <w:t xml:space="preserve"> </w:t>
+      </w:r>
+    </w:p>
     <w:p>
       <w:pPr>
         <w:spacing w:after="40"/>
@@ -5456,7 +5705,10 @@
     <w:p>
       <w:pPr>
         <w:spacing w:before="0" w:after="60" w:line="312" w:lineRule="auto"/>
-        <w:ind w:left="227"/>
+        <w:ind w:left="283"/>
+        <w:pBdr>
+          <w:left w:val="single" w:sz="12" w:space="8" w:color="A6A6A6"/>
+        </w:pBdr>
       </w:pPr>
       <w:r>
         <w:rPr>
@@ -5470,7 +5722,10 @@
     <w:p>
       <w:pPr>
         <w:spacing w:before="0" w:after="60" w:line="312" w:lineRule="auto"/>
-        <w:ind w:left="227"/>
+        <w:ind w:left="283"/>
+        <w:pBdr>
+          <w:left w:val="single" w:sz="12" w:space="8" w:color="A6A6A6"/>
+        </w:pBdr>
       </w:pPr>
       <w:r>
         <w:rPr>
@@ -5521,34 +5776,36 @@
         <w:t>예: "손주들이 태어났을 때" (한 장면으로)</w:t>
       </w:r>
     </w:p>
-    <w:tbl>
-      <w:tblPr>
-        <w:tblStyle w:val="TableGrid"/>
-        <w:tblW w:type="auto" w:w="0"/>
-        <w:tblLayout w:type="fixed"/>
-        <w:tblLook w:firstColumn="1" w:firstRow="1" w:lastColumn="0" w:lastRow="0" w:noHBand="0" w:noVBand="1" w:val="04A0"/>
-      </w:tblPr>
-      <w:tblGrid>
-        <w:gridCol w:w="9978"/>
-      </w:tblGrid>
-      <w:tr>
-        <w:tc>
-          <w:tcPr>
-            <w:tcW w:type="dxa" w:w="9978"/>
-          </w:tcPr>
-          <w:p>
-            <w:pPr>
-              <w:spacing w:before="40" w:after="40" w:line="312" w:lineRule="auto"/>
-            </w:pPr>
-          </w:p>
-          <w:p>
-            <w:pPr>
-              <w:spacing w:after="40" w:line="312" w:lineRule="auto"/>
-            </w:pPr>
-          </w:p>
-        </w:tc>
-      </w:tr>
-    </w:tbl>
+    <w:p>
+      <w:pPr>
+        <w:spacing w:before="40" w:after="40" w:line="336" w:lineRule="auto"/>
+        <w:ind w:left="283"/>
+        <w:pBdr>
+          <w:left w:val="single" w:sz="12" w:space="8" w:color="A6A6A6"/>
+        </w:pBdr>
+      </w:pPr>
+      <w:r>
+        <w:rPr>
+          <w:sz w:val="20"/>
+        </w:rPr>
+        <w:t xml:space="preserve"> </w:t>
+      </w:r>
+    </w:p>
+    <w:p>
+      <w:pPr>
+        <w:spacing w:before="40" w:after="40" w:line="336" w:lineRule="auto"/>
+        <w:ind w:left="283"/>
+        <w:pBdr>
+          <w:left w:val="single" w:sz="12" w:space="8" w:color="A6A6A6"/>
+        </w:pBdr>
+      </w:pPr>
+      <w:r>
+        <w:rPr>
+          <w:sz w:val="20"/>
+        </w:rPr>
+        <w:t xml:space="preserve"> </w:t>
+      </w:r>
+    </w:p>
     <w:p>
       <w:pPr>
         <w:spacing w:after="40"/>
@@ -5557,7 +5814,10 @@
     <w:p>
       <w:pPr>
         <w:spacing w:before="0" w:after="60" w:line="312" w:lineRule="auto"/>
-        <w:ind w:left="227"/>
+        <w:ind w:left="283"/>
+        <w:pBdr>
+          <w:left w:val="single" w:sz="12" w:space="8" w:color="A6A6A6"/>
+        </w:pBdr>
       </w:pPr>
       <w:r>
         <w:rPr>
@@ -5571,7 +5831,10 @@
     <w:p>
       <w:pPr>
         <w:spacing w:before="0" w:after="60" w:line="312" w:lineRule="auto"/>
-        <w:ind w:left="227"/>
+        <w:ind w:left="283"/>
+        <w:pBdr>
+          <w:left w:val="single" w:sz="12" w:space="8" w:color="A6A6A6"/>
+        </w:pBdr>
       </w:pPr>
       <w:r>
         <w:rPr>
@@ -5614,7 +5877,10 @@
     <w:p>
       <w:pPr>
         <w:spacing w:before="0" w:after="60" w:line="312" w:lineRule="auto"/>
-        <w:ind w:left="340"/>
+        <w:ind w:left="283"/>
+        <w:pBdr>
+          <w:left w:val="single" w:sz="12" w:space="8" w:color="A6A6A6"/>
+        </w:pBdr>
       </w:pPr>
       <w:r>
         <w:rPr>
@@ -5628,7 +5894,10 @@
     <w:p>
       <w:pPr>
         <w:spacing w:before="0" w:after="60" w:line="312" w:lineRule="auto"/>
-        <w:ind w:left="340"/>
+        <w:ind w:left="283"/>
+        <w:pBdr>
+          <w:left w:val="single" w:sz="12" w:space="8" w:color="A6A6A6"/>
+        </w:pBdr>
       </w:pPr>
       <w:r>
         <w:rPr>
@@ -5642,7 +5911,10 @@
     <w:p>
       <w:pPr>
         <w:spacing w:before="0" w:after="60" w:line="312" w:lineRule="auto"/>
-        <w:ind w:left="340"/>
+        <w:ind w:left="283"/>
+        <w:pBdr>
+          <w:left w:val="single" w:sz="12" w:space="8" w:color="A6A6A6"/>
+        </w:pBdr>
       </w:pPr>
       <w:r>
         <w:rPr>
@@ -5682,34 +5954,36 @@
         <w:t xml:space="preserve">   서술</w:t>
       </w:r>
     </w:p>
-    <w:tbl>
-      <w:tblPr>
-        <w:tblStyle w:val="TableGrid"/>
-        <w:tblW w:type="auto" w:w="0"/>
-        <w:tblLayout w:type="fixed"/>
-        <w:tblLook w:firstColumn="1" w:firstRow="1" w:lastColumn="0" w:lastRow="0" w:noHBand="0" w:noVBand="1" w:val="04A0"/>
-      </w:tblPr>
-      <w:tblGrid>
-        <w:gridCol w:w="9978"/>
-      </w:tblGrid>
-      <w:tr>
-        <w:tc>
-          <w:tcPr>
-            <w:tcW w:type="dxa" w:w="9978"/>
-          </w:tcPr>
-          <w:p>
-            <w:pPr>
-              <w:spacing w:before="40" w:after="40" w:line="312" w:lineRule="auto"/>
-            </w:pPr>
-          </w:p>
-          <w:p>
-            <w:pPr>
-              <w:spacing w:after="40" w:line="312" w:lineRule="auto"/>
-            </w:pPr>
-          </w:p>
-        </w:tc>
-      </w:tr>
-    </w:tbl>
+    <w:p>
+      <w:pPr>
+        <w:spacing w:before="40" w:after="40" w:line="336" w:lineRule="auto"/>
+        <w:ind w:left="283"/>
+        <w:pBdr>
+          <w:left w:val="single" w:sz="12" w:space="8" w:color="A6A6A6"/>
+        </w:pBdr>
+      </w:pPr>
+      <w:r>
+        <w:rPr>
+          <w:sz w:val="20"/>
+        </w:rPr>
+        <w:t xml:space="preserve"> </w:t>
+      </w:r>
+    </w:p>
+    <w:p>
+      <w:pPr>
+        <w:spacing w:before="40" w:after="40" w:line="336" w:lineRule="auto"/>
+        <w:ind w:left="283"/>
+        <w:pBdr>
+          <w:left w:val="single" w:sz="12" w:space="8" w:color="A6A6A6"/>
+        </w:pBdr>
+      </w:pPr>
+      <w:r>
+        <w:rPr>
+          <w:sz w:val="20"/>
+        </w:rPr>
+        <w:t xml:space="preserve"> </w:t>
+      </w:r>
+    </w:p>
     <w:p>
       <w:pPr>
         <w:spacing w:after="40"/>
@@ -5718,7 +5992,10 @@
     <w:p>
       <w:pPr>
         <w:spacing w:before="0" w:after="60" w:line="312" w:lineRule="auto"/>
-        <w:ind w:left="227"/>
+        <w:ind w:left="283"/>
+        <w:pBdr>
+          <w:left w:val="single" w:sz="12" w:space="8" w:color="A6A6A6"/>
+        </w:pBdr>
       </w:pPr>
       <w:r>
         <w:rPr>
@@ -5769,34 +6046,36 @@
         <w:t>가이드: 아침 → 낮 → 저녁 순으로 자주 하던 일과 있던 장소</w:t>
       </w:r>
     </w:p>
-    <w:tbl>
-      <w:tblPr>
-        <w:tblStyle w:val="TableGrid"/>
-        <w:tblW w:type="auto" w:w="0"/>
-        <w:tblLayout w:type="fixed"/>
-        <w:tblLook w:firstColumn="1" w:firstRow="1" w:lastColumn="0" w:lastRow="0" w:noHBand="0" w:noVBand="1" w:val="04A0"/>
-      </w:tblPr>
-      <w:tblGrid>
-        <w:gridCol w:w="9978"/>
-      </w:tblGrid>
-      <w:tr>
-        <w:tc>
-          <w:tcPr>
-            <w:tcW w:type="dxa" w:w="9978"/>
-          </w:tcPr>
-          <w:p>
-            <w:pPr>
-              <w:spacing w:before="40" w:after="40" w:line="312" w:lineRule="auto"/>
-            </w:pPr>
-          </w:p>
-          <w:p>
-            <w:pPr>
-              <w:spacing w:after="40" w:line="312" w:lineRule="auto"/>
-            </w:pPr>
-          </w:p>
-        </w:tc>
-      </w:tr>
-    </w:tbl>
+    <w:p>
+      <w:pPr>
+        <w:spacing w:before="40" w:after="40" w:line="336" w:lineRule="auto"/>
+        <w:ind w:left="283"/>
+        <w:pBdr>
+          <w:left w:val="single" w:sz="12" w:space="8" w:color="A6A6A6"/>
+        </w:pBdr>
+      </w:pPr>
+      <w:r>
+        <w:rPr>
+          <w:sz w:val="20"/>
+        </w:rPr>
+        <w:t xml:space="preserve"> </w:t>
+      </w:r>
+    </w:p>
+    <w:p>
+      <w:pPr>
+        <w:spacing w:before="40" w:after="40" w:line="336" w:lineRule="auto"/>
+        <w:ind w:left="283"/>
+        <w:pBdr>
+          <w:left w:val="single" w:sz="12" w:space="8" w:color="A6A6A6"/>
+        </w:pBdr>
+      </w:pPr>
+      <w:r>
+        <w:rPr>
+          <w:sz w:val="20"/>
+        </w:rPr>
+        <w:t xml:space="preserve"> </w:t>
+      </w:r>
+    </w:p>
     <w:p>
       <w:pPr>
         <w:spacing w:after="40"/>
@@ -5805,7 +6084,10 @@
     <w:p>
       <w:pPr>
         <w:spacing w:before="0" w:after="60" w:line="312" w:lineRule="auto"/>
-        <w:ind w:left="227"/>
+        <w:ind w:left="283"/>
+        <w:pBdr>
+          <w:left w:val="single" w:sz="12" w:space="8" w:color="A6A6A6"/>
+        </w:pBdr>
       </w:pPr>
       <w:r>
         <w:rPr>
@@ -5819,7 +6101,10 @@
     <w:p>
       <w:pPr>
         <w:spacing w:before="0" w:after="60" w:line="312" w:lineRule="auto"/>
-        <w:ind w:left="227"/>
+        <w:ind w:left="283"/>
+        <w:pBdr>
+          <w:left w:val="single" w:sz="12" w:space="8" w:color="A6A6A6"/>
+        </w:pBdr>
       </w:pPr>
       <w:r>
         <w:rPr>
@@ -5859,34 +6144,36 @@
         <w:t xml:space="preserve">   서술</w:t>
       </w:r>
     </w:p>
-    <w:tbl>
-      <w:tblPr>
-        <w:tblStyle w:val="TableGrid"/>
-        <w:tblW w:type="auto" w:w="0"/>
-        <w:tblLayout w:type="fixed"/>
-        <w:tblLook w:firstColumn="1" w:firstRow="1" w:lastColumn="0" w:lastRow="0" w:noHBand="0" w:noVBand="1" w:val="04A0"/>
-      </w:tblPr>
-      <w:tblGrid>
-        <w:gridCol w:w="9978"/>
-      </w:tblGrid>
-      <w:tr>
-        <w:tc>
-          <w:tcPr>
-            <w:tcW w:type="dxa" w:w="9978"/>
-          </w:tcPr>
-          <w:p>
-            <w:pPr>
-              <w:spacing w:before="40" w:after="40" w:line="312" w:lineRule="auto"/>
-            </w:pPr>
-          </w:p>
-          <w:p>
-            <w:pPr>
-              <w:spacing w:after="40" w:line="312" w:lineRule="auto"/>
-            </w:pPr>
-          </w:p>
-        </w:tc>
-      </w:tr>
-    </w:tbl>
+    <w:p>
+      <w:pPr>
+        <w:spacing w:before="40" w:after="40" w:line="336" w:lineRule="auto"/>
+        <w:ind w:left="283"/>
+        <w:pBdr>
+          <w:left w:val="single" w:sz="12" w:space="8" w:color="A6A6A6"/>
+        </w:pBdr>
+      </w:pPr>
+      <w:r>
+        <w:rPr>
+          <w:sz w:val="20"/>
+        </w:rPr>
+        <w:t xml:space="preserve"> </w:t>
+      </w:r>
+    </w:p>
+    <w:p>
+      <w:pPr>
+        <w:spacing w:before="40" w:after="40" w:line="336" w:lineRule="auto"/>
+        <w:ind w:left="283"/>
+        <w:pBdr>
+          <w:left w:val="single" w:sz="12" w:space="8" w:color="A6A6A6"/>
+        </w:pBdr>
+      </w:pPr>
+      <w:r>
+        <w:rPr>
+          <w:sz w:val="20"/>
+        </w:rPr>
+        <w:t xml:space="preserve"> </w:t>
+      </w:r>
+    </w:p>
     <w:p>
       <w:pPr>
         <w:spacing w:after="40"/>
@@ -5895,7 +6182,10 @@
     <w:p>
       <w:pPr>
         <w:spacing w:before="0" w:after="60" w:line="312" w:lineRule="auto"/>
-        <w:ind w:left="227"/>
+        <w:ind w:left="283"/>
+        <w:pBdr>
+          <w:left w:val="single" w:sz="12" w:space="8" w:color="A6A6A6"/>
+        </w:pBdr>
       </w:pPr>
       <w:r>
         <w:rPr>
@@ -5909,7 +6199,10 @@
     <w:p>
       <w:pPr>
         <w:spacing w:before="0" w:after="60" w:line="312" w:lineRule="auto"/>
-        <w:ind w:left="227"/>
+        <w:ind w:left="283"/>
+        <w:pBdr>
+          <w:left w:val="single" w:sz="12" w:space="8" w:color="A6A6A6"/>
+        </w:pBdr>
       </w:pPr>
       <w:r>
         <w:rPr>
@@ -6090,34 +6383,36 @@
         <w:t>가이드: 누구 취향에 맞춰 무엇을 어떻게 했는지 한 장면</w:t>
       </w:r>
     </w:p>
-    <w:tbl>
-      <w:tblPr>
-        <w:tblStyle w:val="TableGrid"/>
-        <w:tblW w:type="auto" w:w="0"/>
-        <w:tblLayout w:type="fixed"/>
-        <w:tblLook w:firstColumn="1" w:firstRow="1" w:lastColumn="0" w:lastRow="0" w:noHBand="0" w:noVBand="1" w:val="04A0"/>
-      </w:tblPr>
-      <w:tblGrid>
-        <w:gridCol w:w="9978"/>
-      </w:tblGrid>
-      <w:tr>
-        <w:tc>
-          <w:tcPr>
-            <w:tcW w:type="dxa" w:w="9978"/>
-          </w:tcPr>
-          <w:p>
-            <w:pPr>
-              <w:spacing w:before="40" w:after="40" w:line="312" w:lineRule="auto"/>
-            </w:pPr>
-          </w:p>
-          <w:p>
-            <w:pPr>
-              <w:spacing w:after="40" w:line="312" w:lineRule="auto"/>
-            </w:pPr>
-          </w:p>
-        </w:tc>
-      </w:tr>
-    </w:tbl>
+    <w:p>
+      <w:pPr>
+        <w:spacing w:before="40" w:after="40" w:line="336" w:lineRule="auto"/>
+        <w:ind w:left="283"/>
+        <w:pBdr>
+          <w:left w:val="single" w:sz="12" w:space="8" w:color="A6A6A6"/>
+        </w:pBdr>
+      </w:pPr>
+      <w:r>
+        <w:rPr>
+          <w:sz w:val="20"/>
+        </w:rPr>
+        <w:t xml:space="preserve"> </w:t>
+      </w:r>
+    </w:p>
+    <w:p>
+      <w:pPr>
+        <w:spacing w:before="40" w:after="40" w:line="336" w:lineRule="auto"/>
+        <w:ind w:left="283"/>
+        <w:pBdr>
+          <w:left w:val="single" w:sz="12" w:space="8" w:color="A6A6A6"/>
+        </w:pBdr>
+      </w:pPr>
+      <w:r>
+        <w:rPr>
+          <w:sz w:val="20"/>
+        </w:rPr>
+        <w:t xml:space="preserve"> </w:t>
+      </w:r>
+    </w:p>
     <w:p>
       <w:pPr>
         <w:spacing w:after="40"/>
@@ -6155,7 +6450,10 @@
     <w:p>
       <w:pPr>
         <w:spacing w:before="0" w:after="60" w:line="312" w:lineRule="auto"/>
-        <w:ind w:left="227"/>
+        <w:ind w:left="283"/>
+        <w:pBdr>
+          <w:left w:val="single" w:sz="12" w:space="8" w:color="A6A6A6"/>
+        </w:pBdr>
       </w:pPr>
       <w:r>
         <w:rPr>
@@ -6169,7 +6467,10 @@
     <w:p>
       <w:pPr>
         <w:spacing w:before="0" w:after="60" w:line="312" w:lineRule="auto"/>
-        <w:ind w:left="227"/>
+        <w:ind w:left="283"/>
+        <w:pBdr>
+          <w:left w:val="single" w:sz="12" w:space="8" w:color="A6A6A6"/>
+        </w:pBdr>
       </w:pPr>
       <w:r>
         <w:rPr>
@@ -6183,7 +6484,7 @@
     <w:p>
       <w:pPr>
         <w:spacing w:before="0" w:after="60" w:line="312" w:lineRule="auto"/>
-        <w:ind w:left="227"/>
+        <w:ind w:left="283"/>
       </w:pPr>
       <w:r>
         <w:rPr>
@@ -6447,7 +6748,10 @@
     <w:p>
       <w:pPr>
         <w:spacing w:before="0" w:after="60" w:line="312" w:lineRule="auto"/>
-        <w:ind w:left="227"/>
+        <w:ind w:left="283"/>
+        <w:pBdr>
+          <w:left w:val="single" w:sz="12" w:space="8" w:color="A6A6A6"/>
+        </w:pBdr>
       </w:pPr>
       <w:r>
         <w:rPr>
@@ -7051,7 +7355,10 @@
     <w:p>
       <w:pPr>
         <w:spacing w:before="0" w:after="60" w:line="312" w:lineRule="auto"/>
-        <w:ind w:left="227"/>
+        <w:ind w:left="283"/>
+        <w:pBdr>
+          <w:left w:val="single" w:sz="12" w:space="8" w:color="A6A6A6"/>
+        </w:pBdr>
       </w:pPr>
       <w:r>
         <w:rPr>
@@ -7065,7 +7372,7 @@
     <w:p>
       <w:pPr>
         <w:spacing w:before="0" w:after="60" w:line="312" w:lineRule="auto"/>
-        <w:ind w:left="227"/>
+        <w:ind w:left="283"/>
       </w:pPr>
       <w:r>
         <w:rPr>
@@ -7101,7 +7408,10 @@
     <w:p>
       <w:pPr>
         <w:spacing w:before="0" w:after="60" w:line="312" w:lineRule="auto"/>
-        <w:ind w:left="227"/>
+        <w:ind w:left="283"/>
+        <w:pBdr>
+          <w:left w:val="single" w:sz="12" w:space="8" w:color="A6A6A6"/>
+        </w:pBdr>
       </w:pPr>
       <w:r>
         <w:rPr>
@@ -7115,7 +7425,10 @@
     <w:p>
       <w:pPr>
         <w:spacing w:before="0" w:after="60" w:line="312" w:lineRule="auto"/>
-        <w:ind w:left="227"/>
+        <w:ind w:left="283"/>
+        <w:pBdr>
+          <w:left w:val="single" w:sz="12" w:space="8" w:color="A6A6A6"/>
+        </w:pBdr>
       </w:pPr>
       <w:r>
         <w:rPr>
@@ -7129,7 +7442,7 @@
     <w:p>
       <w:pPr>
         <w:spacing w:before="0" w:after="60" w:line="312" w:lineRule="auto"/>
-        <w:ind w:left="227"/>
+        <w:ind w:left="283"/>
       </w:pPr>
       <w:r>
         <w:rPr>
@@ -7165,7 +7478,10 @@
     <w:p>
       <w:pPr>
         <w:spacing w:before="0" w:after="60" w:line="312" w:lineRule="auto"/>
-        <w:ind w:left="227"/>
+        <w:ind w:left="283"/>
+        <w:pBdr>
+          <w:left w:val="single" w:sz="12" w:space="8" w:color="A6A6A6"/>
+        </w:pBdr>
       </w:pPr>
       <w:r>
         <w:rPr>
@@ -7179,7 +7495,7 @@
     <w:p>
       <w:pPr>
         <w:spacing w:before="0" w:after="60" w:line="312" w:lineRule="auto"/>
-        <w:ind w:left="227"/>
+        <w:ind w:left="283"/>
       </w:pPr>
       <w:r>
         <w:rPr>
@@ -7226,7 +7542,10 @@
     <w:p>
       <w:pPr>
         <w:spacing w:before="0" w:after="60" w:line="312" w:lineRule="auto"/>
-        <w:ind w:left="227"/>
+        <w:ind w:left="283"/>
+        <w:pBdr>
+          <w:left w:val="single" w:sz="12" w:space="8" w:color="A6A6A6"/>
+        </w:pBdr>
       </w:pPr>
       <w:r>
         <w:rPr>
@@ -7240,7 +7559,7 @@
     <w:p>
       <w:pPr>
         <w:spacing w:before="0" w:after="60" w:line="312" w:lineRule="auto"/>
-        <w:ind w:left="227"/>
+        <w:ind w:left="283"/>
       </w:pPr>
       <w:r>
         <w:rPr>
@@ -7276,7 +7595,10 @@
     <w:p>
       <w:pPr>
         <w:spacing w:before="0" w:after="60" w:line="312" w:lineRule="auto"/>
-        <w:ind w:left="227"/>
+        <w:ind w:left="283"/>
+        <w:pBdr>
+          <w:left w:val="single" w:sz="12" w:space="8" w:color="A6A6A6"/>
+        </w:pBdr>
       </w:pPr>
       <w:r>
         <w:rPr>
@@ -7290,7 +7612,10 @@
     <w:p>
       <w:pPr>
         <w:spacing w:before="0" w:after="60" w:line="312" w:lineRule="auto"/>
-        <w:ind w:left="227"/>
+        <w:ind w:left="283"/>
+        <w:pBdr>
+          <w:left w:val="single" w:sz="12" w:space="8" w:color="A6A6A6"/>
+        </w:pBdr>
       </w:pPr>
       <w:r>
         <w:rPr>
@@ -7304,7 +7629,7 @@
     <w:p>
       <w:pPr>
         <w:spacing w:before="0" w:after="60" w:line="312" w:lineRule="auto"/>
-        <w:ind w:left="227"/>
+        <w:ind w:left="283"/>
       </w:pPr>
       <w:r>
         <w:rPr>
@@ -7340,7 +7665,10 @@
     <w:p>
       <w:pPr>
         <w:spacing w:before="0" w:after="60" w:line="312" w:lineRule="auto"/>
-        <w:ind w:left="227"/>
+        <w:ind w:left="283"/>
+        <w:pBdr>
+          <w:left w:val="single" w:sz="12" w:space="8" w:color="A6A6A6"/>
+        </w:pBdr>
       </w:pPr>
       <w:r>
         <w:rPr>
@@ -7354,7 +7682,10 @@
     <w:p>
       <w:pPr>
         <w:spacing w:before="0" w:after="60" w:line="312" w:lineRule="auto"/>
-        <w:ind w:left="227"/>
+        <w:ind w:left="283"/>
+        <w:pBdr>
+          <w:left w:val="single" w:sz="12" w:space="8" w:color="A6A6A6"/>
+        </w:pBdr>
       </w:pPr>
       <w:r>
         <w:rPr>
@@ -7368,7 +7699,7 @@
     <w:p>
       <w:pPr>
         <w:spacing w:before="0" w:after="60" w:line="312" w:lineRule="auto"/>
-        <w:ind w:left="227"/>
+        <w:ind w:left="283"/>
       </w:pPr>
       <w:r>
         <w:rPr>
@@ -7404,7 +7735,10 @@
     <w:p>
       <w:pPr>
         <w:spacing w:before="0" w:after="60" w:line="312" w:lineRule="auto"/>
-        <w:ind w:left="227"/>
+        <w:ind w:left="283"/>
+        <w:pBdr>
+          <w:left w:val="single" w:sz="12" w:space="8" w:color="A6A6A6"/>
+        </w:pBdr>
       </w:pPr>
       <w:r>
         <w:rPr>
@@ -7418,7 +7752,7 @@
     <w:p>
       <w:pPr>
         <w:spacing w:before="0" w:after="60" w:line="312" w:lineRule="auto"/>
-        <w:ind w:left="227"/>
+        <w:ind w:left="283"/>
       </w:pPr>
       <w:r>
         <w:rPr>
@@ -7476,7 +7810,7 @@
     <w:p>
       <w:pPr>
         <w:spacing w:before="0" w:after="60" w:line="312" w:lineRule="auto"/>
-        <w:ind w:left="227"/>
+        <w:ind w:left="283"/>
       </w:pPr>
       <w:r>
         <w:rPr>
@@ -7523,7 +7857,10 @@
     <w:p>
       <w:pPr>
         <w:spacing w:before="0" w:after="60" w:line="312" w:lineRule="auto"/>
-        <w:ind w:left="227"/>
+        <w:ind w:left="283"/>
+        <w:pBdr>
+          <w:left w:val="single" w:sz="12" w:space="8" w:color="A6A6A6"/>
+        </w:pBdr>
       </w:pPr>
       <w:r>
         <w:rPr>
@@ -7537,7 +7874,7 @@
     <w:p>
       <w:pPr>
         <w:spacing w:before="0" w:after="60" w:line="312" w:lineRule="auto"/>
-        <w:ind w:left="227"/>
+        <w:ind w:left="283"/>
       </w:pPr>
       <w:r>
         <w:rPr>
@@ -7573,7 +7910,10 @@
     <w:p>
       <w:pPr>
         <w:spacing w:before="0" w:after="60" w:line="312" w:lineRule="auto"/>
-        <w:ind w:left="227"/>
+        <w:ind w:left="283"/>
+        <w:pBdr>
+          <w:left w:val="single" w:sz="12" w:space="8" w:color="A6A6A6"/>
+        </w:pBdr>
       </w:pPr>
       <w:r>
         <w:rPr>
@@ -7587,7 +7927,10 @@
     <w:p>
       <w:pPr>
         <w:spacing w:before="0" w:after="60" w:line="312" w:lineRule="auto"/>
-        <w:ind w:left="227"/>
+        <w:ind w:left="283"/>
+        <w:pBdr>
+          <w:left w:val="single" w:sz="12" w:space="8" w:color="A6A6A6"/>
+        </w:pBdr>
       </w:pPr>
       <w:r>
         <w:rPr>
@@ -7601,7 +7944,7 @@
     <w:p>
       <w:pPr>
         <w:spacing w:before="0" w:after="60" w:line="312" w:lineRule="auto"/>
-        <w:ind w:left="227"/>
+        <w:ind w:left="283"/>
       </w:pPr>
       <w:r>
         <w:rPr>
@@ -7658,7 +8001,7 @@
     <w:p>
       <w:pPr>
         <w:spacing w:before="0" w:after="60" w:line="312" w:lineRule="auto"/>
-        <w:ind w:left="227"/>
+        <w:ind w:left="283"/>
       </w:pPr>
       <w:r>
         <w:rPr>
@@ -8239,7 +8582,10 @@
     <w:p>
       <w:pPr>
         <w:spacing w:before="0" w:after="60" w:line="312" w:lineRule="auto"/>
-        <w:ind w:left="227"/>
+        <w:ind w:left="283"/>
+        <w:pBdr>
+          <w:left w:val="single" w:sz="12" w:space="8" w:color="A6A6A6"/>
+        </w:pBdr>
       </w:pPr>
       <w:r>
         <w:rPr>
@@ -8419,7 +8765,10 @@
     <w:p>
       <w:pPr>
         <w:spacing w:before="0" w:after="60" w:line="312" w:lineRule="auto"/>
-        <w:ind w:left="227"/>
+        <w:ind w:left="283"/>
+        <w:pBdr>
+          <w:left w:val="single" w:sz="12" w:space="8" w:color="A6A6A6"/>
+        </w:pBdr>
       </w:pPr>
       <w:r>
         <w:rPr>
@@ -8473,7 +8822,10 @@
     <w:p>
       <w:pPr>
         <w:spacing w:before="0" w:after="60" w:line="312" w:lineRule="auto"/>
-        <w:ind w:left="340"/>
+        <w:ind w:left="283"/>
+        <w:pBdr>
+          <w:left w:val="single" w:sz="12" w:space="8" w:color="A6A6A6"/>
+        </w:pBdr>
       </w:pPr>
       <w:r>
         <w:rPr>
@@ -8487,7 +8839,10 @@
     <w:p>
       <w:pPr>
         <w:spacing w:before="0" w:after="60" w:line="312" w:lineRule="auto"/>
-        <w:ind w:left="340"/>
+        <w:ind w:left="283"/>
+        <w:pBdr>
+          <w:left w:val="single" w:sz="12" w:space="8" w:color="A6A6A6"/>
+        </w:pBdr>
       </w:pPr>
       <w:r>
         <w:rPr>
@@ -8501,7 +8856,10 @@
     <w:p>
       <w:pPr>
         <w:spacing w:before="0" w:after="60" w:line="312" w:lineRule="auto"/>
-        <w:ind w:left="340"/>
+        <w:ind w:left="283"/>
+        <w:pBdr>
+          <w:left w:val="single" w:sz="12" w:space="8" w:color="A6A6A6"/>
+        </w:pBdr>
       </w:pPr>
       <w:r>
         <w:rPr>
@@ -8515,7 +8873,10 @@
     <w:p>
       <w:pPr>
         <w:spacing w:before="0" w:after="60" w:line="312" w:lineRule="auto"/>
-        <w:ind w:left="340"/>
+        <w:ind w:left="283"/>
+        <w:pBdr>
+          <w:left w:val="single" w:sz="12" w:space="8" w:color="A6A6A6"/>
+        </w:pBdr>
       </w:pPr>
       <w:r>
         <w:rPr>
@@ -8529,7 +8890,10 @@
     <w:p>
       <w:pPr>
         <w:spacing w:before="0" w:after="60" w:line="312" w:lineRule="auto"/>
-        <w:ind w:left="340"/>
+        <w:ind w:left="283"/>
+        <w:pBdr>
+          <w:left w:val="single" w:sz="12" w:space="8" w:color="A6A6A6"/>
+        </w:pBdr>
       </w:pPr>
       <w:r>
         <w:rPr>
@@ -8725,34 +9089,36 @@
         <w:t>가이드: 마지막으로 나눈 대화, 그분이 남긴 말, 가족이 해드린 것. 의료 세부는 쓰지 않아도 돼요</w:t>
       </w:r>
     </w:p>
-    <w:tbl>
-      <w:tblPr>
-        <w:tblStyle w:val="TableGrid"/>
-        <w:tblW w:type="auto" w:w="0"/>
-        <w:tblLayout w:type="fixed"/>
-        <w:tblLook w:firstColumn="1" w:firstRow="1" w:lastColumn="0" w:lastRow="0" w:noHBand="0" w:noVBand="1" w:val="04A0"/>
-      </w:tblPr>
-      <w:tblGrid>
-        <w:gridCol w:w="9978"/>
-      </w:tblGrid>
-      <w:tr>
-        <w:tc>
-          <w:tcPr>
-            <w:tcW w:type="dxa" w:w="9978"/>
-          </w:tcPr>
-          <w:p>
-            <w:pPr>
-              <w:spacing w:before="40" w:after="40" w:line="312" w:lineRule="auto"/>
-            </w:pPr>
-          </w:p>
-          <w:p>
-            <w:pPr>
-              <w:spacing w:after="40" w:line="312" w:lineRule="auto"/>
-            </w:pPr>
-          </w:p>
-        </w:tc>
-      </w:tr>
-    </w:tbl>
+    <w:p>
+      <w:pPr>
+        <w:spacing w:before="40" w:after="40" w:line="336" w:lineRule="auto"/>
+        <w:ind w:left="283"/>
+        <w:pBdr>
+          <w:left w:val="single" w:sz="12" w:space="8" w:color="A6A6A6"/>
+        </w:pBdr>
+      </w:pPr>
+      <w:r>
+        <w:rPr>
+          <w:sz w:val="20"/>
+        </w:rPr>
+        <w:t xml:space="preserve"> </w:t>
+      </w:r>
+    </w:p>
+    <w:p>
+      <w:pPr>
+        <w:spacing w:before="40" w:after="40" w:line="336" w:lineRule="auto"/>
+        <w:ind w:left="283"/>
+        <w:pBdr>
+          <w:left w:val="single" w:sz="12" w:space="8" w:color="A6A6A6"/>
+        </w:pBdr>
+      </w:pPr>
+      <w:r>
+        <w:rPr>
+          <w:sz w:val="20"/>
+        </w:rPr>
+        <w:t xml:space="preserve"> </w:t>
+      </w:r>
+    </w:p>
     <w:p>
       <w:pPr>
         <w:spacing w:after="40"/>
@@ -8761,7 +9127,10 @@
     <w:p>
       <w:pPr>
         <w:spacing w:before="0" w:after="60" w:line="312" w:lineRule="auto"/>
-        <w:ind w:left="227"/>
+        <w:ind w:left="283"/>
+        <w:pBdr>
+          <w:left w:val="single" w:sz="12" w:space="8" w:color="A6A6A6"/>
+        </w:pBdr>
       </w:pPr>
       <w:r>
         <w:rPr>
@@ -8797,7 +9166,10 @@
     <w:p>
       <w:pPr>
         <w:spacing w:before="0" w:after="60" w:line="312" w:lineRule="auto"/>
-        <w:ind w:left="227"/>
+        <w:ind w:left="283"/>
+        <w:pBdr>
+          <w:left w:val="single" w:sz="12" w:space="8" w:color="A6A6A6"/>
+        </w:pBdr>
       </w:pPr>
       <w:r>
         <w:rPr>
@@ -8833,7 +9205,10 @@
     <w:p>
       <w:pPr>
         <w:spacing w:before="0" w:after="60" w:line="312" w:lineRule="auto"/>
-        <w:ind w:left="227"/>
+        <w:ind w:left="283"/>
+        <w:pBdr>
+          <w:left w:val="single" w:sz="12" w:space="8" w:color="A6A6A6"/>
+        </w:pBdr>
       </w:pPr>
       <w:r>
         <w:rPr>
@@ -8869,7 +9244,10 @@
     <w:p>
       <w:pPr>
         <w:spacing w:before="0" w:after="60" w:line="312" w:lineRule="auto"/>
-        <w:ind w:left="227"/>
+        <w:ind w:left="283"/>
+        <w:pBdr>
+          <w:left w:val="single" w:sz="12" w:space="8" w:color="A6A6A6"/>
+        </w:pBdr>
       </w:pPr>
       <w:r>
         <w:rPr>
@@ -9141,34 +9519,36 @@
         <w:t xml:space="preserve">   서술 1~3문장</w:t>
       </w:r>
     </w:p>
-    <w:tbl>
-      <w:tblPr>
-        <w:tblStyle w:val="TableGrid"/>
-        <w:tblW w:type="auto" w:w="0"/>
-        <w:tblLayout w:type="fixed"/>
-        <w:tblLook w:firstColumn="1" w:firstRow="1" w:lastColumn="0" w:lastRow="0" w:noHBand="0" w:noVBand="1" w:val="04A0"/>
-      </w:tblPr>
-      <w:tblGrid>
-        <w:gridCol w:w="9978"/>
-      </w:tblGrid>
-      <w:tr>
-        <w:tc>
-          <w:tcPr>
-            <w:tcW w:type="dxa" w:w="9978"/>
-          </w:tcPr>
-          <w:p>
-            <w:pPr>
-              <w:spacing w:before="40" w:after="40" w:line="312" w:lineRule="auto"/>
-            </w:pPr>
-          </w:p>
-          <w:p>
-            <w:pPr>
-              <w:spacing w:after="40" w:line="312" w:lineRule="auto"/>
-            </w:pPr>
-          </w:p>
-        </w:tc>
-      </w:tr>
-    </w:tbl>
+    <w:p>
+      <w:pPr>
+        <w:spacing w:before="40" w:after="40" w:line="336" w:lineRule="auto"/>
+        <w:ind w:left="283"/>
+        <w:pBdr>
+          <w:left w:val="single" w:sz="12" w:space="8" w:color="A6A6A6"/>
+        </w:pBdr>
+      </w:pPr>
+      <w:r>
+        <w:rPr>
+          <w:sz w:val="20"/>
+        </w:rPr>
+        <w:t xml:space="preserve"> </w:t>
+      </w:r>
+    </w:p>
+    <w:p>
+      <w:pPr>
+        <w:spacing w:before="40" w:after="40" w:line="336" w:lineRule="auto"/>
+        <w:ind w:left="283"/>
+        <w:pBdr>
+          <w:left w:val="single" w:sz="12" w:space="8" w:color="A6A6A6"/>
+        </w:pBdr>
+      </w:pPr>
+      <w:r>
+        <w:rPr>
+          <w:sz w:val="20"/>
+        </w:rPr>
+        <w:t xml:space="preserve"> </w:t>
+      </w:r>
+    </w:p>
     <w:p>
       <w:pPr>
         <w:spacing w:after="40"/>
@@ -9206,7 +9586,10 @@
     <w:p>
       <w:pPr>
         <w:spacing w:before="0" w:after="60" w:line="312" w:lineRule="auto"/>
-        <w:ind w:left="227"/>
+        <w:ind w:left="283"/>
+        <w:pBdr>
+          <w:left w:val="single" w:sz="12" w:space="8" w:color="A6A6A6"/>
+        </w:pBdr>
       </w:pPr>
       <w:r>
         <w:rPr>
@@ -9220,7 +9603,7 @@
     <w:p>
       <w:pPr>
         <w:spacing w:before="0" w:after="60" w:line="312" w:lineRule="auto"/>
-        <w:ind w:left="227"/>
+        <w:ind w:left="283"/>
       </w:pPr>
       <w:r>
         <w:rPr>
@@ -9256,7 +9639,10 @@
     <w:p>
       <w:pPr>
         <w:spacing w:before="0" w:after="60" w:line="312" w:lineRule="auto"/>
-        <w:ind w:left="227"/>
+        <w:ind w:left="283"/>
+        <w:pBdr>
+          <w:left w:val="single" w:sz="12" w:space="8" w:color="A6A6A6"/>
+        </w:pBdr>
       </w:pPr>
       <w:r>
         <w:rPr>
@@ -9313,7 +9699,7 @@
     <w:p>
       <w:pPr>
         <w:spacing w:before="0" w:after="60" w:line="312" w:lineRule="auto"/>
-        <w:ind w:left="227"/>
+        <w:ind w:left="283"/>
       </w:pPr>
       <w:r>
         <w:rPr>
@@ -9349,7 +9735,10 @@
     <w:p>
       <w:pPr>
         <w:spacing w:before="0" w:after="60" w:line="312" w:lineRule="auto"/>
-        <w:ind w:left="227"/>
+        <w:ind w:left="283"/>
+        <w:pBdr>
+          <w:left w:val="single" w:sz="12" w:space="8" w:color="A6A6A6"/>
+        </w:pBdr>
       </w:pPr>
       <w:r>
         <w:rPr>
@@ -9385,7 +9774,10 @@
     <w:p>
       <w:pPr>
         <w:spacing w:before="0" w:after="60" w:line="312" w:lineRule="auto"/>
-        <w:ind w:left="227"/>
+        <w:ind w:left="283"/>
+        <w:pBdr>
+          <w:left w:val="single" w:sz="12" w:space="8" w:color="A6A6A6"/>
+        </w:pBdr>
       </w:pPr>
       <w:r>
         <w:rPr>
@@ -9442,7 +9834,10 @@
     <w:p>
       <w:pPr>
         <w:spacing w:before="0" w:after="60" w:line="312" w:lineRule="auto"/>
-        <w:ind w:left="227"/>
+        <w:ind w:left="283"/>
+        <w:pBdr>
+          <w:left w:val="single" w:sz="12" w:space="8" w:color="A6A6A6"/>
+        </w:pBdr>
       </w:pPr>
       <w:r>
         <w:rPr>
@@ -9456,7 +9851,10 @@
     <w:p>
       <w:pPr>
         <w:spacing w:before="0" w:after="60" w:line="312" w:lineRule="auto"/>
-        <w:ind w:left="227"/>
+        <w:ind w:left="283"/>
+        <w:pBdr>
+          <w:left w:val="single" w:sz="12" w:space="8" w:color="A6A6A6"/>
+        </w:pBdr>
       </w:pPr>
       <w:r>
         <w:rPr>
@@ -9496,29 +9894,21 @@
         <w:t xml:space="preserve">   단답 40자</w:t>
       </w:r>
     </w:p>
-    <w:tbl>
-      <w:tblPr>
-        <w:tblStyle w:val="TableGrid"/>
-        <w:tblW w:type="auto" w:w="0"/>
-        <w:tblLayout w:type="fixed"/>
-        <w:tblLook w:firstColumn="1" w:firstRow="1" w:lastColumn="0" w:lastRow="0" w:noHBand="0" w:noVBand="1" w:val="04A0"/>
-      </w:tblPr>
-      <w:tblGrid>
-        <w:gridCol w:w="9978"/>
-      </w:tblGrid>
-      <w:tr>
-        <w:tc>
-          <w:tcPr>
-            <w:tcW w:type="dxa" w:w="9978"/>
-          </w:tcPr>
-          <w:p>
-            <w:pPr>
-              <w:spacing w:before="40" w:after="40" w:line="312" w:lineRule="auto"/>
-            </w:pPr>
-          </w:p>
-        </w:tc>
-      </w:tr>
-    </w:tbl>
+    <w:p>
+      <w:pPr>
+        <w:spacing w:before="40" w:after="40" w:line="336" w:lineRule="auto"/>
+        <w:ind w:left="283"/>
+        <w:pBdr>
+          <w:left w:val="single" w:sz="12" w:space="8" w:color="A6A6A6"/>
+        </w:pBdr>
+      </w:pPr>
+      <w:r>
+        <w:rPr>
+          <w:sz w:val="20"/>
+        </w:rPr>
+        <w:t xml:space="preserve"> </w:t>
+      </w:r>
+    </w:p>
     <w:p>
       <w:pPr>
         <w:spacing w:after="40"/>
@@ -9556,7 +9946,7 @@
     <w:p>
       <w:pPr>
         <w:spacing w:before="0" w:after="60" w:line="312" w:lineRule="auto"/>
-        <w:ind w:left="227"/>
+        <w:ind w:left="283"/>
       </w:pPr>
       <w:r>
         <w:rPr>
@@ -9567,34 +9957,36 @@
         <w:t>받는 사람: ____________</w:t>
       </w:r>
     </w:p>
-    <w:tbl>
-      <w:tblPr>
-        <w:tblStyle w:val="TableGrid"/>
-        <w:tblW w:type="auto" w:w="0"/>
-        <w:tblLayout w:type="fixed"/>
-        <w:tblLook w:firstColumn="1" w:firstRow="1" w:lastColumn="0" w:lastRow="0" w:noHBand="0" w:noVBand="1" w:val="04A0"/>
-      </w:tblPr>
-      <w:tblGrid>
-        <w:gridCol w:w="9978"/>
-      </w:tblGrid>
-      <w:tr>
-        <w:tc>
-          <w:tcPr>
-            <w:tcW w:type="dxa" w:w="9978"/>
-          </w:tcPr>
-          <w:p>
-            <w:pPr>
-              <w:spacing w:before="40" w:after="40" w:line="312" w:lineRule="auto"/>
-            </w:pPr>
-          </w:p>
-          <w:p>
-            <w:pPr>
-              <w:spacing w:after="40" w:line="312" w:lineRule="auto"/>
-            </w:pPr>
-          </w:p>
-        </w:tc>
-      </w:tr>
-    </w:tbl>
+    <w:p>
+      <w:pPr>
+        <w:spacing w:before="40" w:after="40" w:line="336" w:lineRule="auto"/>
+        <w:ind w:left="283"/>
+        <w:pBdr>
+          <w:left w:val="single" w:sz="12" w:space="8" w:color="A6A6A6"/>
+        </w:pBdr>
+      </w:pPr>
+      <w:r>
+        <w:rPr>
+          <w:sz w:val="20"/>
+        </w:rPr>
+        <w:t xml:space="preserve"> </w:t>
+      </w:r>
+    </w:p>
+    <w:p>
+      <w:pPr>
+        <w:spacing w:before="40" w:after="40" w:line="336" w:lineRule="auto"/>
+        <w:ind w:left="283"/>
+        <w:pBdr>
+          <w:left w:val="single" w:sz="12" w:space="8" w:color="A6A6A6"/>
+        </w:pBdr>
+      </w:pPr>
+      <w:r>
+        <w:rPr>
+          <w:sz w:val="20"/>
+        </w:rPr>
+        <w:t xml:space="preserve"> </w:t>
+      </w:r>
+    </w:p>
     <w:p>
       <w:pPr>
         <w:spacing w:after="40"/>
@@ -9617,7 +10009,7 @@
     <w:p>
       <w:pPr>
         <w:spacing w:before="0" w:after="60" w:line="312" w:lineRule="auto"/>
-        <w:ind w:left="227"/>
+        <w:ind w:left="283"/>
       </w:pPr>
       <w:r>
         <w:rPr>
@@ -9662,7 +10054,10 @@
     <w:p>
       <w:pPr>
         <w:spacing w:before="0" w:after="60" w:line="312" w:lineRule="auto"/>
-        <w:ind w:left="227"/>
+        <w:ind w:left="283"/>
+        <w:pBdr>
+          <w:left w:val="single" w:sz="12" w:space="8" w:color="A6A6A6"/>
+        </w:pBdr>
       </w:pPr>
       <w:r>
         <w:rPr>
@@ -9676,7 +10071,10 @@
     <w:p>
       <w:pPr>
         <w:spacing w:before="0" w:after="60" w:line="312" w:lineRule="auto"/>
-        <w:ind w:left="227"/>
+        <w:ind w:left="283"/>
+        <w:pBdr>
+          <w:left w:val="single" w:sz="12" w:space="8" w:color="A6A6A6"/>
+        </w:pBdr>
       </w:pPr>
       <w:r>
         <w:rPr>
@@ -9690,7 +10088,10 @@
     <w:p>
       <w:pPr>
         <w:spacing w:before="0" w:after="60" w:line="312" w:lineRule="auto"/>
-        <w:ind w:left="227"/>
+        <w:ind w:left="283"/>
+        <w:pBdr>
+          <w:left w:val="single" w:sz="12" w:space="8" w:color="A6A6A6"/>
+        </w:pBdr>
       </w:pPr>
       <w:r>
         <w:rPr>
@@ -9704,7 +10105,10 @@
     <w:p>
       <w:pPr>
         <w:spacing w:before="0" w:after="60" w:line="312" w:lineRule="auto"/>
-        <w:ind w:left="227"/>
+        <w:ind w:left="283"/>
+        <w:pBdr>
+          <w:left w:val="single" w:sz="12" w:space="8" w:color="A6A6A6"/>
+        </w:pBdr>
       </w:pPr>
       <w:r>
         <w:rPr>
@@ -9718,7 +10122,10 @@
     <w:p>
       <w:pPr>
         <w:spacing w:before="0" w:after="60" w:line="312" w:lineRule="auto"/>
-        <w:ind w:left="227"/>
+        <w:ind w:left="283"/>
+        <w:pBdr>
+          <w:left w:val="single" w:sz="12" w:space="8" w:color="A6A6A6"/>
+        </w:pBdr>
       </w:pPr>
       <w:r>
         <w:rPr>
@@ -9746,7 +10153,10 @@
     <w:p>
       <w:pPr>
         <w:spacing w:before="0" w:after="60" w:line="312" w:lineRule="auto"/>
-        <w:ind w:left="227"/>
+        <w:ind w:left="283"/>
+        <w:pBdr>
+          <w:left w:val="single" w:sz="12" w:space="8" w:color="A6A6A6"/>
+        </w:pBdr>
       </w:pPr>
       <w:r>
         <w:rPr>
@@ -9760,7 +10170,10 @@
     <w:p>
       <w:pPr>
         <w:spacing w:before="0" w:after="60" w:line="312" w:lineRule="auto"/>
-        <w:ind w:left="227"/>
+        <w:ind w:left="283"/>
+        <w:pBdr>
+          <w:left w:val="single" w:sz="12" w:space="8" w:color="A6A6A6"/>
+        </w:pBdr>
       </w:pPr>
       <w:r>
         <w:rPr>
@@ -9774,7 +10187,10 @@
     <w:p>
       <w:pPr>
         <w:spacing w:before="0" w:after="60" w:line="312" w:lineRule="auto"/>
-        <w:ind w:left="227"/>
+        <w:ind w:left="283"/>
+        <w:pBdr>
+          <w:left w:val="single" w:sz="12" w:space="8" w:color="A6A6A6"/>
+        </w:pBdr>
       </w:pPr>
       <w:r>
         <w:rPr>
@@ -9788,7 +10204,10 @@
     <w:p>
       <w:pPr>
         <w:spacing w:before="0" w:after="60" w:line="312" w:lineRule="auto"/>
-        <w:ind w:left="227"/>
+        <w:ind w:left="283"/>
+        <w:pBdr>
+          <w:left w:val="single" w:sz="12" w:space="8" w:color="A6A6A6"/>
+        </w:pBdr>
       </w:pPr>
       <w:r>
         <w:rPr>
@@ -9802,7 +10221,10 @@
     <w:p>
       <w:pPr>
         <w:spacing w:before="0" w:after="60" w:line="312" w:lineRule="auto"/>
-        <w:ind w:left="227"/>
+        <w:ind w:left="283"/>
+        <w:pBdr>
+          <w:left w:val="single" w:sz="12" w:space="8" w:color="A6A6A6"/>
+        </w:pBdr>
       </w:pPr>
       <w:r>
         <w:rPr>
@@ -9816,7 +10238,10 @@
     <w:p>
       <w:pPr>
         <w:spacing w:before="0" w:after="60" w:line="312" w:lineRule="auto"/>
-        <w:ind w:left="227"/>
+        <w:ind w:left="283"/>
+        <w:pBdr>
+          <w:left w:val="single" w:sz="12" w:space="8" w:color="A6A6A6"/>
+        </w:pBdr>
       </w:pPr>
       <w:r>
         <w:rPr>
@@ -9830,7 +10255,10 @@
     <w:p>
       <w:pPr>
         <w:spacing w:before="0" w:after="60" w:line="312" w:lineRule="auto"/>
-        <w:ind w:left="227"/>
+        <w:ind w:left="283"/>
+        <w:pBdr>
+          <w:left w:val="single" w:sz="12" w:space="8" w:color="A6A6A6"/>
+        </w:pBdr>
       </w:pPr>
       <w:r>
         <w:rPr>

--- a/ai/docs/Persona_Intake_시험지.docx
+++ b/ai/docs/Persona_Intake_시험지.docx
@@ -89,23 +89,16 @@
     </w:p>
     <w:p>
       <w:pPr>
-        <w:spacing w:before="40" w:after="40" w:line="336" w:lineRule="auto"/>
-        <w:ind w:left="283"/>
-        <w:pBdr>
-          <w:left w:val="single" w:sz="12" w:space="8" w:color="A6A6A6"/>
-        </w:pBdr>
-      </w:pPr>
-      <w:r>
-        <w:rPr>
+        <w:spacing w:before="20" w:after="60" w:line="324" w:lineRule="auto"/>
+        <w:ind w:left="227"/>
+      </w:pPr>
+      <w:r>
+        <w:rPr>
+          <w:color w:val="6E6E6E"/>
           <w:sz w:val="20"/>
         </w:rPr>
-        <w:t xml:space="preserve"> </w:t>
-      </w:r>
-    </w:p>
-    <w:p>
-      <w:pPr>
-        <w:spacing w:after="40"/>
-      </w:pPr>
+        <w:t>____________________</w:t>
+      </w:r>
     </w:p>
     <w:p>
       <w:pPr>
@@ -139,10 +132,7 @@
     <w:p>
       <w:pPr>
         <w:spacing w:before="0" w:after="60" w:line="312" w:lineRule="auto"/>
-        <w:ind w:left="283"/>
-        <w:pBdr>
-          <w:left w:val="single" w:sz="12" w:space="8" w:color="A6A6A6"/>
-        </w:pBdr>
+        <w:ind w:left="227"/>
       </w:pPr>
       <w:r>
         <w:rPr>
@@ -156,10 +146,7 @@
     <w:p>
       <w:pPr>
         <w:spacing w:before="0" w:after="60" w:line="312" w:lineRule="auto"/>
-        <w:ind w:left="283"/>
-        <w:pBdr>
-          <w:left w:val="single" w:sz="12" w:space="8" w:color="A6A6A6"/>
-        </w:pBdr>
+        <w:ind w:left="227"/>
       </w:pPr>
       <w:r>
         <w:rPr>
@@ -173,10 +160,7 @@
     <w:p>
       <w:pPr>
         <w:spacing w:before="0" w:after="60" w:line="312" w:lineRule="auto"/>
-        <w:ind w:left="283"/>
-        <w:pBdr>
-          <w:left w:val="single" w:sz="12" w:space="8" w:color="A6A6A6"/>
-        </w:pBdr>
+        <w:ind w:left="227"/>
       </w:pPr>
       <w:r>
         <w:rPr>
@@ -229,23 +213,16 @@
     </w:p>
     <w:p>
       <w:pPr>
-        <w:spacing w:before="40" w:after="40" w:line="336" w:lineRule="auto"/>
-        <w:ind w:left="283"/>
-        <w:pBdr>
-          <w:left w:val="single" w:sz="12" w:space="8" w:color="A6A6A6"/>
-        </w:pBdr>
-      </w:pPr>
-      <w:r>
-        <w:rPr>
+        <w:spacing w:before="20" w:after="60" w:line="324" w:lineRule="auto"/>
+        <w:ind w:left="227"/>
+      </w:pPr>
+      <w:r>
+        <w:rPr>
+          <w:color w:val="6E6E6E"/>
           <w:sz w:val="20"/>
         </w:rPr>
-        <w:t xml:space="preserve"> </w:t>
-      </w:r>
-    </w:p>
-    <w:p>
-      <w:pPr>
-        <w:spacing w:after="40"/>
-      </w:pPr>
+        <w:t>____________________</w:t>
+      </w:r>
     </w:p>
     <w:p>
       <w:pPr>
@@ -280,9 +257,6 @@
       <w:pPr>
         <w:spacing w:before="0" w:after="60" w:line="312" w:lineRule="auto"/>
         <w:ind w:left="283"/>
-        <w:pBdr>
-          <w:left w:val="single" w:sz="12" w:space="8" w:color="A6A6A6"/>
-        </w:pBdr>
       </w:pPr>
       <w:r>
         <w:rPr>
@@ -297,9 +271,6 @@
       <w:pPr>
         <w:spacing w:before="0" w:after="60" w:line="312" w:lineRule="auto"/>
         <w:ind w:left="283"/>
-        <w:pBdr>
-          <w:left w:val="single" w:sz="12" w:space="8" w:color="A6A6A6"/>
-        </w:pBdr>
       </w:pPr>
       <w:r>
         <w:rPr>
@@ -314,9 +285,6 @@
       <w:pPr>
         <w:spacing w:before="0" w:after="60" w:line="312" w:lineRule="auto"/>
         <w:ind w:left="283"/>
-        <w:pBdr>
-          <w:left w:val="single" w:sz="12" w:space="8" w:color="A6A6A6"/>
-        </w:pBdr>
       </w:pPr>
       <w:r>
         <w:rPr>
@@ -382,9 +350,6 @@
       <w:pPr>
         <w:spacing w:before="0" w:after="60" w:line="312" w:lineRule="auto"/>
         <w:ind w:left="283"/>
-        <w:pBdr>
-          <w:left w:val="single" w:sz="12" w:space="8" w:color="A6A6A6"/>
-        </w:pBdr>
       </w:pPr>
       <w:r>
         <w:rPr>
@@ -399,9 +364,6 @@
       <w:pPr>
         <w:spacing w:before="0" w:after="60" w:line="312" w:lineRule="auto"/>
         <w:ind w:left="283"/>
-        <w:pBdr>
-          <w:left w:val="single" w:sz="12" w:space="8" w:color="A6A6A6"/>
-        </w:pBdr>
       </w:pPr>
       <w:r>
         <w:rPr>
@@ -454,38 +416,29 @@
     </w:p>
     <w:p>
       <w:pPr>
-        <w:spacing w:before="40" w:after="40" w:line="336" w:lineRule="auto"/>
-        <w:ind w:left="283"/>
-        <w:pBdr>
-          <w:left w:val="single" w:sz="12" w:space="8" w:color="A6A6A6"/>
-        </w:pBdr>
-      </w:pPr>
-      <w:r>
-        <w:rPr>
+        <w:spacing w:before="20" w:after="60" w:line="324" w:lineRule="auto"/>
+        <w:ind w:left="227"/>
+      </w:pPr>
+      <w:r>
+        <w:rPr>
+          <w:color w:val="6E6E6E"/>
           <w:sz w:val="20"/>
         </w:rPr>
-        <w:t xml:space="preserve"> </w:t>
-      </w:r>
-    </w:p>
-    <w:p>
-      <w:pPr>
-        <w:spacing w:before="40" w:after="40" w:line="336" w:lineRule="auto"/>
-        <w:ind w:left="283"/>
-        <w:pBdr>
-          <w:left w:val="single" w:sz="12" w:space="8" w:color="A6A6A6"/>
-        </w:pBdr>
-      </w:pPr>
-      <w:r>
-        <w:rPr>
+        <w:t>____________________________________________________</w:t>
+      </w:r>
+    </w:p>
+    <w:p>
+      <w:pPr>
+        <w:spacing w:before="20" w:after="60" w:line="324" w:lineRule="auto"/>
+        <w:ind w:left="227"/>
+      </w:pPr>
+      <w:r>
+        <w:rPr>
+          <w:color w:val="6E6E6E"/>
           <w:sz w:val="20"/>
         </w:rPr>
-        <w:t xml:space="preserve"> </w:t>
-      </w:r>
-    </w:p>
-    <w:p>
-      <w:pPr>
-        <w:spacing w:after="40"/>
-      </w:pPr>
+        <w:t>____________________________________________________</w:t>
+      </w:r>
     </w:p>
     <w:p>
       <w:pPr>
@@ -531,9 +484,6 @@
       <w:pPr>
         <w:spacing w:before="0" w:after="60" w:line="312" w:lineRule="auto"/>
         <w:ind w:left="283"/>
-        <w:pBdr>
-          <w:left w:val="single" w:sz="12" w:space="8" w:color="A6A6A6"/>
-        </w:pBdr>
       </w:pPr>
       <w:r>
         <w:rPr>
@@ -548,9 +498,6 @@
       <w:pPr>
         <w:spacing w:before="0" w:after="60" w:line="312" w:lineRule="auto"/>
         <w:ind w:left="283"/>
-        <w:pBdr>
-          <w:left w:val="single" w:sz="12" w:space="8" w:color="A6A6A6"/>
-        </w:pBdr>
       </w:pPr>
       <w:r>
         <w:rPr>
@@ -565,9 +512,6 @@
       <w:pPr>
         <w:spacing w:before="0" w:after="60" w:line="312" w:lineRule="auto"/>
         <w:ind w:left="283"/>
-        <w:pBdr>
-          <w:left w:val="single" w:sz="12" w:space="8" w:color="A6A6A6"/>
-        </w:pBdr>
       </w:pPr>
       <w:r>
         <w:rPr>
@@ -631,23 +575,16 @@
     </w:p>
     <w:p>
       <w:pPr>
-        <w:spacing w:before="40" w:after="40" w:line="336" w:lineRule="auto"/>
-        <w:ind w:left="283"/>
-        <w:pBdr>
-          <w:left w:val="single" w:sz="12" w:space="8" w:color="A6A6A6"/>
-        </w:pBdr>
-      </w:pPr>
-      <w:r>
-        <w:rPr>
+        <w:spacing w:before="20" w:after="60" w:line="324" w:lineRule="auto"/>
+        <w:ind w:left="227"/>
+      </w:pPr>
+      <w:r>
+        <w:rPr>
+          <w:color w:val="6E6E6E"/>
           <w:sz w:val="20"/>
         </w:rPr>
-        <w:t xml:space="preserve"> </w:t>
-      </w:r>
-    </w:p>
-    <w:p>
-      <w:pPr>
-        <w:spacing w:after="40"/>
-      </w:pPr>
+        <w:t>____________________</w:t>
+      </w:r>
     </w:p>
     <w:p>
       <w:pPr>
@@ -691,23 +628,16 @@
     </w:p>
     <w:p>
       <w:pPr>
-        <w:spacing w:before="40" w:after="40" w:line="336" w:lineRule="auto"/>
-        <w:ind w:left="283"/>
-        <w:pBdr>
-          <w:left w:val="single" w:sz="12" w:space="8" w:color="A6A6A6"/>
-        </w:pBdr>
-      </w:pPr>
-      <w:r>
-        <w:rPr>
+        <w:spacing w:before="20" w:after="60" w:line="324" w:lineRule="auto"/>
+        <w:ind w:left="227"/>
+      </w:pPr>
+      <w:r>
+        <w:rPr>
+          <w:color w:val="6E6E6E"/>
           <w:sz w:val="20"/>
         </w:rPr>
-        <w:t xml:space="preserve"> </w:t>
-      </w:r>
-    </w:p>
-    <w:p>
-      <w:pPr>
-        <w:spacing w:after="40"/>
-      </w:pPr>
+        <w:t>____________________</w:t>
+      </w:r>
     </w:p>
     <w:p>
       <w:pPr>
@@ -751,38 +681,29 @@
     </w:p>
     <w:p>
       <w:pPr>
-        <w:spacing w:before="40" w:after="40" w:line="336" w:lineRule="auto"/>
-        <w:ind w:left="283"/>
-        <w:pBdr>
-          <w:left w:val="single" w:sz="12" w:space="8" w:color="A6A6A6"/>
-        </w:pBdr>
-      </w:pPr>
-      <w:r>
-        <w:rPr>
+        <w:spacing w:before="20" w:after="60" w:line="324" w:lineRule="auto"/>
+        <w:ind w:left="227"/>
+      </w:pPr>
+      <w:r>
+        <w:rPr>
+          <w:color w:val="6E6E6E"/>
           <w:sz w:val="20"/>
         </w:rPr>
-        <w:t xml:space="preserve"> </w:t>
-      </w:r>
-    </w:p>
-    <w:p>
-      <w:pPr>
-        <w:spacing w:before="40" w:after="40" w:line="336" w:lineRule="auto"/>
-        <w:ind w:left="283"/>
-        <w:pBdr>
-          <w:left w:val="single" w:sz="12" w:space="8" w:color="A6A6A6"/>
-        </w:pBdr>
-      </w:pPr>
-      <w:r>
-        <w:rPr>
+        <w:t>____________________________________________________</w:t>
+      </w:r>
+    </w:p>
+    <w:p>
+      <w:pPr>
+        <w:spacing w:before="20" w:after="60" w:line="324" w:lineRule="auto"/>
+        <w:ind w:left="227"/>
+      </w:pPr>
+      <w:r>
+        <w:rPr>
+          <w:color w:val="6E6E6E"/>
           <w:sz w:val="20"/>
         </w:rPr>
-        <w:t xml:space="preserve"> </w:t>
-      </w:r>
-    </w:p>
-    <w:p>
-      <w:pPr>
-        <w:spacing w:after="40"/>
-      </w:pPr>
+        <w:t>____________________________________________________</w:t>
+      </w:r>
     </w:p>
     <w:p>
       <w:pPr>
@@ -976,9 +897,6 @@
       <w:pPr>
         <w:spacing w:before="0" w:after="60" w:line="312" w:lineRule="auto"/>
         <w:ind w:left="283"/>
-        <w:pBdr>
-          <w:left w:val="single" w:sz="12" w:space="8" w:color="A6A6A6"/>
-        </w:pBdr>
       </w:pPr>
       <w:r>
         <w:rPr>
@@ -993,9 +911,6 @@
       <w:pPr>
         <w:spacing w:before="0" w:after="60" w:line="312" w:lineRule="auto"/>
         <w:ind w:left="283"/>
-        <w:pBdr>
-          <w:left w:val="single" w:sz="12" w:space="8" w:color="A6A6A6"/>
-        </w:pBdr>
       </w:pPr>
       <w:r>
         <w:rPr>
@@ -1010,9 +925,6 @@
       <w:pPr>
         <w:spacing w:before="0" w:after="60" w:line="312" w:lineRule="auto"/>
         <w:ind w:left="283"/>
-        <w:pBdr>
-          <w:left w:val="single" w:sz="12" w:space="8" w:color="A6A6A6"/>
-        </w:pBdr>
       </w:pPr>
       <w:r>
         <w:rPr>
@@ -1056,9 +968,6 @@
       <w:pPr>
         <w:spacing w:before="0" w:after="60" w:line="312" w:lineRule="auto"/>
         <w:ind w:left="283"/>
-        <w:pBdr>
-          <w:left w:val="single" w:sz="12" w:space="8" w:color="A6A6A6"/>
-        </w:pBdr>
       </w:pPr>
       <w:r>
         <w:rPr>
@@ -1073,9 +982,6 @@
       <w:pPr>
         <w:spacing w:before="0" w:after="60" w:line="312" w:lineRule="auto"/>
         <w:ind w:left="283"/>
-        <w:pBdr>
-          <w:left w:val="single" w:sz="12" w:space="8" w:color="A6A6A6"/>
-        </w:pBdr>
       </w:pPr>
       <w:r>
         <w:rPr>
@@ -1090,9 +996,6 @@
       <w:pPr>
         <w:spacing w:before="0" w:after="60" w:line="312" w:lineRule="auto"/>
         <w:ind w:left="283"/>
-        <w:pBdr>
-          <w:left w:val="single" w:sz="12" w:space="8" w:color="A6A6A6"/>
-        </w:pBdr>
       </w:pPr>
       <w:r>
         <w:rPr>
@@ -1107,9 +1010,6 @@
       <w:pPr>
         <w:spacing w:before="0" w:after="60" w:line="312" w:lineRule="auto"/>
         <w:ind w:left="283"/>
-        <w:pBdr>
-          <w:left w:val="single" w:sz="12" w:space="8" w:color="A6A6A6"/>
-        </w:pBdr>
       </w:pPr>
       <w:r>
         <w:rPr>
@@ -1124,9 +1024,6 @@
       <w:pPr>
         <w:spacing w:before="0" w:after="60" w:line="312" w:lineRule="auto"/>
         <w:ind w:left="283"/>
-        <w:pBdr>
-          <w:left w:val="single" w:sz="12" w:space="8" w:color="A6A6A6"/>
-        </w:pBdr>
       </w:pPr>
       <w:r>
         <w:rPr>
@@ -1181,9 +1078,6 @@
       <w:pPr>
         <w:spacing w:before="0" w:after="60" w:line="312" w:lineRule="auto"/>
         <w:ind w:left="283"/>
-        <w:pBdr>
-          <w:left w:val="single" w:sz="12" w:space="8" w:color="A6A6A6"/>
-        </w:pBdr>
       </w:pPr>
       <w:r>
         <w:rPr>
@@ -1198,9 +1092,6 @@
       <w:pPr>
         <w:spacing w:before="0" w:after="60" w:line="312" w:lineRule="auto"/>
         <w:ind w:left="283"/>
-        <w:pBdr>
-          <w:left w:val="single" w:sz="12" w:space="8" w:color="A6A6A6"/>
-        </w:pBdr>
       </w:pPr>
       <w:r>
         <w:rPr>
@@ -1215,9 +1106,6 @@
       <w:pPr>
         <w:spacing w:before="0" w:after="60" w:line="312" w:lineRule="auto"/>
         <w:ind w:left="283"/>
-        <w:pBdr>
-          <w:left w:val="single" w:sz="12" w:space="8" w:color="A6A6A6"/>
-        </w:pBdr>
       </w:pPr>
       <w:r>
         <w:rPr>
@@ -1232,9 +1120,6 @@
       <w:pPr>
         <w:spacing w:before="0" w:after="60" w:line="312" w:lineRule="auto"/>
         <w:ind w:left="283"/>
-        <w:pBdr>
-          <w:left w:val="single" w:sz="12" w:space="8" w:color="A6A6A6"/>
-        </w:pBdr>
       </w:pPr>
       <w:r>
         <w:rPr>
@@ -1249,9 +1134,6 @@
       <w:pPr>
         <w:spacing w:before="0" w:after="60" w:line="312" w:lineRule="auto"/>
         <w:ind w:left="283"/>
-        <w:pBdr>
-          <w:left w:val="single" w:sz="12" w:space="8" w:color="A6A6A6"/>
-        </w:pBdr>
       </w:pPr>
       <w:r>
         <w:rPr>
@@ -1295,9 +1177,6 @@
       <w:pPr>
         <w:spacing w:before="0" w:after="60" w:line="312" w:lineRule="auto"/>
         <w:ind w:left="283"/>
-        <w:pBdr>
-          <w:left w:val="single" w:sz="12" w:space="8" w:color="A6A6A6"/>
-        </w:pBdr>
       </w:pPr>
       <w:r>
         <w:rPr>
@@ -1312,9 +1191,6 @@
       <w:pPr>
         <w:spacing w:before="0" w:after="60" w:line="312" w:lineRule="auto"/>
         <w:ind w:left="283"/>
-        <w:pBdr>
-          <w:left w:val="single" w:sz="12" w:space="8" w:color="A6A6A6"/>
-        </w:pBdr>
       </w:pPr>
       <w:r>
         <w:rPr>
@@ -1329,9 +1205,6 @@
       <w:pPr>
         <w:spacing w:before="0" w:after="60" w:line="312" w:lineRule="auto"/>
         <w:ind w:left="283"/>
-        <w:pBdr>
-          <w:left w:val="single" w:sz="12" w:space="8" w:color="A6A6A6"/>
-        </w:pBdr>
       </w:pPr>
       <w:r>
         <w:rPr>
@@ -1346,9 +1219,6 @@
       <w:pPr>
         <w:spacing w:before="0" w:after="60" w:line="312" w:lineRule="auto"/>
         <w:ind w:left="283"/>
-        <w:pBdr>
-          <w:left w:val="single" w:sz="12" w:space="8" w:color="A6A6A6"/>
-        </w:pBdr>
       </w:pPr>
       <w:r>
         <w:rPr>
@@ -1363,9 +1233,6 @@
       <w:pPr>
         <w:spacing w:before="0" w:after="60" w:line="312" w:lineRule="auto"/>
         <w:ind w:left="283"/>
-        <w:pBdr>
-          <w:left w:val="single" w:sz="12" w:space="8" w:color="A6A6A6"/>
-        </w:pBdr>
       </w:pPr>
       <w:r>
         <w:rPr>
@@ -1418,23 +1285,16 @@
     </w:p>
     <w:p>
       <w:pPr>
-        <w:spacing w:before="40" w:after="40" w:line="336" w:lineRule="auto"/>
-        <w:ind w:left="283"/>
-        <w:pBdr>
-          <w:left w:val="single" w:sz="12" w:space="8" w:color="A6A6A6"/>
-        </w:pBdr>
-      </w:pPr>
-      <w:r>
-        <w:rPr>
+        <w:spacing w:before="20" w:after="60" w:line="324" w:lineRule="auto"/>
+        <w:ind w:left="227"/>
+      </w:pPr>
+      <w:r>
+        <w:rPr>
+          <w:color w:val="6E6E6E"/>
           <w:sz w:val="20"/>
         </w:rPr>
-        <w:t xml:space="preserve"> </w:t>
-      </w:r>
-    </w:p>
-    <w:p>
-      <w:pPr>
-        <w:spacing w:after="40"/>
-      </w:pPr>
+        <w:t>____________________</w:t>
+      </w:r>
     </w:p>
     <w:p>
       <w:pPr>
@@ -1478,38 +1338,29 @@
     </w:p>
     <w:p>
       <w:pPr>
-        <w:spacing w:before="40" w:after="40" w:line="336" w:lineRule="auto"/>
-        <w:ind w:left="283"/>
-        <w:pBdr>
-          <w:left w:val="single" w:sz="12" w:space="8" w:color="A6A6A6"/>
-        </w:pBdr>
-      </w:pPr>
-      <w:r>
-        <w:rPr>
+        <w:spacing w:before="20" w:after="60" w:line="324" w:lineRule="auto"/>
+        <w:ind w:left="227"/>
+      </w:pPr>
+      <w:r>
+        <w:rPr>
+          <w:color w:val="6E6E6E"/>
           <w:sz w:val="20"/>
         </w:rPr>
-        <w:t xml:space="preserve"> </w:t>
-      </w:r>
-    </w:p>
-    <w:p>
-      <w:pPr>
-        <w:spacing w:before="40" w:after="40" w:line="336" w:lineRule="auto"/>
-        <w:ind w:left="283"/>
-        <w:pBdr>
-          <w:left w:val="single" w:sz="12" w:space="8" w:color="A6A6A6"/>
-        </w:pBdr>
-      </w:pPr>
-      <w:r>
-        <w:rPr>
+        <w:t>____________________________________________________</w:t>
+      </w:r>
+    </w:p>
+    <w:p>
+      <w:pPr>
+        <w:spacing w:before="20" w:after="60" w:line="324" w:lineRule="auto"/>
+        <w:ind w:left="227"/>
+      </w:pPr>
+      <w:r>
+        <w:rPr>
+          <w:color w:val="6E6E6E"/>
           <w:sz w:val="20"/>
         </w:rPr>
-        <w:t xml:space="preserve"> </w:t>
-      </w:r>
-    </w:p>
-    <w:p>
-      <w:pPr>
-        <w:spacing w:after="40"/>
-      </w:pPr>
+        <w:t>____________________________________________________</w:t>
+      </w:r>
     </w:p>
     <w:p>
       <w:pPr>
@@ -1544,9 +1395,6 @@
       <w:pPr>
         <w:spacing w:before="0" w:after="60" w:line="312" w:lineRule="auto"/>
         <w:ind w:left="283"/>
-        <w:pBdr>
-          <w:left w:val="single" w:sz="12" w:space="8" w:color="A6A6A6"/>
-        </w:pBdr>
       </w:pPr>
       <w:r>
         <w:rPr>
@@ -1561,9 +1409,6 @@
       <w:pPr>
         <w:spacing w:before="0" w:after="60" w:line="312" w:lineRule="auto"/>
         <w:ind w:left="283"/>
-        <w:pBdr>
-          <w:left w:val="single" w:sz="12" w:space="8" w:color="A6A6A6"/>
-        </w:pBdr>
       </w:pPr>
       <w:r>
         <w:rPr>
@@ -1578,9 +1423,6 @@
       <w:pPr>
         <w:spacing w:before="0" w:after="60" w:line="312" w:lineRule="auto"/>
         <w:ind w:left="283"/>
-        <w:pBdr>
-          <w:left w:val="single" w:sz="12" w:space="8" w:color="A6A6A6"/>
-        </w:pBdr>
       </w:pPr>
       <w:r>
         <w:rPr>
@@ -1595,9 +1437,6 @@
       <w:pPr>
         <w:spacing w:before="0" w:after="60" w:line="312" w:lineRule="auto"/>
         <w:ind w:left="283"/>
-        <w:pBdr>
-          <w:left w:val="single" w:sz="12" w:space="8" w:color="A6A6A6"/>
-        </w:pBdr>
       </w:pPr>
       <w:r>
         <w:rPr>
@@ -1612,9 +1451,6 @@
       <w:pPr>
         <w:spacing w:before="0" w:after="60" w:line="312" w:lineRule="auto"/>
         <w:ind w:left="283"/>
-        <w:pBdr>
-          <w:left w:val="single" w:sz="12" w:space="8" w:color="A6A6A6"/>
-        </w:pBdr>
       </w:pPr>
       <w:r>
         <w:rPr>
@@ -1629,9 +1465,6 @@
       <w:pPr>
         <w:spacing w:before="0" w:after="60" w:line="312" w:lineRule="auto"/>
         <w:ind w:left="283"/>
-        <w:pBdr>
-          <w:left w:val="single" w:sz="12" w:space="8" w:color="A6A6A6"/>
-        </w:pBdr>
       </w:pPr>
       <w:r>
         <w:rPr>
@@ -1646,9 +1479,6 @@
       <w:pPr>
         <w:spacing w:before="0" w:after="60" w:line="312" w:lineRule="auto"/>
         <w:ind w:left="283"/>
-        <w:pBdr>
-          <w:left w:val="single" w:sz="12" w:space="8" w:color="A6A6A6"/>
-        </w:pBdr>
       </w:pPr>
       <w:r>
         <w:rPr>
@@ -1701,38 +1531,29 @@
     </w:p>
     <w:p>
       <w:pPr>
-        <w:spacing w:before="40" w:after="40" w:line="336" w:lineRule="auto"/>
-        <w:ind w:left="283"/>
-        <w:pBdr>
-          <w:left w:val="single" w:sz="12" w:space="8" w:color="A6A6A6"/>
-        </w:pBdr>
-      </w:pPr>
-      <w:r>
-        <w:rPr>
+        <w:spacing w:before="20" w:after="60" w:line="324" w:lineRule="auto"/>
+        <w:ind w:left="227"/>
+      </w:pPr>
+      <w:r>
+        <w:rPr>
+          <w:color w:val="6E6E6E"/>
           <w:sz w:val="20"/>
         </w:rPr>
-        <w:t xml:space="preserve"> </w:t>
-      </w:r>
-    </w:p>
-    <w:p>
-      <w:pPr>
-        <w:spacing w:before="40" w:after="40" w:line="336" w:lineRule="auto"/>
-        <w:ind w:left="283"/>
-        <w:pBdr>
-          <w:left w:val="single" w:sz="12" w:space="8" w:color="A6A6A6"/>
-        </w:pBdr>
-      </w:pPr>
-      <w:r>
-        <w:rPr>
+        <w:t>____________________________________________________</w:t>
+      </w:r>
+    </w:p>
+    <w:p>
+      <w:pPr>
+        <w:spacing w:before="20" w:after="60" w:line="324" w:lineRule="auto"/>
+        <w:ind w:left="227"/>
+      </w:pPr>
+      <w:r>
+        <w:rPr>
+          <w:color w:val="6E6E6E"/>
           <w:sz w:val="20"/>
         </w:rPr>
-        <w:t xml:space="preserve"> </w:t>
-      </w:r>
-    </w:p>
-    <w:p>
-      <w:pPr>
-        <w:spacing w:after="40"/>
-      </w:pPr>
+        <w:t>____________________________________________________</w:t>
+      </w:r>
     </w:p>
     <w:p>
       <w:pPr>
@@ -2106,9 +1927,6 @@
       <w:pPr>
         <w:spacing w:before="0" w:after="60" w:line="312" w:lineRule="auto"/>
         <w:ind w:left="283"/>
-        <w:pBdr>
-          <w:left w:val="single" w:sz="12" w:space="8" w:color="A6A6A6"/>
-        </w:pBdr>
       </w:pPr>
       <w:r>
         <w:rPr>
@@ -2123,9 +1941,6 @@
       <w:pPr>
         <w:spacing w:before="0" w:after="60" w:line="312" w:lineRule="auto"/>
         <w:ind w:left="283"/>
-        <w:pBdr>
-          <w:left w:val="single" w:sz="12" w:space="8" w:color="A6A6A6"/>
-        </w:pBdr>
       </w:pPr>
       <w:r>
         <w:rPr>
@@ -2140,9 +1955,6 @@
       <w:pPr>
         <w:spacing w:before="0" w:after="60" w:line="312" w:lineRule="auto"/>
         <w:ind w:left="283"/>
-        <w:pBdr>
-          <w:left w:val="single" w:sz="12" w:space="8" w:color="A6A6A6"/>
-        </w:pBdr>
       </w:pPr>
       <w:r>
         <w:rPr>
@@ -2157,9 +1969,6 @@
       <w:pPr>
         <w:spacing w:before="0" w:after="60" w:line="312" w:lineRule="auto"/>
         <w:ind w:left="283"/>
-        <w:pBdr>
-          <w:left w:val="single" w:sz="12" w:space="8" w:color="A6A6A6"/>
-        </w:pBdr>
       </w:pPr>
       <w:r>
         <w:rPr>
@@ -2174,9 +1983,6 @@
       <w:pPr>
         <w:spacing w:before="0" w:after="60" w:line="312" w:lineRule="auto"/>
         <w:ind w:left="283"/>
-        <w:pBdr>
-          <w:left w:val="single" w:sz="12" w:space="8" w:color="A6A6A6"/>
-        </w:pBdr>
       </w:pPr>
       <w:r>
         <w:rPr>
@@ -2191,9 +1997,6 @@
       <w:pPr>
         <w:spacing w:before="0" w:after="60" w:line="312" w:lineRule="auto"/>
         <w:ind w:left="283"/>
-        <w:pBdr>
-          <w:left w:val="single" w:sz="12" w:space="8" w:color="A6A6A6"/>
-        </w:pBdr>
       </w:pPr>
       <w:r>
         <w:rPr>
@@ -2208,9 +2011,6 @@
       <w:pPr>
         <w:spacing w:before="0" w:after="60" w:line="312" w:lineRule="auto"/>
         <w:ind w:left="283"/>
-        <w:pBdr>
-          <w:left w:val="single" w:sz="12" w:space="8" w:color="A6A6A6"/>
-        </w:pBdr>
       </w:pPr>
       <w:r>
         <w:rPr>
@@ -2225,9 +2025,6 @@
       <w:pPr>
         <w:spacing w:before="0" w:after="60" w:line="312" w:lineRule="auto"/>
         <w:ind w:left="283"/>
-        <w:pBdr>
-          <w:left w:val="single" w:sz="12" w:space="8" w:color="A6A6A6"/>
-        </w:pBdr>
       </w:pPr>
       <w:r>
         <w:rPr>
@@ -2411,10 +2208,7 @@
     <w:p>
       <w:pPr>
         <w:spacing w:before="0" w:after="60" w:line="312" w:lineRule="auto"/>
-        <w:ind w:left="283"/>
-        <w:pBdr>
-          <w:left w:val="single" w:sz="12" w:space="8" w:color="A6A6A6"/>
-        </w:pBdr>
+        <w:ind w:left="227"/>
       </w:pPr>
       <w:r>
         <w:rPr>
@@ -2467,38 +2261,29 @@
     </w:p>
     <w:p>
       <w:pPr>
-        <w:spacing w:before="40" w:after="40" w:line="336" w:lineRule="auto"/>
-        <w:ind w:left="283"/>
-        <w:pBdr>
-          <w:left w:val="single" w:sz="12" w:space="8" w:color="A6A6A6"/>
-        </w:pBdr>
-      </w:pPr>
-      <w:r>
-        <w:rPr>
+        <w:spacing w:before="20" w:after="60" w:line="324" w:lineRule="auto"/>
+        <w:ind w:left="227"/>
+      </w:pPr>
+      <w:r>
+        <w:rPr>
+          <w:color w:val="6E6E6E"/>
           <w:sz w:val="20"/>
         </w:rPr>
-        <w:t xml:space="preserve"> </w:t>
-      </w:r>
-    </w:p>
-    <w:p>
-      <w:pPr>
-        <w:spacing w:before="40" w:after="40" w:line="336" w:lineRule="auto"/>
-        <w:ind w:left="283"/>
-        <w:pBdr>
-          <w:left w:val="single" w:sz="12" w:space="8" w:color="A6A6A6"/>
-        </w:pBdr>
-      </w:pPr>
-      <w:r>
-        <w:rPr>
+        <w:t>____________________________________________________</w:t>
+      </w:r>
+    </w:p>
+    <w:p>
+      <w:pPr>
+        <w:spacing w:before="20" w:after="60" w:line="324" w:lineRule="auto"/>
+        <w:ind w:left="227"/>
+      </w:pPr>
+      <w:r>
+        <w:rPr>
+          <w:color w:val="6E6E6E"/>
           <w:sz w:val="20"/>
         </w:rPr>
-        <w:t xml:space="preserve"> </w:t>
-      </w:r>
-    </w:p>
-    <w:p>
-      <w:pPr>
-        <w:spacing w:after="40"/>
-      </w:pPr>
+        <w:t>____________________________________________________</w:t>
+      </w:r>
     </w:p>
     <w:p>
       <w:pPr>
@@ -2542,38 +2327,29 @@
     </w:p>
     <w:p>
       <w:pPr>
-        <w:spacing w:before="40" w:after="40" w:line="336" w:lineRule="auto"/>
-        <w:ind w:left="283"/>
-        <w:pBdr>
-          <w:left w:val="single" w:sz="12" w:space="8" w:color="A6A6A6"/>
-        </w:pBdr>
-      </w:pPr>
-      <w:r>
-        <w:rPr>
+        <w:spacing w:before="20" w:after="60" w:line="324" w:lineRule="auto"/>
+        <w:ind w:left="227"/>
+      </w:pPr>
+      <w:r>
+        <w:rPr>
+          <w:color w:val="6E6E6E"/>
           <w:sz w:val="20"/>
         </w:rPr>
-        <w:t xml:space="preserve"> </w:t>
-      </w:r>
-    </w:p>
-    <w:p>
-      <w:pPr>
-        <w:spacing w:before="40" w:after="40" w:line="336" w:lineRule="auto"/>
-        <w:ind w:left="283"/>
-        <w:pBdr>
-          <w:left w:val="single" w:sz="12" w:space="8" w:color="A6A6A6"/>
-        </w:pBdr>
-      </w:pPr>
-      <w:r>
-        <w:rPr>
+        <w:t>____________________________________________________</w:t>
+      </w:r>
+    </w:p>
+    <w:p>
+      <w:pPr>
+        <w:spacing w:before="20" w:after="60" w:line="324" w:lineRule="auto"/>
+        <w:ind w:left="227"/>
+      </w:pPr>
+      <w:r>
+        <w:rPr>
+          <w:color w:val="6E6E6E"/>
           <w:sz w:val="20"/>
         </w:rPr>
-        <w:t xml:space="preserve"> </w:t>
-      </w:r>
-    </w:p>
-    <w:p>
-      <w:pPr>
-        <w:spacing w:after="40"/>
-      </w:pPr>
+        <w:t>____________________________________________________</w:t>
+      </w:r>
     </w:p>
     <w:p>
       <w:pPr>
@@ -2792,10 +2568,7 @@
     <w:p>
       <w:pPr>
         <w:spacing w:before="0" w:after="60" w:line="312" w:lineRule="auto"/>
-        <w:ind w:left="283"/>
-        <w:pBdr>
-          <w:left w:val="single" w:sz="12" w:space="8" w:color="A6A6A6"/>
-        </w:pBdr>
+        <w:ind w:left="227"/>
       </w:pPr>
       <w:r>
         <w:rPr>
@@ -2848,38 +2621,29 @@
     </w:p>
     <w:p>
       <w:pPr>
-        <w:spacing w:before="40" w:after="40" w:line="336" w:lineRule="auto"/>
-        <w:ind w:left="283"/>
-        <w:pBdr>
-          <w:left w:val="single" w:sz="12" w:space="8" w:color="A6A6A6"/>
-        </w:pBdr>
-      </w:pPr>
-      <w:r>
-        <w:rPr>
+        <w:spacing w:before="20" w:after="60" w:line="324" w:lineRule="auto"/>
+        <w:ind w:left="227"/>
+      </w:pPr>
+      <w:r>
+        <w:rPr>
+          <w:color w:val="6E6E6E"/>
           <w:sz w:val="20"/>
         </w:rPr>
-        <w:t xml:space="preserve"> </w:t>
-      </w:r>
-    </w:p>
-    <w:p>
-      <w:pPr>
-        <w:spacing w:before="40" w:after="40" w:line="336" w:lineRule="auto"/>
-        <w:ind w:left="283"/>
-        <w:pBdr>
-          <w:left w:val="single" w:sz="12" w:space="8" w:color="A6A6A6"/>
-        </w:pBdr>
-      </w:pPr>
-      <w:r>
-        <w:rPr>
+        <w:t>____________________________________________________</w:t>
+      </w:r>
+    </w:p>
+    <w:p>
+      <w:pPr>
+        <w:spacing w:before="20" w:after="60" w:line="324" w:lineRule="auto"/>
+        <w:ind w:left="227"/>
+      </w:pPr>
+      <w:r>
+        <w:rPr>
+          <w:color w:val="6E6E6E"/>
           <w:sz w:val="20"/>
         </w:rPr>
-        <w:t xml:space="preserve"> </w:t>
-      </w:r>
-    </w:p>
-    <w:p>
-      <w:pPr>
-        <w:spacing w:after="40"/>
-      </w:pPr>
+        <w:t>____________________________________________________</w:t>
+      </w:r>
     </w:p>
     <w:p>
       <w:pPr>
@@ -2913,10 +2677,7 @@
     <w:p>
       <w:pPr>
         <w:spacing w:before="0" w:after="60" w:line="312" w:lineRule="auto"/>
-        <w:ind w:left="283"/>
-        <w:pBdr>
-          <w:left w:val="single" w:sz="12" w:space="8" w:color="A6A6A6"/>
-        </w:pBdr>
+        <w:ind w:left="227"/>
       </w:pPr>
       <w:r>
         <w:rPr>
@@ -2930,10 +2691,7 @@
     <w:p>
       <w:pPr>
         <w:spacing w:before="0" w:after="60" w:line="312" w:lineRule="auto"/>
-        <w:ind w:left="283"/>
-        <w:pBdr>
-          <w:left w:val="single" w:sz="12" w:space="8" w:color="A6A6A6"/>
-        </w:pBdr>
+        <w:ind w:left="227"/>
       </w:pPr>
       <w:r>
         <w:rPr>
@@ -2947,7 +2705,7 @@
     <w:p>
       <w:pPr>
         <w:spacing w:before="0" w:after="60" w:line="312" w:lineRule="auto"/>
-        <w:ind w:left="283"/>
+        <w:ind w:left="227"/>
       </w:pPr>
       <w:r>
         <w:rPr>
@@ -3001,10 +2759,7 @@
     <w:p>
       <w:pPr>
         <w:spacing w:before="0" w:after="60" w:line="312" w:lineRule="auto"/>
-        <w:ind w:left="283"/>
-        <w:pBdr>
-          <w:left w:val="single" w:sz="12" w:space="8" w:color="A6A6A6"/>
-        </w:pBdr>
+        <w:ind w:left="227"/>
       </w:pPr>
       <w:r>
         <w:rPr>
@@ -3018,7 +2773,7 @@
     <w:p>
       <w:pPr>
         <w:spacing w:before="0" w:after="60" w:line="312" w:lineRule="auto"/>
-        <w:ind w:left="283"/>
+        <w:ind w:left="227"/>
       </w:pPr>
       <w:r>
         <w:rPr>
@@ -3089,7 +2844,7 @@
     <w:p>
       <w:pPr>
         <w:spacing w:before="0" w:after="60" w:line="312" w:lineRule="auto"/>
-        <w:ind w:left="283"/>
+        <w:ind w:left="227"/>
       </w:pPr>
       <w:r>
         <w:rPr>
@@ -3142,23 +2897,16 @@
     </w:p>
     <w:p>
       <w:pPr>
-        <w:spacing w:before="40" w:after="40" w:line="336" w:lineRule="auto"/>
-        <w:ind w:left="283"/>
-        <w:pBdr>
-          <w:left w:val="single" w:sz="12" w:space="8" w:color="A6A6A6"/>
-        </w:pBdr>
-      </w:pPr>
-      <w:r>
-        <w:rPr>
+        <w:spacing w:before="20" w:after="60" w:line="324" w:lineRule="auto"/>
+        <w:ind w:left="227"/>
+      </w:pPr>
+      <w:r>
+        <w:rPr>
+          <w:color w:val="6E6E6E"/>
           <w:sz w:val="20"/>
         </w:rPr>
-        <w:t xml:space="preserve"> </w:t>
-      </w:r>
-    </w:p>
-    <w:p>
-      <w:pPr>
-        <w:spacing w:after="40"/>
-      </w:pPr>
+        <w:t>____________</w:t>
+      </w:r>
     </w:p>
     <w:p>
       <w:pPr>
@@ -3202,23 +2950,16 @@
     </w:p>
     <w:p>
       <w:pPr>
-        <w:spacing w:before="40" w:after="40" w:line="336" w:lineRule="auto"/>
-        <w:ind w:left="283"/>
-        <w:pBdr>
-          <w:left w:val="single" w:sz="12" w:space="8" w:color="A6A6A6"/>
-        </w:pBdr>
-      </w:pPr>
-      <w:r>
-        <w:rPr>
+        <w:spacing w:before="20" w:after="60" w:line="324" w:lineRule="auto"/>
+        <w:ind w:left="227"/>
+      </w:pPr>
+      <w:r>
+        <w:rPr>
+          <w:color w:val="6E6E6E"/>
           <w:sz w:val="20"/>
         </w:rPr>
-        <w:t xml:space="preserve"> </w:t>
-      </w:r>
-    </w:p>
-    <w:p>
-      <w:pPr>
-        <w:spacing w:after="40"/>
-      </w:pPr>
+        <w:t>____________</w:t>
+      </w:r>
     </w:p>
     <w:p>
       <w:pPr>
@@ -3405,10 +3146,7 @@
     <w:p>
       <w:pPr>
         <w:spacing w:before="0" w:after="60" w:line="312" w:lineRule="auto"/>
-        <w:ind w:left="283"/>
-        <w:pBdr>
-          <w:left w:val="single" w:sz="12" w:space="8" w:color="A6A6A6"/>
-        </w:pBdr>
+        <w:ind w:left="227"/>
       </w:pPr>
       <w:r>
         <w:rPr>
@@ -3422,10 +3160,7 @@
     <w:p>
       <w:pPr>
         <w:spacing w:before="0" w:after="60" w:line="312" w:lineRule="auto"/>
-        <w:ind w:left="283"/>
-        <w:pBdr>
-          <w:left w:val="single" w:sz="12" w:space="8" w:color="A6A6A6"/>
-        </w:pBdr>
+        <w:ind w:left="227"/>
       </w:pPr>
       <w:r>
         <w:rPr>
@@ -3478,38 +3213,29 @@
     </w:p>
     <w:p>
       <w:pPr>
-        <w:spacing w:before="40" w:after="40" w:line="336" w:lineRule="auto"/>
-        <w:ind w:left="283"/>
-        <w:pBdr>
-          <w:left w:val="single" w:sz="12" w:space="8" w:color="A6A6A6"/>
-        </w:pBdr>
-      </w:pPr>
-      <w:r>
-        <w:rPr>
+        <w:spacing w:before="20" w:after="60" w:line="324" w:lineRule="auto"/>
+        <w:ind w:left="227"/>
+      </w:pPr>
+      <w:r>
+        <w:rPr>
+          <w:color w:val="6E6E6E"/>
           <w:sz w:val="20"/>
         </w:rPr>
-        <w:t xml:space="preserve"> </w:t>
-      </w:r>
-    </w:p>
-    <w:p>
-      <w:pPr>
-        <w:spacing w:before="40" w:after="40" w:line="336" w:lineRule="auto"/>
-        <w:ind w:left="283"/>
-        <w:pBdr>
-          <w:left w:val="single" w:sz="12" w:space="8" w:color="A6A6A6"/>
-        </w:pBdr>
-      </w:pPr>
-      <w:r>
-        <w:rPr>
+        <w:t>____________________________________________________</w:t>
+      </w:r>
+    </w:p>
+    <w:p>
+      <w:pPr>
+        <w:spacing w:before="20" w:after="60" w:line="324" w:lineRule="auto"/>
+        <w:ind w:left="227"/>
+      </w:pPr>
+      <w:r>
+        <w:rPr>
+          <w:color w:val="6E6E6E"/>
           <w:sz w:val="20"/>
         </w:rPr>
-        <w:t xml:space="preserve"> </w:t>
-      </w:r>
-    </w:p>
-    <w:p>
-      <w:pPr>
-        <w:spacing w:after="40"/>
-      </w:pPr>
+        <w:t>____________________________________________________</w:t>
+      </w:r>
     </w:p>
     <w:p>
       <w:pPr>
@@ -3544,9 +3270,6 @@
       <w:pPr>
         <w:spacing w:before="0" w:after="60" w:line="312" w:lineRule="auto"/>
         <w:ind w:left="283"/>
-        <w:pBdr>
-          <w:left w:val="single" w:sz="12" w:space="8" w:color="A6A6A6"/>
-        </w:pBdr>
       </w:pPr>
       <w:r>
         <w:rPr>
@@ -3561,9 +3284,6 @@
       <w:pPr>
         <w:spacing w:before="0" w:after="60" w:line="312" w:lineRule="auto"/>
         <w:ind w:left="283"/>
-        <w:pBdr>
-          <w:left w:val="single" w:sz="12" w:space="8" w:color="A6A6A6"/>
-        </w:pBdr>
       </w:pPr>
       <w:r>
         <w:rPr>
@@ -3578,9 +3298,6 @@
       <w:pPr>
         <w:spacing w:before="0" w:after="60" w:line="312" w:lineRule="auto"/>
         <w:ind w:left="283"/>
-        <w:pBdr>
-          <w:left w:val="single" w:sz="12" w:space="8" w:color="A6A6A6"/>
-        </w:pBdr>
       </w:pPr>
       <w:r>
         <w:rPr>
@@ -3595,9 +3312,6 @@
       <w:pPr>
         <w:spacing w:before="0" w:after="60" w:line="312" w:lineRule="auto"/>
         <w:ind w:left="283"/>
-        <w:pBdr>
-          <w:left w:val="single" w:sz="12" w:space="8" w:color="A6A6A6"/>
-        </w:pBdr>
       </w:pPr>
       <w:r>
         <w:rPr>
@@ -3612,9 +3326,6 @@
       <w:pPr>
         <w:spacing w:before="0" w:after="60" w:line="312" w:lineRule="auto"/>
         <w:ind w:left="283"/>
-        <w:pBdr>
-          <w:left w:val="single" w:sz="12" w:space="8" w:color="A6A6A6"/>
-        </w:pBdr>
       </w:pPr>
       <w:r>
         <w:rPr>
@@ -3629,9 +3340,6 @@
       <w:pPr>
         <w:spacing w:before="0" w:after="60" w:line="312" w:lineRule="auto"/>
         <w:ind w:left="283"/>
-        <w:pBdr>
-          <w:left w:val="single" w:sz="12" w:space="8" w:color="A6A6A6"/>
-        </w:pBdr>
       </w:pPr>
       <w:r>
         <w:rPr>
@@ -3674,10 +3382,7 @@
     <w:p>
       <w:pPr>
         <w:spacing w:before="0" w:after="60" w:line="312" w:lineRule="auto"/>
-        <w:ind w:left="283"/>
-        <w:pBdr>
-          <w:left w:val="single" w:sz="12" w:space="8" w:color="A6A6A6"/>
-        </w:pBdr>
+        <w:ind w:left="227"/>
       </w:pPr>
       <w:r>
         <w:rPr>
@@ -3720,10 +3425,7 @@
     <w:p>
       <w:pPr>
         <w:spacing w:before="0" w:after="60" w:line="312" w:lineRule="auto"/>
-        <w:ind w:left="283"/>
-        <w:pBdr>
-          <w:left w:val="single" w:sz="12" w:space="8" w:color="A6A6A6"/>
-        </w:pBdr>
+        <w:ind w:left="227"/>
       </w:pPr>
       <w:r>
         <w:rPr>
@@ -3777,10 +3479,7 @@
     <w:p>
       <w:pPr>
         <w:spacing w:before="0" w:after="60" w:line="312" w:lineRule="auto"/>
-        <w:ind w:left="283"/>
-        <w:pBdr>
-          <w:left w:val="single" w:sz="12" w:space="8" w:color="A6A6A6"/>
-        </w:pBdr>
+        <w:ind w:left="227"/>
       </w:pPr>
       <w:r>
         <w:rPr>
@@ -3833,38 +3532,29 @@
     </w:p>
     <w:p>
       <w:pPr>
-        <w:spacing w:before="40" w:after="40" w:line="336" w:lineRule="auto"/>
-        <w:ind w:left="283"/>
-        <w:pBdr>
-          <w:left w:val="single" w:sz="12" w:space="8" w:color="A6A6A6"/>
-        </w:pBdr>
-      </w:pPr>
-      <w:r>
-        <w:rPr>
+        <w:spacing w:before="20" w:after="60" w:line="324" w:lineRule="auto"/>
+        <w:ind w:left="227"/>
+      </w:pPr>
+      <w:r>
+        <w:rPr>
+          <w:color w:val="6E6E6E"/>
           <w:sz w:val="20"/>
         </w:rPr>
-        <w:t xml:space="preserve"> </w:t>
-      </w:r>
-    </w:p>
-    <w:p>
-      <w:pPr>
-        <w:spacing w:before="40" w:after="40" w:line="336" w:lineRule="auto"/>
-        <w:ind w:left="283"/>
-        <w:pBdr>
-          <w:left w:val="single" w:sz="12" w:space="8" w:color="A6A6A6"/>
-        </w:pBdr>
-      </w:pPr>
-      <w:r>
-        <w:rPr>
+        <w:t>____________________________________________________</w:t>
+      </w:r>
+    </w:p>
+    <w:p>
+      <w:pPr>
+        <w:spacing w:before="20" w:after="60" w:line="324" w:lineRule="auto"/>
+        <w:ind w:left="227"/>
+      </w:pPr>
+      <w:r>
+        <w:rPr>
+          <w:color w:val="6E6E6E"/>
           <w:sz w:val="20"/>
         </w:rPr>
-        <w:t xml:space="preserve"> </w:t>
-      </w:r>
-    </w:p>
-    <w:p>
-      <w:pPr>
-        <w:spacing w:after="40"/>
-      </w:pPr>
+        <w:t>____________________________________________________</w:t>
+      </w:r>
     </w:p>
     <w:p>
       <w:pPr>
@@ -3934,10 +3624,7 @@
     <w:p>
       <w:pPr>
         <w:spacing w:before="0" w:after="60" w:line="312" w:lineRule="auto"/>
-        <w:ind w:left="283"/>
-        <w:pBdr>
-          <w:left w:val="single" w:sz="12" w:space="8" w:color="A6A6A6"/>
-        </w:pBdr>
+        <w:ind w:left="227"/>
       </w:pPr>
       <w:r>
         <w:rPr>
@@ -3991,10 +3678,7 @@
     <w:p>
       <w:pPr>
         <w:spacing w:before="0" w:after="60" w:line="312" w:lineRule="auto"/>
-        <w:ind w:left="283"/>
-        <w:pBdr>
-          <w:left w:val="single" w:sz="12" w:space="8" w:color="A6A6A6"/>
-        </w:pBdr>
+        <w:ind w:left="227"/>
       </w:pPr>
       <w:r>
         <w:rPr>
@@ -4038,9 +3722,6 @@
       <w:pPr>
         <w:spacing w:before="0" w:after="60" w:line="312" w:lineRule="auto"/>
         <w:ind w:left="283"/>
-        <w:pBdr>
-          <w:left w:val="single" w:sz="12" w:space="8" w:color="A6A6A6"/>
-        </w:pBdr>
       </w:pPr>
       <w:r>
         <w:rPr>
@@ -4055,9 +3736,6 @@
       <w:pPr>
         <w:spacing w:before="0" w:after="60" w:line="312" w:lineRule="auto"/>
         <w:ind w:left="283"/>
-        <w:pBdr>
-          <w:left w:val="single" w:sz="12" w:space="8" w:color="A6A6A6"/>
-        </w:pBdr>
       </w:pPr>
       <w:r>
         <w:rPr>
@@ -4072,9 +3750,6 @@
       <w:pPr>
         <w:spacing w:before="0" w:after="60" w:line="312" w:lineRule="auto"/>
         <w:ind w:left="283"/>
-        <w:pBdr>
-          <w:left w:val="single" w:sz="12" w:space="8" w:color="A6A6A6"/>
-        </w:pBdr>
       </w:pPr>
       <w:r>
         <w:rPr>
@@ -4089,9 +3764,6 @@
       <w:pPr>
         <w:spacing w:before="0" w:after="60" w:line="312" w:lineRule="auto"/>
         <w:ind w:left="283"/>
-        <w:pBdr>
-          <w:left w:val="single" w:sz="12" w:space="8" w:color="A6A6A6"/>
-        </w:pBdr>
       </w:pPr>
       <w:r>
         <w:rPr>
@@ -4106,9 +3778,6 @@
       <w:pPr>
         <w:spacing w:before="0" w:after="60" w:line="312" w:lineRule="auto"/>
         <w:ind w:left="283"/>
-        <w:pBdr>
-          <w:left w:val="single" w:sz="12" w:space="8" w:color="A6A6A6"/>
-        </w:pBdr>
       </w:pPr>
       <w:r>
         <w:rPr>
@@ -4122,7 +3791,7 @@
     <w:p>
       <w:pPr>
         <w:spacing w:before="0" w:after="60" w:line="312" w:lineRule="auto"/>
-        <w:ind w:left="283"/>
+        <w:ind w:left="227"/>
       </w:pPr>
       <w:r>
         <w:rPr>
@@ -4286,10 +3955,7 @@
     <w:p>
       <w:pPr>
         <w:spacing w:before="0" w:after="60" w:line="312" w:lineRule="auto"/>
-        <w:ind w:left="283"/>
-        <w:pBdr>
-          <w:left w:val="single" w:sz="12" w:space="8" w:color="A6A6A6"/>
-        </w:pBdr>
+        <w:ind w:left="227"/>
       </w:pPr>
       <w:r>
         <w:rPr>
@@ -4332,10 +3998,7 @@
     <w:p>
       <w:pPr>
         <w:spacing w:before="0" w:after="60" w:line="312" w:lineRule="auto"/>
-        <w:ind w:left="283"/>
-        <w:pBdr>
-          <w:left w:val="single" w:sz="12" w:space="8" w:color="A6A6A6"/>
-        </w:pBdr>
+        <w:ind w:left="227"/>
       </w:pPr>
       <w:r>
         <w:rPr>
@@ -4349,7 +4012,7 @@
     <w:p>
       <w:pPr>
         <w:spacing w:before="0" w:after="60" w:line="312" w:lineRule="auto"/>
-        <w:ind w:left="283"/>
+        <w:ind w:left="227"/>
       </w:pPr>
       <w:r>
         <w:rPr>
@@ -4392,10 +4055,7 @@
     <w:p>
       <w:pPr>
         <w:spacing w:before="0" w:after="60" w:line="312" w:lineRule="auto"/>
-        <w:ind w:left="283"/>
-        <w:pBdr>
-          <w:left w:val="single" w:sz="12" w:space="8" w:color="A6A6A6"/>
-        </w:pBdr>
+        <w:ind w:left="227"/>
       </w:pPr>
       <w:r>
         <w:rPr>
@@ -4409,10 +4069,7 @@
     <w:p>
       <w:pPr>
         <w:spacing w:before="0" w:after="60" w:line="312" w:lineRule="auto"/>
-        <w:ind w:left="283"/>
-        <w:pBdr>
-          <w:left w:val="single" w:sz="12" w:space="8" w:color="A6A6A6"/>
-        </w:pBdr>
+        <w:ind w:left="227"/>
       </w:pPr>
       <w:r>
         <w:rPr>
@@ -4426,10 +4083,7 @@
     <w:p>
       <w:pPr>
         <w:spacing w:before="0" w:after="60" w:line="312" w:lineRule="auto"/>
-        <w:ind w:left="283"/>
-        <w:pBdr>
-          <w:left w:val="single" w:sz="12" w:space="8" w:color="A6A6A6"/>
-        </w:pBdr>
+        <w:ind w:left="227"/>
       </w:pPr>
       <w:r>
         <w:rPr>
@@ -4443,7 +4097,7 @@
     <w:p>
       <w:pPr>
         <w:spacing w:before="0" w:after="60" w:line="312" w:lineRule="auto"/>
-        <w:ind w:left="283"/>
+        <w:ind w:left="227"/>
       </w:pPr>
       <w:r>
         <w:rPr>
@@ -4547,10 +4201,7 @@
     <w:p>
       <w:pPr>
         <w:spacing w:before="0" w:after="60" w:line="312" w:lineRule="auto"/>
-        <w:ind w:left="283"/>
-        <w:pBdr>
-          <w:left w:val="single" w:sz="12" w:space="8" w:color="A6A6A6"/>
-        </w:pBdr>
+        <w:ind w:left="227"/>
       </w:pPr>
       <w:r>
         <w:rPr>
@@ -4564,10 +4215,7 @@
     <w:p>
       <w:pPr>
         <w:spacing w:before="0" w:after="60" w:line="312" w:lineRule="auto"/>
-        <w:ind w:left="283"/>
-        <w:pBdr>
-          <w:left w:val="single" w:sz="12" w:space="8" w:color="A6A6A6"/>
-        </w:pBdr>
+        <w:ind w:left="227"/>
       </w:pPr>
       <w:r>
         <w:rPr>
@@ -4581,10 +4229,7 @@
     <w:p>
       <w:pPr>
         <w:spacing w:before="0" w:after="60" w:line="312" w:lineRule="auto"/>
-        <w:ind w:left="283"/>
-        <w:pBdr>
-          <w:left w:val="single" w:sz="12" w:space="8" w:color="A6A6A6"/>
-        </w:pBdr>
+        <w:ind w:left="227"/>
       </w:pPr>
       <w:r>
         <w:rPr>
@@ -4598,10 +4243,7 @@
     <w:p>
       <w:pPr>
         <w:spacing w:before="0" w:after="60" w:line="312" w:lineRule="auto"/>
-        <w:ind w:left="283"/>
-        <w:pBdr>
-          <w:left w:val="single" w:sz="12" w:space="8" w:color="A6A6A6"/>
-        </w:pBdr>
+        <w:ind w:left="227"/>
       </w:pPr>
       <w:r>
         <w:rPr>
@@ -4615,7 +4257,7 @@
     <w:p>
       <w:pPr>
         <w:spacing w:before="0" w:after="60" w:line="312" w:lineRule="auto"/>
-        <w:ind w:left="283"/>
+        <w:ind w:left="227"/>
       </w:pPr>
       <w:r>
         <w:rPr>
@@ -4680,7 +4322,7 @@
     <w:p>
       <w:pPr>
         <w:spacing w:before="0" w:after="60" w:line="312" w:lineRule="auto"/>
-        <w:ind w:left="283"/>
+        <w:ind w:left="227"/>
       </w:pPr>
       <w:r>
         <w:rPr>
@@ -4723,10 +4365,7 @@
     <w:p>
       <w:pPr>
         <w:spacing w:before="0" w:after="60" w:line="312" w:lineRule="auto"/>
-        <w:ind w:left="283"/>
-        <w:pBdr>
-          <w:left w:val="single" w:sz="12" w:space="8" w:color="A6A6A6"/>
-        </w:pBdr>
+        <w:ind w:left="227"/>
       </w:pPr>
       <w:r>
         <w:rPr>
@@ -4740,7 +4379,7 @@
     <w:p>
       <w:pPr>
         <w:spacing w:before="0" w:after="60" w:line="312" w:lineRule="auto"/>
-        <w:ind w:left="283"/>
+        <w:ind w:left="227"/>
       </w:pPr>
       <w:r>
         <w:rPr>
@@ -4926,9 +4565,6 @@
       <w:pPr>
         <w:spacing w:before="0" w:after="60" w:line="312" w:lineRule="auto"/>
         <w:ind w:left="283"/>
-        <w:pBdr>
-          <w:left w:val="single" w:sz="12" w:space="8" w:color="A6A6A6"/>
-        </w:pBdr>
       </w:pPr>
       <w:r>
         <w:rPr>
@@ -4943,9 +4579,6 @@
       <w:pPr>
         <w:spacing w:before="0" w:after="60" w:line="312" w:lineRule="auto"/>
         <w:ind w:left="283"/>
-        <w:pBdr>
-          <w:left w:val="single" w:sz="12" w:space="8" w:color="A6A6A6"/>
-        </w:pBdr>
       </w:pPr>
       <w:r>
         <w:rPr>
@@ -4960,9 +4593,6 @@
       <w:pPr>
         <w:spacing w:before="0" w:after="60" w:line="312" w:lineRule="auto"/>
         <w:ind w:left="283"/>
-        <w:pBdr>
-          <w:left w:val="single" w:sz="12" w:space="8" w:color="A6A6A6"/>
-        </w:pBdr>
       </w:pPr>
       <w:r>
         <w:rPr>
@@ -4977,9 +4607,6 @@
       <w:pPr>
         <w:spacing w:before="0" w:after="60" w:line="312" w:lineRule="auto"/>
         <w:ind w:left="283"/>
-        <w:pBdr>
-          <w:left w:val="single" w:sz="12" w:space="8" w:color="A6A6A6"/>
-        </w:pBdr>
       </w:pPr>
       <w:r>
         <w:rPr>
@@ -4994,9 +4621,6 @@
       <w:pPr>
         <w:spacing w:before="0" w:after="60" w:line="312" w:lineRule="auto"/>
         <w:ind w:left="283"/>
-        <w:pBdr>
-          <w:left w:val="single" w:sz="12" w:space="8" w:color="A6A6A6"/>
-        </w:pBdr>
       </w:pPr>
       <w:r>
         <w:rPr>
@@ -5049,38 +4673,29 @@
     </w:p>
     <w:p>
       <w:pPr>
-        <w:spacing w:before="40" w:after="40" w:line="336" w:lineRule="auto"/>
-        <w:ind w:left="283"/>
-        <w:pBdr>
-          <w:left w:val="single" w:sz="12" w:space="8" w:color="A6A6A6"/>
-        </w:pBdr>
-      </w:pPr>
-      <w:r>
-        <w:rPr>
+        <w:spacing w:before="20" w:after="60" w:line="324" w:lineRule="auto"/>
+        <w:ind w:left="227"/>
+      </w:pPr>
+      <w:r>
+        <w:rPr>
+          <w:color w:val="6E6E6E"/>
           <w:sz w:val="20"/>
         </w:rPr>
-        <w:t xml:space="preserve"> </w:t>
-      </w:r>
-    </w:p>
-    <w:p>
-      <w:pPr>
-        <w:spacing w:before="40" w:after="40" w:line="336" w:lineRule="auto"/>
-        <w:ind w:left="283"/>
-        <w:pBdr>
-          <w:left w:val="single" w:sz="12" w:space="8" w:color="A6A6A6"/>
-        </w:pBdr>
-      </w:pPr>
-      <w:r>
-        <w:rPr>
+        <w:t>____________________________________________________</w:t>
+      </w:r>
+    </w:p>
+    <w:p>
+      <w:pPr>
+        <w:spacing w:before="20" w:after="60" w:line="324" w:lineRule="auto"/>
+        <w:ind w:left="227"/>
+      </w:pPr>
+      <w:r>
+        <w:rPr>
+          <w:color w:val="6E6E6E"/>
           <w:sz w:val="20"/>
         </w:rPr>
-        <w:t xml:space="preserve"> </w:t>
-      </w:r>
-    </w:p>
-    <w:p>
-      <w:pPr>
-        <w:spacing w:after="40"/>
-      </w:pPr>
+        <w:t>____________________________________________________</w:t>
+      </w:r>
     </w:p>
     <w:p>
       <w:pPr>
@@ -5124,46 +4739,34 @@
     </w:p>
     <w:p>
       <w:pPr>
-        <w:spacing w:before="40" w:after="40" w:line="336" w:lineRule="auto"/>
-        <w:ind w:left="283"/>
-        <w:pBdr>
-          <w:left w:val="single" w:sz="12" w:space="8" w:color="A6A6A6"/>
-        </w:pBdr>
-      </w:pPr>
-      <w:r>
-        <w:rPr>
+        <w:spacing w:before="20" w:after="60" w:line="324" w:lineRule="auto"/>
+        <w:ind w:left="227"/>
+      </w:pPr>
+      <w:r>
+        <w:rPr>
+          <w:color w:val="6E6E6E"/>
           <w:sz w:val="20"/>
         </w:rPr>
-        <w:t xml:space="preserve"> </w:t>
-      </w:r>
-    </w:p>
-    <w:p>
-      <w:pPr>
-        <w:spacing w:before="40" w:after="40" w:line="336" w:lineRule="auto"/>
-        <w:ind w:left="283"/>
-        <w:pBdr>
-          <w:left w:val="single" w:sz="12" w:space="8" w:color="A6A6A6"/>
-        </w:pBdr>
-      </w:pPr>
-      <w:r>
-        <w:rPr>
+        <w:t>____________________________________________________</w:t>
+      </w:r>
+    </w:p>
+    <w:p>
+      <w:pPr>
+        <w:spacing w:before="20" w:after="60" w:line="324" w:lineRule="auto"/>
+        <w:ind w:left="227"/>
+      </w:pPr>
+      <w:r>
+        <w:rPr>
+          <w:color w:val="6E6E6E"/>
           <w:sz w:val="20"/>
         </w:rPr>
-        <w:t xml:space="preserve"> </w:t>
-      </w:r>
-    </w:p>
-    <w:p>
-      <w:pPr>
-        <w:spacing w:after="40"/>
-      </w:pPr>
+        <w:t>____________________________________________________</w:t>
+      </w:r>
     </w:p>
     <w:p>
       <w:pPr>
         <w:spacing w:before="0" w:after="60" w:line="312" w:lineRule="auto"/>
-        <w:ind w:left="283"/>
-        <w:pBdr>
-          <w:left w:val="single" w:sz="12" w:space="8" w:color="A6A6A6"/>
-        </w:pBdr>
+        <w:ind w:left="227"/>
       </w:pPr>
       <w:r>
         <w:rPr>
@@ -5244,46 +4847,34 @@
     </w:p>
     <w:p>
       <w:pPr>
-        <w:spacing w:before="40" w:after="40" w:line="336" w:lineRule="auto"/>
-        <w:ind w:left="283"/>
-        <w:pBdr>
-          <w:left w:val="single" w:sz="12" w:space="8" w:color="A6A6A6"/>
-        </w:pBdr>
-      </w:pPr>
-      <w:r>
-        <w:rPr>
+        <w:spacing w:before="20" w:after="60" w:line="324" w:lineRule="auto"/>
+        <w:ind w:left="227"/>
+      </w:pPr>
+      <w:r>
+        <w:rPr>
+          <w:color w:val="6E6E6E"/>
           <w:sz w:val="20"/>
         </w:rPr>
-        <w:t xml:space="preserve"> </w:t>
-      </w:r>
-    </w:p>
-    <w:p>
-      <w:pPr>
-        <w:spacing w:before="40" w:after="40" w:line="336" w:lineRule="auto"/>
-        <w:ind w:left="283"/>
-        <w:pBdr>
-          <w:left w:val="single" w:sz="12" w:space="8" w:color="A6A6A6"/>
-        </w:pBdr>
-      </w:pPr>
-      <w:r>
-        <w:rPr>
+        <w:t>____________________________________________________</w:t>
+      </w:r>
+    </w:p>
+    <w:p>
+      <w:pPr>
+        <w:spacing w:before="20" w:after="60" w:line="324" w:lineRule="auto"/>
+        <w:ind w:left="227"/>
+      </w:pPr>
+      <w:r>
+        <w:rPr>
+          <w:color w:val="6E6E6E"/>
           <w:sz w:val="20"/>
         </w:rPr>
-        <w:t xml:space="preserve"> </w:t>
-      </w:r>
-    </w:p>
-    <w:p>
-      <w:pPr>
-        <w:spacing w:after="40"/>
-      </w:pPr>
+        <w:t>____________________________________________________</w:t>
+      </w:r>
     </w:p>
     <w:p>
       <w:pPr>
         <w:spacing w:before="0" w:after="60" w:line="312" w:lineRule="auto"/>
-        <w:ind w:left="283"/>
-        <w:pBdr>
-          <w:left w:val="single" w:sz="12" w:space="8" w:color="A6A6A6"/>
-        </w:pBdr>
+        <w:ind w:left="227"/>
       </w:pPr>
       <w:r>
         <w:rPr>
@@ -5297,10 +4888,7 @@
     <w:p>
       <w:pPr>
         <w:spacing w:before="0" w:after="60" w:line="312" w:lineRule="auto"/>
-        <w:ind w:left="283"/>
-        <w:pBdr>
-          <w:left w:val="single" w:sz="12" w:space="8" w:color="A6A6A6"/>
-        </w:pBdr>
+        <w:ind w:left="227"/>
       </w:pPr>
       <w:r>
         <w:rPr>
@@ -5353,46 +4941,34 @@
     </w:p>
     <w:p>
       <w:pPr>
-        <w:spacing w:before="40" w:after="40" w:line="336" w:lineRule="auto"/>
-        <w:ind w:left="283"/>
-        <w:pBdr>
-          <w:left w:val="single" w:sz="12" w:space="8" w:color="A6A6A6"/>
-        </w:pBdr>
-      </w:pPr>
-      <w:r>
-        <w:rPr>
+        <w:spacing w:before="20" w:after="60" w:line="324" w:lineRule="auto"/>
+        <w:ind w:left="227"/>
+      </w:pPr>
+      <w:r>
+        <w:rPr>
+          <w:color w:val="6E6E6E"/>
           <w:sz w:val="20"/>
         </w:rPr>
-        <w:t xml:space="preserve"> </w:t>
-      </w:r>
-    </w:p>
-    <w:p>
-      <w:pPr>
-        <w:spacing w:before="40" w:after="40" w:line="336" w:lineRule="auto"/>
-        <w:ind w:left="283"/>
-        <w:pBdr>
-          <w:left w:val="single" w:sz="12" w:space="8" w:color="A6A6A6"/>
-        </w:pBdr>
-      </w:pPr>
-      <w:r>
-        <w:rPr>
+        <w:t>____________________________________________________</w:t>
+      </w:r>
+    </w:p>
+    <w:p>
+      <w:pPr>
+        <w:spacing w:before="20" w:after="60" w:line="324" w:lineRule="auto"/>
+        <w:ind w:left="227"/>
+      </w:pPr>
+      <w:r>
+        <w:rPr>
+          <w:color w:val="6E6E6E"/>
           <w:sz w:val="20"/>
         </w:rPr>
-        <w:t xml:space="preserve"> </w:t>
-      </w:r>
-    </w:p>
-    <w:p>
-      <w:pPr>
-        <w:spacing w:after="40"/>
-      </w:pPr>
+        <w:t>____________________________________________________</w:t>
+      </w:r>
     </w:p>
     <w:p>
       <w:pPr>
         <w:spacing w:before="0" w:after="60" w:line="312" w:lineRule="auto"/>
-        <w:ind w:left="283"/>
-        <w:pBdr>
-          <w:left w:val="single" w:sz="12" w:space="8" w:color="A6A6A6"/>
-        </w:pBdr>
+        <w:ind w:left="227"/>
       </w:pPr>
       <w:r>
         <w:rPr>
@@ -5406,10 +4982,7 @@
     <w:p>
       <w:pPr>
         <w:spacing w:before="0" w:after="60" w:line="312" w:lineRule="auto"/>
-        <w:ind w:left="283"/>
-        <w:pBdr>
-          <w:left w:val="single" w:sz="12" w:space="8" w:color="A6A6A6"/>
-        </w:pBdr>
+        <w:ind w:left="227"/>
       </w:pPr>
       <w:r>
         <w:rPr>
@@ -5462,46 +5035,34 @@
     </w:p>
     <w:p>
       <w:pPr>
-        <w:spacing w:before="40" w:after="40" w:line="336" w:lineRule="auto"/>
-        <w:ind w:left="283"/>
-        <w:pBdr>
-          <w:left w:val="single" w:sz="12" w:space="8" w:color="A6A6A6"/>
-        </w:pBdr>
-      </w:pPr>
-      <w:r>
-        <w:rPr>
+        <w:spacing w:before="20" w:after="60" w:line="324" w:lineRule="auto"/>
+        <w:ind w:left="227"/>
+      </w:pPr>
+      <w:r>
+        <w:rPr>
+          <w:color w:val="6E6E6E"/>
           <w:sz w:val="20"/>
         </w:rPr>
-        <w:t xml:space="preserve"> </w:t>
-      </w:r>
-    </w:p>
-    <w:p>
-      <w:pPr>
-        <w:spacing w:before="40" w:after="40" w:line="336" w:lineRule="auto"/>
-        <w:ind w:left="283"/>
-        <w:pBdr>
-          <w:left w:val="single" w:sz="12" w:space="8" w:color="A6A6A6"/>
-        </w:pBdr>
-      </w:pPr>
-      <w:r>
-        <w:rPr>
+        <w:t>____________________________________________________</w:t>
+      </w:r>
+    </w:p>
+    <w:p>
+      <w:pPr>
+        <w:spacing w:before="20" w:after="60" w:line="324" w:lineRule="auto"/>
+        <w:ind w:left="227"/>
+      </w:pPr>
+      <w:r>
+        <w:rPr>
+          <w:color w:val="6E6E6E"/>
           <w:sz w:val="20"/>
         </w:rPr>
-        <w:t xml:space="preserve"> </w:t>
-      </w:r>
-    </w:p>
-    <w:p>
-      <w:pPr>
-        <w:spacing w:after="40"/>
-      </w:pPr>
+        <w:t>____________________________________________________</w:t>
+      </w:r>
     </w:p>
     <w:p>
       <w:pPr>
         <w:spacing w:before="0" w:after="60" w:line="312" w:lineRule="auto"/>
-        <w:ind w:left="283"/>
-        <w:pBdr>
-          <w:left w:val="single" w:sz="12" w:space="8" w:color="A6A6A6"/>
-        </w:pBdr>
+        <w:ind w:left="227"/>
       </w:pPr>
       <w:r>
         <w:rPr>
@@ -5515,10 +5076,7 @@
     <w:p>
       <w:pPr>
         <w:spacing w:before="0" w:after="60" w:line="312" w:lineRule="auto"/>
-        <w:ind w:left="283"/>
-        <w:pBdr>
-          <w:left w:val="single" w:sz="12" w:space="8" w:color="A6A6A6"/>
-        </w:pBdr>
+        <w:ind w:left="227"/>
       </w:pPr>
       <w:r>
         <w:rPr>
@@ -5560,46 +5118,34 @@
     </w:p>
     <w:p>
       <w:pPr>
-        <w:spacing w:before="40" w:after="40" w:line="336" w:lineRule="auto"/>
-        <w:ind w:left="283"/>
-        <w:pBdr>
-          <w:left w:val="single" w:sz="12" w:space="8" w:color="A6A6A6"/>
-        </w:pBdr>
-      </w:pPr>
-      <w:r>
-        <w:rPr>
+        <w:spacing w:before="20" w:after="60" w:line="324" w:lineRule="auto"/>
+        <w:ind w:left="227"/>
+      </w:pPr>
+      <w:r>
+        <w:rPr>
+          <w:color w:val="6E6E6E"/>
           <w:sz w:val="20"/>
         </w:rPr>
-        <w:t xml:space="preserve"> </w:t>
-      </w:r>
-    </w:p>
-    <w:p>
-      <w:pPr>
-        <w:spacing w:before="40" w:after="40" w:line="336" w:lineRule="auto"/>
-        <w:ind w:left="283"/>
-        <w:pBdr>
-          <w:left w:val="single" w:sz="12" w:space="8" w:color="A6A6A6"/>
-        </w:pBdr>
-      </w:pPr>
-      <w:r>
-        <w:rPr>
+        <w:t>____________________________________________________</w:t>
+      </w:r>
+    </w:p>
+    <w:p>
+      <w:pPr>
+        <w:spacing w:before="20" w:after="60" w:line="324" w:lineRule="auto"/>
+        <w:ind w:left="227"/>
+      </w:pPr>
+      <w:r>
+        <w:rPr>
+          <w:color w:val="6E6E6E"/>
           <w:sz w:val="20"/>
         </w:rPr>
-        <w:t xml:space="preserve"> </w:t>
-      </w:r>
-    </w:p>
-    <w:p>
-      <w:pPr>
-        <w:spacing w:after="40"/>
-      </w:pPr>
+        <w:t>____________________________________________________</w:t>
+      </w:r>
     </w:p>
     <w:p>
       <w:pPr>
         <w:spacing w:before="0" w:after="60" w:line="312" w:lineRule="auto"/>
-        <w:ind w:left="283"/>
-        <w:pBdr>
-          <w:left w:val="single" w:sz="12" w:space="8" w:color="A6A6A6"/>
-        </w:pBdr>
+        <w:ind w:left="227"/>
       </w:pPr>
       <w:r>
         <w:rPr>
@@ -5613,10 +5159,7 @@
     <w:p>
       <w:pPr>
         <w:spacing w:before="0" w:after="60" w:line="312" w:lineRule="auto"/>
-        <w:ind w:left="283"/>
-        <w:pBdr>
-          <w:left w:val="single" w:sz="12" w:space="8" w:color="A6A6A6"/>
-        </w:pBdr>
+        <w:ind w:left="227"/>
       </w:pPr>
       <w:r>
         <w:rPr>
@@ -5669,46 +5212,34 @@
     </w:p>
     <w:p>
       <w:pPr>
-        <w:spacing w:before="40" w:after="40" w:line="336" w:lineRule="auto"/>
-        <w:ind w:left="283"/>
-        <w:pBdr>
-          <w:left w:val="single" w:sz="12" w:space="8" w:color="A6A6A6"/>
-        </w:pBdr>
-      </w:pPr>
-      <w:r>
-        <w:rPr>
+        <w:spacing w:before="20" w:after="60" w:line="324" w:lineRule="auto"/>
+        <w:ind w:left="227"/>
+      </w:pPr>
+      <w:r>
+        <w:rPr>
+          <w:color w:val="6E6E6E"/>
           <w:sz w:val="20"/>
         </w:rPr>
-        <w:t xml:space="preserve"> </w:t>
-      </w:r>
-    </w:p>
-    <w:p>
-      <w:pPr>
-        <w:spacing w:before="40" w:after="40" w:line="336" w:lineRule="auto"/>
-        <w:ind w:left="283"/>
-        <w:pBdr>
-          <w:left w:val="single" w:sz="12" w:space="8" w:color="A6A6A6"/>
-        </w:pBdr>
-      </w:pPr>
-      <w:r>
-        <w:rPr>
+        <w:t>____________________________________________________</w:t>
+      </w:r>
+    </w:p>
+    <w:p>
+      <w:pPr>
+        <w:spacing w:before="20" w:after="60" w:line="324" w:lineRule="auto"/>
+        <w:ind w:left="227"/>
+      </w:pPr>
+      <w:r>
+        <w:rPr>
+          <w:color w:val="6E6E6E"/>
           <w:sz w:val="20"/>
         </w:rPr>
-        <w:t xml:space="preserve"> </w:t>
-      </w:r>
-    </w:p>
-    <w:p>
-      <w:pPr>
-        <w:spacing w:after="40"/>
-      </w:pPr>
+        <w:t>____________________________________________________</w:t>
+      </w:r>
     </w:p>
     <w:p>
       <w:pPr>
         <w:spacing w:before="0" w:after="60" w:line="312" w:lineRule="auto"/>
-        <w:ind w:left="283"/>
-        <w:pBdr>
-          <w:left w:val="single" w:sz="12" w:space="8" w:color="A6A6A6"/>
-        </w:pBdr>
+        <w:ind w:left="227"/>
       </w:pPr>
       <w:r>
         <w:rPr>
@@ -5722,10 +5253,7 @@
     <w:p>
       <w:pPr>
         <w:spacing w:before="0" w:after="60" w:line="312" w:lineRule="auto"/>
-        <w:ind w:left="283"/>
-        <w:pBdr>
-          <w:left w:val="single" w:sz="12" w:space="8" w:color="A6A6A6"/>
-        </w:pBdr>
+        <w:ind w:left="227"/>
       </w:pPr>
       <w:r>
         <w:rPr>
@@ -5778,46 +5306,34 @@
     </w:p>
     <w:p>
       <w:pPr>
-        <w:spacing w:before="40" w:after="40" w:line="336" w:lineRule="auto"/>
-        <w:ind w:left="283"/>
-        <w:pBdr>
-          <w:left w:val="single" w:sz="12" w:space="8" w:color="A6A6A6"/>
-        </w:pBdr>
-      </w:pPr>
-      <w:r>
-        <w:rPr>
+        <w:spacing w:before="20" w:after="60" w:line="324" w:lineRule="auto"/>
+        <w:ind w:left="227"/>
+      </w:pPr>
+      <w:r>
+        <w:rPr>
+          <w:color w:val="6E6E6E"/>
           <w:sz w:val="20"/>
         </w:rPr>
-        <w:t xml:space="preserve"> </w:t>
-      </w:r>
-    </w:p>
-    <w:p>
-      <w:pPr>
-        <w:spacing w:before="40" w:after="40" w:line="336" w:lineRule="auto"/>
-        <w:ind w:left="283"/>
-        <w:pBdr>
-          <w:left w:val="single" w:sz="12" w:space="8" w:color="A6A6A6"/>
-        </w:pBdr>
-      </w:pPr>
-      <w:r>
-        <w:rPr>
+        <w:t>____________________________________________________</w:t>
+      </w:r>
+    </w:p>
+    <w:p>
+      <w:pPr>
+        <w:spacing w:before="20" w:after="60" w:line="324" w:lineRule="auto"/>
+        <w:ind w:left="227"/>
+      </w:pPr>
+      <w:r>
+        <w:rPr>
+          <w:color w:val="6E6E6E"/>
           <w:sz w:val="20"/>
         </w:rPr>
-        <w:t xml:space="preserve"> </w:t>
-      </w:r>
-    </w:p>
-    <w:p>
-      <w:pPr>
-        <w:spacing w:after="40"/>
-      </w:pPr>
+        <w:t>____________________________________________________</w:t>
+      </w:r>
     </w:p>
     <w:p>
       <w:pPr>
         <w:spacing w:before="0" w:after="60" w:line="312" w:lineRule="auto"/>
-        <w:ind w:left="283"/>
-        <w:pBdr>
-          <w:left w:val="single" w:sz="12" w:space="8" w:color="A6A6A6"/>
-        </w:pBdr>
+        <w:ind w:left="227"/>
       </w:pPr>
       <w:r>
         <w:rPr>
@@ -5831,10 +5347,7 @@
     <w:p>
       <w:pPr>
         <w:spacing w:before="0" w:after="60" w:line="312" w:lineRule="auto"/>
-        <w:ind w:left="283"/>
-        <w:pBdr>
-          <w:left w:val="single" w:sz="12" w:space="8" w:color="A6A6A6"/>
-        </w:pBdr>
+        <w:ind w:left="227"/>
       </w:pPr>
       <w:r>
         <w:rPr>
@@ -5878,9 +5391,6 @@
       <w:pPr>
         <w:spacing w:before="0" w:after="60" w:line="312" w:lineRule="auto"/>
         <w:ind w:left="283"/>
-        <w:pBdr>
-          <w:left w:val="single" w:sz="12" w:space="8" w:color="A6A6A6"/>
-        </w:pBdr>
       </w:pPr>
       <w:r>
         <w:rPr>
@@ -5895,9 +5405,6 @@
       <w:pPr>
         <w:spacing w:before="0" w:after="60" w:line="312" w:lineRule="auto"/>
         <w:ind w:left="283"/>
-        <w:pBdr>
-          <w:left w:val="single" w:sz="12" w:space="8" w:color="A6A6A6"/>
-        </w:pBdr>
       </w:pPr>
       <w:r>
         <w:rPr>
@@ -5912,9 +5419,6 @@
       <w:pPr>
         <w:spacing w:before="0" w:after="60" w:line="312" w:lineRule="auto"/>
         <w:ind w:left="283"/>
-        <w:pBdr>
-          <w:left w:val="single" w:sz="12" w:space="8" w:color="A6A6A6"/>
-        </w:pBdr>
       </w:pPr>
       <w:r>
         <w:rPr>
@@ -5956,46 +5460,34 @@
     </w:p>
     <w:p>
       <w:pPr>
-        <w:spacing w:before="40" w:after="40" w:line="336" w:lineRule="auto"/>
-        <w:ind w:left="283"/>
-        <w:pBdr>
-          <w:left w:val="single" w:sz="12" w:space="8" w:color="A6A6A6"/>
-        </w:pBdr>
-      </w:pPr>
-      <w:r>
-        <w:rPr>
+        <w:spacing w:before="20" w:after="60" w:line="324" w:lineRule="auto"/>
+        <w:ind w:left="227"/>
+      </w:pPr>
+      <w:r>
+        <w:rPr>
+          <w:color w:val="6E6E6E"/>
           <w:sz w:val="20"/>
         </w:rPr>
-        <w:t xml:space="preserve"> </w:t>
-      </w:r>
-    </w:p>
-    <w:p>
-      <w:pPr>
-        <w:spacing w:before="40" w:after="40" w:line="336" w:lineRule="auto"/>
-        <w:ind w:left="283"/>
-        <w:pBdr>
-          <w:left w:val="single" w:sz="12" w:space="8" w:color="A6A6A6"/>
-        </w:pBdr>
-      </w:pPr>
-      <w:r>
-        <w:rPr>
+        <w:t>____________________________________________________</w:t>
+      </w:r>
+    </w:p>
+    <w:p>
+      <w:pPr>
+        <w:spacing w:before="20" w:after="60" w:line="324" w:lineRule="auto"/>
+        <w:ind w:left="227"/>
+      </w:pPr>
+      <w:r>
+        <w:rPr>
+          <w:color w:val="6E6E6E"/>
           <w:sz w:val="20"/>
         </w:rPr>
-        <w:t xml:space="preserve"> </w:t>
-      </w:r>
-    </w:p>
-    <w:p>
-      <w:pPr>
-        <w:spacing w:after="40"/>
-      </w:pPr>
+        <w:t>____________________________________________________</w:t>
+      </w:r>
     </w:p>
     <w:p>
       <w:pPr>
         <w:spacing w:before="0" w:after="60" w:line="312" w:lineRule="auto"/>
-        <w:ind w:left="283"/>
-        <w:pBdr>
-          <w:left w:val="single" w:sz="12" w:space="8" w:color="A6A6A6"/>
-        </w:pBdr>
+        <w:ind w:left="227"/>
       </w:pPr>
       <w:r>
         <w:rPr>
@@ -6048,46 +5540,34 @@
     </w:p>
     <w:p>
       <w:pPr>
-        <w:spacing w:before="40" w:after="40" w:line="336" w:lineRule="auto"/>
-        <w:ind w:left="283"/>
-        <w:pBdr>
-          <w:left w:val="single" w:sz="12" w:space="8" w:color="A6A6A6"/>
-        </w:pBdr>
-      </w:pPr>
-      <w:r>
-        <w:rPr>
+        <w:spacing w:before="20" w:after="60" w:line="324" w:lineRule="auto"/>
+        <w:ind w:left="227"/>
+      </w:pPr>
+      <w:r>
+        <w:rPr>
+          <w:color w:val="6E6E6E"/>
           <w:sz w:val="20"/>
         </w:rPr>
-        <w:t xml:space="preserve"> </w:t>
-      </w:r>
-    </w:p>
-    <w:p>
-      <w:pPr>
-        <w:spacing w:before="40" w:after="40" w:line="336" w:lineRule="auto"/>
-        <w:ind w:left="283"/>
-        <w:pBdr>
-          <w:left w:val="single" w:sz="12" w:space="8" w:color="A6A6A6"/>
-        </w:pBdr>
-      </w:pPr>
-      <w:r>
-        <w:rPr>
+        <w:t>____________________________________________________</w:t>
+      </w:r>
+    </w:p>
+    <w:p>
+      <w:pPr>
+        <w:spacing w:before="20" w:after="60" w:line="324" w:lineRule="auto"/>
+        <w:ind w:left="227"/>
+      </w:pPr>
+      <w:r>
+        <w:rPr>
+          <w:color w:val="6E6E6E"/>
           <w:sz w:val="20"/>
         </w:rPr>
-        <w:t xml:space="preserve"> </w:t>
-      </w:r>
-    </w:p>
-    <w:p>
-      <w:pPr>
-        <w:spacing w:after="40"/>
-      </w:pPr>
+        <w:t>____________________________________________________</w:t>
+      </w:r>
     </w:p>
     <w:p>
       <w:pPr>
         <w:spacing w:before="0" w:after="60" w:line="312" w:lineRule="auto"/>
-        <w:ind w:left="283"/>
-        <w:pBdr>
-          <w:left w:val="single" w:sz="12" w:space="8" w:color="A6A6A6"/>
-        </w:pBdr>
+        <w:ind w:left="227"/>
       </w:pPr>
       <w:r>
         <w:rPr>
@@ -6101,10 +5581,7 @@
     <w:p>
       <w:pPr>
         <w:spacing w:before="0" w:after="60" w:line="312" w:lineRule="auto"/>
-        <w:ind w:left="283"/>
-        <w:pBdr>
-          <w:left w:val="single" w:sz="12" w:space="8" w:color="A6A6A6"/>
-        </w:pBdr>
+        <w:ind w:left="227"/>
       </w:pPr>
       <w:r>
         <w:rPr>
@@ -6146,46 +5623,34 @@
     </w:p>
     <w:p>
       <w:pPr>
-        <w:spacing w:before="40" w:after="40" w:line="336" w:lineRule="auto"/>
-        <w:ind w:left="283"/>
-        <w:pBdr>
-          <w:left w:val="single" w:sz="12" w:space="8" w:color="A6A6A6"/>
-        </w:pBdr>
-      </w:pPr>
-      <w:r>
-        <w:rPr>
+        <w:spacing w:before="20" w:after="60" w:line="324" w:lineRule="auto"/>
+        <w:ind w:left="227"/>
+      </w:pPr>
+      <w:r>
+        <w:rPr>
+          <w:color w:val="6E6E6E"/>
           <w:sz w:val="20"/>
         </w:rPr>
-        <w:t xml:space="preserve"> </w:t>
-      </w:r>
-    </w:p>
-    <w:p>
-      <w:pPr>
-        <w:spacing w:before="40" w:after="40" w:line="336" w:lineRule="auto"/>
-        <w:ind w:left="283"/>
-        <w:pBdr>
-          <w:left w:val="single" w:sz="12" w:space="8" w:color="A6A6A6"/>
-        </w:pBdr>
-      </w:pPr>
-      <w:r>
-        <w:rPr>
+        <w:t>____________________________________________________</w:t>
+      </w:r>
+    </w:p>
+    <w:p>
+      <w:pPr>
+        <w:spacing w:before="20" w:after="60" w:line="324" w:lineRule="auto"/>
+        <w:ind w:left="227"/>
+      </w:pPr>
+      <w:r>
+        <w:rPr>
+          <w:color w:val="6E6E6E"/>
           <w:sz w:val="20"/>
         </w:rPr>
-        <w:t xml:space="preserve"> </w:t>
-      </w:r>
-    </w:p>
-    <w:p>
-      <w:pPr>
-        <w:spacing w:after="40"/>
-      </w:pPr>
+        <w:t>____________________________________________________</w:t>
+      </w:r>
     </w:p>
     <w:p>
       <w:pPr>
         <w:spacing w:before="0" w:after="60" w:line="312" w:lineRule="auto"/>
-        <w:ind w:left="283"/>
-        <w:pBdr>
-          <w:left w:val="single" w:sz="12" w:space="8" w:color="A6A6A6"/>
-        </w:pBdr>
+        <w:ind w:left="227"/>
       </w:pPr>
       <w:r>
         <w:rPr>
@@ -6199,10 +5664,7 @@
     <w:p>
       <w:pPr>
         <w:spacing w:before="0" w:after="60" w:line="312" w:lineRule="auto"/>
-        <w:ind w:left="283"/>
-        <w:pBdr>
-          <w:left w:val="single" w:sz="12" w:space="8" w:color="A6A6A6"/>
-        </w:pBdr>
+        <w:ind w:left="227"/>
       </w:pPr>
       <w:r>
         <w:rPr>
@@ -6385,38 +5847,29 @@
     </w:p>
     <w:p>
       <w:pPr>
-        <w:spacing w:before="40" w:after="40" w:line="336" w:lineRule="auto"/>
-        <w:ind w:left="283"/>
-        <w:pBdr>
-          <w:left w:val="single" w:sz="12" w:space="8" w:color="A6A6A6"/>
-        </w:pBdr>
-      </w:pPr>
-      <w:r>
-        <w:rPr>
+        <w:spacing w:before="20" w:after="60" w:line="324" w:lineRule="auto"/>
+        <w:ind w:left="227"/>
+      </w:pPr>
+      <w:r>
+        <w:rPr>
+          <w:color w:val="6E6E6E"/>
           <w:sz w:val="20"/>
         </w:rPr>
-        <w:t xml:space="preserve"> </w:t>
-      </w:r>
-    </w:p>
-    <w:p>
-      <w:pPr>
-        <w:spacing w:before="40" w:after="40" w:line="336" w:lineRule="auto"/>
-        <w:ind w:left="283"/>
-        <w:pBdr>
-          <w:left w:val="single" w:sz="12" w:space="8" w:color="A6A6A6"/>
-        </w:pBdr>
-      </w:pPr>
-      <w:r>
-        <w:rPr>
+        <w:t>____________________________________________________</w:t>
+      </w:r>
+    </w:p>
+    <w:p>
+      <w:pPr>
+        <w:spacing w:before="20" w:after="60" w:line="324" w:lineRule="auto"/>
+        <w:ind w:left="227"/>
+      </w:pPr>
+      <w:r>
+        <w:rPr>
+          <w:color w:val="6E6E6E"/>
           <w:sz w:val="20"/>
         </w:rPr>
-        <w:t xml:space="preserve"> </w:t>
-      </w:r>
-    </w:p>
-    <w:p>
-      <w:pPr>
-        <w:spacing w:after="40"/>
-      </w:pPr>
+        <w:t>____________________________________________________</w:t>
+      </w:r>
     </w:p>
     <w:p>
       <w:pPr>
@@ -6450,10 +5903,7 @@
     <w:p>
       <w:pPr>
         <w:spacing w:before="0" w:after="60" w:line="312" w:lineRule="auto"/>
-        <w:ind w:left="283"/>
-        <w:pBdr>
-          <w:left w:val="single" w:sz="12" w:space="8" w:color="A6A6A6"/>
-        </w:pBdr>
+        <w:ind w:left="227"/>
       </w:pPr>
       <w:r>
         <w:rPr>
@@ -6467,10 +5917,7 @@
     <w:p>
       <w:pPr>
         <w:spacing w:before="0" w:after="60" w:line="312" w:lineRule="auto"/>
-        <w:ind w:left="283"/>
-        <w:pBdr>
-          <w:left w:val="single" w:sz="12" w:space="8" w:color="A6A6A6"/>
-        </w:pBdr>
+        <w:ind w:left="227"/>
       </w:pPr>
       <w:r>
         <w:rPr>
@@ -6484,7 +5931,7 @@
     <w:p>
       <w:pPr>
         <w:spacing w:before="0" w:after="60" w:line="312" w:lineRule="auto"/>
-        <w:ind w:left="283"/>
+        <w:ind w:left="227"/>
       </w:pPr>
       <w:r>
         <w:rPr>
@@ -6748,10 +6195,7 @@
     <w:p>
       <w:pPr>
         <w:spacing w:before="0" w:after="60" w:line="312" w:lineRule="auto"/>
-        <w:ind w:left="283"/>
-        <w:pBdr>
-          <w:left w:val="single" w:sz="12" w:space="8" w:color="A6A6A6"/>
-        </w:pBdr>
+        <w:ind w:left="227"/>
       </w:pPr>
       <w:r>
         <w:rPr>
@@ -7355,10 +6799,7 @@
     <w:p>
       <w:pPr>
         <w:spacing w:before="0" w:after="60" w:line="312" w:lineRule="auto"/>
-        <w:ind w:left="283"/>
-        <w:pBdr>
-          <w:left w:val="single" w:sz="12" w:space="8" w:color="A6A6A6"/>
-        </w:pBdr>
+        <w:ind w:left="227"/>
       </w:pPr>
       <w:r>
         <w:rPr>
@@ -7372,7 +6813,7 @@
     <w:p>
       <w:pPr>
         <w:spacing w:before="0" w:after="60" w:line="312" w:lineRule="auto"/>
-        <w:ind w:left="283"/>
+        <w:ind w:left="227"/>
       </w:pPr>
       <w:r>
         <w:rPr>
@@ -7408,10 +6849,7 @@
     <w:p>
       <w:pPr>
         <w:spacing w:before="0" w:after="60" w:line="312" w:lineRule="auto"/>
-        <w:ind w:left="283"/>
-        <w:pBdr>
-          <w:left w:val="single" w:sz="12" w:space="8" w:color="A6A6A6"/>
-        </w:pBdr>
+        <w:ind w:left="227"/>
       </w:pPr>
       <w:r>
         <w:rPr>
@@ -7425,10 +6863,7 @@
     <w:p>
       <w:pPr>
         <w:spacing w:before="0" w:after="60" w:line="312" w:lineRule="auto"/>
-        <w:ind w:left="283"/>
-        <w:pBdr>
-          <w:left w:val="single" w:sz="12" w:space="8" w:color="A6A6A6"/>
-        </w:pBdr>
+        <w:ind w:left="227"/>
       </w:pPr>
       <w:r>
         <w:rPr>
@@ -7442,7 +6877,7 @@
     <w:p>
       <w:pPr>
         <w:spacing w:before="0" w:after="60" w:line="312" w:lineRule="auto"/>
-        <w:ind w:left="283"/>
+        <w:ind w:left="227"/>
       </w:pPr>
       <w:r>
         <w:rPr>
@@ -7478,10 +6913,7 @@
     <w:p>
       <w:pPr>
         <w:spacing w:before="0" w:after="60" w:line="312" w:lineRule="auto"/>
-        <w:ind w:left="283"/>
-        <w:pBdr>
-          <w:left w:val="single" w:sz="12" w:space="8" w:color="A6A6A6"/>
-        </w:pBdr>
+        <w:ind w:left="227"/>
       </w:pPr>
       <w:r>
         <w:rPr>
@@ -7495,7 +6927,7 @@
     <w:p>
       <w:pPr>
         <w:spacing w:before="0" w:after="60" w:line="312" w:lineRule="auto"/>
-        <w:ind w:left="283"/>
+        <w:ind w:left="227"/>
       </w:pPr>
       <w:r>
         <w:rPr>
@@ -7542,10 +6974,7 @@
     <w:p>
       <w:pPr>
         <w:spacing w:before="0" w:after="60" w:line="312" w:lineRule="auto"/>
-        <w:ind w:left="283"/>
-        <w:pBdr>
-          <w:left w:val="single" w:sz="12" w:space="8" w:color="A6A6A6"/>
-        </w:pBdr>
+        <w:ind w:left="227"/>
       </w:pPr>
       <w:r>
         <w:rPr>
@@ -7559,7 +6988,7 @@
     <w:p>
       <w:pPr>
         <w:spacing w:before="0" w:after="60" w:line="312" w:lineRule="auto"/>
-        <w:ind w:left="283"/>
+        <w:ind w:left="227"/>
       </w:pPr>
       <w:r>
         <w:rPr>
@@ -7595,10 +7024,7 @@
     <w:p>
       <w:pPr>
         <w:spacing w:before="0" w:after="60" w:line="312" w:lineRule="auto"/>
-        <w:ind w:left="283"/>
-        <w:pBdr>
-          <w:left w:val="single" w:sz="12" w:space="8" w:color="A6A6A6"/>
-        </w:pBdr>
+        <w:ind w:left="227"/>
       </w:pPr>
       <w:r>
         <w:rPr>
@@ -7612,10 +7038,7 @@
     <w:p>
       <w:pPr>
         <w:spacing w:before="0" w:after="60" w:line="312" w:lineRule="auto"/>
-        <w:ind w:left="283"/>
-        <w:pBdr>
-          <w:left w:val="single" w:sz="12" w:space="8" w:color="A6A6A6"/>
-        </w:pBdr>
+        <w:ind w:left="227"/>
       </w:pPr>
       <w:r>
         <w:rPr>
@@ -7629,7 +7052,7 @@
     <w:p>
       <w:pPr>
         <w:spacing w:before="0" w:after="60" w:line="312" w:lineRule="auto"/>
-        <w:ind w:left="283"/>
+        <w:ind w:left="227"/>
       </w:pPr>
       <w:r>
         <w:rPr>
@@ -7665,10 +7088,7 @@
     <w:p>
       <w:pPr>
         <w:spacing w:before="0" w:after="60" w:line="312" w:lineRule="auto"/>
-        <w:ind w:left="283"/>
-        <w:pBdr>
-          <w:left w:val="single" w:sz="12" w:space="8" w:color="A6A6A6"/>
-        </w:pBdr>
+        <w:ind w:left="227"/>
       </w:pPr>
       <w:r>
         <w:rPr>
@@ -7682,10 +7102,7 @@
     <w:p>
       <w:pPr>
         <w:spacing w:before="0" w:after="60" w:line="312" w:lineRule="auto"/>
-        <w:ind w:left="283"/>
-        <w:pBdr>
-          <w:left w:val="single" w:sz="12" w:space="8" w:color="A6A6A6"/>
-        </w:pBdr>
+        <w:ind w:left="227"/>
       </w:pPr>
       <w:r>
         <w:rPr>
@@ -7699,7 +7116,7 @@
     <w:p>
       <w:pPr>
         <w:spacing w:before="0" w:after="60" w:line="312" w:lineRule="auto"/>
-        <w:ind w:left="283"/>
+        <w:ind w:left="227"/>
       </w:pPr>
       <w:r>
         <w:rPr>
@@ -7735,10 +7152,7 @@
     <w:p>
       <w:pPr>
         <w:spacing w:before="0" w:after="60" w:line="312" w:lineRule="auto"/>
-        <w:ind w:left="283"/>
-        <w:pBdr>
-          <w:left w:val="single" w:sz="12" w:space="8" w:color="A6A6A6"/>
-        </w:pBdr>
+        <w:ind w:left="227"/>
       </w:pPr>
       <w:r>
         <w:rPr>
@@ -7752,7 +7166,7 @@
     <w:p>
       <w:pPr>
         <w:spacing w:before="0" w:after="60" w:line="312" w:lineRule="auto"/>
-        <w:ind w:left="283"/>
+        <w:ind w:left="227"/>
       </w:pPr>
       <w:r>
         <w:rPr>
@@ -7810,7 +7224,7 @@
     <w:p>
       <w:pPr>
         <w:spacing w:before="0" w:after="60" w:line="312" w:lineRule="auto"/>
-        <w:ind w:left="283"/>
+        <w:ind w:left="227"/>
       </w:pPr>
       <w:r>
         <w:rPr>
@@ -7857,10 +7271,7 @@
     <w:p>
       <w:pPr>
         <w:spacing w:before="0" w:after="60" w:line="312" w:lineRule="auto"/>
-        <w:ind w:left="283"/>
-        <w:pBdr>
-          <w:left w:val="single" w:sz="12" w:space="8" w:color="A6A6A6"/>
-        </w:pBdr>
+        <w:ind w:left="227"/>
       </w:pPr>
       <w:r>
         <w:rPr>
@@ -7874,7 +7285,7 @@
     <w:p>
       <w:pPr>
         <w:spacing w:before="0" w:after="60" w:line="312" w:lineRule="auto"/>
-        <w:ind w:left="283"/>
+        <w:ind w:left="227"/>
       </w:pPr>
       <w:r>
         <w:rPr>
@@ -7910,10 +7321,7 @@
     <w:p>
       <w:pPr>
         <w:spacing w:before="0" w:after="60" w:line="312" w:lineRule="auto"/>
-        <w:ind w:left="283"/>
-        <w:pBdr>
-          <w:left w:val="single" w:sz="12" w:space="8" w:color="A6A6A6"/>
-        </w:pBdr>
+        <w:ind w:left="227"/>
       </w:pPr>
       <w:r>
         <w:rPr>
@@ -7927,10 +7335,7 @@
     <w:p>
       <w:pPr>
         <w:spacing w:before="0" w:after="60" w:line="312" w:lineRule="auto"/>
-        <w:ind w:left="283"/>
-        <w:pBdr>
-          <w:left w:val="single" w:sz="12" w:space="8" w:color="A6A6A6"/>
-        </w:pBdr>
+        <w:ind w:left="227"/>
       </w:pPr>
       <w:r>
         <w:rPr>
@@ -7944,7 +7349,7 @@
     <w:p>
       <w:pPr>
         <w:spacing w:before="0" w:after="60" w:line="312" w:lineRule="auto"/>
-        <w:ind w:left="283"/>
+        <w:ind w:left="227"/>
       </w:pPr>
       <w:r>
         <w:rPr>
@@ -8001,7 +7406,7 @@
     <w:p>
       <w:pPr>
         <w:spacing w:before="0" w:after="60" w:line="312" w:lineRule="auto"/>
-        <w:ind w:left="283"/>
+        <w:ind w:left="227"/>
       </w:pPr>
       <w:r>
         <w:rPr>
@@ -8582,10 +7987,7 @@
     <w:p>
       <w:pPr>
         <w:spacing w:before="0" w:after="60" w:line="312" w:lineRule="auto"/>
-        <w:ind w:left="283"/>
-        <w:pBdr>
-          <w:left w:val="single" w:sz="12" w:space="8" w:color="A6A6A6"/>
-        </w:pBdr>
+        <w:ind w:left="227"/>
       </w:pPr>
       <w:r>
         <w:rPr>
@@ -8765,10 +8167,7 @@
     <w:p>
       <w:pPr>
         <w:spacing w:before="0" w:after="60" w:line="312" w:lineRule="auto"/>
-        <w:ind w:left="283"/>
-        <w:pBdr>
-          <w:left w:val="single" w:sz="12" w:space="8" w:color="A6A6A6"/>
-        </w:pBdr>
+        <w:ind w:left="227"/>
       </w:pPr>
       <w:r>
         <w:rPr>
@@ -8823,9 +8222,6 @@
       <w:pPr>
         <w:spacing w:before="0" w:after="60" w:line="312" w:lineRule="auto"/>
         <w:ind w:left="283"/>
-        <w:pBdr>
-          <w:left w:val="single" w:sz="12" w:space="8" w:color="A6A6A6"/>
-        </w:pBdr>
       </w:pPr>
       <w:r>
         <w:rPr>
@@ -8840,9 +8236,6 @@
       <w:pPr>
         <w:spacing w:before="0" w:after="60" w:line="312" w:lineRule="auto"/>
         <w:ind w:left="283"/>
-        <w:pBdr>
-          <w:left w:val="single" w:sz="12" w:space="8" w:color="A6A6A6"/>
-        </w:pBdr>
       </w:pPr>
       <w:r>
         <w:rPr>
@@ -8857,9 +8250,6 @@
       <w:pPr>
         <w:spacing w:before="0" w:after="60" w:line="312" w:lineRule="auto"/>
         <w:ind w:left="283"/>
-        <w:pBdr>
-          <w:left w:val="single" w:sz="12" w:space="8" w:color="A6A6A6"/>
-        </w:pBdr>
       </w:pPr>
       <w:r>
         <w:rPr>
@@ -8874,9 +8264,6 @@
       <w:pPr>
         <w:spacing w:before="0" w:after="60" w:line="312" w:lineRule="auto"/>
         <w:ind w:left="283"/>
-        <w:pBdr>
-          <w:left w:val="single" w:sz="12" w:space="8" w:color="A6A6A6"/>
-        </w:pBdr>
       </w:pPr>
       <w:r>
         <w:rPr>
@@ -8891,9 +8278,6 @@
       <w:pPr>
         <w:spacing w:before="0" w:after="60" w:line="312" w:lineRule="auto"/>
         <w:ind w:left="283"/>
-        <w:pBdr>
-          <w:left w:val="single" w:sz="12" w:space="8" w:color="A6A6A6"/>
-        </w:pBdr>
       </w:pPr>
       <w:r>
         <w:rPr>
@@ -9091,46 +8475,34 @@
     </w:p>
     <w:p>
       <w:pPr>
-        <w:spacing w:before="40" w:after="40" w:line="336" w:lineRule="auto"/>
-        <w:ind w:left="283"/>
-        <w:pBdr>
-          <w:left w:val="single" w:sz="12" w:space="8" w:color="A6A6A6"/>
-        </w:pBdr>
-      </w:pPr>
-      <w:r>
-        <w:rPr>
+        <w:spacing w:before="20" w:after="60" w:line="324" w:lineRule="auto"/>
+        <w:ind w:left="227"/>
+      </w:pPr>
+      <w:r>
+        <w:rPr>
+          <w:color w:val="6E6E6E"/>
           <w:sz w:val="20"/>
         </w:rPr>
-        <w:t xml:space="preserve"> </w:t>
-      </w:r>
-    </w:p>
-    <w:p>
-      <w:pPr>
-        <w:spacing w:before="40" w:after="40" w:line="336" w:lineRule="auto"/>
-        <w:ind w:left="283"/>
-        <w:pBdr>
-          <w:left w:val="single" w:sz="12" w:space="8" w:color="A6A6A6"/>
-        </w:pBdr>
-      </w:pPr>
-      <w:r>
-        <w:rPr>
+        <w:t>____________________________________________________</w:t>
+      </w:r>
+    </w:p>
+    <w:p>
+      <w:pPr>
+        <w:spacing w:before="20" w:after="60" w:line="324" w:lineRule="auto"/>
+        <w:ind w:left="227"/>
+      </w:pPr>
+      <w:r>
+        <w:rPr>
+          <w:color w:val="6E6E6E"/>
           <w:sz w:val="20"/>
         </w:rPr>
-        <w:t xml:space="preserve"> </w:t>
-      </w:r>
-    </w:p>
-    <w:p>
-      <w:pPr>
-        <w:spacing w:after="40"/>
-      </w:pPr>
+        <w:t>____________________________________________________</w:t>
+      </w:r>
     </w:p>
     <w:p>
       <w:pPr>
         <w:spacing w:before="0" w:after="60" w:line="312" w:lineRule="auto"/>
-        <w:ind w:left="283"/>
-        <w:pBdr>
-          <w:left w:val="single" w:sz="12" w:space="8" w:color="A6A6A6"/>
-        </w:pBdr>
+        <w:ind w:left="227"/>
       </w:pPr>
       <w:r>
         <w:rPr>
@@ -9166,10 +8538,7 @@
     <w:p>
       <w:pPr>
         <w:spacing w:before="0" w:after="60" w:line="312" w:lineRule="auto"/>
-        <w:ind w:left="283"/>
-        <w:pBdr>
-          <w:left w:val="single" w:sz="12" w:space="8" w:color="A6A6A6"/>
-        </w:pBdr>
+        <w:ind w:left="227"/>
       </w:pPr>
       <w:r>
         <w:rPr>
@@ -9205,10 +8574,7 @@
     <w:p>
       <w:pPr>
         <w:spacing w:before="0" w:after="60" w:line="312" w:lineRule="auto"/>
-        <w:ind w:left="283"/>
-        <w:pBdr>
-          <w:left w:val="single" w:sz="12" w:space="8" w:color="A6A6A6"/>
-        </w:pBdr>
+        <w:ind w:left="227"/>
       </w:pPr>
       <w:r>
         <w:rPr>
@@ -9244,10 +8610,7 @@
     <w:p>
       <w:pPr>
         <w:spacing w:before="0" w:after="60" w:line="312" w:lineRule="auto"/>
-        <w:ind w:left="283"/>
-        <w:pBdr>
-          <w:left w:val="single" w:sz="12" w:space="8" w:color="A6A6A6"/>
-        </w:pBdr>
+        <w:ind w:left="227"/>
       </w:pPr>
       <w:r>
         <w:rPr>
@@ -9521,38 +8884,29 @@
     </w:p>
     <w:p>
       <w:pPr>
-        <w:spacing w:before="40" w:after="40" w:line="336" w:lineRule="auto"/>
-        <w:ind w:left="283"/>
-        <w:pBdr>
-          <w:left w:val="single" w:sz="12" w:space="8" w:color="A6A6A6"/>
-        </w:pBdr>
-      </w:pPr>
-      <w:r>
-        <w:rPr>
+        <w:spacing w:before="20" w:after="60" w:line="324" w:lineRule="auto"/>
+        <w:ind w:left="227"/>
+      </w:pPr>
+      <w:r>
+        <w:rPr>
+          <w:color w:val="6E6E6E"/>
           <w:sz w:val="20"/>
         </w:rPr>
-        <w:t xml:space="preserve"> </w:t>
-      </w:r>
-    </w:p>
-    <w:p>
-      <w:pPr>
-        <w:spacing w:before="40" w:after="40" w:line="336" w:lineRule="auto"/>
-        <w:ind w:left="283"/>
-        <w:pBdr>
-          <w:left w:val="single" w:sz="12" w:space="8" w:color="A6A6A6"/>
-        </w:pBdr>
-      </w:pPr>
-      <w:r>
-        <w:rPr>
+        <w:t>____________________________________________________</w:t>
+      </w:r>
+    </w:p>
+    <w:p>
+      <w:pPr>
+        <w:spacing w:before="20" w:after="60" w:line="324" w:lineRule="auto"/>
+        <w:ind w:left="227"/>
+      </w:pPr>
+      <w:r>
+        <w:rPr>
+          <w:color w:val="6E6E6E"/>
           <w:sz w:val="20"/>
         </w:rPr>
-        <w:t xml:space="preserve"> </w:t>
-      </w:r>
-    </w:p>
-    <w:p>
-      <w:pPr>
-        <w:spacing w:after="40"/>
-      </w:pPr>
+        <w:t>____________________________________________________</w:t>
+      </w:r>
     </w:p>
     <w:p>
       <w:pPr>
@@ -9586,10 +8940,7 @@
     <w:p>
       <w:pPr>
         <w:spacing w:before="0" w:after="60" w:line="312" w:lineRule="auto"/>
-        <w:ind w:left="283"/>
-        <w:pBdr>
-          <w:left w:val="single" w:sz="12" w:space="8" w:color="A6A6A6"/>
-        </w:pBdr>
+        <w:ind w:left="227"/>
       </w:pPr>
       <w:r>
         <w:rPr>
@@ -9603,7 +8954,7 @@
     <w:p>
       <w:pPr>
         <w:spacing w:before="0" w:after="60" w:line="312" w:lineRule="auto"/>
-        <w:ind w:left="283"/>
+        <w:ind w:left="227"/>
       </w:pPr>
       <w:r>
         <w:rPr>
@@ -9639,10 +8990,7 @@
     <w:p>
       <w:pPr>
         <w:spacing w:before="0" w:after="60" w:line="312" w:lineRule="auto"/>
-        <w:ind w:left="283"/>
-        <w:pBdr>
-          <w:left w:val="single" w:sz="12" w:space="8" w:color="A6A6A6"/>
-        </w:pBdr>
+        <w:ind w:left="227"/>
       </w:pPr>
       <w:r>
         <w:rPr>
@@ -9699,7 +9047,7 @@
     <w:p>
       <w:pPr>
         <w:spacing w:before="0" w:after="60" w:line="312" w:lineRule="auto"/>
-        <w:ind w:left="283"/>
+        <w:ind w:left="227"/>
       </w:pPr>
       <w:r>
         <w:rPr>
@@ -9735,10 +9083,7 @@
     <w:p>
       <w:pPr>
         <w:spacing w:before="0" w:after="60" w:line="312" w:lineRule="auto"/>
-        <w:ind w:left="283"/>
-        <w:pBdr>
-          <w:left w:val="single" w:sz="12" w:space="8" w:color="A6A6A6"/>
-        </w:pBdr>
+        <w:ind w:left="227"/>
       </w:pPr>
       <w:r>
         <w:rPr>
@@ -9774,10 +9119,7 @@
     <w:p>
       <w:pPr>
         <w:spacing w:before="0" w:after="60" w:line="312" w:lineRule="auto"/>
-        <w:ind w:left="283"/>
-        <w:pBdr>
-          <w:left w:val="single" w:sz="12" w:space="8" w:color="A6A6A6"/>
-        </w:pBdr>
+        <w:ind w:left="227"/>
       </w:pPr>
       <w:r>
         <w:rPr>
@@ -9834,10 +9176,7 @@
     <w:p>
       <w:pPr>
         <w:spacing w:before="0" w:after="60" w:line="312" w:lineRule="auto"/>
-        <w:ind w:left="283"/>
-        <w:pBdr>
-          <w:left w:val="single" w:sz="12" w:space="8" w:color="A6A6A6"/>
-        </w:pBdr>
+        <w:ind w:left="227"/>
       </w:pPr>
       <w:r>
         <w:rPr>
@@ -9851,10 +9190,7 @@
     <w:p>
       <w:pPr>
         <w:spacing w:before="0" w:after="60" w:line="312" w:lineRule="auto"/>
-        <w:ind w:left="283"/>
-        <w:pBdr>
-          <w:left w:val="single" w:sz="12" w:space="8" w:color="A6A6A6"/>
-        </w:pBdr>
+        <w:ind w:left="227"/>
       </w:pPr>
       <w:r>
         <w:rPr>
@@ -9896,23 +9232,16 @@
     </w:p>
     <w:p>
       <w:pPr>
-        <w:spacing w:before="40" w:after="40" w:line="336" w:lineRule="auto"/>
-        <w:ind w:left="283"/>
-        <w:pBdr>
-          <w:left w:val="single" w:sz="12" w:space="8" w:color="A6A6A6"/>
-        </w:pBdr>
-      </w:pPr>
-      <w:r>
-        <w:rPr>
+        <w:spacing w:before="20" w:after="60" w:line="324" w:lineRule="auto"/>
+        <w:ind w:left="227"/>
+      </w:pPr>
+      <w:r>
+        <w:rPr>
+          <w:color w:val="6E6E6E"/>
           <w:sz w:val="20"/>
         </w:rPr>
-        <w:t xml:space="preserve"> </w:t>
-      </w:r>
-    </w:p>
-    <w:p>
-      <w:pPr>
-        <w:spacing w:after="40"/>
-      </w:pPr>
+        <w:t>____________________</w:t>
+      </w:r>
     </w:p>
     <w:p>
       <w:pPr>
@@ -9946,7 +9275,7 @@
     <w:p>
       <w:pPr>
         <w:spacing w:before="0" w:after="60" w:line="312" w:lineRule="auto"/>
-        <w:ind w:left="283"/>
+        <w:ind w:left="227"/>
       </w:pPr>
       <w:r>
         <w:rPr>
@@ -9959,38 +9288,29 @@
     </w:p>
     <w:p>
       <w:pPr>
-        <w:spacing w:before="40" w:after="40" w:line="336" w:lineRule="auto"/>
-        <w:ind w:left="283"/>
-        <w:pBdr>
-          <w:left w:val="single" w:sz="12" w:space="8" w:color="A6A6A6"/>
-        </w:pBdr>
-      </w:pPr>
-      <w:r>
-        <w:rPr>
+        <w:spacing w:before="20" w:after="60" w:line="324" w:lineRule="auto"/>
+        <w:ind w:left="227"/>
+      </w:pPr>
+      <w:r>
+        <w:rPr>
+          <w:color w:val="6E6E6E"/>
           <w:sz w:val="20"/>
         </w:rPr>
-        <w:t xml:space="preserve"> </w:t>
-      </w:r>
-    </w:p>
-    <w:p>
-      <w:pPr>
-        <w:spacing w:before="40" w:after="40" w:line="336" w:lineRule="auto"/>
-        <w:ind w:left="283"/>
-        <w:pBdr>
-          <w:left w:val="single" w:sz="12" w:space="8" w:color="A6A6A6"/>
-        </w:pBdr>
-      </w:pPr>
-      <w:r>
-        <w:rPr>
+        <w:t>____________________________________________________</w:t>
+      </w:r>
+    </w:p>
+    <w:p>
+      <w:pPr>
+        <w:spacing w:before="20" w:after="60" w:line="324" w:lineRule="auto"/>
+        <w:ind w:left="227"/>
+      </w:pPr>
+      <w:r>
+        <w:rPr>
+          <w:color w:val="6E6E6E"/>
           <w:sz w:val="20"/>
         </w:rPr>
-        <w:t xml:space="preserve"> </w:t>
-      </w:r>
-    </w:p>
-    <w:p>
-      <w:pPr>
-        <w:spacing w:after="40"/>
-      </w:pPr>
+        <w:t>____________________________________________________</w:t>
+      </w:r>
     </w:p>
     <w:p>
       <w:pPr>
@@ -10009,7 +9329,7 @@
     <w:p>
       <w:pPr>
         <w:spacing w:before="0" w:after="60" w:line="312" w:lineRule="auto"/>
-        <w:ind w:left="283"/>
+        <w:ind w:left="227"/>
       </w:pPr>
       <w:r>
         <w:rPr>
@@ -10054,10 +9374,7 @@
     <w:p>
       <w:pPr>
         <w:spacing w:before="0" w:after="60" w:line="312" w:lineRule="auto"/>
-        <w:ind w:left="283"/>
-        <w:pBdr>
-          <w:left w:val="single" w:sz="12" w:space="8" w:color="A6A6A6"/>
-        </w:pBdr>
+        <w:ind w:left="227"/>
       </w:pPr>
       <w:r>
         <w:rPr>
@@ -10071,10 +9388,7 @@
     <w:p>
       <w:pPr>
         <w:spacing w:before="0" w:after="60" w:line="312" w:lineRule="auto"/>
-        <w:ind w:left="283"/>
-        <w:pBdr>
-          <w:left w:val="single" w:sz="12" w:space="8" w:color="A6A6A6"/>
-        </w:pBdr>
+        <w:ind w:left="227"/>
       </w:pPr>
       <w:r>
         <w:rPr>
@@ -10088,10 +9402,7 @@
     <w:p>
       <w:pPr>
         <w:spacing w:before="0" w:after="60" w:line="312" w:lineRule="auto"/>
-        <w:ind w:left="283"/>
-        <w:pBdr>
-          <w:left w:val="single" w:sz="12" w:space="8" w:color="A6A6A6"/>
-        </w:pBdr>
+        <w:ind w:left="227"/>
       </w:pPr>
       <w:r>
         <w:rPr>
@@ -10105,10 +9416,7 @@
     <w:p>
       <w:pPr>
         <w:spacing w:before="0" w:after="60" w:line="312" w:lineRule="auto"/>
-        <w:ind w:left="283"/>
-        <w:pBdr>
-          <w:left w:val="single" w:sz="12" w:space="8" w:color="A6A6A6"/>
-        </w:pBdr>
+        <w:ind w:left="227"/>
       </w:pPr>
       <w:r>
         <w:rPr>
@@ -10122,10 +9430,7 @@
     <w:p>
       <w:pPr>
         <w:spacing w:before="0" w:after="60" w:line="312" w:lineRule="auto"/>
-        <w:ind w:left="283"/>
-        <w:pBdr>
-          <w:left w:val="single" w:sz="12" w:space="8" w:color="A6A6A6"/>
-        </w:pBdr>
+        <w:ind w:left="227"/>
       </w:pPr>
       <w:r>
         <w:rPr>
@@ -10153,10 +9458,7 @@
     <w:p>
       <w:pPr>
         <w:spacing w:before="0" w:after="60" w:line="312" w:lineRule="auto"/>
-        <w:ind w:left="283"/>
-        <w:pBdr>
-          <w:left w:val="single" w:sz="12" w:space="8" w:color="A6A6A6"/>
-        </w:pBdr>
+        <w:ind w:left="227"/>
       </w:pPr>
       <w:r>
         <w:rPr>
@@ -10170,10 +9472,7 @@
     <w:p>
       <w:pPr>
         <w:spacing w:before="0" w:after="60" w:line="312" w:lineRule="auto"/>
-        <w:ind w:left="283"/>
-        <w:pBdr>
-          <w:left w:val="single" w:sz="12" w:space="8" w:color="A6A6A6"/>
-        </w:pBdr>
+        <w:ind w:left="227"/>
       </w:pPr>
       <w:r>
         <w:rPr>
@@ -10187,10 +9486,7 @@
     <w:p>
       <w:pPr>
         <w:spacing w:before="0" w:after="60" w:line="312" w:lineRule="auto"/>
-        <w:ind w:left="283"/>
-        <w:pBdr>
-          <w:left w:val="single" w:sz="12" w:space="8" w:color="A6A6A6"/>
-        </w:pBdr>
+        <w:ind w:left="227"/>
       </w:pPr>
       <w:r>
         <w:rPr>
@@ -10204,10 +9500,7 @@
     <w:p>
       <w:pPr>
         <w:spacing w:before="0" w:after="60" w:line="312" w:lineRule="auto"/>
-        <w:ind w:left="283"/>
-        <w:pBdr>
-          <w:left w:val="single" w:sz="12" w:space="8" w:color="A6A6A6"/>
-        </w:pBdr>
+        <w:ind w:left="227"/>
       </w:pPr>
       <w:r>
         <w:rPr>
@@ -10221,10 +9514,7 @@
     <w:p>
       <w:pPr>
         <w:spacing w:before="0" w:after="60" w:line="312" w:lineRule="auto"/>
-        <w:ind w:left="283"/>
-        <w:pBdr>
-          <w:left w:val="single" w:sz="12" w:space="8" w:color="A6A6A6"/>
-        </w:pBdr>
+        <w:ind w:left="227"/>
       </w:pPr>
       <w:r>
         <w:rPr>
@@ -10238,10 +9528,7 @@
     <w:p>
       <w:pPr>
         <w:spacing w:before="0" w:after="60" w:line="312" w:lineRule="auto"/>
-        <w:ind w:left="283"/>
-        <w:pBdr>
-          <w:left w:val="single" w:sz="12" w:space="8" w:color="A6A6A6"/>
-        </w:pBdr>
+        <w:ind w:left="227"/>
       </w:pPr>
       <w:r>
         <w:rPr>
@@ -10255,10 +9542,7 @@
     <w:p>
       <w:pPr>
         <w:spacing w:before="0" w:after="60" w:line="312" w:lineRule="auto"/>
-        <w:ind w:left="283"/>
-        <w:pBdr>
-          <w:left w:val="single" w:sz="12" w:space="8" w:color="A6A6A6"/>
-        </w:pBdr>
+        <w:ind w:left="227"/>
       </w:pPr>
       <w:r>
         <w:rPr>

--- a/ai/docs/Persona_Intake_시험지.docx
+++ b/ai/docs/Persona_Intake_시험지.docx
@@ -4,7 +4,7 @@
   <w:body>
     <w:p>
       <w:pPr>
-        <w:spacing w:before="0" w:after="40" w:line="312" w:lineRule="auto"/>
+        <w:spacing w:before="0" w:after="320" w:line="312" w:lineRule="auto"/>
         <w:ind w:left="0"/>
       </w:pPr>
       <w:r>
@@ -14,20 +14,6 @@
           <w:sz w:val="40"/>
         </w:rPr>
         <w:t>Persona Intake 문항</w:t>
-      </w:r>
-    </w:p>
-    <w:p>
-      <w:pPr>
-        <w:spacing w:before="0" w:after="280" w:line="312" w:lineRule="auto"/>
-        <w:ind w:left="0"/>
-      </w:pPr>
-      <w:r>
-        <w:rPr>
-          <w:b w:val="0"/>
-          <w:color w:val="6E6E6E"/>
-          <w:sz w:val="18"/>
-        </w:rPr>
-        <w:t>설계 원칙·형식 규격은 Persona_Intake_설계규격.md</w:t>
       </w:r>
     </w:p>
     <w:p>
@@ -89,15 +75,17 @@
     </w:p>
     <w:p>
       <w:pPr>
-        <w:spacing w:before="20" w:after="60" w:line="324" w:lineRule="auto"/>
-        <w:ind w:left="227"/>
-      </w:pPr>
-      <w:r>
-        <w:rPr>
-          <w:color w:val="6E6E6E"/>
+        <w:spacing w:before="60" w:after="180" w:line="324" w:lineRule="auto"/>
+        <w:ind w:left="227" w:right="5216"/>
+        <w:pBdr>
+          <w:bottom w:val="single" w:sz="6" w:space="4" w:color="9A9A9A"/>
+        </w:pBdr>
+      </w:pPr>
+      <w:r>
+        <w:rPr>
           <w:sz w:val="20"/>
         </w:rPr>
-        <w:t>____________________</w:t>
+        <w:t xml:space="preserve"> </w:t>
       </w:r>
     </w:p>
     <w:p>
@@ -213,15 +201,17 @@
     </w:p>
     <w:p>
       <w:pPr>
-        <w:spacing w:before="20" w:after="60" w:line="324" w:lineRule="auto"/>
-        <w:ind w:left="227"/>
-      </w:pPr>
-      <w:r>
-        <w:rPr>
-          <w:color w:val="6E6E6E"/>
+        <w:spacing w:before="60" w:after="180" w:line="324" w:lineRule="auto"/>
+        <w:ind w:left="227" w:right="5216"/>
+        <w:pBdr>
+          <w:bottom w:val="single" w:sz="6" w:space="4" w:color="9A9A9A"/>
+        </w:pBdr>
+      </w:pPr>
+      <w:r>
+        <w:rPr>
           <w:sz w:val="20"/>
         </w:rPr>
-        <w:t>____________________</w:t>
+        <w:t xml:space="preserve"> </w:t>
       </w:r>
     </w:p>
     <w:p>
@@ -416,28 +406,32 @@
     </w:p>
     <w:p>
       <w:pPr>
-        <w:spacing w:before="20" w:after="60" w:line="324" w:lineRule="auto"/>
+        <w:spacing w:before="60" w:after="180" w:line="324" w:lineRule="auto"/>
         <w:ind w:left="227"/>
-      </w:pPr>
-      <w:r>
-        <w:rPr>
-          <w:color w:val="6E6E6E"/>
+        <w:pBdr>
+          <w:bottom w:val="single" w:sz="6" w:space="4" w:color="9A9A9A"/>
+        </w:pBdr>
+      </w:pPr>
+      <w:r>
+        <w:rPr>
           <w:sz w:val="20"/>
         </w:rPr>
-        <w:t>____________________________________________________</w:t>
-      </w:r>
-    </w:p>
-    <w:p>
-      <w:pPr>
-        <w:spacing w:before="20" w:after="60" w:line="324" w:lineRule="auto"/>
+        <w:t xml:space="preserve"> </w:t>
+      </w:r>
+    </w:p>
+    <w:p>
+      <w:pPr>
+        <w:spacing w:before="60" w:after="180" w:line="324" w:lineRule="auto"/>
         <w:ind w:left="227"/>
-      </w:pPr>
-      <w:r>
-        <w:rPr>
-          <w:color w:val="6E6E6E"/>
+        <w:pBdr>
+          <w:bottom w:val="single" w:sz="6" w:space="4" w:color="9A9A9A"/>
+        </w:pBdr>
+      </w:pPr>
+      <w:r>
+        <w:rPr>
           <w:sz w:val="20"/>
         </w:rPr>
-        <w:t>____________________________________________________</w:t>
+        <w:t xml:space="preserve"> </w:t>
       </w:r>
     </w:p>
     <w:p>
@@ -575,15 +569,17 @@
     </w:p>
     <w:p>
       <w:pPr>
-        <w:spacing w:before="20" w:after="60" w:line="324" w:lineRule="auto"/>
-        <w:ind w:left="227"/>
-      </w:pPr>
-      <w:r>
-        <w:rPr>
-          <w:color w:val="6E6E6E"/>
+        <w:spacing w:before="60" w:after="180" w:line="324" w:lineRule="auto"/>
+        <w:ind w:left="227" w:right="5216"/>
+        <w:pBdr>
+          <w:bottom w:val="single" w:sz="6" w:space="4" w:color="9A9A9A"/>
+        </w:pBdr>
+      </w:pPr>
+      <w:r>
+        <w:rPr>
           <w:sz w:val="20"/>
         </w:rPr>
-        <w:t>____________________</w:t>
+        <w:t xml:space="preserve"> </w:t>
       </w:r>
     </w:p>
     <w:p>
@@ -628,15 +624,17 @@
     </w:p>
     <w:p>
       <w:pPr>
-        <w:spacing w:before="20" w:after="60" w:line="324" w:lineRule="auto"/>
-        <w:ind w:left="227"/>
-      </w:pPr>
-      <w:r>
-        <w:rPr>
-          <w:color w:val="6E6E6E"/>
+        <w:spacing w:before="60" w:after="180" w:line="324" w:lineRule="auto"/>
+        <w:ind w:left="227" w:right="5216"/>
+        <w:pBdr>
+          <w:bottom w:val="single" w:sz="6" w:space="4" w:color="9A9A9A"/>
+        </w:pBdr>
+      </w:pPr>
+      <w:r>
+        <w:rPr>
           <w:sz w:val="20"/>
         </w:rPr>
-        <w:t>____________________</w:t>
+        <w:t xml:space="preserve"> </w:t>
       </w:r>
     </w:p>
     <w:p>
@@ -681,28 +679,32 @@
     </w:p>
     <w:p>
       <w:pPr>
-        <w:spacing w:before="20" w:after="60" w:line="324" w:lineRule="auto"/>
+        <w:spacing w:before="60" w:after="180" w:line="324" w:lineRule="auto"/>
         <w:ind w:left="227"/>
-      </w:pPr>
-      <w:r>
-        <w:rPr>
-          <w:color w:val="6E6E6E"/>
+        <w:pBdr>
+          <w:bottom w:val="single" w:sz="6" w:space="4" w:color="9A9A9A"/>
+        </w:pBdr>
+      </w:pPr>
+      <w:r>
+        <w:rPr>
           <w:sz w:val="20"/>
         </w:rPr>
-        <w:t>____________________________________________________</w:t>
-      </w:r>
-    </w:p>
-    <w:p>
-      <w:pPr>
-        <w:spacing w:before="20" w:after="60" w:line="324" w:lineRule="auto"/>
+        <w:t xml:space="preserve"> </w:t>
+      </w:r>
+    </w:p>
+    <w:p>
+      <w:pPr>
+        <w:spacing w:before="60" w:after="180" w:line="324" w:lineRule="auto"/>
         <w:ind w:left="227"/>
-      </w:pPr>
-      <w:r>
-        <w:rPr>
-          <w:color w:val="6E6E6E"/>
+        <w:pBdr>
+          <w:bottom w:val="single" w:sz="6" w:space="4" w:color="9A9A9A"/>
+        </w:pBdr>
+      </w:pPr>
+      <w:r>
+        <w:rPr>
           <w:sz w:val="20"/>
         </w:rPr>
-        <w:t>____________________________________________________</w:t>
+        <w:t xml:space="preserve"> </w:t>
       </w:r>
     </w:p>
     <w:p>
@@ -1285,15 +1287,17 @@
     </w:p>
     <w:p>
       <w:pPr>
-        <w:spacing w:before="20" w:after="60" w:line="324" w:lineRule="auto"/>
-        <w:ind w:left="227"/>
-      </w:pPr>
-      <w:r>
-        <w:rPr>
-          <w:color w:val="6E6E6E"/>
+        <w:spacing w:before="60" w:after="180" w:line="324" w:lineRule="auto"/>
+        <w:ind w:left="227" w:right="5216"/>
+        <w:pBdr>
+          <w:bottom w:val="single" w:sz="6" w:space="4" w:color="9A9A9A"/>
+        </w:pBdr>
+      </w:pPr>
+      <w:r>
+        <w:rPr>
           <w:sz w:val="20"/>
         </w:rPr>
-        <w:t>____________________</w:t>
+        <w:t xml:space="preserve"> </w:t>
       </w:r>
     </w:p>
     <w:p>
@@ -1338,28 +1342,32 @@
     </w:p>
     <w:p>
       <w:pPr>
-        <w:spacing w:before="20" w:after="60" w:line="324" w:lineRule="auto"/>
+        <w:spacing w:before="60" w:after="180" w:line="324" w:lineRule="auto"/>
         <w:ind w:left="227"/>
-      </w:pPr>
-      <w:r>
-        <w:rPr>
-          <w:color w:val="6E6E6E"/>
+        <w:pBdr>
+          <w:bottom w:val="single" w:sz="6" w:space="4" w:color="9A9A9A"/>
+        </w:pBdr>
+      </w:pPr>
+      <w:r>
+        <w:rPr>
           <w:sz w:val="20"/>
         </w:rPr>
-        <w:t>____________________________________________________</w:t>
-      </w:r>
-    </w:p>
-    <w:p>
-      <w:pPr>
-        <w:spacing w:before="20" w:after="60" w:line="324" w:lineRule="auto"/>
+        <w:t xml:space="preserve"> </w:t>
+      </w:r>
+    </w:p>
+    <w:p>
+      <w:pPr>
+        <w:spacing w:before="60" w:after="180" w:line="324" w:lineRule="auto"/>
         <w:ind w:left="227"/>
-      </w:pPr>
-      <w:r>
-        <w:rPr>
-          <w:color w:val="6E6E6E"/>
+        <w:pBdr>
+          <w:bottom w:val="single" w:sz="6" w:space="4" w:color="9A9A9A"/>
+        </w:pBdr>
+      </w:pPr>
+      <w:r>
+        <w:rPr>
           <w:sz w:val="20"/>
         </w:rPr>
-        <w:t>____________________________________________________</w:t>
+        <w:t xml:space="preserve"> </w:t>
       </w:r>
     </w:p>
     <w:p>
@@ -1531,28 +1539,32 @@
     </w:p>
     <w:p>
       <w:pPr>
-        <w:spacing w:before="20" w:after="60" w:line="324" w:lineRule="auto"/>
+        <w:spacing w:before="60" w:after="180" w:line="324" w:lineRule="auto"/>
         <w:ind w:left="227"/>
-      </w:pPr>
-      <w:r>
-        <w:rPr>
-          <w:color w:val="6E6E6E"/>
+        <w:pBdr>
+          <w:bottom w:val="single" w:sz="6" w:space="4" w:color="9A9A9A"/>
+        </w:pBdr>
+      </w:pPr>
+      <w:r>
+        <w:rPr>
           <w:sz w:val="20"/>
         </w:rPr>
-        <w:t>____________________________________________________</w:t>
-      </w:r>
-    </w:p>
-    <w:p>
-      <w:pPr>
-        <w:spacing w:before="20" w:after="60" w:line="324" w:lineRule="auto"/>
+        <w:t xml:space="preserve"> </w:t>
+      </w:r>
+    </w:p>
+    <w:p>
+      <w:pPr>
+        <w:spacing w:before="60" w:after="180" w:line="324" w:lineRule="auto"/>
         <w:ind w:left="227"/>
-      </w:pPr>
-      <w:r>
-        <w:rPr>
-          <w:color w:val="6E6E6E"/>
+        <w:pBdr>
+          <w:bottom w:val="single" w:sz="6" w:space="4" w:color="9A9A9A"/>
+        </w:pBdr>
+      </w:pPr>
+      <w:r>
+        <w:rPr>
           <w:sz w:val="20"/>
         </w:rPr>
-        <w:t>____________________________________________________</w:t>
+        <w:t xml:space="preserve"> </w:t>
       </w:r>
     </w:p>
     <w:p>
@@ -2261,28 +2273,32 @@
     </w:p>
     <w:p>
       <w:pPr>
-        <w:spacing w:before="20" w:after="60" w:line="324" w:lineRule="auto"/>
+        <w:spacing w:before="60" w:after="180" w:line="324" w:lineRule="auto"/>
         <w:ind w:left="227"/>
-      </w:pPr>
-      <w:r>
-        <w:rPr>
-          <w:color w:val="6E6E6E"/>
+        <w:pBdr>
+          <w:bottom w:val="single" w:sz="6" w:space="4" w:color="9A9A9A"/>
+        </w:pBdr>
+      </w:pPr>
+      <w:r>
+        <w:rPr>
           <w:sz w:val="20"/>
         </w:rPr>
-        <w:t>____________________________________________________</w:t>
-      </w:r>
-    </w:p>
-    <w:p>
-      <w:pPr>
-        <w:spacing w:before="20" w:after="60" w:line="324" w:lineRule="auto"/>
+        <w:t xml:space="preserve"> </w:t>
+      </w:r>
+    </w:p>
+    <w:p>
+      <w:pPr>
+        <w:spacing w:before="60" w:after="180" w:line="324" w:lineRule="auto"/>
         <w:ind w:left="227"/>
-      </w:pPr>
-      <w:r>
-        <w:rPr>
-          <w:color w:val="6E6E6E"/>
+        <w:pBdr>
+          <w:bottom w:val="single" w:sz="6" w:space="4" w:color="9A9A9A"/>
+        </w:pBdr>
+      </w:pPr>
+      <w:r>
+        <w:rPr>
           <w:sz w:val="20"/>
         </w:rPr>
-        <w:t>____________________________________________________</w:t>
+        <w:t xml:space="preserve"> </w:t>
       </w:r>
     </w:p>
     <w:p>
@@ -2327,28 +2343,32 @@
     </w:p>
     <w:p>
       <w:pPr>
-        <w:spacing w:before="20" w:after="60" w:line="324" w:lineRule="auto"/>
+        <w:spacing w:before="60" w:after="180" w:line="324" w:lineRule="auto"/>
         <w:ind w:left="227"/>
-      </w:pPr>
-      <w:r>
-        <w:rPr>
-          <w:color w:val="6E6E6E"/>
+        <w:pBdr>
+          <w:bottom w:val="single" w:sz="6" w:space="4" w:color="9A9A9A"/>
+        </w:pBdr>
+      </w:pPr>
+      <w:r>
+        <w:rPr>
           <w:sz w:val="20"/>
         </w:rPr>
-        <w:t>____________________________________________________</w:t>
-      </w:r>
-    </w:p>
-    <w:p>
-      <w:pPr>
-        <w:spacing w:before="20" w:after="60" w:line="324" w:lineRule="auto"/>
+        <w:t xml:space="preserve"> </w:t>
+      </w:r>
+    </w:p>
+    <w:p>
+      <w:pPr>
+        <w:spacing w:before="60" w:after="180" w:line="324" w:lineRule="auto"/>
         <w:ind w:left="227"/>
-      </w:pPr>
-      <w:r>
-        <w:rPr>
-          <w:color w:val="6E6E6E"/>
+        <w:pBdr>
+          <w:bottom w:val="single" w:sz="6" w:space="4" w:color="9A9A9A"/>
+        </w:pBdr>
+      </w:pPr>
+      <w:r>
+        <w:rPr>
           <w:sz w:val="20"/>
         </w:rPr>
-        <w:t>____________________________________________________</w:t>
+        <w:t xml:space="preserve"> </w:t>
       </w:r>
     </w:p>
     <w:p>
@@ -2621,28 +2641,32 @@
     </w:p>
     <w:p>
       <w:pPr>
-        <w:spacing w:before="20" w:after="60" w:line="324" w:lineRule="auto"/>
+        <w:spacing w:before="60" w:after="180" w:line="324" w:lineRule="auto"/>
         <w:ind w:left="227"/>
-      </w:pPr>
-      <w:r>
-        <w:rPr>
-          <w:color w:val="6E6E6E"/>
+        <w:pBdr>
+          <w:bottom w:val="single" w:sz="6" w:space="4" w:color="9A9A9A"/>
+        </w:pBdr>
+      </w:pPr>
+      <w:r>
+        <w:rPr>
           <w:sz w:val="20"/>
         </w:rPr>
-        <w:t>____________________________________________________</w:t>
-      </w:r>
-    </w:p>
-    <w:p>
-      <w:pPr>
-        <w:spacing w:before="20" w:after="60" w:line="324" w:lineRule="auto"/>
+        <w:t xml:space="preserve"> </w:t>
+      </w:r>
+    </w:p>
+    <w:p>
+      <w:pPr>
+        <w:spacing w:before="60" w:after="180" w:line="324" w:lineRule="auto"/>
         <w:ind w:left="227"/>
-      </w:pPr>
-      <w:r>
-        <w:rPr>
-          <w:color w:val="6E6E6E"/>
+        <w:pBdr>
+          <w:bottom w:val="single" w:sz="6" w:space="4" w:color="9A9A9A"/>
+        </w:pBdr>
+      </w:pPr>
+      <w:r>
+        <w:rPr>
           <w:sz w:val="20"/>
         </w:rPr>
-        <w:t>____________________________________________________</w:t>
+        <w:t xml:space="preserve"> </w:t>
       </w:r>
     </w:p>
     <w:p>
@@ -2897,15 +2921,17 @@
     </w:p>
     <w:p>
       <w:pPr>
-        <w:spacing w:before="20" w:after="60" w:line="324" w:lineRule="auto"/>
-        <w:ind w:left="227"/>
-      </w:pPr>
-      <w:r>
-        <w:rPr>
-          <w:color w:val="6E6E6E"/>
+        <w:spacing w:before="60" w:after="180" w:line="324" w:lineRule="auto"/>
+        <w:ind w:left="227" w:right="5216"/>
+        <w:pBdr>
+          <w:bottom w:val="single" w:sz="6" w:space="4" w:color="9A9A9A"/>
+        </w:pBdr>
+      </w:pPr>
+      <w:r>
+        <w:rPr>
           <w:sz w:val="20"/>
         </w:rPr>
-        <w:t>____________</w:t>
+        <w:t xml:space="preserve"> </w:t>
       </w:r>
     </w:p>
     <w:p>
@@ -2950,15 +2976,17 @@
     </w:p>
     <w:p>
       <w:pPr>
-        <w:spacing w:before="20" w:after="60" w:line="324" w:lineRule="auto"/>
-        <w:ind w:left="227"/>
-      </w:pPr>
-      <w:r>
-        <w:rPr>
-          <w:color w:val="6E6E6E"/>
+        <w:spacing w:before="60" w:after="180" w:line="324" w:lineRule="auto"/>
+        <w:ind w:left="227" w:right="5216"/>
+        <w:pBdr>
+          <w:bottom w:val="single" w:sz="6" w:space="4" w:color="9A9A9A"/>
+        </w:pBdr>
+      </w:pPr>
+      <w:r>
+        <w:rPr>
           <w:sz w:val="20"/>
         </w:rPr>
-        <w:t>____________</w:t>
+        <w:t xml:space="preserve"> </w:t>
       </w:r>
     </w:p>
     <w:p>
@@ -3213,28 +3241,32 @@
     </w:p>
     <w:p>
       <w:pPr>
-        <w:spacing w:before="20" w:after="60" w:line="324" w:lineRule="auto"/>
+        <w:spacing w:before="60" w:after="180" w:line="324" w:lineRule="auto"/>
         <w:ind w:left="227"/>
-      </w:pPr>
-      <w:r>
-        <w:rPr>
-          <w:color w:val="6E6E6E"/>
+        <w:pBdr>
+          <w:bottom w:val="single" w:sz="6" w:space="4" w:color="9A9A9A"/>
+        </w:pBdr>
+      </w:pPr>
+      <w:r>
+        <w:rPr>
           <w:sz w:val="20"/>
         </w:rPr>
-        <w:t>____________________________________________________</w:t>
-      </w:r>
-    </w:p>
-    <w:p>
-      <w:pPr>
-        <w:spacing w:before="20" w:after="60" w:line="324" w:lineRule="auto"/>
+        <w:t xml:space="preserve"> </w:t>
+      </w:r>
+    </w:p>
+    <w:p>
+      <w:pPr>
+        <w:spacing w:before="60" w:after="180" w:line="324" w:lineRule="auto"/>
         <w:ind w:left="227"/>
-      </w:pPr>
-      <w:r>
-        <w:rPr>
-          <w:color w:val="6E6E6E"/>
+        <w:pBdr>
+          <w:bottom w:val="single" w:sz="6" w:space="4" w:color="9A9A9A"/>
+        </w:pBdr>
+      </w:pPr>
+      <w:r>
+        <w:rPr>
           <w:sz w:val="20"/>
         </w:rPr>
-        <w:t>____________________________________________________</w:t>
+        <w:t xml:space="preserve"> </w:t>
       </w:r>
     </w:p>
     <w:p>
@@ -3532,28 +3564,32 @@
     </w:p>
     <w:p>
       <w:pPr>
-        <w:spacing w:before="20" w:after="60" w:line="324" w:lineRule="auto"/>
+        <w:spacing w:before="60" w:after="180" w:line="324" w:lineRule="auto"/>
         <w:ind w:left="227"/>
-      </w:pPr>
-      <w:r>
-        <w:rPr>
-          <w:color w:val="6E6E6E"/>
+        <w:pBdr>
+          <w:bottom w:val="single" w:sz="6" w:space="4" w:color="9A9A9A"/>
+        </w:pBdr>
+      </w:pPr>
+      <w:r>
+        <w:rPr>
           <w:sz w:val="20"/>
         </w:rPr>
-        <w:t>____________________________________________________</w:t>
-      </w:r>
-    </w:p>
-    <w:p>
-      <w:pPr>
-        <w:spacing w:before="20" w:after="60" w:line="324" w:lineRule="auto"/>
+        <w:t xml:space="preserve"> </w:t>
+      </w:r>
+    </w:p>
+    <w:p>
+      <w:pPr>
+        <w:spacing w:before="60" w:after="180" w:line="324" w:lineRule="auto"/>
         <w:ind w:left="227"/>
-      </w:pPr>
-      <w:r>
-        <w:rPr>
-          <w:color w:val="6E6E6E"/>
+        <w:pBdr>
+          <w:bottom w:val="single" w:sz="6" w:space="4" w:color="9A9A9A"/>
+        </w:pBdr>
+      </w:pPr>
+      <w:r>
+        <w:rPr>
           <w:sz w:val="20"/>
         </w:rPr>
-        <w:t>____________________________________________________</w:t>
+        <w:t xml:space="preserve"> </w:t>
       </w:r>
     </w:p>
     <w:p>
@@ -4673,28 +4709,32 @@
     </w:p>
     <w:p>
       <w:pPr>
-        <w:spacing w:before="20" w:after="60" w:line="324" w:lineRule="auto"/>
+        <w:spacing w:before="60" w:after="180" w:line="324" w:lineRule="auto"/>
         <w:ind w:left="227"/>
-      </w:pPr>
-      <w:r>
-        <w:rPr>
-          <w:color w:val="6E6E6E"/>
+        <w:pBdr>
+          <w:bottom w:val="single" w:sz="6" w:space="4" w:color="9A9A9A"/>
+        </w:pBdr>
+      </w:pPr>
+      <w:r>
+        <w:rPr>
           <w:sz w:val="20"/>
         </w:rPr>
-        <w:t>____________________________________________________</w:t>
-      </w:r>
-    </w:p>
-    <w:p>
-      <w:pPr>
-        <w:spacing w:before="20" w:after="60" w:line="324" w:lineRule="auto"/>
+        <w:t xml:space="preserve"> </w:t>
+      </w:r>
+    </w:p>
+    <w:p>
+      <w:pPr>
+        <w:spacing w:before="60" w:after="180" w:line="324" w:lineRule="auto"/>
         <w:ind w:left="227"/>
-      </w:pPr>
-      <w:r>
-        <w:rPr>
-          <w:color w:val="6E6E6E"/>
+        <w:pBdr>
+          <w:bottom w:val="single" w:sz="6" w:space="4" w:color="9A9A9A"/>
+        </w:pBdr>
+      </w:pPr>
+      <w:r>
+        <w:rPr>
           <w:sz w:val="20"/>
         </w:rPr>
-        <w:t>____________________________________________________</w:t>
+        <w:t xml:space="preserve"> </w:t>
       </w:r>
     </w:p>
     <w:p>
@@ -4739,28 +4779,32 @@
     </w:p>
     <w:p>
       <w:pPr>
-        <w:spacing w:before="20" w:after="60" w:line="324" w:lineRule="auto"/>
+        <w:spacing w:before="60" w:after="180" w:line="324" w:lineRule="auto"/>
         <w:ind w:left="227"/>
-      </w:pPr>
-      <w:r>
-        <w:rPr>
-          <w:color w:val="6E6E6E"/>
+        <w:pBdr>
+          <w:bottom w:val="single" w:sz="6" w:space="4" w:color="9A9A9A"/>
+        </w:pBdr>
+      </w:pPr>
+      <w:r>
+        <w:rPr>
           <w:sz w:val="20"/>
         </w:rPr>
-        <w:t>____________________________________________________</w:t>
-      </w:r>
-    </w:p>
-    <w:p>
-      <w:pPr>
-        <w:spacing w:before="20" w:after="60" w:line="324" w:lineRule="auto"/>
+        <w:t xml:space="preserve"> </w:t>
+      </w:r>
+    </w:p>
+    <w:p>
+      <w:pPr>
+        <w:spacing w:before="60" w:after="180" w:line="324" w:lineRule="auto"/>
         <w:ind w:left="227"/>
-      </w:pPr>
-      <w:r>
-        <w:rPr>
-          <w:color w:val="6E6E6E"/>
+        <w:pBdr>
+          <w:bottom w:val="single" w:sz="6" w:space="4" w:color="9A9A9A"/>
+        </w:pBdr>
+      </w:pPr>
+      <w:r>
+        <w:rPr>
           <w:sz w:val="20"/>
         </w:rPr>
-        <w:t>____________________________________________________</w:t>
+        <w:t xml:space="preserve"> </w:t>
       </w:r>
     </w:p>
     <w:p>
@@ -4847,28 +4891,32 @@
     </w:p>
     <w:p>
       <w:pPr>
-        <w:spacing w:before="20" w:after="60" w:line="324" w:lineRule="auto"/>
+        <w:spacing w:before="60" w:after="180" w:line="324" w:lineRule="auto"/>
         <w:ind w:left="227"/>
-      </w:pPr>
-      <w:r>
-        <w:rPr>
-          <w:color w:val="6E6E6E"/>
+        <w:pBdr>
+          <w:bottom w:val="single" w:sz="6" w:space="4" w:color="9A9A9A"/>
+        </w:pBdr>
+      </w:pPr>
+      <w:r>
+        <w:rPr>
           <w:sz w:val="20"/>
         </w:rPr>
-        <w:t>____________________________________________________</w:t>
-      </w:r>
-    </w:p>
-    <w:p>
-      <w:pPr>
-        <w:spacing w:before="20" w:after="60" w:line="324" w:lineRule="auto"/>
+        <w:t xml:space="preserve"> </w:t>
+      </w:r>
+    </w:p>
+    <w:p>
+      <w:pPr>
+        <w:spacing w:before="60" w:after="180" w:line="324" w:lineRule="auto"/>
         <w:ind w:left="227"/>
-      </w:pPr>
-      <w:r>
-        <w:rPr>
-          <w:color w:val="6E6E6E"/>
+        <w:pBdr>
+          <w:bottom w:val="single" w:sz="6" w:space="4" w:color="9A9A9A"/>
+        </w:pBdr>
+      </w:pPr>
+      <w:r>
+        <w:rPr>
           <w:sz w:val="20"/>
         </w:rPr>
-        <w:t>____________________________________________________</w:t>
+        <w:t xml:space="preserve"> </w:t>
       </w:r>
     </w:p>
     <w:p>
@@ -4941,28 +4989,32 @@
     </w:p>
     <w:p>
       <w:pPr>
-        <w:spacing w:before="20" w:after="60" w:line="324" w:lineRule="auto"/>
+        <w:spacing w:before="60" w:after="180" w:line="324" w:lineRule="auto"/>
         <w:ind w:left="227"/>
-      </w:pPr>
-      <w:r>
-        <w:rPr>
-          <w:color w:val="6E6E6E"/>
+        <w:pBdr>
+          <w:bottom w:val="single" w:sz="6" w:space="4" w:color="9A9A9A"/>
+        </w:pBdr>
+      </w:pPr>
+      <w:r>
+        <w:rPr>
           <w:sz w:val="20"/>
         </w:rPr>
-        <w:t>____________________________________________________</w:t>
-      </w:r>
-    </w:p>
-    <w:p>
-      <w:pPr>
-        <w:spacing w:before="20" w:after="60" w:line="324" w:lineRule="auto"/>
+        <w:t xml:space="preserve"> </w:t>
+      </w:r>
+    </w:p>
+    <w:p>
+      <w:pPr>
+        <w:spacing w:before="60" w:after="180" w:line="324" w:lineRule="auto"/>
         <w:ind w:left="227"/>
-      </w:pPr>
-      <w:r>
-        <w:rPr>
-          <w:color w:val="6E6E6E"/>
+        <w:pBdr>
+          <w:bottom w:val="single" w:sz="6" w:space="4" w:color="9A9A9A"/>
+        </w:pBdr>
+      </w:pPr>
+      <w:r>
+        <w:rPr>
           <w:sz w:val="20"/>
         </w:rPr>
-        <w:t>____________________________________________________</w:t>
+        <w:t xml:space="preserve"> </w:t>
       </w:r>
     </w:p>
     <w:p>
@@ -5035,28 +5087,32 @@
     </w:p>
     <w:p>
       <w:pPr>
-        <w:spacing w:before="20" w:after="60" w:line="324" w:lineRule="auto"/>
+        <w:spacing w:before="60" w:after="180" w:line="324" w:lineRule="auto"/>
         <w:ind w:left="227"/>
-      </w:pPr>
-      <w:r>
-        <w:rPr>
-          <w:color w:val="6E6E6E"/>
+        <w:pBdr>
+          <w:bottom w:val="single" w:sz="6" w:space="4" w:color="9A9A9A"/>
+        </w:pBdr>
+      </w:pPr>
+      <w:r>
+        <w:rPr>
           <w:sz w:val="20"/>
         </w:rPr>
-        <w:t>____________________________________________________</w:t>
-      </w:r>
-    </w:p>
-    <w:p>
-      <w:pPr>
-        <w:spacing w:before="20" w:after="60" w:line="324" w:lineRule="auto"/>
+        <w:t xml:space="preserve"> </w:t>
+      </w:r>
+    </w:p>
+    <w:p>
+      <w:pPr>
+        <w:spacing w:before="60" w:after="180" w:line="324" w:lineRule="auto"/>
         <w:ind w:left="227"/>
-      </w:pPr>
-      <w:r>
-        <w:rPr>
-          <w:color w:val="6E6E6E"/>
+        <w:pBdr>
+          <w:bottom w:val="single" w:sz="6" w:space="4" w:color="9A9A9A"/>
+        </w:pBdr>
+      </w:pPr>
+      <w:r>
+        <w:rPr>
           <w:sz w:val="20"/>
         </w:rPr>
-        <w:t>____________________________________________________</w:t>
+        <w:t xml:space="preserve"> </w:t>
       </w:r>
     </w:p>
     <w:p>
@@ -5118,28 +5174,32 @@
     </w:p>
     <w:p>
       <w:pPr>
-        <w:spacing w:before="20" w:after="60" w:line="324" w:lineRule="auto"/>
+        <w:spacing w:before="60" w:after="180" w:line="324" w:lineRule="auto"/>
         <w:ind w:left="227"/>
-      </w:pPr>
-      <w:r>
-        <w:rPr>
-          <w:color w:val="6E6E6E"/>
+        <w:pBdr>
+          <w:bottom w:val="single" w:sz="6" w:space="4" w:color="9A9A9A"/>
+        </w:pBdr>
+      </w:pPr>
+      <w:r>
+        <w:rPr>
           <w:sz w:val="20"/>
         </w:rPr>
-        <w:t>____________________________________________________</w:t>
-      </w:r>
-    </w:p>
-    <w:p>
-      <w:pPr>
-        <w:spacing w:before="20" w:after="60" w:line="324" w:lineRule="auto"/>
+        <w:t xml:space="preserve"> </w:t>
+      </w:r>
+    </w:p>
+    <w:p>
+      <w:pPr>
+        <w:spacing w:before="60" w:after="180" w:line="324" w:lineRule="auto"/>
         <w:ind w:left="227"/>
-      </w:pPr>
-      <w:r>
-        <w:rPr>
-          <w:color w:val="6E6E6E"/>
+        <w:pBdr>
+          <w:bottom w:val="single" w:sz="6" w:space="4" w:color="9A9A9A"/>
+        </w:pBdr>
+      </w:pPr>
+      <w:r>
+        <w:rPr>
           <w:sz w:val="20"/>
         </w:rPr>
-        <w:t>____________________________________________________</w:t>
+        <w:t xml:space="preserve"> </w:t>
       </w:r>
     </w:p>
     <w:p>
@@ -5212,28 +5272,32 @@
     </w:p>
     <w:p>
       <w:pPr>
-        <w:spacing w:before="20" w:after="60" w:line="324" w:lineRule="auto"/>
+        <w:spacing w:before="60" w:after="180" w:line="324" w:lineRule="auto"/>
         <w:ind w:left="227"/>
-      </w:pPr>
-      <w:r>
-        <w:rPr>
-          <w:color w:val="6E6E6E"/>
+        <w:pBdr>
+          <w:bottom w:val="single" w:sz="6" w:space="4" w:color="9A9A9A"/>
+        </w:pBdr>
+      </w:pPr>
+      <w:r>
+        <w:rPr>
           <w:sz w:val="20"/>
         </w:rPr>
-        <w:t>____________________________________________________</w:t>
-      </w:r>
-    </w:p>
-    <w:p>
-      <w:pPr>
-        <w:spacing w:before="20" w:after="60" w:line="324" w:lineRule="auto"/>
+        <w:t xml:space="preserve"> </w:t>
+      </w:r>
+    </w:p>
+    <w:p>
+      <w:pPr>
+        <w:spacing w:before="60" w:after="180" w:line="324" w:lineRule="auto"/>
         <w:ind w:left="227"/>
-      </w:pPr>
-      <w:r>
-        <w:rPr>
-          <w:color w:val="6E6E6E"/>
+        <w:pBdr>
+          <w:bottom w:val="single" w:sz="6" w:space="4" w:color="9A9A9A"/>
+        </w:pBdr>
+      </w:pPr>
+      <w:r>
+        <w:rPr>
           <w:sz w:val="20"/>
         </w:rPr>
-        <w:t>____________________________________________________</w:t>
+        <w:t xml:space="preserve"> </w:t>
       </w:r>
     </w:p>
     <w:p>
@@ -5306,28 +5370,32 @@
     </w:p>
     <w:p>
       <w:pPr>
-        <w:spacing w:before="20" w:after="60" w:line="324" w:lineRule="auto"/>
+        <w:spacing w:before="60" w:after="180" w:line="324" w:lineRule="auto"/>
         <w:ind w:left="227"/>
-      </w:pPr>
-      <w:r>
-        <w:rPr>
-          <w:color w:val="6E6E6E"/>
+        <w:pBdr>
+          <w:bottom w:val="single" w:sz="6" w:space="4" w:color="9A9A9A"/>
+        </w:pBdr>
+      </w:pPr>
+      <w:r>
+        <w:rPr>
           <w:sz w:val="20"/>
         </w:rPr>
-        <w:t>____________________________________________________</w:t>
-      </w:r>
-    </w:p>
-    <w:p>
-      <w:pPr>
-        <w:spacing w:before="20" w:after="60" w:line="324" w:lineRule="auto"/>
+        <w:t xml:space="preserve"> </w:t>
+      </w:r>
+    </w:p>
+    <w:p>
+      <w:pPr>
+        <w:spacing w:before="60" w:after="180" w:line="324" w:lineRule="auto"/>
         <w:ind w:left="227"/>
-      </w:pPr>
-      <w:r>
-        <w:rPr>
-          <w:color w:val="6E6E6E"/>
+        <w:pBdr>
+          <w:bottom w:val="single" w:sz="6" w:space="4" w:color="9A9A9A"/>
+        </w:pBdr>
+      </w:pPr>
+      <w:r>
+        <w:rPr>
           <w:sz w:val="20"/>
         </w:rPr>
-        <w:t>____________________________________________________</w:t>
+        <w:t xml:space="preserve"> </w:t>
       </w:r>
     </w:p>
     <w:p>
@@ -5460,28 +5528,32 @@
     </w:p>
     <w:p>
       <w:pPr>
-        <w:spacing w:before="20" w:after="60" w:line="324" w:lineRule="auto"/>
+        <w:spacing w:before="60" w:after="180" w:line="324" w:lineRule="auto"/>
         <w:ind w:left="227"/>
-      </w:pPr>
-      <w:r>
-        <w:rPr>
-          <w:color w:val="6E6E6E"/>
+        <w:pBdr>
+          <w:bottom w:val="single" w:sz="6" w:space="4" w:color="9A9A9A"/>
+        </w:pBdr>
+      </w:pPr>
+      <w:r>
+        <w:rPr>
           <w:sz w:val="20"/>
         </w:rPr>
-        <w:t>____________________________________________________</w:t>
-      </w:r>
-    </w:p>
-    <w:p>
-      <w:pPr>
-        <w:spacing w:before="20" w:after="60" w:line="324" w:lineRule="auto"/>
+        <w:t xml:space="preserve"> </w:t>
+      </w:r>
+    </w:p>
+    <w:p>
+      <w:pPr>
+        <w:spacing w:before="60" w:after="180" w:line="324" w:lineRule="auto"/>
         <w:ind w:left="227"/>
-      </w:pPr>
-      <w:r>
-        <w:rPr>
-          <w:color w:val="6E6E6E"/>
+        <w:pBdr>
+          <w:bottom w:val="single" w:sz="6" w:space="4" w:color="9A9A9A"/>
+        </w:pBdr>
+      </w:pPr>
+      <w:r>
+        <w:rPr>
           <w:sz w:val="20"/>
         </w:rPr>
-        <w:t>____________________________________________________</w:t>
+        <w:t xml:space="preserve"> </w:t>
       </w:r>
     </w:p>
     <w:p>
@@ -5540,28 +5612,32 @@
     </w:p>
     <w:p>
       <w:pPr>
-        <w:spacing w:before="20" w:after="60" w:line="324" w:lineRule="auto"/>
+        <w:spacing w:before="60" w:after="180" w:line="324" w:lineRule="auto"/>
         <w:ind w:left="227"/>
-      </w:pPr>
-      <w:r>
-        <w:rPr>
-          <w:color w:val="6E6E6E"/>
+        <w:pBdr>
+          <w:bottom w:val="single" w:sz="6" w:space="4" w:color="9A9A9A"/>
+        </w:pBdr>
+      </w:pPr>
+      <w:r>
+        <w:rPr>
           <w:sz w:val="20"/>
         </w:rPr>
-        <w:t>____________________________________________________</w:t>
-      </w:r>
-    </w:p>
-    <w:p>
-      <w:pPr>
-        <w:spacing w:before="20" w:after="60" w:line="324" w:lineRule="auto"/>
+        <w:t xml:space="preserve"> </w:t>
+      </w:r>
+    </w:p>
+    <w:p>
+      <w:pPr>
+        <w:spacing w:before="60" w:after="180" w:line="324" w:lineRule="auto"/>
         <w:ind w:left="227"/>
-      </w:pPr>
-      <w:r>
-        <w:rPr>
-          <w:color w:val="6E6E6E"/>
+        <w:pBdr>
+          <w:bottom w:val="single" w:sz="6" w:space="4" w:color="9A9A9A"/>
+        </w:pBdr>
+      </w:pPr>
+      <w:r>
+        <w:rPr>
           <w:sz w:val="20"/>
         </w:rPr>
-        <w:t>____________________________________________________</w:t>
+        <w:t xml:space="preserve"> </w:t>
       </w:r>
     </w:p>
     <w:p>
@@ -5623,28 +5699,32 @@
     </w:p>
     <w:p>
       <w:pPr>
-        <w:spacing w:before="20" w:after="60" w:line="324" w:lineRule="auto"/>
+        <w:spacing w:before="60" w:after="180" w:line="324" w:lineRule="auto"/>
         <w:ind w:left="227"/>
-      </w:pPr>
-      <w:r>
-        <w:rPr>
-          <w:color w:val="6E6E6E"/>
+        <w:pBdr>
+          <w:bottom w:val="single" w:sz="6" w:space="4" w:color="9A9A9A"/>
+        </w:pBdr>
+      </w:pPr>
+      <w:r>
+        <w:rPr>
           <w:sz w:val="20"/>
         </w:rPr>
-        <w:t>____________________________________________________</w:t>
-      </w:r>
-    </w:p>
-    <w:p>
-      <w:pPr>
-        <w:spacing w:before="20" w:after="60" w:line="324" w:lineRule="auto"/>
+        <w:t xml:space="preserve"> </w:t>
+      </w:r>
+    </w:p>
+    <w:p>
+      <w:pPr>
+        <w:spacing w:before="60" w:after="180" w:line="324" w:lineRule="auto"/>
         <w:ind w:left="227"/>
-      </w:pPr>
-      <w:r>
-        <w:rPr>
-          <w:color w:val="6E6E6E"/>
+        <w:pBdr>
+          <w:bottom w:val="single" w:sz="6" w:space="4" w:color="9A9A9A"/>
+        </w:pBdr>
+      </w:pPr>
+      <w:r>
+        <w:rPr>
           <w:sz w:val="20"/>
         </w:rPr>
-        <w:t>____________________________________________________</w:t>
+        <w:t xml:space="preserve"> </w:t>
       </w:r>
     </w:p>
     <w:p>
@@ -5847,28 +5927,32 @@
     </w:p>
     <w:p>
       <w:pPr>
-        <w:spacing w:before="20" w:after="60" w:line="324" w:lineRule="auto"/>
+        <w:spacing w:before="60" w:after="180" w:line="324" w:lineRule="auto"/>
         <w:ind w:left="227"/>
-      </w:pPr>
-      <w:r>
-        <w:rPr>
-          <w:color w:val="6E6E6E"/>
+        <w:pBdr>
+          <w:bottom w:val="single" w:sz="6" w:space="4" w:color="9A9A9A"/>
+        </w:pBdr>
+      </w:pPr>
+      <w:r>
+        <w:rPr>
           <w:sz w:val="20"/>
         </w:rPr>
-        <w:t>____________________________________________________</w:t>
-      </w:r>
-    </w:p>
-    <w:p>
-      <w:pPr>
-        <w:spacing w:before="20" w:after="60" w:line="324" w:lineRule="auto"/>
+        <w:t xml:space="preserve"> </w:t>
+      </w:r>
+    </w:p>
+    <w:p>
+      <w:pPr>
+        <w:spacing w:before="60" w:after="180" w:line="324" w:lineRule="auto"/>
         <w:ind w:left="227"/>
-      </w:pPr>
-      <w:r>
-        <w:rPr>
-          <w:color w:val="6E6E6E"/>
+        <w:pBdr>
+          <w:bottom w:val="single" w:sz="6" w:space="4" w:color="9A9A9A"/>
+        </w:pBdr>
+      </w:pPr>
+      <w:r>
+        <w:rPr>
           <w:sz w:val="20"/>
         </w:rPr>
-        <w:t>____________________________________________________</w:t>
+        <w:t xml:space="preserve"> </w:t>
       </w:r>
     </w:p>
     <w:p>
@@ -8475,28 +8559,32 @@
     </w:p>
     <w:p>
       <w:pPr>
-        <w:spacing w:before="20" w:after="60" w:line="324" w:lineRule="auto"/>
+        <w:spacing w:before="60" w:after="180" w:line="324" w:lineRule="auto"/>
         <w:ind w:left="227"/>
-      </w:pPr>
-      <w:r>
-        <w:rPr>
-          <w:color w:val="6E6E6E"/>
+        <w:pBdr>
+          <w:bottom w:val="single" w:sz="6" w:space="4" w:color="9A9A9A"/>
+        </w:pBdr>
+      </w:pPr>
+      <w:r>
+        <w:rPr>
           <w:sz w:val="20"/>
         </w:rPr>
-        <w:t>____________________________________________________</w:t>
-      </w:r>
-    </w:p>
-    <w:p>
-      <w:pPr>
-        <w:spacing w:before="20" w:after="60" w:line="324" w:lineRule="auto"/>
+        <w:t xml:space="preserve"> </w:t>
+      </w:r>
+    </w:p>
+    <w:p>
+      <w:pPr>
+        <w:spacing w:before="60" w:after="180" w:line="324" w:lineRule="auto"/>
         <w:ind w:left="227"/>
-      </w:pPr>
-      <w:r>
-        <w:rPr>
-          <w:color w:val="6E6E6E"/>
+        <w:pBdr>
+          <w:bottom w:val="single" w:sz="6" w:space="4" w:color="9A9A9A"/>
+        </w:pBdr>
+      </w:pPr>
+      <w:r>
+        <w:rPr>
           <w:sz w:val="20"/>
         </w:rPr>
-        <w:t>____________________________________________________</w:t>
+        <w:t xml:space="preserve"> </w:t>
       </w:r>
     </w:p>
     <w:p>
@@ -8884,28 +8972,32 @@
     </w:p>
     <w:p>
       <w:pPr>
-        <w:spacing w:before="20" w:after="60" w:line="324" w:lineRule="auto"/>
+        <w:spacing w:before="60" w:after="180" w:line="324" w:lineRule="auto"/>
         <w:ind w:left="227"/>
-      </w:pPr>
-      <w:r>
-        <w:rPr>
-          <w:color w:val="6E6E6E"/>
+        <w:pBdr>
+          <w:bottom w:val="single" w:sz="6" w:space="4" w:color="9A9A9A"/>
+        </w:pBdr>
+      </w:pPr>
+      <w:r>
+        <w:rPr>
           <w:sz w:val="20"/>
         </w:rPr>
-        <w:t>____________________________________________________</w:t>
-      </w:r>
-    </w:p>
-    <w:p>
-      <w:pPr>
-        <w:spacing w:before="20" w:after="60" w:line="324" w:lineRule="auto"/>
+        <w:t xml:space="preserve"> </w:t>
+      </w:r>
+    </w:p>
+    <w:p>
+      <w:pPr>
+        <w:spacing w:before="60" w:after="180" w:line="324" w:lineRule="auto"/>
         <w:ind w:left="227"/>
-      </w:pPr>
-      <w:r>
-        <w:rPr>
-          <w:color w:val="6E6E6E"/>
+        <w:pBdr>
+          <w:bottom w:val="single" w:sz="6" w:space="4" w:color="9A9A9A"/>
+        </w:pBdr>
+      </w:pPr>
+      <w:r>
+        <w:rPr>
           <w:sz w:val="20"/>
         </w:rPr>
-        <w:t>____________________________________________________</w:t>
+        <w:t xml:space="preserve"> </w:t>
       </w:r>
     </w:p>
     <w:p>
@@ -9232,15 +9324,17 @@
     </w:p>
     <w:p>
       <w:pPr>
-        <w:spacing w:before="20" w:after="60" w:line="324" w:lineRule="auto"/>
-        <w:ind w:left="227"/>
-      </w:pPr>
-      <w:r>
-        <w:rPr>
-          <w:color w:val="6E6E6E"/>
+        <w:spacing w:before="60" w:after="180" w:line="324" w:lineRule="auto"/>
+        <w:ind w:left="227" w:right="5216"/>
+        <w:pBdr>
+          <w:bottom w:val="single" w:sz="6" w:space="4" w:color="9A9A9A"/>
+        </w:pBdr>
+      </w:pPr>
+      <w:r>
+        <w:rPr>
           <w:sz w:val="20"/>
         </w:rPr>
-        <w:t>____________________</w:t>
+        <w:t xml:space="preserve"> </w:t>
       </w:r>
     </w:p>
     <w:p>
@@ -9288,28 +9382,32 @@
     </w:p>
     <w:p>
       <w:pPr>
-        <w:spacing w:before="20" w:after="60" w:line="324" w:lineRule="auto"/>
+        <w:spacing w:before="60" w:after="180" w:line="324" w:lineRule="auto"/>
         <w:ind w:left="227"/>
-      </w:pPr>
-      <w:r>
-        <w:rPr>
-          <w:color w:val="6E6E6E"/>
+        <w:pBdr>
+          <w:bottom w:val="single" w:sz="6" w:space="4" w:color="9A9A9A"/>
+        </w:pBdr>
+      </w:pPr>
+      <w:r>
+        <w:rPr>
           <w:sz w:val="20"/>
         </w:rPr>
-        <w:t>____________________________________________________</w:t>
-      </w:r>
-    </w:p>
-    <w:p>
-      <w:pPr>
-        <w:spacing w:before="20" w:after="60" w:line="324" w:lineRule="auto"/>
+        <w:t xml:space="preserve"> </w:t>
+      </w:r>
+    </w:p>
+    <w:p>
+      <w:pPr>
+        <w:spacing w:before="60" w:after="180" w:line="324" w:lineRule="auto"/>
         <w:ind w:left="227"/>
-      </w:pPr>
-      <w:r>
-        <w:rPr>
-          <w:color w:val="6E6E6E"/>
+        <w:pBdr>
+          <w:bottom w:val="single" w:sz="6" w:space="4" w:color="9A9A9A"/>
+        </w:pBdr>
+      </w:pPr>
+      <w:r>
+        <w:rPr>
           <w:sz w:val="20"/>
         </w:rPr>
-        <w:t>____________________________________________________</w:t>
+        <w:t xml:space="preserve"> </w:t>
       </w:r>
     </w:p>
     <w:p>

--- a/ai/docs/Persona_Intake_시험지.docx
+++ b/ai/docs/Persona_Intake_시험지.docx
@@ -18,7 +18,7 @@
     </w:p>
     <w:p>
       <w:pPr>
-        <w:spacing w:before="440" w:after="160" w:line="312" w:lineRule="auto"/>
+        <w:spacing w:before="520" w:after="180" w:line="312" w:lineRule="auto"/>
         <w:ind w:left="0"/>
         <w:pBdr>
           <w:bottom w:val="single" w:sz="12" w:space="4" w:color="1F4E79"/>
@@ -35,7 +35,7 @@
     </w:p>
     <w:p>
       <w:pPr>
-        <w:spacing w:before="260" w:after="120" w:line="300" w:lineRule="auto"/>
+        <w:spacing w:before="300" w:after="100" w:line="300" w:lineRule="auto"/>
         <w:ind w:left="113" w:right="113"/>
         <w:shd w:val="clear" w:fill="F1F5F9"/>
       </w:pPr>
@@ -75,7 +75,7 @@
     </w:p>
     <w:p>
       <w:pPr>
-        <w:spacing w:before="60" w:after="180" w:line="324" w:lineRule="auto"/>
+        <w:spacing w:before="0" w:after="140" w:line="324" w:lineRule="auto"/>
         <w:ind w:left="227" w:right="5216"/>
         <w:pBdr>
           <w:bottom w:val="single" w:sz="6" w:space="4" w:color="9A9A9A"/>
@@ -90,7 +90,7 @@
     </w:p>
     <w:p>
       <w:pPr>
-        <w:spacing w:before="260" w:after="120" w:line="300" w:lineRule="auto"/>
+        <w:spacing w:before="300" w:after="100" w:line="300" w:lineRule="auto"/>
         <w:ind w:left="113" w:right="113"/>
         <w:shd w:val="clear" w:fill="F1F5F9"/>
       </w:pPr>
@@ -119,7 +119,7 @@
     </w:p>
     <w:p>
       <w:pPr>
-        <w:spacing w:before="0" w:after="60" w:line="312" w:lineRule="auto"/>
+        <w:spacing w:before="0" w:after="80" w:line="312" w:lineRule="auto"/>
         <w:ind w:left="227"/>
       </w:pPr>
       <w:r>
@@ -133,7 +133,7 @@
     </w:p>
     <w:p>
       <w:pPr>
-        <w:spacing w:before="0" w:after="60" w:line="312" w:lineRule="auto"/>
+        <w:spacing w:before="0" w:after="80" w:line="312" w:lineRule="auto"/>
         <w:ind w:left="227"/>
       </w:pPr>
       <w:r>
@@ -147,7 +147,7 @@
     </w:p>
     <w:p>
       <w:pPr>
-        <w:spacing w:before="0" w:after="60" w:line="312" w:lineRule="auto"/>
+        <w:spacing w:before="0" w:after="80" w:line="312" w:lineRule="auto"/>
         <w:ind w:left="227"/>
       </w:pPr>
       <w:r>
@@ -161,7 +161,7 @@
     </w:p>
     <w:p>
       <w:pPr>
-        <w:spacing w:before="260" w:after="120" w:line="300" w:lineRule="auto"/>
+        <w:spacing w:before="300" w:after="100" w:line="300" w:lineRule="auto"/>
         <w:ind w:left="113" w:right="113"/>
         <w:shd w:val="clear" w:fill="F1F5F9"/>
       </w:pPr>
@@ -201,7 +201,7 @@
     </w:p>
     <w:p>
       <w:pPr>
-        <w:spacing w:before="60" w:after="180" w:line="324" w:lineRule="auto"/>
+        <w:spacing w:before="0" w:after="140" w:line="324" w:lineRule="auto"/>
         <w:ind w:left="227" w:right="5216"/>
         <w:pBdr>
           <w:bottom w:val="single" w:sz="6" w:space="4" w:color="9A9A9A"/>
@@ -216,7 +216,7 @@
     </w:p>
     <w:p>
       <w:pPr>
-        <w:spacing w:before="260" w:after="120" w:line="300" w:lineRule="auto"/>
+        <w:spacing w:before="300" w:after="100" w:line="300" w:lineRule="auto"/>
         <w:ind w:left="113" w:right="113"/>
         <w:shd w:val="clear" w:fill="F1F5F9"/>
       </w:pPr>
@@ -245,7 +245,7 @@
     </w:p>
     <w:p>
       <w:pPr>
-        <w:spacing w:before="0" w:after="60" w:line="312" w:lineRule="auto"/>
+        <w:spacing w:before="0" w:after="80" w:line="312" w:lineRule="auto"/>
         <w:ind w:left="283"/>
       </w:pPr>
       <w:r>
@@ -259,7 +259,7 @@
     </w:p>
     <w:p>
       <w:pPr>
-        <w:spacing w:before="0" w:after="60" w:line="312" w:lineRule="auto"/>
+        <w:spacing w:before="0" w:after="80" w:line="312" w:lineRule="auto"/>
         <w:ind w:left="283"/>
       </w:pPr>
       <w:r>
@@ -273,7 +273,7 @@
     </w:p>
     <w:p>
       <w:pPr>
-        <w:spacing w:before="0" w:after="60" w:line="312" w:lineRule="auto"/>
+        <w:spacing w:before="0" w:after="80" w:line="312" w:lineRule="auto"/>
         <w:ind w:left="283"/>
       </w:pPr>
       <w:r>
@@ -287,7 +287,7 @@
     </w:p>
     <w:p>
       <w:pPr>
-        <w:spacing w:before="260" w:after="120" w:line="300" w:lineRule="auto"/>
+        <w:spacing w:before="300" w:after="100" w:line="300" w:lineRule="auto"/>
         <w:ind w:left="113" w:right="113"/>
         <w:shd w:val="clear" w:fill="F1F5F9"/>
       </w:pPr>
@@ -338,7 +338,7 @@
     </w:p>
     <w:p>
       <w:pPr>
-        <w:spacing w:before="0" w:after="60" w:line="312" w:lineRule="auto"/>
+        <w:spacing w:before="0" w:after="80" w:line="312" w:lineRule="auto"/>
         <w:ind w:left="283"/>
       </w:pPr>
       <w:r>
@@ -352,7 +352,7 @@
     </w:p>
     <w:p>
       <w:pPr>
-        <w:spacing w:before="0" w:after="60" w:line="312" w:lineRule="auto"/>
+        <w:spacing w:before="0" w:after="80" w:line="312" w:lineRule="auto"/>
         <w:ind w:left="283"/>
       </w:pPr>
       <w:r>
@@ -366,7 +366,7 @@
     </w:p>
     <w:p>
       <w:pPr>
-        <w:spacing w:before="260" w:after="120" w:line="300" w:lineRule="auto"/>
+        <w:spacing w:before="300" w:after="100" w:line="300" w:lineRule="auto"/>
         <w:ind w:left="113" w:right="113"/>
         <w:shd w:val="clear" w:fill="F1F5F9"/>
       </w:pPr>
@@ -406,7 +406,7 @@
     </w:p>
     <w:p>
       <w:pPr>
-        <w:spacing w:before="60" w:after="180" w:line="324" w:lineRule="auto"/>
+        <w:spacing w:before="0" w:after="140" w:line="324" w:lineRule="auto"/>
         <w:ind w:left="227"/>
         <w:pBdr>
           <w:bottom w:val="single" w:sz="6" w:space="4" w:color="9A9A9A"/>
@@ -421,7 +421,7 @@
     </w:p>
     <w:p>
       <w:pPr>
-        <w:spacing w:before="60" w:after="180" w:line="324" w:lineRule="auto"/>
+        <w:spacing w:before="0" w:after="140" w:line="324" w:lineRule="auto"/>
         <w:ind w:left="227"/>
         <w:pBdr>
           <w:bottom w:val="single" w:sz="6" w:space="4" w:color="9A9A9A"/>
@@ -436,7 +436,7 @@
     </w:p>
     <w:p>
       <w:pPr>
-        <w:spacing w:before="260" w:after="120" w:line="300" w:lineRule="auto"/>
+        <w:spacing w:before="300" w:after="100" w:line="300" w:lineRule="auto"/>
         <w:ind w:left="113" w:right="113"/>
         <w:shd w:val="clear" w:fill="F1F5F9"/>
       </w:pPr>
@@ -476,7 +476,7 @@
     </w:p>
     <w:p>
       <w:pPr>
-        <w:spacing w:before="0" w:after="60" w:line="312" w:lineRule="auto"/>
+        <w:spacing w:before="0" w:after="80" w:line="312" w:lineRule="auto"/>
         <w:ind w:left="283"/>
       </w:pPr>
       <w:r>
@@ -490,7 +490,7 @@
     </w:p>
     <w:p>
       <w:pPr>
-        <w:spacing w:before="0" w:after="60" w:line="312" w:lineRule="auto"/>
+        <w:spacing w:before="0" w:after="80" w:line="312" w:lineRule="auto"/>
         <w:ind w:left="283"/>
       </w:pPr>
       <w:r>
@@ -504,7 +504,7 @@
     </w:p>
     <w:p>
       <w:pPr>
-        <w:spacing w:before="0" w:after="60" w:line="312" w:lineRule="auto"/>
+        <w:spacing w:before="0" w:after="80" w:line="312" w:lineRule="auto"/>
         <w:ind w:left="283"/>
       </w:pPr>
       <w:r>
@@ -518,7 +518,7 @@
     </w:p>
     <w:p>
       <w:pPr>
-        <w:spacing w:before="260" w:after="120" w:line="300" w:lineRule="auto"/>
+        <w:spacing w:before="300" w:after="100" w:line="300" w:lineRule="auto"/>
         <w:ind w:left="113" w:right="113"/>
         <w:shd w:val="clear" w:fill="F1F5F9"/>
       </w:pPr>
@@ -569,7 +569,7 @@
     </w:p>
     <w:p>
       <w:pPr>
-        <w:spacing w:before="60" w:after="180" w:line="324" w:lineRule="auto"/>
+        <w:spacing w:before="0" w:after="140" w:line="324" w:lineRule="auto"/>
         <w:ind w:left="227" w:right="5216"/>
         <w:pBdr>
           <w:bottom w:val="single" w:sz="6" w:space="4" w:color="9A9A9A"/>
@@ -584,7 +584,7 @@
     </w:p>
     <w:p>
       <w:pPr>
-        <w:spacing w:before="260" w:after="120" w:line="300" w:lineRule="auto"/>
+        <w:spacing w:before="300" w:after="100" w:line="300" w:lineRule="auto"/>
         <w:ind w:left="113" w:right="113"/>
         <w:shd w:val="clear" w:fill="F1F5F9"/>
       </w:pPr>
@@ -624,7 +624,7 @@
     </w:p>
     <w:p>
       <w:pPr>
-        <w:spacing w:before="60" w:after="180" w:line="324" w:lineRule="auto"/>
+        <w:spacing w:before="0" w:after="140" w:line="324" w:lineRule="auto"/>
         <w:ind w:left="227" w:right="5216"/>
         <w:pBdr>
           <w:bottom w:val="single" w:sz="6" w:space="4" w:color="9A9A9A"/>
@@ -639,7 +639,7 @@
     </w:p>
     <w:p>
       <w:pPr>
-        <w:spacing w:before="260" w:after="120" w:line="300" w:lineRule="auto"/>
+        <w:spacing w:before="300" w:after="100" w:line="300" w:lineRule="auto"/>
         <w:ind w:left="113" w:right="113"/>
         <w:shd w:val="clear" w:fill="F1F5F9"/>
       </w:pPr>
@@ -679,7 +679,7 @@
     </w:p>
     <w:p>
       <w:pPr>
-        <w:spacing w:before="60" w:after="180" w:line="324" w:lineRule="auto"/>
+        <w:spacing w:before="0" w:after="140" w:line="324" w:lineRule="auto"/>
         <w:ind w:left="227"/>
         <w:pBdr>
           <w:bottom w:val="single" w:sz="6" w:space="4" w:color="9A9A9A"/>
@@ -694,7 +694,7 @@
     </w:p>
     <w:p>
       <w:pPr>
-        <w:spacing w:before="60" w:after="180" w:line="324" w:lineRule="auto"/>
+        <w:spacing w:before="0" w:after="140" w:line="324" w:lineRule="auto"/>
         <w:ind w:left="227"/>
         <w:pBdr>
           <w:bottom w:val="single" w:sz="6" w:space="4" w:color="9A9A9A"/>
@@ -709,7 +709,7 @@
     </w:p>
     <w:p>
       <w:pPr>
-        <w:spacing w:before="260" w:after="120" w:line="300" w:lineRule="auto"/>
+        <w:spacing w:before="300" w:after="100" w:line="300" w:lineRule="auto"/>
         <w:ind w:left="113" w:right="113"/>
         <w:shd w:val="clear" w:fill="F1F5F9"/>
       </w:pPr>
@@ -846,12 +846,17 @@
     </w:tbl>
     <w:p>
       <w:pPr>
-        <w:spacing w:after="40"/>
-      </w:pPr>
-    </w:p>
-    <w:p>
-      <w:pPr>
-        <w:spacing w:before="440" w:after="160" w:line="312" w:lineRule="auto"/>
+        <w:spacing w:after="0"/>
+      </w:pPr>
+      <w:r>
+        <w:rPr>
+          <w:sz w:val="2"/>
+        </w:rPr>
+      </w:r>
+    </w:p>
+    <w:p>
+      <w:pPr>
+        <w:spacing w:before="520" w:after="180" w:line="312" w:lineRule="auto"/>
         <w:ind w:left="0"/>
         <w:pBdr>
           <w:bottom w:val="single" w:sz="12" w:space="4" w:color="1F4E79"/>
@@ -868,7 +873,7 @@
     </w:p>
     <w:p>
       <w:pPr>
-        <w:spacing w:before="260" w:after="120" w:line="300" w:lineRule="auto"/>
+        <w:spacing w:before="300" w:after="100" w:line="300" w:lineRule="auto"/>
         <w:ind w:left="113" w:right="113"/>
         <w:shd w:val="clear" w:fill="F1F5F9"/>
       </w:pPr>
@@ -897,7 +902,7 @@
     </w:p>
     <w:p>
       <w:pPr>
-        <w:spacing w:before="0" w:after="60" w:line="312" w:lineRule="auto"/>
+        <w:spacing w:before="0" w:after="80" w:line="312" w:lineRule="auto"/>
         <w:ind w:left="283"/>
       </w:pPr>
       <w:r>
@@ -911,7 +916,7 @@
     </w:p>
     <w:p>
       <w:pPr>
-        <w:spacing w:before="0" w:after="60" w:line="312" w:lineRule="auto"/>
+        <w:spacing w:before="0" w:after="80" w:line="312" w:lineRule="auto"/>
         <w:ind w:left="283"/>
       </w:pPr>
       <w:r>
@@ -925,7 +930,7 @@
     </w:p>
     <w:p>
       <w:pPr>
-        <w:spacing w:before="0" w:after="60" w:line="312" w:lineRule="auto"/>
+        <w:spacing w:before="0" w:after="80" w:line="312" w:lineRule="auto"/>
         <w:ind w:left="283"/>
       </w:pPr>
       <w:r>
@@ -939,7 +944,7 @@
     </w:p>
     <w:p>
       <w:pPr>
-        <w:spacing w:before="260" w:after="120" w:line="300" w:lineRule="auto"/>
+        <w:spacing w:before="300" w:after="100" w:line="300" w:lineRule="auto"/>
         <w:ind w:left="113" w:right="113"/>
         <w:shd w:val="clear" w:fill="F1F5F9"/>
       </w:pPr>
@@ -968,7 +973,7 @@
     </w:p>
     <w:p>
       <w:pPr>
-        <w:spacing w:before="0" w:after="60" w:line="312" w:lineRule="auto"/>
+        <w:spacing w:before="0" w:after="80" w:line="312" w:lineRule="auto"/>
         <w:ind w:left="283"/>
       </w:pPr>
       <w:r>
@@ -982,7 +987,7 @@
     </w:p>
     <w:p>
       <w:pPr>
-        <w:spacing w:before="0" w:after="60" w:line="312" w:lineRule="auto"/>
+        <w:spacing w:before="0" w:after="80" w:line="312" w:lineRule="auto"/>
         <w:ind w:left="283"/>
       </w:pPr>
       <w:r>
@@ -996,7 +1001,7 @@
     </w:p>
     <w:p>
       <w:pPr>
-        <w:spacing w:before="0" w:after="60" w:line="312" w:lineRule="auto"/>
+        <w:spacing w:before="0" w:after="80" w:line="312" w:lineRule="auto"/>
         <w:ind w:left="283"/>
       </w:pPr>
       <w:r>
@@ -1010,7 +1015,7 @@
     </w:p>
     <w:p>
       <w:pPr>
-        <w:spacing w:before="0" w:after="60" w:line="312" w:lineRule="auto"/>
+        <w:spacing w:before="0" w:after="80" w:line="312" w:lineRule="auto"/>
         <w:ind w:left="283"/>
       </w:pPr>
       <w:r>
@@ -1024,7 +1029,7 @@
     </w:p>
     <w:p>
       <w:pPr>
-        <w:spacing w:before="0" w:after="60" w:line="312" w:lineRule="auto"/>
+        <w:spacing w:before="0" w:after="80" w:line="312" w:lineRule="auto"/>
         <w:ind w:left="283"/>
       </w:pPr>
       <w:r>
@@ -1038,7 +1043,7 @@
     </w:p>
     <w:p>
       <w:pPr>
-        <w:spacing w:before="260" w:after="120" w:line="300" w:lineRule="auto"/>
+        <w:spacing w:before="300" w:after="100" w:line="300" w:lineRule="auto"/>
         <w:ind w:left="113" w:right="113"/>
         <w:shd w:val="clear" w:fill="F1F5F9"/>
       </w:pPr>
@@ -1078,7 +1083,7 @@
     </w:p>
     <w:p>
       <w:pPr>
-        <w:spacing w:before="0" w:after="60" w:line="312" w:lineRule="auto"/>
+        <w:spacing w:before="0" w:after="80" w:line="312" w:lineRule="auto"/>
         <w:ind w:left="283"/>
       </w:pPr>
       <w:r>
@@ -1092,7 +1097,7 @@
     </w:p>
     <w:p>
       <w:pPr>
-        <w:spacing w:before="0" w:after="60" w:line="312" w:lineRule="auto"/>
+        <w:spacing w:before="0" w:after="80" w:line="312" w:lineRule="auto"/>
         <w:ind w:left="283"/>
       </w:pPr>
       <w:r>
@@ -1106,7 +1111,7 @@
     </w:p>
     <w:p>
       <w:pPr>
-        <w:spacing w:before="0" w:after="60" w:line="312" w:lineRule="auto"/>
+        <w:spacing w:before="0" w:after="80" w:line="312" w:lineRule="auto"/>
         <w:ind w:left="283"/>
       </w:pPr>
       <w:r>
@@ -1120,7 +1125,7 @@
     </w:p>
     <w:p>
       <w:pPr>
-        <w:spacing w:before="0" w:after="60" w:line="312" w:lineRule="auto"/>
+        <w:spacing w:before="0" w:after="80" w:line="312" w:lineRule="auto"/>
         <w:ind w:left="283"/>
       </w:pPr>
       <w:r>
@@ -1134,7 +1139,7 @@
     </w:p>
     <w:p>
       <w:pPr>
-        <w:spacing w:before="0" w:after="60" w:line="312" w:lineRule="auto"/>
+        <w:spacing w:before="0" w:after="80" w:line="312" w:lineRule="auto"/>
         <w:ind w:left="283"/>
       </w:pPr>
       <w:r>
@@ -1148,7 +1153,7 @@
     </w:p>
     <w:p>
       <w:pPr>
-        <w:spacing w:before="260" w:after="120" w:line="300" w:lineRule="auto"/>
+        <w:spacing w:before="300" w:after="100" w:line="300" w:lineRule="auto"/>
         <w:ind w:left="113" w:right="113"/>
         <w:shd w:val="clear" w:fill="F1F5F9"/>
       </w:pPr>
@@ -1177,7 +1182,7 @@
     </w:p>
     <w:p>
       <w:pPr>
-        <w:spacing w:before="0" w:after="60" w:line="312" w:lineRule="auto"/>
+        <w:spacing w:before="0" w:after="80" w:line="312" w:lineRule="auto"/>
         <w:ind w:left="283"/>
       </w:pPr>
       <w:r>
@@ -1191,7 +1196,7 @@
     </w:p>
     <w:p>
       <w:pPr>
-        <w:spacing w:before="0" w:after="60" w:line="312" w:lineRule="auto"/>
+        <w:spacing w:before="0" w:after="80" w:line="312" w:lineRule="auto"/>
         <w:ind w:left="283"/>
       </w:pPr>
       <w:r>
@@ -1205,7 +1210,7 @@
     </w:p>
     <w:p>
       <w:pPr>
-        <w:spacing w:before="0" w:after="60" w:line="312" w:lineRule="auto"/>
+        <w:spacing w:before="0" w:after="80" w:line="312" w:lineRule="auto"/>
         <w:ind w:left="283"/>
       </w:pPr>
       <w:r>
@@ -1219,7 +1224,7 @@
     </w:p>
     <w:p>
       <w:pPr>
-        <w:spacing w:before="0" w:after="60" w:line="312" w:lineRule="auto"/>
+        <w:spacing w:before="0" w:after="80" w:line="312" w:lineRule="auto"/>
         <w:ind w:left="283"/>
       </w:pPr>
       <w:r>
@@ -1233,7 +1238,7 @@
     </w:p>
     <w:p>
       <w:pPr>
-        <w:spacing w:before="0" w:after="60" w:line="312" w:lineRule="auto"/>
+        <w:spacing w:before="0" w:after="80" w:line="312" w:lineRule="auto"/>
         <w:ind w:left="283"/>
       </w:pPr>
       <w:r>
@@ -1247,7 +1252,7 @@
     </w:p>
     <w:p>
       <w:pPr>
-        <w:spacing w:before="260" w:after="120" w:line="300" w:lineRule="auto"/>
+        <w:spacing w:before="300" w:after="100" w:line="300" w:lineRule="auto"/>
         <w:ind w:left="113" w:right="113"/>
         <w:shd w:val="clear" w:fill="F1F5F9"/>
       </w:pPr>
@@ -1287,7 +1292,7 @@
     </w:p>
     <w:p>
       <w:pPr>
-        <w:spacing w:before="60" w:after="180" w:line="324" w:lineRule="auto"/>
+        <w:spacing w:before="0" w:after="140" w:line="324" w:lineRule="auto"/>
         <w:ind w:left="227" w:right="5216"/>
         <w:pBdr>
           <w:bottom w:val="single" w:sz="6" w:space="4" w:color="9A9A9A"/>
@@ -1302,7 +1307,7 @@
     </w:p>
     <w:p>
       <w:pPr>
-        <w:spacing w:before="260" w:after="120" w:line="300" w:lineRule="auto"/>
+        <w:spacing w:before="300" w:after="100" w:line="300" w:lineRule="auto"/>
         <w:ind w:left="113" w:right="113"/>
         <w:shd w:val="clear" w:fill="F1F5F9"/>
       </w:pPr>
@@ -1342,7 +1347,7 @@
     </w:p>
     <w:p>
       <w:pPr>
-        <w:spacing w:before="60" w:after="180" w:line="324" w:lineRule="auto"/>
+        <w:spacing w:before="0" w:after="140" w:line="324" w:lineRule="auto"/>
         <w:ind w:left="227"/>
         <w:pBdr>
           <w:bottom w:val="single" w:sz="6" w:space="4" w:color="9A9A9A"/>
@@ -1357,7 +1362,7 @@
     </w:p>
     <w:p>
       <w:pPr>
-        <w:spacing w:before="60" w:after="180" w:line="324" w:lineRule="auto"/>
+        <w:spacing w:before="0" w:after="140" w:line="324" w:lineRule="auto"/>
         <w:ind w:left="227"/>
         <w:pBdr>
           <w:bottom w:val="single" w:sz="6" w:space="4" w:color="9A9A9A"/>
@@ -1372,7 +1377,7 @@
     </w:p>
     <w:p>
       <w:pPr>
-        <w:spacing w:before="260" w:after="120" w:line="300" w:lineRule="auto"/>
+        <w:spacing w:before="300" w:after="100" w:line="300" w:lineRule="auto"/>
         <w:ind w:left="113" w:right="113"/>
         <w:shd w:val="clear" w:fill="F1F5F9"/>
       </w:pPr>
@@ -1401,7 +1406,7 @@
     </w:p>
     <w:p>
       <w:pPr>
-        <w:spacing w:before="0" w:after="60" w:line="312" w:lineRule="auto"/>
+        <w:spacing w:before="0" w:after="80" w:line="312" w:lineRule="auto"/>
         <w:ind w:left="283"/>
       </w:pPr>
       <w:r>
@@ -1415,7 +1420,7 @@
     </w:p>
     <w:p>
       <w:pPr>
-        <w:spacing w:before="0" w:after="60" w:line="312" w:lineRule="auto"/>
+        <w:spacing w:before="0" w:after="80" w:line="312" w:lineRule="auto"/>
         <w:ind w:left="283"/>
       </w:pPr>
       <w:r>
@@ -1429,7 +1434,7 @@
     </w:p>
     <w:p>
       <w:pPr>
-        <w:spacing w:before="0" w:after="60" w:line="312" w:lineRule="auto"/>
+        <w:spacing w:before="0" w:after="80" w:line="312" w:lineRule="auto"/>
         <w:ind w:left="283"/>
       </w:pPr>
       <w:r>
@@ -1443,7 +1448,7 @@
     </w:p>
     <w:p>
       <w:pPr>
-        <w:spacing w:before="0" w:after="60" w:line="312" w:lineRule="auto"/>
+        <w:spacing w:before="0" w:after="80" w:line="312" w:lineRule="auto"/>
         <w:ind w:left="283"/>
       </w:pPr>
       <w:r>
@@ -1457,7 +1462,7 @@
     </w:p>
     <w:p>
       <w:pPr>
-        <w:spacing w:before="0" w:after="60" w:line="312" w:lineRule="auto"/>
+        <w:spacing w:before="0" w:after="80" w:line="312" w:lineRule="auto"/>
         <w:ind w:left="283"/>
       </w:pPr>
       <w:r>
@@ -1471,7 +1476,7 @@
     </w:p>
     <w:p>
       <w:pPr>
-        <w:spacing w:before="0" w:after="60" w:line="312" w:lineRule="auto"/>
+        <w:spacing w:before="0" w:after="80" w:line="312" w:lineRule="auto"/>
         <w:ind w:left="283"/>
       </w:pPr>
       <w:r>
@@ -1485,7 +1490,7 @@
     </w:p>
     <w:p>
       <w:pPr>
-        <w:spacing w:before="0" w:after="60" w:line="312" w:lineRule="auto"/>
+        <w:spacing w:before="0" w:after="80" w:line="312" w:lineRule="auto"/>
         <w:ind w:left="283"/>
       </w:pPr>
       <w:r>
@@ -1499,7 +1504,7 @@
     </w:p>
     <w:p>
       <w:pPr>
-        <w:spacing w:before="260" w:after="120" w:line="300" w:lineRule="auto"/>
+        <w:spacing w:before="300" w:after="100" w:line="300" w:lineRule="auto"/>
         <w:ind w:left="113" w:right="113"/>
         <w:shd w:val="clear" w:fill="F1F5F9"/>
       </w:pPr>
@@ -1539,7 +1544,7 @@
     </w:p>
     <w:p>
       <w:pPr>
-        <w:spacing w:before="60" w:after="180" w:line="324" w:lineRule="auto"/>
+        <w:spacing w:before="0" w:after="140" w:line="324" w:lineRule="auto"/>
         <w:ind w:left="227"/>
         <w:pBdr>
           <w:bottom w:val="single" w:sz="6" w:space="4" w:color="9A9A9A"/>
@@ -1554,7 +1559,7 @@
     </w:p>
     <w:p>
       <w:pPr>
-        <w:spacing w:before="60" w:after="180" w:line="324" w:lineRule="auto"/>
+        <w:spacing w:before="0" w:after="140" w:line="324" w:lineRule="auto"/>
         <w:ind w:left="227"/>
         <w:pBdr>
           <w:bottom w:val="single" w:sz="6" w:space="4" w:color="9A9A9A"/>
@@ -1569,7 +1574,7 @@
     </w:p>
     <w:p>
       <w:pPr>
-        <w:spacing w:before="260" w:after="120" w:line="300" w:lineRule="auto"/>
+        <w:spacing w:before="300" w:after="100" w:line="300" w:lineRule="auto"/>
         <w:ind w:left="113" w:right="113"/>
         <w:shd w:val="clear" w:fill="F1F5F9"/>
       </w:pPr>
@@ -1903,12 +1908,17 @@
     </w:tbl>
     <w:p>
       <w:pPr>
-        <w:spacing w:after="40"/>
-      </w:pPr>
-    </w:p>
-    <w:p>
-      <w:pPr>
-        <w:spacing w:before="260" w:after="120" w:line="300" w:lineRule="auto"/>
+        <w:spacing w:after="0"/>
+      </w:pPr>
+      <w:r>
+        <w:rPr>
+          <w:sz w:val="2"/>
+        </w:rPr>
+      </w:r>
+    </w:p>
+    <w:p>
+      <w:pPr>
+        <w:spacing w:before="300" w:after="100" w:line="300" w:lineRule="auto"/>
         <w:ind w:left="113" w:right="113"/>
         <w:shd w:val="clear" w:fill="F1F5F9"/>
       </w:pPr>
@@ -1937,7 +1947,7 @@
     </w:p>
     <w:p>
       <w:pPr>
-        <w:spacing w:before="0" w:after="60" w:line="312" w:lineRule="auto"/>
+        <w:spacing w:before="0" w:after="80" w:line="312" w:lineRule="auto"/>
         <w:ind w:left="283"/>
       </w:pPr>
       <w:r>
@@ -1951,7 +1961,7 @@
     </w:p>
     <w:p>
       <w:pPr>
-        <w:spacing w:before="0" w:after="60" w:line="312" w:lineRule="auto"/>
+        <w:spacing w:before="0" w:after="80" w:line="312" w:lineRule="auto"/>
         <w:ind w:left="283"/>
       </w:pPr>
       <w:r>
@@ -1965,7 +1975,7 @@
     </w:p>
     <w:p>
       <w:pPr>
-        <w:spacing w:before="0" w:after="60" w:line="312" w:lineRule="auto"/>
+        <w:spacing w:before="0" w:after="80" w:line="312" w:lineRule="auto"/>
         <w:ind w:left="283"/>
       </w:pPr>
       <w:r>
@@ -1979,7 +1989,7 @@
     </w:p>
     <w:p>
       <w:pPr>
-        <w:spacing w:before="0" w:after="60" w:line="312" w:lineRule="auto"/>
+        <w:spacing w:before="0" w:after="80" w:line="312" w:lineRule="auto"/>
         <w:ind w:left="283"/>
       </w:pPr>
       <w:r>
@@ -1993,7 +2003,7 @@
     </w:p>
     <w:p>
       <w:pPr>
-        <w:spacing w:before="0" w:after="60" w:line="312" w:lineRule="auto"/>
+        <w:spacing w:before="0" w:after="80" w:line="312" w:lineRule="auto"/>
         <w:ind w:left="283"/>
       </w:pPr>
       <w:r>
@@ -2007,7 +2017,7 @@
     </w:p>
     <w:p>
       <w:pPr>
-        <w:spacing w:before="0" w:after="60" w:line="312" w:lineRule="auto"/>
+        <w:spacing w:before="0" w:after="80" w:line="312" w:lineRule="auto"/>
         <w:ind w:left="283"/>
       </w:pPr>
       <w:r>
@@ -2021,7 +2031,7 @@
     </w:p>
     <w:p>
       <w:pPr>
-        <w:spacing w:before="0" w:after="60" w:line="312" w:lineRule="auto"/>
+        <w:spacing w:before="0" w:after="80" w:line="312" w:lineRule="auto"/>
         <w:ind w:left="283"/>
       </w:pPr>
       <w:r>
@@ -2035,7 +2045,7 @@
     </w:p>
     <w:p>
       <w:pPr>
-        <w:spacing w:before="0" w:after="60" w:line="312" w:lineRule="auto"/>
+        <w:spacing w:before="0" w:after="80" w:line="312" w:lineRule="auto"/>
         <w:ind w:left="283"/>
       </w:pPr>
       <w:r>
@@ -2049,7 +2059,7 @@
     </w:p>
     <w:p>
       <w:pPr>
-        <w:spacing w:before="260" w:after="120" w:line="300" w:lineRule="auto"/>
+        <w:spacing w:before="300" w:after="100" w:line="300" w:lineRule="auto"/>
         <w:ind w:left="113" w:right="113"/>
         <w:shd w:val="clear" w:fill="F1F5F9"/>
       </w:pPr>
@@ -2143,12 +2153,17 @@
     </w:tbl>
     <w:p>
       <w:pPr>
-        <w:spacing w:after="40"/>
-      </w:pPr>
-    </w:p>
-    <w:p>
-      <w:pPr>
-        <w:spacing w:before="440" w:after="160" w:line="312" w:lineRule="auto"/>
+        <w:spacing w:after="0"/>
+      </w:pPr>
+      <w:r>
+        <w:rPr>
+          <w:sz w:val="2"/>
+        </w:rPr>
+      </w:r>
+    </w:p>
+    <w:p>
+      <w:pPr>
+        <w:spacing w:before="520" w:after="180" w:line="312" w:lineRule="auto"/>
         <w:ind w:left="0"/>
         <w:pBdr>
           <w:bottom w:val="single" w:sz="12" w:space="4" w:color="1F4E79"/>
@@ -2165,7 +2180,7 @@
     </w:p>
     <w:p>
       <w:pPr>
-        <w:spacing w:before="320" w:after="120" w:line="312" w:lineRule="auto"/>
+        <w:spacing w:before="360" w:after="140" w:line="312" w:lineRule="auto"/>
         <w:ind w:left="0"/>
       </w:pPr>
       <w:r>
@@ -2179,7 +2194,7 @@
     </w:p>
     <w:p>
       <w:pPr>
-        <w:spacing w:before="260" w:after="120" w:line="300" w:lineRule="auto"/>
+        <w:spacing w:before="300" w:after="100" w:line="300" w:lineRule="auto"/>
         <w:ind w:left="113" w:right="113"/>
         <w:shd w:val="clear" w:fill="F1F5F9"/>
       </w:pPr>
@@ -2219,7 +2234,7 @@
     </w:p>
     <w:p>
       <w:pPr>
-        <w:spacing w:before="0" w:after="60" w:line="312" w:lineRule="auto"/>
+        <w:spacing w:before="0" w:after="80" w:line="312" w:lineRule="auto"/>
         <w:ind w:left="227"/>
       </w:pPr>
       <w:r>
@@ -2233,7 +2248,7 @@
     </w:p>
     <w:p>
       <w:pPr>
-        <w:spacing w:before="260" w:after="120" w:line="300" w:lineRule="auto"/>
+        <w:spacing w:before="300" w:after="100" w:line="300" w:lineRule="auto"/>
         <w:ind w:left="113" w:right="113"/>
         <w:shd w:val="clear" w:fill="F1F5F9"/>
       </w:pPr>
@@ -2273,7 +2288,7 @@
     </w:p>
     <w:p>
       <w:pPr>
-        <w:spacing w:before="60" w:after="180" w:line="324" w:lineRule="auto"/>
+        <w:spacing w:before="0" w:after="140" w:line="324" w:lineRule="auto"/>
         <w:ind w:left="227"/>
         <w:pBdr>
           <w:bottom w:val="single" w:sz="6" w:space="4" w:color="9A9A9A"/>
@@ -2288,7 +2303,7 @@
     </w:p>
     <w:p>
       <w:pPr>
-        <w:spacing w:before="60" w:after="180" w:line="324" w:lineRule="auto"/>
+        <w:spacing w:before="0" w:after="140" w:line="324" w:lineRule="auto"/>
         <w:ind w:left="227"/>
         <w:pBdr>
           <w:bottom w:val="single" w:sz="6" w:space="4" w:color="9A9A9A"/>
@@ -2303,7 +2318,7 @@
     </w:p>
     <w:p>
       <w:pPr>
-        <w:spacing w:before="260" w:after="120" w:line="300" w:lineRule="auto"/>
+        <w:spacing w:before="300" w:after="100" w:line="300" w:lineRule="auto"/>
         <w:ind w:left="113" w:right="113"/>
         <w:shd w:val="clear" w:fill="F1F5F9"/>
       </w:pPr>
@@ -2343,7 +2358,7 @@
     </w:p>
     <w:p>
       <w:pPr>
-        <w:spacing w:before="60" w:after="180" w:line="324" w:lineRule="auto"/>
+        <w:spacing w:before="0" w:after="140" w:line="324" w:lineRule="auto"/>
         <w:ind w:left="227"/>
         <w:pBdr>
           <w:bottom w:val="single" w:sz="6" w:space="4" w:color="9A9A9A"/>
@@ -2358,7 +2373,7 @@
     </w:p>
     <w:p>
       <w:pPr>
-        <w:spacing w:before="60" w:after="180" w:line="324" w:lineRule="auto"/>
+        <w:spacing w:before="0" w:after="140" w:line="324" w:lineRule="auto"/>
         <w:ind w:left="227"/>
         <w:pBdr>
           <w:bottom w:val="single" w:sz="6" w:space="4" w:color="9A9A9A"/>
@@ -2373,7 +2388,7 @@
     </w:p>
     <w:p>
       <w:pPr>
-        <w:spacing w:before="260" w:after="120" w:line="300" w:lineRule="auto"/>
+        <w:spacing w:before="300" w:after="100" w:line="300" w:lineRule="auto"/>
         <w:ind w:left="113" w:right="113"/>
         <w:shd w:val="clear" w:fill="F1F5F9"/>
       </w:pPr>
@@ -2553,12 +2568,17 @@
     </w:tbl>
     <w:p>
       <w:pPr>
-        <w:spacing w:after="40"/>
-      </w:pPr>
-    </w:p>
-    <w:p>
-      <w:pPr>
-        <w:spacing w:before="260" w:after="120" w:line="300" w:lineRule="auto"/>
+        <w:spacing w:after="0"/>
+      </w:pPr>
+      <w:r>
+        <w:rPr>
+          <w:sz w:val="2"/>
+        </w:rPr>
+      </w:r>
+    </w:p>
+    <w:p>
+      <w:pPr>
+        <w:spacing w:before="300" w:after="100" w:line="300" w:lineRule="auto"/>
         <w:ind w:left="113" w:right="113"/>
         <w:shd w:val="clear" w:fill="F1F5F9"/>
       </w:pPr>
@@ -2587,7 +2607,7 @@
     </w:p>
     <w:p>
       <w:pPr>
-        <w:spacing w:before="0" w:after="60" w:line="312" w:lineRule="auto"/>
+        <w:spacing w:before="0" w:after="80" w:line="312" w:lineRule="auto"/>
         <w:ind w:left="227"/>
       </w:pPr>
       <w:r>
@@ -2601,7 +2621,7 @@
     </w:p>
     <w:p>
       <w:pPr>
-        <w:spacing w:before="260" w:after="120" w:line="300" w:lineRule="auto"/>
+        <w:spacing w:before="300" w:after="100" w:line="300" w:lineRule="auto"/>
         <w:ind w:left="113" w:right="113"/>
         <w:shd w:val="clear" w:fill="F1F5F9"/>
       </w:pPr>
@@ -2641,7 +2661,7 @@
     </w:p>
     <w:p>
       <w:pPr>
-        <w:spacing w:before="60" w:after="180" w:line="324" w:lineRule="auto"/>
+        <w:spacing w:before="0" w:after="140" w:line="324" w:lineRule="auto"/>
         <w:ind w:left="227"/>
         <w:pBdr>
           <w:bottom w:val="single" w:sz="6" w:space="4" w:color="9A9A9A"/>
@@ -2656,7 +2676,7 @@
     </w:p>
     <w:p>
       <w:pPr>
-        <w:spacing w:before="60" w:after="180" w:line="324" w:lineRule="auto"/>
+        <w:spacing w:before="0" w:after="140" w:line="324" w:lineRule="auto"/>
         <w:ind w:left="227"/>
         <w:pBdr>
           <w:bottom w:val="single" w:sz="6" w:space="4" w:color="9A9A9A"/>
@@ -2671,7 +2691,7 @@
     </w:p>
     <w:p>
       <w:pPr>
-        <w:spacing w:before="260" w:after="120" w:line="300" w:lineRule="auto"/>
+        <w:spacing w:before="300" w:after="100" w:line="300" w:lineRule="auto"/>
         <w:ind w:left="113" w:right="113"/>
         <w:shd w:val="clear" w:fill="F1F5F9"/>
       </w:pPr>
@@ -2700,7 +2720,7 @@
     </w:p>
     <w:p>
       <w:pPr>
-        <w:spacing w:before="0" w:after="60" w:line="312" w:lineRule="auto"/>
+        <w:spacing w:before="0" w:after="80" w:line="312" w:lineRule="auto"/>
         <w:ind w:left="227"/>
       </w:pPr>
       <w:r>
@@ -2714,7 +2734,7 @@
     </w:p>
     <w:p>
       <w:pPr>
-        <w:spacing w:before="0" w:after="60" w:line="312" w:lineRule="auto"/>
+        <w:spacing w:before="0" w:after="80" w:line="312" w:lineRule="auto"/>
         <w:ind w:left="227"/>
       </w:pPr>
       <w:r>
@@ -2728,7 +2748,7 @@
     </w:p>
     <w:p>
       <w:pPr>
-        <w:spacing w:before="0" w:after="60" w:line="312" w:lineRule="auto"/>
+        <w:spacing w:before="0" w:after="80" w:line="312" w:lineRule="auto"/>
         <w:ind w:left="227"/>
       </w:pPr>
       <w:r>
@@ -2742,7 +2762,7 @@
     </w:p>
     <w:p>
       <w:pPr>
-        <w:spacing w:before="260" w:after="120" w:line="300" w:lineRule="auto"/>
+        <w:spacing w:before="300" w:after="100" w:line="300" w:lineRule="auto"/>
         <w:ind w:left="113" w:right="113"/>
         <w:shd w:val="clear" w:fill="F1F5F9"/>
       </w:pPr>
@@ -2782,7 +2802,7 @@
     </w:p>
     <w:p>
       <w:pPr>
-        <w:spacing w:before="0" w:after="60" w:line="312" w:lineRule="auto"/>
+        <w:spacing w:before="0" w:after="80" w:line="312" w:lineRule="auto"/>
         <w:ind w:left="227"/>
       </w:pPr>
       <w:r>
@@ -2796,7 +2816,7 @@
     </w:p>
     <w:p>
       <w:pPr>
-        <w:spacing w:before="0" w:after="60" w:line="312" w:lineRule="auto"/>
+        <w:spacing w:before="0" w:after="80" w:line="312" w:lineRule="auto"/>
         <w:ind w:left="227"/>
       </w:pPr>
       <w:r>
@@ -2810,7 +2830,7 @@
     </w:p>
     <w:p>
       <w:pPr>
-        <w:spacing w:before="320" w:after="120" w:line="312" w:lineRule="auto"/>
+        <w:spacing w:before="360" w:after="140" w:line="312" w:lineRule="auto"/>
         <w:ind w:left="0"/>
       </w:pPr>
       <w:r>
@@ -2824,7 +2844,7 @@
     </w:p>
     <w:p>
       <w:pPr>
-        <w:spacing w:before="0" w:after="120" w:line="312" w:lineRule="auto"/>
+        <w:spacing w:before="0" w:after="80" w:line="312" w:lineRule="auto"/>
         <w:ind w:left="0"/>
       </w:pPr>
       <w:r>
@@ -2838,7 +2858,7 @@
     </w:p>
     <w:p>
       <w:pPr>
-        <w:spacing w:before="260" w:after="120" w:line="300" w:lineRule="auto"/>
+        <w:spacing w:before="300" w:after="100" w:line="300" w:lineRule="auto"/>
         <w:ind w:left="113" w:right="113"/>
         <w:shd w:val="clear" w:fill="F1F5F9"/>
       </w:pPr>
@@ -2867,7 +2887,7 @@
     </w:p>
     <w:p>
       <w:pPr>
-        <w:spacing w:before="0" w:after="60" w:line="312" w:lineRule="auto"/>
+        <w:spacing w:before="0" w:after="80" w:line="312" w:lineRule="auto"/>
         <w:ind w:left="227"/>
       </w:pPr>
       <w:r>
@@ -2881,7 +2901,7 @@
     </w:p>
     <w:p>
       <w:pPr>
-        <w:spacing w:before="260" w:after="120" w:line="300" w:lineRule="auto"/>
+        <w:spacing w:before="300" w:after="100" w:line="300" w:lineRule="auto"/>
         <w:ind w:left="113" w:right="113"/>
         <w:shd w:val="clear" w:fill="F1F5F9"/>
       </w:pPr>
@@ -2921,7 +2941,7 @@
     </w:p>
     <w:p>
       <w:pPr>
-        <w:spacing w:before="60" w:after="180" w:line="324" w:lineRule="auto"/>
+        <w:spacing w:before="0" w:after="140" w:line="324" w:lineRule="auto"/>
         <w:ind w:left="227" w:right="5216"/>
         <w:pBdr>
           <w:bottom w:val="single" w:sz="6" w:space="4" w:color="9A9A9A"/>
@@ -2936,7 +2956,7 @@
     </w:p>
     <w:p>
       <w:pPr>
-        <w:spacing w:before="260" w:after="120" w:line="300" w:lineRule="auto"/>
+        <w:spacing w:before="300" w:after="100" w:line="300" w:lineRule="auto"/>
         <w:ind w:left="113" w:right="113"/>
         <w:shd w:val="clear" w:fill="F1F5F9"/>
       </w:pPr>
@@ -2976,7 +2996,7 @@
     </w:p>
     <w:p>
       <w:pPr>
-        <w:spacing w:before="60" w:after="180" w:line="324" w:lineRule="auto"/>
+        <w:spacing w:before="0" w:after="140" w:line="324" w:lineRule="auto"/>
         <w:ind w:left="227" w:right="5216"/>
         <w:pBdr>
           <w:bottom w:val="single" w:sz="6" w:space="4" w:color="9A9A9A"/>
@@ -2991,7 +3011,7 @@
     </w:p>
     <w:p>
       <w:pPr>
-        <w:spacing w:before="260" w:after="120" w:line="300" w:lineRule="auto"/>
+        <w:spacing w:before="300" w:after="100" w:line="300" w:lineRule="auto"/>
         <w:ind w:left="113" w:right="113"/>
         <w:shd w:val="clear" w:fill="F1F5F9"/>
       </w:pPr>
@@ -3139,12 +3159,17 @@
     </w:tbl>
     <w:p>
       <w:pPr>
-        <w:spacing w:after="40"/>
-      </w:pPr>
-    </w:p>
-    <w:p>
-      <w:pPr>
-        <w:spacing w:before="260" w:after="120" w:line="300" w:lineRule="auto"/>
+        <w:spacing w:after="0"/>
+      </w:pPr>
+      <w:r>
+        <w:rPr>
+          <w:sz w:val="2"/>
+        </w:rPr>
+      </w:r>
+    </w:p>
+    <w:p>
+      <w:pPr>
+        <w:spacing w:before="300" w:after="100" w:line="300" w:lineRule="auto"/>
         <w:ind w:left="113" w:right="113"/>
         <w:shd w:val="clear" w:fill="F1F5F9"/>
       </w:pPr>
@@ -3173,7 +3198,7 @@
     </w:p>
     <w:p>
       <w:pPr>
-        <w:spacing w:before="0" w:after="60" w:line="312" w:lineRule="auto"/>
+        <w:spacing w:before="0" w:after="80" w:line="312" w:lineRule="auto"/>
         <w:ind w:left="227"/>
       </w:pPr>
       <w:r>
@@ -3187,7 +3212,7 @@
     </w:p>
     <w:p>
       <w:pPr>
-        <w:spacing w:before="0" w:after="60" w:line="312" w:lineRule="auto"/>
+        <w:spacing w:before="0" w:after="80" w:line="312" w:lineRule="auto"/>
         <w:ind w:left="227"/>
       </w:pPr>
       <w:r>
@@ -3201,7 +3226,7 @@
     </w:p>
     <w:p>
       <w:pPr>
-        <w:spacing w:before="260" w:after="120" w:line="300" w:lineRule="auto"/>
+        <w:spacing w:before="300" w:after="100" w:line="300" w:lineRule="auto"/>
         <w:ind w:left="113" w:right="113"/>
         <w:shd w:val="clear" w:fill="F1F5F9"/>
       </w:pPr>
@@ -3241,7 +3266,7 @@
     </w:p>
     <w:p>
       <w:pPr>
-        <w:spacing w:before="60" w:after="180" w:line="324" w:lineRule="auto"/>
+        <w:spacing w:before="0" w:after="140" w:line="324" w:lineRule="auto"/>
         <w:ind w:left="227"/>
         <w:pBdr>
           <w:bottom w:val="single" w:sz="6" w:space="4" w:color="9A9A9A"/>
@@ -3256,7 +3281,7 @@
     </w:p>
     <w:p>
       <w:pPr>
-        <w:spacing w:before="60" w:after="180" w:line="324" w:lineRule="auto"/>
+        <w:spacing w:before="0" w:after="140" w:line="324" w:lineRule="auto"/>
         <w:ind w:left="227"/>
         <w:pBdr>
           <w:bottom w:val="single" w:sz="6" w:space="4" w:color="9A9A9A"/>
@@ -3271,7 +3296,7 @@
     </w:p>
     <w:p>
       <w:pPr>
-        <w:spacing w:before="260" w:after="120" w:line="300" w:lineRule="auto"/>
+        <w:spacing w:before="300" w:after="100" w:line="300" w:lineRule="auto"/>
         <w:ind w:left="113" w:right="113"/>
         <w:shd w:val="clear" w:fill="F1F5F9"/>
       </w:pPr>
@@ -3300,7 +3325,7 @@
     </w:p>
     <w:p>
       <w:pPr>
-        <w:spacing w:before="0" w:after="60" w:line="312" w:lineRule="auto"/>
+        <w:spacing w:before="0" w:after="80" w:line="312" w:lineRule="auto"/>
         <w:ind w:left="283"/>
       </w:pPr>
       <w:r>
@@ -3314,7 +3339,7 @@
     </w:p>
     <w:p>
       <w:pPr>
-        <w:spacing w:before="0" w:after="60" w:line="312" w:lineRule="auto"/>
+        <w:spacing w:before="0" w:after="80" w:line="312" w:lineRule="auto"/>
         <w:ind w:left="283"/>
       </w:pPr>
       <w:r>
@@ -3328,7 +3353,7 @@
     </w:p>
     <w:p>
       <w:pPr>
-        <w:spacing w:before="0" w:after="60" w:line="312" w:lineRule="auto"/>
+        <w:spacing w:before="0" w:after="80" w:line="312" w:lineRule="auto"/>
         <w:ind w:left="283"/>
       </w:pPr>
       <w:r>
@@ -3342,7 +3367,7 @@
     </w:p>
     <w:p>
       <w:pPr>
-        <w:spacing w:before="0" w:after="60" w:line="312" w:lineRule="auto"/>
+        <w:spacing w:before="0" w:after="80" w:line="312" w:lineRule="auto"/>
         <w:ind w:left="283"/>
       </w:pPr>
       <w:r>
@@ -3356,7 +3381,7 @@
     </w:p>
     <w:p>
       <w:pPr>
-        <w:spacing w:before="0" w:after="60" w:line="312" w:lineRule="auto"/>
+        <w:spacing w:before="0" w:after="80" w:line="312" w:lineRule="auto"/>
         <w:ind w:left="283"/>
       </w:pPr>
       <w:r>
@@ -3370,7 +3395,7 @@
     </w:p>
     <w:p>
       <w:pPr>
-        <w:spacing w:before="0" w:after="60" w:line="312" w:lineRule="auto"/>
+        <w:spacing w:before="0" w:after="80" w:line="312" w:lineRule="auto"/>
         <w:ind w:left="283"/>
       </w:pPr>
       <w:r>
@@ -3384,7 +3409,7 @@
     </w:p>
     <w:p>
       <w:pPr>
-        <w:spacing w:before="260" w:after="120" w:line="300" w:lineRule="auto"/>
+        <w:spacing w:before="300" w:after="100" w:line="300" w:lineRule="auto"/>
         <w:ind w:left="113" w:right="113"/>
         <w:shd w:val="clear" w:fill="F1F5F9"/>
       </w:pPr>
@@ -3413,7 +3438,7 @@
     </w:p>
     <w:p>
       <w:pPr>
-        <w:spacing w:before="0" w:after="60" w:line="312" w:lineRule="auto"/>
+        <w:spacing w:before="0" w:after="80" w:line="312" w:lineRule="auto"/>
         <w:ind w:left="227"/>
       </w:pPr>
       <w:r>
@@ -3427,7 +3452,7 @@
     </w:p>
     <w:p>
       <w:pPr>
-        <w:spacing w:before="260" w:after="120" w:line="300" w:lineRule="auto"/>
+        <w:spacing w:before="300" w:after="100" w:line="300" w:lineRule="auto"/>
         <w:ind w:left="113" w:right="113"/>
         <w:shd w:val="clear" w:fill="F1F5F9"/>
       </w:pPr>
@@ -3456,7 +3481,7 @@
     </w:p>
     <w:p>
       <w:pPr>
-        <w:spacing w:before="0" w:after="60" w:line="312" w:lineRule="auto"/>
+        <w:spacing w:before="0" w:after="80" w:line="312" w:lineRule="auto"/>
         <w:ind w:left="227"/>
       </w:pPr>
       <w:r>
@@ -3470,7 +3495,7 @@
     </w:p>
     <w:p>
       <w:pPr>
-        <w:spacing w:before="260" w:after="120" w:line="300" w:lineRule="auto"/>
+        <w:spacing w:before="300" w:after="100" w:line="300" w:lineRule="auto"/>
         <w:ind w:left="113" w:right="113"/>
         <w:shd w:val="clear" w:fill="F1F5F9"/>
       </w:pPr>
@@ -3510,7 +3535,7 @@
     </w:p>
     <w:p>
       <w:pPr>
-        <w:spacing w:before="0" w:after="60" w:line="312" w:lineRule="auto"/>
+        <w:spacing w:before="0" w:after="80" w:line="312" w:lineRule="auto"/>
         <w:ind w:left="227"/>
       </w:pPr>
       <w:r>
@@ -3524,7 +3549,7 @@
     </w:p>
     <w:p>
       <w:pPr>
-        <w:spacing w:before="260" w:after="120" w:line="300" w:lineRule="auto"/>
+        <w:spacing w:before="300" w:after="100" w:line="300" w:lineRule="auto"/>
         <w:ind w:left="113" w:right="113"/>
         <w:shd w:val="clear" w:fill="F1F5F9"/>
       </w:pPr>
@@ -3564,7 +3589,7 @@
     </w:p>
     <w:p>
       <w:pPr>
-        <w:spacing w:before="60" w:after="180" w:line="324" w:lineRule="auto"/>
+        <w:spacing w:before="0" w:after="140" w:line="324" w:lineRule="auto"/>
         <w:ind w:left="227"/>
         <w:pBdr>
           <w:bottom w:val="single" w:sz="6" w:space="4" w:color="9A9A9A"/>
@@ -3579,7 +3604,7 @@
     </w:p>
     <w:p>
       <w:pPr>
-        <w:spacing w:before="60" w:after="180" w:line="324" w:lineRule="auto"/>
+        <w:spacing w:before="0" w:after="140" w:line="324" w:lineRule="auto"/>
         <w:ind w:left="227"/>
         <w:pBdr>
           <w:bottom w:val="single" w:sz="6" w:space="4" w:color="9A9A9A"/>
@@ -3594,7 +3619,7 @@
     </w:p>
     <w:p>
       <w:pPr>
-        <w:spacing w:before="320" w:after="120" w:line="312" w:lineRule="auto"/>
+        <w:spacing w:before="360" w:after="140" w:line="312" w:lineRule="auto"/>
         <w:ind w:left="0"/>
       </w:pPr>
       <w:r>
@@ -3608,7 +3633,7 @@
     </w:p>
     <w:p>
       <w:pPr>
-        <w:spacing w:before="260" w:after="120" w:line="300" w:lineRule="auto"/>
+        <w:spacing w:before="300" w:after="100" w:line="300" w:lineRule="auto"/>
         <w:ind w:left="113" w:right="113"/>
         <w:shd w:val="clear" w:fill="F1F5F9"/>
       </w:pPr>
@@ -3659,7 +3684,7 @@
     </w:p>
     <w:p>
       <w:pPr>
-        <w:spacing w:before="0" w:after="60" w:line="312" w:lineRule="auto"/>
+        <w:spacing w:before="0" w:after="80" w:line="312" w:lineRule="auto"/>
         <w:ind w:left="227"/>
       </w:pPr>
       <w:r>
@@ -3673,7 +3698,7 @@
     </w:p>
     <w:p>
       <w:pPr>
-        <w:spacing w:before="260" w:after="120" w:line="300" w:lineRule="auto"/>
+        <w:spacing w:before="300" w:after="100" w:line="300" w:lineRule="auto"/>
         <w:ind w:left="113" w:right="113"/>
         <w:shd w:val="clear" w:fill="F1F5F9"/>
       </w:pPr>
@@ -3713,7 +3738,7 @@
     </w:p>
     <w:p>
       <w:pPr>
-        <w:spacing w:before="0" w:after="60" w:line="312" w:lineRule="auto"/>
+        <w:spacing w:before="0" w:after="80" w:line="312" w:lineRule="auto"/>
         <w:ind w:left="227"/>
       </w:pPr>
       <w:r>
@@ -3727,7 +3752,7 @@
     </w:p>
     <w:p>
       <w:pPr>
-        <w:spacing w:before="260" w:after="120" w:line="300" w:lineRule="auto"/>
+        <w:spacing w:before="300" w:after="100" w:line="300" w:lineRule="auto"/>
         <w:ind w:left="113" w:right="113"/>
         <w:shd w:val="clear" w:fill="F1F5F9"/>
       </w:pPr>
@@ -3756,7 +3781,7 @@
     </w:p>
     <w:p>
       <w:pPr>
-        <w:spacing w:before="0" w:after="60" w:line="312" w:lineRule="auto"/>
+        <w:spacing w:before="0" w:after="80" w:line="312" w:lineRule="auto"/>
         <w:ind w:left="283"/>
       </w:pPr>
       <w:r>
@@ -3770,7 +3795,7 @@
     </w:p>
     <w:p>
       <w:pPr>
-        <w:spacing w:before="0" w:after="60" w:line="312" w:lineRule="auto"/>
+        <w:spacing w:before="0" w:after="80" w:line="312" w:lineRule="auto"/>
         <w:ind w:left="283"/>
       </w:pPr>
       <w:r>
@@ -3784,7 +3809,7 @@
     </w:p>
     <w:p>
       <w:pPr>
-        <w:spacing w:before="0" w:after="60" w:line="312" w:lineRule="auto"/>
+        <w:spacing w:before="0" w:after="80" w:line="312" w:lineRule="auto"/>
         <w:ind w:left="283"/>
       </w:pPr>
       <w:r>
@@ -3798,7 +3823,7 @@
     </w:p>
     <w:p>
       <w:pPr>
-        <w:spacing w:before="0" w:after="60" w:line="312" w:lineRule="auto"/>
+        <w:spacing w:before="0" w:after="80" w:line="312" w:lineRule="auto"/>
         <w:ind w:left="283"/>
       </w:pPr>
       <w:r>
@@ -3812,7 +3837,7 @@
     </w:p>
     <w:p>
       <w:pPr>
-        <w:spacing w:before="0" w:after="60" w:line="312" w:lineRule="auto"/>
+        <w:spacing w:before="0" w:after="80" w:line="312" w:lineRule="auto"/>
         <w:ind w:left="283"/>
       </w:pPr>
       <w:r>
@@ -3826,7 +3851,7 @@
     </w:p>
     <w:p>
       <w:pPr>
-        <w:spacing w:before="0" w:after="60" w:line="312" w:lineRule="auto"/>
+        <w:spacing w:before="0" w:after="80" w:line="312" w:lineRule="auto"/>
         <w:ind w:left="227"/>
       </w:pPr>
       <w:r>
@@ -3890,12 +3915,17 @@
     </w:tbl>
     <w:p>
       <w:pPr>
-        <w:spacing w:after="40"/>
-      </w:pPr>
-    </w:p>
-    <w:p>
-      <w:pPr>
-        <w:spacing w:before="260" w:after="120" w:line="300" w:lineRule="auto"/>
+        <w:spacing w:after="0"/>
+      </w:pPr>
+      <w:r>
+        <w:rPr>
+          <w:sz w:val="2"/>
+        </w:rPr>
+      </w:r>
+    </w:p>
+    <w:p>
+      <w:pPr>
+        <w:spacing w:before="300" w:after="100" w:line="300" w:lineRule="auto"/>
         <w:ind w:left="113" w:right="113"/>
         <w:shd w:val="clear" w:fill="F1F5F9"/>
       </w:pPr>
@@ -3985,12 +4015,17 @@
     </w:tbl>
     <w:p>
       <w:pPr>
-        <w:spacing w:after="40"/>
-      </w:pPr>
-    </w:p>
-    <w:p>
-      <w:pPr>
-        <w:spacing w:before="0" w:after="60" w:line="312" w:lineRule="auto"/>
+        <w:spacing w:after="0"/>
+      </w:pPr>
+      <w:r>
+        <w:rPr>
+          <w:sz w:val="2"/>
+        </w:rPr>
+      </w:r>
+    </w:p>
+    <w:p>
+      <w:pPr>
+        <w:spacing w:before="0" w:after="80" w:line="312" w:lineRule="auto"/>
         <w:ind w:left="227"/>
       </w:pPr>
       <w:r>
@@ -4004,7 +4039,7 @@
     </w:p>
     <w:p>
       <w:pPr>
-        <w:spacing w:before="260" w:after="120" w:line="300" w:lineRule="auto"/>
+        <w:spacing w:before="300" w:after="100" w:line="300" w:lineRule="auto"/>
         <w:ind w:left="113" w:right="113"/>
         <w:shd w:val="clear" w:fill="F1F5F9"/>
       </w:pPr>
@@ -4033,7 +4068,7 @@
     </w:p>
     <w:p>
       <w:pPr>
-        <w:spacing w:before="0" w:after="60" w:line="312" w:lineRule="auto"/>
+        <w:spacing w:before="0" w:after="80" w:line="312" w:lineRule="auto"/>
         <w:ind w:left="227"/>
       </w:pPr>
       <w:r>
@@ -4047,7 +4082,7 @@
     </w:p>
     <w:p>
       <w:pPr>
-        <w:spacing w:before="0" w:after="60" w:line="312" w:lineRule="auto"/>
+        <w:spacing w:before="0" w:after="80" w:line="312" w:lineRule="auto"/>
         <w:ind w:left="227"/>
       </w:pPr>
       <w:r>
@@ -4061,7 +4096,7 @@
     </w:p>
     <w:p>
       <w:pPr>
-        <w:spacing w:before="260" w:after="120" w:line="300" w:lineRule="auto"/>
+        <w:spacing w:before="300" w:after="100" w:line="300" w:lineRule="auto"/>
         <w:ind w:left="113" w:right="113"/>
         <w:shd w:val="clear" w:fill="F1F5F9"/>
       </w:pPr>
@@ -4090,7 +4125,7 @@
     </w:p>
     <w:p>
       <w:pPr>
-        <w:spacing w:before="0" w:after="60" w:line="312" w:lineRule="auto"/>
+        <w:spacing w:before="0" w:after="80" w:line="312" w:lineRule="auto"/>
         <w:ind w:left="227"/>
       </w:pPr>
       <w:r>
@@ -4104,7 +4139,7 @@
     </w:p>
     <w:p>
       <w:pPr>
-        <w:spacing w:before="0" w:after="60" w:line="312" w:lineRule="auto"/>
+        <w:spacing w:before="0" w:after="80" w:line="312" w:lineRule="auto"/>
         <w:ind w:left="227"/>
       </w:pPr>
       <w:r>
@@ -4118,7 +4153,7 @@
     </w:p>
     <w:p>
       <w:pPr>
-        <w:spacing w:before="0" w:after="60" w:line="312" w:lineRule="auto"/>
+        <w:spacing w:before="0" w:after="80" w:line="312" w:lineRule="auto"/>
         <w:ind w:left="227"/>
       </w:pPr>
       <w:r>
@@ -4132,7 +4167,7 @@
     </w:p>
     <w:p>
       <w:pPr>
-        <w:spacing w:before="0" w:after="60" w:line="312" w:lineRule="auto"/>
+        <w:spacing w:before="0" w:after="80" w:line="312" w:lineRule="auto"/>
         <w:ind w:left="227"/>
       </w:pPr>
       <w:r>
@@ -4188,12 +4223,17 @@
     </w:tbl>
     <w:p>
       <w:pPr>
-        <w:spacing w:after="40"/>
-      </w:pPr>
-    </w:p>
-    <w:p>
-      <w:pPr>
-        <w:spacing w:before="320" w:after="120" w:line="312" w:lineRule="auto"/>
+        <w:spacing w:after="0"/>
+      </w:pPr>
+      <w:r>
+        <w:rPr>
+          <w:sz w:val="2"/>
+        </w:rPr>
+      </w:r>
+    </w:p>
+    <w:p>
+      <w:pPr>
+        <w:spacing w:before="360" w:after="140" w:line="312" w:lineRule="auto"/>
         <w:ind w:left="0"/>
       </w:pPr>
       <w:r>
@@ -4207,7 +4247,7 @@
     </w:p>
     <w:p>
       <w:pPr>
-        <w:spacing w:before="260" w:after="120" w:line="300" w:lineRule="auto"/>
+        <w:spacing w:before="300" w:after="100" w:line="300" w:lineRule="auto"/>
         <w:ind w:left="113" w:right="113"/>
         <w:shd w:val="clear" w:fill="F1F5F9"/>
       </w:pPr>
@@ -4236,7 +4276,7 @@
     </w:p>
     <w:p>
       <w:pPr>
-        <w:spacing w:before="0" w:after="60" w:line="312" w:lineRule="auto"/>
+        <w:spacing w:before="0" w:after="80" w:line="312" w:lineRule="auto"/>
         <w:ind w:left="227"/>
       </w:pPr>
       <w:r>
@@ -4250,7 +4290,7 @@
     </w:p>
     <w:p>
       <w:pPr>
-        <w:spacing w:before="0" w:after="60" w:line="312" w:lineRule="auto"/>
+        <w:spacing w:before="0" w:after="80" w:line="312" w:lineRule="auto"/>
         <w:ind w:left="227"/>
       </w:pPr>
       <w:r>
@@ -4264,7 +4304,7 @@
     </w:p>
     <w:p>
       <w:pPr>
-        <w:spacing w:before="0" w:after="60" w:line="312" w:lineRule="auto"/>
+        <w:spacing w:before="0" w:after="80" w:line="312" w:lineRule="auto"/>
         <w:ind w:left="227"/>
       </w:pPr>
       <w:r>
@@ -4278,7 +4318,7 @@
     </w:p>
     <w:p>
       <w:pPr>
-        <w:spacing w:before="0" w:after="60" w:line="312" w:lineRule="auto"/>
+        <w:spacing w:before="0" w:after="80" w:line="312" w:lineRule="auto"/>
         <w:ind w:left="227"/>
       </w:pPr>
       <w:r>
@@ -4292,7 +4332,7 @@
     </w:p>
     <w:p>
       <w:pPr>
-        <w:spacing w:before="0" w:after="60" w:line="312" w:lineRule="auto"/>
+        <w:spacing w:before="0" w:after="80" w:line="312" w:lineRule="auto"/>
         <w:ind w:left="227"/>
       </w:pPr>
       <w:r>
@@ -4306,7 +4346,7 @@
     </w:p>
     <w:p>
       <w:pPr>
-        <w:spacing w:before="260" w:after="120" w:line="300" w:lineRule="auto"/>
+        <w:spacing w:before="300" w:after="100" w:line="300" w:lineRule="auto"/>
         <w:ind w:left="113" w:right="113"/>
         <w:shd w:val="clear" w:fill="F1F5F9"/>
       </w:pPr>
@@ -4357,7 +4397,7 @@
     </w:p>
     <w:p>
       <w:pPr>
-        <w:spacing w:before="0" w:after="60" w:line="312" w:lineRule="auto"/>
+        <w:spacing w:before="0" w:after="80" w:line="312" w:lineRule="auto"/>
         <w:ind w:left="227"/>
       </w:pPr>
       <w:r>
@@ -4371,7 +4411,7 @@
     </w:p>
     <w:p>
       <w:pPr>
-        <w:spacing w:before="260" w:after="120" w:line="300" w:lineRule="auto"/>
+        <w:spacing w:before="300" w:after="100" w:line="300" w:lineRule="auto"/>
         <w:ind w:left="113" w:right="113"/>
         <w:shd w:val="clear" w:fill="F1F5F9"/>
       </w:pPr>
@@ -4400,7 +4440,7 @@
     </w:p>
     <w:p>
       <w:pPr>
-        <w:spacing w:before="0" w:after="60" w:line="312" w:lineRule="auto"/>
+        <w:spacing w:before="0" w:after="80" w:line="312" w:lineRule="auto"/>
         <w:ind w:left="227"/>
       </w:pPr>
       <w:r>
@@ -4414,7 +4454,7 @@
     </w:p>
     <w:p>
       <w:pPr>
-        <w:spacing w:before="0" w:after="60" w:line="312" w:lineRule="auto"/>
+        <w:spacing w:before="0" w:after="80" w:line="312" w:lineRule="auto"/>
         <w:ind w:left="227"/>
       </w:pPr>
       <w:r>
@@ -4428,7 +4468,7 @@
     </w:p>
     <w:p>
       <w:pPr>
-        <w:spacing w:before="260" w:after="120" w:line="300" w:lineRule="auto"/>
+        <w:spacing w:before="300" w:after="100" w:line="300" w:lineRule="auto"/>
         <w:ind w:left="113" w:right="113"/>
         <w:shd w:val="clear" w:fill="F1F5F9"/>
       </w:pPr>
@@ -4565,12 +4605,17 @@
     </w:tbl>
     <w:p>
       <w:pPr>
-        <w:spacing w:after="40"/>
-      </w:pPr>
-    </w:p>
-    <w:p>
-      <w:pPr>
-        <w:spacing w:before="260" w:after="120" w:line="300" w:lineRule="auto"/>
+        <w:spacing w:after="0"/>
+      </w:pPr>
+      <w:r>
+        <w:rPr>
+          <w:sz w:val="2"/>
+        </w:rPr>
+      </w:r>
+    </w:p>
+    <w:p>
+      <w:pPr>
+        <w:spacing w:before="300" w:after="100" w:line="300" w:lineRule="auto"/>
         <w:ind w:left="113" w:right="113"/>
         <w:shd w:val="clear" w:fill="F1F5F9"/>
       </w:pPr>
@@ -4599,7 +4644,7 @@
     </w:p>
     <w:p>
       <w:pPr>
-        <w:spacing w:before="0" w:after="60" w:line="312" w:lineRule="auto"/>
+        <w:spacing w:before="0" w:after="80" w:line="312" w:lineRule="auto"/>
         <w:ind w:left="283"/>
       </w:pPr>
       <w:r>
@@ -4613,7 +4658,7 @@
     </w:p>
     <w:p>
       <w:pPr>
-        <w:spacing w:before="0" w:after="60" w:line="312" w:lineRule="auto"/>
+        <w:spacing w:before="0" w:after="80" w:line="312" w:lineRule="auto"/>
         <w:ind w:left="283"/>
       </w:pPr>
       <w:r>
@@ -4627,7 +4672,7 @@
     </w:p>
     <w:p>
       <w:pPr>
-        <w:spacing w:before="0" w:after="60" w:line="312" w:lineRule="auto"/>
+        <w:spacing w:before="0" w:after="80" w:line="312" w:lineRule="auto"/>
         <w:ind w:left="283"/>
       </w:pPr>
       <w:r>
@@ -4641,7 +4686,7 @@
     </w:p>
     <w:p>
       <w:pPr>
-        <w:spacing w:before="0" w:after="60" w:line="312" w:lineRule="auto"/>
+        <w:spacing w:before="0" w:after="80" w:line="312" w:lineRule="auto"/>
         <w:ind w:left="283"/>
       </w:pPr>
       <w:r>
@@ -4655,7 +4700,7 @@
     </w:p>
     <w:p>
       <w:pPr>
-        <w:spacing w:before="0" w:after="60" w:line="312" w:lineRule="auto"/>
+        <w:spacing w:before="0" w:after="80" w:line="312" w:lineRule="auto"/>
         <w:ind w:left="283"/>
       </w:pPr>
       <w:r>
@@ -4669,7 +4714,7 @@
     </w:p>
     <w:p>
       <w:pPr>
-        <w:spacing w:before="260" w:after="120" w:line="300" w:lineRule="auto"/>
+        <w:spacing w:before="300" w:after="100" w:line="300" w:lineRule="auto"/>
         <w:ind w:left="113" w:right="113"/>
         <w:shd w:val="clear" w:fill="F1F5F9"/>
       </w:pPr>
@@ -4709,7 +4754,7 @@
     </w:p>
     <w:p>
       <w:pPr>
-        <w:spacing w:before="60" w:after="180" w:line="324" w:lineRule="auto"/>
+        <w:spacing w:before="0" w:after="140" w:line="324" w:lineRule="auto"/>
         <w:ind w:left="227"/>
         <w:pBdr>
           <w:bottom w:val="single" w:sz="6" w:space="4" w:color="9A9A9A"/>
@@ -4724,7 +4769,7 @@
     </w:p>
     <w:p>
       <w:pPr>
-        <w:spacing w:before="60" w:after="180" w:line="324" w:lineRule="auto"/>
+        <w:spacing w:before="0" w:after="140" w:line="324" w:lineRule="auto"/>
         <w:ind w:left="227"/>
         <w:pBdr>
           <w:bottom w:val="single" w:sz="6" w:space="4" w:color="9A9A9A"/>
@@ -4739,7 +4784,7 @@
     </w:p>
     <w:p>
       <w:pPr>
-        <w:spacing w:before="260" w:after="120" w:line="300" w:lineRule="auto"/>
+        <w:spacing w:before="300" w:after="100" w:line="300" w:lineRule="auto"/>
         <w:ind w:left="113" w:right="113"/>
         <w:shd w:val="clear" w:fill="F1F5F9"/>
       </w:pPr>
@@ -4779,7 +4824,7 @@
     </w:p>
     <w:p>
       <w:pPr>
-        <w:spacing w:before="60" w:after="180" w:line="324" w:lineRule="auto"/>
+        <w:spacing w:before="0" w:after="140" w:line="324" w:lineRule="auto"/>
         <w:ind w:left="227"/>
         <w:pBdr>
           <w:bottom w:val="single" w:sz="6" w:space="4" w:color="9A9A9A"/>
@@ -4794,7 +4839,7 @@
     </w:p>
     <w:p>
       <w:pPr>
-        <w:spacing w:before="60" w:after="180" w:line="324" w:lineRule="auto"/>
+        <w:spacing w:before="0" w:after="140" w:line="324" w:lineRule="auto"/>
         <w:ind w:left="227"/>
         <w:pBdr>
           <w:bottom w:val="single" w:sz="6" w:space="4" w:color="9A9A9A"/>
@@ -4809,7 +4854,7 @@
     </w:p>
     <w:p>
       <w:pPr>
-        <w:spacing w:before="0" w:after="60" w:line="312" w:lineRule="auto"/>
+        <w:spacing w:before="0" w:after="80" w:line="312" w:lineRule="auto"/>
         <w:ind w:left="227"/>
       </w:pPr>
       <w:r>
@@ -4823,7 +4868,7 @@
     </w:p>
     <w:p>
       <w:pPr>
-        <w:spacing w:before="320" w:after="120" w:line="312" w:lineRule="auto"/>
+        <w:spacing w:before="360" w:after="140" w:line="312" w:lineRule="auto"/>
         <w:ind w:left="0"/>
       </w:pPr>
       <w:r>
@@ -4837,7 +4882,7 @@
     </w:p>
     <w:p>
       <w:pPr>
-        <w:spacing w:before="0" w:after="120" w:line="312" w:lineRule="auto"/>
+        <w:spacing w:before="0" w:after="80" w:line="312" w:lineRule="auto"/>
         <w:ind w:left="0"/>
       </w:pPr>
       <w:r>
@@ -4851,7 +4896,7 @@
     </w:p>
     <w:p>
       <w:pPr>
-        <w:spacing w:before="260" w:after="120" w:line="300" w:lineRule="auto"/>
+        <w:spacing w:before="300" w:after="100" w:line="300" w:lineRule="auto"/>
         <w:ind w:left="113" w:right="113"/>
         <w:shd w:val="clear" w:fill="F1F5F9"/>
       </w:pPr>
@@ -4891,7 +4936,7 @@
     </w:p>
     <w:p>
       <w:pPr>
-        <w:spacing w:before="60" w:after="180" w:line="324" w:lineRule="auto"/>
+        <w:spacing w:before="0" w:after="140" w:line="324" w:lineRule="auto"/>
         <w:ind w:left="227"/>
         <w:pBdr>
           <w:bottom w:val="single" w:sz="6" w:space="4" w:color="9A9A9A"/>
@@ -4906,7 +4951,7 @@
     </w:p>
     <w:p>
       <w:pPr>
-        <w:spacing w:before="60" w:after="180" w:line="324" w:lineRule="auto"/>
+        <w:spacing w:before="0" w:after="140" w:line="324" w:lineRule="auto"/>
         <w:ind w:left="227"/>
         <w:pBdr>
           <w:bottom w:val="single" w:sz="6" w:space="4" w:color="9A9A9A"/>
@@ -4921,7 +4966,7 @@
     </w:p>
     <w:p>
       <w:pPr>
-        <w:spacing w:before="0" w:after="60" w:line="312" w:lineRule="auto"/>
+        <w:spacing w:before="0" w:after="80" w:line="312" w:lineRule="auto"/>
         <w:ind w:left="227"/>
       </w:pPr>
       <w:r>
@@ -4935,7 +4980,7 @@
     </w:p>
     <w:p>
       <w:pPr>
-        <w:spacing w:before="0" w:after="60" w:line="312" w:lineRule="auto"/>
+        <w:spacing w:before="0" w:after="80" w:line="312" w:lineRule="auto"/>
         <w:ind w:left="227"/>
       </w:pPr>
       <w:r>
@@ -4949,7 +4994,7 @@
     </w:p>
     <w:p>
       <w:pPr>
-        <w:spacing w:before="260" w:after="120" w:line="300" w:lineRule="auto"/>
+        <w:spacing w:before="300" w:after="100" w:line="300" w:lineRule="auto"/>
         <w:ind w:left="113" w:right="113"/>
         <w:shd w:val="clear" w:fill="F1F5F9"/>
       </w:pPr>
@@ -4989,7 +5034,7 @@
     </w:p>
     <w:p>
       <w:pPr>
-        <w:spacing w:before="60" w:after="180" w:line="324" w:lineRule="auto"/>
+        <w:spacing w:before="0" w:after="140" w:line="324" w:lineRule="auto"/>
         <w:ind w:left="227"/>
         <w:pBdr>
           <w:bottom w:val="single" w:sz="6" w:space="4" w:color="9A9A9A"/>
@@ -5004,7 +5049,7 @@
     </w:p>
     <w:p>
       <w:pPr>
-        <w:spacing w:before="60" w:after="180" w:line="324" w:lineRule="auto"/>
+        <w:spacing w:before="0" w:after="140" w:line="324" w:lineRule="auto"/>
         <w:ind w:left="227"/>
         <w:pBdr>
           <w:bottom w:val="single" w:sz="6" w:space="4" w:color="9A9A9A"/>
@@ -5019,7 +5064,7 @@
     </w:p>
     <w:p>
       <w:pPr>
-        <w:spacing w:before="0" w:after="60" w:line="312" w:lineRule="auto"/>
+        <w:spacing w:before="0" w:after="80" w:line="312" w:lineRule="auto"/>
         <w:ind w:left="227"/>
       </w:pPr>
       <w:r>
@@ -5033,7 +5078,7 @@
     </w:p>
     <w:p>
       <w:pPr>
-        <w:spacing w:before="0" w:after="60" w:line="312" w:lineRule="auto"/>
+        <w:spacing w:before="0" w:after="80" w:line="312" w:lineRule="auto"/>
         <w:ind w:left="227"/>
       </w:pPr>
       <w:r>
@@ -5047,7 +5092,7 @@
     </w:p>
     <w:p>
       <w:pPr>
-        <w:spacing w:before="260" w:after="120" w:line="300" w:lineRule="auto"/>
+        <w:spacing w:before="300" w:after="100" w:line="300" w:lineRule="auto"/>
         <w:ind w:left="113" w:right="113"/>
         <w:shd w:val="clear" w:fill="F1F5F9"/>
       </w:pPr>
@@ -5087,7 +5132,7 @@
     </w:p>
     <w:p>
       <w:pPr>
-        <w:spacing w:before="60" w:after="180" w:line="324" w:lineRule="auto"/>
+        <w:spacing w:before="0" w:after="140" w:line="324" w:lineRule="auto"/>
         <w:ind w:left="227"/>
         <w:pBdr>
           <w:bottom w:val="single" w:sz="6" w:space="4" w:color="9A9A9A"/>
@@ -5102,7 +5147,7 @@
     </w:p>
     <w:p>
       <w:pPr>
-        <w:spacing w:before="60" w:after="180" w:line="324" w:lineRule="auto"/>
+        <w:spacing w:before="0" w:after="140" w:line="324" w:lineRule="auto"/>
         <w:ind w:left="227"/>
         <w:pBdr>
           <w:bottom w:val="single" w:sz="6" w:space="4" w:color="9A9A9A"/>
@@ -5117,7 +5162,7 @@
     </w:p>
     <w:p>
       <w:pPr>
-        <w:spacing w:before="0" w:after="60" w:line="312" w:lineRule="auto"/>
+        <w:spacing w:before="0" w:after="80" w:line="312" w:lineRule="auto"/>
         <w:ind w:left="227"/>
       </w:pPr>
       <w:r>
@@ -5131,7 +5176,7 @@
     </w:p>
     <w:p>
       <w:pPr>
-        <w:spacing w:before="0" w:after="60" w:line="312" w:lineRule="auto"/>
+        <w:spacing w:before="0" w:after="80" w:line="312" w:lineRule="auto"/>
         <w:ind w:left="227"/>
       </w:pPr>
       <w:r>
@@ -5145,7 +5190,7 @@
     </w:p>
     <w:p>
       <w:pPr>
-        <w:spacing w:before="260" w:after="120" w:line="300" w:lineRule="auto"/>
+        <w:spacing w:before="300" w:after="100" w:line="300" w:lineRule="auto"/>
         <w:ind w:left="113" w:right="113"/>
         <w:shd w:val="clear" w:fill="F1F5F9"/>
       </w:pPr>
@@ -5174,7 +5219,7 @@
     </w:p>
     <w:p>
       <w:pPr>
-        <w:spacing w:before="60" w:after="180" w:line="324" w:lineRule="auto"/>
+        <w:spacing w:before="0" w:after="140" w:line="324" w:lineRule="auto"/>
         <w:ind w:left="227"/>
         <w:pBdr>
           <w:bottom w:val="single" w:sz="6" w:space="4" w:color="9A9A9A"/>
@@ -5189,7 +5234,7 @@
     </w:p>
     <w:p>
       <w:pPr>
-        <w:spacing w:before="60" w:after="180" w:line="324" w:lineRule="auto"/>
+        <w:spacing w:before="0" w:after="140" w:line="324" w:lineRule="auto"/>
         <w:ind w:left="227"/>
         <w:pBdr>
           <w:bottom w:val="single" w:sz="6" w:space="4" w:color="9A9A9A"/>
@@ -5204,7 +5249,7 @@
     </w:p>
     <w:p>
       <w:pPr>
-        <w:spacing w:before="0" w:after="60" w:line="312" w:lineRule="auto"/>
+        <w:spacing w:before="0" w:after="80" w:line="312" w:lineRule="auto"/>
         <w:ind w:left="227"/>
       </w:pPr>
       <w:r>
@@ -5218,7 +5263,7 @@
     </w:p>
     <w:p>
       <w:pPr>
-        <w:spacing w:before="0" w:after="60" w:line="312" w:lineRule="auto"/>
+        <w:spacing w:before="0" w:after="80" w:line="312" w:lineRule="auto"/>
         <w:ind w:left="227"/>
       </w:pPr>
       <w:r>
@@ -5232,7 +5277,7 @@
     </w:p>
     <w:p>
       <w:pPr>
-        <w:spacing w:before="260" w:after="120" w:line="300" w:lineRule="auto"/>
+        <w:spacing w:before="300" w:after="100" w:line="300" w:lineRule="auto"/>
         <w:ind w:left="113" w:right="113"/>
         <w:shd w:val="clear" w:fill="F1F5F9"/>
       </w:pPr>
@@ -5272,7 +5317,7 @@
     </w:p>
     <w:p>
       <w:pPr>
-        <w:spacing w:before="60" w:after="180" w:line="324" w:lineRule="auto"/>
+        <w:spacing w:before="0" w:after="140" w:line="324" w:lineRule="auto"/>
         <w:ind w:left="227"/>
         <w:pBdr>
           <w:bottom w:val="single" w:sz="6" w:space="4" w:color="9A9A9A"/>
@@ -5287,7 +5332,7 @@
     </w:p>
     <w:p>
       <w:pPr>
-        <w:spacing w:before="60" w:after="180" w:line="324" w:lineRule="auto"/>
+        <w:spacing w:before="0" w:after="140" w:line="324" w:lineRule="auto"/>
         <w:ind w:left="227"/>
         <w:pBdr>
           <w:bottom w:val="single" w:sz="6" w:space="4" w:color="9A9A9A"/>
@@ -5302,7 +5347,7 @@
     </w:p>
     <w:p>
       <w:pPr>
-        <w:spacing w:before="0" w:after="60" w:line="312" w:lineRule="auto"/>
+        <w:spacing w:before="0" w:after="80" w:line="312" w:lineRule="auto"/>
         <w:ind w:left="227"/>
       </w:pPr>
       <w:r>
@@ -5316,7 +5361,7 @@
     </w:p>
     <w:p>
       <w:pPr>
-        <w:spacing w:before="0" w:after="60" w:line="312" w:lineRule="auto"/>
+        <w:spacing w:before="0" w:after="80" w:line="312" w:lineRule="auto"/>
         <w:ind w:left="227"/>
       </w:pPr>
       <w:r>
@@ -5330,7 +5375,7 @@
     </w:p>
     <w:p>
       <w:pPr>
-        <w:spacing w:before="260" w:after="120" w:line="300" w:lineRule="auto"/>
+        <w:spacing w:before="300" w:after="100" w:line="300" w:lineRule="auto"/>
         <w:ind w:left="113" w:right="113"/>
         <w:shd w:val="clear" w:fill="F1F5F9"/>
       </w:pPr>
@@ -5370,7 +5415,7 @@
     </w:p>
     <w:p>
       <w:pPr>
-        <w:spacing w:before="60" w:after="180" w:line="324" w:lineRule="auto"/>
+        <w:spacing w:before="0" w:after="140" w:line="324" w:lineRule="auto"/>
         <w:ind w:left="227"/>
         <w:pBdr>
           <w:bottom w:val="single" w:sz="6" w:space="4" w:color="9A9A9A"/>
@@ -5385,7 +5430,7 @@
     </w:p>
     <w:p>
       <w:pPr>
-        <w:spacing w:before="60" w:after="180" w:line="324" w:lineRule="auto"/>
+        <w:spacing w:before="0" w:after="140" w:line="324" w:lineRule="auto"/>
         <w:ind w:left="227"/>
         <w:pBdr>
           <w:bottom w:val="single" w:sz="6" w:space="4" w:color="9A9A9A"/>
@@ -5400,7 +5445,7 @@
     </w:p>
     <w:p>
       <w:pPr>
-        <w:spacing w:before="0" w:after="60" w:line="312" w:lineRule="auto"/>
+        <w:spacing w:before="0" w:after="80" w:line="312" w:lineRule="auto"/>
         <w:ind w:left="227"/>
       </w:pPr>
       <w:r>
@@ -5414,7 +5459,7 @@
     </w:p>
     <w:p>
       <w:pPr>
-        <w:spacing w:before="0" w:after="60" w:line="312" w:lineRule="auto"/>
+        <w:spacing w:before="0" w:after="80" w:line="312" w:lineRule="auto"/>
         <w:ind w:left="227"/>
       </w:pPr>
       <w:r>
@@ -5428,7 +5473,7 @@
     </w:p>
     <w:p>
       <w:pPr>
-        <w:spacing w:before="260" w:after="120" w:line="300" w:lineRule="auto"/>
+        <w:spacing w:before="300" w:after="100" w:line="300" w:lineRule="auto"/>
         <w:ind w:left="113" w:right="113"/>
         <w:shd w:val="clear" w:fill="F1F5F9"/>
       </w:pPr>
@@ -5457,7 +5502,7 @@
     </w:p>
     <w:p>
       <w:pPr>
-        <w:spacing w:before="0" w:after="60" w:line="312" w:lineRule="auto"/>
+        <w:spacing w:before="0" w:after="80" w:line="312" w:lineRule="auto"/>
         <w:ind w:left="283"/>
       </w:pPr>
       <w:r>
@@ -5471,7 +5516,7 @@
     </w:p>
     <w:p>
       <w:pPr>
-        <w:spacing w:before="0" w:after="60" w:line="312" w:lineRule="auto"/>
+        <w:spacing w:before="0" w:after="80" w:line="312" w:lineRule="auto"/>
         <w:ind w:left="283"/>
       </w:pPr>
       <w:r>
@@ -5485,7 +5530,7 @@
     </w:p>
     <w:p>
       <w:pPr>
-        <w:spacing w:before="0" w:after="60" w:line="312" w:lineRule="auto"/>
+        <w:spacing w:before="0" w:after="80" w:line="312" w:lineRule="auto"/>
         <w:ind w:left="283"/>
       </w:pPr>
       <w:r>
@@ -5499,7 +5544,7 @@
     </w:p>
     <w:p>
       <w:pPr>
-        <w:spacing w:before="260" w:after="120" w:line="300" w:lineRule="auto"/>
+        <w:spacing w:before="300" w:after="100" w:line="300" w:lineRule="auto"/>
         <w:ind w:left="113" w:right="113"/>
         <w:shd w:val="clear" w:fill="F1F5F9"/>
       </w:pPr>
@@ -5528,7 +5573,7 @@
     </w:p>
     <w:p>
       <w:pPr>
-        <w:spacing w:before="60" w:after="180" w:line="324" w:lineRule="auto"/>
+        <w:spacing w:before="0" w:after="140" w:line="324" w:lineRule="auto"/>
         <w:ind w:left="227"/>
         <w:pBdr>
           <w:bottom w:val="single" w:sz="6" w:space="4" w:color="9A9A9A"/>
@@ -5543,7 +5588,7 @@
     </w:p>
     <w:p>
       <w:pPr>
-        <w:spacing w:before="60" w:after="180" w:line="324" w:lineRule="auto"/>
+        <w:spacing w:before="0" w:after="140" w:line="324" w:lineRule="auto"/>
         <w:ind w:left="227"/>
         <w:pBdr>
           <w:bottom w:val="single" w:sz="6" w:space="4" w:color="9A9A9A"/>
@@ -5558,7 +5603,7 @@
     </w:p>
     <w:p>
       <w:pPr>
-        <w:spacing w:before="0" w:after="60" w:line="312" w:lineRule="auto"/>
+        <w:spacing w:before="0" w:after="80" w:line="312" w:lineRule="auto"/>
         <w:ind w:left="227"/>
       </w:pPr>
       <w:r>
@@ -5572,7 +5617,7 @@
     </w:p>
     <w:p>
       <w:pPr>
-        <w:spacing w:before="260" w:after="120" w:line="300" w:lineRule="auto"/>
+        <w:spacing w:before="300" w:after="100" w:line="300" w:lineRule="auto"/>
         <w:ind w:left="113" w:right="113"/>
         <w:shd w:val="clear" w:fill="F1F5F9"/>
       </w:pPr>
@@ -5612,7 +5657,7 @@
     </w:p>
     <w:p>
       <w:pPr>
-        <w:spacing w:before="60" w:after="180" w:line="324" w:lineRule="auto"/>
+        <w:spacing w:before="0" w:after="140" w:line="324" w:lineRule="auto"/>
         <w:ind w:left="227"/>
         <w:pBdr>
           <w:bottom w:val="single" w:sz="6" w:space="4" w:color="9A9A9A"/>
@@ -5627,7 +5672,7 @@
     </w:p>
     <w:p>
       <w:pPr>
-        <w:spacing w:before="60" w:after="180" w:line="324" w:lineRule="auto"/>
+        <w:spacing w:before="0" w:after="140" w:line="324" w:lineRule="auto"/>
         <w:ind w:left="227"/>
         <w:pBdr>
           <w:bottom w:val="single" w:sz="6" w:space="4" w:color="9A9A9A"/>
@@ -5642,7 +5687,7 @@
     </w:p>
     <w:p>
       <w:pPr>
-        <w:spacing w:before="0" w:after="60" w:line="312" w:lineRule="auto"/>
+        <w:spacing w:before="0" w:after="80" w:line="312" w:lineRule="auto"/>
         <w:ind w:left="227"/>
       </w:pPr>
       <w:r>
@@ -5656,7 +5701,7 @@
     </w:p>
     <w:p>
       <w:pPr>
-        <w:spacing w:before="0" w:after="60" w:line="312" w:lineRule="auto"/>
+        <w:spacing w:before="0" w:after="80" w:line="312" w:lineRule="auto"/>
         <w:ind w:left="227"/>
       </w:pPr>
       <w:r>
@@ -5670,7 +5715,7 @@
     </w:p>
     <w:p>
       <w:pPr>
-        <w:spacing w:before="260" w:after="120" w:line="300" w:lineRule="auto"/>
+        <w:spacing w:before="300" w:after="100" w:line="300" w:lineRule="auto"/>
         <w:ind w:left="113" w:right="113"/>
         <w:shd w:val="clear" w:fill="F1F5F9"/>
       </w:pPr>
@@ -5699,7 +5744,7 @@
     </w:p>
     <w:p>
       <w:pPr>
-        <w:spacing w:before="60" w:after="180" w:line="324" w:lineRule="auto"/>
+        <w:spacing w:before="0" w:after="140" w:line="324" w:lineRule="auto"/>
         <w:ind w:left="227"/>
         <w:pBdr>
           <w:bottom w:val="single" w:sz="6" w:space="4" w:color="9A9A9A"/>
@@ -5714,7 +5759,7 @@
     </w:p>
     <w:p>
       <w:pPr>
-        <w:spacing w:before="60" w:after="180" w:line="324" w:lineRule="auto"/>
+        <w:spacing w:before="0" w:after="140" w:line="324" w:lineRule="auto"/>
         <w:ind w:left="227"/>
         <w:pBdr>
           <w:bottom w:val="single" w:sz="6" w:space="4" w:color="9A9A9A"/>
@@ -5729,7 +5774,7 @@
     </w:p>
     <w:p>
       <w:pPr>
-        <w:spacing w:before="0" w:after="60" w:line="312" w:lineRule="auto"/>
+        <w:spacing w:before="0" w:after="80" w:line="312" w:lineRule="auto"/>
         <w:ind w:left="227"/>
       </w:pPr>
       <w:r>
@@ -5743,7 +5788,7 @@
     </w:p>
     <w:p>
       <w:pPr>
-        <w:spacing w:before="0" w:after="60" w:line="312" w:lineRule="auto"/>
+        <w:spacing w:before="0" w:after="80" w:line="312" w:lineRule="auto"/>
         <w:ind w:left="227"/>
       </w:pPr>
       <w:r>
@@ -5757,7 +5802,7 @@
     </w:p>
     <w:p>
       <w:pPr>
-        <w:spacing w:before="320" w:after="120" w:line="312" w:lineRule="auto"/>
+        <w:spacing w:before="360" w:after="140" w:line="312" w:lineRule="auto"/>
         <w:ind w:left="0"/>
       </w:pPr>
       <w:r>
@@ -5771,7 +5816,7 @@
     </w:p>
     <w:p>
       <w:pPr>
-        <w:spacing w:before="260" w:after="120" w:line="300" w:lineRule="auto"/>
+        <w:spacing w:before="300" w:after="100" w:line="300" w:lineRule="auto"/>
         <w:ind w:left="113" w:right="113"/>
         <w:shd w:val="clear" w:fill="F1F5F9"/>
       </w:pPr>
@@ -5882,12 +5927,17 @@
     </w:tbl>
     <w:p>
       <w:pPr>
-        <w:spacing w:after="40"/>
-      </w:pPr>
-    </w:p>
-    <w:p>
-      <w:pPr>
-        <w:spacing w:before="260" w:after="120" w:line="300" w:lineRule="auto"/>
+        <w:spacing w:after="0"/>
+      </w:pPr>
+      <w:r>
+        <w:rPr>
+          <w:sz w:val="2"/>
+        </w:rPr>
+      </w:r>
+    </w:p>
+    <w:p>
+      <w:pPr>
+        <w:spacing w:before="300" w:after="100" w:line="300" w:lineRule="auto"/>
         <w:ind w:left="113" w:right="113"/>
         <w:shd w:val="clear" w:fill="F1F5F9"/>
       </w:pPr>
@@ -5927,7 +5977,7 @@
     </w:p>
     <w:p>
       <w:pPr>
-        <w:spacing w:before="60" w:after="180" w:line="324" w:lineRule="auto"/>
+        <w:spacing w:before="0" w:after="140" w:line="324" w:lineRule="auto"/>
         <w:ind w:left="227"/>
         <w:pBdr>
           <w:bottom w:val="single" w:sz="6" w:space="4" w:color="9A9A9A"/>
@@ -5942,7 +5992,7 @@
     </w:p>
     <w:p>
       <w:pPr>
-        <w:spacing w:before="60" w:after="180" w:line="324" w:lineRule="auto"/>
+        <w:spacing w:before="0" w:after="140" w:line="324" w:lineRule="auto"/>
         <w:ind w:left="227"/>
         <w:pBdr>
           <w:bottom w:val="single" w:sz="6" w:space="4" w:color="9A9A9A"/>
@@ -5957,7 +6007,7 @@
     </w:p>
     <w:p>
       <w:pPr>
-        <w:spacing w:before="260" w:after="120" w:line="300" w:lineRule="auto"/>
+        <w:spacing w:before="300" w:after="100" w:line="300" w:lineRule="auto"/>
         <w:ind w:left="113" w:right="113"/>
         <w:shd w:val="clear" w:fill="F1F5F9"/>
       </w:pPr>
@@ -5986,7 +6036,7 @@
     </w:p>
     <w:p>
       <w:pPr>
-        <w:spacing w:before="0" w:after="60" w:line="312" w:lineRule="auto"/>
+        <w:spacing w:before="0" w:after="80" w:line="312" w:lineRule="auto"/>
         <w:ind w:left="227"/>
       </w:pPr>
       <w:r>
@@ -6000,7 +6050,7 @@
     </w:p>
     <w:p>
       <w:pPr>
-        <w:spacing w:before="0" w:after="60" w:line="312" w:lineRule="auto"/>
+        <w:spacing w:before="0" w:after="80" w:line="312" w:lineRule="auto"/>
         <w:ind w:left="227"/>
       </w:pPr>
       <w:r>
@@ -6014,7 +6064,7 @@
     </w:p>
     <w:p>
       <w:pPr>
-        <w:spacing w:before="0" w:after="60" w:line="312" w:lineRule="auto"/>
+        <w:spacing w:before="0" w:after="80" w:line="312" w:lineRule="auto"/>
         <w:ind w:left="227"/>
       </w:pPr>
       <w:r>
@@ -6028,7 +6078,7 @@
     </w:p>
     <w:p>
       <w:pPr>
-        <w:spacing w:before="260" w:after="120" w:line="300" w:lineRule="auto"/>
+        <w:spacing w:before="300" w:after="100" w:line="300" w:lineRule="auto"/>
         <w:ind w:left="113" w:right="113"/>
         <w:shd w:val="clear" w:fill="F1F5F9"/>
       </w:pPr>
@@ -6139,12 +6189,17 @@
     </w:tbl>
     <w:p>
       <w:pPr>
-        <w:spacing w:after="40"/>
-      </w:pPr>
-    </w:p>
-    <w:p>
-      <w:pPr>
-        <w:spacing w:before="260" w:after="120" w:line="300" w:lineRule="auto"/>
+        <w:spacing w:after="0"/>
+      </w:pPr>
+      <w:r>
+        <w:rPr>
+          <w:sz w:val="2"/>
+        </w:rPr>
+      </w:r>
+    </w:p>
+    <w:p>
+      <w:pPr>
+        <w:spacing w:before="300" w:after="100" w:line="300" w:lineRule="auto"/>
         <w:ind w:left="113" w:right="113"/>
         <w:shd w:val="clear" w:fill="F1F5F9"/>
       </w:pPr>
@@ -6244,12 +6299,17 @@
     </w:tbl>
     <w:p>
       <w:pPr>
-        <w:spacing w:after="40"/>
-      </w:pPr>
-    </w:p>
-    <w:p>
-      <w:pPr>
-        <w:spacing w:before="260" w:after="120" w:line="300" w:lineRule="auto"/>
+        <w:spacing w:after="0"/>
+      </w:pPr>
+      <w:r>
+        <w:rPr>
+          <w:sz w:val="2"/>
+        </w:rPr>
+      </w:r>
+    </w:p>
+    <w:p>
+      <w:pPr>
+        <w:spacing w:before="300" w:after="100" w:line="300" w:lineRule="auto"/>
         <w:ind w:left="113" w:right="113"/>
         <w:shd w:val="clear" w:fill="F1F5F9"/>
       </w:pPr>
@@ -6278,7 +6338,7 @@
     </w:p>
     <w:p>
       <w:pPr>
-        <w:spacing w:before="0" w:after="60" w:line="312" w:lineRule="auto"/>
+        <w:spacing w:before="0" w:after="80" w:line="312" w:lineRule="auto"/>
         <w:ind w:left="227"/>
       </w:pPr>
       <w:r>
@@ -6292,7 +6352,7 @@
     </w:p>
     <w:p>
       <w:pPr>
-        <w:spacing w:before="260" w:after="120" w:line="300" w:lineRule="auto"/>
+        <w:spacing w:before="300" w:after="100" w:line="300" w:lineRule="auto"/>
         <w:ind w:left="113" w:right="113"/>
         <w:shd w:val="clear" w:fill="F1F5F9"/>
       </w:pPr>
@@ -6403,12 +6463,17 @@
     </w:tbl>
     <w:p>
       <w:pPr>
-        <w:spacing w:after="40"/>
-      </w:pPr>
-    </w:p>
-    <w:p>
-      <w:pPr>
-        <w:spacing w:before="320" w:after="120" w:line="312" w:lineRule="auto"/>
+        <w:spacing w:after="0"/>
+      </w:pPr>
+      <w:r>
+        <w:rPr>
+          <w:sz w:val="2"/>
+        </w:rPr>
+      </w:r>
+    </w:p>
+    <w:p>
+      <w:pPr>
+        <w:spacing w:before="360" w:after="140" w:line="312" w:lineRule="auto"/>
         <w:ind w:left="0"/>
       </w:pPr>
       <w:r>
@@ -6422,7 +6487,7 @@
     </w:p>
     <w:p>
       <w:pPr>
-        <w:spacing w:before="200" w:after="60" w:line="312" w:lineRule="auto"/>
+        <w:spacing w:before="240" w:after="100" w:line="312" w:lineRule="auto"/>
         <w:ind w:left="0"/>
       </w:pPr>
       <w:r>
@@ -6827,12 +6892,17 @@
     </w:tbl>
     <w:p>
       <w:pPr>
-        <w:spacing w:after="40"/>
-      </w:pPr>
-    </w:p>
-    <w:p>
-      <w:pPr>
-        <w:spacing w:before="320" w:after="120" w:line="312" w:lineRule="auto"/>
+        <w:spacing w:after="0"/>
+      </w:pPr>
+      <w:r>
+        <w:rPr>
+          <w:sz w:val="2"/>
+        </w:rPr>
+      </w:r>
+    </w:p>
+    <w:p>
+      <w:pPr>
+        <w:spacing w:before="360" w:after="140" w:line="312" w:lineRule="auto"/>
         <w:ind w:left="0"/>
       </w:pPr>
       <w:r>
@@ -6846,7 +6916,7 @@
     </w:p>
     <w:p>
       <w:pPr>
-        <w:spacing w:before="0" w:after="120" w:line="312" w:lineRule="auto"/>
+        <w:spacing w:before="0" w:after="80" w:line="312" w:lineRule="auto"/>
         <w:ind w:left="0"/>
       </w:pPr>
       <w:r>
@@ -6860,7 +6930,7 @@
     </w:p>
     <w:p>
       <w:pPr>
-        <w:spacing w:before="260" w:after="120" w:line="300" w:lineRule="auto"/>
+        <w:spacing w:before="300" w:after="100" w:line="300" w:lineRule="auto"/>
         <w:ind w:left="113" w:right="113"/>
         <w:shd w:val="clear" w:fill="F1F5F9"/>
       </w:pPr>
@@ -6882,7 +6952,7 @@
     </w:p>
     <w:p>
       <w:pPr>
-        <w:spacing w:before="0" w:after="60" w:line="312" w:lineRule="auto"/>
+        <w:spacing w:before="0" w:after="80" w:line="312" w:lineRule="auto"/>
         <w:ind w:left="227"/>
       </w:pPr>
       <w:r>
@@ -6896,7 +6966,7 @@
     </w:p>
     <w:p>
       <w:pPr>
-        <w:spacing w:before="0" w:after="60" w:line="312" w:lineRule="auto"/>
+        <w:spacing w:before="0" w:after="80" w:line="312" w:lineRule="auto"/>
         <w:ind w:left="227"/>
       </w:pPr>
       <w:r>
@@ -6910,7 +6980,7 @@
     </w:p>
     <w:p>
       <w:pPr>
-        <w:spacing w:before="260" w:after="120" w:line="300" w:lineRule="auto"/>
+        <w:spacing w:before="300" w:after="100" w:line="300" w:lineRule="auto"/>
         <w:ind w:left="113" w:right="113"/>
         <w:shd w:val="clear" w:fill="F1F5F9"/>
       </w:pPr>
@@ -6932,7 +7002,7 @@
     </w:p>
     <w:p>
       <w:pPr>
-        <w:spacing w:before="0" w:after="60" w:line="312" w:lineRule="auto"/>
+        <w:spacing w:before="0" w:after="80" w:line="312" w:lineRule="auto"/>
         <w:ind w:left="227"/>
       </w:pPr>
       <w:r>
@@ -6946,7 +7016,7 @@
     </w:p>
     <w:p>
       <w:pPr>
-        <w:spacing w:before="0" w:after="60" w:line="312" w:lineRule="auto"/>
+        <w:spacing w:before="0" w:after="80" w:line="312" w:lineRule="auto"/>
         <w:ind w:left="227"/>
       </w:pPr>
       <w:r>
@@ -6960,7 +7030,7 @@
     </w:p>
     <w:p>
       <w:pPr>
-        <w:spacing w:before="0" w:after="60" w:line="312" w:lineRule="auto"/>
+        <w:spacing w:before="0" w:after="80" w:line="312" w:lineRule="auto"/>
         <w:ind w:left="227"/>
       </w:pPr>
       <w:r>
@@ -6974,7 +7044,7 @@
     </w:p>
     <w:p>
       <w:pPr>
-        <w:spacing w:before="260" w:after="120" w:line="300" w:lineRule="auto"/>
+        <w:spacing w:before="300" w:after="100" w:line="300" w:lineRule="auto"/>
         <w:ind w:left="113" w:right="113"/>
         <w:shd w:val="clear" w:fill="F1F5F9"/>
       </w:pPr>
@@ -6996,7 +7066,7 @@
     </w:p>
     <w:p>
       <w:pPr>
-        <w:spacing w:before="0" w:after="60" w:line="312" w:lineRule="auto"/>
+        <w:spacing w:before="0" w:after="80" w:line="312" w:lineRule="auto"/>
         <w:ind w:left="227"/>
       </w:pPr>
       <w:r>
@@ -7010,7 +7080,7 @@
     </w:p>
     <w:p>
       <w:pPr>
-        <w:spacing w:before="0" w:after="60" w:line="312" w:lineRule="auto"/>
+        <w:spacing w:before="0" w:after="80" w:line="312" w:lineRule="auto"/>
         <w:ind w:left="227"/>
       </w:pPr>
       <w:r>
@@ -7024,7 +7094,7 @@
     </w:p>
     <w:p>
       <w:pPr>
-        <w:spacing w:before="260" w:after="120" w:line="300" w:lineRule="auto"/>
+        <w:spacing w:before="300" w:after="100" w:line="300" w:lineRule="auto"/>
         <w:ind w:left="113" w:right="113"/>
         <w:shd w:val="clear" w:fill="F1F5F9"/>
       </w:pPr>
@@ -7057,7 +7127,7 @@
     </w:p>
     <w:p>
       <w:pPr>
-        <w:spacing w:before="0" w:after="60" w:line="312" w:lineRule="auto"/>
+        <w:spacing w:before="0" w:after="80" w:line="312" w:lineRule="auto"/>
         <w:ind w:left="227"/>
       </w:pPr>
       <w:r>
@@ -7071,7 +7141,7 @@
     </w:p>
     <w:p>
       <w:pPr>
-        <w:spacing w:before="0" w:after="60" w:line="312" w:lineRule="auto"/>
+        <w:spacing w:before="0" w:after="80" w:line="312" w:lineRule="auto"/>
         <w:ind w:left="227"/>
       </w:pPr>
       <w:r>
@@ -7085,7 +7155,7 @@
     </w:p>
     <w:p>
       <w:pPr>
-        <w:spacing w:before="260" w:after="120" w:line="300" w:lineRule="auto"/>
+        <w:spacing w:before="300" w:after="100" w:line="300" w:lineRule="auto"/>
         <w:ind w:left="113" w:right="113"/>
         <w:shd w:val="clear" w:fill="F1F5F9"/>
       </w:pPr>
@@ -7107,7 +7177,7 @@
     </w:p>
     <w:p>
       <w:pPr>
-        <w:spacing w:before="0" w:after="60" w:line="312" w:lineRule="auto"/>
+        <w:spacing w:before="0" w:after="80" w:line="312" w:lineRule="auto"/>
         <w:ind w:left="227"/>
       </w:pPr>
       <w:r>
@@ -7121,7 +7191,7 @@
     </w:p>
     <w:p>
       <w:pPr>
-        <w:spacing w:before="0" w:after="60" w:line="312" w:lineRule="auto"/>
+        <w:spacing w:before="0" w:after="80" w:line="312" w:lineRule="auto"/>
         <w:ind w:left="227"/>
       </w:pPr>
       <w:r>
@@ -7135,7 +7205,7 @@
     </w:p>
     <w:p>
       <w:pPr>
-        <w:spacing w:before="0" w:after="60" w:line="312" w:lineRule="auto"/>
+        <w:spacing w:before="0" w:after="80" w:line="312" w:lineRule="auto"/>
         <w:ind w:left="227"/>
       </w:pPr>
       <w:r>
@@ -7149,7 +7219,7 @@
     </w:p>
     <w:p>
       <w:pPr>
-        <w:spacing w:before="260" w:after="120" w:line="300" w:lineRule="auto"/>
+        <w:spacing w:before="300" w:after="100" w:line="300" w:lineRule="auto"/>
         <w:ind w:left="113" w:right="113"/>
         <w:shd w:val="clear" w:fill="F1F5F9"/>
       </w:pPr>
@@ -7171,7 +7241,7 @@
     </w:p>
     <w:p>
       <w:pPr>
-        <w:spacing w:before="0" w:after="60" w:line="312" w:lineRule="auto"/>
+        <w:spacing w:before="0" w:after="80" w:line="312" w:lineRule="auto"/>
         <w:ind w:left="227"/>
       </w:pPr>
       <w:r>
@@ -7185,7 +7255,7 @@
     </w:p>
     <w:p>
       <w:pPr>
-        <w:spacing w:before="0" w:after="60" w:line="312" w:lineRule="auto"/>
+        <w:spacing w:before="0" w:after="80" w:line="312" w:lineRule="auto"/>
         <w:ind w:left="227"/>
       </w:pPr>
       <w:r>
@@ -7199,7 +7269,7 @@
     </w:p>
     <w:p>
       <w:pPr>
-        <w:spacing w:before="0" w:after="60" w:line="312" w:lineRule="auto"/>
+        <w:spacing w:before="0" w:after="80" w:line="312" w:lineRule="auto"/>
         <w:ind w:left="227"/>
       </w:pPr>
       <w:r>
@@ -7213,7 +7283,7 @@
     </w:p>
     <w:p>
       <w:pPr>
-        <w:spacing w:before="260" w:after="120" w:line="300" w:lineRule="auto"/>
+        <w:spacing w:before="300" w:after="100" w:line="300" w:lineRule="auto"/>
         <w:ind w:left="113" w:right="113"/>
         <w:shd w:val="clear" w:fill="F1F5F9"/>
       </w:pPr>
@@ -7235,7 +7305,7 @@
     </w:p>
     <w:p>
       <w:pPr>
-        <w:spacing w:before="0" w:after="60" w:line="312" w:lineRule="auto"/>
+        <w:spacing w:before="0" w:after="80" w:line="312" w:lineRule="auto"/>
         <w:ind w:left="227"/>
       </w:pPr>
       <w:r>
@@ -7249,7 +7319,7 @@
     </w:p>
     <w:p>
       <w:pPr>
-        <w:spacing w:before="0" w:after="60" w:line="312" w:lineRule="auto"/>
+        <w:spacing w:before="0" w:after="80" w:line="312" w:lineRule="auto"/>
         <w:ind w:left="227"/>
       </w:pPr>
       <w:r>
@@ -7263,7 +7333,7 @@
     </w:p>
     <w:p>
       <w:pPr>
-        <w:spacing w:before="260" w:after="120" w:line="300" w:lineRule="auto"/>
+        <w:spacing w:before="300" w:after="100" w:line="300" w:lineRule="auto"/>
         <w:ind w:left="113" w:right="113"/>
         <w:shd w:val="clear" w:fill="F1F5F9"/>
       </w:pPr>
@@ -7307,7 +7377,7 @@
     </w:p>
     <w:p>
       <w:pPr>
-        <w:spacing w:before="0" w:after="60" w:line="312" w:lineRule="auto"/>
+        <w:spacing w:before="0" w:after="80" w:line="312" w:lineRule="auto"/>
         <w:ind w:left="227"/>
       </w:pPr>
       <w:r>
@@ -7321,7 +7391,7 @@
     </w:p>
     <w:p>
       <w:pPr>
-        <w:spacing w:before="260" w:after="120" w:line="300" w:lineRule="auto"/>
+        <w:spacing w:before="300" w:after="100" w:line="300" w:lineRule="auto"/>
         <w:ind w:left="113" w:right="113"/>
         <w:shd w:val="clear" w:fill="F1F5F9"/>
       </w:pPr>
@@ -7354,7 +7424,7 @@
     </w:p>
     <w:p>
       <w:pPr>
-        <w:spacing w:before="0" w:after="60" w:line="312" w:lineRule="auto"/>
+        <w:spacing w:before="0" w:after="80" w:line="312" w:lineRule="auto"/>
         <w:ind w:left="227"/>
       </w:pPr>
       <w:r>
@@ -7368,7 +7438,7 @@
     </w:p>
     <w:p>
       <w:pPr>
-        <w:spacing w:before="0" w:after="60" w:line="312" w:lineRule="auto"/>
+        <w:spacing w:before="0" w:after="80" w:line="312" w:lineRule="auto"/>
         <w:ind w:left="227"/>
       </w:pPr>
       <w:r>
@@ -7382,7 +7452,7 @@
     </w:p>
     <w:p>
       <w:pPr>
-        <w:spacing w:before="260" w:after="120" w:line="300" w:lineRule="auto"/>
+        <w:spacing w:before="300" w:after="100" w:line="300" w:lineRule="auto"/>
         <w:ind w:left="113" w:right="113"/>
         <w:shd w:val="clear" w:fill="F1F5F9"/>
       </w:pPr>
@@ -7404,7 +7474,7 @@
     </w:p>
     <w:p>
       <w:pPr>
-        <w:spacing w:before="0" w:after="60" w:line="312" w:lineRule="auto"/>
+        <w:spacing w:before="0" w:after="80" w:line="312" w:lineRule="auto"/>
         <w:ind w:left="227"/>
       </w:pPr>
       <w:r>
@@ -7418,7 +7488,7 @@
     </w:p>
     <w:p>
       <w:pPr>
-        <w:spacing w:before="0" w:after="60" w:line="312" w:lineRule="auto"/>
+        <w:spacing w:before="0" w:after="80" w:line="312" w:lineRule="auto"/>
         <w:ind w:left="227"/>
       </w:pPr>
       <w:r>
@@ -7432,7 +7502,7 @@
     </w:p>
     <w:p>
       <w:pPr>
-        <w:spacing w:before="0" w:after="60" w:line="312" w:lineRule="auto"/>
+        <w:spacing w:before="0" w:after="80" w:line="312" w:lineRule="auto"/>
         <w:ind w:left="227"/>
       </w:pPr>
       <w:r>
@@ -7446,7 +7516,7 @@
     </w:p>
     <w:p>
       <w:pPr>
-        <w:spacing w:before="320" w:after="120" w:line="312" w:lineRule="auto"/>
+        <w:spacing w:before="360" w:after="140" w:line="312" w:lineRule="auto"/>
         <w:ind w:left="0"/>
       </w:pPr>
       <w:r>
@@ -7460,7 +7530,7 @@
     </w:p>
     <w:p>
       <w:pPr>
-        <w:spacing w:before="260" w:after="120" w:line="300" w:lineRule="auto"/>
+        <w:spacing w:before="300" w:after="100" w:line="300" w:lineRule="auto"/>
         <w:ind w:left="113" w:right="113"/>
         <w:shd w:val="clear" w:fill="F1F5F9"/>
       </w:pPr>
@@ -7489,7 +7559,7 @@
     </w:p>
     <w:p>
       <w:pPr>
-        <w:spacing w:before="0" w:after="60" w:line="312" w:lineRule="auto"/>
+        <w:spacing w:before="0" w:after="80" w:line="312" w:lineRule="auto"/>
         <w:ind w:left="227"/>
       </w:pPr>
       <w:r>
@@ -8043,12 +8113,17 @@
     </w:tbl>
     <w:p>
       <w:pPr>
-        <w:spacing w:after="40"/>
-      </w:pPr>
-    </w:p>
-    <w:p>
-      <w:pPr>
-        <w:spacing w:before="260" w:after="120" w:line="300" w:lineRule="auto"/>
+        <w:spacing w:after="0"/>
+      </w:pPr>
+      <w:r>
+        <w:rPr>
+          <w:sz w:val="2"/>
+        </w:rPr>
+      </w:r>
+    </w:p>
+    <w:p>
+      <w:pPr>
+        <w:spacing w:before="300" w:after="100" w:line="300" w:lineRule="auto"/>
         <w:ind w:left="113" w:right="113"/>
         <w:shd w:val="clear" w:fill="F1F5F9"/>
       </w:pPr>
@@ -8070,7 +8145,7 @@
     </w:p>
     <w:p>
       <w:pPr>
-        <w:spacing w:before="0" w:after="60" w:line="312" w:lineRule="auto"/>
+        <w:spacing w:before="0" w:after="80" w:line="312" w:lineRule="auto"/>
         <w:ind w:left="227"/>
       </w:pPr>
       <w:r>
@@ -8084,7 +8159,7 @@
     </w:p>
     <w:p>
       <w:pPr>
-        <w:spacing w:before="260" w:after="120" w:line="300" w:lineRule="auto"/>
+        <w:spacing w:before="300" w:after="100" w:line="300" w:lineRule="auto"/>
         <w:ind w:left="113" w:right="113"/>
         <w:shd w:val="clear" w:fill="F1F5F9"/>
       </w:pPr>
@@ -8192,12 +8267,17 @@
     </w:tbl>
     <w:p>
       <w:pPr>
-        <w:spacing w:after="40"/>
-      </w:pPr>
-    </w:p>
-    <w:p>
-      <w:pPr>
-        <w:spacing w:before="440" w:after="160" w:line="312" w:lineRule="auto"/>
+        <w:spacing w:after="0"/>
+      </w:pPr>
+      <w:r>
+        <w:rPr>
+          <w:sz w:val="2"/>
+        </w:rPr>
+      </w:r>
+    </w:p>
+    <w:p>
+      <w:pPr>
+        <w:spacing w:before="520" w:after="180" w:line="312" w:lineRule="auto"/>
         <w:ind w:left="0"/>
         <w:pBdr>
           <w:bottom w:val="single" w:sz="12" w:space="4" w:color="1F4E79"/>
@@ -8214,7 +8294,7 @@
     </w:p>
     <w:p>
       <w:pPr>
-        <w:spacing w:before="320" w:after="120" w:line="312" w:lineRule="auto"/>
+        <w:spacing w:before="360" w:after="140" w:line="312" w:lineRule="auto"/>
         <w:ind w:left="0"/>
       </w:pPr>
       <w:r>
@@ -8228,7 +8308,7 @@
     </w:p>
     <w:p>
       <w:pPr>
-        <w:spacing w:before="260" w:after="120" w:line="300" w:lineRule="auto"/>
+        <w:spacing w:before="300" w:after="100" w:line="300" w:lineRule="auto"/>
         <w:ind w:left="113" w:right="113"/>
         <w:shd w:val="clear" w:fill="F1F5F9"/>
       </w:pPr>
@@ -8250,7 +8330,7 @@
     </w:p>
     <w:p>
       <w:pPr>
-        <w:spacing w:before="0" w:after="60" w:line="312" w:lineRule="auto"/>
+        <w:spacing w:before="0" w:after="80" w:line="312" w:lineRule="auto"/>
         <w:ind w:left="227"/>
       </w:pPr>
       <w:r>
@@ -8264,7 +8344,7 @@
     </w:p>
     <w:p>
       <w:pPr>
-        <w:spacing w:before="260" w:after="120" w:line="300" w:lineRule="auto"/>
+        <w:spacing w:before="300" w:after="100" w:line="300" w:lineRule="auto"/>
         <w:ind w:left="113" w:right="113"/>
         <w:shd w:val="clear" w:fill="F1F5F9"/>
       </w:pPr>
@@ -8304,7 +8384,7 @@
     </w:p>
     <w:p>
       <w:pPr>
-        <w:spacing w:before="0" w:after="60" w:line="312" w:lineRule="auto"/>
+        <w:spacing w:before="0" w:after="80" w:line="312" w:lineRule="auto"/>
         <w:ind w:left="283"/>
       </w:pPr>
       <w:r>
@@ -8318,7 +8398,7 @@
     </w:p>
     <w:p>
       <w:pPr>
-        <w:spacing w:before="0" w:after="60" w:line="312" w:lineRule="auto"/>
+        <w:spacing w:before="0" w:after="80" w:line="312" w:lineRule="auto"/>
         <w:ind w:left="283"/>
       </w:pPr>
       <w:r>
@@ -8332,7 +8412,7 @@
     </w:p>
     <w:p>
       <w:pPr>
-        <w:spacing w:before="0" w:after="60" w:line="312" w:lineRule="auto"/>
+        <w:spacing w:before="0" w:after="80" w:line="312" w:lineRule="auto"/>
         <w:ind w:left="283"/>
       </w:pPr>
       <w:r>
@@ -8346,7 +8426,7 @@
     </w:p>
     <w:p>
       <w:pPr>
-        <w:spacing w:before="0" w:after="60" w:line="312" w:lineRule="auto"/>
+        <w:spacing w:before="0" w:after="80" w:line="312" w:lineRule="auto"/>
         <w:ind w:left="283"/>
       </w:pPr>
       <w:r>
@@ -8360,7 +8440,7 @@
     </w:p>
     <w:p>
       <w:pPr>
-        <w:spacing w:before="0" w:after="60" w:line="312" w:lineRule="auto"/>
+        <w:spacing w:before="0" w:after="80" w:line="312" w:lineRule="auto"/>
         <w:ind w:left="283"/>
       </w:pPr>
       <w:r>
@@ -8374,7 +8454,7 @@
     </w:p>
     <w:p>
       <w:pPr>
-        <w:spacing w:before="260" w:after="120" w:line="300" w:lineRule="auto"/>
+        <w:spacing w:before="300" w:after="100" w:line="300" w:lineRule="auto"/>
         <w:ind w:left="113" w:right="113"/>
         <w:shd w:val="clear" w:fill="F1F5F9"/>
       </w:pPr>
@@ -8514,12 +8594,17 @@
     </w:tbl>
     <w:p>
       <w:pPr>
-        <w:spacing w:after="40"/>
-      </w:pPr>
-    </w:p>
-    <w:p>
-      <w:pPr>
-        <w:spacing w:before="260" w:after="120" w:line="300" w:lineRule="auto"/>
+        <w:spacing w:after="0"/>
+      </w:pPr>
+      <w:r>
+        <w:rPr>
+          <w:sz w:val="2"/>
+        </w:rPr>
+      </w:r>
+    </w:p>
+    <w:p>
+      <w:pPr>
+        <w:spacing w:before="300" w:after="100" w:line="300" w:lineRule="auto"/>
         <w:ind w:left="113" w:right="113"/>
         <w:shd w:val="clear" w:fill="F1F5F9"/>
       </w:pPr>
@@ -8559,7 +8644,7 @@
     </w:p>
     <w:p>
       <w:pPr>
-        <w:spacing w:before="60" w:after="180" w:line="324" w:lineRule="auto"/>
+        <w:spacing w:before="0" w:after="140" w:line="324" w:lineRule="auto"/>
         <w:ind w:left="227"/>
         <w:pBdr>
           <w:bottom w:val="single" w:sz="6" w:space="4" w:color="9A9A9A"/>
@@ -8574,7 +8659,7 @@
     </w:p>
     <w:p>
       <w:pPr>
-        <w:spacing w:before="60" w:after="180" w:line="324" w:lineRule="auto"/>
+        <w:spacing w:before="0" w:after="140" w:line="324" w:lineRule="auto"/>
         <w:ind w:left="227"/>
         <w:pBdr>
           <w:bottom w:val="single" w:sz="6" w:space="4" w:color="9A9A9A"/>
@@ -8589,7 +8674,7 @@
     </w:p>
     <w:p>
       <w:pPr>
-        <w:spacing w:before="0" w:after="60" w:line="312" w:lineRule="auto"/>
+        <w:spacing w:before="0" w:after="80" w:line="312" w:lineRule="auto"/>
         <w:ind w:left="227"/>
       </w:pPr>
       <w:r>
@@ -8603,7 +8688,7 @@
     </w:p>
     <w:p>
       <w:pPr>
-        <w:spacing w:before="260" w:after="120" w:line="300" w:lineRule="auto"/>
+        <w:spacing w:before="300" w:after="100" w:line="300" w:lineRule="auto"/>
         <w:ind w:left="113" w:right="113"/>
         <w:shd w:val="clear" w:fill="F1F5F9"/>
       </w:pPr>
@@ -8625,7 +8710,7 @@
     </w:p>
     <w:p>
       <w:pPr>
-        <w:spacing w:before="0" w:after="60" w:line="312" w:lineRule="auto"/>
+        <w:spacing w:before="0" w:after="80" w:line="312" w:lineRule="auto"/>
         <w:ind w:left="227"/>
       </w:pPr>
       <w:r>
@@ -8639,7 +8724,7 @@
     </w:p>
     <w:p>
       <w:pPr>
-        <w:spacing w:before="260" w:after="120" w:line="300" w:lineRule="auto"/>
+        <w:spacing w:before="300" w:after="100" w:line="300" w:lineRule="auto"/>
         <w:ind w:left="113" w:right="113"/>
         <w:shd w:val="clear" w:fill="F1F5F9"/>
       </w:pPr>
@@ -8661,7 +8746,7 @@
     </w:p>
     <w:p>
       <w:pPr>
-        <w:spacing w:before="0" w:after="60" w:line="312" w:lineRule="auto"/>
+        <w:spacing w:before="0" w:after="80" w:line="312" w:lineRule="auto"/>
         <w:ind w:left="227"/>
       </w:pPr>
       <w:r>
@@ -8675,7 +8760,7 @@
     </w:p>
     <w:p>
       <w:pPr>
-        <w:spacing w:before="260" w:after="120" w:line="300" w:lineRule="auto"/>
+        <w:spacing w:before="300" w:after="100" w:line="300" w:lineRule="auto"/>
         <w:ind w:left="113" w:right="113"/>
         <w:shd w:val="clear" w:fill="F1F5F9"/>
       </w:pPr>
@@ -8697,7 +8782,7 @@
     </w:p>
     <w:p>
       <w:pPr>
-        <w:spacing w:before="0" w:after="60" w:line="312" w:lineRule="auto"/>
+        <w:spacing w:before="0" w:after="80" w:line="312" w:lineRule="auto"/>
         <w:ind w:left="227"/>
       </w:pPr>
       <w:r>
@@ -8711,7 +8796,7 @@
     </w:p>
     <w:p>
       <w:pPr>
-        <w:spacing w:before="320" w:after="120" w:line="312" w:lineRule="auto"/>
+        <w:spacing w:before="360" w:after="140" w:line="312" w:lineRule="auto"/>
         <w:ind w:left="0"/>
       </w:pPr>
       <w:r>
@@ -8725,7 +8810,7 @@
     </w:p>
     <w:p>
       <w:pPr>
-        <w:spacing w:before="260" w:after="120" w:line="300" w:lineRule="auto"/>
+        <w:spacing w:before="300" w:after="100" w:line="300" w:lineRule="auto"/>
         <w:ind w:left="113" w:right="113"/>
         <w:shd w:val="clear" w:fill="F1F5F9"/>
       </w:pPr>
@@ -8862,12 +8947,17 @@
     </w:tbl>
     <w:p>
       <w:pPr>
-        <w:spacing w:after="40"/>
-      </w:pPr>
-    </w:p>
-    <w:p>
-      <w:pPr>
-        <w:spacing w:before="260" w:after="120" w:line="300" w:lineRule="auto"/>
+        <w:spacing w:after="0"/>
+      </w:pPr>
+      <w:r>
+        <w:rPr>
+          <w:sz w:val="2"/>
+        </w:rPr>
+      </w:r>
+    </w:p>
+    <w:p>
+      <w:pPr>
+        <w:spacing w:before="300" w:after="100" w:line="300" w:lineRule="auto"/>
         <w:ind w:left="113" w:right="113"/>
         <w:shd w:val="clear" w:fill="F1F5F9"/>
       </w:pPr>
@@ -8938,12 +9028,17 @@
     </w:tbl>
     <w:p>
       <w:pPr>
-        <w:spacing w:after="40"/>
-      </w:pPr>
-    </w:p>
-    <w:p>
-      <w:pPr>
-        <w:spacing w:before="260" w:after="120" w:line="300" w:lineRule="auto"/>
+        <w:spacing w:after="0"/>
+      </w:pPr>
+      <w:r>
+        <w:rPr>
+          <w:sz w:val="2"/>
+        </w:rPr>
+      </w:r>
+    </w:p>
+    <w:p>
+      <w:pPr>
+        <w:spacing w:before="300" w:after="100" w:line="300" w:lineRule="auto"/>
         <w:ind w:left="113" w:right="113"/>
         <w:shd w:val="clear" w:fill="F1F5F9"/>
       </w:pPr>
@@ -8972,7 +9067,7 @@
     </w:p>
     <w:p>
       <w:pPr>
-        <w:spacing w:before="60" w:after="180" w:line="324" w:lineRule="auto"/>
+        <w:spacing w:before="0" w:after="140" w:line="324" w:lineRule="auto"/>
         <w:ind w:left="227"/>
         <w:pBdr>
           <w:bottom w:val="single" w:sz="6" w:space="4" w:color="9A9A9A"/>
@@ -8987,7 +9082,7 @@
     </w:p>
     <w:p>
       <w:pPr>
-        <w:spacing w:before="60" w:after="180" w:line="324" w:lineRule="auto"/>
+        <w:spacing w:before="0" w:after="140" w:line="324" w:lineRule="auto"/>
         <w:ind w:left="227"/>
         <w:pBdr>
           <w:bottom w:val="single" w:sz="6" w:space="4" w:color="9A9A9A"/>
@@ -9002,7 +9097,7 @@
     </w:p>
     <w:p>
       <w:pPr>
-        <w:spacing w:before="260" w:after="120" w:line="300" w:lineRule="auto"/>
+        <w:spacing w:before="300" w:after="100" w:line="300" w:lineRule="auto"/>
         <w:ind w:left="113" w:right="113"/>
         <w:shd w:val="clear" w:fill="F1F5F9"/>
       </w:pPr>
@@ -9031,7 +9126,7 @@
     </w:p>
     <w:p>
       <w:pPr>
-        <w:spacing w:before="0" w:after="60" w:line="312" w:lineRule="auto"/>
+        <w:spacing w:before="0" w:after="80" w:line="312" w:lineRule="auto"/>
         <w:ind w:left="227"/>
       </w:pPr>
       <w:r>
@@ -9045,7 +9140,7 @@
     </w:p>
     <w:p>
       <w:pPr>
-        <w:spacing w:before="0" w:after="60" w:line="312" w:lineRule="auto"/>
+        <w:spacing w:before="0" w:after="80" w:line="312" w:lineRule="auto"/>
         <w:ind w:left="227"/>
       </w:pPr>
       <w:r>
@@ -9059,7 +9154,7 @@
     </w:p>
     <w:p>
       <w:pPr>
-        <w:spacing w:before="260" w:after="120" w:line="300" w:lineRule="auto"/>
+        <w:spacing w:before="300" w:after="100" w:line="300" w:lineRule="auto"/>
         <w:ind w:left="113" w:right="113"/>
         <w:shd w:val="clear" w:fill="F1F5F9"/>
       </w:pPr>
@@ -9081,7 +9176,7 @@
     </w:p>
     <w:p>
       <w:pPr>
-        <w:spacing w:before="0" w:after="60" w:line="312" w:lineRule="auto"/>
+        <w:spacing w:before="0" w:after="80" w:line="312" w:lineRule="auto"/>
         <w:ind w:left="227"/>
       </w:pPr>
       <w:r>
@@ -9095,7 +9190,7 @@
     </w:p>
     <w:p>
       <w:pPr>
-        <w:spacing w:before="320" w:after="120" w:line="312" w:lineRule="auto"/>
+        <w:spacing w:before="360" w:after="140" w:line="312" w:lineRule="auto"/>
         <w:ind w:left="0"/>
       </w:pPr>
       <w:r>
@@ -9109,7 +9204,7 @@
     </w:p>
     <w:p>
       <w:pPr>
-        <w:spacing w:before="260" w:after="120" w:line="300" w:lineRule="auto"/>
+        <w:spacing w:before="300" w:after="100" w:line="300" w:lineRule="auto"/>
         <w:ind w:left="113" w:right="113"/>
         <w:shd w:val="clear" w:fill="F1F5F9"/>
       </w:pPr>
@@ -9138,7 +9233,7 @@
     </w:p>
     <w:p>
       <w:pPr>
-        <w:spacing w:before="0" w:after="60" w:line="312" w:lineRule="auto"/>
+        <w:spacing w:before="0" w:after="80" w:line="312" w:lineRule="auto"/>
         <w:ind w:left="227"/>
       </w:pPr>
       <w:r>
@@ -9152,7 +9247,7 @@
     </w:p>
     <w:p>
       <w:pPr>
-        <w:spacing w:before="260" w:after="120" w:line="300" w:lineRule="auto"/>
+        <w:spacing w:before="300" w:after="100" w:line="300" w:lineRule="auto"/>
         <w:ind w:left="113" w:right="113"/>
         <w:shd w:val="clear" w:fill="F1F5F9"/>
       </w:pPr>
@@ -9174,7 +9269,7 @@
     </w:p>
     <w:p>
       <w:pPr>
-        <w:spacing w:before="0" w:after="60" w:line="312" w:lineRule="auto"/>
+        <w:spacing w:before="0" w:after="80" w:line="312" w:lineRule="auto"/>
         <w:ind w:left="227"/>
       </w:pPr>
       <w:r>
@@ -9188,7 +9283,7 @@
     </w:p>
     <w:p>
       <w:pPr>
-        <w:spacing w:before="260" w:after="120" w:line="300" w:lineRule="auto"/>
+        <w:spacing w:before="300" w:after="100" w:line="300" w:lineRule="auto"/>
         <w:ind w:left="113" w:right="113"/>
         <w:shd w:val="clear" w:fill="F1F5F9"/>
       </w:pPr>
@@ -9210,7 +9305,7 @@
     </w:p>
     <w:p>
       <w:pPr>
-        <w:spacing w:before="0" w:after="60" w:line="312" w:lineRule="auto"/>
+        <w:spacing w:before="0" w:after="80" w:line="312" w:lineRule="auto"/>
         <w:ind w:left="227"/>
       </w:pPr>
       <w:r>
@@ -9224,7 +9319,7 @@
     </w:p>
     <w:p>
       <w:pPr>
-        <w:spacing w:before="320" w:after="120" w:line="312" w:lineRule="auto"/>
+        <w:spacing w:before="360" w:after="140" w:line="312" w:lineRule="auto"/>
         <w:ind w:left="0"/>
       </w:pPr>
       <w:r>
@@ -9238,7 +9333,7 @@
     </w:p>
     <w:p>
       <w:pPr>
-        <w:spacing w:before="260" w:after="120" w:line="300" w:lineRule="auto"/>
+        <w:spacing w:before="300" w:after="100" w:line="300" w:lineRule="auto"/>
         <w:ind w:left="113" w:right="113"/>
         <w:shd w:val="clear" w:fill="F1F5F9"/>
       </w:pPr>
@@ -9267,7 +9362,7 @@
     </w:p>
     <w:p>
       <w:pPr>
-        <w:spacing w:before="0" w:after="60" w:line="312" w:lineRule="auto"/>
+        <w:spacing w:before="0" w:after="80" w:line="312" w:lineRule="auto"/>
         <w:ind w:left="227"/>
       </w:pPr>
       <w:r>
@@ -9281,7 +9376,7 @@
     </w:p>
     <w:p>
       <w:pPr>
-        <w:spacing w:before="0" w:after="60" w:line="312" w:lineRule="auto"/>
+        <w:spacing w:before="0" w:after="80" w:line="312" w:lineRule="auto"/>
         <w:ind w:left="227"/>
       </w:pPr>
       <w:r>
@@ -9295,7 +9390,7 @@
     </w:p>
     <w:p>
       <w:pPr>
-        <w:spacing w:before="260" w:after="120" w:line="300" w:lineRule="auto"/>
+        <w:spacing w:before="300" w:after="100" w:line="300" w:lineRule="auto"/>
         <w:ind w:left="113" w:right="113"/>
         <w:shd w:val="clear" w:fill="F1F5F9"/>
       </w:pPr>
@@ -9324,7 +9419,7 @@
     </w:p>
     <w:p>
       <w:pPr>
-        <w:spacing w:before="60" w:after="180" w:line="324" w:lineRule="auto"/>
+        <w:spacing w:before="0" w:after="140" w:line="324" w:lineRule="auto"/>
         <w:ind w:left="227" w:right="5216"/>
         <w:pBdr>
           <w:bottom w:val="single" w:sz="6" w:space="4" w:color="9A9A9A"/>
@@ -9339,7 +9434,7 @@
     </w:p>
     <w:p>
       <w:pPr>
-        <w:spacing w:before="260" w:after="120" w:line="300" w:lineRule="auto"/>
+        <w:spacing w:before="300" w:after="100" w:line="300" w:lineRule="auto"/>
         <w:ind w:left="113" w:right="113"/>
         <w:shd w:val="clear" w:fill="F1F5F9"/>
       </w:pPr>
@@ -9368,7 +9463,7 @@
     </w:p>
     <w:p>
       <w:pPr>
-        <w:spacing w:before="0" w:after="60" w:line="312" w:lineRule="auto"/>
+        <w:spacing w:before="0" w:after="80" w:line="312" w:lineRule="auto"/>
         <w:ind w:left="227"/>
       </w:pPr>
       <w:r>
@@ -9382,7 +9477,7 @@
     </w:p>
     <w:p>
       <w:pPr>
-        <w:spacing w:before="60" w:after="180" w:line="324" w:lineRule="auto"/>
+        <w:spacing w:before="0" w:after="140" w:line="324" w:lineRule="auto"/>
         <w:ind w:left="227"/>
         <w:pBdr>
           <w:bottom w:val="single" w:sz="6" w:space="4" w:color="9A9A9A"/>
@@ -9397,7 +9492,7 @@
     </w:p>
     <w:p>
       <w:pPr>
-        <w:spacing w:before="60" w:after="180" w:line="324" w:lineRule="auto"/>
+        <w:spacing w:before="0" w:after="140" w:line="324" w:lineRule="auto"/>
         <w:ind w:left="227"/>
         <w:pBdr>
           <w:bottom w:val="single" w:sz="6" w:space="4" w:color="9A9A9A"/>
@@ -9412,7 +9507,7 @@
     </w:p>
     <w:p>
       <w:pPr>
-        <w:spacing w:before="320" w:after="120" w:line="312" w:lineRule="auto"/>
+        <w:spacing w:before="360" w:after="140" w:line="312" w:lineRule="auto"/>
         <w:ind w:left="0"/>
       </w:pPr>
       <w:r>
@@ -9426,7 +9521,7 @@
     </w:p>
     <w:p>
       <w:pPr>
-        <w:spacing w:before="0" w:after="60" w:line="312" w:lineRule="auto"/>
+        <w:spacing w:before="0" w:after="80" w:line="312" w:lineRule="auto"/>
         <w:ind w:left="227"/>
       </w:pPr>
       <w:r>
@@ -9440,7 +9535,7 @@
     </w:p>
     <w:p>
       <w:pPr>
-        <w:spacing w:before="440" w:after="160" w:line="312" w:lineRule="auto"/>
+        <w:spacing w:before="520" w:after="180" w:line="312" w:lineRule="auto"/>
         <w:ind w:left="0"/>
         <w:pBdr>
           <w:bottom w:val="single" w:sz="12" w:space="4" w:color="1F4E79"/>
@@ -9457,7 +9552,7 @@
     </w:p>
     <w:p>
       <w:pPr>
-        <w:spacing w:before="320" w:after="120" w:line="312" w:lineRule="auto"/>
+        <w:spacing w:before="360" w:after="140" w:line="312" w:lineRule="auto"/>
         <w:ind w:left="0"/>
       </w:pPr>
       <w:r>
@@ -9471,7 +9566,7 @@
     </w:p>
     <w:p>
       <w:pPr>
-        <w:spacing w:before="0" w:after="60" w:line="312" w:lineRule="auto"/>
+        <w:spacing w:before="0" w:after="80" w:line="312" w:lineRule="auto"/>
         <w:ind w:left="227"/>
       </w:pPr>
       <w:r>
@@ -9485,7 +9580,7 @@
     </w:p>
     <w:p>
       <w:pPr>
-        <w:spacing w:before="0" w:after="60" w:line="312" w:lineRule="auto"/>
+        <w:spacing w:before="0" w:after="80" w:line="312" w:lineRule="auto"/>
         <w:ind w:left="227"/>
       </w:pPr>
       <w:r>
@@ -9499,7 +9594,7 @@
     </w:p>
     <w:p>
       <w:pPr>
-        <w:spacing w:before="0" w:after="60" w:line="312" w:lineRule="auto"/>
+        <w:spacing w:before="0" w:after="80" w:line="312" w:lineRule="auto"/>
         <w:ind w:left="227"/>
       </w:pPr>
       <w:r>
@@ -9513,7 +9608,7 @@
     </w:p>
     <w:p>
       <w:pPr>
-        <w:spacing w:before="0" w:after="60" w:line="312" w:lineRule="auto"/>
+        <w:spacing w:before="0" w:after="80" w:line="312" w:lineRule="auto"/>
         <w:ind w:left="227"/>
       </w:pPr>
       <w:r>
@@ -9527,7 +9622,7 @@
     </w:p>
     <w:p>
       <w:pPr>
-        <w:spacing w:before="0" w:after="60" w:line="312" w:lineRule="auto"/>
+        <w:spacing w:before="0" w:after="80" w:line="312" w:lineRule="auto"/>
         <w:ind w:left="227"/>
       </w:pPr>
       <w:r>
@@ -9541,7 +9636,7 @@
     </w:p>
     <w:p>
       <w:pPr>
-        <w:spacing w:before="320" w:after="120" w:line="312" w:lineRule="auto"/>
+        <w:spacing w:before="360" w:after="140" w:line="312" w:lineRule="auto"/>
         <w:ind w:left="0"/>
       </w:pPr>
       <w:r>
@@ -9555,7 +9650,7 @@
     </w:p>
     <w:p>
       <w:pPr>
-        <w:spacing w:before="0" w:after="60" w:line="312" w:lineRule="auto"/>
+        <w:spacing w:before="0" w:after="80" w:line="312" w:lineRule="auto"/>
         <w:ind w:left="227"/>
       </w:pPr>
       <w:r>
@@ -9569,7 +9664,7 @@
     </w:p>
     <w:p>
       <w:pPr>
-        <w:spacing w:before="0" w:after="60" w:line="312" w:lineRule="auto"/>
+        <w:spacing w:before="0" w:after="80" w:line="312" w:lineRule="auto"/>
         <w:ind w:left="227"/>
       </w:pPr>
       <w:r>
@@ -9583,7 +9678,7 @@
     </w:p>
     <w:p>
       <w:pPr>
-        <w:spacing w:before="0" w:after="60" w:line="312" w:lineRule="auto"/>
+        <w:spacing w:before="0" w:after="80" w:line="312" w:lineRule="auto"/>
         <w:ind w:left="227"/>
       </w:pPr>
       <w:r>
@@ -9597,7 +9692,7 @@
     </w:p>
     <w:p>
       <w:pPr>
-        <w:spacing w:before="0" w:after="60" w:line="312" w:lineRule="auto"/>
+        <w:spacing w:before="0" w:after="80" w:line="312" w:lineRule="auto"/>
         <w:ind w:left="227"/>
       </w:pPr>
       <w:r>
@@ -9611,7 +9706,7 @@
     </w:p>
     <w:p>
       <w:pPr>
-        <w:spacing w:before="0" w:after="60" w:line="312" w:lineRule="auto"/>
+        <w:spacing w:before="0" w:after="80" w:line="312" w:lineRule="auto"/>
         <w:ind w:left="227"/>
       </w:pPr>
       <w:r>
@@ -9625,7 +9720,7 @@
     </w:p>
     <w:p>
       <w:pPr>
-        <w:spacing w:before="0" w:after="60" w:line="312" w:lineRule="auto"/>
+        <w:spacing w:before="0" w:after="80" w:line="312" w:lineRule="auto"/>
         <w:ind w:left="227"/>
       </w:pPr>
       <w:r>
@@ -9639,7 +9734,7 @@
     </w:p>
     <w:p>
       <w:pPr>
-        <w:spacing w:before="0" w:after="60" w:line="312" w:lineRule="auto"/>
+        <w:spacing w:before="0" w:after="80" w:line="312" w:lineRule="auto"/>
         <w:ind w:left="227"/>
       </w:pPr>
       <w:r>
@@ -9653,7 +9748,7 @@
     </w:p>
     <w:p>
       <w:pPr>
-        <w:spacing w:before="0" w:after="120" w:line="312" w:lineRule="auto"/>
+        <w:spacing w:before="0" w:after="80" w:line="312" w:lineRule="auto"/>
         <w:ind w:left="0"/>
       </w:pPr>
       <w:r>
@@ -9682,7 +9777,7 @@
     </w:p>
     <w:p>
       <w:pPr>
-        <w:spacing w:before="0" w:after="40" w:line="312" w:lineRule="auto"/>
+        <w:spacing w:before="0" w:after="60" w:line="312" w:lineRule="auto"/>
         <w:ind w:left="340"/>
       </w:pPr>
       <w:r>

--- a/ai/docs/Persona_Intake_시험지.docx
+++ b/ai/docs/Persona_Intake_시험지.docx
@@ -75,7 +75,7 @@
     </w:p>
     <w:p>
       <w:pPr>
-        <w:spacing w:before="0" w:after="140" w:line="324" w:lineRule="auto"/>
+        <w:spacing w:before="0" w:after="120" w:line="276" w:lineRule="auto"/>
         <w:ind w:left="227" w:right="5216"/>
         <w:pBdr>
           <w:bottom w:val="single" w:sz="6" w:space="4" w:color="9A9A9A"/>
@@ -201,7 +201,7 @@
     </w:p>
     <w:p>
       <w:pPr>
-        <w:spacing w:before="0" w:after="140" w:line="324" w:lineRule="auto"/>
+        <w:spacing w:before="0" w:after="120" w:line="276" w:lineRule="auto"/>
         <w:ind w:left="227" w:right="5216"/>
         <w:pBdr>
           <w:bottom w:val="single" w:sz="6" w:space="4" w:color="9A9A9A"/>
@@ -406,7 +406,7 @@
     </w:p>
     <w:p>
       <w:pPr>
-        <w:spacing w:before="0" w:after="140" w:line="324" w:lineRule="auto"/>
+        <w:spacing w:before="0" w:after="120" w:line="276" w:lineRule="auto"/>
         <w:ind w:left="227"/>
         <w:pBdr>
           <w:bottom w:val="single" w:sz="6" w:space="4" w:color="9A9A9A"/>
@@ -421,7 +421,7 @@
     </w:p>
     <w:p>
       <w:pPr>
-        <w:spacing w:before="0" w:after="140" w:line="324" w:lineRule="auto"/>
+        <w:spacing w:before="0" w:after="120" w:line="276" w:lineRule="auto"/>
         <w:ind w:left="227"/>
         <w:pBdr>
           <w:bottom w:val="single" w:sz="6" w:space="4" w:color="9A9A9A"/>
@@ -564,12 +564,12 @@
           <w:color w:val="6E6E6E"/>
           <w:sz w:val="17"/>
         </w:rPr>
-        <w:t>가이드: 나 한 명분만 적어주세요. 다른 가족은 M2 에서 한 명씩 물어요</w:t>
-      </w:r>
-    </w:p>
-    <w:p>
-      <w:pPr>
-        <w:spacing w:before="0" w:after="140" w:line="324" w:lineRule="auto"/>
+        <w:t>가이드: 나 한 명분만 적어주세요</w:t>
+      </w:r>
+    </w:p>
+    <w:p>
+      <w:pPr>
+        <w:spacing w:before="0" w:after="120" w:line="276" w:lineRule="auto"/>
         <w:ind w:left="227" w:right="5216"/>
         <w:pBdr>
           <w:bottom w:val="single" w:sz="6" w:space="4" w:color="9A9A9A"/>
@@ -624,7 +624,7 @@
     </w:p>
     <w:p>
       <w:pPr>
-        <w:spacing w:before="0" w:after="140" w:line="324" w:lineRule="auto"/>
+        <w:spacing w:before="0" w:after="120" w:line="276" w:lineRule="auto"/>
         <w:ind w:left="227" w:right="5216"/>
         <w:pBdr>
           <w:bottom w:val="single" w:sz="6" w:space="4" w:color="9A9A9A"/>
@@ -679,7 +679,7 @@
     </w:p>
     <w:p>
       <w:pPr>
-        <w:spacing w:before="0" w:after="140" w:line="324" w:lineRule="auto"/>
+        <w:spacing w:before="0" w:after="120" w:line="276" w:lineRule="auto"/>
         <w:ind w:left="227"/>
         <w:pBdr>
           <w:bottom w:val="single" w:sz="6" w:space="4" w:color="9A9A9A"/>
@@ -694,7 +694,7 @@
     </w:p>
     <w:p>
       <w:pPr>
-        <w:spacing w:before="0" w:after="140" w:line="324" w:lineRule="auto"/>
+        <w:spacing w:before="0" w:after="120" w:line="276" w:lineRule="auto"/>
         <w:ind w:left="227"/>
         <w:pBdr>
           <w:bottom w:val="single" w:sz="6" w:space="4" w:color="9A9A9A"/>
@@ -1292,7 +1292,7 @@
     </w:p>
     <w:p>
       <w:pPr>
-        <w:spacing w:before="0" w:after="140" w:line="324" w:lineRule="auto"/>
+        <w:spacing w:before="0" w:after="120" w:line="276" w:lineRule="auto"/>
         <w:ind w:left="227" w:right="5216"/>
         <w:pBdr>
           <w:bottom w:val="single" w:sz="6" w:space="4" w:color="9A9A9A"/>
@@ -1347,7 +1347,7 @@
     </w:p>
     <w:p>
       <w:pPr>
-        <w:spacing w:before="0" w:after="140" w:line="324" w:lineRule="auto"/>
+        <w:spacing w:before="0" w:after="120" w:line="276" w:lineRule="auto"/>
         <w:ind w:left="227"/>
         <w:pBdr>
           <w:bottom w:val="single" w:sz="6" w:space="4" w:color="9A9A9A"/>
@@ -1362,7 +1362,7 @@
     </w:p>
     <w:p>
       <w:pPr>
-        <w:spacing w:before="0" w:after="140" w:line="324" w:lineRule="auto"/>
+        <w:spacing w:before="0" w:after="120" w:line="276" w:lineRule="auto"/>
         <w:ind w:left="227"/>
         <w:pBdr>
           <w:bottom w:val="single" w:sz="6" w:space="4" w:color="9A9A9A"/>
@@ -1544,7 +1544,7 @@
     </w:p>
     <w:p>
       <w:pPr>
-        <w:spacing w:before="0" w:after="140" w:line="324" w:lineRule="auto"/>
+        <w:spacing w:before="0" w:after="120" w:line="276" w:lineRule="auto"/>
         <w:ind w:left="227"/>
         <w:pBdr>
           <w:bottom w:val="single" w:sz="6" w:space="4" w:color="9A9A9A"/>
@@ -1559,7 +1559,7 @@
     </w:p>
     <w:p>
       <w:pPr>
-        <w:spacing w:before="0" w:after="140" w:line="324" w:lineRule="auto"/>
+        <w:spacing w:before="0" w:after="120" w:line="276" w:lineRule="auto"/>
         <w:ind w:left="227"/>
         <w:pBdr>
           <w:bottom w:val="single" w:sz="6" w:space="4" w:color="9A9A9A"/>
@@ -2288,7 +2288,7 @@
     </w:p>
     <w:p>
       <w:pPr>
-        <w:spacing w:before="0" w:after="140" w:line="324" w:lineRule="auto"/>
+        <w:spacing w:before="0" w:after="120" w:line="276" w:lineRule="auto"/>
         <w:ind w:left="227"/>
         <w:pBdr>
           <w:bottom w:val="single" w:sz="6" w:space="4" w:color="9A9A9A"/>
@@ -2303,7 +2303,7 @@
     </w:p>
     <w:p>
       <w:pPr>
-        <w:spacing w:before="0" w:after="140" w:line="324" w:lineRule="auto"/>
+        <w:spacing w:before="0" w:after="120" w:line="276" w:lineRule="auto"/>
         <w:ind w:left="227"/>
         <w:pBdr>
           <w:bottom w:val="single" w:sz="6" w:space="4" w:color="9A9A9A"/>
@@ -2358,7 +2358,7 @@
     </w:p>
     <w:p>
       <w:pPr>
-        <w:spacing w:before="0" w:after="140" w:line="324" w:lineRule="auto"/>
+        <w:spacing w:before="0" w:after="120" w:line="276" w:lineRule="auto"/>
         <w:ind w:left="227"/>
         <w:pBdr>
           <w:bottom w:val="single" w:sz="6" w:space="4" w:color="9A9A9A"/>
@@ -2373,7 +2373,7 @@
     </w:p>
     <w:p>
       <w:pPr>
-        <w:spacing w:before="0" w:after="140" w:line="324" w:lineRule="auto"/>
+        <w:spacing w:before="0" w:after="120" w:line="276" w:lineRule="auto"/>
         <w:ind w:left="227"/>
         <w:pBdr>
           <w:bottom w:val="single" w:sz="6" w:space="4" w:color="9A9A9A"/>
@@ -2661,7 +2661,7 @@
     </w:p>
     <w:p>
       <w:pPr>
-        <w:spacing w:before="0" w:after="140" w:line="324" w:lineRule="auto"/>
+        <w:spacing w:before="0" w:after="120" w:line="276" w:lineRule="auto"/>
         <w:ind w:left="227"/>
         <w:pBdr>
           <w:bottom w:val="single" w:sz="6" w:space="4" w:color="9A9A9A"/>
@@ -2676,7 +2676,7 @@
     </w:p>
     <w:p>
       <w:pPr>
-        <w:spacing w:before="0" w:after="140" w:line="324" w:lineRule="auto"/>
+        <w:spacing w:before="0" w:after="120" w:line="276" w:lineRule="auto"/>
         <w:ind w:left="227"/>
         <w:pBdr>
           <w:bottom w:val="single" w:sz="6" w:space="4" w:color="9A9A9A"/>
@@ -2941,7 +2941,7 @@
     </w:p>
     <w:p>
       <w:pPr>
-        <w:spacing w:before="0" w:after="140" w:line="324" w:lineRule="auto"/>
+        <w:spacing w:before="0" w:after="120" w:line="276" w:lineRule="auto"/>
         <w:ind w:left="227" w:right="5216"/>
         <w:pBdr>
           <w:bottom w:val="single" w:sz="6" w:space="4" w:color="9A9A9A"/>
@@ -2996,7 +2996,7 @@
     </w:p>
     <w:p>
       <w:pPr>
-        <w:spacing w:before="0" w:after="140" w:line="324" w:lineRule="auto"/>
+        <w:spacing w:before="0" w:after="120" w:line="276" w:lineRule="auto"/>
         <w:ind w:left="227" w:right="5216"/>
         <w:pBdr>
           <w:bottom w:val="single" w:sz="6" w:space="4" w:color="9A9A9A"/>
@@ -3266,7 +3266,7 @@
     </w:p>
     <w:p>
       <w:pPr>
-        <w:spacing w:before="0" w:after="140" w:line="324" w:lineRule="auto"/>
+        <w:spacing w:before="0" w:after="120" w:line="276" w:lineRule="auto"/>
         <w:ind w:left="227"/>
         <w:pBdr>
           <w:bottom w:val="single" w:sz="6" w:space="4" w:color="9A9A9A"/>
@@ -3281,7 +3281,7 @@
     </w:p>
     <w:p>
       <w:pPr>
-        <w:spacing w:before="0" w:after="140" w:line="324" w:lineRule="auto"/>
+        <w:spacing w:before="0" w:after="120" w:line="276" w:lineRule="auto"/>
         <w:ind w:left="227"/>
         <w:pBdr>
           <w:bottom w:val="single" w:sz="6" w:space="4" w:color="9A9A9A"/>
@@ -3589,7 +3589,7 @@
     </w:p>
     <w:p>
       <w:pPr>
-        <w:spacing w:before="0" w:after="140" w:line="324" w:lineRule="auto"/>
+        <w:spacing w:before="0" w:after="120" w:line="276" w:lineRule="auto"/>
         <w:ind w:left="227"/>
         <w:pBdr>
           <w:bottom w:val="single" w:sz="6" w:space="4" w:color="9A9A9A"/>
@@ -3604,7 +3604,7 @@
     </w:p>
     <w:p>
       <w:pPr>
-        <w:spacing w:before="0" w:after="140" w:line="324" w:lineRule="auto"/>
+        <w:spacing w:before="0" w:after="120" w:line="276" w:lineRule="auto"/>
         <w:ind w:left="227"/>
         <w:pBdr>
           <w:bottom w:val="single" w:sz="6" w:space="4" w:color="9A9A9A"/>
@@ -4754,7 +4754,7 @@
     </w:p>
     <w:p>
       <w:pPr>
-        <w:spacing w:before="0" w:after="140" w:line="324" w:lineRule="auto"/>
+        <w:spacing w:before="0" w:after="120" w:line="276" w:lineRule="auto"/>
         <w:ind w:left="227"/>
         <w:pBdr>
           <w:bottom w:val="single" w:sz="6" w:space="4" w:color="9A9A9A"/>
@@ -4769,7 +4769,7 @@
     </w:p>
     <w:p>
       <w:pPr>
-        <w:spacing w:before="0" w:after="140" w:line="324" w:lineRule="auto"/>
+        <w:spacing w:before="0" w:after="120" w:line="276" w:lineRule="auto"/>
         <w:ind w:left="227"/>
         <w:pBdr>
           <w:bottom w:val="single" w:sz="6" w:space="4" w:color="9A9A9A"/>
@@ -4824,7 +4824,7 @@
     </w:p>
     <w:p>
       <w:pPr>
-        <w:spacing w:before="0" w:after="140" w:line="324" w:lineRule="auto"/>
+        <w:spacing w:before="0" w:after="120" w:line="276" w:lineRule="auto"/>
         <w:ind w:left="227"/>
         <w:pBdr>
           <w:bottom w:val="single" w:sz="6" w:space="4" w:color="9A9A9A"/>
@@ -4839,7 +4839,7 @@
     </w:p>
     <w:p>
       <w:pPr>
-        <w:spacing w:before="0" w:after="140" w:line="324" w:lineRule="auto"/>
+        <w:spacing w:before="0" w:after="120" w:line="276" w:lineRule="auto"/>
         <w:ind w:left="227"/>
         <w:pBdr>
           <w:bottom w:val="single" w:sz="6" w:space="4" w:color="9A9A9A"/>
@@ -4936,7 +4936,7 @@
     </w:p>
     <w:p>
       <w:pPr>
-        <w:spacing w:before="0" w:after="140" w:line="324" w:lineRule="auto"/>
+        <w:spacing w:before="0" w:after="120" w:line="276" w:lineRule="auto"/>
         <w:ind w:left="227"/>
         <w:pBdr>
           <w:bottom w:val="single" w:sz="6" w:space="4" w:color="9A9A9A"/>
@@ -4951,7 +4951,7 @@
     </w:p>
     <w:p>
       <w:pPr>
-        <w:spacing w:before="0" w:after="140" w:line="324" w:lineRule="auto"/>
+        <w:spacing w:before="0" w:after="120" w:line="276" w:lineRule="auto"/>
         <w:ind w:left="227"/>
         <w:pBdr>
           <w:bottom w:val="single" w:sz="6" w:space="4" w:color="9A9A9A"/>
@@ -5034,7 +5034,7 @@
     </w:p>
     <w:p>
       <w:pPr>
-        <w:spacing w:before="0" w:after="140" w:line="324" w:lineRule="auto"/>
+        <w:spacing w:before="0" w:after="120" w:line="276" w:lineRule="auto"/>
         <w:ind w:left="227"/>
         <w:pBdr>
           <w:bottom w:val="single" w:sz="6" w:space="4" w:color="9A9A9A"/>
@@ -5049,7 +5049,7 @@
     </w:p>
     <w:p>
       <w:pPr>
-        <w:spacing w:before="0" w:after="140" w:line="324" w:lineRule="auto"/>
+        <w:spacing w:before="0" w:after="120" w:line="276" w:lineRule="auto"/>
         <w:ind w:left="227"/>
         <w:pBdr>
           <w:bottom w:val="single" w:sz="6" w:space="4" w:color="9A9A9A"/>
@@ -5132,7 +5132,7 @@
     </w:p>
     <w:p>
       <w:pPr>
-        <w:spacing w:before="0" w:after="140" w:line="324" w:lineRule="auto"/>
+        <w:spacing w:before="0" w:after="120" w:line="276" w:lineRule="auto"/>
         <w:ind w:left="227"/>
         <w:pBdr>
           <w:bottom w:val="single" w:sz="6" w:space="4" w:color="9A9A9A"/>
@@ -5147,7 +5147,7 @@
     </w:p>
     <w:p>
       <w:pPr>
-        <w:spacing w:before="0" w:after="140" w:line="324" w:lineRule="auto"/>
+        <w:spacing w:before="0" w:after="120" w:line="276" w:lineRule="auto"/>
         <w:ind w:left="227"/>
         <w:pBdr>
           <w:bottom w:val="single" w:sz="6" w:space="4" w:color="9A9A9A"/>
@@ -5219,7 +5219,7 @@
     </w:p>
     <w:p>
       <w:pPr>
-        <w:spacing w:before="0" w:after="140" w:line="324" w:lineRule="auto"/>
+        <w:spacing w:before="0" w:after="120" w:line="276" w:lineRule="auto"/>
         <w:ind w:left="227"/>
         <w:pBdr>
           <w:bottom w:val="single" w:sz="6" w:space="4" w:color="9A9A9A"/>
@@ -5234,7 +5234,7 @@
     </w:p>
     <w:p>
       <w:pPr>
-        <w:spacing w:before="0" w:after="140" w:line="324" w:lineRule="auto"/>
+        <w:spacing w:before="0" w:after="120" w:line="276" w:lineRule="auto"/>
         <w:ind w:left="227"/>
         <w:pBdr>
           <w:bottom w:val="single" w:sz="6" w:space="4" w:color="9A9A9A"/>
@@ -5317,7 +5317,7 @@
     </w:p>
     <w:p>
       <w:pPr>
-        <w:spacing w:before="0" w:after="140" w:line="324" w:lineRule="auto"/>
+        <w:spacing w:before="0" w:after="120" w:line="276" w:lineRule="auto"/>
         <w:ind w:left="227"/>
         <w:pBdr>
           <w:bottom w:val="single" w:sz="6" w:space="4" w:color="9A9A9A"/>
@@ -5332,7 +5332,7 @@
     </w:p>
     <w:p>
       <w:pPr>
-        <w:spacing w:before="0" w:after="140" w:line="324" w:lineRule="auto"/>
+        <w:spacing w:before="0" w:after="120" w:line="276" w:lineRule="auto"/>
         <w:ind w:left="227"/>
         <w:pBdr>
           <w:bottom w:val="single" w:sz="6" w:space="4" w:color="9A9A9A"/>
@@ -5415,7 +5415,7 @@
     </w:p>
     <w:p>
       <w:pPr>
-        <w:spacing w:before="0" w:after="140" w:line="324" w:lineRule="auto"/>
+        <w:spacing w:before="0" w:after="120" w:line="276" w:lineRule="auto"/>
         <w:ind w:left="227"/>
         <w:pBdr>
           <w:bottom w:val="single" w:sz="6" w:space="4" w:color="9A9A9A"/>
@@ -5430,7 +5430,7 @@
     </w:p>
     <w:p>
       <w:pPr>
-        <w:spacing w:before="0" w:after="140" w:line="324" w:lineRule="auto"/>
+        <w:spacing w:before="0" w:after="120" w:line="276" w:lineRule="auto"/>
         <w:ind w:left="227"/>
         <w:pBdr>
           <w:bottom w:val="single" w:sz="6" w:space="4" w:color="9A9A9A"/>
@@ -5573,7 +5573,7 @@
     </w:p>
     <w:p>
       <w:pPr>
-        <w:spacing w:before="0" w:after="140" w:line="324" w:lineRule="auto"/>
+        <w:spacing w:before="0" w:after="120" w:line="276" w:lineRule="auto"/>
         <w:ind w:left="227"/>
         <w:pBdr>
           <w:bottom w:val="single" w:sz="6" w:space="4" w:color="9A9A9A"/>
@@ -5588,7 +5588,7 @@
     </w:p>
     <w:p>
       <w:pPr>
-        <w:spacing w:before="0" w:after="140" w:line="324" w:lineRule="auto"/>
+        <w:spacing w:before="0" w:after="120" w:line="276" w:lineRule="auto"/>
         <w:ind w:left="227"/>
         <w:pBdr>
           <w:bottom w:val="single" w:sz="6" w:space="4" w:color="9A9A9A"/>
@@ -5657,7 +5657,7 @@
     </w:p>
     <w:p>
       <w:pPr>
-        <w:spacing w:before="0" w:after="140" w:line="324" w:lineRule="auto"/>
+        <w:spacing w:before="0" w:after="120" w:line="276" w:lineRule="auto"/>
         <w:ind w:left="227"/>
         <w:pBdr>
           <w:bottom w:val="single" w:sz="6" w:space="4" w:color="9A9A9A"/>
@@ -5672,7 +5672,7 @@
     </w:p>
     <w:p>
       <w:pPr>
-        <w:spacing w:before="0" w:after="140" w:line="324" w:lineRule="auto"/>
+        <w:spacing w:before="0" w:after="120" w:line="276" w:lineRule="auto"/>
         <w:ind w:left="227"/>
         <w:pBdr>
           <w:bottom w:val="single" w:sz="6" w:space="4" w:color="9A9A9A"/>
@@ -5744,7 +5744,7 @@
     </w:p>
     <w:p>
       <w:pPr>
-        <w:spacing w:before="0" w:after="140" w:line="324" w:lineRule="auto"/>
+        <w:spacing w:before="0" w:after="120" w:line="276" w:lineRule="auto"/>
         <w:ind w:left="227"/>
         <w:pBdr>
           <w:bottom w:val="single" w:sz="6" w:space="4" w:color="9A9A9A"/>
@@ -5759,7 +5759,7 @@
     </w:p>
     <w:p>
       <w:pPr>
-        <w:spacing w:before="0" w:after="140" w:line="324" w:lineRule="auto"/>
+        <w:spacing w:before="0" w:after="120" w:line="276" w:lineRule="auto"/>
         <w:ind w:left="227"/>
         <w:pBdr>
           <w:bottom w:val="single" w:sz="6" w:space="4" w:color="9A9A9A"/>
@@ -5977,7 +5977,7 @@
     </w:p>
     <w:p>
       <w:pPr>
-        <w:spacing w:before="0" w:after="140" w:line="324" w:lineRule="auto"/>
+        <w:spacing w:before="0" w:after="120" w:line="276" w:lineRule="auto"/>
         <w:ind w:left="227"/>
         <w:pBdr>
           <w:bottom w:val="single" w:sz="6" w:space="4" w:color="9A9A9A"/>
@@ -5992,7 +5992,7 @@
     </w:p>
     <w:p>
       <w:pPr>
-        <w:spacing w:before="0" w:after="140" w:line="324" w:lineRule="auto"/>
+        <w:spacing w:before="0" w:after="120" w:line="276" w:lineRule="auto"/>
         <w:ind w:left="227"/>
         <w:pBdr>
           <w:bottom w:val="single" w:sz="6" w:space="4" w:color="9A9A9A"/>
@@ -8644,7 +8644,7 @@
     </w:p>
     <w:p>
       <w:pPr>
-        <w:spacing w:before="0" w:after="140" w:line="324" w:lineRule="auto"/>
+        <w:spacing w:before="0" w:after="120" w:line="276" w:lineRule="auto"/>
         <w:ind w:left="227"/>
         <w:pBdr>
           <w:bottom w:val="single" w:sz="6" w:space="4" w:color="9A9A9A"/>
@@ -8659,7 +8659,7 @@
     </w:p>
     <w:p>
       <w:pPr>
-        <w:spacing w:before="0" w:after="140" w:line="324" w:lineRule="auto"/>
+        <w:spacing w:before="0" w:after="120" w:line="276" w:lineRule="auto"/>
         <w:ind w:left="227"/>
         <w:pBdr>
           <w:bottom w:val="single" w:sz="6" w:space="4" w:color="9A9A9A"/>
@@ -9067,7 +9067,7 @@
     </w:p>
     <w:p>
       <w:pPr>
-        <w:spacing w:before="0" w:after="140" w:line="324" w:lineRule="auto"/>
+        <w:spacing w:before="0" w:after="120" w:line="276" w:lineRule="auto"/>
         <w:ind w:left="227"/>
         <w:pBdr>
           <w:bottom w:val="single" w:sz="6" w:space="4" w:color="9A9A9A"/>
@@ -9082,7 +9082,7 @@
     </w:p>
     <w:p>
       <w:pPr>
-        <w:spacing w:before="0" w:after="140" w:line="324" w:lineRule="auto"/>
+        <w:spacing w:before="0" w:after="120" w:line="276" w:lineRule="auto"/>
         <w:ind w:left="227"/>
         <w:pBdr>
           <w:bottom w:val="single" w:sz="6" w:space="4" w:color="9A9A9A"/>
@@ -9419,7 +9419,7 @@
     </w:p>
     <w:p>
       <w:pPr>
-        <w:spacing w:before="0" w:after="140" w:line="324" w:lineRule="auto"/>
+        <w:spacing w:before="0" w:after="120" w:line="276" w:lineRule="auto"/>
         <w:ind w:left="227" w:right="5216"/>
         <w:pBdr>
           <w:bottom w:val="single" w:sz="6" w:space="4" w:color="9A9A9A"/>
@@ -9477,7 +9477,7 @@
     </w:p>
     <w:p>
       <w:pPr>
-        <w:spacing w:before="0" w:after="140" w:line="324" w:lineRule="auto"/>
+        <w:spacing w:before="0" w:after="120" w:line="276" w:lineRule="auto"/>
         <w:ind w:left="227"/>
         <w:pBdr>
           <w:bottom w:val="single" w:sz="6" w:space="4" w:color="9A9A9A"/>
@@ -9492,7 +9492,7 @@
     </w:p>
     <w:p>
       <w:pPr>
-        <w:spacing w:before="0" w:after="140" w:line="324" w:lineRule="auto"/>
+        <w:spacing w:before="0" w:after="120" w:line="276" w:lineRule="auto"/>
         <w:ind w:left="227"/>
         <w:pBdr>
           <w:bottom w:val="single" w:sz="6" w:space="4" w:color="9A9A9A"/>

--- a/ai/docs/Persona_Intake_시험지.docx
+++ b/ai/docs/Persona_Intake_시험지.docx
@@ -18,7 +18,7 @@
     </w:p>
     <w:p>
       <w:pPr>
-        <w:spacing w:before="520" w:after="180" w:line="312" w:lineRule="auto"/>
+        <w:spacing w:before="0" w:after="180" w:line="312" w:lineRule="auto"/>
         <w:ind w:left="0"/>
         <w:pBdr>
           <w:bottom w:val="single" w:sz="12" w:space="4" w:color="1F4E79"/>
@@ -855,8 +855,13 @@
       </w:r>
     </w:p>
     <w:p>
-      <w:pPr>
-        <w:spacing w:before="520" w:after="180" w:line="312" w:lineRule="auto"/>
+      <w:r>
+        <w:br w:type="page"/>
+      </w:r>
+    </w:p>
+    <w:p>
+      <w:pPr>
+        <w:spacing w:before="0" w:after="180" w:line="312" w:lineRule="auto"/>
         <w:ind w:left="0"/>
         <w:pBdr>
           <w:bottom w:val="single" w:sz="12" w:space="4" w:color="1F4E79"/>
@@ -2162,8 +2167,13 @@
       </w:r>
     </w:p>
     <w:p>
-      <w:pPr>
-        <w:spacing w:before="520" w:after="180" w:line="312" w:lineRule="auto"/>
+      <w:r>
+        <w:br w:type="page"/>
+      </w:r>
+    </w:p>
+    <w:p>
+      <w:pPr>
+        <w:spacing w:before="0" w:after="180" w:line="312" w:lineRule="auto"/>
         <w:ind w:left="0"/>
         <w:pBdr>
           <w:bottom w:val="single" w:sz="12" w:space="4" w:color="1F4E79"/>
@@ -8276,8 +8286,13 @@
       </w:r>
     </w:p>
     <w:p>
-      <w:pPr>
-        <w:spacing w:before="520" w:after="180" w:line="312" w:lineRule="auto"/>
+      <w:r>
+        <w:br w:type="page"/>
+      </w:r>
+    </w:p>
+    <w:p>
+      <w:pPr>
+        <w:spacing w:before="0" w:after="180" w:line="312" w:lineRule="auto"/>
         <w:ind w:left="0"/>
         <w:pBdr>
           <w:bottom w:val="single" w:sz="12" w:space="4" w:color="1F4E79"/>
@@ -9534,8 +9549,13 @@
       </w:r>
     </w:p>
     <w:p>
-      <w:pPr>
-        <w:spacing w:before="520" w:after="180" w:line="312" w:lineRule="auto"/>
+      <w:r>
+        <w:br w:type="page"/>
+      </w:r>
+    </w:p>
+    <w:p>
+      <w:pPr>
+        <w:spacing w:before="0" w:after="180" w:line="312" w:lineRule="auto"/>
         <w:ind w:left="0"/>
         <w:pBdr>
           <w:bottom w:val="single" w:sz="12" w:space="4" w:color="1F4E79"/>

--- a/ai/docs/Persona_Intake_시험지.docx
+++ b/ai/docs/Persona_Intake_시험지.docx
@@ -4,6 +4,8 @@
   <w:body>
     <w:p>
       <w:pPr>
+        <w:keepNext w:val="0"/>
+        <w:keepLines/>
         <w:spacing w:before="0" w:after="320" w:line="312" w:lineRule="auto"/>
         <w:ind w:left="0"/>
       </w:pPr>
@@ -20,6 +22,8 @@
       <w:pPr>
         <w:spacing w:before="0" w:after="180" w:line="312" w:lineRule="auto"/>
         <w:ind w:left="0"/>
+        <w:keepNext w:val="0"/>
+        <w:keepLines/>
         <w:pBdr>
           <w:bottom w:val="single" w:sz="12" w:space="4" w:color="1F4E79"/>
         </w:pBdr>
@@ -37,6 +41,8 @@
       <w:pPr>
         <w:spacing w:before="300" w:after="100" w:line="300" w:lineRule="auto"/>
         <w:ind w:left="113" w:right="113"/>
+        <w:keepNext/>
+        <w:keepLines/>
         <w:shd w:val="clear" w:fill="F1F5F9"/>
       </w:pPr>
       <w:r>
@@ -77,6 +83,8 @@
       <w:pPr>
         <w:spacing w:before="0" w:after="120" w:line="276" w:lineRule="auto"/>
         <w:ind w:left="227" w:right="5216"/>
+        <w:keepNext w:val="0"/>
+        <w:keepLines/>
         <w:pBdr>
           <w:bottom w:val="single" w:sz="6" w:space="4" w:color="9A9A9A"/>
         </w:pBdr>
@@ -92,6 +100,8 @@
       <w:pPr>
         <w:spacing w:before="300" w:after="100" w:line="300" w:lineRule="auto"/>
         <w:ind w:left="113" w:right="113"/>
+        <w:keepNext/>
+        <w:keepLines/>
         <w:shd w:val="clear" w:fill="F1F5F9"/>
       </w:pPr>
       <w:r>
@@ -119,6 +129,8 @@
     </w:p>
     <w:p>
       <w:pPr>
+        <w:keepNext/>
+        <w:keepLines/>
         <w:spacing w:before="0" w:after="80" w:line="312" w:lineRule="auto"/>
         <w:ind w:left="227"/>
       </w:pPr>
@@ -133,6 +145,8 @@
     </w:p>
     <w:p>
       <w:pPr>
+        <w:keepNext/>
+        <w:keepLines/>
         <w:spacing w:before="0" w:after="80" w:line="312" w:lineRule="auto"/>
         <w:ind w:left="227"/>
       </w:pPr>
@@ -147,6 +161,8 @@
     </w:p>
     <w:p>
       <w:pPr>
+        <w:keepNext w:val="0"/>
+        <w:keepLines/>
         <w:spacing w:before="0" w:after="80" w:line="312" w:lineRule="auto"/>
         <w:ind w:left="227"/>
       </w:pPr>
@@ -163,6 +179,8 @@
       <w:pPr>
         <w:spacing w:before="300" w:after="100" w:line="300" w:lineRule="auto"/>
         <w:ind w:left="113" w:right="113"/>
+        <w:keepNext/>
+        <w:keepLines/>
         <w:shd w:val="clear" w:fill="F1F5F9"/>
       </w:pPr>
       <w:r>
@@ -203,6 +221,8 @@
       <w:pPr>
         <w:spacing w:before="0" w:after="120" w:line="276" w:lineRule="auto"/>
         <w:ind w:left="227" w:right="5216"/>
+        <w:keepNext w:val="0"/>
+        <w:keepLines/>
         <w:pBdr>
           <w:bottom w:val="single" w:sz="6" w:space="4" w:color="9A9A9A"/>
         </w:pBdr>
@@ -218,6 +238,8 @@
       <w:pPr>
         <w:spacing w:before="300" w:after="100" w:line="300" w:lineRule="auto"/>
         <w:ind w:left="113" w:right="113"/>
+        <w:keepNext/>
+        <w:keepLines/>
         <w:shd w:val="clear" w:fill="F1F5F9"/>
       </w:pPr>
       <w:r>
@@ -245,6 +267,8 @@
     </w:p>
     <w:p>
       <w:pPr>
+        <w:keepNext/>
+        <w:keepLines/>
         <w:spacing w:before="0" w:after="80" w:line="312" w:lineRule="auto"/>
         <w:ind w:left="283"/>
       </w:pPr>
@@ -259,6 +283,8 @@
     </w:p>
     <w:p>
       <w:pPr>
+        <w:keepNext/>
+        <w:keepLines/>
         <w:spacing w:before="0" w:after="80" w:line="312" w:lineRule="auto"/>
         <w:ind w:left="283"/>
       </w:pPr>
@@ -273,6 +299,8 @@
     </w:p>
     <w:p>
       <w:pPr>
+        <w:keepNext w:val="0"/>
+        <w:keepLines/>
         <w:spacing w:before="0" w:after="80" w:line="312" w:lineRule="auto"/>
         <w:ind w:left="283"/>
       </w:pPr>
@@ -289,6 +317,8 @@
       <w:pPr>
         <w:spacing w:before="300" w:after="100" w:line="300" w:lineRule="auto"/>
         <w:ind w:left="113" w:right="113"/>
+        <w:keepNext/>
+        <w:keepLines/>
         <w:shd w:val="clear" w:fill="F1F5F9"/>
       </w:pPr>
       <w:r>
@@ -338,6 +368,8 @@
     </w:p>
     <w:p>
       <w:pPr>
+        <w:keepNext/>
+        <w:keepLines/>
         <w:spacing w:before="0" w:after="80" w:line="312" w:lineRule="auto"/>
         <w:ind w:left="283"/>
       </w:pPr>
@@ -352,6 +384,8 @@
     </w:p>
     <w:p>
       <w:pPr>
+        <w:keepNext w:val="0"/>
+        <w:keepLines/>
         <w:spacing w:before="0" w:after="80" w:line="312" w:lineRule="auto"/>
         <w:ind w:left="283"/>
       </w:pPr>
@@ -368,6 +402,8 @@
       <w:pPr>
         <w:spacing w:before="300" w:after="100" w:line="300" w:lineRule="auto"/>
         <w:ind w:left="113" w:right="113"/>
+        <w:keepNext/>
+        <w:keepLines/>
         <w:shd w:val="clear" w:fill="F1F5F9"/>
       </w:pPr>
       <w:r>
@@ -408,6 +444,8 @@
       <w:pPr>
         <w:spacing w:before="0" w:after="120" w:line="276" w:lineRule="auto"/>
         <w:ind w:left="227"/>
+        <w:keepNext/>
+        <w:keepLines/>
         <w:pBdr>
           <w:bottom w:val="single" w:sz="6" w:space="4" w:color="9A9A9A"/>
         </w:pBdr>
@@ -423,6 +461,8 @@
       <w:pPr>
         <w:spacing w:before="0" w:after="120" w:line="276" w:lineRule="auto"/>
         <w:ind w:left="227"/>
+        <w:keepNext w:val="0"/>
+        <w:keepLines/>
         <w:pBdr>
           <w:bottom w:val="single" w:sz="6" w:space="4" w:color="9A9A9A"/>
         </w:pBdr>
@@ -438,6 +478,8 @@
       <w:pPr>
         <w:spacing w:before="300" w:after="100" w:line="300" w:lineRule="auto"/>
         <w:ind w:left="113" w:right="113"/>
+        <w:keepNext/>
+        <w:keepLines/>
         <w:shd w:val="clear" w:fill="F1F5F9"/>
       </w:pPr>
       <w:r>
@@ -476,6 +518,8 @@
     </w:p>
     <w:p>
       <w:pPr>
+        <w:keepNext/>
+        <w:keepLines/>
         <w:spacing w:before="0" w:after="80" w:line="312" w:lineRule="auto"/>
         <w:ind w:left="283"/>
       </w:pPr>
@@ -490,6 +534,8 @@
     </w:p>
     <w:p>
       <w:pPr>
+        <w:keepNext/>
+        <w:keepLines/>
         <w:spacing w:before="0" w:after="80" w:line="312" w:lineRule="auto"/>
         <w:ind w:left="283"/>
       </w:pPr>
@@ -504,6 +550,8 @@
     </w:p>
     <w:p>
       <w:pPr>
+        <w:keepNext w:val="0"/>
+        <w:keepLines/>
         <w:spacing w:before="0" w:after="80" w:line="312" w:lineRule="auto"/>
         <w:ind w:left="283"/>
       </w:pPr>
@@ -520,6 +568,8 @@
       <w:pPr>
         <w:spacing w:before="300" w:after="100" w:line="300" w:lineRule="auto"/>
         <w:ind w:left="113" w:right="113"/>
+        <w:keepNext/>
+        <w:keepLines/>
         <w:shd w:val="clear" w:fill="F1F5F9"/>
       </w:pPr>
       <w:r>
@@ -571,6 +621,8 @@
       <w:pPr>
         <w:spacing w:before="0" w:after="120" w:line="276" w:lineRule="auto"/>
         <w:ind w:left="227" w:right="5216"/>
+        <w:keepNext w:val="0"/>
+        <w:keepLines/>
         <w:pBdr>
           <w:bottom w:val="single" w:sz="6" w:space="4" w:color="9A9A9A"/>
         </w:pBdr>
@@ -586,6 +638,8 @@
       <w:pPr>
         <w:spacing w:before="300" w:after="100" w:line="300" w:lineRule="auto"/>
         <w:ind w:left="113" w:right="113"/>
+        <w:keepNext/>
+        <w:keepLines/>
         <w:shd w:val="clear" w:fill="F1F5F9"/>
       </w:pPr>
       <w:r>
@@ -626,6 +680,8 @@
       <w:pPr>
         <w:spacing w:before="0" w:after="120" w:line="276" w:lineRule="auto"/>
         <w:ind w:left="227" w:right="5216"/>
+        <w:keepNext w:val="0"/>
+        <w:keepLines/>
         <w:pBdr>
           <w:bottom w:val="single" w:sz="6" w:space="4" w:color="9A9A9A"/>
         </w:pBdr>
@@ -641,6 +697,8 @@
       <w:pPr>
         <w:spacing w:before="300" w:after="100" w:line="300" w:lineRule="auto"/>
         <w:ind w:left="113" w:right="113"/>
+        <w:keepNext/>
+        <w:keepLines/>
         <w:shd w:val="clear" w:fill="F1F5F9"/>
       </w:pPr>
       <w:r>
@@ -681,6 +739,8 @@
       <w:pPr>
         <w:spacing w:before="0" w:after="120" w:line="276" w:lineRule="auto"/>
         <w:ind w:left="227"/>
+        <w:keepNext/>
+        <w:keepLines/>
         <w:pBdr>
           <w:bottom w:val="single" w:sz="6" w:space="4" w:color="9A9A9A"/>
         </w:pBdr>
@@ -696,6 +756,8 @@
       <w:pPr>
         <w:spacing w:before="0" w:after="120" w:line="276" w:lineRule="auto"/>
         <w:ind w:left="227"/>
+        <w:keepNext w:val="0"/>
+        <w:keepLines/>
         <w:pBdr>
           <w:bottom w:val="single" w:sz="6" w:space="4" w:color="9A9A9A"/>
         </w:pBdr>
@@ -711,6 +773,8 @@
       <w:pPr>
         <w:spacing w:before="300" w:after="100" w:line="300" w:lineRule="auto"/>
         <w:ind w:left="113" w:right="113"/>
+        <w:keepNext/>
+        <w:keepLines/>
         <w:shd w:val="clear" w:fill="F1F5F9"/>
       </w:pPr>
       <w:r>
@@ -748,6 +812,9 @@
         <w:gridCol w:w="3249"/>
       </w:tblGrid>
       <w:tr>
+        <w:trPr>
+          <w:cantSplit/>
+        </w:trPr>
         <w:tc>
           <w:tcPr>
             <w:tcW w:type="dxa" w:w="3249"/>
@@ -804,6 +871,9 @@
         </w:tc>
       </w:tr>
       <w:tr>
+        <w:trPr>
+          <w:cantSplit/>
+        </w:trPr>
         <w:tc>
           <w:tcPr>
             <w:tcW w:type="dxa" w:w="3249"/>
@@ -846,6 +916,8 @@
     </w:tbl>
     <w:p>
       <w:pPr>
+        <w:keepNext w:val="0"/>
+        <w:keepLines/>
         <w:spacing w:after="0"/>
       </w:pPr>
       <w:r>
@@ -863,6 +935,8 @@
       <w:pPr>
         <w:spacing w:before="0" w:after="180" w:line="312" w:lineRule="auto"/>
         <w:ind w:left="0"/>
+        <w:keepNext w:val="0"/>
+        <w:keepLines/>
         <w:pBdr>
           <w:bottom w:val="single" w:sz="12" w:space="4" w:color="1F4E79"/>
         </w:pBdr>
@@ -880,6 +954,8 @@
       <w:pPr>
         <w:spacing w:before="300" w:after="100" w:line="300" w:lineRule="auto"/>
         <w:ind w:left="113" w:right="113"/>
+        <w:keepNext/>
+        <w:keepLines/>
         <w:shd w:val="clear" w:fill="F1F5F9"/>
       </w:pPr>
       <w:r>
@@ -907,6 +983,8 @@
     </w:p>
     <w:p>
       <w:pPr>
+        <w:keepNext/>
+        <w:keepLines/>
         <w:spacing w:before="0" w:after="80" w:line="312" w:lineRule="auto"/>
         <w:ind w:left="283"/>
       </w:pPr>
@@ -921,6 +999,8 @@
     </w:p>
     <w:p>
       <w:pPr>
+        <w:keepNext/>
+        <w:keepLines/>
         <w:spacing w:before="0" w:after="80" w:line="312" w:lineRule="auto"/>
         <w:ind w:left="283"/>
       </w:pPr>
@@ -935,6 +1015,8 @@
     </w:p>
     <w:p>
       <w:pPr>
+        <w:keepNext w:val="0"/>
+        <w:keepLines/>
         <w:spacing w:before="0" w:after="80" w:line="312" w:lineRule="auto"/>
         <w:ind w:left="283"/>
       </w:pPr>
@@ -951,6 +1033,8 @@
       <w:pPr>
         <w:spacing w:before="300" w:after="100" w:line="300" w:lineRule="auto"/>
         <w:ind w:left="113" w:right="113"/>
+        <w:keepNext/>
+        <w:keepLines/>
         <w:shd w:val="clear" w:fill="F1F5F9"/>
       </w:pPr>
       <w:r>
@@ -978,6 +1062,8 @@
     </w:p>
     <w:p>
       <w:pPr>
+        <w:keepNext/>
+        <w:keepLines/>
         <w:spacing w:before="0" w:after="80" w:line="312" w:lineRule="auto"/>
         <w:ind w:left="283"/>
       </w:pPr>
@@ -992,6 +1078,8 @@
     </w:p>
     <w:p>
       <w:pPr>
+        <w:keepNext/>
+        <w:keepLines/>
         <w:spacing w:before="0" w:after="80" w:line="312" w:lineRule="auto"/>
         <w:ind w:left="283"/>
       </w:pPr>
@@ -1006,6 +1094,8 @@
     </w:p>
     <w:p>
       <w:pPr>
+        <w:keepNext/>
+        <w:keepLines/>
         <w:spacing w:before="0" w:after="80" w:line="312" w:lineRule="auto"/>
         <w:ind w:left="283"/>
       </w:pPr>
@@ -1020,6 +1110,8 @@
     </w:p>
     <w:p>
       <w:pPr>
+        <w:keepNext/>
+        <w:keepLines/>
         <w:spacing w:before="0" w:after="80" w:line="312" w:lineRule="auto"/>
         <w:ind w:left="283"/>
       </w:pPr>
@@ -1034,6 +1126,8 @@
     </w:p>
     <w:p>
       <w:pPr>
+        <w:keepNext w:val="0"/>
+        <w:keepLines/>
         <w:spacing w:before="0" w:after="80" w:line="312" w:lineRule="auto"/>
         <w:ind w:left="283"/>
       </w:pPr>
@@ -1050,6 +1144,8 @@
       <w:pPr>
         <w:spacing w:before="300" w:after="100" w:line="300" w:lineRule="auto"/>
         <w:ind w:left="113" w:right="113"/>
+        <w:keepNext/>
+        <w:keepLines/>
         <w:shd w:val="clear" w:fill="F1F5F9"/>
       </w:pPr>
       <w:r>
@@ -1088,6 +1184,8 @@
     </w:p>
     <w:p>
       <w:pPr>
+        <w:keepNext/>
+        <w:keepLines/>
         <w:spacing w:before="0" w:after="80" w:line="312" w:lineRule="auto"/>
         <w:ind w:left="283"/>
       </w:pPr>
@@ -1102,6 +1200,8 @@
     </w:p>
     <w:p>
       <w:pPr>
+        <w:keepNext/>
+        <w:keepLines/>
         <w:spacing w:before="0" w:after="80" w:line="312" w:lineRule="auto"/>
         <w:ind w:left="283"/>
       </w:pPr>
@@ -1116,6 +1216,8 @@
     </w:p>
     <w:p>
       <w:pPr>
+        <w:keepNext/>
+        <w:keepLines/>
         <w:spacing w:before="0" w:after="80" w:line="312" w:lineRule="auto"/>
         <w:ind w:left="283"/>
       </w:pPr>
@@ -1130,6 +1232,8 @@
     </w:p>
     <w:p>
       <w:pPr>
+        <w:keepNext/>
+        <w:keepLines/>
         <w:spacing w:before="0" w:after="80" w:line="312" w:lineRule="auto"/>
         <w:ind w:left="283"/>
       </w:pPr>
@@ -1144,6 +1248,8 @@
     </w:p>
     <w:p>
       <w:pPr>
+        <w:keepNext w:val="0"/>
+        <w:keepLines/>
         <w:spacing w:before="0" w:after="80" w:line="312" w:lineRule="auto"/>
         <w:ind w:left="283"/>
       </w:pPr>
@@ -1160,6 +1266,8 @@
       <w:pPr>
         <w:spacing w:before="300" w:after="100" w:line="300" w:lineRule="auto"/>
         <w:ind w:left="113" w:right="113"/>
+        <w:keepNext/>
+        <w:keepLines/>
         <w:shd w:val="clear" w:fill="F1F5F9"/>
       </w:pPr>
       <w:r>
@@ -1187,6 +1295,8 @@
     </w:p>
     <w:p>
       <w:pPr>
+        <w:keepNext/>
+        <w:keepLines/>
         <w:spacing w:before="0" w:after="80" w:line="312" w:lineRule="auto"/>
         <w:ind w:left="283"/>
       </w:pPr>
@@ -1201,6 +1311,8 @@
     </w:p>
     <w:p>
       <w:pPr>
+        <w:keepNext/>
+        <w:keepLines/>
         <w:spacing w:before="0" w:after="80" w:line="312" w:lineRule="auto"/>
         <w:ind w:left="283"/>
       </w:pPr>
@@ -1215,6 +1327,8 @@
     </w:p>
     <w:p>
       <w:pPr>
+        <w:keepNext/>
+        <w:keepLines/>
         <w:spacing w:before="0" w:after="80" w:line="312" w:lineRule="auto"/>
         <w:ind w:left="283"/>
       </w:pPr>
@@ -1229,6 +1343,8 @@
     </w:p>
     <w:p>
       <w:pPr>
+        <w:keepNext/>
+        <w:keepLines/>
         <w:spacing w:before="0" w:after="80" w:line="312" w:lineRule="auto"/>
         <w:ind w:left="283"/>
       </w:pPr>
@@ -1243,6 +1359,8 @@
     </w:p>
     <w:p>
       <w:pPr>
+        <w:keepNext w:val="0"/>
+        <w:keepLines/>
         <w:spacing w:before="0" w:after="80" w:line="312" w:lineRule="auto"/>
         <w:ind w:left="283"/>
       </w:pPr>
@@ -1259,6 +1377,8 @@
       <w:pPr>
         <w:spacing w:before="300" w:after="100" w:line="300" w:lineRule="auto"/>
         <w:ind w:left="113" w:right="113"/>
+        <w:keepNext/>
+        <w:keepLines/>
         <w:shd w:val="clear" w:fill="F1F5F9"/>
       </w:pPr>
       <w:r>
@@ -1299,6 +1419,8 @@
       <w:pPr>
         <w:spacing w:before="0" w:after="120" w:line="276" w:lineRule="auto"/>
         <w:ind w:left="227" w:right="5216"/>
+        <w:keepNext w:val="0"/>
+        <w:keepLines/>
         <w:pBdr>
           <w:bottom w:val="single" w:sz="6" w:space="4" w:color="9A9A9A"/>
         </w:pBdr>
@@ -1314,6 +1436,8 @@
       <w:pPr>
         <w:spacing w:before="300" w:after="100" w:line="300" w:lineRule="auto"/>
         <w:ind w:left="113" w:right="113"/>
+        <w:keepNext/>
+        <w:keepLines/>
         <w:shd w:val="clear" w:fill="F1F5F9"/>
       </w:pPr>
       <w:r>
@@ -1354,6 +1478,8 @@
       <w:pPr>
         <w:spacing w:before="0" w:after="120" w:line="276" w:lineRule="auto"/>
         <w:ind w:left="227"/>
+        <w:keepNext/>
+        <w:keepLines/>
         <w:pBdr>
           <w:bottom w:val="single" w:sz="6" w:space="4" w:color="9A9A9A"/>
         </w:pBdr>
@@ -1369,6 +1495,8 @@
       <w:pPr>
         <w:spacing w:before="0" w:after="120" w:line="276" w:lineRule="auto"/>
         <w:ind w:left="227"/>
+        <w:keepNext w:val="0"/>
+        <w:keepLines/>
         <w:pBdr>
           <w:bottom w:val="single" w:sz="6" w:space="4" w:color="9A9A9A"/>
         </w:pBdr>
@@ -1384,6 +1512,8 @@
       <w:pPr>
         <w:spacing w:before="300" w:after="100" w:line="300" w:lineRule="auto"/>
         <w:ind w:left="113" w:right="113"/>
+        <w:keepNext/>
+        <w:keepLines/>
         <w:shd w:val="clear" w:fill="F1F5F9"/>
       </w:pPr>
       <w:r>
@@ -1411,6 +1541,8 @@
     </w:p>
     <w:p>
       <w:pPr>
+        <w:keepNext/>
+        <w:keepLines/>
         <w:spacing w:before="0" w:after="80" w:line="312" w:lineRule="auto"/>
         <w:ind w:left="283"/>
       </w:pPr>
@@ -1425,6 +1557,8 @@
     </w:p>
     <w:p>
       <w:pPr>
+        <w:keepNext/>
+        <w:keepLines/>
         <w:spacing w:before="0" w:after="80" w:line="312" w:lineRule="auto"/>
         <w:ind w:left="283"/>
       </w:pPr>
@@ -1439,6 +1573,8 @@
     </w:p>
     <w:p>
       <w:pPr>
+        <w:keepNext/>
+        <w:keepLines/>
         <w:spacing w:before="0" w:after="80" w:line="312" w:lineRule="auto"/>
         <w:ind w:left="283"/>
       </w:pPr>
@@ -1453,6 +1589,8 @@
     </w:p>
     <w:p>
       <w:pPr>
+        <w:keepNext/>
+        <w:keepLines/>
         <w:spacing w:before="0" w:after="80" w:line="312" w:lineRule="auto"/>
         <w:ind w:left="283"/>
       </w:pPr>
@@ -1467,6 +1605,8 @@
     </w:p>
     <w:p>
       <w:pPr>
+        <w:keepNext/>
+        <w:keepLines/>
         <w:spacing w:before="0" w:after="80" w:line="312" w:lineRule="auto"/>
         <w:ind w:left="283"/>
       </w:pPr>
@@ -1481,6 +1621,8 @@
     </w:p>
     <w:p>
       <w:pPr>
+        <w:keepNext/>
+        <w:keepLines/>
         <w:spacing w:before="0" w:after="80" w:line="312" w:lineRule="auto"/>
         <w:ind w:left="283"/>
       </w:pPr>
@@ -1495,6 +1637,8 @@
     </w:p>
     <w:p>
       <w:pPr>
+        <w:keepNext w:val="0"/>
+        <w:keepLines/>
         <w:spacing w:before="0" w:after="80" w:line="312" w:lineRule="auto"/>
         <w:ind w:left="283"/>
       </w:pPr>
@@ -1511,6 +1655,8 @@
       <w:pPr>
         <w:spacing w:before="300" w:after="100" w:line="300" w:lineRule="auto"/>
         <w:ind w:left="113" w:right="113"/>
+        <w:keepNext/>
+        <w:keepLines/>
         <w:shd w:val="clear" w:fill="F1F5F9"/>
       </w:pPr>
       <w:r>
@@ -1551,6 +1697,8 @@
       <w:pPr>
         <w:spacing w:before="0" w:after="120" w:line="276" w:lineRule="auto"/>
         <w:ind w:left="227"/>
+        <w:keepNext/>
+        <w:keepLines/>
         <w:pBdr>
           <w:bottom w:val="single" w:sz="6" w:space="4" w:color="9A9A9A"/>
         </w:pBdr>
@@ -1566,6 +1714,8 @@
       <w:pPr>
         <w:spacing w:before="0" w:after="120" w:line="276" w:lineRule="auto"/>
         <w:ind w:left="227"/>
+        <w:keepNext w:val="0"/>
+        <w:keepLines/>
         <w:pBdr>
           <w:bottom w:val="single" w:sz="6" w:space="4" w:color="9A9A9A"/>
         </w:pBdr>
@@ -1581,6 +1731,8 @@
       <w:pPr>
         <w:spacing w:before="300" w:after="100" w:line="300" w:lineRule="auto"/>
         <w:ind w:left="113" w:right="113"/>
+        <w:keepNext/>
+        <w:keepLines/>
         <w:shd w:val="clear" w:fill="F1F5F9"/>
       </w:pPr>
       <w:r>
@@ -1687,6 +1839,9 @@
         <w:gridCol w:w="2436"/>
       </w:tblGrid>
       <w:tr>
+        <w:trPr>
+          <w:cantSplit/>
+        </w:trPr>
         <w:tc>
           <w:tcPr>
             <w:tcW w:type="dxa" w:w="2436"/>
@@ -1761,6 +1916,9 @@
         </w:tc>
       </w:tr>
       <w:tr>
+        <w:trPr>
+          <w:cantSplit/>
+        </w:trPr>
         <w:tc>
           <w:tcPr>
             <w:tcW w:type="dxa" w:w="2436"/>
@@ -1811,6 +1969,9 @@
         </w:tc>
       </w:tr>
       <w:tr>
+        <w:trPr>
+          <w:cantSplit/>
+        </w:trPr>
         <w:tc>
           <w:tcPr>
             <w:tcW w:type="dxa" w:w="2436"/>
@@ -1861,6 +2022,9 @@
         </w:tc>
       </w:tr>
       <w:tr>
+        <w:trPr>
+          <w:cantSplit/>
+        </w:trPr>
         <w:tc>
           <w:tcPr>
             <w:tcW w:type="dxa" w:w="2436"/>
@@ -1913,6 +2077,8 @@
     </w:tbl>
     <w:p>
       <w:pPr>
+        <w:keepNext w:val="0"/>
+        <w:keepLines/>
         <w:spacing w:after="0"/>
       </w:pPr>
       <w:r>
@@ -1925,6 +2091,8 @@
       <w:pPr>
         <w:spacing w:before="300" w:after="100" w:line="300" w:lineRule="auto"/>
         <w:ind w:left="113" w:right="113"/>
+        <w:keepNext/>
+        <w:keepLines/>
         <w:shd w:val="clear" w:fill="F1F5F9"/>
       </w:pPr>
       <w:r>
@@ -1952,6 +2120,8 @@
     </w:p>
     <w:p>
       <w:pPr>
+        <w:keepNext/>
+        <w:keepLines/>
         <w:spacing w:before="0" w:after="80" w:line="312" w:lineRule="auto"/>
         <w:ind w:left="283"/>
       </w:pPr>
@@ -1966,6 +2136,8 @@
     </w:p>
     <w:p>
       <w:pPr>
+        <w:keepNext/>
+        <w:keepLines/>
         <w:spacing w:before="0" w:after="80" w:line="312" w:lineRule="auto"/>
         <w:ind w:left="283"/>
       </w:pPr>
@@ -1980,6 +2152,8 @@
     </w:p>
     <w:p>
       <w:pPr>
+        <w:keepNext/>
+        <w:keepLines/>
         <w:spacing w:before="0" w:after="80" w:line="312" w:lineRule="auto"/>
         <w:ind w:left="283"/>
       </w:pPr>
@@ -1994,6 +2168,8 @@
     </w:p>
     <w:p>
       <w:pPr>
+        <w:keepNext/>
+        <w:keepLines/>
         <w:spacing w:before="0" w:after="80" w:line="312" w:lineRule="auto"/>
         <w:ind w:left="283"/>
       </w:pPr>
@@ -2008,6 +2184,8 @@
     </w:p>
     <w:p>
       <w:pPr>
+        <w:keepNext/>
+        <w:keepLines/>
         <w:spacing w:before="0" w:after="80" w:line="312" w:lineRule="auto"/>
         <w:ind w:left="283"/>
       </w:pPr>
@@ -2022,6 +2200,8 @@
     </w:p>
     <w:p>
       <w:pPr>
+        <w:keepNext/>
+        <w:keepLines/>
         <w:spacing w:before="0" w:after="80" w:line="312" w:lineRule="auto"/>
         <w:ind w:left="283"/>
       </w:pPr>
@@ -2036,6 +2216,8 @@
     </w:p>
     <w:p>
       <w:pPr>
+        <w:keepNext/>
+        <w:keepLines/>
         <w:spacing w:before="0" w:after="80" w:line="312" w:lineRule="auto"/>
         <w:ind w:left="283"/>
       </w:pPr>
@@ -2050,6 +2232,8 @@
     </w:p>
     <w:p>
       <w:pPr>
+        <w:keepNext w:val="0"/>
+        <w:keepLines/>
         <w:spacing w:before="0" w:after="80" w:line="312" w:lineRule="auto"/>
         <w:ind w:left="283"/>
       </w:pPr>
@@ -2066,6 +2250,8 @@
       <w:pPr>
         <w:spacing w:before="300" w:after="100" w:line="300" w:lineRule="auto"/>
         <w:ind w:left="113" w:right="113"/>
+        <w:keepNext/>
+        <w:keepLines/>
         <w:shd w:val="clear" w:fill="F1F5F9"/>
       </w:pPr>
       <w:r>
@@ -2112,6 +2298,9 @@
         <w:gridCol w:w="9746"/>
       </w:tblGrid>
       <w:tr>
+        <w:trPr>
+          <w:cantSplit/>
+        </w:trPr>
         <w:tc>
           <w:tcPr>
             <w:tcW w:type="dxa" w:w="9746"/>
@@ -2132,6 +2321,9 @@
         </w:tc>
       </w:tr>
       <w:tr>
+        <w:trPr>
+          <w:cantSplit/>
+        </w:trPr>
         <w:tc>
           <w:tcPr>
             <w:tcW w:type="dxa" w:w="9746"/>
@@ -2144,6 +2336,9 @@
         </w:tc>
       </w:tr>
       <w:tr>
+        <w:trPr>
+          <w:cantSplit/>
+        </w:trPr>
         <w:tc>
           <w:tcPr>
             <w:tcW w:type="dxa" w:w="9746"/>
@@ -2158,6 +2353,8 @@
     </w:tbl>
     <w:p>
       <w:pPr>
+        <w:keepNext w:val="0"/>
+        <w:keepLines/>
         <w:spacing w:after="0"/>
       </w:pPr>
       <w:r>
@@ -2175,6 +2372,8 @@
       <w:pPr>
         <w:spacing w:before="0" w:after="180" w:line="312" w:lineRule="auto"/>
         <w:ind w:left="0"/>
+        <w:keepNext w:val="0"/>
+        <w:keepLines/>
         <w:pBdr>
           <w:bottom w:val="single" w:sz="12" w:space="4" w:color="1F4E79"/>
         </w:pBdr>
@@ -2190,6 +2389,8 @@
     </w:p>
     <w:p>
       <w:pPr>
+        <w:keepNext w:val="0"/>
+        <w:keepLines/>
         <w:spacing w:before="360" w:after="140" w:line="312" w:lineRule="auto"/>
         <w:ind w:left="0"/>
       </w:pPr>
@@ -2206,6 +2407,8 @@
       <w:pPr>
         <w:spacing w:before="300" w:after="100" w:line="300" w:lineRule="auto"/>
         <w:ind w:left="113" w:right="113"/>
+        <w:keepNext/>
+        <w:keepLines/>
         <w:shd w:val="clear" w:fill="F1F5F9"/>
       </w:pPr>
       <w:r>
@@ -2244,6 +2447,8 @@
     </w:p>
     <w:p>
       <w:pPr>
+        <w:keepNext w:val="0"/>
+        <w:keepLines/>
         <w:spacing w:before="0" w:after="80" w:line="312" w:lineRule="auto"/>
         <w:ind w:left="227"/>
       </w:pPr>
@@ -2260,6 +2465,8 @@
       <w:pPr>
         <w:spacing w:before="300" w:after="100" w:line="300" w:lineRule="auto"/>
         <w:ind w:left="113" w:right="113"/>
+        <w:keepNext/>
+        <w:keepLines/>
         <w:shd w:val="clear" w:fill="F1F5F9"/>
       </w:pPr>
       <w:r>
@@ -2300,6 +2507,8 @@
       <w:pPr>
         <w:spacing w:before="0" w:after="120" w:line="276" w:lineRule="auto"/>
         <w:ind w:left="227"/>
+        <w:keepNext/>
+        <w:keepLines/>
         <w:pBdr>
           <w:bottom w:val="single" w:sz="6" w:space="4" w:color="9A9A9A"/>
         </w:pBdr>
@@ -2315,6 +2524,8 @@
       <w:pPr>
         <w:spacing w:before="0" w:after="120" w:line="276" w:lineRule="auto"/>
         <w:ind w:left="227"/>
+        <w:keepNext w:val="0"/>
+        <w:keepLines/>
         <w:pBdr>
           <w:bottom w:val="single" w:sz="6" w:space="4" w:color="9A9A9A"/>
         </w:pBdr>
@@ -2330,6 +2541,8 @@
       <w:pPr>
         <w:spacing w:before="300" w:after="100" w:line="300" w:lineRule="auto"/>
         <w:ind w:left="113" w:right="113"/>
+        <w:keepNext/>
+        <w:keepLines/>
         <w:shd w:val="clear" w:fill="F1F5F9"/>
       </w:pPr>
       <w:r>
@@ -2370,6 +2583,8 @@
       <w:pPr>
         <w:spacing w:before="0" w:after="120" w:line="276" w:lineRule="auto"/>
         <w:ind w:left="227"/>
+        <w:keepNext/>
+        <w:keepLines/>
         <w:pBdr>
           <w:bottom w:val="single" w:sz="6" w:space="4" w:color="9A9A9A"/>
         </w:pBdr>
@@ -2385,6 +2600,8 @@
       <w:pPr>
         <w:spacing w:before="0" w:after="120" w:line="276" w:lineRule="auto"/>
         <w:ind w:left="227"/>
+        <w:keepNext w:val="0"/>
+        <w:keepLines/>
         <w:pBdr>
           <w:bottom w:val="single" w:sz="6" w:space="4" w:color="9A9A9A"/>
         </w:pBdr>
@@ -2400,6 +2617,8 @@
       <w:pPr>
         <w:spacing w:before="300" w:after="100" w:line="300" w:lineRule="auto"/>
         <w:ind w:left="113" w:right="113"/>
+        <w:keepNext/>
+        <w:keepLines/>
         <w:shd w:val="clear" w:fill="F1F5F9"/>
       </w:pPr>
       <w:r>
@@ -2460,6 +2679,9 @@
         <w:gridCol w:w="2436"/>
       </w:tblGrid>
       <w:tr>
+        <w:trPr>
+          <w:cantSplit/>
+        </w:trPr>
         <w:tc>
           <w:tcPr>
             <w:tcW w:type="dxa" w:w="2436"/>
@@ -2534,6 +2756,9 @@
         </w:tc>
       </w:tr>
       <w:tr>
+        <w:trPr>
+          <w:cantSplit/>
+        </w:trPr>
         <w:tc>
           <w:tcPr>
             <w:tcW w:type="dxa" w:w="2436"/>
@@ -2578,6 +2803,8 @@
     </w:tbl>
     <w:p>
       <w:pPr>
+        <w:keepNext w:val="0"/>
+        <w:keepLines/>
         <w:spacing w:after="0"/>
       </w:pPr>
       <w:r>
@@ -2590,6 +2817,8 @@
       <w:pPr>
         <w:spacing w:before="300" w:after="100" w:line="300" w:lineRule="auto"/>
         <w:ind w:left="113" w:right="113"/>
+        <w:keepNext/>
+        <w:keepLines/>
         <w:shd w:val="clear" w:fill="F1F5F9"/>
       </w:pPr>
       <w:r>
@@ -2617,6 +2846,8 @@
     </w:p>
     <w:p>
       <w:pPr>
+        <w:keepNext w:val="0"/>
+        <w:keepLines/>
         <w:spacing w:before="0" w:after="80" w:line="312" w:lineRule="auto"/>
         <w:ind w:left="227"/>
       </w:pPr>
@@ -2633,6 +2864,8 @@
       <w:pPr>
         <w:spacing w:before="300" w:after="100" w:line="300" w:lineRule="auto"/>
         <w:ind w:left="113" w:right="113"/>
+        <w:keepNext/>
+        <w:keepLines/>
         <w:shd w:val="clear" w:fill="F1F5F9"/>
       </w:pPr>
       <w:r>
@@ -2673,6 +2906,8 @@
       <w:pPr>
         <w:spacing w:before="0" w:after="120" w:line="276" w:lineRule="auto"/>
         <w:ind w:left="227"/>
+        <w:keepNext/>
+        <w:keepLines/>
         <w:pBdr>
           <w:bottom w:val="single" w:sz="6" w:space="4" w:color="9A9A9A"/>
         </w:pBdr>
@@ -2688,6 +2923,8 @@
       <w:pPr>
         <w:spacing w:before="0" w:after="120" w:line="276" w:lineRule="auto"/>
         <w:ind w:left="227"/>
+        <w:keepNext w:val="0"/>
+        <w:keepLines/>
         <w:pBdr>
           <w:bottom w:val="single" w:sz="6" w:space="4" w:color="9A9A9A"/>
         </w:pBdr>
@@ -2703,6 +2940,8 @@
       <w:pPr>
         <w:spacing w:before="300" w:after="100" w:line="300" w:lineRule="auto"/>
         <w:ind w:left="113" w:right="113"/>
+        <w:keepNext/>
+        <w:keepLines/>
         <w:shd w:val="clear" w:fill="F1F5F9"/>
       </w:pPr>
       <w:r>
@@ -2730,6 +2969,8 @@
     </w:p>
     <w:p>
       <w:pPr>
+        <w:keepNext/>
+        <w:keepLines/>
         <w:spacing w:before="0" w:after="80" w:line="312" w:lineRule="auto"/>
         <w:ind w:left="227"/>
       </w:pPr>
@@ -2744,6 +2985,8 @@
     </w:p>
     <w:p>
       <w:pPr>
+        <w:keepNext/>
+        <w:keepLines/>
         <w:spacing w:before="0" w:after="80" w:line="312" w:lineRule="auto"/>
         <w:ind w:left="227"/>
       </w:pPr>
@@ -2758,6 +3001,8 @@
     </w:p>
     <w:p>
       <w:pPr>
+        <w:keepNext w:val="0"/>
+        <w:keepLines/>
         <w:spacing w:before="0" w:after="80" w:line="312" w:lineRule="auto"/>
         <w:ind w:left="227"/>
       </w:pPr>
@@ -2774,6 +3019,8 @@
       <w:pPr>
         <w:spacing w:before="300" w:after="100" w:line="300" w:lineRule="auto"/>
         <w:ind w:left="113" w:right="113"/>
+        <w:keepNext/>
+        <w:keepLines/>
         <w:shd w:val="clear" w:fill="F1F5F9"/>
       </w:pPr>
       <w:r>
@@ -2812,6 +3059,8 @@
     </w:p>
     <w:p>
       <w:pPr>
+        <w:keepNext/>
+        <w:keepLines/>
         <w:spacing w:before="0" w:after="80" w:line="312" w:lineRule="auto"/>
         <w:ind w:left="227"/>
       </w:pPr>
@@ -2826,6 +3075,8 @@
     </w:p>
     <w:p>
       <w:pPr>
+        <w:keepNext w:val="0"/>
+        <w:keepLines/>
         <w:spacing w:before="0" w:after="80" w:line="312" w:lineRule="auto"/>
         <w:ind w:left="227"/>
       </w:pPr>
@@ -2840,6 +3091,8 @@
     </w:p>
     <w:p>
       <w:pPr>
+        <w:keepNext/>
+        <w:keepLines/>
         <w:spacing w:before="360" w:after="140" w:line="312" w:lineRule="auto"/>
         <w:ind w:left="0"/>
       </w:pPr>
@@ -2854,6 +3107,8 @@
     </w:p>
     <w:p>
       <w:pPr>
+        <w:keepNext w:val="0"/>
+        <w:keepLines/>
         <w:spacing w:before="0" w:after="80" w:line="312" w:lineRule="auto"/>
         <w:ind w:left="0"/>
       </w:pPr>
@@ -2870,6 +3125,8 @@
       <w:pPr>
         <w:spacing w:before="300" w:after="100" w:line="300" w:lineRule="auto"/>
         <w:ind w:left="113" w:right="113"/>
+        <w:keepNext/>
+        <w:keepLines/>
         <w:shd w:val="clear" w:fill="F1F5F9"/>
       </w:pPr>
       <w:r>
@@ -2897,6 +3154,8 @@
     </w:p>
     <w:p>
       <w:pPr>
+        <w:keepNext w:val="0"/>
+        <w:keepLines/>
         <w:spacing w:before="0" w:after="80" w:line="312" w:lineRule="auto"/>
         <w:ind w:left="227"/>
       </w:pPr>
@@ -2913,6 +3172,8 @@
       <w:pPr>
         <w:spacing w:before="300" w:after="100" w:line="300" w:lineRule="auto"/>
         <w:ind w:left="113" w:right="113"/>
+        <w:keepNext/>
+        <w:keepLines/>
         <w:shd w:val="clear" w:fill="F1F5F9"/>
       </w:pPr>
       <w:r>
@@ -2953,6 +3214,8 @@
       <w:pPr>
         <w:spacing w:before="0" w:after="120" w:line="276" w:lineRule="auto"/>
         <w:ind w:left="227" w:right="5216"/>
+        <w:keepNext w:val="0"/>
+        <w:keepLines/>
         <w:pBdr>
           <w:bottom w:val="single" w:sz="6" w:space="4" w:color="9A9A9A"/>
         </w:pBdr>
@@ -2968,6 +3231,8 @@
       <w:pPr>
         <w:spacing w:before="300" w:after="100" w:line="300" w:lineRule="auto"/>
         <w:ind w:left="113" w:right="113"/>
+        <w:keepNext/>
+        <w:keepLines/>
         <w:shd w:val="clear" w:fill="F1F5F9"/>
       </w:pPr>
       <w:r>
@@ -3008,6 +3273,8 @@
       <w:pPr>
         <w:spacing w:before="0" w:after="120" w:line="276" w:lineRule="auto"/>
         <w:ind w:left="227" w:right="5216"/>
+        <w:keepNext w:val="0"/>
+        <w:keepLines/>
         <w:pBdr>
           <w:bottom w:val="single" w:sz="6" w:space="4" w:color="9A9A9A"/>
         </w:pBdr>
@@ -3023,6 +3290,8 @@
       <w:pPr>
         <w:spacing w:before="300" w:after="100" w:line="300" w:lineRule="auto"/>
         <w:ind w:left="113" w:right="113"/>
+        <w:keepNext/>
+        <w:keepLines/>
         <w:shd w:val="clear" w:fill="F1F5F9"/>
       </w:pPr>
       <w:r>
@@ -3071,6 +3340,9 @@
         <w:gridCol w:w="3249"/>
       </w:tblGrid>
       <w:tr>
+        <w:trPr>
+          <w:cantSplit/>
+        </w:trPr>
         <w:tc>
           <w:tcPr>
             <w:tcW w:type="dxa" w:w="3249"/>
@@ -3127,6 +3399,9 @@
         </w:tc>
       </w:tr>
       <w:tr>
+        <w:trPr>
+          <w:cantSplit/>
+        </w:trPr>
         <w:tc>
           <w:tcPr>
             <w:tcW w:type="dxa" w:w="3249"/>
@@ -3169,6 +3444,8 @@
     </w:tbl>
     <w:p>
       <w:pPr>
+        <w:keepNext w:val="0"/>
+        <w:keepLines/>
         <w:spacing w:after="0"/>
       </w:pPr>
       <w:r>
@@ -3181,6 +3458,8 @@
       <w:pPr>
         <w:spacing w:before="300" w:after="100" w:line="300" w:lineRule="auto"/>
         <w:ind w:left="113" w:right="113"/>
+        <w:keepNext/>
+        <w:keepLines/>
         <w:shd w:val="clear" w:fill="F1F5F9"/>
       </w:pPr>
       <w:r>
@@ -3208,6 +3487,8 @@
     </w:p>
     <w:p>
       <w:pPr>
+        <w:keepNext/>
+        <w:keepLines/>
         <w:spacing w:before="0" w:after="80" w:line="312" w:lineRule="auto"/>
         <w:ind w:left="227"/>
       </w:pPr>
@@ -3222,6 +3503,8 @@
     </w:p>
     <w:p>
       <w:pPr>
+        <w:keepNext w:val="0"/>
+        <w:keepLines/>
         <w:spacing w:before="0" w:after="80" w:line="312" w:lineRule="auto"/>
         <w:ind w:left="227"/>
       </w:pPr>
@@ -3238,6 +3521,8 @@
       <w:pPr>
         <w:spacing w:before="300" w:after="100" w:line="300" w:lineRule="auto"/>
         <w:ind w:left="113" w:right="113"/>
+        <w:keepNext/>
+        <w:keepLines/>
         <w:shd w:val="clear" w:fill="F1F5F9"/>
       </w:pPr>
       <w:r>
@@ -3278,6 +3563,8 @@
       <w:pPr>
         <w:spacing w:before="0" w:after="120" w:line="276" w:lineRule="auto"/>
         <w:ind w:left="227"/>
+        <w:keepNext/>
+        <w:keepLines/>
         <w:pBdr>
           <w:bottom w:val="single" w:sz="6" w:space="4" w:color="9A9A9A"/>
         </w:pBdr>
@@ -3293,6 +3580,8 @@
       <w:pPr>
         <w:spacing w:before="0" w:after="120" w:line="276" w:lineRule="auto"/>
         <w:ind w:left="227"/>
+        <w:keepNext w:val="0"/>
+        <w:keepLines/>
         <w:pBdr>
           <w:bottom w:val="single" w:sz="6" w:space="4" w:color="9A9A9A"/>
         </w:pBdr>
@@ -3308,6 +3597,8 @@
       <w:pPr>
         <w:spacing w:before="300" w:after="100" w:line="300" w:lineRule="auto"/>
         <w:ind w:left="113" w:right="113"/>
+        <w:keepNext/>
+        <w:keepLines/>
         <w:shd w:val="clear" w:fill="F1F5F9"/>
       </w:pPr>
       <w:r>
@@ -3335,6 +3626,8 @@
     </w:p>
     <w:p>
       <w:pPr>
+        <w:keepNext/>
+        <w:keepLines/>
         <w:spacing w:before="0" w:after="80" w:line="312" w:lineRule="auto"/>
         <w:ind w:left="283"/>
       </w:pPr>
@@ -3349,6 +3642,8 @@
     </w:p>
     <w:p>
       <w:pPr>
+        <w:keepNext/>
+        <w:keepLines/>
         <w:spacing w:before="0" w:after="80" w:line="312" w:lineRule="auto"/>
         <w:ind w:left="283"/>
       </w:pPr>
@@ -3363,6 +3658,8 @@
     </w:p>
     <w:p>
       <w:pPr>
+        <w:keepNext/>
+        <w:keepLines/>
         <w:spacing w:before="0" w:after="80" w:line="312" w:lineRule="auto"/>
         <w:ind w:left="283"/>
       </w:pPr>
@@ -3377,6 +3674,8 @@
     </w:p>
     <w:p>
       <w:pPr>
+        <w:keepNext/>
+        <w:keepLines/>
         <w:spacing w:before="0" w:after="80" w:line="312" w:lineRule="auto"/>
         <w:ind w:left="283"/>
       </w:pPr>
@@ -3391,6 +3690,8 @@
     </w:p>
     <w:p>
       <w:pPr>
+        <w:keepNext/>
+        <w:keepLines/>
         <w:spacing w:before="0" w:after="80" w:line="312" w:lineRule="auto"/>
         <w:ind w:left="283"/>
       </w:pPr>
@@ -3405,6 +3706,8 @@
     </w:p>
     <w:p>
       <w:pPr>
+        <w:keepNext w:val="0"/>
+        <w:keepLines/>
         <w:spacing w:before="0" w:after="80" w:line="312" w:lineRule="auto"/>
         <w:ind w:left="283"/>
       </w:pPr>
@@ -3421,6 +3724,8 @@
       <w:pPr>
         <w:spacing w:before="300" w:after="100" w:line="300" w:lineRule="auto"/>
         <w:ind w:left="113" w:right="113"/>
+        <w:keepNext/>
+        <w:keepLines/>
         <w:shd w:val="clear" w:fill="F1F5F9"/>
       </w:pPr>
       <w:r>
@@ -3448,6 +3753,8 @@
     </w:p>
     <w:p>
       <w:pPr>
+        <w:keepNext w:val="0"/>
+        <w:keepLines/>
         <w:spacing w:before="0" w:after="80" w:line="312" w:lineRule="auto"/>
         <w:ind w:left="227"/>
       </w:pPr>
@@ -3464,6 +3771,8 @@
       <w:pPr>
         <w:spacing w:before="300" w:after="100" w:line="300" w:lineRule="auto"/>
         <w:ind w:left="113" w:right="113"/>
+        <w:keepNext/>
+        <w:keepLines/>
         <w:shd w:val="clear" w:fill="F1F5F9"/>
       </w:pPr>
       <w:r>
@@ -3491,6 +3800,8 @@
     </w:p>
     <w:p>
       <w:pPr>
+        <w:keepNext w:val="0"/>
+        <w:keepLines/>
         <w:spacing w:before="0" w:after="80" w:line="312" w:lineRule="auto"/>
         <w:ind w:left="227"/>
       </w:pPr>
@@ -3507,6 +3818,8 @@
       <w:pPr>
         <w:spacing w:before="300" w:after="100" w:line="300" w:lineRule="auto"/>
         <w:ind w:left="113" w:right="113"/>
+        <w:keepNext/>
+        <w:keepLines/>
         <w:shd w:val="clear" w:fill="F1F5F9"/>
       </w:pPr>
       <w:r>
@@ -3545,6 +3858,8 @@
     </w:p>
     <w:p>
       <w:pPr>
+        <w:keepNext w:val="0"/>
+        <w:keepLines/>
         <w:spacing w:before="0" w:after="80" w:line="312" w:lineRule="auto"/>
         <w:ind w:left="227"/>
       </w:pPr>
@@ -3561,6 +3876,8 @@
       <w:pPr>
         <w:spacing w:before="300" w:after="100" w:line="300" w:lineRule="auto"/>
         <w:ind w:left="113" w:right="113"/>
+        <w:keepNext/>
+        <w:keepLines/>
         <w:shd w:val="clear" w:fill="F1F5F9"/>
       </w:pPr>
       <w:r>
@@ -3601,6 +3918,8 @@
       <w:pPr>
         <w:spacing w:before="0" w:after="120" w:line="276" w:lineRule="auto"/>
         <w:ind w:left="227"/>
+        <w:keepNext/>
+        <w:keepLines/>
         <w:pBdr>
           <w:bottom w:val="single" w:sz="6" w:space="4" w:color="9A9A9A"/>
         </w:pBdr>
@@ -3616,6 +3935,8 @@
       <w:pPr>
         <w:spacing w:before="0" w:after="120" w:line="276" w:lineRule="auto"/>
         <w:ind w:left="227"/>
+        <w:keepNext w:val="0"/>
+        <w:keepLines/>
         <w:pBdr>
           <w:bottom w:val="single" w:sz="6" w:space="4" w:color="9A9A9A"/>
         </w:pBdr>
@@ -3629,6 +3950,8 @@
     </w:p>
     <w:p>
       <w:pPr>
+        <w:keepNext w:val="0"/>
+        <w:keepLines/>
         <w:spacing w:before="360" w:after="140" w:line="312" w:lineRule="auto"/>
         <w:ind w:left="0"/>
       </w:pPr>
@@ -3645,6 +3968,8 @@
       <w:pPr>
         <w:spacing w:before="300" w:after="100" w:line="300" w:lineRule="auto"/>
         <w:ind w:left="113" w:right="113"/>
+        <w:keepNext/>
+        <w:keepLines/>
         <w:shd w:val="clear" w:fill="F1F5F9"/>
       </w:pPr>
       <w:r>
@@ -3694,6 +4019,8 @@
     </w:p>
     <w:p>
       <w:pPr>
+        <w:keepNext w:val="0"/>
+        <w:keepLines/>
         <w:spacing w:before="0" w:after="80" w:line="312" w:lineRule="auto"/>
         <w:ind w:left="227"/>
       </w:pPr>
@@ -3710,6 +4037,8 @@
       <w:pPr>
         <w:spacing w:before="300" w:after="100" w:line="300" w:lineRule="auto"/>
         <w:ind w:left="113" w:right="113"/>
+        <w:keepNext/>
+        <w:keepLines/>
         <w:shd w:val="clear" w:fill="F1F5F9"/>
       </w:pPr>
       <w:r>
@@ -3748,6 +4077,8 @@
     </w:p>
     <w:p>
       <w:pPr>
+        <w:keepNext w:val="0"/>
+        <w:keepLines/>
         <w:spacing w:before="0" w:after="80" w:line="312" w:lineRule="auto"/>
         <w:ind w:left="227"/>
       </w:pPr>
@@ -3764,6 +4095,8 @@
       <w:pPr>
         <w:spacing w:before="300" w:after="100" w:line="300" w:lineRule="auto"/>
         <w:ind w:left="113" w:right="113"/>
+        <w:keepNext/>
+        <w:keepLines/>
         <w:shd w:val="clear" w:fill="F1F5F9"/>
       </w:pPr>
       <w:r>
@@ -3791,6 +4124,8 @@
     </w:p>
     <w:p>
       <w:pPr>
+        <w:keepNext/>
+        <w:keepLines/>
         <w:spacing w:before="0" w:after="80" w:line="312" w:lineRule="auto"/>
         <w:ind w:left="283"/>
       </w:pPr>
@@ -3805,6 +4140,8 @@
     </w:p>
     <w:p>
       <w:pPr>
+        <w:keepNext/>
+        <w:keepLines/>
         <w:spacing w:before="0" w:after="80" w:line="312" w:lineRule="auto"/>
         <w:ind w:left="283"/>
       </w:pPr>
@@ -3819,6 +4156,8 @@
     </w:p>
     <w:p>
       <w:pPr>
+        <w:keepNext/>
+        <w:keepLines/>
         <w:spacing w:before="0" w:after="80" w:line="312" w:lineRule="auto"/>
         <w:ind w:left="283"/>
       </w:pPr>
@@ -3833,6 +4172,8 @@
     </w:p>
     <w:p>
       <w:pPr>
+        <w:keepNext/>
+        <w:keepLines/>
         <w:spacing w:before="0" w:after="80" w:line="312" w:lineRule="auto"/>
         <w:ind w:left="283"/>
       </w:pPr>
@@ -3847,6 +4188,8 @@
     </w:p>
     <w:p>
       <w:pPr>
+        <w:keepNext/>
+        <w:keepLines/>
         <w:spacing w:before="0" w:after="80" w:line="312" w:lineRule="auto"/>
         <w:ind w:left="283"/>
       </w:pPr>
@@ -3861,6 +4204,8 @@
     </w:p>
     <w:p>
       <w:pPr>
+        <w:keepNext/>
+        <w:keepLines/>
         <w:spacing w:before="0" w:after="80" w:line="312" w:lineRule="auto"/>
         <w:ind w:left="227"/>
       </w:pPr>
@@ -3883,6 +4228,9 @@
         <w:gridCol w:w="9746"/>
       </w:tblGrid>
       <w:tr>
+        <w:trPr>
+          <w:cantSplit/>
+        </w:trPr>
         <w:tc>
           <w:tcPr>
             <w:tcW w:type="dxa" w:w="9746"/>
@@ -3903,6 +4251,9 @@
         </w:tc>
       </w:tr>
       <w:tr>
+        <w:trPr>
+          <w:cantSplit/>
+        </w:trPr>
         <w:tc>
           <w:tcPr>
             <w:tcW w:type="dxa" w:w="9746"/>
@@ -3925,6 +4276,8 @@
     </w:tbl>
     <w:p>
       <w:pPr>
+        <w:keepNext w:val="0"/>
+        <w:keepLines/>
         <w:spacing w:after="0"/>
       </w:pPr>
       <w:r>
@@ -3937,6 +4290,8 @@
       <w:pPr>
         <w:spacing w:before="300" w:after="100" w:line="300" w:lineRule="auto"/>
         <w:ind w:left="113" w:right="113"/>
+        <w:keepNext/>
+        <w:keepLines/>
         <w:shd w:val="clear" w:fill="F1F5F9"/>
       </w:pPr>
       <w:r>
@@ -3983,6 +4338,9 @@
         <w:gridCol w:w="9746"/>
       </w:tblGrid>
       <w:tr>
+        <w:trPr>
+          <w:cantSplit/>
+        </w:trPr>
         <w:tc>
           <w:tcPr>
             <w:tcW w:type="dxa" w:w="9746"/>
@@ -4003,6 +4361,9 @@
         </w:tc>
       </w:tr>
       <w:tr>
+        <w:trPr>
+          <w:cantSplit/>
+        </w:trPr>
         <w:tc>
           <w:tcPr>
             <w:tcW w:type="dxa" w:w="9746"/>
@@ -4025,6 +4386,8 @@
     </w:tbl>
     <w:p>
       <w:pPr>
+        <w:keepNext/>
+        <w:keepLines/>
         <w:spacing w:after="0"/>
       </w:pPr>
       <w:r>
@@ -4035,6 +4398,8 @@
     </w:p>
     <w:p>
       <w:pPr>
+        <w:keepNext w:val="0"/>
+        <w:keepLines/>
         <w:spacing w:before="0" w:after="80" w:line="312" w:lineRule="auto"/>
         <w:ind w:left="227"/>
       </w:pPr>
@@ -4051,6 +4416,8 @@
       <w:pPr>
         <w:spacing w:before="300" w:after="100" w:line="300" w:lineRule="auto"/>
         <w:ind w:left="113" w:right="113"/>
+        <w:keepNext/>
+        <w:keepLines/>
         <w:shd w:val="clear" w:fill="F1F5F9"/>
       </w:pPr>
       <w:r>
@@ -4078,6 +4445,8 @@
     </w:p>
     <w:p>
       <w:pPr>
+        <w:keepNext/>
+        <w:keepLines/>
         <w:spacing w:before="0" w:after="80" w:line="312" w:lineRule="auto"/>
         <w:ind w:left="227"/>
       </w:pPr>
@@ -4092,6 +4461,8 @@
     </w:p>
     <w:p>
       <w:pPr>
+        <w:keepNext w:val="0"/>
+        <w:keepLines/>
         <w:spacing w:before="0" w:after="80" w:line="312" w:lineRule="auto"/>
         <w:ind w:left="227"/>
       </w:pPr>
@@ -4108,6 +4479,8 @@
       <w:pPr>
         <w:spacing w:before="300" w:after="100" w:line="300" w:lineRule="auto"/>
         <w:ind w:left="113" w:right="113"/>
+        <w:keepNext/>
+        <w:keepLines/>
         <w:shd w:val="clear" w:fill="F1F5F9"/>
       </w:pPr>
       <w:r>
@@ -4135,6 +4508,8 @@
     </w:p>
     <w:p>
       <w:pPr>
+        <w:keepNext/>
+        <w:keepLines/>
         <w:spacing w:before="0" w:after="80" w:line="312" w:lineRule="auto"/>
         <w:ind w:left="227"/>
       </w:pPr>
@@ -4149,6 +4524,8 @@
     </w:p>
     <w:p>
       <w:pPr>
+        <w:keepNext/>
+        <w:keepLines/>
         <w:spacing w:before="0" w:after="80" w:line="312" w:lineRule="auto"/>
         <w:ind w:left="227"/>
       </w:pPr>
@@ -4163,6 +4540,8 @@
     </w:p>
     <w:p>
       <w:pPr>
+        <w:keepNext/>
+        <w:keepLines/>
         <w:spacing w:before="0" w:after="80" w:line="312" w:lineRule="auto"/>
         <w:ind w:left="227"/>
       </w:pPr>
@@ -4177,6 +4556,8 @@
     </w:p>
     <w:p>
       <w:pPr>
+        <w:keepNext/>
+        <w:keepLines/>
         <w:spacing w:before="0" w:after="80" w:line="312" w:lineRule="auto"/>
         <w:ind w:left="227"/>
       </w:pPr>
@@ -4199,6 +4580,9 @@
         <w:gridCol w:w="9746"/>
       </w:tblGrid>
       <w:tr>
+        <w:trPr>
+          <w:cantSplit/>
+        </w:trPr>
         <w:tc>
           <w:tcPr>
             <w:tcW w:type="dxa" w:w="9746"/>
@@ -4219,6 +4603,9 @@
         </w:tc>
       </w:tr>
       <w:tr>
+        <w:trPr>
+          <w:cantSplit/>
+        </w:trPr>
         <w:tc>
           <w:tcPr>
             <w:tcW w:type="dxa" w:w="9746"/>
@@ -4233,6 +4620,8 @@
     </w:tbl>
     <w:p>
       <w:pPr>
+        <w:keepNext w:val="0"/>
+        <w:keepLines/>
         <w:spacing w:after="0"/>
       </w:pPr>
       <w:r>
@@ -4243,6 +4632,8 @@
     </w:p>
     <w:p>
       <w:pPr>
+        <w:keepNext w:val="0"/>
+        <w:keepLines/>
         <w:spacing w:before="360" w:after="140" w:line="312" w:lineRule="auto"/>
         <w:ind w:left="0"/>
       </w:pPr>
@@ -4259,6 +4650,8 @@
       <w:pPr>
         <w:spacing w:before="300" w:after="100" w:line="300" w:lineRule="auto"/>
         <w:ind w:left="113" w:right="113"/>
+        <w:keepNext/>
+        <w:keepLines/>
         <w:shd w:val="clear" w:fill="F1F5F9"/>
       </w:pPr>
       <w:r>
@@ -4286,6 +4679,8 @@
     </w:p>
     <w:p>
       <w:pPr>
+        <w:keepNext/>
+        <w:keepLines/>
         <w:spacing w:before="0" w:after="80" w:line="312" w:lineRule="auto"/>
         <w:ind w:left="227"/>
       </w:pPr>
@@ -4300,6 +4695,8 @@
     </w:p>
     <w:p>
       <w:pPr>
+        <w:keepNext/>
+        <w:keepLines/>
         <w:spacing w:before="0" w:after="80" w:line="312" w:lineRule="auto"/>
         <w:ind w:left="227"/>
       </w:pPr>
@@ -4314,6 +4711,8 @@
     </w:p>
     <w:p>
       <w:pPr>
+        <w:keepNext/>
+        <w:keepLines/>
         <w:spacing w:before="0" w:after="80" w:line="312" w:lineRule="auto"/>
         <w:ind w:left="227"/>
       </w:pPr>
@@ -4328,6 +4727,8 @@
     </w:p>
     <w:p>
       <w:pPr>
+        <w:keepNext/>
+        <w:keepLines/>
         <w:spacing w:before="0" w:after="80" w:line="312" w:lineRule="auto"/>
         <w:ind w:left="227"/>
       </w:pPr>
@@ -4342,6 +4743,8 @@
     </w:p>
     <w:p>
       <w:pPr>
+        <w:keepNext w:val="0"/>
+        <w:keepLines/>
         <w:spacing w:before="0" w:after="80" w:line="312" w:lineRule="auto"/>
         <w:ind w:left="227"/>
       </w:pPr>
@@ -4358,6 +4761,8 @@
       <w:pPr>
         <w:spacing w:before="300" w:after="100" w:line="300" w:lineRule="auto"/>
         <w:ind w:left="113" w:right="113"/>
+        <w:keepNext/>
+        <w:keepLines/>
         <w:shd w:val="clear" w:fill="F1F5F9"/>
       </w:pPr>
       <w:r>
@@ -4407,6 +4812,8 @@
     </w:p>
     <w:p>
       <w:pPr>
+        <w:keepNext w:val="0"/>
+        <w:keepLines/>
         <w:spacing w:before="0" w:after="80" w:line="312" w:lineRule="auto"/>
         <w:ind w:left="227"/>
       </w:pPr>
@@ -4423,6 +4830,8 @@
       <w:pPr>
         <w:spacing w:before="300" w:after="100" w:line="300" w:lineRule="auto"/>
         <w:ind w:left="113" w:right="113"/>
+        <w:keepNext/>
+        <w:keepLines/>
         <w:shd w:val="clear" w:fill="F1F5F9"/>
       </w:pPr>
       <w:r>
@@ -4450,6 +4859,8 @@
     </w:p>
     <w:p>
       <w:pPr>
+        <w:keepNext/>
+        <w:keepLines/>
         <w:spacing w:before="0" w:after="80" w:line="312" w:lineRule="auto"/>
         <w:ind w:left="227"/>
       </w:pPr>
@@ -4464,6 +4875,8 @@
     </w:p>
     <w:p>
       <w:pPr>
+        <w:keepNext w:val="0"/>
+        <w:keepLines/>
         <w:spacing w:before="0" w:after="80" w:line="312" w:lineRule="auto"/>
         <w:ind w:left="227"/>
       </w:pPr>
@@ -4480,6 +4893,8 @@
       <w:pPr>
         <w:spacing w:before="300" w:after="100" w:line="300" w:lineRule="auto"/>
         <w:ind w:left="113" w:right="113"/>
+        <w:keepNext/>
+        <w:keepLines/>
         <w:shd w:val="clear" w:fill="F1F5F9"/>
       </w:pPr>
       <w:r>
@@ -4517,6 +4932,9 @@
         <w:gridCol w:w="3249"/>
       </w:tblGrid>
       <w:tr>
+        <w:trPr>
+          <w:cantSplit/>
+        </w:trPr>
         <w:tc>
           <w:tcPr>
             <w:tcW w:type="dxa" w:w="3249"/>
@@ -4573,6 +4991,9 @@
         </w:tc>
       </w:tr>
       <w:tr>
+        <w:trPr>
+          <w:cantSplit/>
+        </w:trPr>
         <w:tc>
           <w:tcPr>
             <w:tcW w:type="dxa" w:w="3249"/>
@@ -4615,6 +5036,8 @@
     </w:tbl>
     <w:p>
       <w:pPr>
+        <w:keepNext w:val="0"/>
+        <w:keepLines/>
         <w:spacing w:after="0"/>
       </w:pPr>
       <w:r>
@@ -4627,6 +5050,8 @@
       <w:pPr>
         <w:spacing w:before="300" w:after="100" w:line="300" w:lineRule="auto"/>
         <w:ind w:left="113" w:right="113"/>
+        <w:keepNext/>
+        <w:keepLines/>
         <w:shd w:val="clear" w:fill="F1F5F9"/>
       </w:pPr>
       <w:r>
@@ -4654,6 +5079,8 @@
     </w:p>
     <w:p>
       <w:pPr>
+        <w:keepNext/>
+        <w:keepLines/>
         <w:spacing w:before="0" w:after="80" w:line="312" w:lineRule="auto"/>
         <w:ind w:left="283"/>
       </w:pPr>
@@ -4668,6 +5095,8 @@
     </w:p>
     <w:p>
       <w:pPr>
+        <w:keepNext/>
+        <w:keepLines/>
         <w:spacing w:before="0" w:after="80" w:line="312" w:lineRule="auto"/>
         <w:ind w:left="283"/>
       </w:pPr>
@@ -4682,6 +5111,8 @@
     </w:p>
     <w:p>
       <w:pPr>
+        <w:keepNext/>
+        <w:keepLines/>
         <w:spacing w:before="0" w:after="80" w:line="312" w:lineRule="auto"/>
         <w:ind w:left="283"/>
       </w:pPr>
@@ -4696,6 +5127,8 @@
     </w:p>
     <w:p>
       <w:pPr>
+        <w:keepNext/>
+        <w:keepLines/>
         <w:spacing w:before="0" w:after="80" w:line="312" w:lineRule="auto"/>
         <w:ind w:left="283"/>
       </w:pPr>
@@ -4710,6 +5143,8 @@
     </w:p>
     <w:p>
       <w:pPr>
+        <w:keepNext w:val="0"/>
+        <w:keepLines/>
         <w:spacing w:before="0" w:after="80" w:line="312" w:lineRule="auto"/>
         <w:ind w:left="283"/>
       </w:pPr>
@@ -4726,6 +5161,8 @@
       <w:pPr>
         <w:spacing w:before="300" w:after="100" w:line="300" w:lineRule="auto"/>
         <w:ind w:left="113" w:right="113"/>
+        <w:keepNext/>
+        <w:keepLines/>
         <w:shd w:val="clear" w:fill="F1F5F9"/>
       </w:pPr>
       <w:r>
@@ -4766,6 +5203,8 @@
       <w:pPr>
         <w:spacing w:before="0" w:after="120" w:line="276" w:lineRule="auto"/>
         <w:ind w:left="227"/>
+        <w:keepNext/>
+        <w:keepLines/>
         <w:pBdr>
           <w:bottom w:val="single" w:sz="6" w:space="4" w:color="9A9A9A"/>
         </w:pBdr>
@@ -4781,6 +5220,8 @@
       <w:pPr>
         <w:spacing w:before="0" w:after="120" w:line="276" w:lineRule="auto"/>
         <w:ind w:left="227"/>
+        <w:keepNext w:val="0"/>
+        <w:keepLines/>
         <w:pBdr>
           <w:bottom w:val="single" w:sz="6" w:space="4" w:color="9A9A9A"/>
         </w:pBdr>
@@ -4796,6 +5237,8 @@
       <w:pPr>
         <w:spacing w:before="300" w:after="100" w:line="300" w:lineRule="auto"/>
         <w:ind w:left="113" w:right="113"/>
+        <w:keepNext/>
+        <w:keepLines/>
         <w:shd w:val="clear" w:fill="F1F5F9"/>
       </w:pPr>
       <w:r>
@@ -4836,6 +5279,8 @@
       <w:pPr>
         <w:spacing w:before="0" w:after="120" w:line="276" w:lineRule="auto"/>
         <w:ind w:left="227"/>
+        <w:keepNext/>
+        <w:keepLines/>
         <w:pBdr>
           <w:bottom w:val="single" w:sz="6" w:space="4" w:color="9A9A9A"/>
         </w:pBdr>
@@ -4851,6 +5296,8 @@
       <w:pPr>
         <w:spacing w:before="0" w:after="120" w:line="276" w:lineRule="auto"/>
         <w:ind w:left="227"/>
+        <w:keepNext/>
+        <w:keepLines/>
         <w:pBdr>
           <w:bottom w:val="single" w:sz="6" w:space="4" w:color="9A9A9A"/>
         </w:pBdr>
@@ -4864,6 +5311,8 @@
     </w:p>
     <w:p>
       <w:pPr>
+        <w:keepNext w:val="0"/>
+        <w:keepLines/>
         <w:spacing w:before="0" w:after="80" w:line="312" w:lineRule="auto"/>
         <w:ind w:left="227"/>
       </w:pPr>
@@ -4878,6 +5327,8 @@
     </w:p>
     <w:p>
       <w:pPr>
+        <w:keepNext/>
+        <w:keepLines/>
         <w:spacing w:before="360" w:after="140" w:line="312" w:lineRule="auto"/>
         <w:ind w:left="0"/>
       </w:pPr>
@@ -4892,6 +5343,8 @@
     </w:p>
     <w:p>
       <w:pPr>
+        <w:keepNext w:val="0"/>
+        <w:keepLines/>
         <w:spacing w:before="0" w:after="80" w:line="312" w:lineRule="auto"/>
         <w:ind w:left="0"/>
       </w:pPr>
@@ -4908,6 +5361,8 @@
       <w:pPr>
         <w:spacing w:before="300" w:after="100" w:line="300" w:lineRule="auto"/>
         <w:ind w:left="113" w:right="113"/>
+        <w:keepNext/>
+        <w:keepLines/>
         <w:shd w:val="clear" w:fill="F1F5F9"/>
       </w:pPr>
       <w:r>
@@ -4948,6 +5403,8 @@
       <w:pPr>
         <w:spacing w:before="0" w:after="120" w:line="276" w:lineRule="auto"/>
         <w:ind w:left="227"/>
+        <w:keepNext/>
+        <w:keepLines/>
         <w:pBdr>
           <w:bottom w:val="single" w:sz="6" w:space="4" w:color="9A9A9A"/>
         </w:pBdr>
@@ -4963,6 +5420,8 @@
       <w:pPr>
         <w:spacing w:before="0" w:after="120" w:line="276" w:lineRule="auto"/>
         <w:ind w:left="227"/>
+        <w:keepNext/>
+        <w:keepLines/>
         <w:pBdr>
           <w:bottom w:val="single" w:sz="6" w:space="4" w:color="9A9A9A"/>
         </w:pBdr>
@@ -4976,6 +5435,8 @@
     </w:p>
     <w:p>
       <w:pPr>
+        <w:keepNext/>
+        <w:keepLines/>
         <w:spacing w:before="0" w:after="80" w:line="312" w:lineRule="auto"/>
         <w:ind w:left="227"/>
       </w:pPr>
@@ -4990,6 +5451,8 @@
     </w:p>
     <w:p>
       <w:pPr>
+        <w:keepNext w:val="0"/>
+        <w:keepLines/>
         <w:spacing w:before="0" w:after="80" w:line="312" w:lineRule="auto"/>
         <w:ind w:left="227"/>
       </w:pPr>
@@ -5006,6 +5469,8 @@
       <w:pPr>
         <w:spacing w:before="300" w:after="100" w:line="300" w:lineRule="auto"/>
         <w:ind w:left="113" w:right="113"/>
+        <w:keepNext/>
+        <w:keepLines/>
         <w:shd w:val="clear" w:fill="F1F5F9"/>
       </w:pPr>
       <w:r>
@@ -5046,6 +5511,8 @@
       <w:pPr>
         <w:spacing w:before="0" w:after="120" w:line="276" w:lineRule="auto"/>
         <w:ind w:left="227"/>
+        <w:keepNext/>
+        <w:keepLines/>
         <w:pBdr>
           <w:bottom w:val="single" w:sz="6" w:space="4" w:color="9A9A9A"/>
         </w:pBdr>
@@ -5061,6 +5528,8 @@
       <w:pPr>
         <w:spacing w:before="0" w:after="120" w:line="276" w:lineRule="auto"/>
         <w:ind w:left="227"/>
+        <w:keepNext/>
+        <w:keepLines/>
         <w:pBdr>
           <w:bottom w:val="single" w:sz="6" w:space="4" w:color="9A9A9A"/>
         </w:pBdr>
@@ -5074,6 +5543,8 @@
     </w:p>
     <w:p>
       <w:pPr>
+        <w:keepNext/>
+        <w:keepLines/>
         <w:spacing w:before="0" w:after="80" w:line="312" w:lineRule="auto"/>
         <w:ind w:left="227"/>
       </w:pPr>
@@ -5088,6 +5559,8 @@
     </w:p>
     <w:p>
       <w:pPr>
+        <w:keepNext w:val="0"/>
+        <w:keepLines/>
         <w:spacing w:before="0" w:after="80" w:line="312" w:lineRule="auto"/>
         <w:ind w:left="227"/>
       </w:pPr>
@@ -5104,6 +5577,8 @@
       <w:pPr>
         <w:spacing w:before="300" w:after="100" w:line="300" w:lineRule="auto"/>
         <w:ind w:left="113" w:right="113"/>
+        <w:keepNext/>
+        <w:keepLines/>
         <w:shd w:val="clear" w:fill="F1F5F9"/>
       </w:pPr>
       <w:r>
@@ -5144,6 +5619,8 @@
       <w:pPr>
         <w:spacing w:before="0" w:after="120" w:line="276" w:lineRule="auto"/>
         <w:ind w:left="227"/>
+        <w:keepNext/>
+        <w:keepLines/>
         <w:pBdr>
           <w:bottom w:val="single" w:sz="6" w:space="4" w:color="9A9A9A"/>
         </w:pBdr>
@@ -5159,6 +5636,8 @@
       <w:pPr>
         <w:spacing w:before="0" w:after="120" w:line="276" w:lineRule="auto"/>
         <w:ind w:left="227"/>
+        <w:keepNext/>
+        <w:keepLines/>
         <w:pBdr>
           <w:bottom w:val="single" w:sz="6" w:space="4" w:color="9A9A9A"/>
         </w:pBdr>
@@ -5172,6 +5651,8 @@
     </w:p>
     <w:p>
       <w:pPr>
+        <w:keepNext/>
+        <w:keepLines/>
         <w:spacing w:before="0" w:after="80" w:line="312" w:lineRule="auto"/>
         <w:ind w:left="227"/>
       </w:pPr>
@@ -5186,6 +5667,8 @@
     </w:p>
     <w:p>
       <w:pPr>
+        <w:keepNext w:val="0"/>
+        <w:keepLines/>
         <w:spacing w:before="0" w:after="80" w:line="312" w:lineRule="auto"/>
         <w:ind w:left="227"/>
       </w:pPr>
@@ -5202,6 +5685,8 @@
       <w:pPr>
         <w:spacing w:before="300" w:after="100" w:line="300" w:lineRule="auto"/>
         <w:ind w:left="113" w:right="113"/>
+        <w:keepNext/>
+        <w:keepLines/>
         <w:shd w:val="clear" w:fill="F1F5F9"/>
       </w:pPr>
       <w:r>
@@ -5231,6 +5716,8 @@
       <w:pPr>
         <w:spacing w:before="0" w:after="120" w:line="276" w:lineRule="auto"/>
         <w:ind w:left="227"/>
+        <w:keepNext/>
+        <w:keepLines/>
         <w:pBdr>
           <w:bottom w:val="single" w:sz="6" w:space="4" w:color="9A9A9A"/>
         </w:pBdr>
@@ -5246,6 +5733,8 @@
       <w:pPr>
         <w:spacing w:before="0" w:after="120" w:line="276" w:lineRule="auto"/>
         <w:ind w:left="227"/>
+        <w:keepNext/>
+        <w:keepLines/>
         <w:pBdr>
           <w:bottom w:val="single" w:sz="6" w:space="4" w:color="9A9A9A"/>
         </w:pBdr>
@@ -5259,6 +5748,8 @@
     </w:p>
     <w:p>
       <w:pPr>
+        <w:keepNext/>
+        <w:keepLines/>
         <w:spacing w:before="0" w:after="80" w:line="312" w:lineRule="auto"/>
         <w:ind w:left="227"/>
       </w:pPr>
@@ -5273,6 +5764,8 @@
     </w:p>
     <w:p>
       <w:pPr>
+        <w:keepNext w:val="0"/>
+        <w:keepLines/>
         <w:spacing w:before="0" w:after="80" w:line="312" w:lineRule="auto"/>
         <w:ind w:left="227"/>
       </w:pPr>
@@ -5289,6 +5782,8 @@
       <w:pPr>
         <w:spacing w:before="300" w:after="100" w:line="300" w:lineRule="auto"/>
         <w:ind w:left="113" w:right="113"/>
+        <w:keepNext/>
+        <w:keepLines/>
         <w:shd w:val="clear" w:fill="F1F5F9"/>
       </w:pPr>
       <w:r>
@@ -5329,6 +5824,8 @@
       <w:pPr>
         <w:spacing w:before="0" w:after="120" w:line="276" w:lineRule="auto"/>
         <w:ind w:left="227"/>
+        <w:keepNext/>
+        <w:keepLines/>
         <w:pBdr>
           <w:bottom w:val="single" w:sz="6" w:space="4" w:color="9A9A9A"/>
         </w:pBdr>
@@ -5344,6 +5841,8 @@
       <w:pPr>
         <w:spacing w:before="0" w:after="120" w:line="276" w:lineRule="auto"/>
         <w:ind w:left="227"/>
+        <w:keepNext/>
+        <w:keepLines/>
         <w:pBdr>
           <w:bottom w:val="single" w:sz="6" w:space="4" w:color="9A9A9A"/>
         </w:pBdr>
@@ -5357,6 +5856,8 @@
     </w:p>
     <w:p>
       <w:pPr>
+        <w:keepNext/>
+        <w:keepLines/>
         <w:spacing w:before="0" w:after="80" w:line="312" w:lineRule="auto"/>
         <w:ind w:left="227"/>
       </w:pPr>
@@ -5371,6 +5872,8 @@
     </w:p>
     <w:p>
       <w:pPr>
+        <w:keepNext w:val="0"/>
+        <w:keepLines/>
         <w:spacing w:before="0" w:after="80" w:line="312" w:lineRule="auto"/>
         <w:ind w:left="227"/>
       </w:pPr>
@@ -5387,6 +5890,8 @@
       <w:pPr>
         <w:spacing w:before="300" w:after="100" w:line="300" w:lineRule="auto"/>
         <w:ind w:left="113" w:right="113"/>
+        <w:keepNext/>
+        <w:keepLines/>
         <w:shd w:val="clear" w:fill="F1F5F9"/>
       </w:pPr>
       <w:r>
@@ -5427,6 +5932,8 @@
       <w:pPr>
         <w:spacing w:before="0" w:after="120" w:line="276" w:lineRule="auto"/>
         <w:ind w:left="227"/>
+        <w:keepNext/>
+        <w:keepLines/>
         <w:pBdr>
           <w:bottom w:val="single" w:sz="6" w:space="4" w:color="9A9A9A"/>
         </w:pBdr>
@@ -5442,6 +5949,8 @@
       <w:pPr>
         <w:spacing w:before="0" w:after="120" w:line="276" w:lineRule="auto"/>
         <w:ind w:left="227"/>
+        <w:keepNext/>
+        <w:keepLines/>
         <w:pBdr>
           <w:bottom w:val="single" w:sz="6" w:space="4" w:color="9A9A9A"/>
         </w:pBdr>
@@ -5455,6 +5964,8 @@
     </w:p>
     <w:p>
       <w:pPr>
+        <w:keepNext/>
+        <w:keepLines/>
         <w:spacing w:before="0" w:after="80" w:line="312" w:lineRule="auto"/>
         <w:ind w:left="227"/>
       </w:pPr>
@@ -5469,6 +5980,8 @@
     </w:p>
     <w:p>
       <w:pPr>
+        <w:keepNext w:val="0"/>
+        <w:keepLines/>
         <w:spacing w:before="0" w:after="80" w:line="312" w:lineRule="auto"/>
         <w:ind w:left="227"/>
       </w:pPr>
@@ -5485,6 +5998,8 @@
       <w:pPr>
         <w:spacing w:before="300" w:after="100" w:line="300" w:lineRule="auto"/>
         <w:ind w:left="113" w:right="113"/>
+        <w:keepNext/>
+        <w:keepLines/>
         <w:shd w:val="clear" w:fill="F1F5F9"/>
       </w:pPr>
       <w:r>
@@ -5512,6 +6027,8 @@
     </w:p>
     <w:p>
       <w:pPr>
+        <w:keepNext/>
+        <w:keepLines/>
         <w:spacing w:before="0" w:after="80" w:line="312" w:lineRule="auto"/>
         <w:ind w:left="283"/>
       </w:pPr>
@@ -5526,6 +6043,8 @@
     </w:p>
     <w:p>
       <w:pPr>
+        <w:keepNext/>
+        <w:keepLines/>
         <w:spacing w:before="0" w:after="80" w:line="312" w:lineRule="auto"/>
         <w:ind w:left="283"/>
       </w:pPr>
@@ -5540,6 +6059,8 @@
     </w:p>
     <w:p>
       <w:pPr>
+        <w:keepNext w:val="0"/>
+        <w:keepLines/>
         <w:spacing w:before="0" w:after="80" w:line="312" w:lineRule="auto"/>
         <w:ind w:left="283"/>
       </w:pPr>
@@ -5556,6 +6077,8 @@
       <w:pPr>
         <w:spacing w:before="300" w:after="100" w:line="300" w:lineRule="auto"/>
         <w:ind w:left="113" w:right="113"/>
+        <w:keepNext/>
+        <w:keepLines/>
         <w:shd w:val="clear" w:fill="F1F5F9"/>
       </w:pPr>
       <w:r>
@@ -5585,6 +6108,8 @@
       <w:pPr>
         <w:spacing w:before="0" w:after="120" w:line="276" w:lineRule="auto"/>
         <w:ind w:left="227"/>
+        <w:keepNext/>
+        <w:keepLines/>
         <w:pBdr>
           <w:bottom w:val="single" w:sz="6" w:space="4" w:color="9A9A9A"/>
         </w:pBdr>
@@ -5600,6 +6125,8 @@
       <w:pPr>
         <w:spacing w:before="0" w:after="120" w:line="276" w:lineRule="auto"/>
         <w:ind w:left="227"/>
+        <w:keepNext/>
+        <w:keepLines/>
         <w:pBdr>
           <w:bottom w:val="single" w:sz="6" w:space="4" w:color="9A9A9A"/>
         </w:pBdr>
@@ -5613,6 +6140,8 @@
     </w:p>
     <w:p>
       <w:pPr>
+        <w:keepNext w:val="0"/>
+        <w:keepLines/>
         <w:spacing w:before="0" w:after="80" w:line="312" w:lineRule="auto"/>
         <w:ind w:left="227"/>
       </w:pPr>
@@ -5629,6 +6158,8 @@
       <w:pPr>
         <w:spacing w:before="300" w:after="100" w:line="300" w:lineRule="auto"/>
         <w:ind w:left="113" w:right="113"/>
+        <w:keepNext/>
+        <w:keepLines/>
         <w:shd w:val="clear" w:fill="F1F5F9"/>
       </w:pPr>
       <w:r>
@@ -5669,6 +6200,8 @@
       <w:pPr>
         <w:spacing w:before="0" w:after="120" w:line="276" w:lineRule="auto"/>
         <w:ind w:left="227"/>
+        <w:keepNext/>
+        <w:keepLines/>
         <w:pBdr>
           <w:bottom w:val="single" w:sz="6" w:space="4" w:color="9A9A9A"/>
         </w:pBdr>
@@ -5684,6 +6217,8 @@
       <w:pPr>
         <w:spacing w:before="0" w:after="120" w:line="276" w:lineRule="auto"/>
         <w:ind w:left="227"/>
+        <w:keepNext/>
+        <w:keepLines/>
         <w:pBdr>
           <w:bottom w:val="single" w:sz="6" w:space="4" w:color="9A9A9A"/>
         </w:pBdr>
@@ -5697,6 +6232,8 @@
     </w:p>
     <w:p>
       <w:pPr>
+        <w:keepNext/>
+        <w:keepLines/>
         <w:spacing w:before="0" w:after="80" w:line="312" w:lineRule="auto"/>
         <w:ind w:left="227"/>
       </w:pPr>
@@ -5711,6 +6248,8 @@
     </w:p>
     <w:p>
       <w:pPr>
+        <w:keepNext w:val="0"/>
+        <w:keepLines/>
         <w:spacing w:before="0" w:after="80" w:line="312" w:lineRule="auto"/>
         <w:ind w:left="227"/>
       </w:pPr>
@@ -5727,6 +6266,8 @@
       <w:pPr>
         <w:spacing w:before="300" w:after="100" w:line="300" w:lineRule="auto"/>
         <w:ind w:left="113" w:right="113"/>
+        <w:keepNext/>
+        <w:keepLines/>
         <w:shd w:val="clear" w:fill="F1F5F9"/>
       </w:pPr>
       <w:r>
@@ -5756,6 +6297,8 @@
       <w:pPr>
         <w:spacing w:before="0" w:after="120" w:line="276" w:lineRule="auto"/>
         <w:ind w:left="227"/>
+        <w:keepNext/>
+        <w:keepLines/>
         <w:pBdr>
           <w:bottom w:val="single" w:sz="6" w:space="4" w:color="9A9A9A"/>
         </w:pBdr>
@@ -5771,6 +6314,8 @@
       <w:pPr>
         <w:spacing w:before="0" w:after="120" w:line="276" w:lineRule="auto"/>
         <w:ind w:left="227"/>
+        <w:keepNext/>
+        <w:keepLines/>
         <w:pBdr>
           <w:bottom w:val="single" w:sz="6" w:space="4" w:color="9A9A9A"/>
         </w:pBdr>
@@ -5784,6 +6329,8 @@
     </w:p>
     <w:p>
       <w:pPr>
+        <w:keepNext/>
+        <w:keepLines/>
         <w:spacing w:before="0" w:after="80" w:line="312" w:lineRule="auto"/>
         <w:ind w:left="227"/>
       </w:pPr>
@@ -5798,6 +6345,8 @@
     </w:p>
     <w:p>
       <w:pPr>
+        <w:keepNext w:val="0"/>
+        <w:keepLines/>
         <w:spacing w:before="0" w:after="80" w:line="312" w:lineRule="auto"/>
         <w:ind w:left="227"/>
       </w:pPr>
@@ -5812,6 +6361,8 @@
     </w:p>
     <w:p>
       <w:pPr>
+        <w:keepNext w:val="0"/>
+        <w:keepLines/>
         <w:spacing w:before="360" w:after="140" w:line="312" w:lineRule="auto"/>
         <w:ind w:left="0"/>
       </w:pPr>
@@ -5828,6 +6379,8 @@
       <w:pPr>
         <w:spacing w:before="300" w:after="100" w:line="300" w:lineRule="auto"/>
         <w:ind w:left="113" w:right="113"/>
+        <w:keepNext/>
+        <w:keepLines/>
         <w:shd w:val="clear" w:fill="F1F5F9"/>
       </w:pPr>
       <w:r>
@@ -5875,6 +6428,9 @@
         <w:gridCol w:w="4873"/>
       </w:tblGrid>
       <w:tr>
+        <w:trPr>
+          <w:cantSplit/>
+        </w:trPr>
         <w:tc>
           <w:tcPr>
             <w:tcW w:type="dxa" w:w="4873"/>
@@ -5913,6 +6469,9 @@
         </w:tc>
       </w:tr>
       <w:tr>
+        <w:trPr>
+          <w:cantSplit/>
+        </w:trPr>
         <w:tc>
           <w:tcPr>
             <w:tcW w:type="dxa" w:w="4873"/>
@@ -5937,6 +6496,8 @@
     </w:tbl>
     <w:p>
       <w:pPr>
+        <w:keepNext w:val="0"/>
+        <w:keepLines/>
         <w:spacing w:after="0"/>
       </w:pPr>
       <w:r>
@@ -5949,6 +6510,8 @@
       <w:pPr>
         <w:spacing w:before="300" w:after="100" w:line="300" w:lineRule="auto"/>
         <w:ind w:left="113" w:right="113"/>
+        <w:keepNext/>
+        <w:keepLines/>
         <w:shd w:val="clear" w:fill="F1F5F9"/>
       </w:pPr>
       <w:r>
@@ -5989,6 +6552,8 @@
       <w:pPr>
         <w:spacing w:before="0" w:after="120" w:line="276" w:lineRule="auto"/>
         <w:ind w:left="227"/>
+        <w:keepNext/>
+        <w:keepLines/>
         <w:pBdr>
           <w:bottom w:val="single" w:sz="6" w:space="4" w:color="9A9A9A"/>
         </w:pBdr>
@@ -6004,6 +6569,8 @@
       <w:pPr>
         <w:spacing w:before="0" w:after="120" w:line="276" w:lineRule="auto"/>
         <w:ind w:left="227"/>
+        <w:keepNext w:val="0"/>
+        <w:keepLines/>
         <w:pBdr>
           <w:bottom w:val="single" w:sz="6" w:space="4" w:color="9A9A9A"/>
         </w:pBdr>
@@ -6019,6 +6586,8 @@
       <w:pPr>
         <w:spacing w:before="300" w:after="100" w:line="300" w:lineRule="auto"/>
         <w:ind w:left="113" w:right="113"/>
+        <w:keepNext/>
+        <w:keepLines/>
         <w:shd w:val="clear" w:fill="F1F5F9"/>
       </w:pPr>
       <w:r>
@@ -6046,6 +6615,8 @@
     </w:p>
     <w:p>
       <w:pPr>
+        <w:keepNext/>
+        <w:keepLines/>
         <w:spacing w:before="0" w:after="80" w:line="312" w:lineRule="auto"/>
         <w:ind w:left="227"/>
       </w:pPr>
@@ -6060,6 +6631,8 @@
     </w:p>
     <w:p>
       <w:pPr>
+        <w:keepNext/>
+        <w:keepLines/>
         <w:spacing w:before="0" w:after="80" w:line="312" w:lineRule="auto"/>
         <w:ind w:left="227"/>
       </w:pPr>
@@ -6074,6 +6647,8 @@
     </w:p>
     <w:p>
       <w:pPr>
+        <w:keepNext w:val="0"/>
+        <w:keepLines/>
         <w:spacing w:before="0" w:after="80" w:line="312" w:lineRule="auto"/>
         <w:ind w:left="227"/>
       </w:pPr>
@@ -6090,6 +6665,8 @@
       <w:pPr>
         <w:spacing w:before="300" w:after="100" w:line="300" w:lineRule="auto"/>
         <w:ind w:left="113" w:right="113"/>
+        <w:keepNext/>
+        <w:keepLines/>
         <w:shd w:val="clear" w:fill="F1F5F9"/>
       </w:pPr>
       <w:r>
@@ -6137,6 +6714,9 @@
         <w:gridCol w:w="4873"/>
       </w:tblGrid>
       <w:tr>
+        <w:trPr>
+          <w:cantSplit/>
+        </w:trPr>
         <w:tc>
           <w:tcPr>
             <w:tcW w:type="dxa" w:w="4873"/>
@@ -6175,6 +6755,9 @@
         </w:tc>
       </w:tr>
       <w:tr>
+        <w:trPr>
+          <w:cantSplit/>
+        </w:trPr>
         <w:tc>
           <w:tcPr>
             <w:tcW w:type="dxa" w:w="4873"/>
@@ -6199,6 +6782,8 @@
     </w:tbl>
     <w:p>
       <w:pPr>
+        <w:keepNext w:val="0"/>
+        <w:keepLines/>
         <w:spacing w:after="0"/>
       </w:pPr>
       <w:r>
@@ -6211,6 +6796,8 @@
       <w:pPr>
         <w:spacing w:before="300" w:after="100" w:line="300" w:lineRule="auto"/>
         <w:ind w:left="113" w:right="113"/>
+        <w:keepNext/>
+        <w:keepLines/>
         <w:shd w:val="clear" w:fill="F1F5F9"/>
       </w:pPr>
       <w:r>
@@ -6247,6 +6834,9 @@
         <w:gridCol w:w="4873"/>
       </w:tblGrid>
       <w:tr>
+        <w:trPr>
+          <w:cantSplit/>
+        </w:trPr>
         <w:tc>
           <w:tcPr>
             <w:tcW w:type="dxa" w:w="4873"/>
@@ -6285,6 +6875,9 @@
         </w:tc>
       </w:tr>
       <w:tr>
+        <w:trPr>
+          <w:cantSplit/>
+        </w:trPr>
         <w:tc>
           <w:tcPr>
             <w:tcW w:type="dxa" w:w="4873"/>
@@ -6309,6 +6902,8 @@
     </w:tbl>
     <w:p>
       <w:pPr>
+        <w:keepNext w:val="0"/>
+        <w:keepLines/>
         <w:spacing w:after="0"/>
       </w:pPr>
       <w:r>
@@ -6321,6 +6916,8 @@
       <w:pPr>
         <w:spacing w:before="300" w:after="100" w:line="300" w:lineRule="auto"/>
         <w:ind w:left="113" w:right="113"/>
+        <w:keepNext/>
+        <w:keepLines/>
         <w:shd w:val="clear" w:fill="F1F5F9"/>
       </w:pPr>
       <w:r>
@@ -6348,6 +6945,8 @@
     </w:p>
     <w:p>
       <w:pPr>
+        <w:keepNext w:val="0"/>
+        <w:keepLines/>
         <w:spacing w:before="0" w:after="80" w:line="312" w:lineRule="auto"/>
         <w:ind w:left="227"/>
       </w:pPr>
@@ -6364,6 +6963,8 @@
       <w:pPr>
         <w:spacing w:before="300" w:after="100" w:line="300" w:lineRule="auto"/>
         <w:ind w:left="113" w:right="113"/>
+        <w:keepNext/>
+        <w:keepLines/>
         <w:shd w:val="clear" w:fill="F1F5F9"/>
       </w:pPr>
       <w:r>
@@ -6411,6 +7012,9 @@
         <w:gridCol w:w="4873"/>
       </w:tblGrid>
       <w:tr>
+        <w:trPr>
+          <w:cantSplit/>
+        </w:trPr>
         <w:tc>
           <w:tcPr>
             <w:tcW w:type="dxa" w:w="4873"/>
@@ -6449,6 +7053,9 @@
         </w:tc>
       </w:tr>
       <w:tr>
+        <w:trPr>
+          <w:cantSplit/>
+        </w:trPr>
         <w:tc>
           <w:tcPr>
             <w:tcW w:type="dxa" w:w="4873"/>
@@ -6473,6 +7080,8 @@
     </w:tbl>
     <w:p>
       <w:pPr>
+        <w:keepNext w:val="0"/>
+        <w:keepLines/>
         <w:spacing w:after="0"/>
       </w:pPr>
       <w:r>
@@ -6483,6 +7092,8 @@
     </w:p>
     <w:p>
       <w:pPr>
+        <w:keepNext/>
+        <w:keepLines/>
         <w:spacing w:before="360" w:after="140" w:line="312" w:lineRule="auto"/>
         <w:ind w:left="0"/>
       </w:pPr>
@@ -6497,6 +7108,8 @@
     </w:p>
     <w:p>
       <w:pPr>
+        <w:keepNext/>
+        <w:keepLines/>
         <w:spacing w:before="240" w:after="100" w:line="312" w:lineRule="auto"/>
         <w:ind w:left="0"/>
       </w:pPr>
@@ -6520,6 +7133,9 @@
         <w:gridCol w:w="4873"/>
       </w:tblGrid>
       <w:tr>
+        <w:trPr>
+          <w:cantSplit/>
+        </w:trPr>
         <w:tc>
           <w:tcPr>
             <w:tcW w:type="dxa" w:w="4873"/>
@@ -6558,6 +7174,9 @@
         </w:tc>
       </w:tr>
       <w:tr>
+        <w:trPr>
+          <w:cantSplit/>
+        </w:trPr>
         <w:tc>
           <w:tcPr>
             <w:tcW w:type="dxa" w:w="4873"/>
@@ -6596,6 +7215,9 @@
         </w:tc>
       </w:tr>
       <w:tr>
+        <w:trPr>
+          <w:cantSplit/>
+        </w:trPr>
         <w:tc>
           <w:tcPr>
             <w:tcW w:type="dxa" w:w="4873"/>
@@ -6634,6 +7256,9 @@
         </w:tc>
       </w:tr>
       <w:tr>
+        <w:trPr>
+          <w:cantSplit/>
+        </w:trPr>
         <w:tc>
           <w:tcPr>
             <w:tcW w:type="dxa" w:w="4873"/>
@@ -6672,6 +7297,9 @@
         </w:tc>
       </w:tr>
       <w:tr>
+        <w:trPr>
+          <w:cantSplit/>
+        </w:trPr>
         <w:tc>
           <w:tcPr>
             <w:tcW w:type="dxa" w:w="4873"/>
@@ -6710,6 +7338,9 @@
         </w:tc>
       </w:tr>
       <w:tr>
+        <w:trPr>
+          <w:cantSplit/>
+        </w:trPr>
         <w:tc>
           <w:tcPr>
             <w:tcW w:type="dxa" w:w="4873"/>
@@ -6748,6 +7379,9 @@
         </w:tc>
       </w:tr>
       <w:tr>
+        <w:trPr>
+          <w:cantSplit/>
+        </w:trPr>
         <w:tc>
           <w:tcPr>
             <w:tcW w:type="dxa" w:w="4873"/>
@@ -6786,6 +7420,9 @@
         </w:tc>
       </w:tr>
       <w:tr>
+        <w:trPr>
+          <w:cantSplit/>
+        </w:trPr>
         <w:tc>
           <w:tcPr>
             <w:tcW w:type="dxa" w:w="4873"/>
@@ -6824,6 +7461,9 @@
         </w:tc>
       </w:tr>
       <w:tr>
+        <w:trPr>
+          <w:cantSplit/>
+        </w:trPr>
         <w:tc>
           <w:tcPr>
             <w:tcW w:type="dxa" w:w="4873"/>
@@ -6862,6 +7502,9 @@
         </w:tc>
       </w:tr>
       <w:tr>
+        <w:trPr>
+          <w:cantSplit/>
+        </w:trPr>
         <w:tc>
           <w:tcPr>
             <w:tcW w:type="dxa" w:w="4873"/>
@@ -6902,6 +7545,8 @@
     </w:tbl>
     <w:p>
       <w:pPr>
+        <w:keepNext w:val="0"/>
+        <w:keepLines/>
         <w:spacing w:after="0"/>
       </w:pPr>
       <w:r>
@@ -6912,6 +7557,8 @@
     </w:p>
     <w:p>
       <w:pPr>
+        <w:keepNext/>
+        <w:keepLines/>
         <w:spacing w:before="360" w:after="140" w:line="312" w:lineRule="auto"/>
         <w:ind w:left="0"/>
       </w:pPr>
@@ -6926,6 +7573,8 @@
     </w:p>
     <w:p>
       <w:pPr>
+        <w:keepNext w:val="0"/>
+        <w:keepLines/>
         <w:spacing w:before="0" w:after="80" w:line="312" w:lineRule="auto"/>
         <w:ind w:left="0"/>
       </w:pPr>
@@ -6942,6 +7591,8 @@
       <w:pPr>
         <w:spacing w:before="300" w:after="100" w:line="300" w:lineRule="auto"/>
         <w:ind w:left="113" w:right="113"/>
+        <w:keepNext/>
+        <w:keepLines/>
         <w:shd w:val="clear" w:fill="F1F5F9"/>
       </w:pPr>
       <w:r>
@@ -6962,6 +7613,8 @@
     </w:p>
     <w:p>
       <w:pPr>
+        <w:keepNext/>
+        <w:keepLines/>
         <w:spacing w:before="0" w:after="80" w:line="312" w:lineRule="auto"/>
         <w:ind w:left="227"/>
       </w:pPr>
@@ -6976,6 +7629,8 @@
     </w:p>
     <w:p>
       <w:pPr>
+        <w:keepNext w:val="0"/>
+        <w:keepLines/>
         <w:spacing w:before="0" w:after="80" w:line="312" w:lineRule="auto"/>
         <w:ind w:left="227"/>
       </w:pPr>
@@ -6992,6 +7647,8 @@
       <w:pPr>
         <w:spacing w:before="300" w:after="100" w:line="300" w:lineRule="auto"/>
         <w:ind w:left="113" w:right="113"/>
+        <w:keepNext/>
+        <w:keepLines/>
         <w:shd w:val="clear" w:fill="F1F5F9"/>
       </w:pPr>
       <w:r>
@@ -7012,6 +7669,8 @@
     </w:p>
     <w:p>
       <w:pPr>
+        <w:keepNext/>
+        <w:keepLines/>
         <w:spacing w:before="0" w:after="80" w:line="312" w:lineRule="auto"/>
         <w:ind w:left="227"/>
       </w:pPr>
@@ -7026,6 +7685,8 @@
     </w:p>
     <w:p>
       <w:pPr>
+        <w:keepNext/>
+        <w:keepLines/>
         <w:spacing w:before="0" w:after="80" w:line="312" w:lineRule="auto"/>
         <w:ind w:left="227"/>
       </w:pPr>
@@ -7040,6 +7701,8 @@
     </w:p>
     <w:p>
       <w:pPr>
+        <w:keepNext w:val="0"/>
+        <w:keepLines/>
         <w:spacing w:before="0" w:after="80" w:line="312" w:lineRule="auto"/>
         <w:ind w:left="227"/>
       </w:pPr>
@@ -7056,6 +7719,8 @@
       <w:pPr>
         <w:spacing w:before="300" w:after="100" w:line="300" w:lineRule="auto"/>
         <w:ind w:left="113" w:right="113"/>
+        <w:keepNext/>
+        <w:keepLines/>
         <w:shd w:val="clear" w:fill="F1F5F9"/>
       </w:pPr>
       <w:r>
@@ -7076,6 +7741,8 @@
     </w:p>
     <w:p>
       <w:pPr>
+        <w:keepNext/>
+        <w:keepLines/>
         <w:spacing w:before="0" w:after="80" w:line="312" w:lineRule="auto"/>
         <w:ind w:left="227"/>
       </w:pPr>
@@ -7090,6 +7757,8 @@
     </w:p>
     <w:p>
       <w:pPr>
+        <w:keepNext w:val="0"/>
+        <w:keepLines/>
         <w:spacing w:before="0" w:after="80" w:line="312" w:lineRule="auto"/>
         <w:ind w:left="227"/>
       </w:pPr>
@@ -7106,6 +7775,8 @@
       <w:pPr>
         <w:spacing w:before="300" w:after="100" w:line="300" w:lineRule="auto"/>
         <w:ind w:left="113" w:right="113"/>
+        <w:keepNext/>
+        <w:keepLines/>
         <w:shd w:val="clear" w:fill="F1F5F9"/>
       </w:pPr>
       <w:r>
@@ -7137,6 +7808,8 @@
     </w:p>
     <w:p>
       <w:pPr>
+        <w:keepNext/>
+        <w:keepLines/>
         <w:spacing w:before="0" w:after="80" w:line="312" w:lineRule="auto"/>
         <w:ind w:left="227"/>
       </w:pPr>
@@ -7151,6 +7824,8 @@
     </w:p>
     <w:p>
       <w:pPr>
+        <w:keepNext w:val="0"/>
+        <w:keepLines/>
         <w:spacing w:before="0" w:after="80" w:line="312" w:lineRule="auto"/>
         <w:ind w:left="227"/>
       </w:pPr>
@@ -7167,6 +7842,8 @@
       <w:pPr>
         <w:spacing w:before="300" w:after="100" w:line="300" w:lineRule="auto"/>
         <w:ind w:left="113" w:right="113"/>
+        <w:keepNext/>
+        <w:keepLines/>
         <w:shd w:val="clear" w:fill="F1F5F9"/>
       </w:pPr>
       <w:r>
@@ -7187,6 +7864,8 @@
     </w:p>
     <w:p>
       <w:pPr>
+        <w:keepNext/>
+        <w:keepLines/>
         <w:spacing w:before="0" w:after="80" w:line="312" w:lineRule="auto"/>
         <w:ind w:left="227"/>
       </w:pPr>
@@ -7201,6 +7880,8 @@
     </w:p>
     <w:p>
       <w:pPr>
+        <w:keepNext/>
+        <w:keepLines/>
         <w:spacing w:before="0" w:after="80" w:line="312" w:lineRule="auto"/>
         <w:ind w:left="227"/>
       </w:pPr>
@@ -7215,6 +7896,8 @@
     </w:p>
     <w:p>
       <w:pPr>
+        <w:keepNext w:val="0"/>
+        <w:keepLines/>
         <w:spacing w:before="0" w:after="80" w:line="312" w:lineRule="auto"/>
         <w:ind w:left="227"/>
       </w:pPr>
@@ -7231,6 +7914,8 @@
       <w:pPr>
         <w:spacing w:before="300" w:after="100" w:line="300" w:lineRule="auto"/>
         <w:ind w:left="113" w:right="113"/>
+        <w:keepNext/>
+        <w:keepLines/>
         <w:shd w:val="clear" w:fill="F1F5F9"/>
       </w:pPr>
       <w:r>
@@ -7251,6 +7936,8 @@
     </w:p>
     <w:p>
       <w:pPr>
+        <w:keepNext/>
+        <w:keepLines/>
         <w:spacing w:before="0" w:after="80" w:line="312" w:lineRule="auto"/>
         <w:ind w:left="227"/>
       </w:pPr>
@@ -7265,6 +7952,8 @@
     </w:p>
     <w:p>
       <w:pPr>
+        <w:keepNext/>
+        <w:keepLines/>
         <w:spacing w:before="0" w:after="80" w:line="312" w:lineRule="auto"/>
         <w:ind w:left="227"/>
       </w:pPr>
@@ -7279,6 +7968,8 @@
     </w:p>
     <w:p>
       <w:pPr>
+        <w:keepNext w:val="0"/>
+        <w:keepLines/>
         <w:spacing w:before="0" w:after="80" w:line="312" w:lineRule="auto"/>
         <w:ind w:left="227"/>
       </w:pPr>
@@ -7295,6 +7986,8 @@
       <w:pPr>
         <w:spacing w:before="300" w:after="100" w:line="300" w:lineRule="auto"/>
         <w:ind w:left="113" w:right="113"/>
+        <w:keepNext/>
+        <w:keepLines/>
         <w:shd w:val="clear" w:fill="F1F5F9"/>
       </w:pPr>
       <w:r>
@@ -7315,6 +8008,8 @@
     </w:p>
     <w:p>
       <w:pPr>
+        <w:keepNext/>
+        <w:keepLines/>
         <w:spacing w:before="0" w:after="80" w:line="312" w:lineRule="auto"/>
         <w:ind w:left="227"/>
       </w:pPr>
@@ -7329,6 +8024,8 @@
     </w:p>
     <w:p>
       <w:pPr>
+        <w:keepNext w:val="0"/>
+        <w:keepLines/>
         <w:spacing w:before="0" w:after="80" w:line="312" w:lineRule="auto"/>
         <w:ind w:left="227"/>
       </w:pPr>
@@ -7345,6 +8042,8 @@
       <w:pPr>
         <w:spacing w:before="300" w:after="100" w:line="300" w:lineRule="auto"/>
         <w:ind w:left="113" w:right="113"/>
+        <w:keepNext/>
+        <w:keepLines/>
         <w:shd w:val="clear" w:fill="F1F5F9"/>
       </w:pPr>
       <w:r>
@@ -7387,6 +8086,8 @@
     </w:p>
     <w:p>
       <w:pPr>
+        <w:keepNext w:val="0"/>
+        <w:keepLines/>
         <w:spacing w:before="0" w:after="80" w:line="312" w:lineRule="auto"/>
         <w:ind w:left="227"/>
       </w:pPr>
@@ -7403,6 +8104,8 @@
       <w:pPr>
         <w:spacing w:before="300" w:after="100" w:line="300" w:lineRule="auto"/>
         <w:ind w:left="113" w:right="113"/>
+        <w:keepNext/>
+        <w:keepLines/>
         <w:shd w:val="clear" w:fill="F1F5F9"/>
       </w:pPr>
       <w:r>
@@ -7434,6 +8137,8 @@
     </w:p>
     <w:p>
       <w:pPr>
+        <w:keepNext/>
+        <w:keepLines/>
         <w:spacing w:before="0" w:after="80" w:line="312" w:lineRule="auto"/>
         <w:ind w:left="227"/>
       </w:pPr>
@@ -7448,6 +8153,8 @@
     </w:p>
     <w:p>
       <w:pPr>
+        <w:keepNext w:val="0"/>
+        <w:keepLines/>
         <w:spacing w:before="0" w:after="80" w:line="312" w:lineRule="auto"/>
         <w:ind w:left="227"/>
       </w:pPr>
@@ -7464,6 +8171,8 @@
       <w:pPr>
         <w:spacing w:before="300" w:after="100" w:line="300" w:lineRule="auto"/>
         <w:ind w:left="113" w:right="113"/>
+        <w:keepNext/>
+        <w:keepLines/>
         <w:shd w:val="clear" w:fill="F1F5F9"/>
       </w:pPr>
       <w:r>
@@ -7484,6 +8193,8 @@
     </w:p>
     <w:p>
       <w:pPr>
+        <w:keepNext/>
+        <w:keepLines/>
         <w:spacing w:before="0" w:after="80" w:line="312" w:lineRule="auto"/>
         <w:ind w:left="227"/>
       </w:pPr>
@@ -7498,6 +8209,8 @@
     </w:p>
     <w:p>
       <w:pPr>
+        <w:keepNext/>
+        <w:keepLines/>
         <w:spacing w:before="0" w:after="80" w:line="312" w:lineRule="auto"/>
         <w:ind w:left="227"/>
       </w:pPr>
@@ -7512,6 +8225,8 @@
     </w:p>
     <w:p>
       <w:pPr>
+        <w:keepNext w:val="0"/>
+        <w:keepLines/>
         <w:spacing w:before="0" w:after="80" w:line="312" w:lineRule="auto"/>
         <w:ind w:left="227"/>
       </w:pPr>
@@ -7526,6 +8241,8 @@
     </w:p>
     <w:p>
       <w:pPr>
+        <w:keepNext w:val="0"/>
+        <w:keepLines/>
         <w:spacing w:before="360" w:after="140" w:line="312" w:lineRule="auto"/>
         <w:ind w:left="0"/>
       </w:pPr>
@@ -7542,6 +8259,8 @@
       <w:pPr>
         <w:spacing w:before="300" w:after="100" w:line="300" w:lineRule="auto"/>
         <w:ind w:left="113" w:right="113"/>
+        <w:keepNext/>
+        <w:keepLines/>
         <w:shd w:val="clear" w:fill="F1F5F9"/>
       </w:pPr>
       <w:r>
@@ -7569,6 +8288,8 @@
     </w:p>
     <w:p>
       <w:pPr>
+        <w:keepNext/>
+        <w:keepLines/>
         <w:spacing w:before="0" w:after="80" w:line="312" w:lineRule="auto"/>
         <w:ind w:left="227"/>
       </w:pPr>
@@ -7657,6 +8378,9 @@
         <w:gridCol w:w="3249"/>
       </w:tblGrid>
       <w:tr>
+        <w:trPr>
+          <w:cantSplit/>
+        </w:trPr>
         <w:tc>
           <w:tcPr>
             <w:tcW w:type="dxa" w:w="3249"/>
@@ -7713,6 +8437,9 @@
         </w:tc>
       </w:tr>
       <w:tr>
+        <w:trPr>
+          <w:cantSplit/>
+        </w:trPr>
         <w:tc>
           <w:tcPr>
             <w:tcW w:type="dxa" w:w="3249"/>
@@ -7753,6 +8480,9 @@
         </w:tc>
       </w:tr>
       <w:tr>
+        <w:trPr>
+          <w:cantSplit/>
+        </w:trPr>
         <w:tc>
           <w:tcPr>
             <w:tcW w:type="dxa" w:w="3249"/>
@@ -7793,6 +8523,9 @@
         </w:tc>
       </w:tr>
       <w:tr>
+        <w:trPr>
+          <w:cantSplit/>
+        </w:trPr>
         <w:tc>
           <w:tcPr>
             <w:tcW w:type="dxa" w:w="3249"/>
@@ -7833,6 +8566,9 @@
         </w:tc>
       </w:tr>
       <w:tr>
+        <w:trPr>
+          <w:cantSplit/>
+        </w:trPr>
         <w:tc>
           <w:tcPr>
             <w:tcW w:type="dxa" w:w="3249"/>
@@ -7873,6 +8609,9 @@
         </w:tc>
       </w:tr>
       <w:tr>
+        <w:trPr>
+          <w:cantSplit/>
+        </w:trPr>
         <w:tc>
           <w:tcPr>
             <w:tcW w:type="dxa" w:w="3249"/>
@@ -7913,6 +8652,9 @@
         </w:tc>
       </w:tr>
       <w:tr>
+        <w:trPr>
+          <w:cantSplit/>
+        </w:trPr>
         <w:tc>
           <w:tcPr>
             <w:tcW w:type="dxa" w:w="3249"/>
@@ -7953,6 +8695,9 @@
         </w:tc>
       </w:tr>
       <w:tr>
+        <w:trPr>
+          <w:cantSplit/>
+        </w:trPr>
         <w:tc>
           <w:tcPr>
             <w:tcW w:type="dxa" w:w="3249"/>
@@ -7993,6 +8738,9 @@
         </w:tc>
       </w:tr>
       <w:tr>
+        <w:trPr>
+          <w:cantSplit/>
+        </w:trPr>
         <w:tc>
           <w:tcPr>
             <w:tcW w:type="dxa" w:w="3249"/>
@@ -8041,6 +8789,9 @@
         </w:tc>
       </w:tr>
       <w:tr>
+        <w:trPr>
+          <w:cantSplit/>
+        </w:trPr>
         <w:tc>
           <w:tcPr>
             <w:tcW w:type="dxa" w:w="3249"/>
@@ -8081,6 +8832,9 @@
         </w:tc>
       </w:tr>
       <w:tr>
+        <w:trPr>
+          <w:cantSplit/>
+        </w:trPr>
         <w:tc>
           <w:tcPr>
             <w:tcW w:type="dxa" w:w="3249"/>
@@ -8123,6 +8877,8 @@
     </w:tbl>
     <w:p>
       <w:pPr>
+        <w:keepNext w:val="0"/>
+        <w:keepLines/>
         <w:spacing w:after="0"/>
       </w:pPr>
       <w:r>
@@ -8135,6 +8891,8 @@
       <w:pPr>
         <w:spacing w:before="300" w:after="100" w:line="300" w:lineRule="auto"/>
         <w:ind w:left="113" w:right="113"/>
+        <w:keepNext/>
+        <w:keepLines/>
         <w:shd w:val="clear" w:fill="F1F5F9"/>
       </w:pPr>
       <w:r>
@@ -8155,6 +8913,8 @@
     </w:p>
     <w:p>
       <w:pPr>
+        <w:keepNext w:val="0"/>
+        <w:keepLines/>
         <w:spacing w:before="0" w:after="80" w:line="312" w:lineRule="auto"/>
         <w:ind w:left="227"/>
       </w:pPr>
@@ -8171,6 +8931,8 @@
       <w:pPr>
         <w:spacing w:before="300" w:after="100" w:line="300" w:lineRule="auto"/>
         <w:ind w:left="113" w:right="113"/>
+        <w:keepNext/>
+        <w:keepLines/>
         <w:shd w:val="clear" w:fill="F1F5F9"/>
       </w:pPr>
       <w:r>
@@ -8207,6 +8969,9 @@
         <w:gridCol w:w="4873"/>
       </w:tblGrid>
       <w:tr>
+        <w:trPr>
+          <w:cantSplit/>
+        </w:trPr>
         <w:tc>
           <w:tcPr>
             <w:tcW w:type="dxa" w:w="4873"/>
@@ -8245,6 +9010,9 @@
         </w:tc>
       </w:tr>
       <w:tr>
+        <w:trPr>
+          <w:cantSplit/>
+        </w:trPr>
         <w:tc>
           <w:tcPr>
             <w:tcW w:type="dxa" w:w="4873"/>
@@ -8277,6 +9045,8 @@
     </w:tbl>
     <w:p>
       <w:pPr>
+        <w:keepNext w:val="0"/>
+        <w:keepLines/>
         <w:spacing w:after="0"/>
       </w:pPr>
       <w:r>
@@ -8294,6 +9064,8 @@
       <w:pPr>
         <w:spacing w:before="0" w:after="180" w:line="312" w:lineRule="auto"/>
         <w:ind w:left="0"/>
+        <w:keepNext w:val="0"/>
+        <w:keepLines/>
         <w:pBdr>
           <w:bottom w:val="single" w:sz="12" w:space="4" w:color="1F4E79"/>
         </w:pBdr>
@@ -8309,6 +9081,8 @@
     </w:p>
     <w:p>
       <w:pPr>
+        <w:keepNext w:val="0"/>
+        <w:keepLines/>
         <w:spacing w:before="360" w:after="140" w:line="312" w:lineRule="auto"/>
         <w:ind w:left="0"/>
       </w:pPr>
@@ -8325,6 +9099,8 @@
       <w:pPr>
         <w:spacing w:before="300" w:after="100" w:line="300" w:lineRule="auto"/>
         <w:ind w:left="113" w:right="113"/>
+        <w:keepNext/>
+        <w:keepLines/>
         <w:shd w:val="clear" w:fill="F1F5F9"/>
       </w:pPr>
       <w:r>
@@ -8345,6 +9121,8 @@
     </w:p>
     <w:p>
       <w:pPr>
+        <w:keepNext w:val="0"/>
+        <w:keepLines/>
         <w:spacing w:before="0" w:after="80" w:line="312" w:lineRule="auto"/>
         <w:ind w:left="227"/>
       </w:pPr>
@@ -8361,6 +9139,8 @@
       <w:pPr>
         <w:spacing w:before="300" w:after="100" w:line="300" w:lineRule="auto"/>
         <w:ind w:left="113" w:right="113"/>
+        <w:keepNext/>
+        <w:keepLines/>
         <w:shd w:val="clear" w:fill="F1F5F9"/>
       </w:pPr>
       <w:r>
@@ -8399,6 +9179,8 @@
     </w:p>
     <w:p>
       <w:pPr>
+        <w:keepNext/>
+        <w:keepLines/>
         <w:spacing w:before="0" w:after="80" w:line="312" w:lineRule="auto"/>
         <w:ind w:left="283"/>
       </w:pPr>
@@ -8413,6 +9195,8 @@
     </w:p>
     <w:p>
       <w:pPr>
+        <w:keepNext/>
+        <w:keepLines/>
         <w:spacing w:before="0" w:after="80" w:line="312" w:lineRule="auto"/>
         <w:ind w:left="283"/>
       </w:pPr>
@@ -8427,6 +9211,8 @@
     </w:p>
     <w:p>
       <w:pPr>
+        <w:keepNext/>
+        <w:keepLines/>
         <w:spacing w:before="0" w:after="80" w:line="312" w:lineRule="auto"/>
         <w:ind w:left="283"/>
       </w:pPr>
@@ -8441,6 +9227,8 @@
     </w:p>
     <w:p>
       <w:pPr>
+        <w:keepNext/>
+        <w:keepLines/>
         <w:spacing w:before="0" w:after="80" w:line="312" w:lineRule="auto"/>
         <w:ind w:left="283"/>
       </w:pPr>
@@ -8455,6 +9243,8 @@
     </w:p>
     <w:p>
       <w:pPr>
+        <w:keepNext w:val="0"/>
+        <w:keepLines/>
         <w:spacing w:before="0" w:after="80" w:line="312" w:lineRule="auto"/>
         <w:ind w:left="283"/>
       </w:pPr>
@@ -8471,6 +9261,8 @@
       <w:pPr>
         <w:spacing w:before="300" w:after="100" w:line="300" w:lineRule="auto"/>
         <w:ind w:left="113" w:right="113"/>
+        <w:keepNext/>
+        <w:keepLines/>
         <w:shd w:val="clear" w:fill="F1F5F9"/>
       </w:pPr>
       <w:r>
@@ -8519,6 +9311,9 @@
         <w:gridCol w:w="3249"/>
       </w:tblGrid>
       <w:tr>
+        <w:trPr>
+          <w:cantSplit/>
+        </w:trPr>
         <w:tc>
           <w:tcPr>
             <w:tcW w:type="dxa" w:w="3249"/>
@@ -8575,6 +9370,9 @@
         </w:tc>
       </w:tr>
       <w:tr>
+        <w:trPr>
+          <w:cantSplit/>
+        </w:trPr>
         <w:tc>
           <w:tcPr>
             <w:tcW w:type="dxa" w:w="3249"/>
@@ -8609,6 +9407,8 @@
     </w:tbl>
     <w:p>
       <w:pPr>
+        <w:keepNext w:val="0"/>
+        <w:keepLines/>
         <w:spacing w:after="0"/>
       </w:pPr>
       <w:r>
@@ -8621,6 +9421,8 @@
       <w:pPr>
         <w:spacing w:before="300" w:after="100" w:line="300" w:lineRule="auto"/>
         <w:ind w:left="113" w:right="113"/>
+        <w:keepNext/>
+        <w:keepLines/>
         <w:shd w:val="clear" w:fill="F1F5F9"/>
       </w:pPr>
       <w:r>
@@ -8661,6 +9463,8 @@
       <w:pPr>
         <w:spacing w:before="0" w:after="120" w:line="276" w:lineRule="auto"/>
         <w:ind w:left="227"/>
+        <w:keepNext/>
+        <w:keepLines/>
         <w:pBdr>
           <w:bottom w:val="single" w:sz="6" w:space="4" w:color="9A9A9A"/>
         </w:pBdr>
@@ -8676,6 +9480,8 @@
       <w:pPr>
         <w:spacing w:before="0" w:after="120" w:line="276" w:lineRule="auto"/>
         <w:ind w:left="227"/>
+        <w:keepNext/>
+        <w:keepLines/>
         <w:pBdr>
           <w:bottom w:val="single" w:sz="6" w:space="4" w:color="9A9A9A"/>
         </w:pBdr>
@@ -8689,6 +9495,8 @@
     </w:p>
     <w:p>
       <w:pPr>
+        <w:keepNext w:val="0"/>
+        <w:keepLines/>
         <w:spacing w:before="0" w:after="80" w:line="312" w:lineRule="auto"/>
         <w:ind w:left="227"/>
       </w:pPr>
@@ -8705,6 +9513,8 @@
       <w:pPr>
         <w:spacing w:before="300" w:after="100" w:line="300" w:lineRule="auto"/>
         <w:ind w:left="113" w:right="113"/>
+        <w:keepNext/>
+        <w:keepLines/>
         <w:shd w:val="clear" w:fill="F1F5F9"/>
       </w:pPr>
       <w:r>
@@ -8725,6 +9535,8 @@
     </w:p>
     <w:p>
       <w:pPr>
+        <w:keepNext w:val="0"/>
+        <w:keepLines/>
         <w:spacing w:before="0" w:after="80" w:line="312" w:lineRule="auto"/>
         <w:ind w:left="227"/>
       </w:pPr>
@@ -8741,6 +9553,8 @@
       <w:pPr>
         <w:spacing w:before="300" w:after="100" w:line="300" w:lineRule="auto"/>
         <w:ind w:left="113" w:right="113"/>
+        <w:keepNext/>
+        <w:keepLines/>
         <w:shd w:val="clear" w:fill="F1F5F9"/>
       </w:pPr>
       <w:r>
@@ -8761,6 +9575,8 @@
     </w:p>
     <w:p>
       <w:pPr>
+        <w:keepNext w:val="0"/>
+        <w:keepLines/>
         <w:spacing w:before="0" w:after="80" w:line="312" w:lineRule="auto"/>
         <w:ind w:left="227"/>
       </w:pPr>
@@ -8777,6 +9593,8 @@
       <w:pPr>
         <w:spacing w:before="300" w:after="100" w:line="300" w:lineRule="auto"/>
         <w:ind w:left="113" w:right="113"/>
+        <w:keepNext/>
+        <w:keepLines/>
         <w:shd w:val="clear" w:fill="F1F5F9"/>
       </w:pPr>
       <w:r>
@@ -8797,6 +9615,8 @@
     </w:p>
     <w:p>
       <w:pPr>
+        <w:keepNext w:val="0"/>
+        <w:keepLines/>
         <w:spacing w:before="0" w:after="80" w:line="312" w:lineRule="auto"/>
         <w:ind w:left="227"/>
       </w:pPr>
@@ -8811,6 +9631,8 @@
     </w:p>
     <w:p>
       <w:pPr>
+        <w:keepNext w:val="0"/>
+        <w:keepLines/>
         <w:spacing w:before="360" w:after="140" w:line="312" w:lineRule="auto"/>
         <w:ind w:left="0"/>
       </w:pPr>
@@ -8827,6 +9649,8 @@
       <w:pPr>
         <w:spacing w:before="300" w:after="100" w:line="300" w:lineRule="auto"/>
         <w:ind w:left="113" w:right="113"/>
+        <w:keepNext/>
+        <w:keepLines/>
         <w:shd w:val="clear" w:fill="F1F5F9"/>
       </w:pPr>
       <w:r>
@@ -8864,6 +9688,9 @@
         <w:gridCol w:w="3249"/>
       </w:tblGrid>
       <w:tr>
+        <w:trPr>
+          <w:cantSplit/>
+        </w:trPr>
         <w:tc>
           <w:tcPr>
             <w:tcW w:type="dxa" w:w="3249"/>
@@ -8920,6 +9747,9 @@
         </w:tc>
       </w:tr>
       <w:tr>
+        <w:trPr>
+          <w:cantSplit/>
+        </w:trPr>
         <w:tc>
           <w:tcPr>
             <w:tcW w:type="dxa" w:w="3249"/>
@@ -8962,6 +9792,8 @@
     </w:tbl>
     <w:p>
       <w:pPr>
+        <w:keepNext w:val="0"/>
+        <w:keepLines/>
         <w:spacing w:after="0"/>
       </w:pPr>
       <w:r>
@@ -8974,6 +9806,8 @@
       <w:pPr>
         <w:spacing w:before="300" w:after="100" w:line="300" w:lineRule="auto"/>
         <w:ind w:left="113" w:right="113"/>
+        <w:keepNext/>
+        <w:keepLines/>
         <w:shd w:val="clear" w:fill="F1F5F9"/>
       </w:pPr>
       <w:r>
@@ -9009,6 +9843,9 @@
         <w:gridCol w:w="9746"/>
       </w:tblGrid>
       <w:tr>
+        <w:trPr>
+          <w:cantSplit/>
+        </w:trPr>
         <w:tc>
           <w:tcPr>
             <w:tcW w:type="dxa" w:w="9746"/>
@@ -9029,6 +9866,9 @@
         </w:tc>
       </w:tr>
       <w:tr>
+        <w:trPr>
+          <w:cantSplit/>
+        </w:trPr>
         <w:tc>
           <w:tcPr>
             <w:tcW w:type="dxa" w:w="9746"/>
@@ -9043,6 +9883,8 @@
     </w:tbl>
     <w:p>
       <w:pPr>
+        <w:keepNext w:val="0"/>
+        <w:keepLines/>
         <w:spacing w:after="0"/>
       </w:pPr>
       <w:r>
@@ -9055,6 +9897,8 @@
       <w:pPr>
         <w:spacing w:before="300" w:after="100" w:line="300" w:lineRule="auto"/>
         <w:ind w:left="113" w:right="113"/>
+        <w:keepNext/>
+        <w:keepLines/>
         <w:shd w:val="clear" w:fill="F1F5F9"/>
       </w:pPr>
       <w:r>
@@ -9084,6 +9928,8 @@
       <w:pPr>
         <w:spacing w:before="0" w:after="120" w:line="276" w:lineRule="auto"/>
         <w:ind w:left="227"/>
+        <w:keepNext/>
+        <w:keepLines/>
         <w:pBdr>
           <w:bottom w:val="single" w:sz="6" w:space="4" w:color="9A9A9A"/>
         </w:pBdr>
@@ -9099,6 +9945,8 @@
       <w:pPr>
         <w:spacing w:before="0" w:after="120" w:line="276" w:lineRule="auto"/>
         <w:ind w:left="227"/>
+        <w:keepNext w:val="0"/>
+        <w:keepLines/>
         <w:pBdr>
           <w:bottom w:val="single" w:sz="6" w:space="4" w:color="9A9A9A"/>
         </w:pBdr>
@@ -9114,6 +9962,8 @@
       <w:pPr>
         <w:spacing w:before="300" w:after="100" w:line="300" w:lineRule="auto"/>
         <w:ind w:left="113" w:right="113"/>
+        <w:keepNext/>
+        <w:keepLines/>
         <w:shd w:val="clear" w:fill="F1F5F9"/>
       </w:pPr>
       <w:r>
@@ -9141,6 +9991,8 @@
     </w:p>
     <w:p>
       <w:pPr>
+        <w:keepNext/>
+        <w:keepLines/>
         <w:spacing w:before="0" w:after="80" w:line="312" w:lineRule="auto"/>
         <w:ind w:left="227"/>
       </w:pPr>
@@ -9155,6 +10007,8 @@
     </w:p>
     <w:p>
       <w:pPr>
+        <w:keepNext w:val="0"/>
+        <w:keepLines/>
         <w:spacing w:before="0" w:after="80" w:line="312" w:lineRule="auto"/>
         <w:ind w:left="227"/>
       </w:pPr>
@@ -9171,6 +10025,8 @@
       <w:pPr>
         <w:spacing w:before="300" w:after="100" w:line="300" w:lineRule="auto"/>
         <w:ind w:left="113" w:right="113"/>
+        <w:keepNext/>
+        <w:keepLines/>
         <w:shd w:val="clear" w:fill="F1F5F9"/>
       </w:pPr>
       <w:r>
@@ -9191,6 +10047,8 @@
     </w:p>
     <w:p>
       <w:pPr>
+        <w:keepNext w:val="0"/>
+        <w:keepLines/>
         <w:spacing w:before="0" w:after="80" w:line="312" w:lineRule="auto"/>
         <w:ind w:left="227"/>
       </w:pPr>
@@ -9205,6 +10063,8 @@
     </w:p>
     <w:p>
       <w:pPr>
+        <w:keepNext w:val="0"/>
+        <w:keepLines/>
         <w:spacing w:before="360" w:after="140" w:line="312" w:lineRule="auto"/>
         <w:ind w:left="0"/>
       </w:pPr>
@@ -9221,6 +10081,8 @@
       <w:pPr>
         <w:spacing w:before="300" w:after="100" w:line="300" w:lineRule="auto"/>
         <w:ind w:left="113" w:right="113"/>
+        <w:keepNext/>
+        <w:keepLines/>
         <w:shd w:val="clear" w:fill="F1F5F9"/>
       </w:pPr>
       <w:r>
@@ -9248,6 +10110,8 @@
     </w:p>
     <w:p>
       <w:pPr>
+        <w:keepNext w:val="0"/>
+        <w:keepLines/>
         <w:spacing w:before="0" w:after="80" w:line="312" w:lineRule="auto"/>
         <w:ind w:left="227"/>
       </w:pPr>
@@ -9264,6 +10128,8 @@
       <w:pPr>
         <w:spacing w:before="300" w:after="100" w:line="300" w:lineRule="auto"/>
         <w:ind w:left="113" w:right="113"/>
+        <w:keepNext/>
+        <w:keepLines/>
         <w:shd w:val="clear" w:fill="F1F5F9"/>
       </w:pPr>
       <w:r>
@@ -9284,6 +10150,8 @@
     </w:p>
     <w:p>
       <w:pPr>
+        <w:keepNext w:val="0"/>
+        <w:keepLines/>
         <w:spacing w:before="0" w:after="80" w:line="312" w:lineRule="auto"/>
         <w:ind w:left="227"/>
       </w:pPr>
@@ -9300,6 +10168,8 @@
       <w:pPr>
         <w:spacing w:before="300" w:after="100" w:line="300" w:lineRule="auto"/>
         <w:ind w:left="113" w:right="113"/>
+        <w:keepNext/>
+        <w:keepLines/>
         <w:shd w:val="clear" w:fill="F1F5F9"/>
       </w:pPr>
       <w:r>
@@ -9320,6 +10190,8 @@
     </w:p>
     <w:p>
       <w:pPr>
+        <w:keepNext w:val="0"/>
+        <w:keepLines/>
         <w:spacing w:before="0" w:after="80" w:line="312" w:lineRule="auto"/>
         <w:ind w:left="227"/>
       </w:pPr>
@@ -9334,6 +10206,8 @@
     </w:p>
     <w:p>
       <w:pPr>
+        <w:keepNext w:val="0"/>
+        <w:keepLines/>
         <w:spacing w:before="360" w:after="140" w:line="312" w:lineRule="auto"/>
         <w:ind w:left="0"/>
       </w:pPr>
@@ -9350,6 +10224,8 @@
       <w:pPr>
         <w:spacing w:before="300" w:after="100" w:line="300" w:lineRule="auto"/>
         <w:ind w:left="113" w:right="113"/>
+        <w:keepNext/>
+        <w:keepLines/>
         <w:shd w:val="clear" w:fill="F1F5F9"/>
       </w:pPr>
       <w:r>
@@ -9377,6 +10253,8 @@
     </w:p>
     <w:p>
       <w:pPr>
+        <w:keepNext/>
+        <w:keepLines/>
         <w:spacing w:before="0" w:after="80" w:line="312" w:lineRule="auto"/>
         <w:ind w:left="227"/>
       </w:pPr>
@@ -9391,6 +10269,8 @@
     </w:p>
     <w:p>
       <w:pPr>
+        <w:keepNext w:val="0"/>
+        <w:keepLines/>
         <w:spacing w:before="0" w:after="80" w:line="312" w:lineRule="auto"/>
         <w:ind w:left="227"/>
       </w:pPr>
@@ -9407,6 +10287,8 @@
       <w:pPr>
         <w:spacing w:before="300" w:after="100" w:line="300" w:lineRule="auto"/>
         <w:ind w:left="113" w:right="113"/>
+        <w:keepNext/>
+        <w:keepLines/>
         <w:shd w:val="clear" w:fill="F1F5F9"/>
       </w:pPr>
       <w:r>
@@ -9436,6 +10318,8 @@
       <w:pPr>
         <w:spacing w:before="0" w:after="120" w:line="276" w:lineRule="auto"/>
         <w:ind w:left="227" w:right="5216"/>
+        <w:keepNext w:val="0"/>
+        <w:keepLines/>
         <w:pBdr>
           <w:bottom w:val="single" w:sz="6" w:space="4" w:color="9A9A9A"/>
         </w:pBdr>
@@ -9451,6 +10335,8 @@
       <w:pPr>
         <w:spacing w:before="300" w:after="100" w:line="300" w:lineRule="auto"/>
         <w:ind w:left="113" w:right="113"/>
+        <w:keepNext/>
+        <w:keepLines/>
         <w:shd w:val="clear" w:fill="F1F5F9"/>
       </w:pPr>
       <w:r>
@@ -9478,6 +10364,8 @@
     </w:p>
     <w:p>
       <w:pPr>
+        <w:keepNext/>
+        <w:keepLines/>
         <w:spacing w:before="0" w:after="80" w:line="312" w:lineRule="auto"/>
         <w:ind w:left="227"/>
       </w:pPr>
@@ -9494,6 +10382,8 @@
       <w:pPr>
         <w:spacing w:before="0" w:after="120" w:line="276" w:lineRule="auto"/>
         <w:ind w:left="227"/>
+        <w:keepNext/>
+        <w:keepLines/>
         <w:pBdr>
           <w:bottom w:val="single" w:sz="6" w:space="4" w:color="9A9A9A"/>
         </w:pBdr>
@@ -9509,6 +10399,8 @@
       <w:pPr>
         <w:spacing w:before="0" w:after="120" w:line="276" w:lineRule="auto"/>
         <w:ind w:left="227"/>
+        <w:keepNext w:val="0"/>
+        <w:keepLines/>
         <w:pBdr>
           <w:bottom w:val="single" w:sz="6" w:space="4" w:color="9A9A9A"/>
         </w:pBdr>
@@ -9522,6 +10414,8 @@
     </w:p>
     <w:p>
       <w:pPr>
+        <w:keepNext/>
+        <w:keepLines/>
         <w:spacing w:before="360" w:after="140" w:line="312" w:lineRule="auto"/>
         <w:ind w:left="0"/>
       </w:pPr>
@@ -9536,6 +10430,8 @@
     </w:p>
     <w:p>
       <w:pPr>
+        <w:keepNext w:val="0"/>
+        <w:keepLines/>
         <w:spacing w:before="0" w:after="80" w:line="312" w:lineRule="auto"/>
         <w:ind w:left="227"/>
       </w:pPr>
@@ -9557,6 +10453,8 @@
       <w:pPr>
         <w:spacing w:before="0" w:after="180" w:line="312" w:lineRule="auto"/>
         <w:ind w:left="0"/>
+        <w:keepNext w:val="0"/>
+        <w:keepLines/>
         <w:pBdr>
           <w:bottom w:val="single" w:sz="12" w:space="4" w:color="1F4E79"/>
         </w:pBdr>
@@ -9572,6 +10470,8 @@
     </w:p>
     <w:p>
       <w:pPr>
+        <w:keepNext/>
+        <w:keepLines/>
         <w:spacing w:before="360" w:after="140" w:line="312" w:lineRule="auto"/>
         <w:ind w:left="0"/>
       </w:pPr>
@@ -9586,6 +10486,8 @@
     </w:p>
     <w:p>
       <w:pPr>
+        <w:keepNext/>
+        <w:keepLines/>
         <w:spacing w:before="0" w:after="80" w:line="312" w:lineRule="auto"/>
         <w:ind w:left="227"/>
       </w:pPr>
@@ -9600,6 +10502,8 @@
     </w:p>
     <w:p>
       <w:pPr>
+        <w:keepNext/>
+        <w:keepLines/>
         <w:spacing w:before="0" w:after="80" w:line="312" w:lineRule="auto"/>
         <w:ind w:left="227"/>
       </w:pPr>
@@ -9614,6 +10518,8 @@
     </w:p>
     <w:p>
       <w:pPr>
+        <w:keepNext/>
+        <w:keepLines/>
         <w:spacing w:before="0" w:after="80" w:line="312" w:lineRule="auto"/>
         <w:ind w:left="227"/>
       </w:pPr>
@@ -9628,6 +10534,8 @@
     </w:p>
     <w:p>
       <w:pPr>
+        <w:keepNext/>
+        <w:keepLines/>
         <w:spacing w:before="0" w:after="80" w:line="312" w:lineRule="auto"/>
         <w:ind w:left="227"/>
       </w:pPr>
@@ -9642,6 +10550,8 @@
     </w:p>
     <w:p>
       <w:pPr>
+        <w:keepNext w:val="0"/>
+        <w:keepLines/>
         <w:spacing w:before="0" w:after="80" w:line="312" w:lineRule="auto"/>
         <w:ind w:left="227"/>
       </w:pPr>
@@ -9656,6 +10566,8 @@
     </w:p>
     <w:p>
       <w:pPr>
+        <w:keepNext/>
+        <w:keepLines/>
         <w:spacing w:before="360" w:after="140" w:line="312" w:lineRule="auto"/>
         <w:ind w:left="0"/>
       </w:pPr>
@@ -9670,6 +10582,8 @@
     </w:p>
     <w:p>
       <w:pPr>
+        <w:keepNext/>
+        <w:keepLines/>
         <w:spacing w:before="0" w:after="80" w:line="312" w:lineRule="auto"/>
         <w:ind w:left="227"/>
       </w:pPr>
@@ -9684,6 +10598,8 @@
     </w:p>
     <w:p>
       <w:pPr>
+        <w:keepNext/>
+        <w:keepLines/>
         <w:spacing w:before="0" w:after="80" w:line="312" w:lineRule="auto"/>
         <w:ind w:left="227"/>
       </w:pPr>
@@ -9698,6 +10614,8 @@
     </w:p>
     <w:p>
       <w:pPr>
+        <w:keepNext/>
+        <w:keepLines/>
         <w:spacing w:before="0" w:after="80" w:line="312" w:lineRule="auto"/>
         <w:ind w:left="227"/>
       </w:pPr>
@@ -9712,6 +10630,8 @@
     </w:p>
     <w:p>
       <w:pPr>
+        <w:keepNext/>
+        <w:keepLines/>
         <w:spacing w:before="0" w:after="80" w:line="312" w:lineRule="auto"/>
         <w:ind w:left="227"/>
       </w:pPr>
@@ -9726,6 +10646,8 @@
     </w:p>
     <w:p>
       <w:pPr>
+        <w:keepNext/>
+        <w:keepLines/>
         <w:spacing w:before="0" w:after="80" w:line="312" w:lineRule="auto"/>
         <w:ind w:left="227"/>
       </w:pPr>
@@ -9740,6 +10662,8 @@
     </w:p>
     <w:p>
       <w:pPr>
+        <w:keepNext/>
+        <w:keepLines/>
         <w:spacing w:before="0" w:after="80" w:line="312" w:lineRule="auto"/>
         <w:ind w:left="227"/>
       </w:pPr>
@@ -9754,6 +10678,8 @@
     </w:p>
     <w:p>
       <w:pPr>
+        <w:keepNext/>
+        <w:keepLines/>
         <w:spacing w:before="0" w:after="80" w:line="312" w:lineRule="auto"/>
         <w:ind w:left="227"/>
       </w:pPr>
@@ -9768,6 +10694,8 @@
     </w:p>
     <w:p>
       <w:pPr>
+        <w:keepNext/>
+        <w:keepLines/>
         <w:spacing w:before="0" w:after="80" w:line="312" w:lineRule="auto"/>
         <w:ind w:left="0"/>
       </w:pPr>
@@ -9797,6 +10725,8 @@
     </w:p>
     <w:p>
       <w:pPr>
+        <w:keepNext w:val="0"/>
+        <w:keepLines/>
         <w:spacing w:before="0" w:after="60" w:line="312" w:lineRule="auto"/>
         <w:ind w:left="340"/>
       </w:pPr>

--- a/ai/docs/Persona_Intake_시험지.docx
+++ b/ai/docs/Persona_Intake_시험지.docx
@@ -3001,7 +3001,7 @@
     </w:p>
     <w:p>
       <w:pPr>
-        <w:keepNext w:val="0"/>
+        <w:keepNext/>
         <w:keepLines/>
         <w:spacing w:before="0" w:after="80" w:line="312" w:lineRule="auto"/>
         <w:ind w:left="227"/>
@@ -3013,6 +3013,23 @@
           <w:sz w:val="20"/>
         </w:rPr>
         <w:t>서술 (선택, 1~2문장):</w:t>
+      </w:r>
+    </w:p>
+    <w:p>
+      <w:pPr>
+        <w:spacing w:before="0" w:after="120" w:line="276" w:lineRule="auto"/>
+        <w:ind w:left="227" w:right="5216"/>
+        <w:keepNext w:val="0"/>
+        <w:keepLines/>
+        <w:pBdr>
+          <w:bottom w:val="single" w:sz="6" w:space="4" w:color="9A9A9A"/>
+        </w:pBdr>
+      </w:pPr>
+      <w:r>
+        <w:rPr>
+          <w:sz w:val="20"/>
+        </w:rPr>
+        <w:t xml:space="preserve"> </w:t>
       </w:r>
     </w:p>
     <w:p>
@@ -6647,7 +6664,7 @@
     </w:p>
     <w:p>
       <w:pPr>
-        <w:keepNext w:val="0"/>
+        <w:keepNext/>
         <w:keepLines/>
         <w:spacing w:before="0" w:after="80" w:line="312" w:lineRule="auto"/>
         <w:ind w:left="227"/>
@@ -6659,6 +6676,23 @@
           <w:sz w:val="20"/>
         </w:rPr>
         <w:t>장면 (선택):</w:t>
+      </w:r>
+    </w:p>
+    <w:p>
+      <w:pPr>
+        <w:spacing w:before="0" w:after="120" w:line="276" w:lineRule="auto"/>
+        <w:ind w:left="227" w:right="5216"/>
+        <w:keepNext w:val="0"/>
+        <w:keepLines/>
+        <w:pBdr>
+          <w:bottom w:val="single" w:sz="6" w:space="4" w:color="9A9A9A"/>
+        </w:pBdr>
+      </w:pPr>
+      <w:r>
+        <w:rPr>
+          <w:sz w:val="20"/>
+        </w:rPr>
+        <w:t xml:space="preserve"> </w:t>
       </w:r>
     </w:p>
     <w:p>
@@ -10007,7 +10041,7 @@
     </w:p>
     <w:p>
       <w:pPr>
-        <w:keepNext w:val="0"/>
+        <w:keepNext/>
         <w:keepLines/>
         <w:spacing w:before="0" w:after="80" w:line="312" w:lineRule="auto"/>
         <w:ind w:left="227"/>
@@ -10019,6 +10053,23 @@
           <w:sz w:val="20"/>
         </w:rPr>
         <w:t>이유 (선택, 1~2문장):</w:t>
+      </w:r>
+    </w:p>
+    <w:p>
+      <w:pPr>
+        <w:spacing w:before="0" w:after="120" w:line="276" w:lineRule="auto"/>
+        <w:ind w:left="227"/>
+        <w:keepNext w:val="0"/>
+        <w:keepLines/>
+        <w:pBdr>
+          <w:bottom w:val="single" w:sz="6" w:space="4" w:color="9A9A9A"/>
+        </w:pBdr>
+      </w:pPr>
+      <w:r>
+        <w:rPr>
+          <w:sz w:val="20"/>
+        </w:rPr>
+        <w:t xml:space="preserve"> </w:t>
       </w:r>
     </w:p>
     <w:p>

--- a/ai/docs/Persona_Intake_시험지.docx
+++ b/ai/docs/Persona_Intake_시험지.docx
@@ -411,7 +411,7 @@
           <w:b/>
           <w:sz w:val="21"/>
         </w:rPr>
-        <w:t xml:space="preserve">P1-05b  </w:t>
+        <w:t xml:space="preserve">P1-05B  </w:t>
       </w:r>
       <w:r>
         <w:rPr>
@@ -790,7 +790,7 @@
           <w:color w:val="1A1A1A"/>
           <w:sz w:val="21"/>
         </w:rPr>
-        <w:t>(P1-02에서 "본인"이 아니라면) 함께 답해주실 분이 있나요?</w:t>
+        <w:t>(P1-02에서 "본인"이 아니라면) 함께 Persona Intake 를 작성해주실 분이 있나요?</w:t>
       </w:r>
       <w:r>
         <w:rPr>
@@ -963,7 +963,7 @@
           <w:b/>
           <w:sz w:val="21"/>
         </w:rPr>
-        <w:t xml:space="preserve">C1  </w:t>
+        <w:t xml:space="preserve">C-01  </w:t>
       </w:r>
       <w:r>
         <w:rPr>
@@ -1042,7 +1042,7 @@
           <w:b/>
           <w:sz w:val="21"/>
         </w:rPr>
-        <w:t xml:space="preserve">C2  </w:t>
+        <w:t xml:space="preserve">C-02  </w:t>
       </w:r>
       <w:r>
         <w:rPr>
@@ -1153,7 +1153,7 @@
           <w:b/>
           <w:sz w:val="21"/>
         </w:rPr>
-        <w:t xml:space="preserve">C3  </w:t>
+        <w:t xml:space="preserve">C-03  </w:t>
       </w:r>
       <w:r>
         <w:rPr>
@@ -1275,7 +1275,7 @@
           <w:b/>
           <w:sz w:val="21"/>
         </w:rPr>
-        <w:t xml:space="preserve">C4  </w:t>
+        <w:t xml:space="preserve">C-04  </w:t>
       </w:r>
       <w:r>
         <w:rPr>
@@ -1386,7 +1386,7 @@
           <w:b/>
           <w:sz w:val="21"/>
         </w:rPr>
-        <w:t xml:space="preserve">C5-a  </w:t>
+        <w:t xml:space="preserve">C-05A  </w:t>
       </w:r>
       <w:r>
         <w:rPr>
@@ -1445,7 +1445,7 @@
           <w:b/>
           <w:sz w:val="21"/>
         </w:rPr>
-        <w:t xml:space="preserve">C5-b  </w:t>
+        <w:t xml:space="preserve">C-05B  </w:t>
       </w:r>
       <w:r>
         <w:rPr>
@@ -1521,7 +1521,7 @@
           <w:b/>
           <w:sz w:val="21"/>
         </w:rPr>
-        <w:t xml:space="preserve">C6-a  </w:t>
+        <w:t xml:space="preserve">C-06A  </w:t>
       </w:r>
       <w:r>
         <w:rPr>
@@ -1664,7 +1664,7 @@
           <w:b/>
           <w:sz w:val="21"/>
         </w:rPr>
-        <w:t xml:space="preserve">C6-b  </w:t>
+        <w:t xml:space="preserve">C-06B  </w:t>
       </w:r>
       <w:r>
         <w:rPr>
@@ -1740,7 +1740,7 @@
           <w:b/>
           <w:sz w:val="21"/>
         </w:rPr>
-        <w:t xml:space="preserve">C7  </w:t>
+        <w:t xml:space="preserve">C-07  </w:t>
       </w:r>
       <w:r>
         <w:rPr>
@@ -2100,7 +2100,7 @@
           <w:b/>
           <w:sz w:val="21"/>
         </w:rPr>
-        <w:t xml:space="preserve">C8-a  </w:t>
+        <w:t xml:space="preserve">C-08A  </w:t>
       </w:r>
       <w:r>
         <w:rPr>
@@ -2259,7 +2259,7 @@
           <w:b/>
           <w:sz w:val="21"/>
         </w:rPr>
-        <w:t xml:space="preserve">C8-b  </w:t>
+        <w:t xml:space="preserve">C-08B  </w:t>
       </w:r>
       <w:r>
         <w:rPr>
@@ -2474,7 +2474,7 @@
           <w:b/>
           <w:sz w:val="21"/>
         </w:rPr>
-        <w:t xml:space="preserve">M1-01b  </w:t>
+        <w:t xml:space="preserve">M1-01B  </w:t>
       </w:r>
       <w:r>
         <w:rPr>
@@ -2826,7 +2826,7 @@
           <w:b/>
           <w:sz w:val="21"/>
         </w:rPr>
-        <w:t xml:space="preserve">M1-04a  </w:t>
+        <w:t xml:space="preserve">M1-04A  </w:t>
       </w:r>
       <w:r>
         <w:rPr>
@@ -2873,7 +2873,7 @@
           <w:b/>
           <w:sz w:val="21"/>
         </w:rPr>
-        <w:t xml:space="preserve">M1-04b  </w:t>
+        <w:t xml:space="preserve">M1-04B  </w:t>
       </w:r>
       <w:r>
         <w:rPr>
@@ -3198,7 +3198,7 @@
           <w:b/>
           <w:sz w:val="21"/>
         </w:rPr>
-        <w:t xml:space="preserve">M2-01a  </w:t>
+        <w:t xml:space="preserve">M2-01A  </w:t>
       </w:r>
       <w:r>
         <w:rPr>
@@ -3257,7 +3257,7 @@
           <w:b/>
           <w:sz w:val="21"/>
         </w:rPr>
-        <w:t xml:space="preserve">M2-01b  </w:t>
+        <w:t xml:space="preserve">M2-01B  </w:t>
       </w:r>
       <w:r>
         <w:rPr>
@@ -4760,7 +4760,7 @@
     </w:p>
     <w:p>
       <w:pPr>
-        <w:keepNext w:val="0"/>
+        <w:keepNext/>
         <w:keepLines/>
         <w:spacing w:before="0" w:after="80" w:line="312" w:lineRule="auto"/>
         <w:ind w:left="227"/>
@@ -4772,6 +4772,23 @@
           <w:sz w:val="20"/>
         </w:rPr>
         <w:t>일화 (선택, 1~3문장): 골라준 말 중 하나에 대해</w:t>
+      </w:r>
+    </w:p>
+    <w:p>
+      <w:pPr>
+        <w:spacing w:before="0" w:after="120" w:line="276" w:lineRule="auto"/>
+        <w:ind w:left="227" w:right="5216"/>
+        <w:keepNext w:val="0"/>
+        <w:keepLines/>
+        <w:pBdr>
+          <w:bottom w:val="single" w:sz="6" w:space="4" w:color="9A9A9A"/>
+        </w:pBdr>
+      </w:pPr>
+      <w:r>
+        <w:rPr>
+          <w:sz w:val="20"/>
+        </w:rPr>
+        <w:t xml:space="preserve"> </w:t>
       </w:r>
     </w:p>
     <w:p>
@@ -9182,7 +9199,7 @@
           <w:b/>
           <w:sz w:val="21"/>
         </w:rPr>
-        <w:t xml:space="preserve">T1-02a  </w:t>
+        <w:t xml:space="preserve">T1-02A  </w:t>
       </w:r>
       <w:r>
         <w:rPr>
@@ -9304,7 +9321,7 @@
           <w:b/>
           <w:sz w:val="21"/>
         </w:rPr>
-        <w:t xml:space="preserve">T1-02b  </w:t>
+        <w:t xml:space="preserve">T1-02B  </w:t>
       </w:r>
       <w:r>
         <w:rPr>
@@ -9464,7 +9481,7 @@
           <w:b/>
           <w:sz w:val="21"/>
         </w:rPr>
-        <w:t xml:space="preserve">T1-02c  </w:t>
+        <w:t xml:space="preserve">T1-02C  </w:t>
       </w:r>
       <w:r>
         <w:rPr>
@@ -10172,7 +10189,7 @@
           <w:color w:val="1A1A1A"/>
           <w:sz w:val="20"/>
         </w:rPr>
-        <w:t>문항 목록에서 선택 · 기본 추천: C5-b · C7 · M3-01 · M5-06 · M6-01</w:t>
+        <w:t>문항 목록에서 선택 · 기본 추천: C-05B · C-07 · M3-01 · M5-06 · M6-01</w:t>
       </w:r>
     </w:p>
     <w:p>

--- a/ai/docs/Persona_Intake_시험지.docx
+++ b/ai/docs/Persona_Intake_시험지.docx
@@ -82,7 +82,7 @@
     <w:p>
       <w:pPr>
         <w:spacing w:before="0" w:after="120" w:line="276" w:lineRule="auto"/>
-        <w:ind w:left="227" w:right="5216"/>
+        <w:ind w:left="227"/>
         <w:keepNext w:val="0"/>
         <w:keepLines/>
         <w:pBdr>
@@ -220,7 +220,7 @@
     <w:p>
       <w:pPr>
         <w:spacing w:before="0" w:after="120" w:line="276" w:lineRule="auto"/>
-        <w:ind w:left="227" w:right="5216"/>
+        <w:ind w:left="227"/>
         <w:keepNext w:val="0"/>
         <w:keepLines/>
         <w:pBdr>
@@ -620,7 +620,7 @@
     <w:p>
       <w:pPr>
         <w:spacing w:before="0" w:after="120" w:line="276" w:lineRule="auto"/>
-        <w:ind w:left="227" w:right="5216"/>
+        <w:ind w:left="227"/>
         <w:keepNext w:val="0"/>
         <w:keepLines/>
         <w:pBdr>
@@ -679,7 +679,7 @@
     <w:p>
       <w:pPr>
         <w:spacing w:before="0" w:after="120" w:line="276" w:lineRule="auto"/>
-        <w:ind w:left="227" w:right="5216"/>
+        <w:ind w:left="227"/>
         <w:keepNext w:val="0"/>
         <w:keepLines/>
         <w:pBdr>
@@ -1418,7 +1418,7 @@
     <w:p>
       <w:pPr>
         <w:spacing w:before="0" w:after="120" w:line="276" w:lineRule="auto"/>
-        <w:ind w:left="227" w:right="5216"/>
+        <w:ind w:left="227"/>
         <w:keepNext w:val="0"/>
         <w:keepLines/>
         <w:pBdr>
@@ -3018,7 +3018,7 @@
     <w:p>
       <w:pPr>
         <w:spacing w:before="0" w:after="120" w:line="276" w:lineRule="auto"/>
-        <w:ind w:left="227" w:right="5216"/>
+        <w:ind w:left="227"/>
         <w:keepNext w:val="0"/>
         <w:keepLines/>
         <w:pBdr>
@@ -3230,7 +3230,7 @@
     <w:p>
       <w:pPr>
         <w:spacing w:before="0" w:after="120" w:line="276" w:lineRule="auto"/>
-        <w:ind w:left="227" w:right="5216"/>
+        <w:ind w:left="227"/>
         <w:keepNext w:val="0"/>
         <w:keepLines/>
         <w:pBdr>
@@ -3289,7 +3289,7 @@
     <w:p>
       <w:pPr>
         <w:spacing w:before="0" w:after="120" w:line="276" w:lineRule="auto"/>
-        <w:ind w:left="227" w:right="5216"/>
+        <w:ind w:left="227"/>
         <w:keepNext w:val="0"/>
         <w:keepLines/>
         <w:pBdr>
@@ -4777,7 +4777,7 @@
     <w:p>
       <w:pPr>
         <w:spacing w:before="0" w:after="120" w:line="276" w:lineRule="auto"/>
-        <w:ind w:left="227" w:right="5216"/>
+        <w:ind w:left="227"/>
         <w:keepNext w:val="0"/>
         <w:keepLines/>
         <w:pBdr>
@@ -6698,7 +6698,7 @@
     <w:p>
       <w:pPr>
         <w:spacing w:before="0" w:after="120" w:line="276" w:lineRule="auto"/>
-        <w:ind w:left="227" w:right="5216"/>
+        <w:ind w:left="227"/>
         <w:keepNext w:val="0"/>
         <w:keepLines/>
         <w:pBdr>
@@ -10385,7 +10385,7 @@
     <w:p>
       <w:pPr>
         <w:spacing w:before="0" w:after="120" w:line="276" w:lineRule="auto"/>
-        <w:ind w:left="227" w:right="5216"/>
+        <w:ind w:left="227"/>
         <w:keepNext w:val="0"/>
         <w:keepLines/>
         <w:pBdr>

--- a/ai/docs/Persona_Intake_시험지.docx
+++ b/ai/docs/Persona_Intake_시험지.docx
@@ -1768,63 +1768,6 @@
         </w:rPr>
         <w:t>가이드: 한 칸에 여러 개를 나열하지 말고 한 줄에 하나씩</w:t>
       </w:r>
-      <w:r>
-        <w:br/>
-      </w:r>
-      <w:r>
-        <w:rPr>
-          <w:b/>
-          <w:color w:val="6E6E6E"/>
-          <w:sz w:val="17"/>
-        </w:rPr>
-        <w:t>언제</w:t>
-      </w:r>
-      <w:r>
-        <w:rPr>
-          <w:b w:val="0"/>
-          <w:color w:val="6E6E6E"/>
-          <w:sz w:val="17"/>
-        </w:rPr>
-        <w:t>: 인사·안부 / 걱정·당부 / 기쁨·칭찬 / 위로 / 꾸중 / 작별·전화 끊을 때 / 습관성 추임새 / 기타</w:t>
-      </w:r>
-      <w:r>
-        <w:br/>
-      </w:r>
-      <w:r>
-        <w:rPr>
-          <w:b/>
-          <w:color w:val="6E6E6E"/>
-          <w:sz w:val="17"/>
-        </w:rPr>
-        <w:t>누구에게</w:t>
-      </w:r>
-      <w:r>
-        <w:rPr>
-          <w:b w:val="0"/>
-          <w:color w:val="6E6E6E"/>
-          <w:sz w:val="17"/>
-        </w:rPr>
-        <w:t>: M2에 적은 사람 중 하나 / 모두에게</w:t>
-      </w:r>
-      <w:r>
-        <w:br/>
-      </w:r>
-      <w:r>
-        <w:rPr>
-          <w:b/>
-          <w:color w:val="6E6E6E"/>
-          <w:sz w:val="17"/>
-        </w:rPr>
-        <w:t>출처</w:t>
-      </w:r>
-      <w:r>
-        <w:rPr>
-          <w:b w:val="0"/>
-          <w:color w:val="6E6E6E"/>
-          <w:sz w:val="17"/>
-        </w:rPr>
-        <w:t>: 직접 들음 / 가족 전언 / 그랬을 것 같음</w:t>
-      </w:r>
     </w:p>
     <w:tbl>
       <w:tblPr>
@@ -1876,6 +1819,16 @@
               </w:rPr>
               <w:t>언제 쓰는 말인가요</w:t>
             </w:r>
+            <w:r>
+              <w:br/>
+            </w:r>
+            <w:r>
+              <w:rPr>
+                <w:color w:val="6E6E6E"/>
+                <w:sz w:val="15"/>
+              </w:rPr>
+              <w:t>인사·안부 / 걱정·당부 / 기쁨·칭찬 / 위로 / 꾸중 / 작별·전화 끊을 때 / 습관성 추임새 / 기타</w:t>
+            </w:r>
           </w:p>
         </w:tc>
         <w:tc>
@@ -1894,6 +1847,16 @@
               </w:rPr>
               <w:t>누구에게</w:t>
             </w:r>
+            <w:r>
+              <w:br/>
+            </w:r>
+            <w:r>
+              <w:rPr>
+                <w:color w:val="6E6E6E"/>
+                <w:sz w:val="15"/>
+              </w:rPr>
+              <w:t>가족 중 한 사람 / 모두에게</w:t>
+            </w:r>
           </w:p>
         </w:tc>
         <w:tc>
@@ -1911,6 +1874,16 @@
                 <w:sz w:val="17"/>
               </w:rPr>
               <w:t>출처</w:t>
+            </w:r>
+            <w:r>
+              <w:br/>
+            </w:r>
+            <w:r>
+              <w:rPr>
+                <w:color w:val="6E6E6E"/>
+                <w:sz w:val="15"/>
+              </w:rPr>
+              <w:t>직접 들음 / 가족 전언 / 그랬을 것 같음</w:t>
             </w:r>
           </w:p>
         </w:tc>
@@ -7342,7 +7315,7 @@
                 <w:color w:val="1A1A1A"/>
                 <w:sz w:val="18"/>
               </w:rPr>
-              <w:t>M2에 적은 사람 / 직접 입력</w:t>
+              <w:t>적어둔 가족 중 한 사람 / 직접 입력</w:t>
             </w:r>
           </w:p>
         </w:tc>

--- a/ai/docs/Persona_Intake_시험지.docx
+++ b/ai/docs/Persona_Intake_시험지.docx
@@ -831,6 +831,16 @@
               </w:rPr>
               <w:t>이름</w:t>
             </w:r>
+            <w:r>
+              <w:br/>
+            </w:r>
+            <w:r>
+              <w:rPr>
+                <w:color w:val="6E6E6E"/>
+                <w:sz w:val="15"/>
+              </w:rPr>
+              <w:t>단답 15자</w:t>
+            </w:r>
           </w:p>
         </w:tc>
         <w:tc>
@@ -849,6 +859,16 @@
               </w:rPr>
               <w:t>그분과의 관계</w:t>
             </w:r>
+            <w:r>
+              <w:br/>
+            </w:r>
+            <w:r>
+              <w:rPr>
+                <w:color w:val="6E6E6E"/>
+                <w:sz w:val="15"/>
+              </w:rPr>
+              <w:t>하나 고르기 — P1-02 선지</w:t>
+            </w:r>
           </w:p>
         </w:tc>
         <w:tc>
@@ -866,6 +886,16 @@
                 <w:sz w:val="17"/>
               </w:rPr>
               <w:t>역할</w:t>
+            </w:r>
+            <w:r>
+              <w:br/>
+            </w:r>
+            <w:r>
+              <w:rPr>
+                <w:color w:val="6E6E6E"/>
+                <w:sz w:val="15"/>
+              </w:rPr>
+              <w:t>하나 고르기 — 주 작성자 / 보조</w:t>
             </w:r>
           </w:p>
         </w:tc>
@@ -1801,6 +1831,16 @@
               </w:rPr>
               <w:t>표현</w:t>
             </w:r>
+            <w:r>
+              <w:br/>
+            </w:r>
+            <w:r>
+              <w:rPr>
+                <w:color w:val="6E6E6E"/>
+                <w:sz w:val="15"/>
+              </w:rPr>
+              <w:t>실제 표현 그대로</w:t>
+            </w:r>
           </w:p>
         </w:tc>
         <w:tc>
@@ -1827,7 +1867,7 @@
                 <w:color w:val="6E6E6E"/>
                 <w:sz w:val="15"/>
               </w:rPr>
-              <w:t>인사·안부 / 걱정·당부 / 기쁨·칭찬 / 위로 / 꾸중 / 작별·전화 끊을 때 / 습관성 추임새 / 기타</w:t>
+              <w:t>하나 고르기 — 인사·안부 / 걱정·당부 / 기쁨·칭찬 / 위로 / 꾸중 / 작별·전화 끊을 때 / 습관성 추임새 / 기타</w:t>
             </w:r>
           </w:p>
         </w:tc>
@@ -1855,7 +1895,7 @@
                 <w:color w:val="6E6E6E"/>
                 <w:sz w:val="15"/>
               </w:rPr>
-              <w:t>가족 중 한 사람 / 모두에게</w:t>
+              <w:t>하나 고르기 — 가족 중 한 사람 / 모두에게</w:t>
             </w:r>
           </w:p>
         </w:tc>
@@ -1883,7 +1923,7 @@
                 <w:color w:val="6E6E6E"/>
                 <w:sz w:val="15"/>
               </w:rPr>
-              <w:t>직접 들음 / 가족 전언 / 그랬을 것 같음</w:t>
+              <w:t>하나 고르기 — 직접 들음 / 가족 전언 / 그랬을 것 같음</w:t>
             </w:r>
           </w:p>
         </w:tc>
@@ -2671,6 +2711,16 @@
               </w:rPr>
               <w:t>지역</w:t>
             </w:r>
+            <w:r>
+              <w:br/>
+            </w:r>
+            <w:r>
+              <w:rPr>
+                <w:color w:val="6E6E6E"/>
+                <w:sz w:val="15"/>
+              </w:rPr>
+              <w:t>단답 20자</w:t>
+            </w:r>
           </w:p>
         </w:tc>
         <w:tc>
@@ -2688,6 +2738,16 @@
                 <w:sz w:val="17"/>
               </w:rPr>
               <w:t>시작 연도</w:t>
+            </w:r>
+            <w:r>
+              <w:br/>
+            </w:r>
+            <w:r>
+              <w:rPr>
+                <w:color w:val="6E6E6E"/>
+                <w:sz w:val="15"/>
+              </w:rPr>
+              <w:t>숫자, 모르면 비움</w:t>
             </w:r>
           </w:p>
         </w:tc>
@@ -2707,6 +2767,16 @@
               </w:rPr>
               <w:t>끝 연도</w:t>
             </w:r>
+            <w:r>
+              <w:br/>
+            </w:r>
+            <w:r>
+              <w:rPr>
+                <w:color w:val="6E6E6E"/>
+                <w:sz w:val="15"/>
+              </w:rPr>
+              <w:t>숫자, 모르면 비움</w:t>
+            </w:r>
           </w:p>
         </w:tc>
         <w:tc>
@@ -2724,6 +2794,16 @@
                 <w:sz w:val="17"/>
               </w:rPr>
               <w:t>메모</w:t>
+            </w:r>
+            <w:r>
+              <w:br/>
+            </w:r>
+            <w:r>
+              <w:rPr>
+                <w:color w:val="6E6E6E"/>
+                <w:sz w:val="15"/>
+              </w:rPr>
+              <w:t>단답 40자</w:t>
             </w:r>
           </w:p>
         </w:tc>
@@ -3349,6 +3429,16 @@
               </w:rPr>
               <w:t>표현</w:t>
             </w:r>
+            <w:r>
+              <w:br/>
+            </w:r>
+            <w:r>
+              <w:rPr>
+                <w:color w:val="6E6E6E"/>
+                <w:sz w:val="15"/>
+              </w:rPr>
+              <w:t>실제 표현 그대로</w:t>
+            </w:r>
           </w:p>
         </w:tc>
         <w:tc>
@@ -3367,6 +3457,16 @@
               </w:rPr>
               <w:t>언제 쓰는 말인가요</w:t>
             </w:r>
+            <w:r>
+              <w:br/>
+            </w:r>
+            <w:r>
+              <w:rPr>
+                <w:color w:val="6E6E6E"/>
+                <w:sz w:val="15"/>
+              </w:rPr>
+              <w:t>하나 고르기 — 인사·안부 / 걱정·당부 / 기쁨·칭찬 / 위로 / 꾸중 / 작별·전화 끊을 때 / 습관성 추임새 / 기타</w:t>
+            </w:r>
           </w:p>
         </w:tc>
         <w:tc>
@@ -3384,6 +3484,16 @@
                 <w:sz w:val="17"/>
               </w:rPr>
               <w:t>출처</w:t>
+            </w:r>
+            <w:r>
+              <w:br/>
+            </w:r>
+            <w:r>
+              <w:rPr>
+                <w:color w:val="6E6E6E"/>
+                <w:sz w:val="15"/>
+              </w:rPr>
+              <w:t>하나 고르기 — 직접 들음 / 가족 전언 / 그랬을 것 같음</w:t>
             </w:r>
           </w:p>
         </w:tc>
@@ -4958,6 +5068,16 @@
               </w:rPr>
               <w:t>표현</w:t>
             </w:r>
+            <w:r>
+              <w:br/>
+            </w:r>
+            <w:r>
+              <w:rPr>
+                <w:color w:val="6E6E6E"/>
+                <w:sz w:val="15"/>
+              </w:rPr>
+              <w:t>실제 표현 그대로</w:t>
+            </w:r>
           </w:p>
         </w:tc>
         <w:tc>
@@ -4976,6 +5096,16 @@
               </w:rPr>
               <w:t>언제 쓰는 말인가요</w:t>
             </w:r>
+            <w:r>
+              <w:br/>
+            </w:r>
+            <w:r>
+              <w:rPr>
+                <w:color w:val="6E6E6E"/>
+                <w:sz w:val="15"/>
+              </w:rPr>
+              <w:t>하나 고르기 — 인사·안부 / 걱정·당부 / 기쁨·칭찬 / 위로 / 꾸중 / 작별·전화 끊을 때 / 습관성 추임새 / 기타</w:t>
+            </w:r>
           </w:p>
         </w:tc>
         <w:tc>
@@ -4993,6 +5123,16 @@
                 <w:sz w:val="17"/>
               </w:rPr>
               <w:t>출처</w:t>
+            </w:r>
+            <w:r>
+              <w:br/>
+            </w:r>
+            <w:r>
+              <w:rPr>
+                <w:color w:val="6E6E6E"/>
+                <w:sz w:val="15"/>
+              </w:rPr>
+              <w:t>하나 고르기 — 직접 들음 / 가족 전언 / 그랬을 것 같음</w:t>
             </w:r>
           </w:p>
         </w:tc>
@@ -6454,6 +6594,16 @@
               </w:rPr>
               <w:t>음식 이름</w:t>
             </w:r>
+            <w:r>
+              <w:br/>
+            </w:r>
+            <w:r>
+              <w:rPr>
+                <w:color w:val="6E6E6E"/>
+                <w:sz w:val="15"/>
+              </w:rPr>
+              <w:t>단답 20자</w:t>
+            </w:r>
           </w:p>
         </w:tc>
         <w:tc>
@@ -6471,6 +6621,16 @@
                 <w:sz w:val="17"/>
               </w:rPr>
               <w:t>얽힌 기억</w:t>
+            </w:r>
+            <w:r>
+              <w:br/>
+            </w:r>
+            <w:r>
+              <w:rPr>
+                <w:color w:val="6E6E6E"/>
+                <w:sz w:val="15"/>
+              </w:rPr>
+              <w:t>단답 80자, 선택</w:t>
             </w:r>
           </w:p>
         </w:tc>
@@ -6757,6 +6917,16 @@
               </w:rPr>
               <w:t>장소</w:t>
             </w:r>
+            <w:r>
+              <w:br/>
+            </w:r>
+            <w:r>
+              <w:rPr>
+                <w:color w:val="6E6E6E"/>
+                <w:sz w:val="15"/>
+              </w:rPr>
+              <w:t>단답 20자</w:t>
+            </w:r>
           </w:p>
         </w:tc>
         <w:tc>
@@ -6774,6 +6944,16 @@
                 <w:sz w:val="17"/>
               </w:rPr>
               <w:t>무엇을 하던 곳</w:t>
+            </w:r>
+            <w:r>
+              <w:br/>
+            </w:r>
+            <w:r>
+              <w:rPr>
+                <w:color w:val="6E6E6E"/>
+                <w:sz w:val="15"/>
+              </w:rPr>
+              <w:t>단답 40자</w:t>
             </w:r>
           </w:p>
         </w:tc>
@@ -6877,6 +7057,16 @@
               </w:rPr>
               <w:t>것</w:t>
             </w:r>
+            <w:r>
+              <w:br/>
+            </w:r>
+            <w:r>
+              <w:rPr>
+                <w:color w:val="6E6E6E"/>
+                <w:sz w:val="15"/>
+              </w:rPr>
+              <w:t>단답 20자</w:t>
+            </w:r>
           </w:p>
         </w:tc>
         <w:tc>
@@ -6894,6 +7084,16 @@
                 <w:sz w:val="17"/>
               </w:rPr>
               <w:t>왜</w:t>
+            </w:r>
+            <w:r>
+              <w:br/>
+            </w:r>
+            <w:r>
+              <w:rPr>
+                <w:color w:val="6E6E6E"/>
+                <w:sz w:val="15"/>
+              </w:rPr>
+              <w:t>단답 60자</w:t>
             </w:r>
           </w:p>
         </w:tc>
@@ -7055,6 +7255,16 @@
               </w:rPr>
               <w:t>것</w:t>
             </w:r>
+            <w:r>
+              <w:br/>
+            </w:r>
+            <w:r>
+              <w:rPr>
+                <w:color w:val="6E6E6E"/>
+                <w:sz w:val="15"/>
+              </w:rPr>
+              <w:t>단답 20자</w:t>
+            </w:r>
           </w:p>
         </w:tc>
         <w:tc>
@@ -7072,6 +7282,16 @@
                 <w:sz w:val="17"/>
               </w:rPr>
               <w:t>어떻게·얼마나</w:t>
+            </w:r>
+            <w:r>
+              <w:br/>
+            </w:r>
+            <w:r>
+              <w:rPr>
+                <w:color w:val="6E6E6E"/>
+                <w:sz w:val="15"/>
+              </w:rPr>
+              <w:t>단답 40자</w:t>
             </w:r>
           </w:p>
         </w:tc>
@@ -8439,6 +8659,16 @@
               </w:rPr>
               <w:t>등급</w:t>
             </w:r>
+            <w:r>
+              <w:br/>
+            </w:r>
+            <w:r>
+              <w:rPr>
+                <w:color w:val="6E6E6E"/>
+                <w:sz w:val="15"/>
+              </w:rPr>
+              <w:t>하나 고르기 — 자유 / 물으면만 / 짧게 넘김 / 금지</w:t>
+            </w:r>
           </w:p>
         </w:tc>
         <w:tc>
@@ -8456,6 +8686,16 @@
                 <w:sz w:val="17"/>
               </w:rPr>
               <w:t>단서</w:t>
+            </w:r>
+            <w:r>
+              <w:br/>
+            </w:r>
+            <w:r>
+              <w:rPr>
+                <w:color w:val="6E6E6E"/>
+                <w:sz w:val="15"/>
+              </w:rPr>
+              <w:t>단답 60자, 선택</w:t>
             </w:r>
           </w:p>
         </w:tc>
@@ -9012,6 +9252,16 @@
               </w:rPr>
               <w:t>대상</w:t>
             </w:r>
+            <w:r>
+              <w:br/>
+            </w:r>
+            <w:r>
+              <w:rPr>
+                <w:color w:val="6E6E6E"/>
+                <w:sz w:val="15"/>
+              </w:rPr>
+              <w:t>가족 중 한 사람, 또는 사건 (단답 30자)</w:t>
+            </w:r>
           </w:p>
         </w:tc>
         <w:tc>
@@ -9029,6 +9279,16 @@
                 <w:sz w:val="17"/>
               </w:rPr>
               <w:t>등급</w:t>
+            </w:r>
+            <w:r>
+              <w:br/>
+            </w:r>
+            <w:r>
+              <w:rPr>
+                <w:color w:val="6E6E6E"/>
+                <w:sz w:val="15"/>
+              </w:rPr>
+              <w:t>하나 고르기 — 물으면만 / 금지</w:t>
             </w:r>
           </w:p>
         </w:tc>
@@ -9354,6 +9614,16 @@
               </w:rPr>
               <w:t>인물</w:t>
             </w:r>
+            <w:r>
+              <w:br/>
+            </w:r>
+            <w:r>
+              <w:rPr>
+                <w:color w:val="6E6E6E"/>
+                <w:sz w:val="15"/>
+              </w:rPr>
+              <w:t>적어둔 가족 중 한 사람</w:t>
+            </w:r>
           </w:p>
         </w:tc>
         <w:tc>
@@ -9370,7 +9640,17 @@
                 <w:b/>
                 <w:sz w:val="17"/>
               </w:rPr>
-              <w:t>곁에 있었음 / 있지 못했음 / 모름</w:t>
+              <w:t>곁에 있었나요</w:t>
+            </w:r>
+            <w:r>
+              <w:br/>
+            </w:r>
+            <w:r>
+              <w:rPr>
+                <w:color w:val="6E6E6E"/>
+                <w:sz w:val="15"/>
+              </w:rPr>
+              <w:t>하나 고르기 — 곁에 있었음 / 있지 못했음 / 모름</w:t>
             </w:r>
           </w:p>
         </w:tc>
@@ -9389,6 +9669,16 @@
                 <w:sz w:val="17"/>
               </w:rPr>
               <w:t>메모</w:t>
+            </w:r>
+            <w:r>
+              <w:br/>
+            </w:r>
+            <w:r>
+              <w:rPr>
+                <w:color w:val="6E6E6E"/>
+                <w:sz w:val="15"/>
+              </w:rPr>
+              <w:t>단답 40자</w:t>
             </w:r>
           </w:p>
         </w:tc>
@@ -9731,6 +10021,16 @@
               </w:rPr>
               <w:t>받는 사람</w:t>
             </w:r>
+            <w:r>
+              <w:br/>
+            </w:r>
+            <w:r>
+              <w:rPr>
+                <w:color w:val="6E6E6E"/>
+                <w:sz w:val="15"/>
+              </w:rPr>
+              <w:t>적어둔 가족 중 한 사람</w:t>
+            </w:r>
           </w:p>
         </w:tc>
         <w:tc>
@@ -9749,6 +10049,16 @@
               </w:rPr>
               <w:t>말</w:t>
             </w:r>
+            <w:r>
+              <w:br/>
+            </w:r>
+            <w:r>
+              <w:rPr>
+                <w:color w:val="6E6E6E"/>
+                <w:sz w:val="15"/>
+              </w:rPr>
+              <w:t>서술</w:t>
+            </w:r>
           </w:p>
         </w:tc>
         <w:tc>
@@ -9766,6 +10076,16 @@
                 <w:sz w:val="17"/>
               </w:rPr>
               <w:t>언제 들려줄지</w:t>
+            </w:r>
+            <w:r>
+              <w:br/>
+            </w:r>
+            <w:r>
+              <w:rPr>
+                <w:color w:val="6E6E6E"/>
+                <w:sz w:val="15"/>
+              </w:rPr>
+              <w:t>하나 고르기 — 지금부터 / 특정 날짜 / 내가 없을 때</w:t>
             </w:r>
           </w:p>
         </w:tc>

--- a/ai/docs/Persona_Intake_시험지.docx
+++ b/ai/docs/Persona_Intake_시험지.docx
@@ -867,7 +867,7 @@
                 <w:color w:val="6E6E6E"/>
                 <w:sz w:val="15"/>
               </w:rPr>
-              <w:t>하나 고르기 — P1-02 선지</w:t>
+              <w:t>하나 고르기: 어머니 / 아버지 / 할머니 / 할아버지 / 배우자 / 아들 / 딸 / 형제자매 / 그 밖</w:t>
             </w:r>
           </w:p>
         </w:tc>
@@ -895,7 +895,7 @@
                 <w:color w:val="6E6E6E"/>
                 <w:sz w:val="15"/>
               </w:rPr>
-              <w:t>하나 고르기 — 주 작성자 / 보조</w:t>
+              <w:t>하나 고르기: 주 작성자 / 보조</w:t>
             </w:r>
           </w:p>
         </w:tc>
@@ -1797,6 +1797,17 @@
           <w:sz w:val="17"/>
         </w:rPr>
         <w:t>가이드: 한 칸에 여러 개를 나열하지 말고 한 줄에 하나씩</w:t>
+      </w:r>
+      <w:r>
+        <w:br/>
+      </w:r>
+      <w:r>
+        <w:rPr>
+          <w:b w:val="0"/>
+          <w:color w:val="6E6E6E"/>
+          <w:sz w:val="17"/>
+        </w:rPr>
+        <w:t>안내: 본인 페르소나면 출처는 "본인"으로 자동으로 채워집니다</w:t>
       </w:r>
     </w:p>
     <w:tbl>
@@ -1867,7 +1878,7 @@
                 <w:color w:val="6E6E6E"/>
                 <w:sz w:val="15"/>
               </w:rPr>
-              <w:t>하나 고르기 — 인사·안부 / 걱정·당부 / 기쁨·칭찬 / 위로 / 꾸중 / 작별·전화 끊을 때 / 습관성 추임새 / 기타</w:t>
+              <w:t>하나 고르기: 인사·안부 / 걱정·당부 / 기쁨·칭찬 / 위로 / 꾸중 / 작별·전화 끊을 때 / 습관성 추임새 / 기타</w:t>
             </w:r>
           </w:p>
         </w:tc>
@@ -1895,7 +1906,7 @@
                 <w:color w:val="6E6E6E"/>
                 <w:sz w:val="15"/>
               </w:rPr>
-              <w:t>하나 고르기 — 가족 중 한 사람 / 모두에게</w:t>
+              <w:t>하나 고르기: 가족 중 한 사람 / 모두에게</w:t>
             </w:r>
           </w:p>
         </w:tc>
@@ -1923,7 +1934,7 @@
                 <w:color w:val="6E6E6E"/>
                 <w:sz w:val="15"/>
               </w:rPr>
-              <w:t>하나 고르기 — 직접 들음 / 가족 전언 / 그랬을 것 같음</w:t>
+              <w:t>하나 고르기: 본인 / 직접 들음 / 가족 전언 / 그랬을 것 같음</w:t>
             </w:r>
           </w:p>
         </w:tc>
@@ -2747,7 +2758,7 @@
                 <w:color w:val="6E6E6E"/>
                 <w:sz w:val="15"/>
               </w:rPr>
-              <w:t>숫자, 모르면 비움</w:t>
+              <w:t>숫자 · 모르면 비움</w:t>
             </w:r>
           </w:p>
         </w:tc>
@@ -2775,7 +2786,7 @@
                 <w:color w:val="6E6E6E"/>
                 <w:sz w:val="15"/>
               </w:rPr>
-              <w:t>숫자, 모르면 비움</w:t>
+              <w:t>숫자 · 모르면 비움</w:t>
             </w:r>
           </w:p>
         </w:tc>
@@ -3465,7 +3476,7 @@
                 <w:color w:val="6E6E6E"/>
                 <w:sz w:val="15"/>
               </w:rPr>
-              <w:t>하나 고르기 — 인사·안부 / 걱정·당부 / 기쁨·칭찬 / 위로 / 꾸중 / 작별·전화 끊을 때 / 습관성 추임새 / 기타</w:t>
+              <w:t>하나 고르기: 인사·안부 / 걱정·당부 / 기쁨·칭찬 / 위로 / 꾸중 / 작별·전화 끊을 때 / 습관성 추임새 / 기타</w:t>
             </w:r>
           </w:p>
         </w:tc>
@@ -3493,7 +3504,7 @@
                 <w:color w:val="6E6E6E"/>
                 <w:sz w:val="15"/>
               </w:rPr>
-              <w:t>하나 고르기 — 직접 들음 / 가족 전언 / 그랬을 것 같음</w:t>
+              <w:t>하나 고르기: 본인 / 직접 들음 / 가족 전언 / 그랬을 것 같음</w:t>
             </w:r>
           </w:p>
         </w:tc>
@@ -4130,7 +4141,7 @@
           <w:color w:val="1A1A1A"/>
           <w:sz w:val="20"/>
         </w:rPr>
-        <w:t>" ____________________ "   출처: □ 직접 들음  □ 가족 전언  □ 그랬을 것 같음</w:t>
+        <w:t>" ____________________ "   출처: □ 본인  □ 직접 들음  □ 가족 전언  □ 그랬을 것 같음</w:t>
       </w:r>
     </w:p>
     <w:p>
@@ -4188,7 +4199,7 @@
           <w:color w:val="1A1A1A"/>
           <w:sz w:val="20"/>
         </w:rPr>
-        <w:t>" ____________________ "   출처: □ 직접 들음  □ 가족 전언  □ 그랬을 것 같음</w:t>
+        <w:t>" ____________________ "   출처: □ 본인  □ 직접 들음  □ 가족 전언  □ 그랬을 것 같음</w:t>
       </w:r>
     </w:p>
     <w:p>
@@ -5104,7 +5115,7 @@
                 <w:color w:val="6E6E6E"/>
                 <w:sz w:val="15"/>
               </w:rPr>
-              <w:t>하나 고르기 — 인사·안부 / 걱정·당부 / 기쁨·칭찬 / 위로 / 꾸중 / 작별·전화 끊을 때 / 습관성 추임새 / 기타</w:t>
+              <w:t>하나 고르기: 인사·안부 / 걱정·당부 / 기쁨·칭찬 / 위로 / 꾸중 / 작별·전화 끊을 때 / 습관성 추임새 / 기타</w:t>
             </w:r>
           </w:p>
         </w:tc>
@@ -5132,7 +5143,7 @@
                 <w:color w:val="6E6E6E"/>
                 <w:sz w:val="15"/>
               </w:rPr>
-              <w:t>하나 고르기 — 직접 들음 / 가족 전언 / 그랬을 것 같음</w:t>
+              <w:t>하나 고르기: 본인 / 직접 들음 / 가족 전언 / 그랬을 것 같음</w:t>
             </w:r>
           </w:p>
         </w:tc>
@@ -6630,7 +6641,7 @@
                 <w:color w:val="6E6E6E"/>
                 <w:sz w:val="15"/>
               </w:rPr>
-              <w:t>단답 80자, 선택</w:t>
+              <w:t>단답 80자 · 선택</w:t>
             </w:r>
           </w:p>
         </w:tc>
@@ -7699,7 +7710,7 @@
                 <w:color w:val="1A1A1A"/>
                 <w:sz w:val="18"/>
               </w:rPr>
-              <w:t>직접 들음 / 가족 전언 / 그랬을 것 같음</w:t>
+              <w:t>본인 / 직접 들음 / 가족 전언 / 그랬을 것 같음</w:t>
             </w:r>
           </w:p>
         </w:tc>
@@ -8667,7 +8678,7 @@
                 <w:color w:val="6E6E6E"/>
                 <w:sz w:val="15"/>
               </w:rPr>
-              <w:t>하나 고르기 — 자유 / 물으면만 / 짧게 넘김 / 금지</w:t>
+              <w:t>하나 고르기: 자유 / 물으면만 / 짧게 넘김 / 금지</w:t>
             </w:r>
           </w:p>
         </w:tc>
@@ -8695,7 +8706,7 @@
                 <w:color w:val="6E6E6E"/>
                 <w:sz w:val="15"/>
               </w:rPr>
-              <w:t>단답 60자, 선택</w:t>
+              <w:t>단답 60자 · 선택</w:t>
             </w:r>
           </w:p>
         </w:tc>
@@ -9260,7 +9271,7 @@
                 <w:color w:val="6E6E6E"/>
                 <w:sz w:val="15"/>
               </w:rPr>
-              <w:t>가족 중 한 사람, 또는 사건 (단답 30자)</w:t>
+              <w:t>가족 중 한 사람, 또는 사건 이름</w:t>
             </w:r>
           </w:p>
         </w:tc>
@@ -9288,7 +9299,7 @@
                 <w:color w:val="6E6E6E"/>
                 <w:sz w:val="15"/>
               </w:rPr>
-              <w:t>하나 고르기 — 물으면만 / 금지</w:t>
+              <w:t>하나 고르기: 물으면만 / 금지</w:t>
             </w:r>
           </w:p>
         </w:tc>
@@ -9650,7 +9661,7 @@
                 <w:color w:val="6E6E6E"/>
                 <w:sz w:val="15"/>
               </w:rPr>
-              <w:t>하나 고르기 — 곁에 있었음 / 있지 못했음 / 모름</w:t>
+              <w:t>하나 고르기: 곁에 있었음 / 있지 못했음 / 모름</w:t>
             </w:r>
           </w:p>
         </w:tc>
@@ -10085,7 +10096,7 @@
                 <w:color w:val="6E6E6E"/>
                 <w:sz w:val="15"/>
               </w:rPr>
-              <w:t>하나 고르기 — 지금부터 / 특정 날짜 / 내가 없을 때</w:t>
+              <w:t>하나 고르기: 지금부터 / 특정 날짜 / 내가 없을 때</w:t>
             </w:r>
           </w:p>
         </w:tc>

--- a/ai/docs/Persona_Intake_시험지.docx
+++ b/ai/docs/Persona_Intake_시험지.docx
@@ -867,7 +867,17 @@
                 <w:color w:val="6E6E6E"/>
                 <w:sz w:val="15"/>
               </w:rPr>
-              <w:t>하나 고르기: 어머니 / 아버지 / 할머니 / 할아버지 / 배우자 / 아들 / 딸 / 형제자매 / 그 밖</w:t>
+              <w:t>하나 고르기</w:t>
+            </w:r>
+            <w:r>
+              <w:br/>
+            </w:r>
+            <w:r>
+              <w:rPr>
+                <w:color w:val="6E6E6E"/>
+                <w:sz w:val="15"/>
+              </w:rPr>
+              <w:t>어머니 / 아버지 / 할머니 / 할아버지 / 배우자 / 아들 / 딸 / 형제자매 / 그 밖</w:t>
             </w:r>
           </w:p>
         </w:tc>
@@ -895,7 +905,17 @@
                 <w:color w:val="6E6E6E"/>
                 <w:sz w:val="15"/>
               </w:rPr>
-              <w:t>하나 고르기: 주 작성자 / 보조</w:t>
+              <w:t>하나 고르기</w:t>
+            </w:r>
+            <w:r>
+              <w:br/>
+            </w:r>
+            <w:r>
+              <w:rPr>
+                <w:color w:val="6E6E6E"/>
+                <w:sz w:val="15"/>
+              </w:rPr>
+              <w:t>주 작성자 / 보조</w:t>
             </w:r>
           </w:p>
         </w:tc>
@@ -1797,17 +1817,6 @@
           <w:sz w:val="17"/>
         </w:rPr>
         <w:t>가이드: 한 칸에 여러 개를 나열하지 말고 한 줄에 하나씩</w:t>
-      </w:r>
-      <w:r>
-        <w:br/>
-      </w:r>
-      <w:r>
-        <w:rPr>
-          <w:b w:val="0"/>
-          <w:color w:val="6E6E6E"/>
-          <w:sz w:val="17"/>
-        </w:rPr>
-        <w:t>안내: 본인 페르소나면 출처는 "본인"으로 자동으로 채워집니다</w:t>
       </w:r>
     </w:p>
     <w:tbl>
@@ -1878,7 +1887,17 @@
                 <w:color w:val="6E6E6E"/>
                 <w:sz w:val="15"/>
               </w:rPr>
-              <w:t>하나 고르기: 인사·안부 / 걱정·당부 / 기쁨·칭찬 / 위로 / 꾸중 / 작별·전화 끊을 때 / 습관성 추임새 / 기타</w:t>
+              <w:t>하나 고르기</w:t>
+            </w:r>
+            <w:r>
+              <w:br/>
+            </w:r>
+            <w:r>
+              <w:rPr>
+                <w:color w:val="6E6E6E"/>
+                <w:sz w:val="15"/>
+              </w:rPr>
+              <w:t>인사·안부 / 걱정·당부 / 기쁨·칭찬 / 위로 / 꾸중 / 작별·전화 끊을 때 / 말버릇: 말 시작할 때 / 말버릇: 생각하거나 뜸 들일 때 / 말버릇: 강조할 때 / 말버릇: 문장을 이을 때 / 말버릇: 말끝을 흐릴 때 / 기타</w:t>
             </w:r>
           </w:p>
         </w:tc>
@@ -1906,7 +1925,17 @@
                 <w:color w:val="6E6E6E"/>
                 <w:sz w:val="15"/>
               </w:rPr>
-              <w:t>하나 고르기: 가족 중 한 사람 / 모두에게</w:t>
+              <w:t>하나 고르기</w:t>
+            </w:r>
+            <w:r>
+              <w:br/>
+            </w:r>
+            <w:r>
+              <w:rPr>
+                <w:color w:val="6E6E6E"/>
+                <w:sz w:val="15"/>
+              </w:rPr>
+              <w:t>가족 중 한 사람 / 모두에게</w:t>
             </w:r>
           </w:p>
         </w:tc>
@@ -1934,7 +1963,27 @@
                 <w:color w:val="6E6E6E"/>
                 <w:sz w:val="15"/>
               </w:rPr>
-              <w:t>하나 고르기: 본인 / 직접 들음 / 가족 전언 / 그랬을 것 같음</w:t>
+              <w:t>하나 고르기</w:t>
+            </w:r>
+            <w:r>
+              <w:br/>
+            </w:r>
+            <w:r>
+              <w:rPr>
+                <w:color w:val="6E6E6E"/>
+                <w:sz w:val="15"/>
+              </w:rPr>
+              <w:t>본인 / 직접 들음 / 가족 전언 / 그랬을 것 같음</w:t>
+            </w:r>
+            <w:r>
+              <w:br/>
+            </w:r>
+            <w:r>
+              <w:rPr>
+                <w:color w:val="6E6E6E"/>
+                <w:sz w:val="15"/>
+              </w:rPr>
+              <w:t>본인 페르소나면 "본인"으로 자동으로 채워집니다</w:t>
             </w:r>
           </w:p>
         </w:tc>
@@ -3476,7 +3525,17 @@
                 <w:color w:val="6E6E6E"/>
                 <w:sz w:val="15"/>
               </w:rPr>
-              <w:t>하나 고르기: 인사·안부 / 걱정·당부 / 기쁨·칭찬 / 위로 / 꾸중 / 작별·전화 끊을 때 / 습관성 추임새 / 기타</w:t>
+              <w:t>하나 고르기</w:t>
+            </w:r>
+            <w:r>
+              <w:br/>
+            </w:r>
+            <w:r>
+              <w:rPr>
+                <w:color w:val="6E6E6E"/>
+                <w:sz w:val="15"/>
+              </w:rPr>
+              <w:t>인사·안부 / 걱정·당부 / 기쁨·칭찬 / 위로 / 꾸중 / 작별·전화 끊을 때 / 말버릇: 말 시작할 때 / 말버릇: 생각하거나 뜸 들일 때 / 말버릇: 강조할 때 / 말버릇: 문장을 이을 때 / 말버릇: 말끝을 흐릴 때 / 기타</w:t>
             </w:r>
           </w:p>
         </w:tc>
@@ -3504,7 +3563,27 @@
                 <w:color w:val="6E6E6E"/>
                 <w:sz w:val="15"/>
               </w:rPr>
-              <w:t>하나 고르기: 본인 / 직접 들음 / 가족 전언 / 그랬을 것 같음</w:t>
+              <w:t>하나 고르기</w:t>
+            </w:r>
+            <w:r>
+              <w:br/>
+            </w:r>
+            <w:r>
+              <w:rPr>
+                <w:color w:val="6E6E6E"/>
+                <w:sz w:val="15"/>
+              </w:rPr>
+              <w:t>본인 / 직접 들음 / 가족 전언 / 그랬을 것 같음</w:t>
+            </w:r>
+            <w:r>
+              <w:br/>
+            </w:r>
+            <w:r>
+              <w:rPr>
+                <w:color w:val="6E6E6E"/>
+                <w:sz w:val="15"/>
+              </w:rPr>
+              <w:t>본인 페르소나면 "본인"으로 자동으로 채워집니다</w:t>
             </w:r>
           </w:p>
         </w:tc>
@@ -5115,7 +5194,17 @@
                 <w:color w:val="6E6E6E"/>
                 <w:sz w:val="15"/>
               </w:rPr>
-              <w:t>하나 고르기: 인사·안부 / 걱정·당부 / 기쁨·칭찬 / 위로 / 꾸중 / 작별·전화 끊을 때 / 습관성 추임새 / 기타</w:t>
+              <w:t>하나 고르기</w:t>
+            </w:r>
+            <w:r>
+              <w:br/>
+            </w:r>
+            <w:r>
+              <w:rPr>
+                <w:color w:val="6E6E6E"/>
+                <w:sz w:val="15"/>
+              </w:rPr>
+              <w:t>인사·안부 / 걱정·당부 / 기쁨·칭찬 / 위로 / 꾸중 / 작별·전화 끊을 때 / 말버릇: 말 시작할 때 / 말버릇: 생각하거나 뜸 들일 때 / 말버릇: 강조할 때 / 말버릇: 문장을 이을 때 / 말버릇: 말끝을 흐릴 때 / 기타</w:t>
             </w:r>
           </w:p>
         </w:tc>
@@ -5143,7 +5232,27 @@
                 <w:color w:val="6E6E6E"/>
                 <w:sz w:val="15"/>
               </w:rPr>
-              <w:t>하나 고르기: 본인 / 직접 들음 / 가족 전언 / 그랬을 것 같음</w:t>
+              <w:t>하나 고르기</w:t>
+            </w:r>
+            <w:r>
+              <w:br/>
+            </w:r>
+            <w:r>
+              <w:rPr>
+                <w:color w:val="6E6E6E"/>
+                <w:sz w:val="15"/>
+              </w:rPr>
+              <w:t>본인 / 직접 들음 / 가족 전언 / 그랬을 것 같음</w:t>
+            </w:r>
+            <w:r>
+              <w:br/>
+            </w:r>
+            <w:r>
+              <w:rPr>
+                <w:color w:val="6E6E6E"/>
+                <w:sz w:val="15"/>
+              </w:rPr>
+              <w:t>본인 페르소나면 "본인"으로 자동으로 채워집니다</w:t>
             </w:r>
           </w:p>
         </w:tc>
@@ -8678,7 +8787,17 @@
                 <w:color w:val="6E6E6E"/>
                 <w:sz w:val="15"/>
               </w:rPr>
-              <w:t>하나 고르기: 자유 / 물으면만 / 짧게 넘김 / 금지</w:t>
+              <w:t>하나 고르기</w:t>
+            </w:r>
+            <w:r>
+              <w:br/>
+            </w:r>
+            <w:r>
+              <w:rPr>
+                <w:color w:val="6E6E6E"/>
+                <w:sz w:val="15"/>
+              </w:rPr>
+              <w:t>자유 / 물으면만 / 짧게 넘김 / 금지</w:t>
             </w:r>
           </w:p>
         </w:tc>
@@ -9299,7 +9418,17 @@
                 <w:color w:val="6E6E6E"/>
                 <w:sz w:val="15"/>
               </w:rPr>
-              <w:t>하나 고르기: 물으면만 / 금지</w:t>
+              <w:t>하나 고르기</w:t>
+            </w:r>
+            <w:r>
+              <w:br/>
+            </w:r>
+            <w:r>
+              <w:rPr>
+                <w:color w:val="6E6E6E"/>
+                <w:sz w:val="15"/>
+              </w:rPr>
+              <w:t>물으면만 / 금지</w:t>
             </w:r>
           </w:p>
         </w:tc>
@@ -9661,7 +9790,17 @@
                 <w:color w:val="6E6E6E"/>
                 <w:sz w:val="15"/>
               </w:rPr>
-              <w:t>하나 고르기: 곁에 있었음 / 있지 못했음 / 모름</w:t>
+              <w:t>하나 고르기</w:t>
+            </w:r>
+            <w:r>
+              <w:br/>
+            </w:r>
+            <w:r>
+              <w:rPr>
+                <w:color w:val="6E6E6E"/>
+                <w:sz w:val="15"/>
+              </w:rPr>
+              <w:t>곁에 있었음 / 있지 못했음 / 모름</w:t>
             </w:r>
           </w:p>
         </w:tc>
@@ -10096,7 +10235,17 @@
                 <w:color w:val="6E6E6E"/>
                 <w:sz w:val="15"/>
               </w:rPr>
-              <w:t>하나 고르기: 지금부터 / 특정 날짜 / 내가 없을 때</w:t>
+              <w:t>하나 고르기</w:t>
+            </w:r>
+            <w:r>
+              <w:br/>
+            </w:r>
+            <w:r>
+              <w:rPr>
+                <w:color w:val="6E6E6E"/>
+                <w:sz w:val="15"/>
+              </w:rPr>
+              <w:t>지금부터 / 특정 날짜 / 내가 없을 때</w:t>
             </w:r>
           </w:p>
         </w:tc>

--- a/ai/docs/Persona_Intake_시험지.docx
+++ b/ai/docs/Persona_Intake_시험지.docx
@@ -1897,7 +1897,7 @@
                 <w:color w:val="6E6E6E"/>
                 <w:sz w:val="15"/>
               </w:rPr>
-              <w:t>인사·안부 / 걱정·당부 / 기쁨·칭찬 / 위로 / 꾸중 / 작별·전화 끊을 때 / 말버릇: 말 시작할 때 / 말버릇: 생각하거나 뜸 들일 때 / 말버릇: 강조할 때 / 말버릇: 문장을 이을 때 / 말버릇: 말끝을 흐릴 때 / 기타</w:t>
+              <w:t>인사·안부 / 걱정·당부 / 기쁨·칭찬 / 위로 / 꾸중 / 작별·전화 끊을 때 / 말 시작할 때 / 생각하거나 뜸 들일 때 / 강조할 때 / 문장을 이을 때 / 말끝을 흐릴 때 / 기타</w:t>
             </w:r>
           </w:p>
         </w:tc>
@@ -3535,7 +3535,7 @@
                 <w:color w:val="6E6E6E"/>
                 <w:sz w:val="15"/>
               </w:rPr>
-              <w:t>인사·안부 / 걱정·당부 / 기쁨·칭찬 / 위로 / 꾸중 / 작별·전화 끊을 때 / 말버릇: 말 시작할 때 / 말버릇: 생각하거나 뜸 들일 때 / 말버릇: 강조할 때 / 말버릇: 문장을 이을 때 / 말버릇: 말끝을 흐릴 때 / 기타</w:t>
+              <w:t>인사·안부 / 걱정·당부 / 기쁨·칭찬 / 위로 / 꾸중 / 작별·전화 끊을 때 / 말 시작할 때 / 생각하거나 뜸 들일 때 / 강조할 때 / 문장을 이을 때 / 말끝을 흐릴 때 / 기타</w:t>
             </w:r>
           </w:p>
         </w:tc>
@@ -5204,7 +5204,7 @@
                 <w:color w:val="6E6E6E"/>
                 <w:sz w:val="15"/>
               </w:rPr>
-              <w:t>인사·안부 / 걱정·당부 / 기쁨·칭찬 / 위로 / 꾸중 / 작별·전화 끊을 때 / 말버릇: 말 시작할 때 / 말버릇: 생각하거나 뜸 들일 때 / 말버릇: 강조할 때 / 말버릇: 문장을 이을 때 / 말버릇: 말끝을 흐릴 때 / 기타</w:t>
+              <w:t>인사·안부 / 걱정·당부 / 기쁨·칭찬 / 위로 / 꾸중 / 작별·전화 끊을 때 / 말 시작할 때 / 생각하거나 뜸 들일 때 / 강조할 때 / 문장을 이을 때 / 말끝을 흐릴 때 / 기타</w:t>
             </w:r>
           </w:p>
         </w:tc>

--- a/ai/docs/Persona_Intake_시험지.docx
+++ b/ai/docs/Persona_Intake_시험지.docx
@@ -1897,7 +1897,7 @@
                 <w:color w:val="6E6E6E"/>
                 <w:sz w:val="15"/>
               </w:rPr>
-              <w:t>인사·안부 / 걱정·당부 / 기쁨·칭찬 / 위로 / 꾸중 / 작별·전화 끊을 때 / 말 시작할 때 / 생각하거나 뜸 들일 때 / 강조할 때 / 문장을 이을 때 / 말끝을 흐릴 때 / 기타</w:t>
+              <w:t>인사·안부 / 걱정·당부 / 기쁨·칭찬 / 위로 / 꾸중 / 작별·전화 끊을 때 / 습관성 추임새 / 기타</w:t>
             </w:r>
           </w:p>
         </w:tc>
@@ -3535,7 +3535,7 @@
                 <w:color w:val="6E6E6E"/>
                 <w:sz w:val="15"/>
               </w:rPr>
-              <w:t>인사·안부 / 걱정·당부 / 기쁨·칭찬 / 위로 / 꾸중 / 작별·전화 끊을 때 / 말 시작할 때 / 생각하거나 뜸 들일 때 / 강조할 때 / 문장을 이을 때 / 말끝을 흐릴 때 / 기타</w:t>
+              <w:t>인사·안부 / 걱정·당부 / 기쁨·칭찬 / 위로 / 꾸중 / 작별·전화 끊을 때 / 습관성 추임새 / 기타</w:t>
             </w:r>
           </w:p>
         </w:tc>
@@ -5204,7 +5204,7 @@
                 <w:color w:val="6E6E6E"/>
                 <w:sz w:val="15"/>
               </w:rPr>
-              <w:t>인사·안부 / 걱정·당부 / 기쁨·칭찬 / 위로 / 꾸중 / 작별·전화 끊을 때 / 말 시작할 때 / 생각하거나 뜸 들일 때 / 강조할 때 / 문장을 이을 때 / 말끝을 흐릴 때 / 기타</w:t>
+              <w:t>인사·안부 / 걱정·당부 / 기쁨·칭찬 / 위로 / 꾸중 / 작별·전화 끊을 때 / 습관성 추임새 / 기타</w:t>
             </w:r>
           </w:p>
         </w:tc>

--- a/ai/docs/Persona_Intake_시험지.docx
+++ b/ai/docs/Persona_Intake_시험지.docx
@@ -411,7 +411,7 @@
           <w:b/>
           <w:sz w:val="21"/>
         </w:rPr>
-        <w:t xml:space="preserve">P1-05B  </w:t>
+        <w:t xml:space="preserve">P1-06  </w:t>
       </w:r>
       <w:r>
         <w:rPr>
@@ -487,7 +487,7 @@
           <w:b/>
           <w:sz w:val="21"/>
         </w:rPr>
-        <w:t xml:space="preserve">P1-06  </w:t>
+        <w:t xml:space="preserve">P1-07  </w:t>
       </w:r>
       <w:r>
         <w:rPr>
@@ -585,7 +585,7 @@
           <w:color w:val="1A1A1A"/>
           <w:sz w:val="21"/>
         </w:rPr>
-        <w:t>(P1-06에서 "나만" 또는 "나와 내가 초대한 사람만"을 고르셨다면) 페르소나가 나를 뭐라고 부를까요?</w:t>
+        <w:t>(P1-07에서 "나만" 또는 "나와 내가 초대한 사람만"을 고르셨다면) 페르소나가 나를 뭐라고 부를까요?</w:t>
       </w:r>
       <w:r>
         <w:rPr>
@@ -655,7 +655,7 @@
           <w:color w:val="1A1A1A"/>
           <w:sz w:val="21"/>
         </w:rPr>
-        <w:t>(P1-06에서 "공개"를 고르셨다면) 페르소나가 방문자를 뭐라고 부를까요?</w:t>
+        <w:t>(P1-07에서 "공개"를 고르셨다면) 페르소나가 방문자를 뭐라고 부를까요?</w:t>
       </w:r>
       <w:r>
         <w:rPr>
@@ -714,7 +714,7 @@
           <w:color w:val="1A1A1A"/>
           <w:sz w:val="21"/>
         </w:rPr>
-        <w:t>(P1-06에서 "공개"를 고르셨다면) 방문자를 어떤 느낌으로 대했으면 하나요?</w:t>
+        <w:t>(P1-07에서 "공개"를 고르셨다면) 방문자를 어떤 느낌으로 대했으면 하나요?</w:t>
       </w:r>
       <w:r>
         <w:rPr>
@@ -1436,7 +1436,7 @@
           <w:b/>
           <w:sz w:val="21"/>
         </w:rPr>
-        <w:t xml:space="preserve">C-05A  </w:t>
+        <w:t xml:space="preserve">C-05  </w:t>
       </w:r>
       <w:r>
         <w:rPr>
@@ -1495,7 +1495,7 @@
           <w:b/>
           <w:sz w:val="21"/>
         </w:rPr>
-        <w:t xml:space="preserve">C-05B  </w:t>
+        <w:t xml:space="preserve">C-06  </w:t>
       </w:r>
       <w:r>
         <w:rPr>
@@ -1571,7 +1571,7 @@
           <w:b/>
           <w:sz w:val="21"/>
         </w:rPr>
-        <w:t xml:space="preserve">C-06A  </w:t>
+        <w:t xml:space="preserve">C-07  </w:t>
       </w:r>
       <w:r>
         <w:rPr>
@@ -1714,7 +1714,7 @@
           <w:b/>
           <w:sz w:val="21"/>
         </w:rPr>
-        <w:t xml:space="preserve">C-06B  </w:t>
+        <w:t xml:space="preserve">C-08  </w:t>
       </w:r>
       <w:r>
         <w:rPr>
@@ -1790,7 +1790,7 @@
           <w:b/>
           <w:sz w:val="21"/>
         </w:rPr>
-        <w:t xml:space="preserve">C-07  </w:t>
+        <w:t xml:space="preserve">C-09  </w:t>
       </w:r>
       <w:r>
         <w:rPr>
@@ -2173,7 +2173,7 @@
           <w:b/>
           <w:sz w:val="21"/>
         </w:rPr>
-        <w:t xml:space="preserve">C-08A  </w:t>
+        <w:t xml:space="preserve">C-10  </w:t>
       </w:r>
       <w:r>
         <w:rPr>
@@ -2332,7 +2332,7 @@
           <w:b/>
           <w:sz w:val="21"/>
         </w:rPr>
-        <w:t xml:space="preserve">C-08B  </w:t>
+        <w:t xml:space="preserve">C-11  </w:t>
       </w:r>
       <w:r>
         <w:rPr>
@@ -2547,7 +2547,7 @@
           <w:b/>
           <w:sz w:val="21"/>
         </w:rPr>
-        <w:t xml:space="preserve">M1-01B  </w:t>
+        <w:t xml:space="preserve">M1-02  </w:t>
       </w:r>
       <w:r>
         <w:rPr>
@@ -2623,7 +2623,7 @@
           <w:b/>
           <w:sz w:val="21"/>
         </w:rPr>
-        <w:t xml:space="preserve">M1-02  </w:t>
+        <w:t xml:space="preserve">M1-03  </w:t>
       </w:r>
       <w:r>
         <w:rPr>
@@ -2699,7 +2699,7 @@
           <w:b/>
           <w:sz w:val="21"/>
         </w:rPr>
-        <w:t xml:space="preserve">M1-03  </w:t>
+        <w:t xml:space="preserve">M1-04  </w:t>
       </w:r>
       <w:r>
         <w:rPr>
@@ -2939,7 +2939,7 @@
           <w:b/>
           <w:sz w:val="21"/>
         </w:rPr>
-        <w:t xml:space="preserve">M1-04A  </w:t>
+        <w:t xml:space="preserve">M1-05  </w:t>
       </w:r>
       <w:r>
         <w:rPr>
@@ -2986,7 +2986,7 @@
           <w:b/>
           <w:sz w:val="21"/>
         </w:rPr>
-        <w:t xml:space="preserve">M1-04B  </w:t>
+        <w:t xml:space="preserve">M1-06  </w:t>
       </w:r>
       <w:r>
         <w:rPr>
@@ -3062,7 +3062,7 @@
           <w:b/>
           <w:sz w:val="21"/>
         </w:rPr>
-        <w:t xml:space="preserve">M1-05  </w:t>
+        <w:t xml:space="preserve">M1-07  </w:t>
       </w:r>
       <w:r>
         <w:rPr>
@@ -3158,7 +3158,7 @@
           <w:b/>
           <w:sz w:val="21"/>
         </w:rPr>
-        <w:t xml:space="preserve">M1-06  </w:t>
+        <w:t xml:space="preserve">M1-08  </w:t>
       </w:r>
       <w:r>
         <w:rPr>
@@ -3264,7 +3264,7 @@
           <w:b/>
           <w:sz w:val="21"/>
         </w:rPr>
-        <w:t xml:space="preserve">M2-00  </w:t>
+        <w:t xml:space="preserve">M2-01  </w:t>
       </w:r>
       <w:r>
         <w:rPr>
@@ -3311,7 +3311,7 @@
           <w:b/>
           <w:sz w:val="21"/>
         </w:rPr>
-        <w:t xml:space="preserve">M2-01A  </w:t>
+        <w:t xml:space="preserve">M2-02  </w:t>
       </w:r>
       <w:r>
         <w:rPr>
@@ -3370,7 +3370,7 @@
           <w:b/>
           <w:sz w:val="21"/>
         </w:rPr>
-        <w:t xml:space="preserve">M2-01B  </w:t>
+        <w:t xml:space="preserve">M2-03  </w:t>
       </w:r>
       <w:r>
         <w:rPr>
@@ -3429,7 +3429,7 @@
           <w:b/>
           <w:sz w:val="21"/>
         </w:rPr>
-        <w:t xml:space="preserve">M2-02  </w:t>
+        <w:t xml:space="preserve">M2-04  </w:t>
       </w:r>
       <w:r>
         <w:rPr>
@@ -3657,7 +3657,7 @@
           <w:b/>
           <w:sz w:val="21"/>
         </w:rPr>
-        <w:t xml:space="preserve">M2-03  </w:t>
+        <w:t xml:space="preserve">M2-05  </w:t>
       </w:r>
       <w:r>
         <w:rPr>
@@ -3720,7 +3720,7 @@
           <w:b/>
           <w:sz w:val="21"/>
         </w:rPr>
-        <w:t xml:space="preserve">M2-04  </w:t>
+        <w:t xml:space="preserve">M2-06  </w:t>
       </w:r>
       <w:r>
         <w:rPr>
@@ -3796,7 +3796,7 @@
           <w:b/>
           <w:sz w:val="21"/>
         </w:rPr>
-        <w:t xml:space="preserve">M2-05  </w:t>
+        <w:t xml:space="preserve">M2-07  </w:t>
       </w:r>
       <w:r>
         <w:rPr>
@@ -3923,7 +3923,7 @@
           <w:b/>
           <w:sz w:val="21"/>
         </w:rPr>
-        <w:t xml:space="preserve">M2-06  </w:t>
+        <w:t xml:space="preserve">M2-08  </w:t>
       </w:r>
       <w:r>
         <w:rPr>
@@ -3970,7 +3970,7 @@
           <w:b/>
           <w:sz w:val="21"/>
         </w:rPr>
-        <w:t xml:space="preserve">M2-07  </w:t>
+        <w:t xml:space="preserve">M2-09  </w:t>
       </w:r>
       <w:r>
         <w:rPr>
@@ -4017,7 +4017,7 @@
           <w:b/>
           <w:sz w:val="21"/>
         </w:rPr>
-        <w:t xml:space="preserve">M2-08  </w:t>
+        <w:t xml:space="preserve">M2-10  </w:t>
       </w:r>
       <w:r>
         <w:rPr>
@@ -4075,7 +4075,7 @@
           <w:b/>
           <w:sz w:val="21"/>
         </w:rPr>
-        <w:t xml:space="preserve">M2-OE  </w:t>
+        <w:t xml:space="preserve">M2-11  </w:t>
       </w:r>
       <w:r>
         <w:rPr>
@@ -4294,7 +4294,7 @@
           <w:b/>
           <w:sz w:val="21"/>
         </w:rPr>
-        <w:t xml:space="preserve">M3-06  </w:t>
+        <w:t xml:space="preserve">M3-03  </w:t>
       </w:r>
       <w:r>
         <w:rPr>
@@ -4489,7 +4489,7 @@
           <w:b/>
           <w:sz w:val="21"/>
         </w:rPr>
-        <w:t xml:space="preserve">M3-08  </w:t>
+        <w:t xml:space="preserve">M3-04  </w:t>
       </w:r>
       <w:r>
         <w:rPr>
@@ -4615,7 +4615,7 @@
           <w:b/>
           <w:sz w:val="21"/>
         </w:rPr>
-        <w:t xml:space="preserve">M3-09  </w:t>
+        <w:t xml:space="preserve">M3-05  </w:t>
       </w:r>
       <w:r>
         <w:rPr>
@@ -4678,7 +4678,7 @@
           <w:b/>
           <w:sz w:val="21"/>
         </w:rPr>
-        <w:t xml:space="preserve">M3-10  </w:t>
+        <w:t xml:space="preserve">M3-06  </w:t>
       </w:r>
       <w:r>
         <w:rPr>
@@ -6274,7 +6274,7 @@
           <w:b/>
           <w:sz w:val="21"/>
         </w:rPr>
-        <w:t xml:space="preserve">M5-07A  </w:t>
+        <w:t xml:space="preserve">M5-07  </w:t>
       </w:r>
       <w:r>
         <w:rPr>
@@ -6353,7 +6353,7 @@
           <w:b/>
           <w:sz w:val="21"/>
         </w:rPr>
-        <w:t xml:space="preserve">M5-07B  </w:t>
+        <w:t xml:space="preserve">M5-07A  </w:t>
       </w:r>
       <w:r>
         <w:rPr>
@@ -6361,7 +6361,7 @@
           <w:color w:val="1A1A1A"/>
           <w:sz w:val="21"/>
         </w:rPr>
-        <w:t>(M5-07A에서 "말하겠다"를 고르셨다면) 어떤 시기였나요?</w:t>
+        <w:t>(M5-07에서 "말하겠다"를 고르셨다면) 어떤 시기였나요?</w:t>
       </w:r>
       <w:r>
         <w:rPr>
@@ -6542,7 +6542,7 @@
           <w:b/>
           <w:sz w:val="21"/>
         </w:rPr>
-        <w:t xml:space="preserve">M5-OE  </w:t>
+        <w:t xml:space="preserve">M5-09  </w:t>
       </w:r>
       <w:r>
         <w:rPr>
@@ -9294,7 +9294,7 @@
           <w:b/>
           <w:sz w:val="21"/>
         </w:rPr>
-        <w:t xml:space="preserve">M9-03  </w:t>
+        <w:t xml:space="preserve">M9-02  </w:t>
       </w:r>
       <w:r>
         <w:rPr>
@@ -9334,7 +9334,7 @@
           <w:b/>
           <w:sz w:val="21"/>
         </w:rPr>
-        <w:t xml:space="preserve">M9-04  </w:t>
+        <w:t xml:space="preserve">M9-03  </w:t>
       </w:r>
       <w:r>
         <w:rPr>
@@ -9572,7 +9572,7 @@
           <w:b/>
           <w:sz w:val="21"/>
         </w:rPr>
-        <w:t xml:space="preserve">T1-02A  </w:t>
+        <w:t xml:space="preserve">T1-02  </w:t>
       </w:r>
       <w:r>
         <w:rPr>
@@ -9694,7 +9694,7 @@
           <w:b/>
           <w:sz w:val="21"/>
         </w:rPr>
-        <w:t xml:space="preserve">T1-02B  </w:t>
+        <w:t xml:space="preserve">T1-03  </w:t>
       </w:r>
       <w:r>
         <w:rPr>
@@ -9894,7 +9894,7 @@
           <w:b/>
           <w:sz w:val="21"/>
         </w:rPr>
-        <w:t xml:space="preserve">T1-02C  </w:t>
+        <w:t xml:space="preserve">T1-04  </w:t>
       </w:r>
       <w:r>
         <w:rPr>
@@ -9986,7 +9986,7 @@
           <w:b/>
           <w:sz w:val="21"/>
         </w:rPr>
-        <w:t xml:space="preserve">T1-03  </w:t>
+        <w:t xml:space="preserve">T1-05  </w:t>
       </w:r>
       <w:r>
         <w:rPr>
@@ -10026,7 +10026,7 @@
           <w:b/>
           <w:sz w:val="21"/>
         </w:rPr>
-        <w:t xml:space="preserve">T1-04  </w:t>
+        <w:t xml:space="preserve">T1-06  </w:t>
       </w:r>
       <w:r>
         <w:rPr>
@@ -10066,7 +10066,7 @@
           <w:b/>
           <w:sz w:val="21"/>
         </w:rPr>
-        <w:t xml:space="preserve">T1-05  </w:t>
+        <w:t xml:space="preserve">T1-07  </w:t>
       </w:r>
       <w:r>
         <w:rPr>
@@ -10642,7 +10642,7 @@
           <w:color w:val="1A1A1A"/>
           <w:sz w:val="20"/>
         </w:rPr>
-        <w:t>문항 목록에서 선택 · 기본 추천: C-05B · C-07 · M3-01 · M5-06 · M6-01</w:t>
+        <w:t>문항 목록에서 선택 · 기본 추천: C-06 · C-09 · M3-01 · M5-06 · M6-01</w:t>
       </w:r>
     </w:p>
     <w:p>

--- a/ai/docs/Persona_Intake_시험지.docx
+++ b/ai/docs/Persona_Intake_시험지.docx
@@ -877,7 +877,7 @@
                 <w:color w:val="6E6E6E"/>
                 <w:sz w:val="15"/>
               </w:rPr>
-              <w:t>어머니 / 아버지 / 할머니 / 할아버지 / 배우자 / 아들 / 딸 / 형제자매 / 그 밖</w:t>
+              <w:t>어머니 / 아버지 / 할머니 / 할아버지 / 배우자 / 아들 / 딸 / 형제자매 / 그 밖(직접 적기)</w:t>
             </w:r>
           </w:p>
         </w:tc>
@@ -1897,7 +1897,7 @@
                 <w:color w:val="6E6E6E"/>
                 <w:sz w:val="15"/>
               </w:rPr>
-              <w:t>인사·안부 / 걱정·당부 / 기쁨·칭찬 / 위로 / 꾸중 / 작별·전화 끊을 때 / 습관성 추임새 / 기타</w:t>
+              <w:t>인사·안부 / 걱정·당부 / 기쁨·칭찬 / 위로 / 꾸중 / 작별·전화 끊을 때 / 습관성 추임새 / 기타(직접 적기)</w:t>
             </w:r>
           </w:p>
         </w:tc>
@@ -3200,7 +3200,7 @@
           <w:color w:val="1A1A1A"/>
           <w:sz w:val="20"/>
         </w:rPr>
-        <w:t>□ 없음  □ 기독교  □ 천주교  □ 불교  □ 기타  □ 모름</w:t>
+        <w:t>□ 없음  □ 기독교  □ 천주교  □ 불교  □ 기타 → ____________________  □ 모름</w:t>
       </w:r>
     </w:p>
     <w:p>
@@ -3535,7 +3535,7 @@
                 <w:color w:val="6E6E6E"/>
                 <w:sz w:val="15"/>
               </w:rPr>
-              <w:t>인사·안부 / 걱정·당부 / 기쁨·칭찬 / 위로 / 꾸중 / 작별·전화 끊을 때 / 습관성 추임새 / 기타</w:t>
+              <w:t>인사·안부 / 걱정·당부 / 기쁨·칭찬 / 위로 / 꾸중 / 작별·전화 끊을 때 / 습관성 추임새 / 기타(직접 적기)</w:t>
             </w:r>
           </w:p>
         </w:tc>
@@ -5204,7 +5204,7 @@
                 <w:color w:val="6E6E6E"/>
                 <w:sz w:val="15"/>
               </w:rPr>
-              <w:t>인사·안부 / 걱정·당부 / 기쁨·칭찬 / 위로 / 꾸중 / 작별·전화 끊을 때 / 습관성 추임새 / 기타</w:t>
+              <w:t>인사·안부 / 걱정·당부 / 기쁨·칭찬 / 위로 / 꾸중 / 작별·전화 끊을 때 / 습관성 추임새 / 기타(직접 적기)</w:t>
             </w:r>
           </w:p>
         </w:tc>
@@ -7655,7 +7655,7 @@
                 <w:color w:val="1A1A1A"/>
                 <w:sz w:val="18"/>
               </w:rPr>
-              <w:t>적어둔 가족 중 한 사람 / 직접 입력</w:t>
+              <w:t>적어둔 가족 중 한 사람, 또는 직접 적기</w:t>
             </w:r>
           </w:p>
         </w:tc>
@@ -7988,7 +7988,7 @@
           <w:color w:val="1A1A1A"/>
           <w:sz w:val="20"/>
         </w:rPr>
-        <w:t>□ 같이 보고 싶다고 말한다  □ 담담하게 받고 안부로 돌린다  □ 짧게 웃어넘긴다  □ 직접 입력</w:t>
+        <w:t>□ 같이 보고 싶다고 말한다  □ 담담하게 받고 안부로 돌린다  □ 짧게 웃어넘긴다  □ 직접 입력 → ____________________</w:t>
       </w:r>
     </w:p>
     <w:p>
@@ -8060,7 +8060,7 @@
           <w:color w:val="1A1A1A"/>
           <w:sz w:val="20"/>
         </w:rPr>
-        <w:t>□ 끼니·건강부터 챙긴다  □ 직접 입력</w:t>
+        <w:t>□ 끼니·건강부터 챙긴다  □ 직접 입력 → ____________________</w:t>
       </w:r>
     </w:p>
     <w:p>
@@ -8116,7 +8116,7 @@
           <w:color w:val="1A1A1A"/>
           <w:sz w:val="20"/>
         </w:rPr>
-        <w:t>□ 크게 기뻐하며 축하한다  □ 담담하지만 기쁘게 받는다  □ 칭찬보다 당부를 덧붙인다  □ 직접 입력</w:t>
+        <w:t>□ 크게 기뻐하며 축하한다  □ 담담하지만 기쁘게 받는다  □ 칭찬보다 당부를 덧붙인다  □ 직접 입력 → ____________________</w:t>
       </w:r>
     </w:p>
     <w:p>
@@ -8183,7 +8183,7 @@
           <w:color w:val="1A1A1A"/>
           <w:sz w:val="20"/>
         </w:rPr>
-        <w:t>□ 크게 걱정하며 밥·쉬라고 챙긴다  □ 병원 가라고 재촉한다  □ 담담하게 괜찮을 거라 한다  □ 직접 입력</w:t>
+        <w:t>□ 크게 걱정하며 밥·쉬라고 챙긴다  □ 병원 가라고 재촉한다  □ 담담하게 괜찮을 거라 한다  □ 직접 입력 → ____________________</w:t>
       </w:r>
     </w:p>
     <w:p>
@@ -8255,7 +8255,7 @@
           <w:color w:val="1A1A1A"/>
           <w:sz w:val="20"/>
         </w:rPr>
-        <w:t>□ 이유를 차분히 묻는다  □ 직접 입력</w:t>
+        <w:t>□ 이유를 차분히 묻는다  □ 직접 입력 → ____________________</w:t>
       </w:r>
     </w:p>
     <w:p>
@@ -8327,7 +8327,7 @@
           <w:color w:val="1A1A1A"/>
           <w:sz w:val="20"/>
         </w:rPr>
-        <w:t>□ 건강부터 챙기라고 한다  □ 직접 입력</w:t>
+        <w:t>□ 건강부터 챙기라고 한다  □ 직접 입력 → ____________________</w:t>
       </w:r>
     </w:p>
     <w:p>
@@ -8383,7 +8383,7 @@
           <w:color w:val="1A1A1A"/>
           <w:sz w:val="20"/>
         </w:rPr>
-        <w:t>□ 믿고 잘하라고 한다  □ 신중하라고 한다  □ 캐묻지 않고 응원한다  □ 직접 입력</w:t>
+        <w:t>□ 믿고 잘하라고 한다  □ 신중하라고 한다  □ 캐묻지 않고 응원한다  □ 직접 입력 → ____________________</w:t>
       </w:r>
     </w:p>
     <w:p>
@@ -8512,7 +8512,7 @@
           <w:color w:val="1A1A1A"/>
           <w:sz w:val="20"/>
         </w:rPr>
-        <w:t>□ 짧게 넘기고 화제를 돌린다  □ 그런 얘기는 안 한다고 말한다  □ 원칙 한마디만 한다  □ 직접 입력</w:t>
+        <w:t>□ 짧게 넘기고 화제를 돌린다  □ 그런 얘기는 안 한다고 말한다  □ 원칙 한마디만 한다  □ 직접 입력 → ____________________</w:t>
       </w:r>
     </w:p>
     <w:p>
@@ -8584,7 +8584,7 @@
           <w:color w:val="1A1A1A"/>
           <w:sz w:val="20"/>
         </w:rPr>
-        <w:t>□ 그 얘기는 그만하자며 안부로 돌린다  □ 직접 입력</w:t>
+        <w:t>□ 그 얘기는 그만하자며 안부로 돌린다  □ 직접 입력 → ____________________</w:t>
       </w:r>
     </w:p>
     <w:p>

--- a/ai/docs/Persona_Intake_시험지.docx
+++ b/ai/docs/Persona_Intake_시험지.docx
@@ -363,7 +363,7 @@
           <w:color w:val="6E6E6E"/>
           <w:sz w:val="17"/>
         </w:rPr>
-        <w:t>가이드: 돌아가신 경우 "지금 이 모습"은 고를 수 없어요</w:t>
+        <w:t>가이드: 돌아가신 경우 "지금 이 모습"은 고를 수 없어요.</w:t>
       </w:r>
     </w:p>
     <w:p>
@@ -437,7 +437,7 @@
           <w:color w:val="6E6E6E"/>
           <w:sz w:val="17"/>
         </w:rPr>
-        <w:t>가이드: 답하지 않아도 괜찮아요</w:t>
+        <w:t>가이드: 답하지 않아도 괜찮아요.</w:t>
       </w:r>
     </w:p>
     <w:p>
@@ -513,7 +513,7 @@
           <w:color w:val="6E6E6E"/>
           <w:sz w:val="17"/>
         </w:rPr>
-        <w:t>가이드: 공개를 고르시면 건강·상속·가족 갈등 같은 민감한 주제가 기본으로 금지됩니다. 주제마다 다시 정할 수 있어요</w:t>
+        <w:t>가이드: 공개를 고르시면 건강·상속·가족 갈등 같은 민감한 주제가 기본으로 금지됩니다. 주제마다 다시 정할 수 있어요.</w:t>
       </w:r>
     </w:p>
     <w:p>
@@ -614,7 +614,7 @@
           <w:color w:val="6E6E6E"/>
           <w:sz w:val="17"/>
         </w:rPr>
-        <w:t>가이드: 나 한 명분만 적어주세요</w:t>
+        <w:t>가이드: 나 한 명분만 적어주세요.</w:t>
       </w:r>
     </w:p>
     <w:p>
@@ -1229,7 +1229,7 @@
           <w:color w:val="6E6E6E"/>
           <w:sz w:val="17"/>
         </w:rPr>
-        <w:t>가이드: 여기서는 태도만 골라주세요. 무슨 말로 안심시키는지는 뒤에서 따로 여쭤봐요</w:t>
+        <w:t>가이드: 여기서는 태도만 골라주세요. 무슨 말로 안심시키는지는 뒤에서 따로 여쭤봐요.</w:t>
       </w:r>
     </w:p>
     <w:p>
@@ -1521,7 +1521,7 @@
           <w:color w:val="6E6E6E"/>
           <w:sz w:val="17"/>
         </w:rPr>
-        <w:t>가이드: 성격 · 사람을 대하는 방식 · 주변 사람이 느끼는 인상, 이 세 가지를 한 문장씩. 학교나 직업 같은 이력은 여기 쓰지 않아도 돼요</w:t>
+        <w:t>가이드: 성격 · 사람을 대하는 방식 · 주변 사람이 느끼는 인상, 이 세 가지를 한 문장씩. 학교나 직업 같은 이력은 여기 쓰지 않아도 돼요.</w:t>
       </w:r>
     </w:p>
     <w:p>
@@ -2358,7 +2358,7 @@
           <w:color w:val="6E6E6E"/>
           <w:sz w:val="17"/>
         </w:rPr>
-        <w:t>가이드: "내가 진짜 할머니라고 말하지 않기"처럼 모든 페르소나에 공통으로 적용되는 규칙은 적지 않아도 돼요. 말투(유행어·영어 등)는 뒤에서 따로 물어요</w:t>
+        <w:t>가이드: "내가 진짜 할머니라고 말하지 않기"처럼 모든 페르소나에 공통으로 적용되는 규칙은 적지 않아도 돼요. 말투(유행어·영어 등)는 뒤에서 따로 물어요.</w:t>
       </w:r>
     </w:p>
     <w:tbl>
@@ -2515,7 +2515,7 @@
           <w:color w:val="6E6E6E"/>
           <w:sz w:val="17"/>
         </w:rPr>
-        <w:t>가이드: 고향은 시·군 단위로. 정확한 날짜는 선택이에요</w:t>
+        <w:t>가이드: 고향은 시·군 단위로. 정확한 날짜는 선택이에요.</w:t>
       </w:r>
     </w:p>
     <w:p>
@@ -2736,7 +2736,7 @@
           <w:color w:val="6E6E6E"/>
           <w:sz w:val="17"/>
         </w:rPr>
-        <w:t>가이드: 모르는 연도는 비우고 "모름"에 체크해주세요</w:t>
+        <w:t>가이드: 모르는 연도는 비우고 "모름"에 체크해주세요.</w:t>
       </w:r>
     </w:p>
     <w:tbl>
@@ -3184,7 +3184,7 @@
           <w:color w:val="6E6E6E"/>
           <w:sz w:val="17"/>
         </w:rPr>
-        <w:t>가이드: 죽음에 대한 생각은 여기 쓰지 않아요</w:t>
+        <w:t>가이드: 죽음에 대한 생각은 여기 쓰지 않아요.</w:t>
       </w:r>
     </w:p>
     <w:p>
@@ -4043,7 +4043,7 @@
           <w:color w:val="6E6E6E"/>
           <w:sz w:val="17"/>
         </w:rPr>
-        <w:t>가이드: 대화하는 분에게는 페르소나가 호칭과 말투를 맞춰요. 대화하지 않아도 페르소나가 이야기 속에서 언급할 수 있으니 등록해두세요</w:t>
+        <w:t>가이드: 대화하는 분에게는 페르소나가 호칭과 말투를 맞춰요. 대화하지 않아도 페르소나가 이야기 속에서 언급할 수 있으니 등록해두세요.</w:t>
       </w:r>
     </w:p>
     <w:p>
@@ -4101,7 +4101,7 @@
           <w:color w:val="6E6E6E"/>
           <w:sz w:val="17"/>
         </w:rPr>
-        <w:t>안내: 이름만 말해도 새 카드가 생겨요</w:t>
+        <w:t>안내: 이름만 말해도 새 카드가 생겨요.</w:t>
       </w:r>
     </w:p>
     <w:p>
@@ -4204,7 +4204,7 @@
           <w:color w:val="6E6E6E"/>
           <w:sz w:val="17"/>
         </w:rPr>
-        <w:t>가이드: 실제 하시던 말 그대로 적어주세요</w:t>
+        <w:t>가이드: 실제 하시던 말 그대로 적어주세요.</w:t>
       </w:r>
     </w:p>
     <w:p>
@@ -5014,7 +5014,7 @@
           <w:color w:val="6E6E6E"/>
           <w:sz w:val="17"/>
         </w:rPr>
-        <w:t>가이드: 단어나 구 단위로 적어주세요</w:t>
+        <w:t>가이드: 단어나 구 단위로 적어주세요.</w:t>
       </w:r>
     </w:p>
     <w:p>
@@ -5539,7 +5539,7 @@
           <w:color w:val="6E6E6E"/>
           <w:sz w:val="17"/>
         </w:rPr>
-        <w:t>가이드: 본인이 실제로 한 말이나 태도만. 말하고 싶지 않으면 건너뛰기. 여기는 그분의 생각을 적는 칸이에요</w:t>
+        <w:t>가이드: 본인이 실제로 한 말이나 태도만. 말하고 싶지 않으면 건너뛰기. 여기는 그분의 생각을 적는 칸이에요.</w:t>
       </w:r>
     </w:p>
     <w:p>
@@ -6681,7 +6681,7 @@
           <w:color w:val="6E6E6E"/>
           <w:sz w:val="17"/>
         </w:rPr>
-        <w:t>가이드: 한 줄에 음식 하나씩. 한 칸에 여러 개를 나열하지 말아주세요</w:t>
+        <w:t>가이드: 한 줄에 음식 하나씩. 한 칸에 여러 개를 나열하지 말아주세요.</w:t>
       </w:r>
     </w:p>
     <w:tbl>
@@ -8167,7 +8167,7 @@
           <w:color w:val="6E6E6E"/>
           <w:sz w:val="17"/>
         </w:rPr>
-        <w:t>가이드: 식사·휴식·병원 권유까지만 적어주세요. 약이나 치료에 대한 조언은 하지 않아요</w:t>
+        <w:t>가이드: 식사·휴식·병원 권유까지만 적어주세요. 약이나 치료에 대한 조언은 하지 않아요.</w:t>
       </w:r>
     </w:p>
     <w:p>
@@ -8445,7 +8445,7 @@
           <w:color w:val="6E6E6E"/>
           <w:sz w:val="17"/>
         </w:rPr>
-        <w:t>가이드: "기억 안 나" 계열은 쓸 수 없어요</w:t>
+        <w:t>가이드: "기억 안 나" 계열은 쓸 수 없어요.</w:t>
       </w:r>
     </w:p>
     <w:p>
@@ -8496,7 +8496,7 @@
           <w:color w:val="6E6E6E"/>
           <w:sz w:val="17"/>
         </w:rPr>
-        <w:t>가이드: 여기는 "그럴 때 뭐라고 하는지"만 적어주세요</w:t>
+        <w:t>가이드: 여기는 "그럴 때 뭐라고 하는지"만 적어주세요.</w:t>
       </w:r>
     </w:p>
     <w:p>
@@ -9598,7 +9598,7 @@
           <w:color w:val="6E6E6E"/>
           <w:sz w:val="17"/>
         </w:rPr>
-        <w:t>안내: 페르소나가 자기 일을 알고 있어야, 가족이 그때 이야기를 꺼냈을 때 답할 수 있어요. "말하고 싶지 않음"을 고르면 페르소나는 "그 얘기는 하지 말자"로만 답합니다</w:t>
+        <w:t>안내: 페르소나가 자기 일을 알고 있어야, 가족이 그때 이야기를 꺼냈을 때 답할 수 있어요. "말하고 싶지 않음"을 고르면 페르소나는 "그 얘기는 하지 말자"로만 답합니다.</w:t>
       </w:r>
     </w:p>
     <w:p>
@@ -9720,7 +9720,7 @@
           <w:color w:val="6E6E6E"/>
           <w:sz w:val="17"/>
         </w:rPr>
-        <w:t>안내: 곁에 못 있던 가족이 미안함을 말하면 페르소나가 그 사실을 알고 받아줍니다</w:t>
+        <w:t>안내: 곁에 못 있던 가족이 미안함을 말하면 페르소나가 그 사실을 알고 받아줍니다.</w:t>
       </w:r>
     </w:p>
     <w:tbl>
@@ -9920,7 +9920,7 @@
           <w:color w:val="6E6E6E"/>
           <w:sz w:val="17"/>
         </w:rPr>
-        <w:t>가이드: 마지막으로 나눈 대화, 그분이 남긴 말, 가족이 해드린 것. 의료 세부는 쓰지 않아도 돼요</w:t>
+        <w:t>가이드: 마지막으로 나눈 대화, 그분이 남긴 말, 가족이 해드린 것. 의료 세부는 쓰지 않아도 돼요.</w:t>
       </w:r>
     </w:p>
     <w:p>
@@ -11257,7 +11257,7 @@
           <w:color w:val="6E6E6E"/>
           <w:sz w:val="17"/>
         </w:rPr>
-        <w:t>안내: 돌아가신 분의 페르소나는 가족 검수를 통과해야 완성됩니다</w:t>
+        <w:t>안내: 돌아가신 분의 페르소나는 가족 검수를 통과해야 완성됩니다.</w:t>
       </w:r>
     </w:p>
     <w:sectPr>

--- a/ai/docs/Persona_Intake_시험지.docx
+++ b/ai/docs/Persona_Intake_시험지.docx
@@ -827,6 +827,7 @@
             <w:r>
               <w:rPr>
                 <w:b/>
+                <w:color w:val="1A1A1A"/>
                 <w:sz w:val="17"/>
               </w:rPr>
               <w:t>이름</w:t>
@@ -855,6 +856,7 @@
             <w:r>
               <w:rPr>
                 <w:b/>
+                <w:color w:val="1A1A1A"/>
                 <w:sz w:val="17"/>
               </w:rPr>
               <w:t>그분과의 관계</w:t>
@@ -893,6 +895,7 @@
             <w:r>
               <w:rPr>
                 <w:b/>
+                <w:color w:val="1A1A1A"/>
                 <w:sz w:val="17"/>
               </w:rPr>
               <w:t>역할</w:t>
@@ -1847,6 +1850,7 @@
             <w:r>
               <w:rPr>
                 <w:b/>
+                <w:color w:val="1A1A1A"/>
                 <w:sz w:val="17"/>
               </w:rPr>
               <w:t>표현</w:t>
@@ -1875,6 +1879,7 @@
             <w:r>
               <w:rPr>
                 <w:b/>
+                <w:color w:val="1A1A1A"/>
                 <w:sz w:val="17"/>
               </w:rPr>
               <w:t>언제 쓰는 말인가요</w:t>
@@ -1913,6 +1918,7 @@
             <w:r>
               <w:rPr>
                 <w:b/>
+                <w:color w:val="1A1A1A"/>
                 <w:sz w:val="17"/>
               </w:rPr>
               <w:t>누구에게</w:t>
@@ -1951,6 +1957,7 @@
             <w:r>
               <w:rPr>
                 <w:b/>
+                <w:color w:val="1A1A1A"/>
                 <w:sz w:val="17"/>
               </w:rPr>
               <w:t>출처</w:t>
@@ -2386,6 +2393,7 @@
             <w:r>
               <w:rPr>
                 <w:b/>
+                <w:color w:val="1A1A1A"/>
                 <w:sz w:val="17"/>
               </w:rPr>
               <w:t>규칙</w:t>
@@ -2767,6 +2775,7 @@
             <w:r>
               <w:rPr>
                 <w:b/>
+                <w:color w:val="1A1A1A"/>
                 <w:sz w:val="17"/>
               </w:rPr>
               <w:t>지역</w:t>
@@ -2795,6 +2804,7 @@
             <w:r>
               <w:rPr>
                 <w:b/>
+                <w:color w:val="1A1A1A"/>
                 <w:sz w:val="17"/>
               </w:rPr>
               <w:t>시작 연도</w:t>
@@ -2823,6 +2833,7 @@
             <w:r>
               <w:rPr>
                 <w:b/>
+                <w:color w:val="1A1A1A"/>
                 <w:sz w:val="17"/>
               </w:rPr>
               <w:t>끝 연도</w:t>
@@ -2851,6 +2862,7 @@
             <w:r>
               <w:rPr>
                 <w:b/>
+                <w:color w:val="1A1A1A"/>
                 <w:sz w:val="17"/>
               </w:rPr>
               <w:t>메모</w:t>
@@ -3485,6 +3497,7 @@
             <w:r>
               <w:rPr>
                 <w:b/>
+                <w:color w:val="1A1A1A"/>
                 <w:sz w:val="17"/>
               </w:rPr>
               <w:t>표현</w:t>
@@ -3513,6 +3526,7 @@
             <w:r>
               <w:rPr>
                 <w:b/>
+                <w:color w:val="1A1A1A"/>
                 <w:sz w:val="17"/>
               </w:rPr>
               <w:t>언제 쓰는 말인가요</w:t>
@@ -3551,6 +3565,7 @@
             <w:r>
               <w:rPr>
                 <w:b/>
+                <w:color w:val="1A1A1A"/>
                 <w:sz w:val="17"/>
               </w:rPr>
               <w:t>출처</w:t>
@@ -4433,6 +4448,7 @@
             <w:r>
               <w:rPr>
                 <w:b/>
+                <w:color w:val="1A1A1A"/>
                 <w:sz w:val="17"/>
               </w:rPr>
               <w:t>표현</w:t>
@@ -4543,6 +4559,7 @@
             <w:r>
               <w:rPr>
                 <w:b/>
+                <w:color w:val="1A1A1A"/>
                 <w:sz w:val="17"/>
               </w:rPr>
               <w:t>표현</w:t>
@@ -4785,6 +4802,7 @@
             <w:r>
               <w:rPr>
                 <w:b/>
+                <w:color w:val="1A1A1A"/>
                 <w:sz w:val="17"/>
               </w:rPr>
               <w:t>항목</w:t>
@@ -5154,6 +5172,7 @@
             <w:r>
               <w:rPr>
                 <w:b/>
+                <w:color w:val="1A1A1A"/>
                 <w:sz w:val="17"/>
               </w:rPr>
               <w:t>표현</w:t>
@@ -5182,6 +5201,7 @@
             <w:r>
               <w:rPr>
                 <w:b/>
+                <w:color w:val="1A1A1A"/>
                 <w:sz w:val="17"/>
               </w:rPr>
               <w:t>언제 쓰는 말인가요</w:t>
@@ -5220,6 +5240,7 @@
             <w:r>
               <w:rPr>
                 <w:b/>
+                <w:color w:val="1A1A1A"/>
                 <w:sz w:val="17"/>
               </w:rPr>
               <w:t>출처</w:t>
@@ -6710,6 +6731,7 @@
             <w:r>
               <w:rPr>
                 <w:b/>
+                <w:color w:val="1A1A1A"/>
                 <w:sz w:val="17"/>
               </w:rPr>
               <w:t>음식 이름</w:t>
@@ -6738,6 +6760,7 @@
             <w:r>
               <w:rPr>
                 <w:b/>
+                <w:color w:val="1A1A1A"/>
                 <w:sz w:val="17"/>
               </w:rPr>
               <w:t>얽힌 기억</w:t>
@@ -7033,6 +7056,7 @@
             <w:r>
               <w:rPr>
                 <w:b/>
+                <w:color w:val="1A1A1A"/>
                 <w:sz w:val="17"/>
               </w:rPr>
               <w:t>장소</w:t>
@@ -7061,6 +7085,7 @@
             <w:r>
               <w:rPr>
                 <w:b/>
+                <w:color w:val="1A1A1A"/>
                 <w:sz w:val="17"/>
               </w:rPr>
               <w:t>무엇을 하던 곳</w:t>
@@ -7173,6 +7198,7 @@
             <w:r>
               <w:rPr>
                 <w:b/>
+                <w:color w:val="1A1A1A"/>
                 <w:sz w:val="17"/>
               </w:rPr>
               <w:t>것</w:t>
@@ -7201,6 +7227,7 @@
             <w:r>
               <w:rPr>
                 <w:b/>
+                <w:color w:val="1A1A1A"/>
                 <w:sz w:val="17"/>
               </w:rPr>
               <w:t>왜</w:t>
@@ -7371,6 +7398,7 @@
             <w:r>
               <w:rPr>
                 <w:b/>
+                <w:color w:val="1A1A1A"/>
                 <w:sz w:val="17"/>
               </w:rPr>
               <w:t>것</w:t>
@@ -7399,6 +7427,7 @@
             <w:r>
               <w:rPr>
                 <w:b/>
+                <w:color w:val="1A1A1A"/>
                 <w:sz w:val="17"/>
               </w:rPr>
               <w:t>어떻게·얼마나</w:t>
@@ -7512,6 +7541,7 @@
             <w:r>
               <w:rPr>
                 <w:b/>
+                <w:color w:val="1A1A1A"/>
                 <w:sz w:val="17"/>
               </w:rPr>
               <w:t>필드</w:t>
@@ -7530,6 +7560,7 @@
             <w:r>
               <w:rPr>
                 <w:b/>
+                <w:color w:val="1A1A1A"/>
                 <w:sz w:val="17"/>
               </w:rPr>
               <w:t>적는 법</w:t>
@@ -8757,6 +8788,7 @@
             <w:r>
               <w:rPr>
                 <w:b/>
+                <w:color w:val="1A1A1A"/>
                 <w:sz w:val="17"/>
               </w:rPr>
               <w:t>주제</w:t>
@@ -8775,6 +8807,7 @@
             <w:r>
               <w:rPr>
                 <w:b/>
+                <w:color w:val="1A1A1A"/>
                 <w:sz w:val="17"/>
               </w:rPr>
               <w:t>등급</w:t>
@@ -8813,6 +8846,7 @@
             <w:r>
               <w:rPr>
                 <w:b/>
+                <w:color w:val="1A1A1A"/>
                 <w:sz w:val="17"/>
               </w:rPr>
               <w:t>단서</w:t>
@@ -9378,6 +9412,7 @@
             <w:r>
               <w:rPr>
                 <w:b/>
+                <w:color w:val="1A1A1A"/>
                 <w:sz w:val="17"/>
               </w:rPr>
               <w:t>대상</w:t>
@@ -9406,6 +9441,7 @@
             <w:r>
               <w:rPr>
                 <w:b/>
+                <w:color w:val="1A1A1A"/>
                 <w:sz w:val="17"/>
               </w:rPr>
               <w:t>등급</w:t>
@@ -9750,6 +9786,7 @@
             <w:r>
               <w:rPr>
                 <w:b/>
+                <w:color w:val="1A1A1A"/>
                 <w:sz w:val="17"/>
               </w:rPr>
               <w:t>인물</w:t>
@@ -9778,6 +9815,7 @@
             <w:r>
               <w:rPr>
                 <w:b/>
+                <w:color w:val="1A1A1A"/>
                 <w:sz w:val="17"/>
               </w:rPr>
               <w:t>곁에 있었나요</w:t>
@@ -9816,6 +9854,7 @@
             <w:r>
               <w:rPr>
                 <w:b/>
+                <w:color w:val="1A1A1A"/>
                 <w:sz w:val="17"/>
               </w:rPr>
               <w:t>메모</w:t>
@@ -10167,6 +10206,7 @@
             <w:r>
               <w:rPr>
                 <w:b/>
+                <w:color w:val="1A1A1A"/>
                 <w:sz w:val="17"/>
               </w:rPr>
               <w:t>받는 사람</w:t>
@@ -10195,6 +10235,7 @@
             <w:r>
               <w:rPr>
                 <w:b/>
+                <w:color w:val="1A1A1A"/>
                 <w:sz w:val="17"/>
               </w:rPr>
               <w:t>말</w:t>
@@ -10223,6 +10264,7 @@
             <w:r>
               <w:rPr>
                 <w:b/>
+                <w:color w:val="1A1A1A"/>
                 <w:sz w:val="17"/>
               </w:rPr>
               <w:t>언제 들려줄지</w:t>
@@ -10362,6 +10404,7 @@
             <w:r>
               <w:rPr>
                 <w:b/>
+                <w:color w:val="1A1A1A"/>
                 <w:sz w:val="17"/>
               </w:rPr>
               <w:t>주제</w:t>

--- a/ai/docs/Persona_Intake_시험지.docx
+++ b/ai/docs/Persona_Intake_시험지.docx
@@ -2197,6 +2197,17 @@
         </w:rPr>
         <w:t xml:space="preserve">   해당하는 것 모두</w:t>
       </w:r>
+      <w:r>
+        <w:br/>
+      </w:r>
+      <w:r>
+        <w:rPr>
+          <w:b w:val="0"/>
+          <w:color w:val="6E6E6E"/>
+          <w:sz w:val="17"/>
+        </w:rPr>
+        <w:t>가이드: "내가 진짜 할머니라고 말하지 않기"처럼 모든 페르소나에 공통으로 적용되는 규칙은 적지 않아도 돼요. 말투(유행어·영어 등)는 뒤에서 따로 물어요.</w:t>
+      </w:r>
     </w:p>
     <w:p>
       <w:pPr>
@@ -2312,7 +2323,7 @@
     </w:p>
     <w:p>
       <w:pPr>
-        <w:keepNext w:val="0"/>
+        <w:keepNext/>
         <w:keepLines/>
         <w:spacing w:before="0" w:after="80" w:line="312" w:lineRule="auto"/>
         <w:ind w:left="283"/>
@@ -2328,44 +2339,18 @@
     </w:p>
     <w:p>
       <w:pPr>
-        <w:spacing w:before="300" w:after="100" w:line="300" w:lineRule="auto"/>
-        <w:ind w:left="113" w:right="113"/>
         <w:keepNext/>
         <w:keepLines/>
-        <w:shd w:val="clear" w:fill="F1F5F9"/>
-      </w:pPr>
-      <w:r>
-        <w:rPr>
-          <w:b/>
-          <w:sz w:val="21"/>
-        </w:rPr>
-        <w:t xml:space="preserve">C-11  </w:t>
-      </w:r>
-      <w:r>
-        <w:rPr>
-          <w:b/>
+        <w:spacing w:before="0" w:after="80" w:line="312" w:lineRule="auto"/>
+        <w:ind w:left="227"/>
+      </w:pPr>
+      <w:r>
+        <w:rPr>
+          <w:b w:val="0"/>
           <w:color w:val="1A1A1A"/>
-          <w:sz w:val="21"/>
-        </w:rPr>
-        <w:t>위에 없는 규칙이 있으면 한 줄에 하나씩.</w:t>
-      </w:r>
-      <w:r>
-        <w:rPr>
-          <w:color w:val="6E6E6E"/>
-          <w:sz w:val="17"/>
-        </w:rPr>
-        <w:t xml:space="preserve">   표 0~5행</w:t>
-      </w:r>
-      <w:r>
-        <w:br/>
-      </w:r>
-      <w:r>
-        <w:rPr>
-          <w:b w:val="0"/>
-          <w:color w:val="6E6E6E"/>
-          <w:sz w:val="17"/>
-        </w:rPr>
-        <w:t>가이드: "내가 진짜 할머니라고 말하지 않기"처럼 모든 페르소나에 공통으로 적용되는 규칙은 적지 않아도 돼요. 말투(유행어·영어 등)는 뒤에서 따로 물어요.</w:t>
+          <w:sz w:val="20"/>
+        </w:rPr>
+        <w:t>위에 없는 규칙 (0~5행, 한 줄에 하나):</w:t>
       </w:r>
     </w:p>
     <w:tbl>

--- a/ai/docs/Persona_Intake_시험지.docx
+++ b/ai/docs/Persona_Intake_시험지.docx
@@ -2350,7 +2350,7 @@
           <w:color w:val="1A1A1A"/>
           <w:sz w:val="20"/>
         </w:rPr>
-        <w:t>위에 없는 규칙 (0~5행, 한 줄에 하나):</w:t>
+        <w:t>위에 없는 것이 있으면 한 줄에 하나씩 (0~5행):</w:t>
       </w:r>
     </w:p>
     <w:tbl>
@@ -2381,7 +2381,7 @@
                 <w:color w:val="1A1A1A"/>
                 <w:sz w:val="17"/>
               </w:rPr>
-              <w:t>규칙</w:t>
+              <w:t>하지 않아야 할 말·행동</w:t>
             </w:r>
           </w:p>
         </w:tc>
@@ -4759,7 +4759,7 @@
           <w:color w:val="1A1A1A"/>
           <w:sz w:val="20"/>
         </w:rPr>
-        <w:t>직접 입력 (0~5행, 한 줄에 하나):</w:t>
+        <w:t>위에 없는 것이 있으면 한 줄에 하나씩 (0~5행):</w:t>
       </w:r>
     </w:p>
     <w:tbl>
@@ -4790,7 +4790,7 @@
                 <w:color w:val="1A1A1A"/>
                 <w:sz w:val="17"/>
               </w:rPr>
-              <w:t>항목</w:t>
+              <w:t>어색할 말투</w:t>
             </w:r>
           </w:p>
         </w:tc>
@@ -7186,7 +7186,7 @@
                 <w:color w:val="1A1A1A"/>
                 <w:sz w:val="17"/>
               </w:rPr>
-              <w:t>것</w:t>
+              <w:t>냄새·소리·물건</w:t>
             </w:r>
             <w:r>
               <w:br/>
@@ -7215,7 +7215,7 @@
                 <w:color w:val="1A1A1A"/>
                 <w:sz w:val="17"/>
               </w:rPr>
-              <w:t>왜</w:t>
+              <w:t>왜 떠오르나요</w:t>
             </w:r>
             <w:r>
               <w:br/>
@@ -7386,7 +7386,7 @@
                 <w:color w:val="1A1A1A"/>
                 <w:sz w:val="17"/>
               </w:rPr>
-              <w:t>것</w:t>
+              <w:t>취미·좋아하는 것</w:t>
             </w:r>
             <w:r>
               <w:br/>
@@ -10392,7 +10392,7 @@
                 <w:color w:val="1A1A1A"/>
                 <w:sz w:val="17"/>
               </w:rPr>
-              <w:t>주제</w:t>
+              <w:t>남기고 싶지 않은 이야기</w:t>
             </w:r>
           </w:p>
         </w:tc>

--- a/ai/docs/Persona_Intake_시험지.docx
+++ b/ai/docs/Persona_Intake_시험지.docx
@@ -2334,7 +2334,7 @@
           <w:color w:val="1A1A1A"/>
           <w:sz w:val="20"/>
         </w:rPr>
-        <w:t>□ ⑧ 특정 사람 이야기를 먼저 꺼내기 → 누구: ____________________</w:t>
+        <w:t>□ ⑧ 특정 사람 이야기를 먼저 꺼내기 (누구인지는 뒤에서 따로 물어요)</w:t>
       </w:r>
     </w:p>
     <w:p>
@@ -9369,6 +9369,17 @@
           <w:sz w:val="17"/>
         </w:rPr>
         <w:t xml:space="preserve">   표</w:t>
+      </w:r>
+      <w:r>
+        <w:br/>
+      </w:r>
+      <w:r>
+        <w:rPr>
+          <w:b w:val="0"/>
+          <w:color w:val="6E6E6E"/>
+          <w:sz w:val="17"/>
+        </w:rPr>
+        <w:t>안내: 앞에서 "특정 사람 이야기를 먼저 꺼내기"를 고르셨다면 그 사람이 여기 자동으로 들어옵니다.</w:t>
       </w:r>
     </w:p>
     <w:tbl>

--- a/ai/docs/Persona_Intake_시험지.docx
+++ b/ai/docs/Persona_Intake_시험지.docx
@@ -2360,7 +2360,8 @@
         <w:tblLook w:firstColumn="1" w:firstRow="1" w:lastColumn="0" w:lastRow="0" w:noHBand="0" w:noVBand="1" w:val="04A0"/>
       </w:tblPr>
       <w:tblGrid>
-        <w:gridCol w:w="9746"/>
+        <w:gridCol w:w="4873"/>
+        <w:gridCol w:w="4873"/>
       </w:tblGrid>
       <w:tr>
         <w:trPr>
@@ -2368,7 +2369,7 @@
         </w:trPr>
         <w:tc>
           <w:tcPr>
-            <w:tcW w:type="dxa" w:w="9746"/>
+            <w:tcW w:type="dxa" w:w="4873"/>
           </w:tcPr>
           <w:p>
             <w:pPr>
@@ -2385,6 +2386,35 @@
             </w:r>
           </w:p>
         </w:tc>
+        <w:tc>
+          <w:tcPr>
+            <w:tcW w:type="dxa" w:w="4873"/>
+          </w:tcPr>
+          <w:p>
+            <w:pPr>
+              <w:spacing w:after="60"/>
+              <w:shd w:val="clear" w:fill="EFEFEF"/>
+            </w:pPr>
+            <w:r>
+              <w:rPr>
+                <w:b/>
+                <w:color w:val="1A1A1A"/>
+                <w:sz w:val="17"/>
+              </w:rPr>
+              <w:t>대신 어떻게 하면 좋을까요</w:t>
+            </w:r>
+            <w:r>
+              <w:br/>
+            </w:r>
+            <w:r>
+              <w:rPr>
+                <w:color w:val="6E6E6E"/>
+                <w:sz w:val="15"/>
+              </w:rPr>
+              <w:t>선택</w:t>
+            </w:r>
+          </w:p>
+        </w:tc>
       </w:tr>
       <w:tr>
         <w:trPr>
@@ -2392,7 +2422,17 @@
         </w:trPr>
         <w:tc>
           <w:tcPr>
-            <w:tcW w:type="dxa" w:w="9746"/>
+            <w:tcW w:type="dxa" w:w="4873"/>
+          </w:tcPr>
+          <w:p>
+            <w:pPr>
+              <w:spacing w:after="60"/>
+            </w:pPr>
+          </w:p>
+        </w:tc>
+        <w:tc>
+          <w:tcPr>
+            <w:tcW w:type="dxa" w:w="4873"/>
           </w:tcPr>
           <w:p>
             <w:pPr>
@@ -2407,7 +2447,17 @@
         </w:trPr>
         <w:tc>
           <w:tcPr>
-            <w:tcW w:type="dxa" w:w="9746"/>
+            <w:tcW w:type="dxa" w:w="4873"/>
+          </w:tcPr>
+          <w:p>
+            <w:pPr>
+              <w:spacing w:after="60"/>
+            </w:pPr>
+          </w:p>
+        </w:tc>
+        <w:tc>
+          <w:tcPr>
+            <w:tcW w:type="dxa" w:w="4873"/>
           </w:tcPr>
           <w:p>
             <w:pPr>

--- a/ai/docs/Persona_Intake_시험지.docx
+++ b/ai/docs/Persona_Intake_시험지.docx
@@ -2559,6 +2559,17 @@
           <w:sz w:val="17"/>
         </w:rPr>
         <w:t>가이드: 고향은 시·군 단위로. 정확한 날짜는 선택이에요.</w:t>
+      </w:r>
+      <w:r>
+        <w:br/>
+      </w:r>
+      <w:r>
+        <w:rPr>
+          <w:b w:val="0"/>
+          <w:color w:val="6E6E6E"/>
+          <w:sz w:val="17"/>
+        </w:rPr>
+        <w:t>가이드: 모르는 칸은 비우지 말고 "모름"이라고 적어주세요. 빈칸은 나중에 다시 여쭤봅니다.</w:t>
       </w:r>
     </w:p>
     <w:p>

--- a/ai/docs/Persona_Intake_시험지.docx
+++ b/ai/docs/Persona_Intake_시험지.docx
@@ -2569,12 +2569,12 @@
           <w:color w:val="6E6E6E"/>
           <w:sz w:val="17"/>
         </w:rPr>
-        <w:t>가이드: 모르는 칸은 비우지 말고 "모름"이라고 적어주세요. 빈칸은 나중에 다시 여쭤봅니다.</w:t>
-      </w:r>
-    </w:p>
-    <w:p>
-      <w:pPr>
-        <w:keepNext w:val="0"/>
+        <w:t>가이드: 모르는 칸은 비워두지 말고 "모름"에 체크해주세요. 빈칸은 나중에 다시 여쭤봅니다.</w:t>
+      </w:r>
+    </w:p>
+    <w:p>
+      <w:pPr>
+        <w:keepNext/>
         <w:keepLines/>
         <w:spacing w:before="0" w:after="80" w:line="312" w:lineRule="auto"/>
         <w:ind w:left="227"/>
@@ -2585,7 +2585,23 @@
           <w:color w:val="1A1A1A"/>
           <w:sz w:val="20"/>
         </w:rPr>
-        <w:t>연도: ______  □ 음력  □ 양력  □ 모름   고향: ____________________</w:t>
+        <w:t>연도: ______  □ 모름      □ 음력  □ 양력  □ 어느 쪽인지 모름</w:t>
+      </w:r>
+    </w:p>
+    <w:p>
+      <w:pPr>
+        <w:keepNext w:val="0"/>
+        <w:keepLines/>
+        <w:spacing w:before="0" w:after="80" w:line="312" w:lineRule="auto"/>
+        <w:ind w:left="227"/>
+      </w:pPr>
+      <w:r>
+        <w:rPr>
+          <w:b w:val="0"/>
+          <w:color w:val="1A1A1A"/>
+          <w:sz w:val="20"/>
+        </w:rPr>
+        <w:t>고향: ____________________  □ 모름</w:t>
       </w:r>
     </w:p>
     <w:p>
@@ -2863,7 +2879,7 @@
                 <w:color w:val="6E6E6E"/>
                 <w:sz w:val="15"/>
               </w:rPr>
-              <w:t>숫자 · 모르면 비움</w:t>
+              <w:t>숫자 · 모르면 "모름"</w:t>
             </w:r>
           </w:p>
         </w:tc>
@@ -2892,7 +2908,7 @@
                 <w:color w:val="6E6E6E"/>
                 <w:sz w:val="15"/>
               </w:rPr>
-              <w:t>숫자 · 모르면 비움</w:t>
+              <w:t>숫자 · 모르면 "모름"</w:t>
             </w:r>
           </w:p>
         </w:tc>
@@ -3400,19 +3416,18 @@
     </w:p>
     <w:p>
       <w:pPr>
-        <w:spacing w:before="0" w:after="120" w:line="276" w:lineRule="auto"/>
+        <w:keepNext w:val="0"/>
+        <w:keepLines/>
+        <w:spacing w:before="0" w:after="80" w:line="312" w:lineRule="auto"/>
         <w:ind w:left="227"/>
-        <w:keepNext w:val="0"/>
-        <w:keepLines/>
-        <w:pBdr>
-          <w:bottom w:val="single" w:sz="6" w:space="4" w:color="9A9A9A"/>
-        </w:pBdr>
-      </w:pPr>
-      <w:r>
-        <w:rPr>
+      </w:pPr>
+      <w:r>
+        <w:rPr>
+          <w:b w:val="0"/>
+          <w:color w:val="1A1A1A"/>
           <w:sz w:val="20"/>
         </w:rPr>
-        <w:t xml:space="preserve"> </w:t>
+        <w:t>____________  □ 모름</w:t>
       </w:r>
     </w:p>
     <w:p>
@@ -3459,19 +3474,18 @@
     </w:p>
     <w:p>
       <w:pPr>
-        <w:spacing w:before="0" w:after="120" w:line="276" w:lineRule="auto"/>
+        <w:keepNext w:val="0"/>
+        <w:keepLines/>
+        <w:spacing w:before="0" w:after="80" w:line="312" w:lineRule="auto"/>
         <w:ind w:left="227"/>
-        <w:keepNext w:val="0"/>
-        <w:keepLines/>
-        <w:pBdr>
-          <w:bottom w:val="single" w:sz="6" w:space="4" w:color="9A9A9A"/>
-        </w:pBdr>
-      </w:pPr>
-      <w:r>
-        <w:rPr>
+      </w:pPr>
+      <w:r>
+        <w:rPr>
+          <w:b w:val="0"/>
+          <w:color w:val="1A1A1A"/>
           <w:sz w:val="20"/>
         </w:rPr>
-        <w:t xml:space="preserve"> </w:t>
+        <w:t>____________  □ 모름</w:t>
       </w:r>
     </w:p>
     <w:p>

--- a/ai/docs/Persona_Intake_시험지.docx
+++ b/ai/docs/Persona_Intake_시험지.docx
@@ -2540,14 +2540,14 @@
           <w:color w:val="1A1A1A"/>
           <w:sz w:val="21"/>
         </w:rPr>
-        <w:t>태어난 해와 고향은요?</w:t>
+        <w:t>태어난 해는요?</w:t>
       </w:r>
       <w:r>
         <w:rPr>
           <w:color w:val="6E6E6E"/>
           <w:sz w:val="17"/>
         </w:rPr>
-        <w:t xml:space="preserve">   숫자 + 하나 선택 + 단답 20자</w:t>
+        <w:t xml:space="preserve">   숫자</w:t>
       </w:r>
       <w:r>
         <w:br/>
@@ -2558,7 +2558,54 @@
           <w:color w:val="6E6E6E"/>
           <w:sz w:val="17"/>
         </w:rPr>
-        <w:t>가이드: 고향은 시·군 단위로. 정확한 날짜는 선택이에요.</w:t>
+        <w:t>가이드: 모르면 비워두지 말고 "모름"에 체크해주세요. 빈칸은 나중에 다시 여쭤봅니다.</w:t>
+      </w:r>
+    </w:p>
+    <w:p>
+      <w:pPr>
+        <w:keepNext w:val="0"/>
+        <w:keepLines/>
+        <w:spacing w:before="0" w:after="80" w:line="312" w:lineRule="auto"/>
+        <w:ind w:left="227"/>
+      </w:pPr>
+      <w:r>
+        <w:rPr>
+          <w:b w:val="0"/>
+          <w:color w:val="1A1A1A"/>
+          <w:sz w:val="20"/>
+        </w:rPr>
+        <w:t>______  □ 모름</w:t>
+      </w:r>
+    </w:p>
+    <w:p>
+      <w:pPr>
+        <w:spacing w:before="300" w:after="100" w:line="300" w:lineRule="auto"/>
+        <w:ind w:left="113" w:right="113"/>
+        <w:keepNext/>
+        <w:keepLines/>
+        <w:shd w:val="clear" w:fill="F1F5F9"/>
+      </w:pPr>
+      <w:r>
+        <w:rPr>
+          <w:b/>
+          <w:sz w:val="21"/>
+        </w:rPr>
+        <w:t xml:space="preserve">M1-02  </w:t>
+      </w:r>
+      <w:r>
+        <w:rPr>
+          <w:b/>
+          <w:color w:val="1A1A1A"/>
+          <w:sz w:val="21"/>
+        </w:rPr>
+        <w:t>고향은 어디인가요?</w:t>
+      </w:r>
+      <w:r>
+        <w:rPr>
+          <w:color w:val="6E6E6E"/>
+          <w:sz w:val="17"/>
+        </w:rPr>
+        <w:t xml:space="preserve">   단답 20자</w:t>
       </w:r>
       <w:r>
         <w:br/>
@@ -2569,12 +2616,12 @@
           <w:color w:val="6E6E6E"/>
           <w:sz w:val="17"/>
         </w:rPr>
-        <w:t>가이드: 모르는 칸은 비워두지 말고 "모름"에 체크해주세요. 빈칸은 나중에 다시 여쭤봅니다.</w:t>
-      </w:r>
-    </w:p>
-    <w:p>
-      <w:pPr>
-        <w:keepNext/>
+        <w:t>가이드: 시·군 단위로 적어주세요.</w:t>
+      </w:r>
+    </w:p>
+    <w:p>
+      <w:pPr>
+        <w:keepNext w:val="0"/>
         <w:keepLines/>
         <w:spacing w:before="0" w:after="80" w:line="312" w:lineRule="auto"/>
         <w:ind w:left="227"/>
@@ -2585,23 +2632,7 @@
           <w:color w:val="1A1A1A"/>
           <w:sz w:val="20"/>
         </w:rPr>
-        <w:t>연도: ______  □ 모름      □ 음력  □ 양력  □ 어느 쪽인지 모름</w:t>
-      </w:r>
-    </w:p>
-    <w:p>
-      <w:pPr>
-        <w:keepNext w:val="0"/>
-        <w:keepLines/>
-        <w:spacing w:before="0" w:after="80" w:line="312" w:lineRule="auto"/>
-        <w:ind w:left="227"/>
-      </w:pPr>
-      <w:r>
-        <w:rPr>
-          <w:b w:val="0"/>
-          <w:color w:val="1A1A1A"/>
-          <w:sz w:val="20"/>
-        </w:rPr>
-        <w:t>고향: ____________________  □ 모름</w:t>
+        <w:t>____________________  □ 모름</w:t>
       </w:r>
     </w:p>
     <w:p>
@@ -2617,7 +2648,7 @@
           <w:b/>
           <w:sz w:val="21"/>
         </w:rPr>
-        <w:t xml:space="preserve">M1-02  </w:t>
+        <w:t xml:space="preserve">M1-03  </w:t>
       </w:r>
       <w:r>
         <w:rPr>
@@ -2693,7 +2724,7 @@
           <w:b/>
           <w:sz w:val="21"/>
         </w:rPr>
-        <w:t xml:space="preserve">M1-03  </w:t>
+        <w:t xml:space="preserve">M1-04  </w:t>
       </w:r>
       <w:r>
         <w:rPr>
@@ -2769,7 +2800,7 @@
           <w:b/>
           <w:sz w:val="21"/>
         </w:rPr>
-        <w:t xml:space="preserve">M1-04  </w:t>
+        <w:t xml:space="preserve">M1-05  </w:t>
       </w:r>
       <w:r>
         <w:rPr>
@@ -3013,7 +3044,7 @@
           <w:b/>
           <w:sz w:val="21"/>
         </w:rPr>
-        <w:t xml:space="preserve">M1-05  </w:t>
+        <w:t xml:space="preserve">M1-06  </w:t>
       </w:r>
       <w:r>
         <w:rPr>
@@ -3060,7 +3091,7 @@
           <w:b/>
           <w:sz w:val="21"/>
         </w:rPr>
-        <w:t xml:space="preserve">M1-06  </w:t>
+        <w:t xml:space="preserve">M1-07  </w:t>
       </w:r>
       <w:r>
         <w:rPr>
@@ -3136,7 +3167,7 @@
           <w:b/>
           <w:sz w:val="21"/>
         </w:rPr>
-        <w:t xml:space="preserve">M1-07  </w:t>
+        <w:t xml:space="preserve">M1-08  </w:t>
       </w:r>
       <w:r>
         <w:rPr>
@@ -3232,7 +3263,7 @@
           <w:b/>
           <w:sz w:val="21"/>
         </w:rPr>
-        <w:t xml:space="preserve">M1-08  </w:t>
+        <w:t xml:space="preserve">M1-09  </w:t>
       </w:r>
       <w:r>
         <w:rPr>

--- a/ai/docs/Persona_Intake_시험지.docx
+++ b/ai/docs/Persona_Intake_시험지.docx
@@ -2549,17 +2549,6 @@
         </w:rPr>
         <w:t xml:space="preserve">   숫자</w:t>
       </w:r>
-      <w:r>
-        <w:br/>
-      </w:r>
-      <w:r>
-        <w:rPr>
-          <w:b w:val="0"/>
-          <w:color w:val="6E6E6E"/>
-          <w:sz w:val="17"/>
-        </w:rPr>
-        <w:t>가이드: 모르면 비워두지 말고 "모름"에 체크해주세요. 빈칸은 나중에 다시 여쭤봅니다.</w:t>
-      </w:r>
     </w:p>
     <w:p>
       <w:pPr>
@@ -2606,17 +2595,6 @@
           <w:sz w:val="17"/>
         </w:rPr>
         <w:t xml:space="preserve">   단답 20자</w:t>
-      </w:r>
-      <w:r>
-        <w:br/>
-      </w:r>
-      <w:r>
-        <w:rPr>
-          <w:b w:val="0"/>
-          <w:color w:val="6E6E6E"/>
-          <w:sz w:val="17"/>
-        </w:rPr>
-        <w:t>가이드: 시·군 단위로 적어주세요.</w:t>
       </w:r>
     </w:p>
     <w:p>

--- a/ai/docs/Persona_Intake_시험지.docx
+++ b/ai/docs/Persona_Intake_시험지.docx
@@ -3181,7 +3181,7 @@
     </w:p>
     <w:p>
       <w:pPr>
-        <w:keepNext/>
+        <w:keepNext w:val="0"/>
         <w:keepLines/>
         <w:spacing w:before="0" w:after="80" w:line="312" w:lineRule="auto"/>
         <w:ind w:left="227"/>
@@ -3197,6 +3197,37 @@
     </w:p>
     <w:p>
       <w:pPr>
+        <w:spacing w:before="300" w:after="100" w:line="300" w:lineRule="auto"/>
+        <w:ind w:left="113" w:right="113"/>
+        <w:keepNext/>
+        <w:keepLines/>
+        <w:shd w:val="clear" w:fill="F1F5F9"/>
+      </w:pPr>
+      <w:r>
+        <w:rPr>
+          <w:b/>
+          <w:sz w:val="21"/>
+        </w:rPr>
+        <w:t xml:space="preserve">M1-09  </w:t>
+      </w:r>
+      <w:r>
+        <w:rPr>
+          <w:b/>
+          <w:color w:val="1A1A1A"/>
+          <w:sz w:val="21"/>
+        </w:rPr>
+        <w:t>종교나 신앙이 있으셨나요?</w:t>
+      </w:r>
+      <w:r>
+        <w:rPr>
+          <w:color w:val="6E6E6E"/>
+          <w:sz w:val="17"/>
+        </w:rPr>
+        <w:t xml:space="preserve">   하나 선택 + 서술</w:t>
+      </w:r>
+    </w:p>
+    <w:p>
+      <w:pPr>
         <w:keepNext/>
         <w:keepLines/>
         <w:spacing w:before="0" w:after="80" w:line="312" w:lineRule="auto"/>
@@ -3208,7 +3239,23 @@
           <w:color w:val="1A1A1A"/>
           <w:sz w:val="20"/>
         </w:rPr>
-        <w:t>서술 (선택, 1~2문장):</w:t>
+        <w:t>□ 없음  □ 기독교  □ 천주교  □ 불교  □ 기타 → ____________________  □ 모름</w:t>
+      </w:r>
+    </w:p>
+    <w:p>
+      <w:pPr>
+        <w:keepNext/>
+        <w:keepLines/>
+        <w:spacing w:before="0" w:after="80" w:line="312" w:lineRule="auto"/>
+        <w:ind w:left="227"/>
+      </w:pPr>
+      <w:r>
+        <w:rPr>
+          <w:b w:val="0"/>
+          <w:color w:val="1A1A1A"/>
+          <w:sz w:val="20"/>
+        </w:rPr>
+        <w:t>기도하거나 마음을 의지하던 습관, 바뀐 계기가 있으면 적어주세요. (선택, 1~2문장)</w:t>
       </w:r>
     </w:p>
     <w:p>
@@ -3226,80 +3273,6 @@
           <w:sz w:val="20"/>
         </w:rPr>
         <w:t xml:space="preserve"> </w:t>
-      </w:r>
-    </w:p>
-    <w:p>
-      <w:pPr>
-        <w:spacing w:before="300" w:after="100" w:line="300" w:lineRule="auto"/>
-        <w:ind w:left="113" w:right="113"/>
-        <w:keepNext/>
-        <w:keepLines/>
-        <w:shd w:val="clear" w:fill="F1F5F9"/>
-      </w:pPr>
-      <w:r>
-        <w:rPr>
-          <w:b/>
-          <w:sz w:val="21"/>
-        </w:rPr>
-        <w:t xml:space="preserve">M1-09  </w:t>
-      </w:r>
-      <w:r>
-        <w:rPr>
-          <w:b/>
-          <w:color w:val="1A1A1A"/>
-          <w:sz w:val="21"/>
-        </w:rPr>
-        <w:t>종교나 신앙이 있으셨나요?</w:t>
-      </w:r>
-      <w:r>
-        <w:rPr>
-          <w:color w:val="6E6E6E"/>
-          <w:sz w:val="17"/>
-        </w:rPr>
-        <w:t xml:space="preserve">   하나 선택 + 서술</w:t>
-      </w:r>
-      <w:r>
-        <w:br/>
-      </w:r>
-      <w:r>
-        <w:rPr>
-          <w:b w:val="0"/>
-          <w:color w:val="6E6E6E"/>
-          <w:sz w:val="17"/>
-        </w:rPr>
-        <w:t>가이드: 죽음에 대한 생각은 여기 쓰지 않아요.</w:t>
-      </w:r>
-    </w:p>
-    <w:p>
-      <w:pPr>
-        <w:keepNext/>
-        <w:keepLines/>
-        <w:spacing w:before="0" w:after="80" w:line="312" w:lineRule="auto"/>
-        <w:ind w:left="227"/>
-      </w:pPr>
-      <w:r>
-        <w:rPr>
-          <w:b w:val="0"/>
-          <w:color w:val="1A1A1A"/>
-          <w:sz w:val="20"/>
-        </w:rPr>
-        <w:t>□ 없음  □ 기독교  □ 천주교  □ 불교  □ 기타 → ____________________  □ 모름</w:t>
-      </w:r>
-    </w:p>
-    <w:p>
-      <w:pPr>
-        <w:keepNext w:val="0"/>
-        <w:keepLines/>
-        <w:spacing w:before="0" w:after="80" w:line="312" w:lineRule="auto"/>
-        <w:ind w:left="227"/>
-      </w:pPr>
-      <w:r>
-        <w:rPr>
-          <w:b w:val="0"/>
-          <w:color w:val="1A1A1A"/>
-          <w:sz w:val="20"/>
-        </w:rPr>
-        <w:t>서술 (선택, 1~2문장): 기도하거나 마음을 의지하던 습관, 바뀐 계기</w:t>
       </w:r>
     </w:p>
     <w:p>
@@ -5031,7 +5004,7 @@
           <w:color w:val="1A1A1A"/>
           <w:sz w:val="20"/>
         </w:rPr>
-        <w:t>일화 (선택, 1~3문장): 골라준 말 중 하나에 대해</w:t>
+        <w:t>골라준 말 중 하나에 얽힌 일화가 있으면 적어주세요. (선택, 1~3문장)</w:t>
       </w:r>
     </w:p>
     <w:p>

--- a/ai/docs/Persona_Intake_시험지.docx
+++ b/ai/docs/Persona_Intake_시험지.docx
@@ -3223,12 +3223,12 @@
           <w:color w:val="6E6E6E"/>
           <w:sz w:val="17"/>
         </w:rPr>
-        <w:t xml:space="preserve">   하나 선택 + 서술</w:t>
-      </w:r>
-    </w:p>
-    <w:p>
-      <w:pPr>
-        <w:keepNext/>
+        <w:t xml:space="preserve">   하나 선택</w:t>
+      </w:r>
+    </w:p>
+    <w:p>
+      <w:pPr>
+        <w:keepNext w:val="0"/>
         <w:keepLines/>
         <w:spacing w:before="0" w:after="80" w:line="312" w:lineRule="auto"/>
         <w:ind w:left="227"/>
@@ -3244,18 +3244,50 @@
     </w:p>
     <w:p>
       <w:pPr>
+        <w:spacing w:before="300" w:after="100" w:line="300" w:lineRule="auto"/>
+        <w:ind w:left="113" w:right="113"/>
         <w:keepNext/>
         <w:keepLines/>
-        <w:spacing w:before="0" w:after="80" w:line="312" w:lineRule="auto"/>
+        <w:shd w:val="clear" w:fill="F1F5F9"/>
+      </w:pPr>
+      <w:r>
+        <w:rPr>
+          <w:b/>
+          <w:sz w:val="21"/>
+        </w:rPr>
+        <w:t xml:space="preserve">M1-10  </w:t>
+      </w:r>
+      <w:r>
+        <w:rPr>
+          <w:b/>
+          <w:color w:val="1A1A1A"/>
+          <w:sz w:val="21"/>
+        </w:rPr>
+        <w:t>기도하거나 마음을 의지하던 습관이 있으셨나요? 종교가 바뀐 계기가 있다면 함께 들려주세요.</w:t>
+      </w:r>
+      <w:r>
+        <w:rPr>
+          <w:color w:val="6E6E6E"/>
+          <w:sz w:val="17"/>
+        </w:rPr>
+        <w:t xml:space="preserve">   서술 1~2문장 · 선택</w:t>
+      </w:r>
+    </w:p>
+    <w:p>
+      <w:pPr>
+        <w:spacing w:before="0" w:after="120" w:line="276" w:lineRule="auto"/>
         <w:ind w:left="227"/>
-      </w:pPr>
-      <w:r>
-        <w:rPr>
-          <w:b w:val="0"/>
-          <w:color w:val="1A1A1A"/>
+        <w:keepNext/>
+        <w:keepLines/>
+        <w:pBdr>
+          <w:bottom w:val="single" w:sz="6" w:space="4" w:color="9A9A9A"/>
+        </w:pBdr>
+      </w:pPr>
+      <w:r>
+        <w:rPr>
           <w:sz w:val="20"/>
         </w:rPr>
-        <w:t>기도하거나 마음을 의지하던 습관, 바뀐 계기가 있으면 적어주세요. (선택, 1~2문장)</w:t>
+        <w:t xml:space="preserve"> </w:t>
       </w:r>
     </w:p>
     <w:p>

--- a/ai/docs/Persona_Intake_시험지.docx
+++ b/ai/docs/Persona_Intake_시험지.docx
@@ -3320,23 +3320,23 @@
           <w:color w:val="1F4E79"/>
           <w:sz w:val="24"/>
         </w:rPr>
-        <w:t>M2. 가족·관계 지도 (인물 1명 = 카드 1장, 0~10장)</w:t>
+        <w:t>M2. 가족·관계 지도</w:t>
       </w:r>
     </w:p>
     <w:p>
       <w:pPr>
         <w:keepNext w:val="0"/>
         <w:keepLines/>
-        <w:spacing w:before="0" w:after="80" w:line="312" w:lineRule="auto"/>
-        <w:ind w:left="0"/>
+        <w:spacing w:before="0" w:after="60" w:line="312" w:lineRule="auto"/>
+        <w:ind w:left="340"/>
       </w:pPr>
       <w:r>
         <w:rPr>
           <w:b w:val="0"/>
           <w:color w:val="6E6E6E"/>
-          <w:sz w:val="18"/>
-        </w:rPr>
-        <w:t>가족을 아예 적지 않아도 괜찮아요. 그러면 페르소나는 가족 신상을 말하지 않습니다.</w:t>
+          <w:sz w:val="17"/>
+        </w:rPr>
+        <w:t>가이드: 가족을 아예 적지 않아도 괜찮아요. 그러면 페르소나는 가족 신상을 말하지 않습니다.</w:t>
       </w:r>
     </w:p>
     <w:p>
@@ -3360,61 +3360,14 @@
           <w:color w:val="1A1A1A"/>
           <w:sz w:val="21"/>
         </w:rPr>
-        <w:t>이 사람은 누구인가요?</w:t>
+        <w:t>페르소나가 알아야 할 가족을 적어주세요.</w:t>
       </w:r>
       <w:r>
         <w:rPr>
           <w:color w:val="6E6E6E"/>
           <w:sz w:val="17"/>
         </w:rPr>
-        <w:t xml:space="preserve">   단답 15자 + 하나 선택</w:t>
-      </w:r>
-    </w:p>
-    <w:p>
-      <w:pPr>
-        <w:keepNext w:val="0"/>
-        <w:keepLines/>
-        <w:spacing w:before="0" w:after="80" w:line="312" w:lineRule="auto"/>
-        <w:ind w:left="227"/>
-      </w:pPr>
-      <w:r>
-        <w:rPr>
-          <w:b w:val="0"/>
-          <w:color w:val="1A1A1A"/>
-          <w:sz w:val="20"/>
-        </w:rPr>
-        <w:t>이름(또는 가족 내 호칭): ____________  관계: 이 사람은 그분의 ____________</w:t>
-      </w:r>
-    </w:p>
-    <w:p>
-      <w:pPr>
-        <w:spacing w:before="300" w:after="100" w:line="300" w:lineRule="auto"/>
-        <w:ind w:left="113" w:right="113"/>
-        <w:keepNext/>
-        <w:keepLines/>
-        <w:shd w:val="clear" w:fill="F1F5F9"/>
-      </w:pPr>
-      <w:r>
-        <w:rPr>
-          <w:b/>
-          <w:sz w:val="21"/>
-        </w:rPr>
-        <w:t xml:space="preserve">M2-02  </w:t>
-      </w:r>
-      <w:r>
-        <w:rPr>
-          <w:b/>
-          <w:color w:val="1A1A1A"/>
-          <w:sz w:val="21"/>
-        </w:rPr>
-        <w:t>그분이 이 사람을 부르는 호칭</w:t>
-      </w:r>
-      <w:r>
-        <w:rPr>
-          <w:color w:val="6E6E6E"/>
-          <w:sz w:val="17"/>
-        </w:rPr>
-        <w:t xml:space="preserve">   단답 15자</w:t>
+        <w:t xml:space="preserve">   표 0~10행</w:t>
       </w:r>
       <w:r>
         <w:br/>
@@ -3425,123 +3378,18 @@
           <w:color w:val="B03A2B"/>
           <w:sz w:val="17"/>
         </w:rPr>
-        <w:t>예: "종서야" / "여보" / "우리 딸"</w:t>
-      </w:r>
-    </w:p>
-    <w:p>
-      <w:pPr>
-        <w:keepNext w:val="0"/>
-        <w:keepLines/>
-        <w:spacing w:before="0" w:after="80" w:line="312" w:lineRule="auto"/>
-        <w:ind w:left="227"/>
-      </w:pPr>
+        <w:t>예: 이종서 / 아들 / "종서야" / "엄마" / 더 걱정하고 잔소리함 / 예</w:t>
+      </w:r>
+      <w:r>
+        <w:br/>
+      </w:r>
       <w:r>
         <w:rPr>
           <w:b w:val="0"/>
-          <w:color w:val="1A1A1A"/>
-          <w:sz w:val="20"/>
-        </w:rPr>
-        <w:t>____________  □ 모름</w:t>
-      </w:r>
-    </w:p>
-    <w:p>
-      <w:pPr>
-        <w:spacing w:before="300" w:after="100" w:line="300" w:lineRule="auto"/>
-        <w:ind w:left="113" w:right="113"/>
-        <w:keepNext/>
-        <w:keepLines/>
-        <w:shd w:val="clear" w:fill="F1F5F9"/>
-      </w:pPr>
-      <w:r>
-        <w:rPr>
-          <w:b/>
-          <w:sz w:val="21"/>
-        </w:rPr>
-        <w:t xml:space="preserve">M2-03  </w:t>
-      </w:r>
-      <w:r>
-        <w:rPr>
-          <w:b/>
-          <w:color w:val="1A1A1A"/>
-          <w:sz w:val="21"/>
-        </w:rPr>
-        <w:t>이 사람이 그분을 부르는 호칭</w:t>
-      </w:r>
-      <w:r>
-        <w:rPr>
           <w:color w:val="6E6E6E"/>
           <w:sz w:val="17"/>
         </w:rPr>
-        <w:t xml:space="preserve">   단답 15자</w:t>
-      </w:r>
-      <w:r>
-        <w:br/>
-      </w:r>
-      <w:r>
-        <w:rPr>
-          <w:b w:val="0"/>
-          <w:color w:val="B03A2B"/>
-          <w:sz w:val="17"/>
-        </w:rPr>
-        <w:t>예: "엄마" / "할머니"</w:t>
-      </w:r>
-    </w:p>
-    <w:p>
-      <w:pPr>
-        <w:keepNext w:val="0"/>
-        <w:keepLines/>
-        <w:spacing w:before="0" w:after="80" w:line="312" w:lineRule="auto"/>
-        <w:ind w:left="227"/>
-      </w:pPr>
-      <w:r>
-        <w:rPr>
-          <w:b w:val="0"/>
-          <w:color w:val="1A1A1A"/>
-          <w:sz w:val="20"/>
-        </w:rPr>
-        <w:t>____________  □ 모름</w:t>
-      </w:r>
-    </w:p>
-    <w:p>
-      <w:pPr>
-        <w:spacing w:before="300" w:after="100" w:line="300" w:lineRule="auto"/>
-        <w:ind w:left="113" w:right="113"/>
-        <w:keepNext/>
-        <w:keepLines/>
-        <w:shd w:val="clear" w:fill="F1F5F9"/>
-      </w:pPr>
-      <w:r>
-        <w:rPr>
-          <w:b/>
-          <w:sz w:val="21"/>
-        </w:rPr>
-        <w:t xml:space="preserve">M2-04  </w:t>
-      </w:r>
-      <w:r>
-        <w:rPr>
-          <w:b/>
-          <w:color w:val="1A1A1A"/>
-          <w:sz w:val="21"/>
-        </w:rPr>
-        <w:t>이 사람에게 자주 하시던 말</w:t>
-      </w:r>
-      <w:r>
-        <w:rPr>
-          <w:color w:val="6E6E6E"/>
-          <w:sz w:val="17"/>
-        </w:rPr>
-        <w:t xml:space="preserve">   표 0~5행</w:t>
-      </w:r>
-      <w:r>
-        <w:br/>
-      </w:r>
-      <w:r>
-        <w:rPr>
-          <w:b w:val="0"/>
-          <w:color w:val="B03A2B"/>
-          <w:sz w:val="17"/>
-        </w:rPr>
-        <w:t>예: 아빠에게 "담배 끊어라"</w:t>
+        <w:t>가이드: 대화하지 않는 분도 적어주세요. 페르소나가 이야기 속에서 언급할 수 있어요.</w:t>
       </w:r>
     </w:p>
     <w:tbl>
@@ -3551,9 +3399,12 @@
         <w:tblLook w:firstColumn="1" w:firstRow="1" w:lastColumn="0" w:lastRow="0" w:noHBand="0" w:noVBand="1" w:val="04A0"/>
       </w:tblPr>
       <w:tblGrid>
-        <w:gridCol w:w="3249"/>
-        <w:gridCol w:w="3249"/>
-        <w:gridCol w:w="3249"/>
+        <w:gridCol w:w="1624"/>
+        <w:gridCol w:w="1624"/>
+        <w:gridCol w:w="1624"/>
+        <w:gridCol w:w="1624"/>
+        <w:gridCol w:w="1624"/>
+        <w:gridCol w:w="1624"/>
       </w:tblGrid>
       <w:tr>
         <w:trPr>
@@ -3561,7 +3412,7 @@
         </w:trPr>
         <w:tc>
           <w:tcPr>
-            <w:tcW w:type="dxa" w:w="3249"/>
+            <w:tcW w:type="dxa" w:w="1624"/>
           </w:tcPr>
           <w:p>
             <w:pPr>
@@ -3574,7 +3425,7 @@
                 <w:color w:val="1A1A1A"/>
                 <w:sz w:val="17"/>
               </w:rPr>
-              <w:t>표현</w:t>
+              <w:t>이름</w:t>
             </w:r>
             <w:r>
               <w:br/>
@@ -3584,13 +3435,13 @@
                 <w:color w:val="6E6E6E"/>
                 <w:sz w:val="15"/>
               </w:rPr>
-              <w:t>실제 표현 그대로</w:t>
+              <w:t>단답 15자</w:t>
             </w:r>
           </w:p>
         </w:tc>
         <w:tc>
           <w:tcPr>
-            <w:tcW w:type="dxa" w:w="3249"/>
+            <w:tcW w:type="dxa" w:w="1624"/>
           </w:tcPr>
           <w:p>
             <w:pPr>
@@ -3603,7 +3454,94 @@
                 <w:color w:val="1A1A1A"/>
                 <w:sz w:val="17"/>
               </w:rPr>
-              <w:t>언제 쓰는 말인가요</w:t>
+              <w:t>그분과의 관계</w:t>
+            </w:r>
+            <w:r>
+              <w:br/>
+            </w:r>
+            <w:r>
+              <w:rPr>
+                <w:color w:val="6E6E6E"/>
+                <w:sz w:val="15"/>
+              </w:rPr>
+              <w:t>이 사람은 그분의 ○○</w:t>
+            </w:r>
+          </w:p>
+        </w:tc>
+        <w:tc>
+          <w:tcPr>
+            <w:tcW w:type="dxa" w:w="1624"/>
+          </w:tcPr>
+          <w:p>
+            <w:pPr>
+              <w:spacing w:after="60"/>
+              <w:shd w:val="clear" w:fill="EFEFEF"/>
+            </w:pPr>
+            <w:r>
+              <w:rPr>
+                <w:b/>
+                <w:color w:val="1A1A1A"/>
+                <w:sz w:val="17"/>
+              </w:rPr>
+              <w:t>그분이 이 사람을 부르는 호칭</w:t>
+            </w:r>
+            <w:r>
+              <w:br/>
+            </w:r>
+            <w:r>
+              <w:rPr>
+                <w:color w:val="6E6E6E"/>
+                <w:sz w:val="15"/>
+              </w:rPr>
+              <w:t>단답 15자 · 모르면 "모름"</w:t>
+            </w:r>
+          </w:p>
+        </w:tc>
+        <w:tc>
+          <w:tcPr>
+            <w:tcW w:type="dxa" w:w="1624"/>
+          </w:tcPr>
+          <w:p>
+            <w:pPr>
+              <w:spacing w:after="60"/>
+              <w:shd w:val="clear" w:fill="EFEFEF"/>
+            </w:pPr>
+            <w:r>
+              <w:rPr>
+                <w:b/>
+                <w:color w:val="1A1A1A"/>
+                <w:sz w:val="17"/>
+              </w:rPr>
+              <w:t>이 사람이 그분을 부르는 호칭</w:t>
+            </w:r>
+            <w:r>
+              <w:br/>
+            </w:r>
+            <w:r>
+              <w:rPr>
+                <w:color w:val="6E6E6E"/>
+                <w:sz w:val="15"/>
+              </w:rPr>
+              <w:t>단답 15자 · 모르면 "모름"</w:t>
+            </w:r>
+          </w:p>
+        </w:tc>
+        <w:tc>
+          <w:tcPr>
+            <w:tcW w:type="dxa" w:w="1624"/>
+          </w:tcPr>
+          <w:p>
+            <w:pPr>
+              <w:spacing w:after="60"/>
+              <w:shd w:val="clear" w:fill="EFEFEF"/>
+            </w:pPr>
+            <w:r>
+              <w:rPr>
+                <w:b/>
+                <w:color w:val="1A1A1A"/>
+                <w:sz w:val="17"/>
+              </w:rPr>
+              <w:t>대화할 때 톤</w:t>
             </w:r>
             <w:r>
               <w:br/>
@@ -3623,13 +3561,13 @@
                 <w:color w:val="6E6E6E"/>
                 <w:sz w:val="15"/>
               </w:rPr>
-              <w:t>인사·안부 / 걱정·당부 / 기쁨·칭찬 / 위로 / 꾸중 / 작별·전화 끊을 때 / 습관성 추임새 / 기타(직접 적기)</w:t>
+              <w:t>다른 가족과 같음 / 더 다정하고 살가움 / 더 걱정하고 잔소리함 / 더 존중하고 조심스러움 / 더 장난스러움 / 직접 적기</w:t>
             </w:r>
           </w:p>
         </w:tc>
         <w:tc>
           <w:tcPr>
-            <w:tcW w:type="dxa" w:w="3249"/>
+            <w:tcW w:type="dxa" w:w="1624"/>
           </w:tcPr>
           <w:p>
             <w:pPr>
@@ -3642,7 +3580,7 @@
                 <w:color w:val="1A1A1A"/>
                 <w:sz w:val="17"/>
               </w:rPr>
-              <w:t>출처</w:t>
+              <w:t>이 사람도 페르소나와 대화하나요</w:t>
             </w:r>
             <w:r>
               <w:br/>
@@ -3652,27 +3590,7 @@
                 <w:color w:val="6E6E6E"/>
                 <w:sz w:val="15"/>
               </w:rPr>
-              <w:t>하나 고르기</w:t>
-            </w:r>
-            <w:r>
-              <w:br/>
-            </w:r>
-            <w:r>
-              <w:rPr>
-                <w:color w:val="6E6E6E"/>
-                <w:sz w:val="15"/>
-              </w:rPr>
-              <w:t>본인 / 직접 들음 / 가족 전언 / 그랬을 것 같음</w:t>
-            </w:r>
-            <w:r>
-              <w:br/>
-            </w:r>
-            <w:r>
-              <w:rPr>
-                <w:color w:val="6E6E6E"/>
-                <w:sz w:val="15"/>
-              </w:rPr>
-              <w:t>본인 페르소나면 "본인"으로 자동으로 채워집니다</w:t>
+              <w:t>예 / 아니요</w:t>
             </w:r>
           </w:p>
         </w:tc>
@@ -3683,25 +3601,7 @@
         </w:trPr>
         <w:tc>
           <w:tcPr>
-            <w:tcW w:type="dxa" w:w="3249"/>
-          </w:tcPr>
-          <w:p>
-            <w:pPr>
-              <w:spacing w:after="60"/>
-            </w:pPr>
-            <w:r>
-              <w:rPr>
-                <w:b w:val="0"/>
-                <w:color w:val="1A1A1A"/>
-                <w:sz w:val="18"/>
-              </w:rPr>
-              <w:t>" "</w:t>
-            </w:r>
-          </w:p>
-        </w:tc>
-        <w:tc>
-          <w:tcPr>
-            <w:tcW w:type="dxa" w:w="3249"/>
+            <w:tcW w:type="dxa" w:w="1624"/>
           </w:tcPr>
           <w:p>
             <w:pPr>
@@ -3711,7 +3611,177 @@
         </w:tc>
         <w:tc>
           <w:tcPr>
-            <w:tcW w:type="dxa" w:w="3249"/>
+            <w:tcW w:type="dxa" w:w="1624"/>
+          </w:tcPr>
+          <w:p>
+            <w:pPr>
+              <w:spacing w:after="60"/>
+            </w:pPr>
+          </w:p>
+        </w:tc>
+        <w:tc>
+          <w:tcPr>
+            <w:tcW w:type="dxa" w:w="1624"/>
+          </w:tcPr>
+          <w:p>
+            <w:pPr>
+              <w:spacing w:after="60"/>
+            </w:pPr>
+          </w:p>
+        </w:tc>
+        <w:tc>
+          <w:tcPr>
+            <w:tcW w:type="dxa" w:w="1624"/>
+          </w:tcPr>
+          <w:p>
+            <w:pPr>
+              <w:spacing w:after="60"/>
+            </w:pPr>
+          </w:p>
+        </w:tc>
+        <w:tc>
+          <w:tcPr>
+            <w:tcW w:type="dxa" w:w="1624"/>
+          </w:tcPr>
+          <w:p>
+            <w:pPr>
+              <w:spacing w:after="60"/>
+            </w:pPr>
+          </w:p>
+        </w:tc>
+        <w:tc>
+          <w:tcPr>
+            <w:tcW w:type="dxa" w:w="1624"/>
+          </w:tcPr>
+          <w:p>
+            <w:pPr>
+              <w:spacing w:after="60"/>
+            </w:pPr>
+          </w:p>
+        </w:tc>
+      </w:tr>
+      <w:tr>
+        <w:trPr>
+          <w:cantSplit/>
+        </w:trPr>
+        <w:tc>
+          <w:tcPr>
+            <w:tcW w:type="dxa" w:w="1624"/>
+          </w:tcPr>
+          <w:p>
+            <w:pPr>
+              <w:spacing w:after="60"/>
+            </w:pPr>
+          </w:p>
+        </w:tc>
+        <w:tc>
+          <w:tcPr>
+            <w:tcW w:type="dxa" w:w="1624"/>
+          </w:tcPr>
+          <w:p>
+            <w:pPr>
+              <w:spacing w:after="60"/>
+            </w:pPr>
+          </w:p>
+        </w:tc>
+        <w:tc>
+          <w:tcPr>
+            <w:tcW w:type="dxa" w:w="1624"/>
+          </w:tcPr>
+          <w:p>
+            <w:pPr>
+              <w:spacing w:after="60"/>
+            </w:pPr>
+          </w:p>
+        </w:tc>
+        <w:tc>
+          <w:tcPr>
+            <w:tcW w:type="dxa" w:w="1624"/>
+          </w:tcPr>
+          <w:p>
+            <w:pPr>
+              <w:spacing w:after="60"/>
+            </w:pPr>
+          </w:p>
+        </w:tc>
+        <w:tc>
+          <w:tcPr>
+            <w:tcW w:type="dxa" w:w="1624"/>
+          </w:tcPr>
+          <w:p>
+            <w:pPr>
+              <w:spacing w:after="60"/>
+            </w:pPr>
+          </w:p>
+        </w:tc>
+        <w:tc>
+          <w:tcPr>
+            <w:tcW w:type="dxa" w:w="1624"/>
+          </w:tcPr>
+          <w:p>
+            <w:pPr>
+              <w:spacing w:after="60"/>
+            </w:pPr>
+          </w:p>
+        </w:tc>
+      </w:tr>
+      <w:tr>
+        <w:trPr>
+          <w:cantSplit/>
+        </w:trPr>
+        <w:tc>
+          <w:tcPr>
+            <w:tcW w:type="dxa" w:w="1624"/>
+          </w:tcPr>
+          <w:p>
+            <w:pPr>
+              <w:spacing w:after="60"/>
+            </w:pPr>
+          </w:p>
+        </w:tc>
+        <w:tc>
+          <w:tcPr>
+            <w:tcW w:type="dxa" w:w="1624"/>
+          </w:tcPr>
+          <w:p>
+            <w:pPr>
+              <w:spacing w:after="60"/>
+            </w:pPr>
+          </w:p>
+        </w:tc>
+        <w:tc>
+          <w:tcPr>
+            <w:tcW w:type="dxa" w:w="1624"/>
+          </w:tcPr>
+          <w:p>
+            <w:pPr>
+              <w:spacing w:after="60"/>
+            </w:pPr>
+          </w:p>
+        </w:tc>
+        <w:tc>
+          <w:tcPr>
+            <w:tcW w:type="dxa" w:w="1624"/>
+          </w:tcPr>
+          <w:p>
+            <w:pPr>
+              <w:spacing w:after="60"/>
+            </w:pPr>
+          </w:p>
+        </w:tc>
+        <w:tc>
+          <w:tcPr>
+            <w:tcW w:type="dxa" w:w="1624"/>
+          </w:tcPr>
+          <w:p>
+            <w:pPr>
+              <w:spacing w:after="60"/>
+            </w:pPr>
+          </w:p>
+        </w:tc>
+        <w:tc>
+          <w:tcPr>
+            <w:tcW w:type="dxa" w:w="1624"/>
           </w:tcPr>
           <w:p>
             <w:pPr>
@@ -3746,7 +3816,7 @@
           <w:b/>
           <w:sz w:val="21"/>
         </w:rPr>
-        <w:t xml:space="preserve">M2-05  </w:t>
+        <w:t xml:space="preserve">M2-02  </w:t>
       </w:r>
       <w:r>
         <w:rPr>
@@ -3754,46 +3824,150 @@
           <w:color w:val="1A1A1A"/>
           <w:sz w:val="21"/>
         </w:rPr>
-        <w:t>이 사람에 대해 자주 걱정하시던 것</w:t>
+        <w:t>특별히 걱정하시던 가족이 있나요?</w:t>
       </w:r>
       <w:r>
         <w:rPr>
           <w:color w:val="6E6E6E"/>
           <w:sz w:val="17"/>
         </w:rPr>
-        <w:t xml:space="preserve">   최대 3개</w:t>
-      </w:r>
-    </w:p>
-    <w:p>
-      <w:pPr>
-        <w:keepNext/>
-        <w:keepLines/>
-        <w:spacing w:before="0" w:after="80" w:line="312" w:lineRule="auto"/>
-        <w:ind w:left="227"/>
-      </w:pPr>
-      <w:r>
-        <w:rPr>
-          <w:b w:val="0"/>
-          <w:color w:val="1A1A1A"/>
-          <w:sz w:val="20"/>
-        </w:rPr>
-        <w:t>□ 건강  □ 술·담배  □ 끼니  □ 돈·생활  □ 공부·일  □ 결혼·연애  □ 운전·귀가</w:t>
-      </w:r>
-    </w:p>
+        <w:t xml:space="preserve">   표 0~5행</w:t>
+      </w:r>
+    </w:p>
+    <w:tbl>
+      <w:tblPr>
+        <w:tblStyle w:val="TableGrid"/>
+        <w:tblW w:type="auto" w:w="0"/>
+        <w:tblLook w:firstColumn="1" w:firstRow="1" w:lastColumn="0" w:lastRow="0" w:noHBand="0" w:noVBand="1" w:val="04A0"/>
+      </w:tblPr>
+      <w:tblGrid>
+        <w:gridCol w:w="4873"/>
+        <w:gridCol w:w="4873"/>
+      </w:tblGrid>
+      <w:tr>
+        <w:trPr>
+          <w:cantSplit/>
+        </w:trPr>
+        <w:tc>
+          <w:tcPr>
+            <w:tcW w:type="dxa" w:w="4873"/>
+          </w:tcPr>
+          <w:p>
+            <w:pPr>
+              <w:spacing w:after="60"/>
+              <w:shd w:val="clear" w:fill="EFEFEF"/>
+            </w:pPr>
+            <w:r>
+              <w:rPr>
+                <w:b/>
+                <w:color w:val="1A1A1A"/>
+                <w:sz w:val="17"/>
+              </w:rPr>
+              <w:t>누구</w:t>
+            </w:r>
+            <w:r>
+              <w:br/>
+            </w:r>
+            <w:r>
+              <w:rPr>
+                <w:color w:val="6E6E6E"/>
+                <w:sz w:val="15"/>
+              </w:rPr>
+              <w:t>위에 적은 사람 중 한 명</w:t>
+            </w:r>
+          </w:p>
+        </w:tc>
+        <w:tc>
+          <w:tcPr>
+            <w:tcW w:type="dxa" w:w="4873"/>
+          </w:tcPr>
+          <w:p>
+            <w:pPr>
+              <w:spacing w:after="60"/>
+              <w:shd w:val="clear" w:fill="EFEFEF"/>
+            </w:pPr>
+            <w:r>
+              <w:rPr>
+                <w:b/>
+                <w:color w:val="1A1A1A"/>
+                <w:sz w:val="17"/>
+              </w:rPr>
+              <w:t>무엇을 걱정하셨나요</w:t>
+            </w:r>
+            <w:r>
+              <w:br/>
+            </w:r>
+            <w:r>
+              <w:rPr>
+                <w:color w:val="6E6E6E"/>
+                <w:sz w:val="15"/>
+              </w:rPr>
+              <w:t>여러 개면 한 줄에 하나씩 · 건강 / 술·담배 / 끼니 / 돈·생활 / 공부·일 / 결혼·연애 / 운전·귀가 / 직접 적기</w:t>
+            </w:r>
+          </w:p>
+        </w:tc>
+      </w:tr>
+      <w:tr>
+        <w:trPr>
+          <w:cantSplit/>
+        </w:trPr>
+        <w:tc>
+          <w:tcPr>
+            <w:tcW w:type="dxa" w:w="4873"/>
+          </w:tcPr>
+          <w:p>
+            <w:pPr>
+              <w:spacing w:after="60"/>
+            </w:pPr>
+          </w:p>
+        </w:tc>
+        <w:tc>
+          <w:tcPr>
+            <w:tcW w:type="dxa" w:w="4873"/>
+          </w:tcPr>
+          <w:p>
+            <w:pPr>
+              <w:spacing w:after="60"/>
+            </w:pPr>
+          </w:p>
+        </w:tc>
+      </w:tr>
+      <w:tr>
+        <w:trPr>
+          <w:cantSplit/>
+        </w:trPr>
+        <w:tc>
+          <w:tcPr>
+            <w:tcW w:type="dxa" w:w="4873"/>
+          </w:tcPr>
+          <w:p>
+            <w:pPr>
+              <w:spacing w:after="60"/>
+            </w:pPr>
+          </w:p>
+        </w:tc>
+        <w:tc>
+          <w:tcPr>
+            <w:tcW w:type="dxa" w:w="4873"/>
+          </w:tcPr>
+          <w:p>
+            <w:pPr>
+              <w:spacing w:after="60"/>
+            </w:pPr>
+          </w:p>
+        </w:tc>
+      </w:tr>
+    </w:tbl>
     <w:p>
       <w:pPr>
         <w:keepNext w:val="0"/>
         <w:keepLines/>
-        <w:spacing w:before="0" w:after="80" w:line="312" w:lineRule="auto"/>
-        <w:ind w:left="227"/>
-      </w:pPr>
-      <w:r>
-        <w:rPr>
-          <w:b w:val="0"/>
-          <w:color w:val="1A1A1A"/>
-          <w:sz w:val="20"/>
-        </w:rPr>
-        <w:t>□ 걱정하지 않음  □ 직접 입력 → ____________________</w:t>
+        <w:spacing w:after="0"/>
+      </w:pPr>
+      <w:r>
+        <w:rPr>
+          <w:sz w:val="2"/>
+        </w:rPr>
       </w:r>
     </w:p>
     <w:p>
@@ -3809,7 +3983,7 @@
           <w:b/>
           <w:sz w:val="21"/>
         </w:rPr>
-        <w:t xml:space="preserve">M2-06  </w:t>
+        <w:t xml:space="preserve">M2-03  </w:t>
       </w:r>
       <w:r>
         <w:rPr>
@@ -3817,414 +3991,150 @@
           <w:color w:val="1A1A1A"/>
           <w:sz w:val="21"/>
         </w:rPr>
-        <w:t>이 사람과의 관계를 가장 잘 보여주는 기억 하나</w:t>
+        <w:t>그 사람과의 관계를 가장 잘 보여주는 기억이 있으면 들려주세요.</w:t>
       </w:r>
       <w:r>
         <w:rPr>
           <w:color w:val="6E6E6E"/>
           <w:sz w:val="17"/>
         </w:rPr>
-        <w:t xml:space="preserve">   서술 2~4문장</w:t>
-      </w:r>
-      <w:r>
-        <w:br/>
-      </w:r>
-      <w:r>
-        <w:rPr>
-          <w:b w:val="0"/>
-          <w:color w:val="6E6E6E"/>
-          <w:sz w:val="17"/>
-        </w:rPr>
-        <w:t>가이드: 언제·어디서·무슨 일·그때 기분</w:t>
-      </w:r>
-    </w:p>
-    <w:p>
-      <w:pPr>
-        <w:spacing w:before="0" w:after="120" w:line="276" w:lineRule="auto"/>
-        <w:ind w:left="227"/>
-        <w:keepNext/>
-        <w:keepLines/>
-        <w:pBdr>
-          <w:bottom w:val="single" w:sz="6" w:space="4" w:color="9A9A9A"/>
-        </w:pBdr>
-      </w:pPr>
-      <w:r>
-        <w:rPr>
-          <w:sz w:val="20"/>
-        </w:rPr>
-        <w:t xml:space="preserve"> </w:t>
-      </w:r>
-    </w:p>
-    <w:p>
-      <w:pPr>
-        <w:spacing w:before="0" w:after="120" w:line="276" w:lineRule="auto"/>
-        <w:ind w:left="227"/>
+        <w:t xml:space="preserve">   표 0~5행</w:t>
+      </w:r>
+    </w:p>
+    <w:tbl>
+      <w:tblPr>
+        <w:tblStyle w:val="TableGrid"/>
+        <w:tblW w:type="auto" w:w="0"/>
+        <w:tblLook w:firstColumn="1" w:firstRow="1" w:lastColumn="0" w:lastRow="0" w:noHBand="0" w:noVBand="1" w:val="04A0"/>
+      </w:tblPr>
+      <w:tblGrid>
+        <w:gridCol w:w="4873"/>
+        <w:gridCol w:w="4873"/>
+      </w:tblGrid>
+      <w:tr>
+        <w:trPr>
+          <w:cantSplit/>
+        </w:trPr>
+        <w:tc>
+          <w:tcPr>
+            <w:tcW w:type="dxa" w:w="4873"/>
+          </w:tcPr>
+          <w:p>
+            <w:pPr>
+              <w:spacing w:after="60"/>
+              <w:shd w:val="clear" w:fill="EFEFEF"/>
+            </w:pPr>
+            <w:r>
+              <w:rPr>
+                <w:b/>
+                <w:color w:val="1A1A1A"/>
+                <w:sz w:val="17"/>
+              </w:rPr>
+              <w:t>누구</w:t>
+            </w:r>
+            <w:r>
+              <w:br/>
+            </w:r>
+            <w:r>
+              <w:rPr>
+                <w:color w:val="6E6E6E"/>
+                <w:sz w:val="15"/>
+              </w:rPr>
+              <w:t>위에 적은 사람 중 한 명</w:t>
+            </w:r>
+          </w:p>
+        </w:tc>
+        <w:tc>
+          <w:tcPr>
+            <w:tcW w:type="dxa" w:w="4873"/>
+          </w:tcPr>
+          <w:p>
+            <w:pPr>
+              <w:spacing w:after="60"/>
+              <w:shd w:val="clear" w:fill="EFEFEF"/>
+            </w:pPr>
+            <w:r>
+              <w:rPr>
+                <w:b/>
+                <w:color w:val="1A1A1A"/>
+                <w:sz w:val="17"/>
+              </w:rPr>
+              <w:t>기억</w:t>
+            </w:r>
+            <w:r>
+              <w:br/>
+            </w:r>
+            <w:r>
+              <w:rPr>
+                <w:color w:val="6E6E6E"/>
+                <w:sz w:val="15"/>
+              </w:rPr>
+              <w:t>언제·어디서·무슨 일·그때 기분</w:t>
+            </w:r>
+          </w:p>
+        </w:tc>
+      </w:tr>
+      <w:tr>
+        <w:trPr>
+          <w:cantSplit/>
+        </w:trPr>
+        <w:tc>
+          <w:tcPr>
+            <w:tcW w:type="dxa" w:w="4873"/>
+          </w:tcPr>
+          <w:p>
+            <w:pPr>
+              <w:spacing w:after="60"/>
+            </w:pPr>
+          </w:p>
+        </w:tc>
+        <w:tc>
+          <w:tcPr>
+            <w:tcW w:type="dxa" w:w="4873"/>
+          </w:tcPr>
+          <w:p>
+            <w:pPr>
+              <w:spacing w:after="60"/>
+            </w:pPr>
+          </w:p>
+        </w:tc>
+      </w:tr>
+      <w:tr>
+        <w:trPr>
+          <w:cantSplit/>
+        </w:trPr>
+        <w:tc>
+          <w:tcPr>
+            <w:tcW w:type="dxa" w:w="4873"/>
+          </w:tcPr>
+          <w:p>
+            <w:pPr>
+              <w:spacing w:after="60"/>
+            </w:pPr>
+          </w:p>
+        </w:tc>
+        <w:tc>
+          <w:tcPr>
+            <w:tcW w:type="dxa" w:w="4873"/>
+          </w:tcPr>
+          <w:p>
+            <w:pPr>
+              <w:spacing w:after="60"/>
+            </w:pPr>
+          </w:p>
+        </w:tc>
+      </w:tr>
+    </w:tbl>
+    <w:p>
+      <w:pPr>
         <w:keepNext w:val="0"/>
         <w:keepLines/>
-        <w:pBdr>
-          <w:bottom w:val="single" w:sz="6" w:space="4" w:color="9A9A9A"/>
-        </w:pBdr>
-      </w:pPr>
-      <w:r>
-        <w:rPr>
-          <w:sz w:val="20"/>
-        </w:rPr>
-        <w:t xml:space="preserve"> </w:t>
-      </w:r>
-    </w:p>
-    <w:p>
-      <w:pPr>
-        <w:spacing w:before="300" w:after="100" w:line="300" w:lineRule="auto"/>
-        <w:ind w:left="113" w:right="113"/>
-        <w:keepNext/>
-        <w:keepLines/>
-        <w:shd w:val="clear" w:fill="F1F5F9"/>
-      </w:pPr>
-      <w:r>
-        <w:rPr>
-          <w:b/>
-          <w:sz w:val="21"/>
-        </w:rPr>
-        <w:t xml:space="preserve">M2-07  </w:t>
-      </w:r>
-      <w:r>
-        <w:rPr>
-          <w:b/>
-          <w:color w:val="1A1A1A"/>
-          <w:sz w:val="21"/>
-        </w:rPr>
-        <w:t>이 사람과 대화할 때 그분은 어떤 톤인가요?</w:t>
-      </w:r>
-      <w:r>
-        <w:rPr>
-          <w:color w:val="6E6E6E"/>
-          <w:sz w:val="17"/>
-        </w:rPr>
-        <w:t xml:space="preserve">   하나 선택</w:t>
-      </w:r>
-    </w:p>
-    <w:p>
-      <w:pPr>
-        <w:keepNext/>
-        <w:keepLines/>
-        <w:spacing w:before="0" w:after="80" w:line="312" w:lineRule="auto"/>
-        <w:ind w:left="283"/>
-      </w:pPr>
-      <w:r>
-        <w:rPr>
-          <w:b w:val="0"/>
-          <w:color w:val="1A1A1A"/>
-          <w:sz w:val="20"/>
-        </w:rPr>
-        <w:t>□ 다른 가족과 같음</w:t>
-      </w:r>
-    </w:p>
-    <w:p>
-      <w:pPr>
-        <w:keepNext/>
-        <w:keepLines/>
-        <w:spacing w:before="0" w:after="80" w:line="312" w:lineRule="auto"/>
-        <w:ind w:left="283"/>
-      </w:pPr>
-      <w:r>
-        <w:rPr>
-          <w:b w:val="0"/>
-          <w:color w:val="1A1A1A"/>
-          <w:sz w:val="20"/>
-        </w:rPr>
-        <w:t>□ 더 다정하고 살가움</w:t>
-      </w:r>
-    </w:p>
-    <w:p>
-      <w:pPr>
-        <w:keepNext/>
-        <w:keepLines/>
-        <w:spacing w:before="0" w:after="80" w:line="312" w:lineRule="auto"/>
-        <w:ind w:left="283"/>
-      </w:pPr>
-      <w:r>
-        <w:rPr>
-          <w:b w:val="0"/>
-          <w:color w:val="1A1A1A"/>
-          <w:sz w:val="20"/>
-        </w:rPr>
-        <w:t>□ 더 걱정하고 잔소리함</w:t>
-      </w:r>
-    </w:p>
-    <w:p>
-      <w:pPr>
-        <w:keepNext/>
-        <w:keepLines/>
-        <w:spacing w:before="0" w:after="80" w:line="312" w:lineRule="auto"/>
-        <w:ind w:left="283"/>
-      </w:pPr>
-      <w:r>
-        <w:rPr>
-          <w:b w:val="0"/>
-          <w:color w:val="1A1A1A"/>
-          <w:sz w:val="20"/>
-        </w:rPr>
-        <w:t>□ 더 존중하고 조심스러움</w:t>
-      </w:r>
-    </w:p>
-    <w:p>
-      <w:pPr>
-        <w:keepNext/>
-        <w:keepLines/>
-        <w:spacing w:before="0" w:after="80" w:line="312" w:lineRule="auto"/>
-        <w:ind w:left="283"/>
-      </w:pPr>
-      <w:r>
-        <w:rPr>
-          <w:b w:val="0"/>
-          <w:color w:val="1A1A1A"/>
-          <w:sz w:val="20"/>
-        </w:rPr>
-        <w:t>□ 더 장난스러움</w:t>
-      </w:r>
-    </w:p>
-    <w:p>
-      <w:pPr>
-        <w:keepNext w:val="0"/>
-        <w:keepLines/>
-        <w:spacing w:before="0" w:after="80" w:line="312" w:lineRule="auto"/>
-        <w:ind w:left="283"/>
-      </w:pPr>
-      <w:r>
-        <w:rPr>
-          <w:b w:val="0"/>
-          <w:color w:val="1A1A1A"/>
-          <w:sz w:val="20"/>
-        </w:rPr>
-        <w:t>□ 직접 입력 → ____________________</w:t>
-      </w:r>
-    </w:p>
-    <w:p>
-      <w:pPr>
-        <w:spacing w:before="300" w:after="100" w:line="300" w:lineRule="auto"/>
-        <w:ind w:left="113" w:right="113"/>
-        <w:keepNext/>
-        <w:keepLines/>
-        <w:shd w:val="clear" w:fill="F1F5F9"/>
-      </w:pPr>
-      <w:r>
-        <w:rPr>
-          <w:b/>
-          <w:sz w:val="21"/>
-        </w:rPr>
-        <w:t xml:space="preserve">M2-08  </w:t>
-      </w:r>
-      <w:r>
-        <w:rPr>
-          <w:b/>
-          <w:color w:val="1A1A1A"/>
-          <w:sz w:val="21"/>
-        </w:rPr>
-        <w:t>이 사람 이야기는 페르소나가 먼저 꺼내지 않게 할까요?</w:t>
-      </w:r>
-      <w:r>
-        <w:rPr>
-          <w:color w:val="6E6E6E"/>
-          <w:sz w:val="17"/>
-        </w:rPr>
-        <w:t xml:space="preserve">   예 / 아니요</w:t>
-      </w:r>
-    </w:p>
-    <w:p>
-      <w:pPr>
-        <w:keepNext w:val="0"/>
-        <w:keepLines/>
-        <w:spacing w:before="0" w:after="80" w:line="312" w:lineRule="auto"/>
-        <w:ind w:left="227"/>
-      </w:pPr>
-      <w:r>
-        <w:rPr>
-          <w:b w:val="0"/>
-          <w:color w:val="1A1A1A"/>
-          <w:sz w:val="20"/>
-        </w:rPr>
-        <w:t>□ 예  □ 아니요</w:t>
-      </w:r>
-    </w:p>
-    <w:p>
-      <w:pPr>
-        <w:spacing w:before="300" w:after="100" w:line="300" w:lineRule="auto"/>
-        <w:ind w:left="113" w:right="113"/>
-        <w:keepNext/>
-        <w:keepLines/>
-        <w:shd w:val="clear" w:fill="F1F5F9"/>
-      </w:pPr>
-      <w:r>
-        <w:rPr>
-          <w:b/>
-          <w:sz w:val="21"/>
-        </w:rPr>
-        <w:t xml:space="preserve">M2-09  </w:t>
-      </w:r>
-      <w:r>
-        <w:rPr>
-          <w:b/>
-          <w:color w:val="1A1A1A"/>
-          <w:sz w:val="21"/>
-        </w:rPr>
-        <w:t>그분과 이 사람은 얼마나 가까운가요?</w:t>
-      </w:r>
-      <w:r>
-        <w:rPr>
-          <w:color w:val="6E6E6E"/>
-          <w:sz w:val="17"/>
-        </w:rPr>
-        <w:t xml:space="preserve">   하나 선택</w:t>
-      </w:r>
-    </w:p>
-    <w:p>
-      <w:pPr>
-        <w:keepNext w:val="0"/>
-        <w:keepLines/>
-        <w:spacing w:before="0" w:after="80" w:line="312" w:lineRule="auto"/>
-        <w:ind w:left="227"/>
-      </w:pPr>
-      <w:r>
-        <w:rPr>
-          <w:b w:val="0"/>
-          <w:color w:val="1A1A1A"/>
-          <w:sz w:val="20"/>
-        </w:rPr>
-        <w:t>□ 아주 가까움  □ 보통  □ 소원함  □ 모름</w:t>
-      </w:r>
-    </w:p>
-    <w:p>
-      <w:pPr>
-        <w:spacing w:before="300" w:after="100" w:line="300" w:lineRule="auto"/>
-        <w:ind w:left="113" w:right="113"/>
-        <w:keepNext/>
-        <w:keepLines/>
-        <w:shd w:val="clear" w:fill="F1F5F9"/>
-      </w:pPr>
-      <w:r>
-        <w:rPr>
-          <w:b/>
-          <w:sz w:val="21"/>
-        </w:rPr>
-        <w:t xml:space="preserve">M2-10  </w:t>
-      </w:r>
-      <w:r>
-        <w:rPr>
-          <w:b/>
-          <w:color w:val="1A1A1A"/>
-          <w:sz w:val="21"/>
-        </w:rPr>
-        <w:t>이 사람도 페르소나와 대화하나요?</w:t>
-      </w:r>
-      <w:r>
-        <w:rPr>
-          <w:color w:val="6E6E6E"/>
-          <w:sz w:val="17"/>
-        </w:rPr>
-        <w:t xml:space="preserve">   예 / 아니요</w:t>
-      </w:r>
-      <w:r>
-        <w:br/>
-      </w:r>
-      <w:r>
-        <w:rPr>
-          <w:b w:val="0"/>
-          <w:color w:val="6E6E6E"/>
-          <w:sz w:val="17"/>
-        </w:rPr>
-        <w:t>가이드: 대화하는 분에게는 페르소나가 호칭과 말투를 맞춰요. 대화하지 않아도 페르소나가 이야기 속에서 언급할 수 있으니 등록해두세요.</w:t>
-      </w:r>
-    </w:p>
-    <w:p>
-      <w:pPr>
-        <w:keepNext w:val="0"/>
-        <w:keepLines/>
-        <w:spacing w:before="0" w:after="80" w:line="312" w:lineRule="auto"/>
-        <w:ind w:left="227"/>
-      </w:pPr>
-      <w:r>
-        <w:rPr>
-          <w:b w:val="0"/>
-          <w:color w:val="1A1A1A"/>
-          <w:sz w:val="20"/>
-        </w:rPr>
-        <w:t>□ 예  □ 아니요</w:t>
-      </w:r>
-    </w:p>
-    <w:p>
-      <w:pPr>
-        <w:spacing w:before="300" w:after="100" w:line="300" w:lineRule="auto"/>
-        <w:ind w:left="113" w:right="113"/>
-        <w:keepNext/>
-        <w:keepLines/>
-        <w:shd w:val="clear" w:fill="F1F5F9"/>
-      </w:pPr>
-      <w:r>
-        <w:rPr>
-          <w:b/>
-          <w:sz w:val="21"/>
-        </w:rPr>
-        <w:t xml:space="preserve">M2-11  </w:t>
-      </w:r>
-      <w:r>
-        <w:rPr>
-          <w:b/>
-          <w:color w:val="1A1A1A"/>
-          <w:sz w:val="21"/>
-        </w:rPr>
-        <w:t>관계 지도에 더 추가하고 싶은 사람이 있나요?</w:t>
-      </w:r>
-      <w:r>
-        <w:rPr>
-          <w:color w:val="6E6E6E"/>
-          <w:sz w:val="17"/>
-        </w:rPr>
-        <w:t xml:space="preserve">   서술</w:t>
-      </w:r>
-      <w:r>
-        <w:br/>
-      </w:r>
-      <w:r>
-        <w:rPr>
-          <w:b w:val="0"/>
-          <w:color w:val="6E6E6E"/>
-          <w:sz w:val="17"/>
-        </w:rPr>
-        <w:t>안내: 이름만 말해도 새 카드가 생겨요.</w:t>
-      </w:r>
-    </w:p>
-    <w:p>
-      <w:pPr>
-        <w:spacing w:before="0" w:after="120" w:line="276" w:lineRule="auto"/>
-        <w:ind w:left="227"/>
-        <w:keepNext/>
-        <w:keepLines/>
-        <w:pBdr>
-          <w:bottom w:val="single" w:sz="6" w:space="4" w:color="9A9A9A"/>
-        </w:pBdr>
-      </w:pPr>
-      <w:r>
-        <w:rPr>
-          <w:sz w:val="20"/>
-        </w:rPr>
-        <w:t xml:space="preserve"> </w:t>
-      </w:r>
-    </w:p>
-    <w:p>
-      <w:pPr>
-        <w:spacing w:before="0" w:after="120" w:line="276" w:lineRule="auto"/>
-        <w:ind w:left="227"/>
-        <w:keepNext w:val="0"/>
-        <w:keepLines/>
-        <w:pBdr>
-          <w:bottom w:val="single" w:sz="6" w:space="4" w:color="9A9A9A"/>
-        </w:pBdr>
-      </w:pPr>
-      <w:r>
-        <w:rPr>
-          <w:sz w:val="20"/>
-        </w:rPr>
-        <w:t xml:space="preserve"> </w:t>
+        <w:spacing w:after="0"/>
+      </w:pPr>
+      <w:r>
+        <w:rPr>
+          <w:sz w:val="2"/>
+        </w:rPr>
       </w:r>
     </w:p>
     <w:p>

--- a/ai/docs/Persona_Intake_시험지.docx
+++ b/ai/docs/Persona_Intake_시험지.docx
@@ -2888,7 +2888,7 @@
                 <w:color w:val="6E6E6E"/>
                 <w:sz w:val="15"/>
               </w:rPr>
-              <w:t>숫자 · 모르면 "모름"</w:t>
+              <w:t>숫자</w:t>
             </w:r>
           </w:p>
         </w:tc>
@@ -2917,7 +2917,7 @@
                 <w:color w:val="6E6E6E"/>
                 <w:sz w:val="15"/>
               </w:rPr>
-              <w:t>숫자 · 모르면 "모름"</w:t>
+              <w:t>숫자</w:t>
             </w:r>
           </w:p>
         </w:tc>
@@ -2973,6 +2973,14 @@
             <w:pPr>
               <w:spacing w:after="60"/>
             </w:pPr>
+            <w:r>
+              <w:rPr>
+                <w:b w:val="0"/>
+                <w:color w:val="1A1A1A"/>
+                <w:sz w:val="18"/>
+              </w:rPr>
+              <w:t>□ 모름</w:t>
+            </w:r>
           </w:p>
         </w:tc>
         <w:tc>
@@ -2983,6 +2991,14 @@
             <w:pPr>
               <w:spacing w:after="60"/>
             </w:pPr>
+            <w:r>
+              <w:rPr>
+                <w:b w:val="0"/>
+                <w:color w:val="1A1A1A"/>
+                <w:sz w:val="18"/>
+              </w:rPr>
+              <w:t>□ 모름</w:t>
+            </w:r>
           </w:p>
         </w:tc>
         <w:tc>
@@ -3493,7 +3509,7 @@
                 <w:color w:val="6E6E6E"/>
                 <w:sz w:val="15"/>
               </w:rPr>
-              <w:t>단답 15자 · 모르면 "모름"</w:t>
+              <w:t>단답 15자</w:t>
             </w:r>
           </w:p>
         </w:tc>
@@ -3522,7 +3538,7 @@
                 <w:color w:val="6E6E6E"/>
                 <w:sz w:val="15"/>
               </w:rPr>
-              <w:t>단답 15자 · 모르면 "모름"</w:t>
+              <w:t>단답 15자</w:t>
             </w:r>
           </w:p>
         </w:tc>
@@ -3627,6 +3643,14 @@
             <w:pPr>
               <w:spacing w:after="60"/>
             </w:pPr>
+            <w:r>
+              <w:rPr>
+                <w:b w:val="0"/>
+                <w:color w:val="1A1A1A"/>
+                <w:sz w:val="18"/>
+              </w:rPr>
+              <w:t>□ 모름</w:t>
+            </w:r>
           </w:p>
         </w:tc>
         <w:tc>
@@ -3637,6 +3661,14 @@
             <w:pPr>
               <w:spacing w:after="60"/>
             </w:pPr>
+            <w:r>
+              <w:rPr>
+                <w:b w:val="0"/>
+                <w:color w:val="1A1A1A"/>
+                <w:sz w:val="18"/>
+              </w:rPr>
+              <w:t>□ 모름</w:t>
+            </w:r>
           </w:p>
         </w:tc>
         <w:tc>
@@ -3692,6 +3724,14 @@
             <w:pPr>
               <w:spacing w:after="60"/>
             </w:pPr>
+            <w:r>
+              <w:rPr>
+                <w:b w:val="0"/>
+                <w:color w:val="1A1A1A"/>
+                <w:sz w:val="18"/>
+              </w:rPr>
+              <w:t>□ 모름</w:t>
+            </w:r>
           </w:p>
         </w:tc>
         <w:tc>
@@ -3702,6 +3742,14 @@
             <w:pPr>
               <w:spacing w:after="60"/>
             </w:pPr>
+            <w:r>
+              <w:rPr>
+                <w:b w:val="0"/>
+                <w:color w:val="1A1A1A"/>
+                <w:sz w:val="18"/>
+              </w:rPr>
+              <w:t>□ 모름</w:t>
+            </w:r>
           </w:p>
         </w:tc>
         <w:tc>
@@ -3757,6 +3805,14 @@
             <w:pPr>
               <w:spacing w:after="60"/>
             </w:pPr>
+            <w:r>
+              <w:rPr>
+                <w:b w:val="0"/>
+                <w:color w:val="1A1A1A"/>
+                <w:sz w:val="18"/>
+              </w:rPr>
+              <w:t>□ 모름</w:t>
+            </w:r>
           </w:p>
         </w:tc>
         <w:tc>
@@ -3767,6 +3823,14 @@
             <w:pPr>
               <w:spacing w:after="60"/>
             </w:pPr>
+            <w:r>
+              <w:rPr>
+                <w:b w:val="0"/>
+                <w:color w:val="1A1A1A"/>
+                <w:sz w:val="18"/>
+              </w:rPr>
+              <w:t>□ 모름</w:t>
+            </w:r>
           </w:p>
         </w:tc>
         <w:tc>
